--- a/ВКРМ.docx
+++ b/ВКРМ.docx
@@ -4351,7 +4351,7 @@
                 <w:sz w:val="28"/>
                 <w:szCs w:val="28"/>
               </w:rPr>
-              <w:t>36</w:t>
+              <w:t>37</w:t>
             </w:r>
             <w:r>
               <w:rPr>
@@ -4428,7 +4428,7 @@
                 <w:noProof/>
                 <w:webHidden/>
               </w:rPr>
-              <w:t>37</w:t>
+              <w:t>38</w:t>
             </w:r>
             <w:r>
               <w:rPr>
@@ -4511,7 +4511,7 @@
                 <w:sz w:val="28"/>
                 <w:szCs w:val="28"/>
               </w:rPr>
-              <w:t>37</w:t>
+              <w:t>38</w:t>
             </w:r>
             <w:r>
               <w:rPr>
@@ -4604,7 +4604,7 @@
                 <w:sz w:val="28"/>
                 <w:szCs w:val="28"/>
               </w:rPr>
-              <w:t>37</w:t>
+              <w:t>46</w:t>
             </w:r>
             <w:r>
               <w:rPr>
@@ -4688,7 +4688,7 @@
                 <w:sz w:val="28"/>
                 <w:szCs w:val="28"/>
               </w:rPr>
-              <w:t>37</w:t>
+              <w:t>48</w:t>
             </w:r>
             <w:r>
               <w:rPr>
@@ -4765,7 +4765,7 @@
                 <w:noProof/>
                 <w:webHidden/>
               </w:rPr>
-              <w:t>38</w:t>
+              <w:t>49</w:t>
             </w:r>
             <w:r>
               <w:rPr>
@@ -4848,7 +4848,7 @@
                 <w:sz w:val="28"/>
                 <w:szCs w:val="28"/>
               </w:rPr>
-              <w:t>38</w:t>
+              <w:t>49</w:t>
             </w:r>
             <w:r>
               <w:rPr>
@@ -4879,7 +4879,34 @@
                 <w:sz w:val="28"/>
                 <w:szCs w:val="28"/>
               </w:rPr>
-              <w:t>4.2 Целевые потребители</w:t>
+              <w:t>4.2 Целевые по</w:t>
+            </w:r>
+            <w:r>
+              <w:rPr>
+                <w:rStyle w:val="aa"/>
+                <w:noProof/>
+                <w:sz w:val="28"/>
+                <w:szCs w:val="28"/>
+              </w:rPr>
+              <w:t>льз</w:t>
+            </w:r>
+            <w:r>
+              <w:rPr>
+                <w:rStyle w:val="aa"/>
+                <w:noProof/>
+                <w:sz w:val="28"/>
+                <w:szCs w:val="28"/>
+              </w:rPr>
+              <w:t>о</w:t>
+            </w:r>
+            <w:r>
+              <w:rPr>
+                <w:rStyle w:val="aa"/>
+                <w:noProof/>
+                <w:sz w:val="28"/>
+                <w:szCs w:val="28"/>
+              </w:rPr>
+              <w:t>ватели</w:t>
             </w:r>
             <w:r>
               <w:rPr>
@@ -4932,7 +4959,7 @@
                 <w:sz w:val="28"/>
                 <w:szCs w:val="28"/>
               </w:rPr>
-              <w:t>38</w:t>
+              <w:t>49</w:t>
             </w:r>
             <w:r>
               <w:rPr>
@@ -4963,7 +4990,16 @@
                 <w:sz w:val="28"/>
                 <w:szCs w:val="28"/>
               </w:rPr>
-              <w:t>4.3 Цели применения разработки</w:t>
+              <w:t xml:space="preserve">4.3 </w:t>
+            </w:r>
+            <w:r>
+              <w:rPr>
+                <w:rStyle w:val="aa"/>
+                <w:noProof/>
+                <w:sz w:val="28"/>
+                <w:szCs w:val="28"/>
+              </w:rPr>
+              <w:t>Практические сценарии использования</w:t>
             </w:r>
             <w:r>
               <w:rPr>
@@ -5016,7 +5052,7 @@
                 <w:sz w:val="28"/>
                 <w:szCs w:val="28"/>
               </w:rPr>
-              <w:t>38</w:t>
+              <w:t>54</w:t>
             </w:r>
             <w:r>
               <w:rPr>
@@ -5095,7 +5131,7 @@
                 <w:noProof/>
                 <w:webHidden/>
               </w:rPr>
-              <w:t>39</w:t>
+              <w:t>57</w:t>
             </w:r>
             <w:r>
               <w:rPr>
@@ -27238,256 +27274,822 @@
     </w:p>
     <w:p>
       <w:pPr>
-        <w:rPr>
-          <w:rFonts w:ascii="Times New Roman" w:eastAsia="Times New Roman" w:hAnsi="Times New Roman" w:cs="Times New Roman"/>
-          <w:sz w:val="28"/>
-          <w:szCs w:val="28"/>
-        </w:rPr>
-      </w:pPr>
-      <w:r>
-        <w:rPr>
-          <w:rFonts w:ascii="Times New Roman" w:eastAsia="Times New Roman" w:hAnsi="Times New Roman" w:cs="Times New Roman"/>
-          <w:sz w:val="28"/>
-          <w:szCs w:val="28"/>
-        </w:rPr>
-        <w:br w:type="page"/>
+        <w:spacing w:after="0" w:line="360" w:lineRule="auto"/>
+        <w:ind w:firstLine="709"/>
+        <w:jc w:val="both"/>
+        <w:rPr>
+          <w:rFonts w:ascii="Times New Roman" w:eastAsia="Times New Roman" w:hAnsi="Times New Roman" w:cs="Times New Roman"/>
+          <w:sz w:val="28"/>
+          <w:szCs w:val="28"/>
+        </w:rPr>
+      </w:pPr>
+      <w:r>
+        <w:rPr>
+          <w:rFonts w:ascii="Times New Roman" w:eastAsia="Times New Roman" w:hAnsi="Times New Roman" w:cs="Times New Roman"/>
+          <w:sz w:val="28"/>
+          <w:szCs w:val="28"/>
+        </w:rPr>
+        <w:t xml:space="preserve">Тестирование производительности разработанного программного обеспечения проводилось на персональной ЭВМ под управлением </w:t>
+      </w:r>
+      <w:proofErr w:type="spellStart"/>
+      <w:r>
+        <w:rPr>
+          <w:rFonts w:ascii="Times New Roman" w:eastAsia="Times New Roman" w:hAnsi="Times New Roman" w:cs="Times New Roman"/>
+          <w:sz w:val="28"/>
+          <w:szCs w:val="28"/>
+        </w:rPr>
+        <w:t>macOS</w:t>
+      </w:r>
+      <w:proofErr w:type="spellEnd"/>
+      <w:r>
+        <w:rPr>
+          <w:rFonts w:ascii="Times New Roman" w:eastAsia="Times New Roman" w:hAnsi="Times New Roman" w:cs="Times New Roman"/>
+          <w:sz w:val="28"/>
+          <w:szCs w:val="28"/>
+        </w:rPr>
+        <w:t xml:space="preserve"> </w:t>
+      </w:r>
+      <w:proofErr w:type="spellStart"/>
+      <w:r>
+        <w:rPr>
+          <w:rFonts w:ascii="Times New Roman" w:eastAsia="Times New Roman" w:hAnsi="Times New Roman" w:cs="Times New Roman"/>
+          <w:sz w:val="28"/>
+          <w:szCs w:val="28"/>
+        </w:rPr>
+        <w:t>Tahoe</w:t>
+      </w:r>
+      <w:proofErr w:type="spellEnd"/>
+      <w:r>
+        <w:rPr>
+          <w:rFonts w:ascii="Times New Roman" w:eastAsia="Times New Roman" w:hAnsi="Times New Roman" w:cs="Times New Roman"/>
+          <w:sz w:val="28"/>
+          <w:szCs w:val="28"/>
+        </w:rPr>
+        <w:t xml:space="preserve"> 26.2 с процессором </w:t>
+      </w:r>
+      <w:proofErr w:type="spellStart"/>
+      <w:r>
+        <w:rPr>
+          <w:rFonts w:ascii="Times New Roman" w:eastAsia="Times New Roman" w:hAnsi="Times New Roman" w:cs="Times New Roman"/>
+          <w:sz w:val="28"/>
+          <w:szCs w:val="28"/>
+        </w:rPr>
+        <w:t>Apple</w:t>
+      </w:r>
+      <w:proofErr w:type="spellEnd"/>
+      <w:r>
+        <w:rPr>
+          <w:rFonts w:ascii="Times New Roman" w:eastAsia="Times New Roman" w:hAnsi="Times New Roman" w:cs="Times New Roman"/>
+          <w:sz w:val="28"/>
+          <w:szCs w:val="28"/>
+        </w:rPr>
+        <w:t xml:space="preserve"> M2 </w:t>
+      </w:r>
+      <w:proofErr w:type="spellStart"/>
+      <w:r>
+        <w:rPr>
+          <w:rFonts w:ascii="Times New Roman" w:eastAsia="Times New Roman" w:hAnsi="Times New Roman" w:cs="Times New Roman"/>
+          <w:sz w:val="28"/>
+          <w:szCs w:val="28"/>
+        </w:rPr>
+        <w:t>Pro</w:t>
+      </w:r>
+      <w:proofErr w:type="spellEnd"/>
+      <w:r>
+        <w:rPr>
+          <w:rFonts w:ascii="Times New Roman" w:eastAsia="Times New Roman" w:hAnsi="Times New Roman" w:cs="Times New Roman"/>
+          <w:sz w:val="28"/>
+          <w:szCs w:val="28"/>
+        </w:rPr>
+        <w:t xml:space="preserve"> и 32 ГБ оперативной памяти. Все компоненты системы запускались в контейнерах под управлением </w:t>
+      </w:r>
+      <w:proofErr w:type="spellStart"/>
+      <w:r>
+        <w:rPr>
+          <w:rFonts w:ascii="Times New Roman" w:eastAsia="Times New Roman" w:hAnsi="Times New Roman" w:cs="Times New Roman"/>
+          <w:sz w:val="28"/>
+          <w:szCs w:val="28"/>
+        </w:rPr>
+        <w:t>Colima</w:t>
+      </w:r>
+      <w:proofErr w:type="spellEnd"/>
+      <w:r>
+        <w:rPr>
+          <w:rFonts w:ascii="Times New Roman" w:eastAsia="Times New Roman" w:hAnsi="Times New Roman" w:cs="Times New Roman"/>
+          <w:sz w:val="28"/>
+          <w:szCs w:val="28"/>
+        </w:rPr>
+        <w:t xml:space="preserve"> с ограничением в 4 виртуальных процессора, 16 ГБ выделенной памяти и 30 ГБ дискового пространства, что приближает условия тестирования к типичному серверному окружению с у</w:t>
+      </w:r>
+      <w:r>
+        <w:rPr>
+          <w:rFonts w:ascii="Times New Roman" w:eastAsia="Times New Roman" w:hAnsi="Times New Roman" w:cs="Times New Roman"/>
+          <w:sz w:val="28"/>
+          <w:szCs w:val="28"/>
+        </w:rPr>
+        <w:t>меренными ресурсами.</w:t>
       </w:r>
     </w:p>
     <w:p>
       <w:pPr>
-        <w:pStyle w:val="1"/>
-        <w:pageBreakBefore/>
-        <w:spacing w:before="360" w:after="240" w:line="240" w:lineRule="auto"/>
-        <w:jc w:val="center"/>
-        <w:rPr>
-          <w:rFonts w:ascii="Times New Roman" w:eastAsia="Times New Roman" w:hAnsi="Times New Roman" w:cs="Times New Roman"/>
-          <w:b/>
-          <w:color w:val="auto"/>
-          <w:sz w:val="28"/>
-          <w:szCs w:val="28"/>
-        </w:rPr>
-      </w:pPr>
-      <w:bookmarkStart w:id="63" w:name="_Toc230438238"/>
-      <w:r>
-        <w:rPr>
-          <w:rFonts w:ascii="Times New Roman" w:eastAsia="Times New Roman" w:hAnsi="Times New Roman" w:cs="Times New Roman"/>
-          <w:b/>
-          <w:color w:val="auto"/>
-          <w:sz w:val="28"/>
-          <w:szCs w:val="28"/>
-        </w:rPr>
-        <w:lastRenderedPageBreak/>
-        <w:t xml:space="preserve">4 </w:t>
-      </w:r>
-      <w:r>
-        <w:rPr>
-          <w:rFonts w:ascii="Times New Roman" w:eastAsia="Times New Roman" w:hAnsi="Times New Roman" w:cs="Times New Roman"/>
-          <w:b/>
-          <w:color w:val="auto"/>
-          <w:sz w:val="28"/>
-          <w:szCs w:val="28"/>
-        </w:rPr>
-        <w:t>ИСПОЛЬЗОВАНИЕ РАЗРАБОТКИ</w:t>
-      </w:r>
-      <w:bookmarkEnd w:id="63"/>
+        <w:spacing w:after="0" w:line="360" w:lineRule="auto"/>
+        <w:ind w:firstLine="709"/>
+        <w:jc w:val="both"/>
+        <w:rPr>
+          <w:rFonts w:ascii="Times New Roman" w:eastAsia="Times New Roman" w:hAnsi="Times New Roman" w:cs="Times New Roman"/>
+          <w:sz w:val="28"/>
+          <w:szCs w:val="28"/>
+        </w:rPr>
+      </w:pPr>
+      <w:r>
+        <w:rPr>
+          <w:rFonts w:ascii="Times New Roman" w:eastAsia="Times New Roman" w:hAnsi="Times New Roman" w:cs="Times New Roman"/>
+          <w:sz w:val="28"/>
+          <w:szCs w:val="28"/>
+        </w:rPr>
+        <w:t>В процессе тестирования изучалось</w:t>
+      </w:r>
+      <w:r>
+        <w:rPr>
+          <w:rFonts w:ascii="Times New Roman" w:eastAsia="Times New Roman" w:hAnsi="Times New Roman" w:cs="Times New Roman"/>
+          <w:sz w:val="28"/>
+          <w:szCs w:val="28"/>
+        </w:rPr>
+        <w:t xml:space="preserve"> время полной загрузки архитектурной системы в граф Neo4j — от момента получения JSON-документа </w:t>
+      </w:r>
+      <w:proofErr w:type="spellStart"/>
+      <w:r>
+        <w:rPr>
+          <w:rFonts w:ascii="Times New Roman" w:eastAsia="Times New Roman" w:hAnsi="Times New Roman" w:cs="Times New Roman"/>
+          <w:sz w:val="28"/>
+          <w:szCs w:val="28"/>
+        </w:rPr>
+        <w:t>бэкендом</w:t>
+      </w:r>
+      <w:proofErr w:type="spellEnd"/>
+      <w:r>
+        <w:rPr>
+          <w:rFonts w:ascii="Times New Roman" w:eastAsia="Times New Roman" w:hAnsi="Times New Roman" w:cs="Times New Roman"/>
+          <w:sz w:val="28"/>
+          <w:szCs w:val="28"/>
+        </w:rPr>
+        <w:t xml:space="preserve"> до завершения создания всех узлов, связей и их свойств в базе данных. Для оценки масштабируемости были подготовлены четыре тестовых набора данных различного размера, характеристики которых приведены в таблице 1.</w:t>
+      </w:r>
     </w:p>
     <w:p>
       <w:pPr>
-        <w:pStyle w:val="2"/>
-        <w:keepNext/>
-        <w:keepLines/>
-        <w:spacing w:before="240" w:line="240" w:lineRule="auto"/>
+        <w:spacing w:after="0" w:line="360" w:lineRule="auto"/>
+        <w:ind w:firstLine="709"/>
         <w:jc w:val="both"/>
         <w:rPr>
-          <w:b/>
-          <w:szCs w:val="28"/>
-        </w:rPr>
-      </w:pPr>
-      <w:bookmarkStart w:id="64" w:name="_Toc230438239"/>
-      <w:r>
-        <w:rPr>
-          <w:b/>
-          <w:szCs w:val="28"/>
-        </w:rPr>
-        <w:t>4</w:t>
-      </w:r>
-      <w:r>
-        <w:rPr>
-          <w:b/>
-          <w:szCs w:val="28"/>
-        </w:rPr>
-        <w:t xml:space="preserve">.1 </w:t>
-      </w:r>
-      <w:r>
-        <w:rPr>
-          <w:b/>
-          <w:szCs w:val="28"/>
-        </w:rPr>
-        <w:t>Демонстрация и запуск</w:t>
-      </w:r>
-      <w:bookmarkEnd w:id="64"/>
-      <w:r>
-        <w:rPr>
-          <w:b/>
-          <w:szCs w:val="28"/>
-        </w:rPr>
-        <w:t xml:space="preserve"> </w:t>
-      </w:r>
+          <w:rFonts w:ascii="Times New Roman" w:eastAsia="Times New Roman" w:hAnsi="Times New Roman" w:cs="Times New Roman"/>
+          <w:sz w:val="28"/>
+          <w:szCs w:val="28"/>
+        </w:rPr>
+      </w:pPr>
     </w:p>
     <w:p>
       <w:pPr>
-        <w:spacing w:line="360" w:lineRule="auto"/>
+        <w:spacing w:after="0" w:line="360" w:lineRule="auto"/>
+        <w:rPr>
+          <w:rFonts w:ascii="Times New Roman" w:eastAsia="Times New Roman" w:hAnsi="Times New Roman" w:cs="Times New Roman"/>
+          <w:sz w:val="28"/>
+          <w:szCs w:val="28"/>
+        </w:rPr>
+      </w:pPr>
+      <w:r>
+        <w:rPr>
+          <w:rFonts w:ascii="Times New Roman" w:eastAsia="Times New Roman" w:hAnsi="Times New Roman" w:cs="Times New Roman"/>
+          <w:sz w:val="28"/>
+          <w:szCs w:val="28"/>
+        </w:rPr>
+        <w:t xml:space="preserve">Таблица 1 – </w:t>
+      </w:r>
+      <w:r>
+        <w:rPr>
+          <w:rFonts w:ascii="Times New Roman" w:eastAsia="Times New Roman" w:hAnsi="Times New Roman" w:cs="Times New Roman"/>
+          <w:sz w:val="28"/>
+          <w:szCs w:val="28"/>
+        </w:rPr>
+        <w:t>Характеристики тестовых наборов данных</w:t>
+      </w:r>
+    </w:p>
+    <w:tbl>
+      <w:tblPr>
+        <w:tblStyle w:val="a5"/>
+        <w:tblW w:w="0" w:type="auto"/>
+        <w:tblLook w:val="04A0" w:firstRow="1" w:lastRow="0" w:firstColumn="1" w:lastColumn="0" w:noHBand="0" w:noVBand="1"/>
+      </w:tblPr>
+      <w:tblGrid>
+        <w:gridCol w:w="3116"/>
+        <w:gridCol w:w="3116"/>
+        <w:gridCol w:w="3116"/>
+      </w:tblGrid>
+      <w:tr>
+        <w:tc>
+          <w:tcPr>
+            <w:tcW w:w="3116" w:type="dxa"/>
+          </w:tcPr>
+          <w:p>
+            <w:pPr>
+              <w:spacing w:line="360" w:lineRule="auto"/>
+              <w:jc w:val="center"/>
+              <w:rPr>
+                <w:rFonts w:ascii="Times New Roman" w:eastAsia="Times New Roman" w:hAnsi="Times New Roman" w:cs="Times New Roman"/>
+                <w:b/>
+                <w:sz w:val="24"/>
+                <w:szCs w:val="24"/>
+              </w:rPr>
+            </w:pPr>
+            <w:r>
+              <w:rPr>
+                <w:rFonts w:ascii="Times New Roman" w:eastAsia="Times New Roman" w:hAnsi="Times New Roman" w:cs="Times New Roman"/>
+                <w:b/>
+                <w:sz w:val="24"/>
+                <w:szCs w:val="24"/>
+              </w:rPr>
+              <w:t>№</w:t>
+            </w:r>
+          </w:p>
+        </w:tc>
+        <w:tc>
+          <w:tcPr>
+            <w:tcW w:w="3116" w:type="dxa"/>
+          </w:tcPr>
+          <w:p>
+            <w:pPr>
+              <w:spacing w:line="360" w:lineRule="auto"/>
+              <w:jc w:val="center"/>
+              <w:rPr>
+                <w:rFonts w:ascii="Times New Roman" w:eastAsia="Times New Roman" w:hAnsi="Times New Roman" w:cs="Times New Roman"/>
+                <w:b/>
+                <w:sz w:val="24"/>
+                <w:szCs w:val="24"/>
+              </w:rPr>
+            </w:pPr>
+            <w:r>
+              <w:rPr>
+                <w:rFonts w:ascii="Times New Roman" w:eastAsia="Times New Roman" w:hAnsi="Times New Roman" w:cs="Times New Roman"/>
+                <w:b/>
+                <w:sz w:val="24"/>
+                <w:szCs w:val="24"/>
+              </w:rPr>
+              <w:t>Количество узлов</w:t>
+            </w:r>
+          </w:p>
+        </w:tc>
+        <w:tc>
+          <w:tcPr>
+            <w:tcW w:w="3116" w:type="dxa"/>
+          </w:tcPr>
+          <w:p>
+            <w:pPr>
+              <w:spacing w:line="360" w:lineRule="auto"/>
+              <w:jc w:val="center"/>
+              <w:rPr>
+                <w:rFonts w:ascii="Times New Roman" w:eastAsia="Times New Roman" w:hAnsi="Times New Roman" w:cs="Times New Roman"/>
+                <w:b/>
+                <w:sz w:val="24"/>
+                <w:szCs w:val="24"/>
+              </w:rPr>
+            </w:pPr>
+            <w:r>
+              <w:rPr>
+                <w:rFonts w:ascii="Times New Roman" w:eastAsia="Times New Roman" w:hAnsi="Times New Roman" w:cs="Times New Roman"/>
+                <w:b/>
+                <w:sz w:val="24"/>
+                <w:szCs w:val="24"/>
+              </w:rPr>
+              <w:t>Количество связей</w:t>
+            </w:r>
+          </w:p>
+        </w:tc>
+      </w:tr>
+      <w:tr>
+        <w:tc>
+          <w:tcPr>
+            <w:tcW w:w="3116" w:type="dxa"/>
+          </w:tcPr>
+          <w:p>
+            <w:pPr>
+              <w:spacing w:line="360" w:lineRule="auto"/>
+              <w:jc w:val="center"/>
+              <w:rPr>
+                <w:rFonts w:ascii="Times New Roman" w:eastAsia="Times New Roman" w:hAnsi="Times New Roman" w:cs="Times New Roman"/>
+                <w:sz w:val="24"/>
+                <w:szCs w:val="24"/>
+              </w:rPr>
+            </w:pPr>
+            <w:r>
+              <w:rPr>
+                <w:rFonts w:ascii="Times New Roman" w:eastAsia="Times New Roman" w:hAnsi="Times New Roman" w:cs="Times New Roman"/>
+                <w:sz w:val="24"/>
+                <w:szCs w:val="24"/>
+              </w:rPr>
+              <w:t>1</w:t>
+            </w:r>
+          </w:p>
+        </w:tc>
+        <w:tc>
+          <w:tcPr>
+            <w:tcW w:w="3116" w:type="dxa"/>
+          </w:tcPr>
+          <w:p>
+            <w:pPr>
+              <w:spacing w:line="360" w:lineRule="auto"/>
+              <w:jc w:val="center"/>
+              <w:rPr>
+                <w:rFonts w:ascii="Times New Roman" w:eastAsia="Times New Roman" w:hAnsi="Times New Roman" w:cs="Times New Roman"/>
+                <w:sz w:val="24"/>
+                <w:szCs w:val="24"/>
+              </w:rPr>
+            </w:pPr>
+            <w:r>
+              <w:rPr>
+                <w:rFonts w:ascii="Times New Roman" w:eastAsia="Times New Roman" w:hAnsi="Times New Roman" w:cs="Times New Roman"/>
+                <w:sz w:val="24"/>
+                <w:szCs w:val="24"/>
+              </w:rPr>
+              <w:t>119</w:t>
+            </w:r>
+          </w:p>
+        </w:tc>
+        <w:tc>
+          <w:tcPr>
+            <w:tcW w:w="3116" w:type="dxa"/>
+          </w:tcPr>
+          <w:p>
+            <w:pPr>
+              <w:spacing w:line="360" w:lineRule="auto"/>
+              <w:jc w:val="center"/>
+              <w:rPr>
+                <w:rFonts w:ascii="Times New Roman" w:eastAsia="Times New Roman" w:hAnsi="Times New Roman" w:cs="Times New Roman"/>
+                <w:sz w:val="24"/>
+                <w:szCs w:val="24"/>
+              </w:rPr>
+            </w:pPr>
+            <w:r>
+              <w:rPr>
+                <w:rFonts w:ascii="Times New Roman" w:eastAsia="Times New Roman" w:hAnsi="Times New Roman" w:cs="Times New Roman"/>
+                <w:sz w:val="24"/>
+                <w:szCs w:val="24"/>
+              </w:rPr>
+              <w:t>363</w:t>
+            </w:r>
+          </w:p>
+        </w:tc>
+      </w:tr>
+      <w:tr>
+        <w:tc>
+          <w:tcPr>
+            <w:tcW w:w="3116" w:type="dxa"/>
+          </w:tcPr>
+          <w:p>
+            <w:pPr>
+              <w:spacing w:line="360" w:lineRule="auto"/>
+              <w:jc w:val="center"/>
+              <w:rPr>
+                <w:rFonts w:ascii="Times New Roman" w:eastAsia="Times New Roman" w:hAnsi="Times New Roman" w:cs="Times New Roman"/>
+                <w:sz w:val="24"/>
+                <w:szCs w:val="24"/>
+              </w:rPr>
+            </w:pPr>
+            <w:r>
+              <w:rPr>
+                <w:rFonts w:ascii="Times New Roman" w:eastAsia="Times New Roman" w:hAnsi="Times New Roman" w:cs="Times New Roman"/>
+                <w:sz w:val="24"/>
+                <w:szCs w:val="24"/>
+              </w:rPr>
+              <w:t>2</w:t>
+            </w:r>
+          </w:p>
+        </w:tc>
+        <w:tc>
+          <w:tcPr>
+            <w:tcW w:w="3116" w:type="dxa"/>
+          </w:tcPr>
+          <w:p>
+            <w:pPr>
+              <w:spacing w:line="360" w:lineRule="auto"/>
+              <w:jc w:val="center"/>
+              <w:rPr>
+                <w:rFonts w:ascii="Times New Roman" w:eastAsia="Times New Roman" w:hAnsi="Times New Roman" w:cs="Times New Roman"/>
+                <w:sz w:val="24"/>
+                <w:szCs w:val="24"/>
+              </w:rPr>
+            </w:pPr>
+            <w:r>
+              <w:rPr>
+                <w:rFonts w:ascii="Times New Roman" w:eastAsia="Times New Roman" w:hAnsi="Times New Roman" w:cs="Times New Roman"/>
+                <w:sz w:val="24"/>
+                <w:szCs w:val="24"/>
+              </w:rPr>
+              <w:t>416</w:t>
+            </w:r>
+          </w:p>
+        </w:tc>
+        <w:tc>
+          <w:tcPr>
+            <w:tcW w:w="3116" w:type="dxa"/>
+          </w:tcPr>
+          <w:p>
+            <w:pPr>
+              <w:spacing w:line="360" w:lineRule="auto"/>
+              <w:jc w:val="center"/>
+              <w:rPr>
+                <w:rFonts w:ascii="Times New Roman" w:eastAsia="Times New Roman" w:hAnsi="Times New Roman" w:cs="Times New Roman"/>
+                <w:sz w:val="24"/>
+                <w:szCs w:val="24"/>
+              </w:rPr>
+            </w:pPr>
+            <w:r>
+              <w:rPr>
+                <w:rFonts w:ascii="Times New Roman" w:eastAsia="Times New Roman" w:hAnsi="Times New Roman" w:cs="Times New Roman"/>
+                <w:sz w:val="24"/>
+                <w:szCs w:val="24"/>
+              </w:rPr>
+              <w:t>1</w:t>
+            </w:r>
+            <w:r>
+              <w:rPr>
+                <w:rFonts w:ascii="Times New Roman" w:eastAsia="Times New Roman" w:hAnsi="Times New Roman" w:cs="Times New Roman"/>
+                <w:sz w:val="24"/>
+                <w:szCs w:val="24"/>
+                <w:lang w:val="en-US"/>
+              </w:rPr>
+              <w:t>,</w:t>
+            </w:r>
+            <w:r>
+              <w:rPr>
+                <w:rFonts w:ascii="Times New Roman" w:eastAsia="Times New Roman" w:hAnsi="Times New Roman" w:cs="Times New Roman"/>
+                <w:sz w:val="24"/>
+                <w:szCs w:val="24"/>
+              </w:rPr>
+              <w:t>348</w:t>
+            </w:r>
+          </w:p>
+        </w:tc>
+      </w:tr>
+      <w:tr>
+        <w:tc>
+          <w:tcPr>
+            <w:tcW w:w="3116" w:type="dxa"/>
+          </w:tcPr>
+          <w:p>
+            <w:pPr>
+              <w:spacing w:line="360" w:lineRule="auto"/>
+              <w:jc w:val="center"/>
+              <w:rPr>
+                <w:rFonts w:ascii="Times New Roman" w:eastAsia="Times New Roman" w:hAnsi="Times New Roman" w:cs="Times New Roman"/>
+                <w:sz w:val="24"/>
+                <w:szCs w:val="24"/>
+              </w:rPr>
+            </w:pPr>
+            <w:r>
+              <w:rPr>
+                <w:rFonts w:ascii="Times New Roman" w:eastAsia="Times New Roman" w:hAnsi="Times New Roman" w:cs="Times New Roman"/>
+                <w:sz w:val="24"/>
+                <w:szCs w:val="24"/>
+              </w:rPr>
+              <w:t>3</w:t>
+            </w:r>
+          </w:p>
+        </w:tc>
+        <w:tc>
+          <w:tcPr>
+            <w:tcW w:w="3116" w:type="dxa"/>
+          </w:tcPr>
+          <w:p>
+            <w:pPr>
+              <w:spacing w:line="360" w:lineRule="auto"/>
+              <w:jc w:val="center"/>
+              <w:rPr>
+                <w:rFonts w:ascii="Times New Roman" w:eastAsia="Times New Roman" w:hAnsi="Times New Roman" w:cs="Times New Roman"/>
+                <w:sz w:val="24"/>
+                <w:szCs w:val="24"/>
+              </w:rPr>
+            </w:pPr>
+            <w:r>
+              <w:rPr>
+                <w:rFonts w:ascii="Times New Roman" w:eastAsia="Times New Roman" w:hAnsi="Times New Roman" w:cs="Times New Roman"/>
+                <w:sz w:val="24"/>
+                <w:szCs w:val="24"/>
+              </w:rPr>
+              <w:t>2</w:t>
+            </w:r>
+            <w:r>
+              <w:rPr>
+                <w:rFonts w:ascii="Times New Roman" w:eastAsia="Times New Roman" w:hAnsi="Times New Roman" w:cs="Times New Roman"/>
+                <w:sz w:val="24"/>
+                <w:szCs w:val="24"/>
+                <w:lang w:val="en-US"/>
+              </w:rPr>
+              <w:t>,</w:t>
+            </w:r>
+            <w:r>
+              <w:rPr>
+                <w:rFonts w:ascii="Times New Roman" w:eastAsia="Times New Roman" w:hAnsi="Times New Roman" w:cs="Times New Roman"/>
+                <w:sz w:val="24"/>
+                <w:szCs w:val="24"/>
+              </w:rPr>
+              <w:t>397</w:t>
+            </w:r>
+          </w:p>
+        </w:tc>
+        <w:tc>
+          <w:tcPr>
+            <w:tcW w:w="3116" w:type="dxa"/>
+          </w:tcPr>
+          <w:p>
+            <w:pPr>
+              <w:spacing w:line="360" w:lineRule="auto"/>
+              <w:jc w:val="center"/>
+              <w:rPr>
+                <w:rFonts w:ascii="Times New Roman" w:eastAsia="Times New Roman" w:hAnsi="Times New Roman" w:cs="Times New Roman"/>
+                <w:sz w:val="24"/>
+                <w:szCs w:val="24"/>
+              </w:rPr>
+            </w:pPr>
+            <w:r>
+              <w:rPr>
+                <w:rFonts w:ascii="Times New Roman" w:eastAsia="Times New Roman" w:hAnsi="Times New Roman" w:cs="Times New Roman"/>
+                <w:sz w:val="24"/>
+                <w:szCs w:val="24"/>
+              </w:rPr>
+              <w:t>10</w:t>
+            </w:r>
+            <w:r>
+              <w:rPr>
+                <w:rFonts w:ascii="Times New Roman" w:eastAsia="Times New Roman" w:hAnsi="Times New Roman" w:cs="Times New Roman"/>
+                <w:sz w:val="24"/>
+                <w:szCs w:val="24"/>
+                <w:lang w:val="en-US"/>
+              </w:rPr>
+              <w:t>,</w:t>
+            </w:r>
+            <w:r>
+              <w:rPr>
+                <w:rFonts w:ascii="Times New Roman" w:eastAsia="Times New Roman" w:hAnsi="Times New Roman" w:cs="Times New Roman"/>
+                <w:sz w:val="24"/>
+                <w:szCs w:val="24"/>
+              </w:rPr>
+              <w:t>308</w:t>
+            </w:r>
+          </w:p>
+        </w:tc>
+      </w:tr>
+      <w:tr>
+        <w:tc>
+          <w:tcPr>
+            <w:tcW w:w="3116" w:type="dxa"/>
+          </w:tcPr>
+          <w:p>
+            <w:pPr>
+              <w:spacing w:line="360" w:lineRule="auto"/>
+              <w:jc w:val="center"/>
+              <w:rPr>
+                <w:rFonts w:ascii="Times New Roman" w:eastAsia="Times New Roman" w:hAnsi="Times New Roman" w:cs="Times New Roman"/>
+                <w:sz w:val="24"/>
+                <w:szCs w:val="24"/>
+              </w:rPr>
+            </w:pPr>
+            <w:r>
+              <w:rPr>
+                <w:rFonts w:ascii="Times New Roman" w:eastAsia="Times New Roman" w:hAnsi="Times New Roman" w:cs="Times New Roman"/>
+                <w:sz w:val="24"/>
+                <w:szCs w:val="24"/>
+              </w:rPr>
+              <w:t>4</w:t>
+            </w:r>
+          </w:p>
+        </w:tc>
+        <w:tc>
+          <w:tcPr>
+            <w:tcW w:w="3116" w:type="dxa"/>
+          </w:tcPr>
+          <w:p>
+            <w:pPr>
+              <w:spacing w:line="360" w:lineRule="auto"/>
+              <w:jc w:val="center"/>
+              <w:rPr>
+                <w:rFonts w:ascii="Times New Roman" w:eastAsia="Times New Roman" w:hAnsi="Times New Roman" w:cs="Times New Roman"/>
+                <w:sz w:val="24"/>
+                <w:szCs w:val="24"/>
+              </w:rPr>
+            </w:pPr>
+            <w:r>
+              <w:rPr>
+                <w:rFonts w:ascii="Times New Roman" w:eastAsia="Times New Roman" w:hAnsi="Times New Roman" w:cs="Times New Roman"/>
+                <w:sz w:val="24"/>
+                <w:szCs w:val="24"/>
+              </w:rPr>
+              <w:t>52</w:t>
+            </w:r>
+            <w:r>
+              <w:rPr>
+                <w:rFonts w:ascii="Times New Roman" w:eastAsia="Times New Roman" w:hAnsi="Times New Roman" w:cs="Times New Roman"/>
+                <w:sz w:val="24"/>
+                <w:szCs w:val="24"/>
+                <w:lang w:val="en-US"/>
+              </w:rPr>
+              <w:t>,</w:t>
+            </w:r>
+            <w:r>
+              <w:rPr>
+                <w:rFonts w:ascii="Times New Roman" w:eastAsia="Times New Roman" w:hAnsi="Times New Roman" w:cs="Times New Roman"/>
+                <w:sz w:val="24"/>
+                <w:szCs w:val="24"/>
+              </w:rPr>
+              <w:t>082</w:t>
+            </w:r>
+          </w:p>
+        </w:tc>
+        <w:tc>
+          <w:tcPr>
+            <w:tcW w:w="3116" w:type="dxa"/>
+          </w:tcPr>
+          <w:p>
+            <w:pPr>
+              <w:spacing w:line="360" w:lineRule="auto"/>
+              <w:jc w:val="center"/>
+              <w:rPr>
+                <w:rFonts w:ascii="Times New Roman" w:eastAsia="Times New Roman" w:hAnsi="Times New Roman" w:cs="Times New Roman"/>
+                <w:sz w:val="24"/>
+                <w:szCs w:val="24"/>
+              </w:rPr>
+            </w:pPr>
+            <w:r>
+              <w:rPr>
+                <w:rFonts w:ascii="Times New Roman" w:eastAsia="Times New Roman" w:hAnsi="Times New Roman" w:cs="Times New Roman"/>
+                <w:sz w:val="24"/>
+                <w:szCs w:val="24"/>
+              </w:rPr>
+              <w:t>163</w:t>
+            </w:r>
+            <w:r>
+              <w:rPr>
+                <w:rFonts w:ascii="Times New Roman" w:eastAsia="Times New Roman" w:hAnsi="Times New Roman" w:cs="Times New Roman"/>
+                <w:sz w:val="24"/>
+                <w:szCs w:val="24"/>
+                <w:lang w:val="en-US"/>
+              </w:rPr>
+              <w:t>,</w:t>
+            </w:r>
+            <w:r>
+              <w:rPr>
+                <w:rFonts w:ascii="Times New Roman" w:eastAsia="Times New Roman" w:hAnsi="Times New Roman" w:cs="Times New Roman"/>
+                <w:sz w:val="24"/>
+                <w:szCs w:val="24"/>
+              </w:rPr>
+              <w:t>799</w:t>
+            </w:r>
+          </w:p>
+        </w:tc>
+      </w:tr>
+    </w:tbl>
+    <w:p>
+      <w:pPr>
+        <w:spacing w:after="0" w:line="360" w:lineRule="auto"/>
         <w:ind w:firstLine="709"/>
-        <w:rPr>
-          <w:rFonts w:ascii="Times New Roman" w:eastAsia="Times New Roman" w:hAnsi="Times New Roman" w:cs="Times New Roman"/>
-          <w:sz w:val="28"/>
-          <w:szCs w:val="28"/>
-        </w:rPr>
-      </w:pPr>
-      <w:bookmarkStart w:id="65" w:name="_Toc230438240"/>
-      <w:r>
-        <w:rPr>
-          <w:rFonts w:ascii="Times New Roman" w:eastAsia="Times New Roman" w:hAnsi="Times New Roman" w:cs="Times New Roman"/>
-          <w:sz w:val="28"/>
-          <w:szCs w:val="28"/>
-        </w:rPr>
-        <w:t xml:space="preserve">Чтобы собрать и запустить проект, необходимо выполнить команды </w:t>
-      </w:r>
-      <w:proofErr w:type="spellStart"/>
-      <w:r>
-        <w:rPr>
-          <w:rFonts w:ascii="Times New Roman" w:eastAsia="Times New Roman" w:hAnsi="Times New Roman" w:cs="Times New Roman"/>
-          <w:sz w:val="28"/>
-          <w:szCs w:val="28"/>
-          <w:lang w:val="en-US"/>
-        </w:rPr>
-        <w:t>docker</w:t>
-      </w:r>
-      <w:proofErr w:type="spellEnd"/>
-      <w:r>
-        <w:rPr>
-          <w:rFonts w:ascii="Times New Roman" w:eastAsia="Times New Roman" w:hAnsi="Times New Roman" w:cs="Times New Roman"/>
-          <w:sz w:val="28"/>
-          <w:szCs w:val="28"/>
-        </w:rPr>
-        <w:t>-</w:t>
-      </w:r>
-      <w:r>
-        <w:rPr>
-          <w:rFonts w:ascii="Times New Roman" w:eastAsia="Times New Roman" w:hAnsi="Times New Roman" w:cs="Times New Roman"/>
-          <w:sz w:val="28"/>
-          <w:szCs w:val="28"/>
-          <w:lang w:val="en-US"/>
-        </w:rPr>
-        <w:t>compose</w:t>
-      </w:r>
-      <w:r>
-        <w:rPr>
-          <w:rFonts w:ascii="Times New Roman" w:eastAsia="Times New Roman" w:hAnsi="Times New Roman" w:cs="Times New Roman"/>
-          <w:sz w:val="28"/>
-          <w:szCs w:val="28"/>
-        </w:rPr>
-        <w:t xml:space="preserve"> </w:t>
-      </w:r>
-      <w:r>
-        <w:rPr>
-          <w:rFonts w:ascii="Times New Roman" w:eastAsia="Times New Roman" w:hAnsi="Times New Roman" w:cs="Times New Roman"/>
-          <w:sz w:val="28"/>
-          <w:szCs w:val="28"/>
-          <w:lang w:val="en-US"/>
-        </w:rPr>
-        <w:t>build</w:t>
-      </w:r>
-      <w:r>
-        <w:rPr>
-          <w:rFonts w:ascii="Times New Roman" w:eastAsia="Times New Roman" w:hAnsi="Times New Roman" w:cs="Times New Roman"/>
-          <w:sz w:val="28"/>
-          <w:szCs w:val="28"/>
-        </w:rPr>
-        <w:t xml:space="preserve"> </w:t>
-      </w:r>
-      <w:r>
-        <w:rPr>
-          <w:rFonts w:ascii="Times New Roman" w:eastAsia="Times New Roman" w:hAnsi="Times New Roman" w:cs="Times New Roman"/>
-          <w:sz w:val="28"/>
-          <w:szCs w:val="28"/>
-        </w:rPr>
-        <w:t xml:space="preserve">и </w:t>
-      </w:r>
-      <w:proofErr w:type="spellStart"/>
-      <w:r>
-        <w:rPr>
-          <w:rFonts w:ascii="Times New Roman" w:eastAsia="Times New Roman" w:hAnsi="Times New Roman" w:cs="Times New Roman"/>
-          <w:sz w:val="28"/>
-          <w:szCs w:val="28"/>
-          <w:lang w:val="en-US"/>
-        </w:rPr>
-        <w:t>docker</w:t>
-      </w:r>
-      <w:proofErr w:type="spellEnd"/>
-      <w:r>
-        <w:rPr>
-          <w:rFonts w:ascii="Times New Roman" w:eastAsia="Times New Roman" w:hAnsi="Times New Roman" w:cs="Times New Roman"/>
-          <w:sz w:val="28"/>
-          <w:szCs w:val="28"/>
-        </w:rPr>
-        <w:t>-</w:t>
-      </w:r>
-      <w:r>
-        <w:rPr>
-          <w:rFonts w:ascii="Times New Roman" w:eastAsia="Times New Roman" w:hAnsi="Times New Roman" w:cs="Times New Roman"/>
-          <w:sz w:val="28"/>
-          <w:szCs w:val="28"/>
-          <w:lang w:val="en-US"/>
-        </w:rPr>
-        <w:t>compose</w:t>
-      </w:r>
-      <w:r>
-        <w:rPr>
-          <w:rFonts w:ascii="Times New Roman" w:eastAsia="Times New Roman" w:hAnsi="Times New Roman" w:cs="Times New Roman"/>
-          <w:sz w:val="28"/>
-          <w:szCs w:val="28"/>
-        </w:rPr>
-        <w:t xml:space="preserve"> </w:t>
-      </w:r>
-      <w:r>
-        <w:rPr>
-          <w:rFonts w:ascii="Times New Roman" w:eastAsia="Times New Roman" w:hAnsi="Times New Roman" w:cs="Times New Roman"/>
-          <w:sz w:val="28"/>
-          <w:szCs w:val="28"/>
-          <w:lang w:val="en-US"/>
-        </w:rPr>
-        <w:t>up</w:t>
-      </w:r>
-      <w:r>
-        <w:rPr>
-          <w:rFonts w:ascii="Times New Roman" w:eastAsia="Times New Roman" w:hAnsi="Times New Roman" w:cs="Times New Roman"/>
-          <w:sz w:val="28"/>
-          <w:szCs w:val="28"/>
-        </w:rPr>
-        <w:t xml:space="preserve">, </w:t>
-      </w:r>
-      <w:r>
-        <w:rPr>
-          <w:rFonts w:ascii="Times New Roman" w:eastAsia="Times New Roman" w:hAnsi="Times New Roman" w:cs="Times New Roman"/>
-          <w:sz w:val="28"/>
-          <w:szCs w:val="28"/>
-        </w:rPr>
-        <w:t>после чего будут собраны и установлены все необходимые образы, произойдёт запуск контейнера и на порту 3001 станет доступен сайт приложения, на главной странице которого отображается текущее состояние базы данных (рисунок 13).</w:t>
-      </w:r>
+        <w:jc w:val="both"/>
+        <w:rPr>
+          <w:rFonts w:ascii="Times New Roman" w:eastAsia="Times New Roman" w:hAnsi="Times New Roman" w:cs="Times New Roman"/>
+          <w:sz w:val="28"/>
+          <w:szCs w:val="28"/>
+        </w:rPr>
+      </w:pPr>
     </w:p>
     <w:p>
       <w:pPr>
-        <w:spacing w:line="360" w:lineRule="auto"/>
+        <w:spacing w:after="0" w:line="360" w:lineRule="auto"/>
         <w:ind w:firstLine="709"/>
+        <w:jc w:val="both"/>
+        <w:rPr>
+          <w:rFonts w:ascii="Times New Roman" w:eastAsia="Times New Roman" w:hAnsi="Times New Roman" w:cs="Times New Roman"/>
+          <w:sz w:val="28"/>
+          <w:szCs w:val="28"/>
+        </w:rPr>
+      </w:pPr>
+      <w:r>
+        <w:rPr>
+          <w:rFonts w:ascii="Times New Roman" w:eastAsia="Times New Roman" w:hAnsi="Times New Roman" w:cs="Times New Roman"/>
+          <w:sz w:val="28"/>
+          <w:szCs w:val="28"/>
+        </w:rPr>
+        <w:t>На основании полученных данных построен график зависимости времени загрузки от колич</w:t>
+      </w:r>
+      <w:r>
+        <w:rPr>
+          <w:rFonts w:ascii="Times New Roman" w:eastAsia="Times New Roman" w:hAnsi="Times New Roman" w:cs="Times New Roman"/>
+          <w:sz w:val="28"/>
+          <w:szCs w:val="28"/>
+        </w:rPr>
+        <w:t>ества узлов в системе (рисунок 13</w:t>
+      </w:r>
+      <w:r>
+        <w:rPr>
+          <w:rFonts w:ascii="Times New Roman" w:eastAsia="Times New Roman" w:hAnsi="Times New Roman" w:cs="Times New Roman"/>
+          <w:sz w:val="28"/>
+          <w:szCs w:val="28"/>
+        </w:rPr>
+        <w:t>). Из него наглядно видно, что зависимость носит существенно нелинейный характер. При переходе от малых систем (до нескольких сотен узлов) ко ср</w:t>
+      </w:r>
+      <w:r>
+        <w:rPr>
+          <w:rFonts w:ascii="Times New Roman" w:eastAsia="Times New Roman" w:hAnsi="Times New Roman" w:cs="Times New Roman"/>
+          <w:sz w:val="28"/>
+          <w:szCs w:val="28"/>
+        </w:rPr>
+        <w:t>едним (порядка 2</w:t>
+      </w:r>
+      <w:r>
+        <w:rPr>
+          <w:rFonts w:ascii="Times New Roman" w:eastAsia="Times New Roman" w:hAnsi="Times New Roman" w:cs="Times New Roman"/>
+          <w:sz w:val="28"/>
+          <w:szCs w:val="28"/>
+        </w:rPr>
+        <w:t>,</w:t>
+      </w:r>
+      <w:r>
+        <w:rPr>
+          <w:rFonts w:ascii="Times New Roman" w:eastAsia="Times New Roman" w:hAnsi="Times New Roman" w:cs="Times New Roman"/>
+          <w:sz w:val="28"/>
+          <w:szCs w:val="28"/>
+        </w:rPr>
+        <w:t>500 узлов) время возрастает примерно пропорционально увеличению числа элементов. Однако при дальнейшем масштабировании до десятков тысяч узлов наблюдается резкое ускорение роста</w:t>
+      </w:r>
+      <w:r>
+        <w:rPr>
+          <w:rFonts w:ascii="Times New Roman" w:eastAsia="Times New Roman" w:hAnsi="Times New Roman" w:cs="Times New Roman"/>
+          <w:sz w:val="28"/>
+          <w:szCs w:val="28"/>
+        </w:rPr>
+        <w:t xml:space="preserve"> временных затрат: система с 52,082 узлами и 163,</w:t>
+      </w:r>
+      <w:r>
+        <w:rPr>
+          <w:rFonts w:ascii="Times New Roman" w:eastAsia="Times New Roman" w:hAnsi="Times New Roman" w:cs="Times New Roman"/>
+          <w:sz w:val="28"/>
+          <w:szCs w:val="28"/>
+        </w:rPr>
+        <w:t>799 связями з</w:t>
+      </w:r>
+      <w:r>
+        <w:rPr>
+          <w:rFonts w:ascii="Times New Roman" w:eastAsia="Times New Roman" w:hAnsi="Times New Roman" w:cs="Times New Roman"/>
+          <w:sz w:val="28"/>
+          <w:szCs w:val="28"/>
+        </w:rPr>
+        <w:t>агружается за 14,</w:t>
+      </w:r>
+      <w:r>
+        <w:rPr>
+          <w:rFonts w:ascii="Times New Roman" w:eastAsia="Times New Roman" w:hAnsi="Times New Roman" w:cs="Times New Roman"/>
+          <w:sz w:val="28"/>
+          <w:szCs w:val="28"/>
+        </w:rPr>
+        <w:t xml:space="preserve">500 секунд, что </w:t>
+      </w:r>
+      <w:r>
+        <w:rPr>
+          <w:rFonts w:ascii="Times New Roman" w:eastAsia="Times New Roman" w:hAnsi="Times New Roman" w:cs="Times New Roman"/>
+          <w:sz w:val="28"/>
+          <w:szCs w:val="28"/>
+        </w:rPr>
+        <w:lastRenderedPageBreak/>
+        <w:t xml:space="preserve">примерно в 273 раза дольше, чем система примерно в 22 раза меньшего размера. Подобное поведение объясняется тем, что алгоритм построения графа выполняет для каждого элемента проверку его наличия в базе данных перед созданием или обновлением, а также несколько дополнительных операций записи свойств — таким образом, реальная вычислительная сложность определяется не только числом узлов, но и числом связей, </w:t>
+      </w:r>
+      <w:r>
+        <w:rPr>
+          <w:rFonts w:ascii="Times New Roman" w:eastAsia="Times New Roman" w:hAnsi="Times New Roman" w:cs="Times New Roman"/>
+          <w:sz w:val="28"/>
+          <w:szCs w:val="28"/>
+        </w:rPr>
+        <w:t>а также состоянием базы данных в текущий момент.</w:t>
+      </w:r>
+    </w:p>
+    <w:p>
+      <w:pPr>
+        <w:spacing w:before="100" w:beforeAutospacing="1" w:after="100" w:afterAutospacing="1" w:line="240" w:lineRule="auto"/>
         <w:jc w:val="center"/>
-      </w:pPr>
-      <w:r>
+        <w:rPr>
+          <w:rFonts w:ascii="Times New Roman" w:eastAsia="Times New Roman" w:hAnsi="Times New Roman" w:cs="Times New Roman"/>
+          <w:sz w:val="24"/>
+          <w:szCs w:val="24"/>
+        </w:rPr>
+      </w:pPr>
+      <w:r>
+        <w:rPr>
+          <w:rFonts w:ascii="Times New Roman" w:eastAsia="Times New Roman" w:hAnsi="Times New Roman" w:cs="Times New Roman"/>
+          <w:noProof/>
+          <w:sz w:val="24"/>
+          <w:szCs w:val="24"/>
+        </w:rPr>
         <w:drawing>
-          <wp:inline distT="0" distB="0" distL="0" distR="0" wp14:anchorId="4CB4A2BB" wp14:editId="1593A08E">
-            <wp:extent cx="4956735" cy="4815840"/>
-            <wp:effectExtent l="0" t="0" r="0" b="3810"/>
-            <wp:docPr id="6" name="Рисунок 6"/>
+          <wp:inline distT="0" distB="0" distL="0" distR="0" wp14:anchorId="7208543B" wp14:editId="6F1D571C">
+            <wp:extent cx="4927600" cy="2939231"/>
+            <wp:effectExtent l="0" t="0" r="6350" b="0"/>
+            <wp:docPr id="2" name="Рисунок 2" descr="C:\Users\Artemizer\Downloads\performance_chart.png"/>
             <wp:cNvGraphicFramePr>
               <a:graphicFrameLocks xmlns:a="http://schemas.openxmlformats.org/drawingml/2006/main" noChangeAspect="1"/>
             </wp:cNvGraphicFramePr>
@@ -27495,23 +28097,36 @@
               <a:graphicData uri="http://schemas.openxmlformats.org/drawingml/2006/picture">
                 <pic:pic xmlns:pic="http://schemas.openxmlformats.org/drawingml/2006/picture">
                   <pic:nvPicPr>
-                    <pic:cNvPr id="1" name=""/>
-                    <pic:cNvPicPr/>
+                    <pic:cNvPr id="0" name="Picture 1" descr="C:\Users\Artemizer\Downloads\performance_chart.png"/>
+                    <pic:cNvPicPr>
+                      <a:picLocks noChangeAspect="1" noChangeArrowheads="1"/>
+                    </pic:cNvPicPr>
                   </pic:nvPicPr>
                   <pic:blipFill>
-                    <a:blip r:embed="rId24"/>
+                    <a:blip r:embed="rId24" cstate="print">
+                      <a:extLst>
+                        <a:ext uri="{28A0092B-C50C-407E-A947-70E740481C1C}">
+                          <a14:useLocalDpi xmlns:a14="http://schemas.microsoft.com/office/drawing/2010/main" val="0"/>
+                        </a:ext>
+                      </a:extLst>
+                    </a:blip>
+                    <a:srcRect/>
                     <a:stretch>
                       <a:fillRect/>
                     </a:stretch>
                   </pic:blipFill>
-                  <pic:spPr>
+                  <pic:spPr bwMode="auto">
                     <a:xfrm>
                       <a:off x="0" y="0"/>
-                      <a:ext cx="4965347" cy="4824207"/>
+                      <a:ext cx="4950533" cy="2952910"/>
                     </a:xfrm>
                     <a:prstGeom prst="rect">
                       <a:avLst/>
                     </a:prstGeom>
+                    <a:noFill/>
+                    <a:ln>
+                      <a:noFill/>
+                    </a:ln>
                   </pic:spPr>
                 </pic:pic>
               </a:graphicData>
@@ -27553,60 +28168,159 @@
           <w:sz w:val="28"/>
           <w:szCs w:val="28"/>
         </w:rPr>
-        <w:t>Главная страница приложения</w:t>
+        <w:t>График зависимости времени загрузки графа от числа узлов</w:t>
       </w:r>
     </w:p>
     <w:p>
       <w:pPr>
+        <w:spacing w:after="0" w:line="360" w:lineRule="auto"/>
+        <w:ind w:firstLine="709"/>
+        <w:jc w:val="both"/>
+        <w:rPr>
+          <w:rFonts w:ascii="Times New Roman" w:eastAsia="Times New Roman" w:hAnsi="Times New Roman" w:cs="Times New Roman"/>
+          <w:sz w:val="28"/>
+          <w:szCs w:val="28"/>
+        </w:rPr>
+      </w:pPr>
+      <w:r>
+        <w:rPr>
+          <w:rFonts w:ascii="Times New Roman" w:eastAsia="Times New Roman" w:hAnsi="Times New Roman" w:cs="Times New Roman"/>
+          <w:sz w:val="28"/>
+          <w:szCs w:val="28"/>
+        </w:rPr>
+        <w:t>Практически значимые нагрузки для типичных корпоративных систем, описываемых в нотации C4, находятся в диапазоне от нескольких сотен до нескольких тысяч узлов, где инструмент демонстрирует приемлемую производительность. Системы с сотнями узлов загружаются за единицы секунд, а системы средней сложности — в пределах одной минуты, что вполне допустимо в контексте единовременной загрузки архитектурного описания.</w:t>
+      </w:r>
+    </w:p>
+    <w:p>
+      <w:pPr>
+        <w:spacing w:after="0" w:line="360" w:lineRule="auto"/>
+        <w:ind w:firstLine="709"/>
+        <w:jc w:val="both"/>
+        <w:rPr>
+          <w:rFonts w:ascii="Times New Roman" w:eastAsia="Times New Roman" w:hAnsi="Times New Roman" w:cs="Times New Roman"/>
+          <w:sz w:val="28"/>
+          <w:szCs w:val="28"/>
+        </w:rPr>
+      </w:pPr>
+      <w:r>
+        <w:rPr>
+          <w:rFonts w:ascii="Times New Roman" w:eastAsia="Times New Roman" w:hAnsi="Times New Roman" w:cs="Times New Roman"/>
+          <w:sz w:val="28"/>
+          <w:szCs w:val="28"/>
+        </w:rPr>
+        <w:t xml:space="preserve">Что касается аналитических проверок, они отличаются значительно более высокой скоростью выполнения по сравнению с операцией построения графа. На всех четырёх тестовых наборах данных любая из шести реализованных проверок завершается не более чем за 5 секунд. Это </w:t>
+      </w:r>
+      <w:r>
+        <w:rPr>
+          <w:rFonts w:ascii="Times New Roman" w:eastAsia="Times New Roman" w:hAnsi="Times New Roman" w:cs="Times New Roman"/>
+          <w:sz w:val="28"/>
+          <w:szCs w:val="28"/>
+        </w:rPr>
+        <w:lastRenderedPageBreak/>
+        <w:t>объясняется тем, что аналитические запросы работают с уже построенным и сохранённым графом, используя высокоэффективные встроенные алгоритмы Neo4j GDS и APOC, которые выполняют обход по индексированным структурам данных в оперативной памяти. Таким образом, этап анализа не является узким местом системы с точки зрения производительности, и пользователь получает результаты проверок практически в интерактивном режиме вне зависимости от размера загруженной архитектуры.</w:t>
+      </w:r>
+    </w:p>
+    <w:p>
+      <w:pPr>
+        <w:pStyle w:val="1"/>
+        <w:pageBreakBefore/>
+        <w:spacing w:before="360" w:after="240" w:line="240" w:lineRule="auto"/>
+        <w:jc w:val="center"/>
+        <w:rPr>
+          <w:rFonts w:ascii="Times New Roman" w:eastAsia="Times New Roman" w:hAnsi="Times New Roman" w:cs="Times New Roman"/>
+          <w:b/>
+          <w:color w:val="auto"/>
+          <w:sz w:val="28"/>
+          <w:szCs w:val="28"/>
+        </w:rPr>
+      </w:pPr>
+      <w:bookmarkStart w:id="63" w:name="_Toc230438238"/>
+      <w:r>
+        <w:rPr>
+          <w:rFonts w:ascii="Times New Roman" w:eastAsia="Times New Roman" w:hAnsi="Times New Roman" w:cs="Times New Roman"/>
+          <w:b/>
+          <w:color w:val="auto"/>
+          <w:sz w:val="28"/>
+          <w:szCs w:val="28"/>
+        </w:rPr>
+        <w:lastRenderedPageBreak/>
+        <w:t xml:space="preserve">4 </w:t>
+      </w:r>
+      <w:r>
+        <w:rPr>
+          <w:rFonts w:ascii="Times New Roman" w:eastAsia="Times New Roman" w:hAnsi="Times New Roman" w:cs="Times New Roman"/>
+          <w:b/>
+          <w:color w:val="auto"/>
+          <w:sz w:val="28"/>
+          <w:szCs w:val="28"/>
+        </w:rPr>
+        <w:t>ИСПОЛЬЗОВАНИЕ РАЗРАБОТКИ</w:t>
+      </w:r>
+      <w:bookmarkEnd w:id="63"/>
+    </w:p>
+    <w:p>
+      <w:pPr>
+        <w:pStyle w:val="2"/>
+        <w:keepNext/>
+        <w:keepLines/>
+        <w:spacing w:before="240" w:line="240" w:lineRule="auto"/>
+        <w:jc w:val="both"/>
+        <w:rPr>
+          <w:b/>
+          <w:szCs w:val="28"/>
+        </w:rPr>
+      </w:pPr>
+      <w:bookmarkStart w:id="64" w:name="_Toc230438239"/>
+      <w:r>
+        <w:rPr>
+          <w:b/>
+          <w:szCs w:val="28"/>
+        </w:rPr>
+        <w:t>4</w:t>
+      </w:r>
+      <w:r>
+        <w:rPr>
+          <w:b/>
+          <w:szCs w:val="28"/>
+        </w:rPr>
+        <w:t xml:space="preserve">.1 </w:t>
+      </w:r>
+      <w:r>
+        <w:rPr>
+          <w:b/>
+          <w:szCs w:val="28"/>
+        </w:rPr>
+        <w:t>Демонстрация и запуск</w:t>
+      </w:r>
+      <w:bookmarkEnd w:id="64"/>
+      <w:r>
+        <w:rPr>
+          <w:b/>
+          <w:szCs w:val="28"/>
+        </w:rPr>
+        <w:t xml:space="preserve"> </w:t>
+      </w:r>
+    </w:p>
+    <w:p>
+      <w:pPr>
         <w:spacing w:line="360" w:lineRule="auto"/>
         <w:ind w:firstLine="709"/>
-        <w:jc w:val="both"/>
-        <w:rPr>
-          <w:rFonts w:ascii="Times New Roman" w:eastAsia="Times New Roman" w:hAnsi="Times New Roman" w:cs="Times New Roman"/>
-          <w:sz w:val="28"/>
-          <w:szCs w:val="28"/>
-        </w:rPr>
-      </w:pPr>
-      <w:r>
-        <w:rPr>
-          <w:rFonts w:ascii="Times New Roman" w:eastAsia="Times New Roman" w:hAnsi="Times New Roman" w:cs="Times New Roman"/>
-          <w:sz w:val="28"/>
-          <w:szCs w:val="28"/>
-        </w:rPr>
-        <w:t>На вкладке</w:t>
-      </w:r>
-      <w:r>
-        <w:rPr>
-          <w:rFonts w:ascii="Times New Roman" w:eastAsia="Times New Roman" w:hAnsi="Times New Roman" w:cs="Times New Roman"/>
-          <w:sz w:val="28"/>
-          <w:szCs w:val="28"/>
-        </w:rPr>
-        <w:t xml:space="preserve"> “</w:t>
-      </w:r>
-      <w:r>
-        <w:rPr>
-          <w:rFonts w:ascii="Times New Roman" w:eastAsia="Times New Roman" w:hAnsi="Times New Roman" w:cs="Times New Roman"/>
-          <w:sz w:val="28"/>
-          <w:szCs w:val="28"/>
-        </w:rPr>
-        <w:t>Загрузка системы в граф</w:t>
-      </w:r>
-      <w:r>
-        <w:rPr>
-          <w:rFonts w:ascii="Times New Roman" w:eastAsia="Times New Roman" w:hAnsi="Times New Roman" w:cs="Times New Roman"/>
-          <w:sz w:val="28"/>
-          <w:szCs w:val="28"/>
-        </w:rPr>
-        <w:t>”</w:t>
-      </w:r>
-      <w:r>
-        <w:rPr>
-          <w:rFonts w:ascii="Times New Roman" w:eastAsia="Times New Roman" w:hAnsi="Times New Roman" w:cs="Times New Roman"/>
-          <w:sz w:val="28"/>
-          <w:szCs w:val="28"/>
-        </w:rPr>
-        <w:t xml:space="preserve"> пользователь может приложить </w:t>
-      </w:r>
+        <w:rPr>
+          <w:rFonts w:ascii="Times New Roman" w:eastAsia="Times New Roman" w:hAnsi="Times New Roman" w:cs="Times New Roman"/>
+          <w:sz w:val="28"/>
+          <w:szCs w:val="28"/>
+        </w:rPr>
+      </w:pPr>
+      <w:bookmarkStart w:id="65" w:name="_Toc230438240"/>
+      <w:r>
+        <w:rPr>
+          <w:rFonts w:ascii="Times New Roman" w:eastAsia="Times New Roman" w:hAnsi="Times New Roman" w:cs="Times New Roman"/>
+          <w:sz w:val="28"/>
+          <w:szCs w:val="28"/>
+        </w:rPr>
+        <w:t xml:space="preserve">Чтобы собрать и запустить проект, необходимо выполнить команды </w:t>
+      </w:r>
+      <w:proofErr w:type="spellStart"/>
       <w:r>
         <w:rPr>
           <w:rFonts w:ascii="Times New Roman" w:eastAsia="Times New Roman" w:hAnsi="Times New Roman" w:cs="Times New Roman"/>
@@ -27614,7 +28328,25 @@
           <w:szCs w:val="28"/>
           <w:lang w:val="en-US"/>
         </w:rPr>
-        <w:t>JSON</w:t>
+        <w:t>docker</w:t>
+      </w:r>
+      <w:proofErr w:type="spellEnd"/>
+      <w:r>
+        <w:rPr>
+          <w:rFonts w:ascii="Times New Roman" w:eastAsia="Times New Roman" w:hAnsi="Times New Roman" w:cs="Times New Roman"/>
+          <w:sz w:val="28"/>
+          <w:szCs w:val="28"/>
+        </w:rPr>
+        <w:t>-</w:t>
+      </w:r>
+      <w:r>
+        <w:rPr>
+          <w:rFonts w:ascii="Times New Roman" w:eastAsia="Times New Roman" w:hAnsi="Times New Roman" w:cs="Times New Roman"/>
+          <w:sz w:val="28"/>
+          <w:szCs w:val="28"/>
+          <w:lang w:val="en-US"/>
+        </w:rPr>
+        <w:t>compose</w:t>
       </w:r>
       <w:r>
         <w:rPr>
@@ -27629,8 +28361,102 @@
           <w:rFonts w:ascii="Times New Roman" w:eastAsia="Times New Roman" w:hAnsi="Times New Roman" w:cs="Times New Roman"/>
           <w:sz w:val="28"/>
           <w:szCs w:val="28"/>
-        </w:rPr>
-        <w:t>файл с конфигурацией системы и выбрать способ загрузки системы в граф, что изображено на рисунке 14.</w:t>
+          <w:lang w:val="en-US"/>
+        </w:rPr>
+        <w:t>build</w:t>
+      </w:r>
+      <w:r>
+        <w:rPr>
+          <w:rFonts w:ascii="Times New Roman" w:eastAsia="Times New Roman" w:hAnsi="Times New Roman" w:cs="Times New Roman"/>
+          <w:sz w:val="28"/>
+          <w:szCs w:val="28"/>
+        </w:rPr>
+        <w:t xml:space="preserve"> </w:t>
+      </w:r>
+      <w:r>
+        <w:rPr>
+          <w:rFonts w:ascii="Times New Roman" w:eastAsia="Times New Roman" w:hAnsi="Times New Roman" w:cs="Times New Roman"/>
+          <w:sz w:val="28"/>
+          <w:szCs w:val="28"/>
+        </w:rPr>
+        <w:t xml:space="preserve">и </w:t>
+      </w:r>
+      <w:proofErr w:type="spellStart"/>
+      <w:r>
+        <w:rPr>
+          <w:rFonts w:ascii="Times New Roman" w:eastAsia="Times New Roman" w:hAnsi="Times New Roman" w:cs="Times New Roman"/>
+          <w:sz w:val="28"/>
+          <w:szCs w:val="28"/>
+          <w:lang w:val="en-US"/>
+        </w:rPr>
+        <w:t>docker</w:t>
+      </w:r>
+      <w:proofErr w:type="spellEnd"/>
+      <w:r>
+        <w:rPr>
+          <w:rFonts w:ascii="Times New Roman" w:eastAsia="Times New Roman" w:hAnsi="Times New Roman" w:cs="Times New Roman"/>
+          <w:sz w:val="28"/>
+          <w:szCs w:val="28"/>
+        </w:rPr>
+        <w:t>-</w:t>
+      </w:r>
+      <w:r>
+        <w:rPr>
+          <w:rFonts w:ascii="Times New Roman" w:eastAsia="Times New Roman" w:hAnsi="Times New Roman" w:cs="Times New Roman"/>
+          <w:sz w:val="28"/>
+          <w:szCs w:val="28"/>
+          <w:lang w:val="en-US"/>
+        </w:rPr>
+        <w:t>compose</w:t>
+      </w:r>
+      <w:r>
+        <w:rPr>
+          <w:rFonts w:ascii="Times New Roman" w:eastAsia="Times New Roman" w:hAnsi="Times New Roman" w:cs="Times New Roman"/>
+          <w:sz w:val="28"/>
+          <w:szCs w:val="28"/>
+        </w:rPr>
+        <w:t xml:space="preserve"> </w:t>
+      </w:r>
+      <w:r>
+        <w:rPr>
+          <w:rFonts w:ascii="Times New Roman" w:eastAsia="Times New Roman" w:hAnsi="Times New Roman" w:cs="Times New Roman"/>
+          <w:sz w:val="28"/>
+          <w:szCs w:val="28"/>
+          <w:lang w:val="en-US"/>
+        </w:rPr>
+        <w:t>up</w:t>
+      </w:r>
+      <w:r>
+        <w:rPr>
+          <w:rFonts w:ascii="Times New Roman" w:eastAsia="Times New Roman" w:hAnsi="Times New Roman" w:cs="Times New Roman"/>
+          <w:sz w:val="28"/>
+          <w:szCs w:val="28"/>
+        </w:rPr>
+        <w:t xml:space="preserve">, </w:t>
+      </w:r>
+      <w:r>
+        <w:rPr>
+          <w:rFonts w:ascii="Times New Roman" w:eastAsia="Times New Roman" w:hAnsi="Times New Roman" w:cs="Times New Roman"/>
+          <w:sz w:val="28"/>
+          <w:szCs w:val="28"/>
+        </w:rPr>
+        <w:t>после чего будут собраны и установлены все необходимые образы, произойдёт запуск контейнера и на порту 3001 станет доступен сайт приложения, на главной странице которого отображается текущее с</w:t>
+      </w:r>
+      <w:r>
+        <w:rPr>
+          <w:rFonts w:ascii="Times New Roman" w:eastAsia="Times New Roman" w:hAnsi="Times New Roman" w:cs="Times New Roman"/>
+          <w:sz w:val="28"/>
+          <w:szCs w:val="28"/>
+        </w:rPr>
+        <w:t>остояние базы данных (рисунок 14</w:t>
+      </w:r>
+      <w:r>
+        <w:rPr>
+          <w:rFonts w:ascii="Times New Roman" w:eastAsia="Times New Roman" w:hAnsi="Times New Roman" w:cs="Times New Roman"/>
+          <w:sz w:val="28"/>
+          <w:szCs w:val="28"/>
+        </w:rPr>
+        <w:t>).</w:t>
       </w:r>
     </w:p>
     <w:p>
@@ -27640,12 +28466,14 @@
         <w:jc w:val="center"/>
       </w:pPr>
       <w:r>
-        <w:lastRenderedPageBreak/>
+        <w:rPr>
+          <w:noProof/>
+        </w:rPr>
         <w:drawing>
-          <wp:inline distT="0" distB="0" distL="0" distR="0" wp14:anchorId="516261D3" wp14:editId="51A67601">
-            <wp:extent cx="5189220" cy="2510877"/>
+          <wp:inline distT="0" distB="0" distL="0" distR="0" wp14:anchorId="4CB4A2BB" wp14:editId="1593A08E">
+            <wp:extent cx="4956735" cy="4815840"/>
             <wp:effectExtent l="0" t="0" r="0" b="3810"/>
-            <wp:docPr id="16" name="Рисунок 16"/>
+            <wp:docPr id="6" name="Рисунок 6"/>
             <wp:cNvGraphicFramePr>
               <a:graphicFrameLocks xmlns:a="http://schemas.openxmlformats.org/drawingml/2006/main" noChangeAspect="1"/>
             </wp:cNvGraphicFramePr>
@@ -27665,7 +28493,7 @@
                   <pic:spPr>
                     <a:xfrm>
                       <a:off x="0" y="0"/>
-                      <a:ext cx="5195706" cy="2514015"/>
+                      <a:ext cx="4965347" cy="4824207"/>
                     </a:xfrm>
                     <a:prstGeom prst="rect">
                       <a:avLst/>
@@ -27711,7 +28539,7 @@
           <w:sz w:val="28"/>
           <w:szCs w:val="28"/>
         </w:rPr>
-        <w:t>Страница с загрузкой архитектуры в БД</w:t>
+        <w:t>Главная страница приложения</w:t>
       </w:r>
     </w:p>
     <w:p>
@@ -27731,43 +28559,40 @@
           <w:sz w:val="28"/>
           <w:szCs w:val="28"/>
         </w:rPr>
-        <w:t xml:space="preserve">Удалять элементы из </w:t>
-      </w:r>
-      <w:proofErr w:type="spellStart"/>
-      <w:r>
-        <w:rPr>
-          <w:rFonts w:ascii="Times New Roman" w:eastAsia="Times New Roman" w:hAnsi="Times New Roman" w:cs="Times New Roman"/>
-          <w:sz w:val="28"/>
-          <w:szCs w:val="28"/>
-        </w:rPr>
-        <w:t>графовой</w:t>
-      </w:r>
-      <w:proofErr w:type="spellEnd"/>
-      <w:r>
-        <w:rPr>
-          <w:rFonts w:ascii="Times New Roman" w:eastAsia="Times New Roman" w:hAnsi="Times New Roman" w:cs="Times New Roman"/>
-          <w:sz w:val="28"/>
-          <w:szCs w:val="28"/>
-        </w:rPr>
-        <w:t xml:space="preserve"> базы данных также возможно двумя способами</w:t>
-      </w:r>
-      <w:r>
-        <w:rPr>
-          <w:rFonts w:ascii="Times New Roman" w:eastAsia="Times New Roman" w:hAnsi="Times New Roman" w:cs="Times New Roman"/>
-          <w:sz w:val="28"/>
-          <w:szCs w:val="28"/>
-        </w:rPr>
-        <w:t xml:space="preserve">: </w:t>
-      </w:r>
-      <w:r>
-        <w:rPr>
-          <w:rFonts w:ascii="Times New Roman" w:eastAsia="Times New Roman" w:hAnsi="Times New Roman" w:cs="Times New Roman"/>
-          <w:sz w:val="28"/>
-          <w:szCs w:val="28"/>
-        </w:rPr>
-        <w:t>очистить локальный граф конкретной системы с указанием её идентификатора (</w:t>
-      </w:r>
-      <w:proofErr w:type="spellStart"/>
+        <w:t>На вкладке</w:t>
+      </w:r>
+      <w:r>
+        <w:rPr>
+          <w:rFonts w:ascii="Times New Roman" w:eastAsia="Times New Roman" w:hAnsi="Times New Roman" w:cs="Times New Roman"/>
+          <w:sz w:val="28"/>
+          <w:szCs w:val="28"/>
+        </w:rPr>
+        <w:t xml:space="preserve"> “</w:t>
+      </w:r>
+      <w:r>
+        <w:rPr>
+          <w:rFonts w:ascii="Times New Roman" w:eastAsia="Times New Roman" w:hAnsi="Times New Roman" w:cs="Times New Roman"/>
+          <w:sz w:val="28"/>
+          <w:szCs w:val="28"/>
+        </w:rPr>
+        <w:t>Загрузка системы в граф</w:t>
+      </w:r>
+      <w:r>
+        <w:rPr>
+          <w:rFonts w:ascii="Times New Roman" w:eastAsia="Times New Roman" w:hAnsi="Times New Roman" w:cs="Times New Roman"/>
+          <w:sz w:val="28"/>
+          <w:szCs w:val="28"/>
+        </w:rPr>
+        <w:t>”</w:t>
+      </w:r>
+      <w:r>
+        <w:rPr>
+          <w:rFonts w:ascii="Times New Roman" w:eastAsia="Times New Roman" w:hAnsi="Times New Roman" w:cs="Times New Roman"/>
+          <w:sz w:val="28"/>
+          <w:szCs w:val="28"/>
+        </w:rPr>
+        <w:t xml:space="preserve"> пользователь может приложить </w:t>
+      </w:r>
       <w:r>
         <w:rPr>
           <w:rFonts w:ascii="Times New Roman" w:eastAsia="Times New Roman" w:hAnsi="Times New Roman" w:cs="Times New Roman"/>
@@ -27775,16 +28600,39 @@
           <w:szCs w:val="28"/>
           <w:lang w:val="en-US"/>
         </w:rPr>
-        <w:t>cmdb</w:t>
-      </w:r>
-      <w:proofErr w:type="spellEnd"/>
-      <w:r>
-        <w:rPr>
-          <w:rFonts w:ascii="Times New Roman" w:eastAsia="Times New Roman" w:hAnsi="Times New Roman" w:cs="Times New Roman"/>
-          <w:sz w:val="28"/>
-          <w:szCs w:val="28"/>
-        </w:rPr>
-        <w:t>), либо очистить глобальный граф, который может содержать несколько систем, целиком. Данный функционал продемонстрирован на рисунке 15.</w:t>
+        <w:t>JSON</w:t>
+      </w:r>
+      <w:r>
+        <w:rPr>
+          <w:rFonts w:ascii="Times New Roman" w:eastAsia="Times New Roman" w:hAnsi="Times New Roman" w:cs="Times New Roman"/>
+          <w:sz w:val="28"/>
+          <w:szCs w:val="28"/>
+        </w:rPr>
+        <w:t xml:space="preserve"> </w:t>
+      </w:r>
+      <w:r>
+        <w:rPr>
+          <w:rFonts w:ascii="Times New Roman" w:eastAsia="Times New Roman" w:hAnsi="Times New Roman" w:cs="Times New Roman"/>
+          <w:sz w:val="28"/>
+          <w:szCs w:val="28"/>
+        </w:rPr>
+        <w:t>файл с конфигурацией системы и выбрать способ загрузки системы в гр</w:t>
+      </w:r>
+      <w:r>
+        <w:rPr>
+          <w:rFonts w:ascii="Times New Roman" w:eastAsia="Times New Roman" w:hAnsi="Times New Roman" w:cs="Times New Roman"/>
+          <w:sz w:val="28"/>
+          <w:szCs w:val="28"/>
+        </w:rPr>
+        <w:t>аф, что изображено на рисунке 15</w:t>
+      </w:r>
+      <w:r>
+        <w:rPr>
+          <w:rFonts w:ascii="Times New Roman" w:eastAsia="Times New Roman" w:hAnsi="Times New Roman" w:cs="Times New Roman"/>
+          <w:sz w:val="28"/>
+          <w:szCs w:val="28"/>
+        </w:rPr>
+        <w:t>.</w:t>
       </w:r>
     </w:p>
     <w:p>
@@ -27794,11 +28642,15 @@
         <w:jc w:val="center"/>
       </w:pPr>
       <w:r>
+        <w:rPr>
+          <w:noProof/>
+        </w:rPr>
+        <w:lastRenderedPageBreak/>
         <w:drawing>
-          <wp:inline distT="0" distB="0" distL="0" distR="0" wp14:anchorId="5714719D" wp14:editId="0BC3AA60">
-            <wp:extent cx="4968240" cy="3021930"/>
-            <wp:effectExtent l="0" t="0" r="3810" b="7620"/>
-            <wp:docPr id="18" name="Рисунок 18"/>
+          <wp:inline distT="0" distB="0" distL="0" distR="0" wp14:anchorId="516261D3" wp14:editId="51A67601">
+            <wp:extent cx="5189220" cy="2510877"/>
+            <wp:effectExtent l="0" t="0" r="0" b="3810"/>
+            <wp:docPr id="16" name="Рисунок 16"/>
             <wp:cNvGraphicFramePr>
               <a:graphicFrameLocks xmlns:a="http://schemas.openxmlformats.org/drawingml/2006/main" noChangeAspect="1"/>
             </wp:cNvGraphicFramePr>
@@ -27818,7 +28670,7 @@
                   <pic:spPr>
                     <a:xfrm>
                       <a:off x="0" y="0"/>
-                      <a:ext cx="4973823" cy="3025326"/>
+                      <a:ext cx="5195706" cy="2514015"/>
                     </a:xfrm>
                     <a:prstGeom prst="rect">
                       <a:avLst/>
@@ -27864,32 +28716,7 @@
           <w:sz w:val="28"/>
           <w:szCs w:val="28"/>
         </w:rPr>
-        <w:t xml:space="preserve">Страница </w:t>
-      </w:r>
-      <w:r>
-        <w:rPr>
-          <w:rFonts w:ascii="Times New Roman" w:eastAsia="Times New Roman" w:hAnsi="Times New Roman" w:cs="Times New Roman"/>
-          <w:sz w:val="28"/>
-          <w:szCs w:val="28"/>
-          <w:lang w:val="en-US"/>
-        </w:rPr>
-        <w:t>c</w:t>
-      </w:r>
-      <w:r>
-        <w:rPr>
-          <w:rFonts w:ascii="Times New Roman" w:eastAsia="Times New Roman" w:hAnsi="Times New Roman" w:cs="Times New Roman"/>
-          <w:sz w:val="28"/>
-          <w:szCs w:val="28"/>
-        </w:rPr>
-        <w:t xml:space="preserve"> </w:t>
-      </w:r>
-      <w:r>
-        <w:rPr>
-          <w:rFonts w:ascii="Times New Roman" w:eastAsia="Times New Roman" w:hAnsi="Times New Roman" w:cs="Times New Roman"/>
-          <w:sz w:val="28"/>
-          <w:szCs w:val="28"/>
-        </w:rPr>
-        <w:t>удалением систем из графа</w:t>
+        <w:t>Страница с загрузкой архитектуры в БД</w:t>
       </w:r>
     </w:p>
     <w:p>
@@ -27909,39 +28736,76 @@
           <w:sz w:val="28"/>
           <w:szCs w:val="28"/>
         </w:rPr>
-        <w:t xml:space="preserve">При нажатии на вкладку </w:t>
-      </w:r>
-      <w:r>
-        <w:rPr>
-          <w:rFonts w:ascii="Times New Roman" w:eastAsia="Times New Roman" w:hAnsi="Times New Roman" w:cs="Times New Roman"/>
-          <w:sz w:val="28"/>
-          <w:szCs w:val="28"/>
-        </w:rPr>
-        <w:t>“</w:t>
-      </w:r>
-      <w:r>
-        <w:rPr>
-          <w:rFonts w:ascii="Times New Roman" w:eastAsia="Times New Roman" w:hAnsi="Times New Roman" w:cs="Times New Roman"/>
-          <w:sz w:val="28"/>
-          <w:szCs w:val="28"/>
-        </w:rPr>
-        <w:t>Анализ</w:t>
-      </w:r>
-      <w:r>
-        <w:rPr>
-          <w:rFonts w:ascii="Times New Roman" w:eastAsia="Times New Roman" w:hAnsi="Times New Roman" w:cs="Times New Roman"/>
-          <w:sz w:val="28"/>
-          <w:szCs w:val="28"/>
-        </w:rPr>
-        <w:t xml:space="preserve">” </w:t>
-      </w:r>
-      <w:r>
-        <w:rPr>
-          <w:rFonts w:ascii="Times New Roman" w:eastAsia="Times New Roman" w:hAnsi="Times New Roman" w:cs="Times New Roman"/>
-          <w:sz w:val="28"/>
-          <w:szCs w:val="28"/>
-        </w:rPr>
-        <w:t>появляется меню со всеми реализованными проверками. Пример типовой страницы одной из проверок с возможностью указания дополнительных параметров показан на рисунке 16.</w:t>
+        <w:t xml:space="preserve">Удалять элементы из </w:t>
+      </w:r>
+      <w:proofErr w:type="spellStart"/>
+      <w:r>
+        <w:rPr>
+          <w:rFonts w:ascii="Times New Roman" w:eastAsia="Times New Roman" w:hAnsi="Times New Roman" w:cs="Times New Roman"/>
+          <w:sz w:val="28"/>
+          <w:szCs w:val="28"/>
+        </w:rPr>
+        <w:t>графовой</w:t>
+      </w:r>
+      <w:proofErr w:type="spellEnd"/>
+      <w:r>
+        <w:rPr>
+          <w:rFonts w:ascii="Times New Roman" w:eastAsia="Times New Roman" w:hAnsi="Times New Roman" w:cs="Times New Roman"/>
+          <w:sz w:val="28"/>
+          <w:szCs w:val="28"/>
+        </w:rPr>
+        <w:t xml:space="preserve"> базы данных также возможно двумя способами</w:t>
+      </w:r>
+      <w:r>
+        <w:rPr>
+          <w:rFonts w:ascii="Times New Roman" w:eastAsia="Times New Roman" w:hAnsi="Times New Roman" w:cs="Times New Roman"/>
+          <w:sz w:val="28"/>
+          <w:szCs w:val="28"/>
+        </w:rPr>
+        <w:t xml:space="preserve">: </w:t>
+      </w:r>
+      <w:r>
+        <w:rPr>
+          <w:rFonts w:ascii="Times New Roman" w:eastAsia="Times New Roman" w:hAnsi="Times New Roman" w:cs="Times New Roman"/>
+          <w:sz w:val="28"/>
+          <w:szCs w:val="28"/>
+        </w:rPr>
+        <w:t>очистить локальный граф конкретной системы с указанием её идентификатора (</w:t>
+      </w:r>
+      <w:proofErr w:type="spellStart"/>
+      <w:r>
+        <w:rPr>
+          <w:rFonts w:ascii="Times New Roman" w:eastAsia="Times New Roman" w:hAnsi="Times New Roman" w:cs="Times New Roman"/>
+          <w:sz w:val="28"/>
+          <w:szCs w:val="28"/>
+          <w:lang w:val="en-US"/>
+        </w:rPr>
+        <w:t>cmdb</w:t>
+      </w:r>
+      <w:proofErr w:type="spellEnd"/>
+      <w:r>
+        <w:rPr>
+          <w:rFonts w:ascii="Times New Roman" w:eastAsia="Times New Roman" w:hAnsi="Times New Roman" w:cs="Times New Roman"/>
+          <w:sz w:val="28"/>
+          <w:szCs w:val="28"/>
+        </w:rPr>
+        <w:t>), либо очистить глобальный граф, который может содержать несколько систем, целиком. Данный функционал продемонстрирован</w:t>
+      </w:r>
+      <w:r>
+        <w:rPr>
+          <w:rFonts w:ascii="Times New Roman" w:eastAsia="Times New Roman" w:hAnsi="Times New Roman" w:cs="Times New Roman"/>
+          <w:sz w:val="28"/>
+          <w:szCs w:val="28"/>
+        </w:rPr>
+        <w:t xml:space="preserve"> на рисунке 16</w:t>
+      </w:r>
+      <w:r>
+        <w:rPr>
+          <w:rFonts w:ascii="Times New Roman" w:eastAsia="Times New Roman" w:hAnsi="Times New Roman" w:cs="Times New Roman"/>
+          <w:sz w:val="28"/>
+          <w:szCs w:val="28"/>
+        </w:rPr>
+        <w:t>.</w:t>
       </w:r>
     </w:p>
     <w:p>
@@ -27951,12 +28815,14 @@
         <w:jc w:val="center"/>
       </w:pPr>
       <w:r>
-        <w:lastRenderedPageBreak/>
+        <w:rPr>
+          <w:noProof/>
+        </w:rPr>
         <w:drawing>
-          <wp:inline distT="0" distB="0" distL="0" distR="0" wp14:anchorId="4F8EFD75" wp14:editId="32488152">
-            <wp:extent cx="5318760" cy="3066329"/>
-            <wp:effectExtent l="0" t="0" r="0" b="1270"/>
-            <wp:docPr id="19" name="Рисунок 19"/>
+          <wp:inline distT="0" distB="0" distL="0" distR="0" wp14:anchorId="5714719D" wp14:editId="0BC3AA60">
+            <wp:extent cx="4968240" cy="3021930"/>
+            <wp:effectExtent l="0" t="0" r="3810" b="7620"/>
+            <wp:docPr id="18" name="Рисунок 18"/>
             <wp:cNvGraphicFramePr>
               <a:graphicFrameLocks xmlns:a="http://schemas.openxmlformats.org/drawingml/2006/main" noChangeAspect="1"/>
             </wp:cNvGraphicFramePr>
@@ -27976,7 +28842,7 @@
                   <pic:spPr>
                     <a:xfrm>
                       <a:off x="0" y="0"/>
-                      <a:ext cx="5325972" cy="3070487"/>
+                      <a:ext cx="4973823" cy="3025326"/>
                     </a:xfrm>
                     <a:prstGeom prst="rect">
                       <a:avLst/>
@@ -28029,8 +28895,25 @@
           <w:rFonts w:ascii="Times New Roman" w:eastAsia="Times New Roman" w:hAnsi="Times New Roman" w:cs="Times New Roman"/>
           <w:sz w:val="28"/>
           <w:szCs w:val="28"/>
-        </w:rPr>
-        <w:t>поиска циклических зависимостей</w:t>
+          <w:lang w:val="en-US"/>
+        </w:rPr>
+        <w:t>c</w:t>
+      </w:r>
+      <w:r>
+        <w:rPr>
+          <w:rFonts w:ascii="Times New Roman" w:eastAsia="Times New Roman" w:hAnsi="Times New Roman" w:cs="Times New Roman"/>
+          <w:sz w:val="28"/>
+          <w:szCs w:val="28"/>
+        </w:rPr>
+        <w:t xml:space="preserve"> </w:t>
+      </w:r>
+      <w:r>
+        <w:rPr>
+          <w:rFonts w:ascii="Times New Roman" w:eastAsia="Times New Roman" w:hAnsi="Times New Roman" w:cs="Times New Roman"/>
+          <w:sz w:val="28"/>
+          <w:szCs w:val="28"/>
+        </w:rPr>
+        <w:t>удалением систем из графа</w:t>
       </w:r>
     </w:p>
     <w:p>
@@ -28050,116 +28933,55 @@
           <w:sz w:val="28"/>
           <w:szCs w:val="28"/>
         </w:rPr>
-        <w:t>Результатом каждой из проверок является аналитический отчёт</w:t>
-      </w:r>
-      <w:r>
-        <w:rPr>
-          <w:rFonts w:ascii="Times New Roman" w:eastAsia="Times New Roman" w:hAnsi="Times New Roman" w:cs="Times New Roman"/>
-          <w:sz w:val="28"/>
-          <w:szCs w:val="28"/>
-        </w:rPr>
-        <w:t>, в котором</w:t>
-      </w:r>
-      <w:r>
-        <w:rPr>
-          <w:rFonts w:ascii="Times New Roman" w:eastAsia="Times New Roman" w:hAnsi="Times New Roman" w:cs="Times New Roman"/>
-          <w:sz w:val="28"/>
-          <w:szCs w:val="28"/>
-        </w:rPr>
-        <w:t xml:space="preserve"> отражается описание </w:t>
-      </w:r>
-      <w:proofErr w:type="spellStart"/>
-      <w:r>
-        <w:rPr>
-          <w:rFonts w:ascii="Times New Roman" w:eastAsia="Times New Roman" w:hAnsi="Times New Roman" w:cs="Times New Roman"/>
-          <w:sz w:val="28"/>
-          <w:szCs w:val="28"/>
-        </w:rPr>
-        <w:t>антипаттерна</w:t>
-      </w:r>
-      <w:proofErr w:type="spellEnd"/>
-      <w:r>
-        <w:rPr>
-          <w:rFonts w:ascii="Times New Roman" w:eastAsia="Times New Roman" w:hAnsi="Times New Roman" w:cs="Times New Roman"/>
-          <w:sz w:val="28"/>
-          <w:szCs w:val="28"/>
-        </w:rPr>
-        <w:t xml:space="preserve">, </w:t>
-      </w:r>
-      <w:r>
-        <w:rPr>
-          <w:rFonts w:ascii="Times New Roman" w:eastAsia="Times New Roman" w:hAnsi="Times New Roman" w:cs="Times New Roman"/>
-          <w:sz w:val="28"/>
-          <w:szCs w:val="28"/>
-        </w:rPr>
-        <w:t>информация</w:t>
-      </w:r>
-      <w:r>
-        <w:rPr>
-          <w:rFonts w:ascii="Times New Roman" w:eastAsia="Times New Roman" w:hAnsi="Times New Roman" w:cs="Times New Roman"/>
-          <w:sz w:val="28"/>
-          <w:szCs w:val="28"/>
-        </w:rPr>
-        <w:t xml:space="preserve"> о найденных уязвимостях, а также рекомендации по их устранению. </w:t>
-      </w:r>
-      <w:r>
-        <w:rPr>
-          <w:rFonts w:ascii="Times New Roman" w:eastAsia="Times New Roman" w:hAnsi="Times New Roman" w:cs="Times New Roman"/>
-          <w:sz w:val="28"/>
-          <w:szCs w:val="28"/>
-        </w:rPr>
-        <w:t>Данный</w:t>
-      </w:r>
-      <w:r>
-        <w:rPr>
-          <w:rFonts w:ascii="Times New Roman" w:eastAsia="Times New Roman" w:hAnsi="Times New Roman" w:cs="Times New Roman"/>
-          <w:sz w:val="28"/>
-          <w:szCs w:val="28"/>
-        </w:rPr>
-        <w:t xml:space="preserve"> отчёт доступен для скачивания в формате </w:t>
-      </w:r>
-      <w:r>
-        <w:rPr>
-          <w:rFonts w:ascii="Times New Roman" w:eastAsia="Times New Roman" w:hAnsi="Times New Roman" w:cs="Times New Roman"/>
-          <w:sz w:val="28"/>
-          <w:szCs w:val="28"/>
-          <w:lang w:val="en-US"/>
-        </w:rPr>
-        <w:t>JSON</w:t>
-      </w:r>
-      <w:r>
-        <w:rPr>
-          <w:rFonts w:ascii="Times New Roman" w:eastAsia="Times New Roman" w:hAnsi="Times New Roman" w:cs="Times New Roman"/>
-          <w:sz w:val="28"/>
-          <w:szCs w:val="28"/>
-        </w:rPr>
-        <w:t xml:space="preserve">. </w:t>
-      </w:r>
-      <w:r>
-        <w:rPr>
-          <w:rFonts w:ascii="Times New Roman" w:eastAsia="Times New Roman" w:hAnsi="Times New Roman" w:cs="Times New Roman"/>
-          <w:sz w:val="28"/>
-          <w:szCs w:val="28"/>
-        </w:rPr>
-        <w:t xml:space="preserve">Если уязвимостей обнаружено не было, вместо отчёта </w:t>
-      </w:r>
-      <w:r>
-        <w:rPr>
-          <w:rFonts w:ascii="Times New Roman" w:eastAsia="Times New Roman" w:hAnsi="Times New Roman" w:cs="Times New Roman"/>
-          <w:sz w:val="28"/>
-          <w:szCs w:val="28"/>
-        </w:rPr>
-        <w:t>появляет</w:t>
-      </w:r>
-      <w:bookmarkStart w:id="66" w:name="_GoBack"/>
-      <w:bookmarkEnd w:id="66"/>
-      <w:r>
-        <w:rPr>
-          <w:rFonts w:ascii="Times New Roman" w:eastAsia="Times New Roman" w:hAnsi="Times New Roman" w:cs="Times New Roman"/>
-          <w:sz w:val="28"/>
-          <w:szCs w:val="28"/>
-        </w:rPr>
-        <w:t>ся соответствующее сообщение. Примеры отчётов всех реализованных проверок отражены на рисунках 17-22.</w:t>
+        <w:t xml:space="preserve">При нажатии на вкладку </w:t>
+      </w:r>
+      <w:r>
+        <w:rPr>
+          <w:rFonts w:ascii="Times New Roman" w:eastAsia="Times New Roman" w:hAnsi="Times New Roman" w:cs="Times New Roman"/>
+          <w:sz w:val="28"/>
+          <w:szCs w:val="28"/>
+        </w:rPr>
+        <w:t>“</w:t>
+      </w:r>
+      <w:r>
+        <w:rPr>
+          <w:rFonts w:ascii="Times New Roman" w:eastAsia="Times New Roman" w:hAnsi="Times New Roman" w:cs="Times New Roman"/>
+          <w:sz w:val="28"/>
+          <w:szCs w:val="28"/>
+        </w:rPr>
+        <w:t>Анализ</w:t>
+      </w:r>
+      <w:r>
+        <w:rPr>
+          <w:rFonts w:ascii="Times New Roman" w:eastAsia="Times New Roman" w:hAnsi="Times New Roman" w:cs="Times New Roman"/>
+          <w:sz w:val="28"/>
+          <w:szCs w:val="28"/>
+        </w:rPr>
+        <w:t xml:space="preserve">” </w:t>
+      </w:r>
+      <w:r>
+        <w:rPr>
+          <w:rFonts w:ascii="Times New Roman" w:eastAsia="Times New Roman" w:hAnsi="Times New Roman" w:cs="Times New Roman"/>
+          <w:sz w:val="28"/>
+          <w:szCs w:val="28"/>
+        </w:rPr>
+        <w:t xml:space="preserve">появляется меню со всеми реализованными проверками. Пример типовой страницы одной из проверок с возможностью указания дополнительных параметров показан на </w:t>
+      </w:r>
+      <w:r>
+        <w:rPr>
+          <w:rFonts w:ascii="Times New Roman" w:eastAsia="Times New Roman" w:hAnsi="Times New Roman" w:cs="Times New Roman"/>
+          <w:sz w:val="28"/>
+          <w:szCs w:val="28"/>
+        </w:rPr>
+        <w:t>рисунке 17</w:t>
+      </w:r>
+      <w:r>
+        <w:rPr>
+          <w:rFonts w:ascii="Times New Roman" w:eastAsia="Times New Roman" w:hAnsi="Times New Roman" w:cs="Times New Roman"/>
+          <w:sz w:val="28"/>
+          <w:szCs w:val="28"/>
+        </w:rPr>
+        <w:t>.</w:t>
       </w:r>
     </w:p>
     <w:p>
@@ -28169,12 +28991,15 @@
         <w:jc w:val="center"/>
       </w:pPr>
       <w:r>
+        <w:rPr>
+          <w:noProof/>
+        </w:rPr>
         <w:lastRenderedPageBreak/>
         <w:drawing>
-          <wp:inline distT="0" distB="0" distL="0" distR="0" wp14:anchorId="4C670CBA" wp14:editId="63070CCC">
-            <wp:extent cx="4671060" cy="4221324"/>
-            <wp:effectExtent l="0" t="0" r="0" b="8255"/>
-            <wp:docPr id="22" name="Рисунок 22"/>
+          <wp:inline distT="0" distB="0" distL="0" distR="0" wp14:anchorId="4F8EFD75" wp14:editId="32488152">
+            <wp:extent cx="5318760" cy="3066329"/>
+            <wp:effectExtent l="0" t="0" r="0" b="1270"/>
+            <wp:docPr id="19" name="Рисунок 19"/>
             <wp:cNvGraphicFramePr>
               <a:graphicFrameLocks xmlns:a="http://schemas.openxmlformats.org/drawingml/2006/main" noChangeAspect="1"/>
             </wp:cNvGraphicFramePr>
@@ -28194,7 +29019,7 @@
                   <pic:spPr>
                     <a:xfrm>
                       <a:off x="0" y="0"/>
-                      <a:ext cx="4677577" cy="4227214"/>
+                      <a:ext cx="5325972" cy="3070487"/>
                     </a:xfrm>
                     <a:prstGeom prst="rect">
                       <a:avLst/>
@@ -28240,7 +29065,150 @@
           <w:sz w:val="28"/>
           <w:szCs w:val="28"/>
         </w:rPr>
-        <w:t>Отчёт о наличии циклических зависимостей</w:t>
+        <w:t>Страница поиска циклических зависимостей</w:t>
+      </w:r>
+    </w:p>
+    <w:p>
+      <w:pPr>
+        <w:spacing w:line="360" w:lineRule="auto"/>
+        <w:ind w:firstLine="709"/>
+        <w:jc w:val="both"/>
+        <w:rPr>
+          <w:rFonts w:ascii="Times New Roman" w:eastAsia="Times New Roman" w:hAnsi="Times New Roman" w:cs="Times New Roman"/>
+          <w:sz w:val="28"/>
+          <w:szCs w:val="28"/>
+        </w:rPr>
+      </w:pPr>
+      <w:r>
+        <w:rPr>
+          <w:rFonts w:ascii="Times New Roman" w:eastAsia="Times New Roman" w:hAnsi="Times New Roman" w:cs="Times New Roman"/>
+          <w:sz w:val="28"/>
+          <w:szCs w:val="28"/>
+        </w:rPr>
+        <w:t>Результатом каждой из проверок является аналитический отчёт</w:t>
+      </w:r>
+      <w:r>
+        <w:rPr>
+          <w:rFonts w:ascii="Times New Roman" w:eastAsia="Times New Roman" w:hAnsi="Times New Roman" w:cs="Times New Roman"/>
+          <w:sz w:val="28"/>
+          <w:szCs w:val="28"/>
+        </w:rPr>
+        <w:t>, в котором</w:t>
+      </w:r>
+      <w:r>
+        <w:rPr>
+          <w:rFonts w:ascii="Times New Roman" w:eastAsia="Times New Roman" w:hAnsi="Times New Roman" w:cs="Times New Roman"/>
+          <w:sz w:val="28"/>
+          <w:szCs w:val="28"/>
+        </w:rPr>
+        <w:t xml:space="preserve"> отражается описание </w:t>
+      </w:r>
+      <w:proofErr w:type="spellStart"/>
+      <w:r>
+        <w:rPr>
+          <w:rFonts w:ascii="Times New Roman" w:eastAsia="Times New Roman" w:hAnsi="Times New Roman" w:cs="Times New Roman"/>
+          <w:sz w:val="28"/>
+          <w:szCs w:val="28"/>
+        </w:rPr>
+        <w:t>антипаттерна</w:t>
+      </w:r>
+      <w:proofErr w:type="spellEnd"/>
+      <w:r>
+        <w:rPr>
+          <w:rFonts w:ascii="Times New Roman" w:eastAsia="Times New Roman" w:hAnsi="Times New Roman" w:cs="Times New Roman"/>
+          <w:sz w:val="28"/>
+          <w:szCs w:val="28"/>
+        </w:rPr>
+        <w:t xml:space="preserve">, </w:t>
+      </w:r>
+      <w:r>
+        <w:rPr>
+          <w:rFonts w:ascii="Times New Roman" w:eastAsia="Times New Roman" w:hAnsi="Times New Roman" w:cs="Times New Roman"/>
+          <w:sz w:val="28"/>
+          <w:szCs w:val="28"/>
+        </w:rPr>
+        <w:t>информация</w:t>
+      </w:r>
+      <w:r>
+        <w:rPr>
+          <w:rFonts w:ascii="Times New Roman" w:eastAsia="Times New Roman" w:hAnsi="Times New Roman" w:cs="Times New Roman"/>
+          <w:sz w:val="28"/>
+          <w:szCs w:val="28"/>
+        </w:rPr>
+        <w:t xml:space="preserve"> о найденных уязвимостях, а также рекомендации по их устранению. </w:t>
+      </w:r>
+      <w:r>
+        <w:rPr>
+          <w:rFonts w:ascii="Times New Roman" w:eastAsia="Times New Roman" w:hAnsi="Times New Roman" w:cs="Times New Roman"/>
+          <w:sz w:val="28"/>
+          <w:szCs w:val="28"/>
+        </w:rPr>
+        <w:t>Данный</w:t>
+      </w:r>
+      <w:r>
+        <w:rPr>
+          <w:rFonts w:ascii="Times New Roman" w:eastAsia="Times New Roman" w:hAnsi="Times New Roman" w:cs="Times New Roman"/>
+          <w:sz w:val="28"/>
+          <w:szCs w:val="28"/>
+        </w:rPr>
+        <w:t xml:space="preserve"> отчёт доступен для скачивания в формате </w:t>
+      </w:r>
+      <w:r>
+        <w:rPr>
+          <w:rFonts w:ascii="Times New Roman" w:eastAsia="Times New Roman" w:hAnsi="Times New Roman" w:cs="Times New Roman"/>
+          <w:sz w:val="28"/>
+          <w:szCs w:val="28"/>
+          <w:lang w:val="en-US"/>
+        </w:rPr>
+        <w:t>JSON</w:t>
+      </w:r>
+      <w:r>
+        <w:rPr>
+          <w:rFonts w:ascii="Times New Roman" w:eastAsia="Times New Roman" w:hAnsi="Times New Roman" w:cs="Times New Roman"/>
+          <w:sz w:val="28"/>
+          <w:szCs w:val="28"/>
+        </w:rPr>
+        <w:t xml:space="preserve">. </w:t>
+      </w:r>
+      <w:r>
+        <w:rPr>
+          <w:rFonts w:ascii="Times New Roman" w:eastAsia="Times New Roman" w:hAnsi="Times New Roman" w:cs="Times New Roman"/>
+          <w:sz w:val="28"/>
+          <w:szCs w:val="28"/>
+        </w:rPr>
+        <w:t xml:space="preserve">Если уязвимостей обнаружено не было, вместо отчёта </w:t>
+      </w:r>
+      <w:r>
+        <w:rPr>
+          <w:rFonts w:ascii="Times New Roman" w:eastAsia="Times New Roman" w:hAnsi="Times New Roman" w:cs="Times New Roman"/>
+          <w:sz w:val="28"/>
+          <w:szCs w:val="28"/>
+        </w:rPr>
+        <w:t>появляет</w:t>
+      </w:r>
+      <w:r>
+        <w:rPr>
+          <w:rFonts w:ascii="Times New Roman" w:eastAsia="Times New Roman" w:hAnsi="Times New Roman" w:cs="Times New Roman"/>
+          <w:sz w:val="28"/>
+          <w:szCs w:val="28"/>
+        </w:rPr>
+        <w:t xml:space="preserve">ся соответствующее сообщение. Примеры отчётов всех реализованных </w:t>
+      </w:r>
+      <w:r>
+        <w:rPr>
+          <w:rFonts w:ascii="Times New Roman" w:eastAsia="Times New Roman" w:hAnsi="Times New Roman" w:cs="Times New Roman"/>
+          <w:sz w:val="28"/>
+          <w:szCs w:val="28"/>
+        </w:rPr>
+        <w:t>проверок отражены на рисунках 18-23</w:t>
+      </w:r>
+      <w:r>
+        <w:rPr>
+          <w:rFonts w:ascii="Times New Roman" w:eastAsia="Times New Roman" w:hAnsi="Times New Roman" w:cs="Times New Roman"/>
+          <w:sz w:val="28"/>
+          <w:szCs w:val="28"/>
+        </w:rPr>
+        <w:t>.</w:t>
       </w:r>
     </w:p>
     <w:p>
@@ -28250,11 +29218,15 @@
         <w:jc w:val="center"/>
       </w:pPr>
       <w:r>
+        <w:rPr>
+          <w:noProof/>
+        </w:rPr>
+        <w:lastRenderedPageBreak/>
         <w:drawing>
-          <wp:inline distT="0" distB="0" distL="0" distR="0" wp14:anchorId="760D55C2" wp14:editId="1D8D1911">
-            <wp:extent cx="4236720" cy="3736445"/>
-            <wp:effectExtent l="0" t="0" r="0" b="0"/>
-            <wp:docPr id="23" name="Рисунок 23"/>
+          <wp:inline distT="0" distB="0" distL="0" distR="0" wp14:anchorId="4C670CBA" wp14:editId="63070CCC">
+            <wp:extent cx="4671060" cy="4221324"/>
+            <wp:effectExtent l="0" t="0" r="0" b="8255"/>
+            <wp:docPr id="22" name="Рисунок 22"/>
             <wp:cNvGraphicFramePr>
               <a:graphicFrameLocks xmlns:a="http://schemas.openxmlformats.org/drawingml/2006/main" noChangeAspect="1"/>
             </wp:cNvGraphicFramePr>
@@ -28274,7 +29246,7 @@
                   <pic:spPr>
                     <a:xfrm>
                       <a:off x="0" y="0"/>
-                      <a:ext cx="4252708" cy="3750545"/>
+                      <a:ext cx="4677577" cy="4227214"/>
                     </a:xfrm>
                     <a:prstGeom prst="rect">
                       <a:avLst/>
@@ -28320,15 +29292,7 @@
           <w:sz w:val="28"/>
           <w:szCs w:val="28"/>
         </w:rPr>
-        <w:t xml:space="preserve">Отчёт о наличии </w:t>
-      </w:r>
-      <w:r>
-        <w:rPr>
-          <w:rFonts w:ascii="Times New Roman" w:eastAsia="Times New Roman" w:hAnsi="Times New Roman" w:cs="Times New Roman"/>
-          <w:sz w:val="28"/>
-          <w:szCs w:val="28"/>
-        </w:rPr>
-        <w:t>единых точек отказа</w:t>
+        <w:t>Отчёт о наличии циклических зависимостей</w:t>
       </w:r>
     </w:p>
     <w:p>
@@ -28337,19 +29301,15 @@
         <w:ind w:firstLine="709"/>
         <w:jc w:val="center"/>
       </w:pPr>
-    </w:p>
-    <w:p>
-      <w:pPr>
-        <w:spacing w:line="360" w:lineRule="auto"/>
-        <w:ind w:firstLine="709"/>
-        <w:jc w:val="center"/>
-      </w:pPr>
-      <w:r>
+      <w:r>
+        <w:rPr>
+          <w:noProof/>
+        </w:rPr>
         <w:drawing>
-          <wp:inline distT="0" distB="0" distL="0" distR="0" wp14:anchorId="61AA8AFE" wp14:editId="6A639139">
-            <wp:extent cx="4693920" cy="3863781"/>
-            <wp:effectExtent l="0" t="0" r="0" b="3810"/>
-            <wp:docPr id="24" name="Рисунок 24"/>
+          <wp:inline distT="0" distB="0" distL="0" distR="0" wp14:anchorId="760D55C2" wp14:editId="1D8D1911">
+            <wp:extent cx="4236720" cy="3736445"/>
+            <wp:effectExtent l="0" t="0" r="0" b="0"/>
+            <wp:docPr id="23" name="Рисунок 23"/>
             <wp:cNvGraphicFramePr>
               <a:graphicFrameLocks xmlns:a="http://schemas.openxmlformats.org/drawingml/2006/main" noChangeAspect="1"/>
             </wp:cNvGraphicFramePr>
@@ -28369,7 +29329,7 @@
                   <pic:spPr>
                     <a:xfrm>
                       <a:off x="0" y="0"/>
-                      <a:ext cx="4701904" cy="3870353"/>
+                      <a:ext cx="4252708" cy="3750545"/>
                     </a:xfrm>
                     <a:prstGeom prst="rect">
                       <a:avLst/>
@@ -28415,41 +29375,7 @@
           <w:sz w:val="28"/>
           <w:szCs w:val="28"/>
         </w:rPr>
-        <w:t xml:space="preserve">Отчёт о </w:t>
-      </w:r>
-      <w:r>
-        <w:rPr>
-          <w:rFonts w:ascii="Times New Roman" w:eastAsia="Times New Roman" w:hAnsi="Times New Roman" w:cs="Times New Roman"/>
-          <w:sz w:val="28"/>
-          <w:szCs w:val="28"/>
-          <w:lang w:val="en-US"/>
-        </w:rPr>
-        <w:t>“</w:t>
-      </w:r>
-      <w:r>
-        <w:rPr>
-          <w:rFonts w:ascii="Times New Roman" w:eastAsia="Times New Roman" w:hAnsi="Times New Roman" w:cs="Times New Roman"/>
-          <w:sz w:val="28"/>
-          <w:szCs w:val="28"/>
-        </w:rPr>
-        <w:t>божественных</w:t>
-      </w:r>
-      <w:r>
-        <w:rPr>
-          <w:rFonts w:ascii="Times New Roman" w:eastAsia="Times New Roman" w:hAnsi="Times New Roman" w:cs="Times New Roman"/>
-          <w:sz w:val="28"/>
-          <w:szCs w:val="28"/>
-          <w:lang w:val="en-US"/>
-        </w:rPr>
-        <w:t>”</w:t>
-      </w:r>
-      <w:r>
-        <w:rPr>
-          <w:rFonts w:ascii="Times New Roman" w:eastAsia="Times New Roman" w:hAnsi="Times New Roman" w:cs="Times New Roman"/>
-          <w:sz w:val="28"/>
-          <w:szCs w:val="28"/>
-        </w:rPr>
-        <w:t xml:space="preserve"> объектов</w:t>
+        <w:t>Отчёт о наличии единых точек отказа</w:t>
       </w:r>
     </w:p>
     <w:p>
@@ -28458,12 +29384,22 @@
         <w:ind w:firstLine="709"/>
         <w:jc w:val="center"/>
       </w:pPr>
-      <w:r>
+    </w:p>
+    <w:p>
+      <w:pPr>
+        <w:spacing w:line="360" w:lineRule="auto"/>
+        <w:ind w:firstLine="709"/>
+        <w:jc w:val="center"/>
+      </w:pPr>
+      <w:r>
+        <w:rPr>
+          <w:noProof/>
+        </w:rPr>
         <w:drawing>
-          <wp:inline distT="0" distB="0" distL="0" distR="0" wp14:anchorId="6D43B027" wp14:editId="187D7E06">
-            <wp:extent cx="4172178" cy="3505200"/>
-            <wp:effectExtent l="0" t="0" r="0" b="0"/>
-            <wp:docPr id="25" name="Рисунок 25"/>
+          <wp:inline distT="0" distB="0" distL="0" distR="0" wp14:anchorId="61AA8AFE" wp14:editId="6A639139">
+            <wp:extent cx="4693920" cy="3863781"/>
+            <wp:effectExtent l="0" t="0" r="0" b="3810"/>
+            <wp:docPr id="24" name="Рисунок 24"/>
             <wp:cNvGraphicFramePr>
               <a:graphicFrameLocks xmlns:a="http://schemas.openxmlformats.org/drawingml/2006/main" noChangeAspect="1"/>
             </wp:cNvGraphicFramePr>
@@ -28483,7 +29419,7 @@
                   <pic:spPr>
                     <a:xfrm>
                       <a:off x="0" y="0"/>
-                      <a:ext cx="4189473" cy="3519730"/>
+                      <a:ext cx="4701904" cy="3870353"/>
                     </a:xfrm>
                     <a:prstGeom prst="rect">
                       <a:avLst/>
@@ -28537,7 +29473,31 @@
           <w:sz w:val="28"/>
           <w:szCs w:val="28"/>
         </w:rPr>
-        <w:t>пропускной способности пути</w:t>
+        <w:t>“</w:t>
+      </w:r>
+      <w:r>
+        <w:rPr>
+          <w:rFonts w:ascii="Times New Roman" w:eastAsia="Times New Roman" w:hAnsi="Times New Roman" w:cs="Times New Roman"/>
+          <w:sz w:val="28"/>
+          <w:szCs w:val="28"/>
+        </w:rPr>
+        <w:t>божественных</w:t>
+      </w:r>
+      <w:r>
+        <w:rPr>
+          <w:rFonts w:ascii="Times New Roman" w:eastAsia="Times New Roman" w:hAnsi="Times New Roman" w:cs="Times New Roman"/>
+          <w:sz w:val="28"/>
+          <w:szCs w:val="28"/>
+        </w:rPr>
+        <w:t>”</w:t>
+      </w:r>
+      <w:r>
+        <w:rPr>
+          <w:rFonts w:ascii="Times New Roman" w:eastAsia="Times New Roman" w:hAnsi="Times New Roman" w:cs="Times New Roman"/>
+          <w:sz w:val="28"/>
+          <w:szCs w:val="28"/>
+        </w:rPr>
+        <w:t xml:space="preserve"> объектов</w:t>
       </w:r>
     </w:p>
     <w:p>
@@ -28546,20 +29506,15 @@
         <w:ind w:firstLine="709"/>
         <w:jc w:val="center"/>
       </w:pPr>
-    </w:p>
-    <w:p>
-      <w:pPr>
-        <w:spacing w:line="360" w:lineRule="auto"/>
-        <w:ind w:firstLine="709"/>
-        <w:jc w:val="center"/>
-      </w:pPr>
-      <w:r>
-        <w:lastRenderedPageBreak/>
+      <w:r>
+        <w:rPr>
+          <w:noProof/>
+        </w:rPr>
         <w:drawing>
-          <wp:inline distT="0" distB="0" distL="0" distR="0" wp14:anchorId="5284B835" wp14:editId="72394CEB">
-            <wp:extent cx="4617720" cy="1716718"/>
+          <wp:inline distT="0" distB="0" distL="0" distR="0" wp14:anchorId="6D43B027" wp14:editId="187D7E06">
+            <wp:extent cx="4172178" cy="3505200"/>
             <wp:effectExtent l="0" t="0" r="0" b="0"/>
-            <wp:docPr id="26" name="Рисунок 26"/>
+            <wp:docPr id="25" name="Рисунок 25"/>
             <wp:cNvGraphicFramePr>
               <a:graphicFrameLocks xmlns:a="http://schemas.openxmlformats.org/drawingml/2006/main" noChangeAspect="1"/>
             </wp:cNvGraphicFramePr>
@@ -28579,7 +29534,7 @@
                   <pic:spPr>
                     <a:xfrm>
                       <a:off x="0" y="0"/>
-                      <a:ext cx="4637066" cy="1723910"/>
+                      <a:ext cx="4189473" cy="3519730"/>
                     </a:xfrm>
                     <a:prstGeom prst="rect">
                       <a:avLst/>
@@ -28625,7 +29580,7 @@
           <w:sz w:val="28"/>
           <w:szCs w:val="28"/>
         </w:rPr>
-        <w:t>Сообщение об отсутствии критической инфраструктуры</w:t>
+        <w:t>Отчёт о пропускной способности пути</w:t>
       </w:r>
     </w:p>
     <w:p>
@@ -28634,12 +29589,23 @@
         <w:ind w:firstLine="709"/>
         <w:jc w:val="center"/>
       </w:pPr>
-      <w:r>
+    </w:p>
+    <w:p>
+      <w:pPr>
+        <w:spacing w:line="360" w:lineRule="auto"/>
+        <w:ind w:firstLine="709"/>
+        <w:jc w:val="center"/>
+      </w:pPr>
+      <w:r>
+        <w:rPr>
+          <w:noProof/>
+        </w:rPr>
+        <w:lastRenderedPageBreak/>
         <w:drawing>
-          <wp:inline distT="0" distB="0" distL="0" distR="0" wp14:anchorId="304AA59F" wp14:editId="21C8180F">
-            <wp:extent cx="4884420" cy="5307201"/>
-            <wp:effectExtent l="0" t="0" r="0" b="8255"/>
-            <wp:docPr id="27" name="Рисунок 27"/>
+          <wp:inline distT="0" distB="0" distL="0" distR="0" wp14:anchorId="5284B835" wp14:editId="72394CEB">
+            <wp:extent cx="4617720" cy="1716718"/>
+            <wp:effectExtent l="0" t="0" r="0" b="0"/>
+            <wp:docPr id="26" name="Рисунок 26"/>
             <wp:cNvGraphicFramePr>
               <a:graphicFrameLocks xmlns:a="http://schemas.openxmlformats.org/drawingml/2006/main" noChangeAspect="1"/>
             </wp:cNvGraphicFramePr>
@@ -28659,6 +29625,89 @@
                   <pic:spPr>
                     <a:xfrm>
                       <a:off x="0" y="0"/>
+                      <a:ext cx="4637066" cy="1723910"/>
+                    </a:xfrm>
+                    <a:prstGeom prst="rect">
+                      <a:avLst/>
+                    </a:prstGeom>
+                  </pic:spPr>
+                </pic:pic>
+              </a:graphicData>
+            </a:graphic>
+          </wp:inline>
+        </w:drawing>
+      </w:r>
+    </w:p>
+    <w:p>
+      <w:pPr>
+        <w:spacing w:after="120" w:line="360" w:lineRule="auto"/>
+        <w:ind w:firstLine="709"/>
+        <w:jc w:val="center"/>
+        <w:rPr>
+          <w:rFonts w:ascii="Times New Roman" w:eastAsia="Times New Roman" w:hAnsi="Times New Roman" w:cs="Times New Roman"/>
+          <w:sz w:val="28"/>
+          <w:szCs w:val="28"/>
+        </w:rPr>
+      </w:pPr>
+      <w:r>
+        <w:rPr>
+          <w:rFonts w:ascii="Times New Roman" w:eastAsia="Times New Roman" w:hAnsi="Times New Roman" w:cs="Times New Roman"/>
+          <w:sz w:val="28"/>
+          <w:szCs w:val="28"/>
+        </w:rPr>
+        <w:t>Рисунок 22</w:t>
+      </w:r>
+      <w:r>
+        <w:rPr>
+          <w:rFonts w:ascii="Times New Roman" w:eastAsia="Times New Roman" w:hAnsi="Times New Roman" w:cs="Times New Roman"/>
+          <w:sz w:val="28"/>
+          <w:szCs w:val="28"/>
+        </w:rPr>
+        <w:t xml:space="preserve"> –  </w:t>
+      </w:r>
+      <w:r>
+        <w:rPr>
+          <w:rFonts w:ascii="Times New Roman" w:eastAsia="Times New Roman" w:hAnsi="Times New Roman" w:cs="Times New Roman"/>
+          <w:sz w:val="28"/>
+          <w:szCs w:val="28"/>
+        </w:rPr>
+        <w:t>Сообщение об отсутствии критической инфраструктуры</w:t>
+      </w:r>
+    </w:p>
+    <w:p>
+      <w:pPr>
+        <w:spacing w:line="360" w:lineRule="auto"/>
+        <w:ind w:firstLine="709"/>
+        <w:jc w:val="center"/>
+      </w:pPr>
+      <w:r>
+        <w:rPr>
+          <w:noProof/>
+        </w:rPr>
+        <w:drawing>
+          <wp:inline distT="0" distB="0" distL="0" distR="0" wp14:anchorId="304AA59F" wp14:editId="21C8180F">
+            <wp:extent cx="4884420" cy="5307201"/>
+            <wp:effectExtent l="0" t="0" r="0" b="8255"/>
+            <wp:docPr id="27" name="Рисунок 27"/>
+            <wp:cNvGraphicFramePr>
+              <a:graphicFrameLocks xmlns:a="http://schemas.openxmlformats.org/drawingml/2006/main" noChangeAspect="1"/>
+            </wp:cNvGraphicFramePr>
+            <a:graphic xmlns:a="http://schemas.openxmlformats.org/drawingml/2006/main">
+              <a:graphicData uri="http://schemas.openxmlformats.org/drawingml/2006/picture">
+                <pic:pic xmlns:pic="http://schemas.openxmlformats.org/drawingml/2006/picture">
+                  <pic:nvPicPr>
+                    <pic:cNvPr id="1" name=""/>
+                    <pic:cNvPicPr/>
+                  </pic:nvPicPr>
+                  <pic:blipFill>
+                    <a:blip r:embed="rId34"/>
+                    <a:stretch>
+                      <a:fillRect/>
+                    </a:stretch>
+                  </pic:blipFill>
+                  <pic:spPr>
+                    <a:xfrm>
+                      <a:off x="0" y="0"/>
                       <a:ext cx="4889427" cy="5312642"/>
                     </a:xfrm>
                     <a:prstGeom prst="rect">
@@ -28689,7 +29738,7 @@
           <w:sz w:val="28"/>
           <w:szCs w:val="28"/>
         </w:rPr>
-        <w:t>Рисунок 22</w:t>
+        <w:t>Рисунок 23</w:t>
       </w:r>
       <w:r>
         <w:rPr>
@@ -28705,15 +29754,7 @@
           <w:sz w:val="28"/>
           <w:szCs w:val="28"/>
         </w:rPr>
-        <w:t xml:space="preserve">Отчёт о наличии </w:t>
-      </w:r>
-      <w:r>
-        <w:rPr>
-          <w:rFonts w:ascii="Times New Roman" w:eastAsia="Times New Roman" w:hAnsi="Times New Roman" w:cs="Times New Roman"/>
-          <w:sz w:val="28"/>
-          <w:szCs w:val="28"/>
-        </w:rPr>
-        <w:t>нарушений периметра развёртывания</w:t>
+        <w:t>Отчёт о наличии нарушений периметра развёртывания</w:t>
       </w:r>
     </w:p>
     <w:p>
@@ -28733,31 +29774,230 @@
           <w:b/>
           <w:szCs w:val="28"/>
         </w:rPr>
+        <w:t>4</w:t>
+      </w:r>
+      <w:r>
+        <w:rPr>
+          <w:b/>
+          <w:szCs w:val="28"/>
+        </w:rPr>
+        <w:t xml:space="preserve">.2 </w:t>
+      </w:r>
+      <w:r>
+        <w:rPr>
+          <w:b/>
+          <w:szCs w:val="28"/>
+        </w:rPr>
+        <w:t>Целевые п</w:t>
+      </w:r>
+      <w:r>
+        <w:rPr>
+          <w:b/>
+          <w:szCs w:val="28"/>
+        </w:rPr>
+        <w:t>о</w:t>
+      </w:r>
+      <w:bookmarkEnd w:id="65"/>
+      <w:r>
+        <w:rPr>
+          <w:b/>
+          <w:szCs w:val="28"/>
+        </w:rPr>
+        <w:t>льзователи</w:t>
+      </w:r>
+    </w:p>
+    <w:p>
+      <w:pPr>
+        <w:spacing w:after="0" w:line="360" w:lineRule="auto"/>
+        <w:ind w:firstLine="709"/>
+        <w:jc w:val="both"/>
+        <w:rPr>
+          <w:rFonts w:ascii="Times New Roman" w:eastAsia="Times New Roman" w:hAnsi="Times New Roman" w:cs="Times New Roman"/>
+          <w:sz w:val="28"/>
+          <w:szCs w:val="28"/>
+        </w:rPr>
+      </w:pPr>
+      <w:bookmarkStart w:id="66" w:name="_Toc230438241"/>
+      <w:r>
+        <w:rPr>
+          <w:rFonts w:ascii="Times New Roman" w:eastAsia="Times New Roman" w:hAnsi="Times New Roman" w:cs="Times New Roman"/>
+          <w:sz w:val="28"/>
+          <w:szCs w:val="28"/>
+        </w:rPr>
+        <w:t xml:space="preserve">Разработанный </w:t>
+      </w:r>
+      <w:r>
+        <w:rPr>
+          <w:rFonts w:ascii="Times New Roman" w:eastAsia="Times New Roman" w:hAnsi="Times New Roman" w:cs="Times New Roman"/>
+          <w:sz w:val="28"/>
+          <w:szCs w:val="28"/>
+        </w:rPr>
+        <w:t>метод</w:t>
+      </w:r>
+      <w:r>
+        <w:rPr>
+          <w:rFonts w:ascii="Times New Roman" w:eastAsia="Times New Roman" w:hAnsi="Times New Roman" w:cs="Times New Roman"/>
+          <w:sz w:val="28"/>
+          <w:szCs w:val="28"/>
+        </w:rPr>
+        <w:t xml:space="preserve"> ориентирован прежде всего на специалистов, занимающихся проектированием и сопровождением архитектуры </w:t>
+      </w:r>
+      <w:r>
+        <w:rPr>
+          <w:rFonts w:ascii="Times New Roman" w:eastAsia="Times New Roman" w:hAnsi="Times New Roman" w:cs="Times New Roman"/>
+          <w:sz w:val="28"/>
+          <w:szCs w:val="28"/>
+        </w:rPr>
         <w:lastRenderedPageBreak/>
-        <w:t>4</w:t>
-      </w:r>
-      <w:r>
-        <w:rPr>
-          <w:b/>
-          <w:szCs w:val="28"/>
-        </w:rPr>
-        <w:t xml:space="preserve">.2 </w:t>
-      </w:r>
-      <w:r>
-        <w:rPr>
-          <w:b/>
-          <w:szCs w:val="28"/>
-        </w:rPr>
-        <w:t>Целевые п</w:t>
-      </w:r>
-      <w:r>
-        <w:rPr>
-          <w:b/>
-          <w:szCs w:val="28"/>
-        </w:rPr>
-        <w:t>отребители</w:t>
-      </w:r>
-      <w:bookmarkEnd w:id="65"/>
+        <w:t>программных систем: архитекторов программного обеспечения и технических лидеров команд разработки. Именно они несут ответственность за принятие структурных решений и заинтересованы в наличии инструмента, позволяющего на ранних этапах объективно оценивать качество проектируемой системы. Для таких специалистов разработка предоставляет возможность формализовать архитектуру в виде графа и получить структурированный аналитический отчёт без необходимости ручного обхода схем и диаграмм.</w:t>
+      </w:r>
+    </w:p>
+    <w:p>
+      <w:pPr>
+        <w:spacing w:after="0" w:line="360" w:lineRule="auto"/>
+        <w:ind w:firstLine="709"/>
+        <w:jc w:val="both"/>
+        <w:rPr>
+          <w:rFonts w:ascii="Times New Roman" w:eastAsia="Times New Roman" w:hAnsi="Times New Roman" w:cs="Times New Roman"/>
+          <w:sz w:val="28"/>
+          <w:szCs w:val="28"/>
+        </w:rPr>
+      </w:pPr>
+      <w:r>
+        <w:rPr>
+          <w:rFonts w:ascii="Times New Roman" w:eastAsia="Times New Roman" w:hAnsi="Times New Roman" w:cs="Times New Roman"/>
+          <w:sz w:val="28"/>
+          <w:szCs w:val="28"/>
+        </w:rPr>
+        <w:t>Вторая категория потребителей — инженеры по надёжности и безопасности, в чьи обязанности входит выявление потенциальных точек отказа, анализ устойчивости к сбоям и контроль соблюдения сетевых периметров. Для них особую ценность представляют проверки на единые точки отказа, критическую инфраструктуру и нарушения периметра развёртывания, которые позволяют обнаруживать системные риски непосредственно по архитектурному описанию, не дожидаясь инцидентов в эксплуатации.</w:t>
+      </w:r>
+    </w:p>
+    <w:p>
+      <w:pPr>
+        <w:spacing w:after="0" w:line="360" w:lineRule="auto"/>
+        <w:ind w:firstLine="709"/>
+        <w:jc w:val="both"/>
+        <w:rPr>
+          <w:rFonts w:ascii="Times New Roman" w:eastAsia="Times New Roman" w:hAnsi="Times New Roman" w:cs="Times New Roman"/>
+          <w:sz w:val="28"/>
+          <w:szCs w:val="28"/>
+        </w:rPr>
+      </w:pPr>
+      <w:r>
+        <w:rPr>
+          <w:rFonts w:ascii="Times New Roman" w:eastAsia="Times New Roman" w:hAnsi="Times New Roman" w:cs="Times New Roman"/>
+          <w:sz w:val="28"/>
+          <w:szCs w:val="28"/>
+        </w:rPr>
+        <w:t>Метод</w:t>
+      </w:r>
+      <w:r>
+        <w:rPr>
+          <w:rFonts w:ascii="Times New Roman" w:eastAsia="Times New Roman" w:hAnsi="Times New Roman" w:cs="Times New Roman"/>
+          <w:sz w:val="28"/>
+          <w:szCs w:val="28"/>
+        </w:rPr>
+        <w:t xml:space="preserve"> также применим в командах, практикующих непрерывную интеграцию и доставку </w:t>
+      </w:r>
+      <w:r>
+        <w:rPr>
+          <w:rFonts w:ascii="Times New Roman" w:eastAsia="Times New Roman" w:hAnsi="Times New Roman" w:cs="Times New Roman"/>
+          <w:sz w:val="28"/>
+          <w:szCs w:val="28"/>
+        </w:rPr>
+        <w:t>программного обеспечения</w:t>
+      </w:r>
+      <w:r>
+        <w:rPr>
+          <w:rFonts w:ascii="Times New Roman" w:eastAsia="Times New Roman" w:hAnsi="Times New Roman" w:cs="Times New Roman"/>
+          <w:sz w:val="28"/>
+          <w:szCs w:val="28"/>
+        </w:rPr>
+        <w:t xml:space="preserve">. В таких командах разработчики регулярно вносят изменения в архитектуру, и автоматизированная проверка на наличие </w:t>
+      </w:r>
+      <w:proofErr w:type="spellStart"/>
+      <w:r>
+        <w:rPr>
+          <w:rFonts w:ascii="Times New Roman" w:eastAsia="Times New Roman" w:hAnsi="Times New Roman" w:cs="Times New Roman"/>
+          <w:sz w:val="28"/>
+          <w:szCs w:val="28"/>
+        </w:rPr>
+        <w:t>антипаттернов</w:t>
+      </w:r>
+      <w:proofErr w:type="spellEnd"/>
+      <w:r>
+        <w:rPr>
+          <w:rFonts w:ascii="Times New Roman" w:eastAsia="Times New Roman" w:hAnsi="Times New Roman" w:cs="Times New Roman"/>
+          <w:sz w:val="28"/>
+          <w:szCs w:val="28"/>
+        </w:rPr>
+        <w:t xml:space="preserve"> может быть встроена в </w:t>
+      </w:r>
+      <w:proofErr w:type="spellStart"/>
+      <w:r>
+        <w:rPr>
+          <w:rFonts w:ascii="Times New Roman" w:eastAsia="Times New Roman" w:hAnsi="Times New Roman" w:cs="Times New Roman"/>
+          <w:sz w:val="28"/>
+          <w:szCs w:val="28"/>
+        </w:rPr>
+        <w:t>пайплайн</w:t>
+      </w:r>
+      <w:proofErr w:type="spellEnd"/>
+      <w:r>
+        <w:rPr>
+          <w:rFonts w:ascii="Times New Roman" w:eastAsia="Times New Roman" w:hAnsi="Times New Roman" w:cs="Times New Roman"/>
+          <w:sz w:val="28"/>
+          <w:szCs w:val="28"/>
+        </w:rPr>
+        <w:t xml:space="preserve"> сборки наравне с юнит-тестами и статическим анализом кода. Это делает разработку полезной не только для архитекторов, но и для рядовых участников команды, которым важно понимать, не нарушает ли очередное изменение архитектурные ограничения системы.</w:t>
+      </w:r>
+    </w:p>
+    <w:p>
+      <w:pPr>
+        <w:spacing w:after="0" w:line="360" w:lineRule="auto"/>
+        <w:ind w:firstLine="709"/>
+        <w:jc w:val="both"/>
+        <w:rPr>
+          <w:rFonts w:ascii="Times New Roman" w:eastAsia="Times New Roman" w:hAnsi="Times New Roman" w:cs="Times New Roman"/>
+          <w:sz w:val="28"/>
+          <w:szCs w:val="28"/>
+        </w:rPr>
+      </w:pPr>
+      <w:r>
+        <w:rPr>
+          <w:rFonts w:ascii="Times New Roman" w:eastAsia="Times New Roman" w:hAnsi="Times New Roman" w:cs="Times New Roman"/>
+          <w:sz w:val="28"/>
+          <w:szCs w:val="28"/>
+        </w:rPr>
+        <w:t xml:space="preserve">Наконец, разработка представляет интерес для организаций, в которых одновременно развивается несколько взаимозависимых программных продуктов — например, в рамках крупной </w:t>
+      </w:r>
+      <w:proofErr w:type="spellStart"/>
+      <w:r>
+        <w:rPr>
+          <w:rFonts w:ascii="Times New Roman" w:eastAsia="Times New Roman" w:hAnsi="Times New Roman" w:cs="Times New Roman"/>
+          <w:sz w:val="28"/>
+          <w:szCs w:val="28"/>
+        </w:rPr>
+        <w:t>микросервисной</w:t>
+      </w:r>
+      <w:proofErr w:type="spellEnd"/>
+      <w:r>
+        <w:rPr>
+          <w:rFonts w:ascii="Times New Roman" w:eastAsia="Times New Roman" w:hAnsi="Times New Roman" w:cs="Times New Roman"/>
+          <w:sz w:val="28"/>
+          <w:szCs w:val="28"/>
+        </w:rPr>
+        <w:t xml:space="preserve"> платформы. Глобальный граф позволяет агрегировать архитектурные описания нескольких систем в единой базе данных и анализировать межсистемные </w:t>
+      </w:r>
+      <w:r>
+        <w:rPr>
+          <w:rFonts w:ascii="Times New Roman" w:eastAsia="Times New Roman" w:hAnsi="Times New Roman" w:cs="Times New Roman"/>
+          <w:sz w:val="28"/>
+          <w:szCs w:val="28"/>
+        </w:rPr>
+        <w:lastRenderedPageBreak/>
+        <w:t>зависимости, что особенно важно для платформенных команд и центров компетенций по архитектуре.</w:t>
+      </w:r>
     </w:p>
     <w:p>
       <w:pPr>
@@ -28771,35 +30011,21 @@
           <w:szCs w:val="28"/>
         </w:rPr>
       </w:pPr>
-      <w:bookmarkStart w:id="67" w:name="_Toc230438241"/>
-    </w:p>
-    <w:p>
-      <w:pPr>
-        <w:pStyle w:val="2"/>
-        <w:keepNext/>
-        <w:keepLines/>
-        <w:spacing w:before="240" w:line="240" w:lineRule="auto"/>
-        <w:jc w:val="both"/>
+      <w:r>
         <w:rPr>
           <w:b/>
           <w:szCs w:val="28"/>
         </w:rPr>
-      </w:pPr>
+        <w:t xml:space="preserve">4.3 </w:t>
+      </w:r>
+      <w:bookmarkEnd w:id="66"/>
       <w:r>
         <w:rPr>
           <w:b/>
           <w:szCs w:val="28"/>
         </w:rPr>
-        <w:t xml:space="preserve">4.3 Цели применения </w:t>
-      </w:r>
-      <w:r>
-        <w:rPr>
-          <w:b/>
-          <w:szCs w:val="28"/>
-        </w:rPr>
-        <w:t>разработки</w:t>
-      </w:r>
-      <w:bookmarkEnd w:id="67"/>
+        <w:t>Практические сценарии использования</w:t>
+      </w:r>
     </w:p>
     <w:p>
       <w:pPr>
@@ -28812,6 +30038,153 @@
           <w:szCs w:val="28"/>
         </w:rPr>
       </w:pPr>
+      <w:r>
+        <w:rPr>
+          <w:rFonts w:ascii="Times New Roman" w:eastAsia="Times New Roman" w:hAnsi="Times New Roman" w:cs="Times New Roman"/>
+          <w:sz w:val="28"/>
+          <w:szCs w:val="28"/>
+        </w:rPr>
+        <w:t xml:space="preserve">Основной целью применения разработки является выявление архитектурных </w:t>
+      </w:r>
+      <w:proofErr w:type="spellStart"/>
+      <w:r>
+        <w:rPr>
+          <w:rFonts w:ascii="Times New Roman" w:eastAsia="Times New Roman" w:hAnsi="Times New Roman" w:cs="Times New Roman"/>
+          <w:sz w:val="28"/>
+          <w:szCs w:val="28"/>
+        </w:rPr>
+        <w:t>антипаттернов</w:t>
+      </w:r>
+      <w:proofErr w:type="spellEnd"/>
+      <w:r>
+        <w:rPr>
+          <w:rFonts w:ascii="Times New Roman" w:eastAsia="Times New Roman" w:hAnsi="Times New Roman" w:cs="Times New Roman"/>
+          <w:sz w:val="28"/>
+          <w:szCs w:val="28"/>
+        </w:rPr>
+        <w:t xml:space="preserve"> и потенциальных уязвимостей на этапе проектирования системы, то есть до начала её непосредственной реализации. Обнаружение таких проблем на ранней стадии существенно снижает стоимость их устранения: изменение архитектурного решения в документе несравнимо дешевле, чем </w:t>
+      </w:r>
+      <w:proofErr w:type="spellStart"/>
+      <w:r>
+        <w:rPr>
+          <w:rFonts w:ascii="Times New Roman" w:eastAsia="Times New Roman" w:hAnsi="Times New Roman" w:cs="Times New Roman"/>
+          <w:sz w:val="28"/>
+          <w:szCs w:val="28"/>
+        </w:rPr>
+        <w:t>рефакторинг</w:t>
+      </w:r>
+      <w:proofErr w:type="spellEnd"/>
+      <w:r>
+        <w:rPr>
+          <w:rFonts w:ascii="Times New Roman" w:eastAsia="Times New Roman" w:hAnsi="Times New Roman" w:cs="Times New Roman"/>
+          <w:sz w:val="28"/>
+          <w:szCs w:val="28"/>
+        </w:rPr>
+        <w:t xml:space="preserve"> уже развёрнутой системы с десятками зависимостей.</w:t>
+      </w:r>
+    </w:p>
+    <w:p>
+      <w:pPr>
+        <w:spacing w:after="0" w:line="360" w:lineRule="auto"/>
+        <w:ind w:firstLine="709"/>
+        <w:jc w:val="both"/>
+        <w:rPr>
+          <w:rFonts w:ascii="Times New Roman" w:eastAsia="Times New Roman" w:hAnsi="Times New Roman" w:cs="Times New Roman"/>
+          <w:sz w:val="28"/>
+          <w:szCs w:val="28"/>
+        </w:rPr>
+      </w:pPr>
+      <w:r>
+        <w:rPr>
+          <w:rFonts w:ascii="Times New Roman" w:eastAsia="Times New Roman" w:hAnsi="Times New Roman" w:cs="Times New Roman"/>
+          <w:sz w:val="28"/>
+          <w:szCs w:val="28"/>
+        </w:rPr>
+        <w:t>Практическим поводом для использования инструмента служит ситуация, когда команда намеревается убедиться, что спроектированная или уже существующая архитектура не содержит циклических зависимостей между компонентами, не имеет узловых элементов, отказ которых разрушил бы связность всей системы, и не нарушает установленных технологических ограничений в зонах развёртывания. Каждая из шести реализованных проверок решает конкретную прикладную задачу: обнаружение цикличности помогает устранить взаимные блокировки при развёртывании, поиск единых точек отказа указывает на компоненты, требующие резервирования, а анализ пропускной способности пути позволяет заблаговременно выявить узкое место, которое будет ограничивать производительность всей цепочки взаимодействия.</w:t>
+      </w:r>
+    </w:p>
+    <w:p>
+      <w:pPr>
+        <w:spacing w:after="0" w:line="360" w:lineRule="auto"/>
+        <w:ind w:firstLine="709"/>
+        <w:jc w:val="both"/>
+        <w:rPr>
+          <w:rFonts w:ascii="Times New Roman" w:eastAsia="Times New Roman" w:hAnsi="Times New Roman" w:cs="Times New Roman"/>
+          <w:sz w:val="28"/>
+          <w:szCs w:val="28"/>
+        </w:rPr>
+      </w:pPr>
+      <w:r>
+        <w:rPr>
+          <w:rFonts w:ascii="Times New Roman" w:eastAsia="Times New Roman" w:hAnsi="Times New Roman" w:cs="Times New Roman"/>
+          <w:sz w:val="28"/>
+          <w:szCs w:val="28"/>
+        </w:rPr>
+        <w:t xml:space="preserve">Помимо разового аудита, разработка предназначена для систематического мониторинга архитектурного качества при эволюции системы. По мере роста числа сервисов и команд поддерживать архитектурную целостность вручную становится практически невозможно. Инструмент позволяет при каждом обновлении архитектурного описания повторно запускать весь набор проверок и сравнивать результаты, фиксируя деградацию или улучшение структурных характеристик системы во времени. </w:t>
+      </w:r>
+      <w:r>
+        <w:rPr>
+          <w:rFonts w:ascii="Times New Roman" w:eastAsia="Times New Roman" w:hAnsi="Times New Roman" w:cs="Times New Roman"/>
+          <w:sz w:val="28"/>
+          <w:szCs w:val="28"/>
+        </w:rPr>
+        <w:lastRenderedPageBreak/>
+        <w:t xml:space="preserve">Глобальный граф с </w:t>
+      </w:r>
+      <w:proofErr w:type="spellStart"/>
+      <w:r>
+        <w:rPr>
+          <w:rFonts w:ascii="Times New Roman" w:eastAsia="Times New Roman" w:hAnsi="Times New Roman" w:cs="Times New Roman"/>
+          <w:sz w:val="28"/>
+          <w:szCs w:val="28"/>
+        </w:rPr>
+        <w:t>версионированием</w:t>
+      </w:r>
+      <w:proofErr w:type="spellEnd"/>
+      <w:r>
+        <w:rPr>
+          <w:rFonts w:ascii="Times New Roman" w:eastAsia="Times New Roman" w:hAnsi="Times New Roman" w:cs="Times New Roman"/>
+          <w:sz w:val="28"/>
+          <w:szCs w:val="28"/>
+        </w:rPr>
+        <w:t xml:space="preserve"> узлов дополнит</w:t>
+      </w:r>
+      <w:r>
+        <w:rPr>
+          <w:rFonts w:ascii="Times New Roman" w:eastAsia="Times New Roman" w:hAnsi="Times New Roman" w:cs="Times New Roman"/>
+          <w:sz w:val="28"/>
+          <w:szCs w:val="28"/>
+        </w:rPr>
+        <w:t xml:space="preserve">ельно обеспечивает историю </w:t>
+      </w:r>
+      <w:r>
+        <w:rPr>
+          <w:rFonts w:ascii="Times New Roman" w:eastAsia="Times New Roman" w:hAnsi="Times New Roman" w:cs="Times New Roman"/>
+          <w:sz w:val="28"/>
+          <w:szCs w:val="28"/>
+        </w:rPr>
+        <w:t>изменений.</w:t>
+      </w:r>
+    </w:p>
+    <w:p>
+      <w:pPr>
+        <w:spacing w:after="0" w:line="360" w:lineRule="auto"/>
+        <w:ind w:firstLine="709"/>
+        <w:jc w:val="both"/>
+        <w:rPr>
+          <w:rFonts w:ascii="Times New Roman" w:eastAsia="Times New Roman" w:hAnsi="Times New Roman" w:cs="Times New Roman"/>
+          <w:sz w:val="28"/>
+          <w:szCs w:val="28"/>
+        </w:rPr>
+      </w:pPr>
+      <w:r>
+        <w:rPr>
+          <w:rFonts w:ascii="Times New Roman" w:eastAsia="Times New Roman" w:hAnsi="Times New Roman" w:cs="Times New Roman"/>
+          <w:sz w:val="28"/>
+          <w:szCs w:val="28"/>
+        </w:rPr>
+        <w:t>Ещё одной целью применения является анализ межсистемных зависимостей в распределённой среде. Когда несколько продуктов разрабатываются независимыми командами, но совместно используют инфраструктуру или взаимодействуют через интерфейсы, возникает потребность понять, какие узлы развёртывания являются общими и насколько критично их совместное использование. Проверка на критическую инфраструктуру закрывает именно эту задачу, предоставляя ответ в виде конкретного перечня узлов с обоснованием риска.</w:t>
+      </w:r>
     </w:p>
     <w:p>
       <w:pPr>
@@ -28827,9 +30200,9 @@
           <w:szCs w:val="28"/>
         </w:rPr>
       </w:pPr>
-      <w:bookmarkStart w:id="68" w:name="_heading=h.2jxsxqh" w:colFirst="0" w:colLast="0"/>
-      <w:bookmarkStart w:id="69" w:name="_Toc230438242"/>
-      <w:bookmarkEnd w:id="68"/>
+      <w:bookmarkStart w:id="67" w:name="_heading=h.2jxsxqh" w:colFirst="0" w:colLast="0"/>
+      <w:bookmarkStart w:id="68" w:name="_Toc230438242"/>
+      <w:bookmarkEnd w:id="67"/>
       <w:r>
         <w:rPr>
           <w:rFonts w:ascii="Times New Roman" w:eastAsia="Times New Roman" w:hAnsi="Times New Roman" w:cs="Times New Roman"/>
@@ -28841,7 +30214,7 @@
         <w:lastRenderedPageBreak/>
         <w:t>ЗАКЛЮЧЕНИЕ</w:t>
       </w:r>
-      <w:bookmarkEnd w:id="69"/>
+      <w:bookmarkEnd w:id="68"/>
     </w:p>
     <w:p>
       <w:pPr>
@@ -29257,16 +30630,10 @@
     </w:p>
     <w:p>
       <w:pPr>
-        <w:spacing w:after="0" w:line="360" w:lineRule="auto"/>
-        <w:ind w:firstLine="709"/>
+        <w:pStyle w:val="1"/>
+        <w:pageBreakBefore/>
+        <w:spacing w:before="360" w:after="240" w:line="240" w:lineRule="auto"/>
         <w:jc w:val="center"/>
-        <w:rPr>
-          <w:rFonts w:ascii="Times New Roman" w:eastAsia="Times New Roman" w:hAnsi="Times New Roman" w:cs="Times New Roman"/>
-          <w:sz w:val="28"/>
-          <w:szCs w:val="28"/>
-        </w:rPr>
-      </w:pPr>
-      <w:r>
         <w:rPr>
           <w:rFonts w:ascii="Times New Roman" w:eastAsia="Times New Roman" w:hAnsi="Times New Roman" w:cs="Times New Roman"/>
           <w:b/>
@@ -29274,26 +30641,35 @@
           <w:sz w:val="28"/>
           <w:szCs w:val="28"/>
         </w:rPr>
+      </w:pPr>
+      <w:bookmarkStart w:id="69" w:name="_heading=h.z337ya" w:colFirst="0" w:colLast="0"/>
+      <w:bookmarkEnd w:id="69"/>
+      <w:r>
+        <w:rPr>
+          <w:rFonts w:ascii="Times New Roman" w:eastAsia="Times New Roman" w:hAnsi="Times New Roman" w:cs="Times New Roman"/>
+          <w:b/>
+          <w:color w:val="000000"/>
+          <w:sz w:val="28"/>
+          <w:szCs w:val="28"/>
+        </w:rPr>
         <w:lastRenderedPageBreak/>
-        <w:t>СПИСОК ЛИТЕРАТУРЫ</w:t>
-      </w:r>
-    </w:p>
-    <w:p>
-      <w:pPr>
-        <w:spacing w:after="120" w:line="312" w:lineRule="auto"/>
-        <w:jc w:val="both"/>
-        <w:rPr>
-          <w:rFonts w:ascii="Times New Roman" w:eastAsia="Times New Roman" w:hAnsi="Times New Roman" w:cs="Times New Roman"/>
-          <w:i/>
-          <w:sz w:val="26"/>
-          <w:szCs w:val="26"/>
-        </w:rPr>
-      </w:pPr>
-      <w:bookmarkStart w:id="70" w:name="_heading=h.z337ya" w:colFirst="0" w:colLast="0"/>
+        <w:t xml:space="preserve">СПИСОК </w:t>
+      </w:r>
+      <w:r>
+        <w:rPr>
+          <w:rFonts w:ascii="Times New Roman" w:eastAsia="Times New Roman" w:hAnsi="Times New Roman" w:cs="Times New Roman"/>
+          <w:b/>
+          <w:color w:val="000000"/>
+          <w:sz w:val="28"/>
+          <w:szCs w:val="28"/>
+        </w:rPr>
+        <w:t>ИСПОЛЬЗОВАННЫХ ИСТОЧНИКОВ</w:t>
+      </w:r>
+      <w:bookmarkStart w:id="70" w:name="_GoBack"/>
       <w:bookmarkEnd w:id="70"/>
     </w:p>
     <w:sectPr>
-      <w:footerReference w:type="default" r:id="rId34"/>
+      <w:footerReference w:type="default" r:id="rId35"/>
       <w:pgSz w:w="11910" w:h="16840"/>
       <w:pgMar w:top="1134" w:right="851" w:bottom="1134" w:left="1701" w:header="709" w:footer="709" w:gutter="0"/>
       <w:pgNumType w:start="0"/>
@@ -29904,7 +31280,7 @@
             <w:sz w:val="28"/>
             <w:szCs w:val="28"/>
           </w:rPr>
-          <w:t>55</w:t>
+          <w:t>61</w:t>
         </w:r>
         <w:r>
           <w:rPr>
@@ -34569,7 +35945,7 @@
   <w:style w:type="paragraph" w:default="1" w:styleId="a">
     <w:name w:val="Normal"/>
     <w:qFormat/>
-    <w:rsid w:val="00592140"/>
+    <w:rsid w:val="00D9448E"/>
   </w:style>
   <w:style w:type="paragraph" w:styleId="1">
     <w:name w:val="heading 1"/>
@@ -35551,7 +36927,7 @@
 </file>
 
 <file path=customXml/itemProps2.xml><?xml version="1.0" encoding="utf-8"?>
-<ds:datastoreItem xmlns:ds="http://schemas.openxmlformats.org/officeDocument/2006/customXml" ds:itemID="{3A40AD47-8818-495F-A178-D457013FAD0F}">
+<ds:datastoreItem xmlns:ds="http://schemas.openxmlformats.org/officeDocument/2006/customXml" ds:itemID="{C075D95D-E5ED-4448-9727-E3F0C276516D}">
   <ds:schemaRefs>
     <ds:schemaRef ds:uri="http://schemas.openxmlformats.org/officeDocument/2006/bibliography"/>
   </ds:schemaRefs>

--- a/ВКРМ.docx
+++ b/ВКРМ.docx
@@ -153,7 +153,7 @@
           <w:rFonts w:ascii="Times New Roman" w:eastAsia="Times New Roman" w:hAnsi="Times New Roman" w:cs="Times New Roman"/>
           <w:b/>
           <w:color w:val="000000"/>
-          <w:sz w:val="24"/>
+          <w:sz w:val="28"/>
           <w:szCs w:val="24"/>
         </w:rPr>
         <w:t>Институт (Филиал)</w:t>
@@ -162,7 +162,7 @@
         <w:rPr>
           <w:rFonts w:ascii="Times New Roman" w:eastAsia="Times New Roman" w:hAnsi="Times New Roman" w:cs="Times New Roman"/>
           <w:color w:val="000000"/>
-          <w:sz w:val="24"/>
+          <w:sz w:val="28"/>
           <w:szCs w:val="24"/>
           <w:u w:val="single"/>
         </w:rPr>
@@ -173,7 +173,7 @@
           <w:rFonts w:ascii="Times New Roman" w:eastAsia="Times New Roman" w:hAnsi="Times New Roman" w:cs="Times New Roman"/>
           <w:b/>
           <w:color w:val="000000"/>
-          <w:sz w:val="24"/>
+          <w:sz w:val="28"/>
           <w:szCs w:val="24"/>
         </w:rPr>
         <w:t>Образовательный центр</w:t>
@@ -183,7 +183,7 @@
           <w:rFonts w:ascii="Times New Roman" w:eastAsia="Times New Roman" w:hAnsi="Times New Roman" w:cs="Times New Roman"/>
           <w:b/>
           <w:color w:val="000000"/>
-          <w:sz w:val="24"/>
+          <w:sz w:val="28"/>
           <w:szCs w:val="24"/>
         </w:rPr>
         <w:t xml:space="preserve"> </w:t>
@@ -192,7 +192,7 @@
         <w:rPr>
           <w:rFonts w:ascii="Times New Roman" w:eastAsia="Times New Roman" w:hAnsi="Times New Roman" w:cs="Times New Roman"/>
           <w:color w:val="000000"/>
-          <w:sz w:val="24"/>
+          <w:sz w:val="28"/>
           <w:szCs w:val="24"/>
           <w:u w:val="single"/>
         </w:rPr>
@@ -224,7 +224,7 @@
           <w:rFonts w:ascii="Times New Roman" w:eastAsia="Times New Roman" w:hAnsi="Times New Roman" w:cs="Times New Roman"/>
           <w:b/>
           <w:color w:val="000000"/>
-          <w:sz w:val="24"/>
+          <w:sz w:val="28"/>
           <w:szCs w:val="24"/>
         </w:rPr>
         <w:t>Группа</w:t>
@@ -233,7 +233,7 @@
         <w:rPr>
           <w:rFonts w:ascii="Times New Roman" w:eastAsia="Times New Roman" w:hAnsi="Times New Roman" w:cs="Times New Roman"/>
           <w:color w:val="000000"/>
-          <w:sz w:val="24"/>
+          <w:sz w:val="28"/>
           <w:szCs w:val="24"/>
           <w:u w:val="single"/>
         </w:rPr>
@@ -243,7 +243,7 @@
         <w:rPr>
           <w:rFonts w:ascii="Times New Roman" w:eastAsia="Times New Roman" w:hAnsi="Times New Roman" w:cs="Times New Roman"/>
           <w:color w:val="FF0000"/>
-          <w:sz w:val="24"/>
+          <w:sz w:val="28"/>
           <w:szCs w:val="24"/>
           <w:u w:val="single"/>
         </w:rPr>
@@ -253,7 +253,7 @@
         <w:rPr>
           <w:rFonts w:ascii="Times New Roman" w:eastAsia="Times New Roman" w:hAnsi="Times New Roman" w:cs="Times New Roman"/>
           <w:color w:val="000000"/>
-          <w:sz w:val="24"/>
+          <w:sz w:val="28"/>
           <w:szCs w:val="24"/>
           <w:u w:val="single"/>
         </w:rPr>
@@ -285,7 +285,7 @@
           <w:rFonts w:ascii="Times New Roman" w:eastAsia="Times New Roman" w:hAnsi="Times New Roman" w:cs="Times New Roman"/>
           <w:b/>
           <w:color w:val="000000"/>
-          <w:sz w:val="24"/>
+          <w:sz w:val="28"/>
           <w:szCs w:val="24"/>
         </w:rPr>
         <w:t xml:space="preserve">Направление подготовки </w:t>
@@ -294,7 +294,7 @@
         <w:rPr>
           <w:rFonts w:ascii="Times New Roman" w:eastAsia="Times New Roman" w:hAnsi="Times New Roman" w:cs="Times New Roman"/>
           <w:color w:val="000000"/>
-          <w:sz w:val="24"/>
+          <w:sz w:val="28"/>
           <w:szCs w:val="24"/>
           <w:u w:val="single"/>
         </w:rPr>
@@ -304,7 +304,7 @@
         <w:rPr>
           <w:rFonts w:ascii="Times New Roman" w:eastAsia="Times New Roman" w:hAnsi="Times New Roman" w:cs="Times New Roman"/>
           <w:color w:val="000000"/>
-          <w:sz w:val="24"/>
+          <w:sz w:val="28"/>
           <w:szCs w:val="24"/>
           <w:u w:val="single"/>
         </w:rPr>
@@ -314,7 +314,7 @@
         <w:rPr>
           <w:rFonts w:ascii="Times New Roman" w:eastAsia="Times New Roman" w:hAnsi="Times New Roman" w:cs="Times New Roman"/>
           <w:color w:val="000000"/>
-          <w:sz w:val="24"/>
+          <w:sz w:val="28"/>
           <w:szCs w:val="24"/>
           <w:u w:val="single"/>
         </w:rPr>
@@ -324,7 +324,7 @@
         <w:rPr>
           <w:rFonts w:ascii="Times New Roman" w:eastAsia="Times New Roman" w:hAnsi="Times New Roman" w:cs="Times New Roman"/>
           <w:color w:val="000000"/>
-          <w:sz w:val="24"/>
+          <w:sz w:val="28"/>
           <w:szCs w:val="24"/>
           <w:u w:val="single"/>
         </w:rPr>
@@ -334,7 +334,7 @@
         <w:rPr>
           <w:rFonts w:ascii="Times New Roman" w:eastAsia="Times New Roman" w:hAnsi="Times New Roman" w:cs="Times New Roman"/>
           <w:color w:val="000000"/>
-          <w:sz w:val="24"/>
+          <w:sz w:val="28"/>
           <w:szCs w:val="24"/>
           <w:u w:val="single"/>
         </w:rPr>
@@ -366,7 +366,7 @@
           <w:rFonts w:ascii="Times New Roman" w:eastAsia="Times New Roman" w:hAnsi="Times New Roman" w:cs="Times New Roman"/>
           <w:b/>
           <w:color w:val="000000"/>
-          <w:sz w:val="24"/>
+          <w:sz w:val="28"/>
           <w:szCs w:val="24"/>
         </w:rPr>
         <w:t xml:space="preserve">Профиль </w:t>
@@ -375,7 +375,7 @@
         <w:rPr>
           <w:rFonts w:ascii="Times New Roman" w:eastAsia="Times New Roman" w:hAnsi="Times New Roman" w:cs="Times New Roman"/>
           <w:color w:val="000000"/>
-          <w:sz w:val="24"/>
+          <w:sz w:val="28"/>
           <w:szCs w:val="24"/>
           <w:u w:val="single"/>
         </w:rPr>
@@ -385,7 +385,7 @@
         <w:rPr>
           <w:rFonts w:ascii="Times New Roman" w:eastAsia="Times New Roman" w:hAnsi="Times New Roman" w:cs="Times New Roman"/>
           <w:color w:val="000000"/>
-          <w:sz w:val="24"/>
+          <w:sz w:val="28"/>
           <w:szCs w:val="24"/>
           <w:u w:val="single"/>
         </w:rPr>
@@ -395,7 +395,7 @@
         <w:rPr>
           <w:rFonts w:ascii="Times New Roman" w:eastAsia="Times New Roman" w:hAnsi="Times New Roman" w:cs="Times New Roman"/>
           <w:color w:val="000000"/>
-          <w:sz w:val="24"/>
+          <w:sz w:val="28"/>
           <w:szCs w:val="24"/>
           <w:u w:val="single"/>
         </w:rPr>
@@ -405,7 +405,7 @@
         <w:rPr>
           <w:rFonts w:ascii="Times New Roman" w:eastAsia="Times New Roman" w:hAnsi="Times New Roman" w:cs="Times New Roman"/>
           <w:color w:val="000000"/>
-          <w:sz w:val="24"/>
+          <w:sz w:val="28"/>
           <w:szCs w:val="24"/>
           <w:u w:val="single"/>
         </w:rPr>
@@ -415,7 +415,7 @@
         <w:rPr>
           <w:rFonts w:ascii="Times New Roman" w:eastAsia="Times New Roman" w:hAnsi="Times New Roman" w:cs="Times New Roman"/>
           <w:color w:val="000000"/>
-          <w:sz w:val="24"/>
+          <w:sz w:val="28"/>
           <w:szCs w:val="24"/>
           <w:u w:val="single"/>
         </w:rPr>
@@ -425,7 +425,7 @@
         <w:rPr>
           <w:rFonts w:ascii="Times New Roman" w:eastAsia="Times New Roman" w:hAnsi="Times New Roman" w:cs="Times New Roman"/>
           <w:color w:val="000000"/>
-          <w:sz w:val="24"/>
+          <w:sz w:val="28"/>
           <w:szCs w:val="24"/>
           <w:u w:val="single"/>
         </w:rPr>
@@ -435,7 +435,7 @@
         <w:rPr>
           <w:rFonts w:ascii="Times New Roman" w:eastAsia="Times New Roman" w:hAnsi="Times New Roman" w:cs="Times New Roman"/>
           <w:color w:val="000000"/>
-          <w:sz w:val="24"/>
+          <w:sz w:val="28"/>
           <w:szCs w:val="24"/>
           <w:u w:val="single"/>
         </w:rPr>
@@ -466,7 +466,7 @@
           <w:rFonts w:ascii="Times New Roman" w:eastAsia="Times New Roman" w:hAnsi="Times New Roman" w:cs="Times New Roman"/>
           <w:b/>
           <w:color w:val="000000"/>
-          <w:sz w:val="24"/>
+          <w:sz w:val="28"/>
           <w:szCs w:val="24"/>
         </w:rPr>
         <w:t xml:space="preserve">Квалификация: </w:t>
@@ -476,7 +476,7 @@
           <w:rFonts w:ascii="Times New Roman" w:eastAsia="Times New Roman" w:hAnsi="Times New Roman" w:cs="Times New Roman"/>
           <w:b/>
           <w:color w:val="000000"/>
-          <w:sz w:val="24"/>
+          <w:sz w:val="28"/>
           <w:szCs w:val="24"/>
           <w:u w:val="single"/>
         </w:rPr>
@@ -486,7 +486,7 @@
         <w:rPr>
           <w:rFonts w:ascii="Times New Roman" w:eastAsia="Times New Roman" w:hAnsi="Times New Roman" w:cs="Times New Roman"/>
           <w:color w:val="000000"/>
-          <w:sz w:val="24"/>
+          <w:sz w:val="28"/>
           <w:szCs w:val="24"/>
           <w:u w:val="single"/>
         </w:rPr>
@@ -496,7 +496,7 @@
         <w:rPr>
           <w:rFonts w:ascii="Times New Roman" w:eastAsia="Times New Roman" w:hAnsi="Times New Roman" w:cs="Times New Roman"/>
           <w:color w:val="000000"/>
-          <w:sz w:val="24"/>
+          <w:sz w:val="28"/>
           <w:szCs w:val="24"/>
           <w:u w:val="single"/>
         </w:rPr>
@@ -506,7 +506,7 @@
         <w:rPr>
           <w:rFonts w:ascii="Times New Roman" w:eastAsia="Times New Roman" w:hAnsi="Times New Roman" w:cs="Times New Roman"/>
           <w:color w:val="000000"/>
-          <w:sz w:val="24"/>
+          <w:sz w:val="28"/>
           <w:szCs w:val="24"/>
           <w:u w:val="single"/>
         </w:rPr>
@@ -516,7 +516,7 @@
         <w:rPr>
           <w:rFonts w:ascii="Times New Roman" w:eastAsia="Times New Roman" w:hAnsi="Times New Roman" w:cs="Times New Roman"/>
           <w:color w:val="000000"/>
-          <w:sz w:val="24"/>
+          <w:sz w:val="28"/>
           <w:szCs w:val="24"/>
           <w:u w:val="single"/>
         </w:rPr>
@@ -526,7 +526,7 @@
         <w:rPr>
           <w:rFonts w:ascii="Times New Roman" w:eastAsia="Times New Roman" w:hAnsi="Times New Roman" w:cs="Times New Roman"/>
           <w:color w:val="000000"/>
-          <w:sz w:val="24"/>
+          <w:sz w:val="28"/>
           <w:szCs w:val="24"/>
           <w:u w:val="single"/>
         </w:rPr>
@@ -536,7 +536,7 @@
         <w:rPr>
           <w:rFonts w:ascii="Times New Roman" w:eastAsia="Times New Roman" w:hAnsi="Times New Roman" w:cs="Times New Roman"/>
           <w:color w:val="000000"/>
-          <w:sz w:val="24"/>
+          <w:sz w:val="28"/>
           <w:szCs w:val="24"/>
           <w:u w:val="single"/>
         </w:rPr>
@@ -546,7 +546,7 @@
         <w:rPr>
           <w:rFonts w:ascii="Times New Roman" w:eastAsia="Times New Roman" w:hAnsi="Times New Roman" w:cs="Times New Roman"/>
           <w:color w:val="000000"/>
-          <w:sz w:val="24"/>
+          <w:sz w:val="28"/>
           <w:szCs w:val="24"/>
           <w:u w:val="single"/>
         </w:rPr>
@@ -632,57 +632,351 @@
       <w:r>
         <w:rPr>
           <w:rFonts w:ascii="Times New Roman" w:eastAsia="Times New Roman" w:hAnsi="Times New Roman" w:cs="Times New Roman"/>
+          <w:sz w:val="28"/>
+          <w:szCs w:val="24"/>
+        </w:rPr>
+        <w:t>Автор ВКР:</w:t>
+      </w:r>
+      <w:r>
+        <w:rPr>
+          <w:rFonts w:ascii="Times New Roman" w:eastAsia="Times New Roman" w:hAnsi="Times New Roman" w:cs="Times New Roman"/>
+          <w:sz w:val="28"/>
+          <w:szCs w:val="24"/>
+        </w:rPr>
+        <w:tab/>
+      </w:r>
+      <w:r>
+        <w:rPr>
+          <w:rFonts w:ascii="Times New Roman" w:eastAsia="Times New Roman" w:hAnsi="Times New Roman" w:cs="Times New Roman"/>
+          <w:sz w:val="28"/>
+          <w:szCs w:val="24"/>
+        </w:rPr>
+        <w:tab/>
+      </w:r>
+      <w:r>
+        <w:rPr>
+          <w:rFonts w:ascii="Times New Roman" w:eastAsia="Times New Roman" w:hAnsi="Times New Roman" w:cs="Times New Roman"/>
+          <w:sz w:val="28"/>
+          <w:szCs w:val="24"/>
+        </w:rPr>
+        <w:tab/>
+      </w:r>
+      <w:proofErr w:type="spellStart"/>
+      <w:r>
+        <w:rPr>
+          <w:rFonts w:ascii="Times New Roman" w:eastAsia="Times New Roman" w:hAnsi="Times New Roman" w:cs="Times New Roman"/>
+          <w:sz w:val="28"/>
+          <w:szCs w:val="24"/>
+        </w:rPr>
+        <w:t>Почечура</w:t>
+      </w:r>
+      <w:proofErr w:type="spellEnd"/>
+      <w:r>
+        <w:rPr>
+          <w:rFonts w:ascii="Times New Roman" w:eastAsia="Times New Roman" w:hAnsi="Times New Roman" w:cs="Times New Roman"/>
+          <w:sz w:val="28"/>
+          <w:szCs w:val="24"/>
+        </w:rPr>
+        <w:t xml:space="preserve"> Артемий Андреевич</w:t>
+      </w:r>
+      <w:r>
+        <w:rPr>
+          <w:rFonts w:ascii="Times New Roman" w:eastAsia="Times New Roman" w:hAnsi="Times New Roman" w:cs="Times New Roman"/>
+          <w:sz w:val="28"/>
+          <w:szCs w:val="24"/>
+        </w:rPr>
+        <w:tab/>
+      </w:r>
+      <w:r>
+        <w:rPr>
+          <w:rFonts w:ascii="Times New Roman" w:eastAsia="Times New Roman" w:hAnsi="Times New Roman" w:cs="Times New Roman"/>
+          <w:sz w:val="28"/>
+          <w:szCs w:val="24"/>
+        </w:rPr>
+        <w:tab/>
+      </w:r>
+      <w:r>
+        <w:rPr>
+          <w:rFonts w:ascii="Times New Roman" w:eastAsia="Times New Roman" w:hAnsi="Times New Roman" w:cs="Times New Roman"/>
+          <w:sz w:val="28"/>
+          <w:szCs w:val="24"/>
+        </w:rPr>
+        <w:t>(________________)</w:t>
+      </w:r>
+    </w:p>
+    <w:p>
+      <w:pPr>
+        <w:widowControl w:val="0"/>
+        <w:spacing w:after="120" w:line="240" w:lineRule="auto"/>
+        <w:rPr>
+          <w:rFonts w:ascii="Times New Roman" w:eastAsia="Times New Roman" w:hAnsi="Times New Roman" w:cs="Times New Roman"/>
           <w:sz w:val="24"/>
           <w:szCs w:val="24"/>
         </w:rPr>
-        <w:t>Автор ВКР:</w:t>
-      </w:r>
-      <w:r>
+      </w:pPr>
+      <w:r>
+        <w:rPr>
+          <w:rFonts w:ascii="Times New Roman" w:eastAsia="Times New Roman" w:hAnsi="Times New Roman" w:cs="Times New Roman"/>
+          <w:sz w:val="28"/>
+          <w:szCs w:val="24"/>
+        </w:rPr>
+        <w:t>Руководитель:</w:t>
+      </w:r>
+      <w:r>
+        <w:rPr>
+          <w:rFonts w:ascii="Times New Roman" w:eastAsia="Times New Roman" w:hAnsi="Times New Roman" w:cs="Times New Roman"/>
+          <w:sz w:val="28"/>
+          <w:szCs w:val="24"/>
+        </w:rPr>
+        <w:tab/>
+      </w:r>
+      <w:r>
+        <w:rPr>
+          <w:rFonts w:ascii="Times New Roman" w:eastAsia="Times New Roman" w:hAnsi="Times New Roman" w:cs="Times New Roman"/>
+          <w:sz w:val="28"/>
+          <w:szCs w:val="24"/>
+        </w:rPr>
+        <w:tab/>
+      </w:r>
+      <w:proofErr w:type="spellStart"/>
+      <w:r>
+        <w:rPr>
+          <w:rFonts w:ascii="Times New Roman" w:eastAsia="Times New Roman" w:hAnsi="Times New Roman" w:cs="Times New Roman"/>
+          <w:sz w:val="28"/>
+          <w:szCs w:val="24"/>
+        </w:rPr>
+        <w:t>Булакина</w:t>
+      </w:r>
+      <w:proofErr w:type="spellEnd"/>
+      <w:r>
+        <w:rPr>
+          <w:rFonts w:ascii="Times New Roman" w:eastAsia="Times New Roman" w:hAnsi="Times New Roman" w:cs="Times New Roman"/>
+          <w:sz w:val="28"/>
+          <w:szCs w:val="24"/>
+        </w:rPr>
+        <w:t xml:space="preserve"> Мария Борисовна</w:t>
+      </w:r>
+      <w:r>
+        <w:rPr>
+          <w:rFonts w:ascii="Times New Roman" w:eastAsia="Times New Roman" w:hAnsi="Times New Roman" w:cs="Times New Roman"/>
+          <w:sz w:val="28"/>
+          <w:szCs w:val="24"/>
+        </w:rPr>
+        <w:tab/>
+      </w:r>
+      <w:r>
+        <w:rPr>
+          <w:rFonts w:ascii="Times New Roman" w:eastAsia="Times New Roman" w:hAnsi="Times New Roman" w:cs="Times New Roman"/>
+          <w:sz w:val="28"/>
+          <w:szCs w:val="24"/>
+        </w:rPr>
+        <w:tab/>
+        <w:t xml:space="preserve">         </w:t>
+      </w:r>
+      <w:proofErr w:type="gramStart"/>
+      <w:r>
+        <w:rPr>
+          <w:rFonts w:ascii="Times New Roman" w:eastAsia="Times New Roman" w:hAnsi="Times New Roman" w:cs="Times New Roman"/>
+          <w:sz w:val="28"/>
+          <w:szCs w:val="24"/>
+        </w:rPr>
+        <w:t xml:space="preserve">   (</w:t>
+      </w:r>
+      <w:proofErr w:type="gramEnd"/>
+      <w:r>
+        <w:rPr>
+          <w:rFonts w:ascii="Times New Roman" w:eastAsia="Times New Roman" w:hAnsi="Times New Roman" w:cs="Times New Roman"/>
+          <w:sz w:val="28"/>
+          <w:szCs w:val="24"/>
+        </w:rPr>
+        <w:t>________________)</w:t>
+      </w:r>
+    </w:p>
+    <w:p>
+      <w:pPr>
+        <w:widowControl w:val="0"/>
+        <w:spacing w:after="120" w:line="240" w:lineRule="auto"/>
         <w:rPr>
           <w:rFonts w:ascii="Times New Roman" w:eastAsia="Times New Roman" w:hAnsi="Times New Roman" w:cs="Times New Roman"/>
           <w:sz w:val="24"/>
           <w:szCs w:val="24"/>
         </w:rPr>
+      </w:pPr>
+      <w:r>
+        <w:rPr>
+          <w:rFonts w:ascii="Times New Roman" w:eastAsia="Times New Roman" w:hAnsi="Times New Roman" w:cs="Times New Roman"/>
+          <w:sz w:val="28"/>
+          <w:szCs w:val="24"/>
+        </w:rPr>
+        <w:t xml:space="preserve">Консультант: </w:t>
+      </w:r>
+      <w:r>
+        <w:rPr>
+          <w:rFonts w:ascii="Times New Roman" w:eastAsia="Times New Roman" w:hAnsi="Times New Roman" w:cs="Times New Roman"/>
+          <w:sz w:val="28"/>
+          <w:szCs w:val="24"/>
+        </w:rPr>
         <w:tab/>
       </w:r>
       <w:r>
+        <w:rPr>
+          <w:rFonts w:ascii="Times New Roman" w:eastAsia="Times New Roman" w:hAnsi="Times New Roman" w:cs="Times New Roman"/>
+          <w:sz w:val="28"/>
+          <w:szCs w:val="24"/>
+        </w:rPr>
+        <w:tab/>
+        <w:t xml:space="preserve">            Дзюба Дмитрий Владимирович</w:t>
+      </w:r>
+      <w:r>
+        <w:rPr>
+          <w:rFonts w:ascii="Times New Roman" w:eastAsia="Times New Roman" w:hAnsi="Times New Roman" w:cs="Times New Roman"/>
+          <w:sz w:val="28"/>
+          <w:szCs w:val="24"/>
+        </w:rPr>
+        <w:tab/>
+      </w:r>
+      <w:r>
+        <w:rPr>
+          <w:rFonts w:ascii="Times New Roman" w:eastAsia="Times New Roman" w:hAnsi="Times New Roman" w:cs="Times New Roman"/>
+          <w:sz w:val="28"/>
+          <w:szCs w:val="24"/>
+        </w:rPr>
+        <w:tab/>
+        <w:t>(________________)</w:t>
+      </w:r>
+    </w:p>
+    <w:p>
+      <w:pPr>
+        <w:widowControl w:val="0"/>
+        <w:spacing w:after="120" w:line="240" w:lineRule="auto"/>
         <w:rPr>
           <w:rFonts w:ascii="Times New Roman" w:eastAsia="Times New Roman" w:hAnsi="Times New Roman" w:cs="Times New Roman"/>
           <w:sz w:val="24"/>
           <w:szCs w:val="24"/>
         </w:rPr>
+      </w:pPr>
+      <w:r>
+        <w:rPr>
+          <w:rFonts w:ascii="Times New Roman" w:eastAsia="Times New Roman" w:hAnsi="Times New Roman" w:cs="Times New Roman"/>
+          <w:sz w:val="28"/>
+          <w:szCs w:val="24"/>
+        </w:rPr>
+        <w:t xml:space="preserve">Консультант: </w:t>
+      </w:r>
+      <w:r>
+        <w:rPr>
+          <w:rFonts w:ascii="Times New Roman" w:eastAsia="Times New Roman" w:hAnsi="Times New Roman" w:cs="Times New Roman"/>
+          <w:sz w:val="28"/>
+          <w:szCs w:val="24"/>
+        </w:rPr>
         <w:tab/>
       </w:r>
       <w:r>
+        <w:rPr>
+          <w:rFonts w:ascii="Times New Roman" w:eastAsia="Times New Roman" w:hAnsi="Times New Roman" w:cs="Times New Roman"/>
+          <w:sz w:val="28"/>
+          <w:szCs w:val="24"/>
+        </w:rPr>
+        <w:tab/>
+        <w:t xml:space="preserve">            -</w:t>
+      </w:r>
+      <w:r>
+        <w:rPr>
+          <w:rFonts w:ascii="Times New Roman" w:eastAsia="Times New Roman" w:hAnsi="Times New Roman" w:cs="Times New Roman"/>
+          <w:sz w:val="28"/>
+          <w:szCs w:val="24"/>
+        </w:rPr>
+        <w:tab/>
+      </w:r>
+      <w:r>
+        <w:rPr>
+          <w:rFonts w:ascii="Times New Roman" w:eastAsia="Times New Roman" w:hAnsi="Times New Roman" w:cs="Times New Roman"/>
+          <w:sz w:val="28"/>
+          <w:szCs w:val="24"/>
+        </w:rPr>
+        <w:tab/>
+      </w:r>
+      <w:r>
+        <w:rPr>
+          <w:rFonts w:ascii="Times New Roman" w:eastAsia="Times New Roman" w:hAnsi="Times New Roman" w:cs="Times New Roman"/>
+          <w:sz w:val="28"/>
+          <w:szCs w:val="24"/>
+        </w:rPr>
+        <w:tab/>
+      </w:r>
+      <w:r>
+        <w:rPr>
+          <w:rFonts w:ascii="Times New Roman" w:eastAsia="Times New Roman" w:hAnsi="Times New Roman" w:cs="Times New Roman"/>
+          <w:sz w:val="28"/>
+          <w:szCs w:val="24"/>
+        </w:rPr>
+        <w:tab/>
+      </w:r>
+      <w:r>
+        <w:rPr>
+          <w:rFonts w:ascii="Times New Roman" w:eastAsia="Times New Roman" w:hAnsi="Times New Roman" w:cs="Times New Roman"/>
+          <w:sz w:val="28"/>
+          <w:szCs w:val="24"/>
+        </w:rPr>
+        <w:tab/>
+      </w:r>
+      <w:r>
+        <w:rPr>
+          <w:rFonts w:ascii="Times New Roman" w:eastAsia="Times New Roman" w:hAnsi="Times New Roman" w:cs="Times New Roman"/>
+          <w:sz w:val="28"/>
+          <w:szCs w:val="24"/>
+        </w:rPr>
+        <w:tab/>
+        <w:t>(________________)</w:t>
+      </w:r>
+    </w:p>
+    <w:p>
+      <w:pPr>
+        <w:widowControl w:val="0"/>
+        <w:spacing w:after="120" w:line="240" w:lineRule="auto"/>
         <w:rPr>
           <w:rFonts w:ascii="Times New Roman" w:eastAsia="Times New Roman" w:hAnsi="Times New Roman" w:cs="Times New Roman"/>
           <w:sz w:val="24"/>
           <w:szCs w:val="24"/>
         </w:rPr>
+      </w:pPr>
+      <w:r>
+        <w:rPr>
+          <w:rFonts w:ascii="Times New Roman" w:eastAsia="Times New Roman" w:hAnsi="Times New Roman" w:cs="Times New Roman"/>
+          <w:sz w:val="28"/>
+          <w:szCs w:val="24"/>
+        </w:rPr>
+        <w:t xml:space="preserve">Рецензент: </w:t>
+      </w:r>
+      <w:r>
+        <w:rPr>
+          <w:rFonts w:ascii="Times New Roman" w:eastAsia="Times New Roman" w:hAnsi="Times New Roman" w:cs="Times New Roman"/>
+          <w:sz w:val="28"/>
+          <w:szCs w:val="24"/>
+        </w:rPr>
         <w:tab/>
       </w:r>
-      <w:proofErr w:type="spellStart"/>
-      <w:r>
-        <w:rPr>
-          <w:rFonts w:ascii="Times New Roman" w:eastAsia="Times New Roman" w:hAnsi="Times New Roman" w:cs="Times New Roman"/>
-          <w:sz w:val="24"/>
+      <w:r>
+        <w:rPr>
+          <w:rFonts w:ascii="Times New Roman" w:eastAsia="Times New Roman" w:hAnsi="Times New Roman" w:cs="Times New Roman"/>
+          <w:sz w:val="28"/>
           <w:szCs w:val="24"/>
         </w:rPr>
-        <w:t>Почечура</w:t>
-      </w:r>
-      <w:proofErr w:type="spellEnd"/>
-      <w:r>
-        <w:rPr>
-          <w:rFonts w:ascii="Times New Roman" w:eastAsia="Times New Roman" w:hAnsi="Times New Roman" w:cs="Times New Roman"/>
-          <w:sz w:val="24"/>
+        <w:tab/>
+      </w:r>
+      <w:r>
+        <w:rPr>
+          <w:rFonts w:ascii="Times New Roman" w:eastAsia="Times New Roman" w:hAnsi="Times New Roman" w:cs="Times New Roman"/>
+          <w:sz w:val="28"/>
           <w:szCs w:val="24"/>
         </w:rPr>
-        <w:t xml:space="preserve"> Артемий Андреевич</w:t>
-      </w:r>
-      <w:r>
-        <w:rPr>
-          <w:rFonts w:ascii="Times New Roman" w:eastAsia="Times New Roman" w:hAnsi="Times New Roman" w:cs="Times New Roman"/>
-          <w:sz w:val="24"/>
+        <w:tab/>
+      </w:r>
+      <w:r>
+        <w:rPr>
+          <w:rFonts w:ascii="Times New Roman" w:eastAsia="Times New Roman" w:hAnsi="Times New Roman" w:cs="Times New Roman"/>
+          <w:i/>
+          <w:sz w:val="28"/>
           <w:szCs w:val="24"/>
         </w:rPr>
         <w:tab/>
@@ -690,7 +984,8 @@
       <w:r>
         <w:rPr>
           <w:rFonts w:ascii="Times New Roman" w:eastAsia="Times New Roman" w:hAnsi="Times New Roman" w:cs="Times New Roman"/>
-          <w:sz w:val="24"/>
+          <w:i/>
+          <w:sz w:val="28"/>
           <w:szCs w:val="24"/>
         </w:rPr>
         <w:tab/>
@@ -698,328 +993,33 @@
       <w:r>
         <w:rPr>
           <w:rFonts w:ascii="Times New Roman" w:eastAsia="Times New Roman" w:hAnsi="Times New Roman" w:cs="Times New Roman"/>
-          <w:sz w:val="24"/>
+          <w:i/>
+          <w:sz w:val="28"/>
           <w:szCs w:val="24"/>
         </w:rPr>
-        <w:t>(________________)</w:t>
-      </w:r>
-    </w:p>
-    <w:p>
-      <w:pPr>
-        <w:widowControl w:val="0"/>
-        <w:spacing w:after="120" w:line="240" w:lineRule="auto"/>
-        <w:rPr>
-          <w:rFonts w:ascii="Times New Roman" w:eastAsia="Times New Roman" w:hAnsi="Times New Roman" w:cs="Times New Roman"/>
-          <w:sz w:val="24"/>
+        <w:tab/>
+      </w:r>
+      <w:r>
+        <w:rPr>
+          <w:rFonts w:ascii="Times New Roman" w:eastAsia="Times New Roman" w:hAnsi="Times New Roman" w:cs="Times New Roman"/>
+          <w:i/>
+          <w:sz w:val="28"/>
           <w:szCs w:val="24"/>
         </w:rPr>
-      </w:pPr>
-      <w:r>
-        <w:rPr>
-          <w:rFonts w:ascii="Times New Roman" w:eastAsia="Times New Roman" w:hAnsi="Times New Roman" w:cs="Times New Roman"/>
-          <w:sz w:val="24"/>
+        <w:tab/>
+      </w:r>
+      <w:r>
+        <w:rPr>
+          <w:rFonts w:ascii="Times New Roman" w:eastAsia="Times New Roman" w:hAnsi="Times New Roman" w:cs="Times New Roman"/>
+          <w:sz w:val="28"/>
           <w:szCs w:val="24"/>
         </w:rPr>
-        <w:t>Руководитель:</w:t>
-      </w:r>
-      <w:r>
-        <w:rPr>
-          <w:rFonts w:ascii="Times New Roman" w:eastAsia="Times New Roman" w:hAnsi="Times New Roman" w:cs="Times New Roman"/>
-          <w:sz w:val="24"/>
-          <w:szCs w:val="24"/>
-        </w:rPr>
         <w:tab/>
       </w:r>
       <w:r>
         <w:rPr>
           <w:rFonts w:ascii="Times New Roman" w:eastAsia="Times New Roman" w:hAnsi="Times New Roman" w:cs="Times New Roman"/>
-          <w:sz w:val="24"/>
-          <w:szCs w:val="24"/>
-        </w:rPr>
-        <w:tab/>
-      </w:r>
-      <w:proofErr w:type="spellStart"/>
-      <w:r>
-        <w:rPr>
-          <w:rFonts w:ascii="Times New Roman" w:eastAsia="Times New Roman" w:hAnsi="Times New Roman" w:cs="Times New Roman"/>
-          <w:sz w:val="24"/>
-          <w:szCs w:val="24"/>
-        </w:rPr>
-        <w:t>Булакина</w:t>
-      </w:r>
-      <w:proofErr w:type="spellEnd"/>
-      <w:r>
-        <w:rPr>
-          <w:rFonts w:ascii="Times New Roman" w:eastAsia="Times New Roman" w:hAnsi="Times New Roman" w:cs="Times New Roman"/>
-          <w:sz w:val="24"/>
-          <w:szCs w:val="24"/>
-        </w:rPr>
-        <w:t xml:space="preserve"> Мария Борисовна</w:t>
-      </w:r>
-      <w:r>
-        <w:rPr>
-          <w:rFonts w:ascii="Times New Roman" w:eastAsia="Times New Roman" w:hAnsi="Times New Roman" w:cs="Times New Roman"/>
-          <w:sz w:val="24"/>
-          <w:szCs w:val="24"/>
-        </w:rPr>
-        <w:tab/>
-      </w:r>
-      <w:r>
-        <w:rPr>
-          <w:rFonts w:ascii="Times New Roman" w:eastAsia="Times New Roman" w:hAnsi="Times New Roman" w:cs="Times New Roman"/>
-          <w:sz w:val="24"/>
-          <w:szCs w:val="24"/>
-        </w:rPr>
-        <w:tab/>
-        <w:t xml:space="preserve">         </w:t>
-      </w:r>
-      <w:proofErr w:type="gramStart"/>
-      <w:r>
-        <w:rPr>
-          <w:rFonts w:ascii="Times New Roman" w:eastAsia="Times New Roman" w:hAnsi="Times New Roman" w:cs="Times New Roman"/>
-          <w:sz w:val="24"/>
-          <w:szCs w:val="24"/>
-        </w:rPr>
-        <w:t xml:space="preserve">   (</w:t>
-      </w:r>
-      <w:proofErr w:type="gramEnd"/>
-      <w:r>
-        <w:rPr>
-          <w:rFonts w:ascii="Times New Roman" w:eastAsia="Times New Roman" w:hAnsi="Times New Roman" w:cs="Times New Roman"/>
-          <w:sz w:val="24"/>
-          <w:szCs w:val="24"/>
-        </w:rPr>
-        <w:t>________________)</w:t>
-      </w:r>
-    </w:p>
-    <w:p>
-      <w:pPr>
-        <w:widowControl w:val="0"/>
-        <w:spacing w:after="120" w:line="240" w:lineRule="auto"/>
-        <w:rPr>
-          <w:rFonts w:ascii="Times New Roman" w:eastAsia="Times New Roman" w:hAnsi="Times New Roman" w:cs="Times New Roman"/>
-          <w:sz w:val="24"/>
-          <w:szCs w:val="24"/>
-        </w:rPr>
-      </w:pPr>
-      <w:r>
-        <w:rPr>
-          <w:rFonts w:ascii="Times New Roman" w:eastAsia="Times New Roman" w:hAnsi="Times New Roman" w:cs="Times New Roman"/>
-          <w:sz w:val="24"/>
-          <w:szCs w:val="24"/>
-        </w:rPr>
-        <w:t xml:space="preserve">Консультант: </w:t>
-      </w:r>
-      <w:r>
-        <w:rPr>
-          <w:rFonts w:ascii="Times New Roman" w:eastAsia="Times New Roman" w:hAnsi="Times New Roman" w:cs="Times New Roman"/>
-          <w:sz w:val="24"/>
-          <w:szCs w:val="24"/>
-        </w:rPr>
-        <w:tab/>
-      </w:r>
-      <w:r>
-        <w:rPr>
-          <w:rFonts w:ascii="Times New Roman" w:eastAsia="Times New Roman" w:hAnsi="Times New Roman" w:cs="Times New Roman"/>
-          <w:sz w:val="24"/>
-          <w:szCs w:val="24"/>
-        </w:rPr>
-        <w:tab/>
-        <w:t xml:space="preserve">            Дзюба Дмитрий Владимирович</w:t>
-      </w:r>
-      <w:r>
-        <w:rPr>
-          <w:rFonts w:ascii="Times New Roman" w:eastAsia="Times New Roman" w:hAnsi="Times New Roman" w:cs="Times New Roman"/>
-          <w:sz w:val="24"/>
-          <w:szCs w:val="24"/>
-        </w:rPr>
-        <w:tab/>
-      </w:r>
-      <w:r>
-        <w:rPr>
-          <w:rFonts w:ascii="Times New Roman" w:eastAsia="Times New Roman" w:hAnsi="Times New Roman" w:cs="Times New Roman"/>
-          <w:sz w:val="24"/>
-          <w:szCs w:val="24"/>
-        </w:rPr>
-        <w:tab/>
-        <w:t>(________________)</w:t>
-      </w:r>
-    </w:p>
-    <w:p>
-      <w:pPr>
-        <w:widowControl w:val="0"/>
-        <w:spacing w:after="120" w:line="240" w:lineRule="auto"/>
-        <w:rPr>
-          <w:rFonts w:ascii="Times New Roman" w:eastAsia="Times New Roman" w:hAnsi="Times New Roman" w:cs="Times New Roman"/>
-          <w:sz w:val="24"/>
-          <w:szCs w:val="24"/>
-        </w:rPr>
-      </w:pPr>
-      <w:r>
-        <w:rPr>
-          <w:rFonts w:ascii="Times New Roman" w:eastAsia="Times New Roman" w:hAnsi="Times New Roman" w:cs="Times New Roman"/>
-          <w:sz w:val="24"/>
-          <w:szCs w:val="24"/>
-        </w:rPr>
-        <w:t xml:space="preserve">Консультант: </w:t>
-      </w:r>
-      <w:r>
-        <w:rPr>
-          <w:rFonts w:ascii="Times New Roman" w:eastAsia="Times New Roman" w:hAnsi="Times New Roman" w:cs="Times New Roman"/>
-          <w:sz w:val="24"/>
-          <w:szCs w:val="24"/>
-        </w:rPr>
-        <w:tab/>
-      </w:r>
-      <w:r>
-        <w:rPr>
-          <w:rFonts w:ascii="Times New Roman" w:eastAsia="Times New Roman" w:hAnsi="Times New Roman" w:cs="Times New Roman"/>
-          <w:sz w:val="24"/>
-          <w:szCs w:val="24"/>
-        </w:rPr>
-        <w:tab/>
-        <w:t xml:space="preserve">            -</w:t>
-      </w:r>
-      <w:r>
-        <w:rPr>
-          <w:rFonts w:ascii="Times New Roman" w:eastAsia="Times New Roman" w:hAnsi="Times New Roman" w:cs="Times New Roman"/>
-          <w:sz w:val="24"/>
-          <w:szCs w:val="24"/>
-        </w:rPr>
-        <w:tab/>
-      </w:r>
-      <w:r>
-        <w:rPr>
-          <w:rFonts w:ascii="Times New Roman" w:eastAsia="Times New Roman" w:hAnsi="Times New Roman" w:cs="Times New Roman"/>
-          <w:sz w:val="24"/>
-          <w:szCs w:val="24"/>
-        </w:rPr>
-        <w:tab/>
-      </w:r>
-      <w:r>
-        <w:rPr>
-          <w:rFonts w:ascii="Times New Roman" w:eastAsia="Times New Roman" w:hAnsi="Times New Roman" w:cs="Times New Roman"/>
-          <w:sz w:val="24"/>
-          <w:szCs w:val="24"/>
-        </w:rPr>
-        <w:tab/>
-      </w:r>
-      <w:r>
-        <w:rPr>
-          <w:rFonts w:ascii="Times New Roman" w:eastAsia="Times New Roman" w:hAnsi="Times New Roman" w:cs="Times New Roman"/>
-          <w:sz w:val="24"/>
-          <w:szCs w:val="24"/>
-        </w:rPr>
-        <w:tab/>
-      </w:r>
-      <w:r>
-        <w:rPr>
-          <w:rFonts w:ascii="Times New Roman" w:eastAsia="Times New Roman" w:hAnsi="Times New Roman" w:cs="Times New Roman"/>
-          <w:sz w:val="24"/>
-          <w:szCs w:val="24"/>
-        </w:rPr>
-        <w:tab/>
-      </w:r>
-      <w:r>
-        <w:rPr>
-          <w:rFonts w:ascii="Times New Roman" w:eastAsia="Times New Roman" w:hAnsi="Times New Roman" w:cs="Times New Roman"/>
-          <w:sz w:val="24"/>
-          <w:szCs w:val="24"/>
-        </w:rPr>
-        <w:tab/>
-        <w:t>(________________)</w:t>
-      </w:r>
-    </w:p>
-    <w:p>
-      <w:pPr>
-        <w:widowControl w:val="0"/>
-        <w:spacing w:after="120" w:line="240" w:lineRule="auto"/>
-        <w:rPr>
-          <w:rFonts w:ascii="Times New Roman" w:eastAsia="Times New Roman" w:hAnsi="Times New Roman" w:cs="Times New Roman"/>
-          <w:sz w:val="24"/>
-          <w:szCs w:val="24"/>
-        </w:rPr>
-      </w:pPr>
-      <w:r>
-        <w:rPr>
-          <w:rFonts w:ascii="Times New Roman" w:eastAsia="Times New Roman" w:hAnsi="Times New Roman" w:cs="Times New Roman"/>
-          <w:sz w:val="24"/>
-          <w:szCs w:val="24"/>
-        </w:rPr>
-        <w:t xml:space="preserve">Рецензент: </w:t>
-      </w:r>
-      <w:r>
-        <w:rPr>
-          <w:rFonts w:ascii="Times New Roman" w:eastAsia="Times New Roman" w:hAnsi="Times New Roman" w:cs="Times New Roman"/>
-          <w:sz w:val="24"/>
-          <w:szCs w:val="24"/>
-        </w:rPr>
-        <w:tab/>
-      </w:r>
-      <w:r>
-        <w:rPr>
-          <w:rFonts w:ascii="Times New Roman" w:eastAsia="Times New Roman" w:hAnsi="Times New Roman" w:cs="Times New Roman"/>
-          <w:sz w:val="24"/>
-          <w:szCs w:val="24"/>
-        </w:rPr>
-        <w:tab/>
-      </w:r>
-      <w:r>
-        <w:rPr>
-          <w:rFonts w:ascii="Times New Roman" w:eastAsia="Times New Roman" w:hAnsi="Times New Roman" w:cs="Times New Roman"/>
-          <w:sz w:val="24"/>
-          <w:szCs w:val="24"/>
-        </w:rPr>
-        <w:tab/>
-      </w:r>
-      <w:r>
-        <w:rPr>
-          <w:rFonts w:ascii="Times New Roman" w:eastAsia="Times New Roman" w:hAnsi="Times New Roman" w:cs="Times New Roman"/>
-          <w:i/>
-          <w:sz w:val="24"/>
-          <w:szCs w:val="24"/>
-        </w:rPr>
-        <w:tab/>
-      </w:r>
-      <w:r>
-        <w:rPr>
-          <w:rFonts w:ascii="Times New Roman" w:eastAsia="Times New Roman" w:hAnsi="Times New Roman" w:cs="Times New Roman"/>
-          <w:i/>
-          <w:sz w:val="24"/>
-          <w:szCs w:val="24"/>
-        </w:rPr>
-        <w:tab/>
-      </w:r>
-      <w:r>
-        <w:rPr>
-          <w:rFonts w:ascii="Times New Roman" w:eastAsia="Times New Roman" w:hAnsi="Times New Roman" w:cs="Times New Roman"/>
-          <w:i/>
-          <w:sz w:val="24"/>
-          <w:szCs w:val="24"/>
-        </w:rPr>
-        <w:tab/>
-      </w:r>
-      <w:r>
-        <w:rPr>
-          <w:rFonts w:ascii="Times New Roman" w:eastAsia="Times New Roman" w:hAnsi="Times New Roman" w:cs="Times New Roman"/>
-          <w:i/>
-          <w:sz w:val="24"/>
-          <w:szCs w:val="24"/>
-        </w:rPr>
-        <w:tab/>
-      </w:r>
-      <w:r>
-        <w:rPr>
-          <w:rFonts w:ascii="Times New Roman" w:eastAsia="Times New Roman" w:hAnsi="Times New Roman" w:cs="Times New Roman"/>
-          <w:sz w:val="24"/>
-          <w:szCs w:val="24"/>
-        </w:rPr>
-        <w:tab/>
-      </w:r>
-      <w:r>
-        <w:rPr>
-          <w:rFonts w:ascii="Times New Roman" w:eastAsia="Times New Roman" w:hAnsi="Times New Roman" w:cs="Times New Roman"/>
-          <w:sz w:val="24"/>
+          <w:sz w:val="28"/>
           <w:szCs w:val="24"/>
         </w:rPr>
         <w:tab/>
@@ -1052,10 +1052,72 @@
         <w:rPr>
           <w:rFonts w:ascii="Times New Roman" w:eastAsia="Times New Roman" w:hAnsi="Times New Roman" w:cs="Times New Roman"/>
           <w:b/>
+          <w:sz w:val="28"/>
+          <w:szCs w:val="24"/>
+        </w:rPr>
+        <w:t>К защите допустить</w:t>
+      </w:r>
+    </w:p>
+    <w:p>
+      <w:pPr>
+        <w:widowControl w:val="0"/>
+        <w:spacing w:after="120" w:line="240" w:lineRule="auto"/>
+        <w:rPr>
+          <w:rFonts w:ascii="Times New Roman" w:eastAsia="Times New Roman" w:hAnsi="Times New Roman" w:cs="Times New Roman"/>
           <w:sz w:val="24"/>
           <w:szCs w:val="24"/>
         </w:rPr>
-        <w:t>К защите допустить</w:t>
+      </w:pPr>
+      <w:r>
+        <w:rPr>
+          <w:rFonts w:ascii="Times New Roman" w:eastAsia="Times New Roman" w:hAnsi="Times New Roman" w:cs="Times New Roman"/>
+          <w:sz w:val="28"/>
+          <w:szCs w:val="24"/>
+        </w:rPr>
+        <w:t>Заведующий кафедрой № 806 «Вычислительная математика</w:t>
+      </w:r>
+      <w:r>
+        <w:rPr>
+          <w:rFonts w:ascii="Times New Roman" w:eastAsia="Times New Roman" w:hAnsi="Times New Roman" w:cs="Times New Roman"/>
+          <w:sz w:val="28"/>
+          <w:szCs w:val="24"/>
+        </w:rPr>
+        <w:br/>
+        <w:t>и программирование»</w:t>
+      </w:r>
+      <w:r>
+        <w:rPr>
+          <w:rFonts w:ascii="Times New Roman" w:eastAsia="Times New Roman" w:hAnsi="Times New Roman" w:cs="Times New Roman"/>
+          <w:sz w:val="28"/>
+          <w:szCs w:val="24"/>
+        </w:rPr>
+        <w:tab/>
+      </w:r>
+      <w:r>
+        <w:rPr>
+          <w:rFonts w:ascii="Times New Roman" w:eastAsia="Times New Roman" w:hAnsi="Times New Roman" w:cs="Times New Roman"/>
+          <w:sz w:val="28"/>
+          <w:szCs w:val="24"/>
+        </w:rPr>
+        <w:tab/>
+        <w:t>Крылов Сергей Сергеевич</w:t>
+      </w:r>
+      <w:r>
+        <w:rPr>
+          <w:rFonts w:ascii="Times New Roman" w:eastAsia="Times New Roman" w:hAnsi="Times New Roman" w:cs="Times New Roman"/>
+          <w:sz w:val="28"/>
+          <w:szCs w:val="24"/>
+        </w:rPr>
+        <w:tab/>
+      </w:r>
+      <w:r>
+        <w:rPr>
+          <w:rFonts w:ascii="Times New Roman" w:eastAsia="Times New Roman" w:hAnsi="Times New Roman" w:cs="Times New Roman"/>
+          <w:sz w:val="28"/>
+          <w:szCs w:val="24"/>
+        </w:rPr>
+        <w:tab/>
+        <w:t>(________________)</w:t>
       </w:r>
     </w:p>
     <w:p>
@@ -1071,87 +1133,25 @@
       <w:r>
         <w:rPr>
           <w:rFonts w:ascii="Times New Roman" w:eastAsia="Times New Roman" w:hAnsi="Times New Roman" w:cs="Times New Roman"/>
-          <w:sz w:val="24"/>
+          <w:i/>
+          <w:sz w:val="28"/>
           <w:szCs w:val="24"/>
         </w:rPr>
-        <w:t>Заведующий кафедрой № 806 «Вычислительная математика</w:t>
-      </w:r>
-      <w:r>
-        <w:rPr>
-          <w:rFonts w:ascii="Times New Roman" w:eastAsia="Times New Roman" w:hAnsi="Times New Roman" w:cs="Times New Roman"/>
-          <w:sz w:val="24"/>
+        <w:t>___</w:t>
+      </w:r>
+      <w:r>
+        <w:rPr>
+          <w:rFonts w:ascii="Times New Roman" w:eastAsia="Times New Roman" w:hAnsi="Times New Roman" w:cs="Times New Roman"/>
+          <w:i/>
+          <w:sz w:val="28"/>
           <w:szCs w:val="24"/>
         </w:rPr>
-        <w:br/>
-        <w:t>и программирование»</w:t>
-      </w:r>
-      <w:r>
-        <w:rPr>
-          <w:rFonts w:ascii="Times New Roman" w:eastAsia="Times New Roman" w:hAnsi="Times New Roman" w:cs="Times New Roman"/>
-          <w:sz w:val="24"/>
-          <w:szCs w:val="24"/>
-        </w:rPr>
-        <w:tab/>
-      </w:r>
-      <w:r>
-        <w:rPr>
-          <w:rFonts w:ascii="Times New Roman" w:eastAsia="Times New Roman" w:hAnsi="Times New Roman" w:cs="Times New Roman"/>
-          <w:sz w:val="24"/>
-          <w:szCs w:val="24"/>
-        </w:rPr>
-        <w:tab/>
-        <w:t>Крылов Сергей Сергеевич</w:t>
-      </w:r>
-      <w:r>
-        <w:rPr>
-          <w:rFonts w:ascii="Times New Roman" w:eastAsia="Times New Roman" w:hAnsi="Times New Roman" w:cs="Times New Roman"/>
-          <w:sz w:val="24"/>
-          <w:szCs w:val="24"/>
-        </w:rPr>
-        <w:tab/>
-      </w:r>
-      <w:r>
-        <w:rPr>
-          <w:rFonts w:ascii="Times New Roman" w:eastAsia="Times New Roman" w:hAnsi="Times New Roman" w:cs="Times New Roman"/>
-          <w:sz w:val="24"/>
-          <w:szCs w:val="24"/>
-        </w:rPr>
-        <w:tab/>
-        <w:t>(________________)</w:t>
-      </w:r>
-    </w:p>
-    <w:p>
-      <w:pPr>
-        <w:widowControl w:val="0"/>
-        <w:spacing w:after="120" w:line="240" w:lineRule="auto"/>
-        <w:rPr>
-          <w:rFonts w:ascii="Times New Roman" w:eastAsia="Times New Roman" w:hAnsi="Times New Roman" w:cs="Times New Roman"/>
-          <w:sz w:val="24"/>
-          <w:szCs w:val="24"/>
-        </w:rPr>
-      </w:pPr>
-      <w:r>
-        <w:rPr>
-          <w:rFonts w:ascii="Times New Roman" w:eastAsia="Times New Roman" w:hAnsi="Times New Roman" w:cs="Times New Roman"/>
-          <w:i/>
-          <w:sz w:val="24"/>
-          <w:szCs w:val="24"/>
-        </w:rPr>
-        <w:t>___</w:t>
-      </w:r>
-      <w:r>
-        <w:rPr>
-          <w:rFonts w:ascii="Times New Roman" w:eastAsia="Times New Roman" w:hAnsi="Times New Roman" w:cs="Times New Roman"/>
-          <w:i/>
-          <w:sz w:val="24"/>
-          <w:szCs w:val="24"/>
-        </w:rPr>
         <w:t>_</w:t>
       </w:r>
       <w:r>
         <w:rPr>
           <w:rFonts w:ascii="Times New Roman" w:eastAsia="Times New Roman" w:hAnsi="Times New Roman" w:cs="Times New Roman"/>
-          <w:sz w:val="24"/>
+          <w:sz w:val="28"/>
           <w:szCs w:val="24"/>
         </w:rPr>
         <w:t xml:space="preserve"> ___________ 2026 года</w:t>
@@ -1193,7 +1193,7 @@
       <w:r>
         <w:rPr>
           <w:rFonts w:ascii="Times New Roman" w:eastAsia="Times New Roman" w:hAnsi="Times New Roman" w:cs="Times New Roman"/>
-          <w:sz w:val="24"/>
+          <w:sz w:val="28"/>
           <w:szCs w:val="24"/>
         </w:rPr>
         <w:t>Москва, 2026</w:t>
@@ -5713,7 +5713,7 @@
     </w:p>
     <w:p>
       <w:pPr>
-        <w:spacing w:after="0" w:line="312" w:lineRule="auto"/>
+        <w:spacing w:after="0" w:line="360" w:lineRule="auto"/>
         <w:ind w:firstLine="709"/>
         <w:jc w:val="both"/>
         <w:rPr>
@@ -6424,7 +6424,7 @@
     </w:p>
     <w:p>
       <w:pPr>
-        <w:spacing w:after="0" w:line="312" w:lineRule="auto"/>
+        <w:spacing w:after="0" w:line="360" w:lineRule="auto"/>
         <w:ind w:firstLine="709"/>
         <w:jc w:val="both"/>
         <w:rPr>
@@ -8643,7 +8643,7 @@
         <w:pStyle w:val="2"/>
         <w:keepNext/>
         <w:keepLines/>
-        <w:spacing w:before="240" w:line="240" w:lineRule="auto"/>
+        <w:spacing w:before="240" w:line="240" w:lineRule="auto" w:after="120"/>
         <w:jc w:val="both"/>
         <w:rPr>
           <w:b/>
@@ -8867,7 +8867,7 @@
         <w:pStyle w:val="2"/>
         <w:keepNext/>
         <w:keepLines/>
-        <w:spacing w:before="240" w:line="240" w:lineRule="auto"/>
+        <w:spacing w:before="240" w:line="240" w:lineRule="auto" w:after="120"/>
         <w:jc w:val="both"/>
         <w:rPr>
           <w:b/>
@@ -10789,7 +10789,7 @@
         <w:pStyle w:val="2"/>
         <w:keepNext/>
         <w:keepLines/>
-        <w:spacing w:before="240" w:line="240" w:lineRule="auto"/>
+        <w:spacing w:before="240" w:line="240" w:lineRule="auto" w:after="120"/>
         <w:jc w:val="both"/>
         <w:rPr>
           <w:b/>
@@ -11235,7 +11235,7 @@
         <w:pStyle w:val="2"/>
         <w:keepNext/>
         <w:keepLines/>
-        <w:spacing w:before="240" w:line="240" w:lineRule="auto"/>
+        <w:spacing w:before="240" w:line="240" w:lineRule="auto" w:after="120"/>
         <w:jc w:val="both"/>
         <w:rPr>
           <w:rStyle w:val="af7"/>
@@ -11271,7 +11271,7 @@
         <w:pStyle w:val="2"/>
         <w:keepNext/>
         <w:keepLines/>
-        <w:spacing w:before="240" w:line="240" w:lineRule="auto"/>
+        <w:spacing w:before="240" w:line="240" w:lineRule="auto" w:after="120"/>
         <w:jc w:val="both"/>
         <w:rPr>
           <w:b/>
@@ -11923,7 +11923,7 @@
     <w:p>
       <w:pPr>
         <w:spacing w:after="120" w:line="360" w:lineRule="auto"/>
-        <w:ind w:firstLine="709"/>
+        <w:ind w:firstLine="0"/>
         <w:jc w:val="center"/>
         <w:rPr>
           <w:rFonts w:ascii="Times New Roman" w:eastAsia="Times New Roman" w:hAnsi="Times New Roman" w:cs="Times New Roman"/>
@@ -11945,7 +11945,7 @@
           <w:sz w:val="28"/>
           <w:szCs w:val="28"/>
         </w:rPr>
-        <w:t xml:space="preserve"> –  </w:t>
+        <w:t xml:space="preserve"> – </w:t>
       </w:r>
       <w:r>
         <w:rPr>
@@ -12722,7 +12722,7 @@
     <w:p>
       <w:pPr>
         <w:spacing w:after="120" w:line="360" w:lineRule="auto"/>
-        <w:ind w:firstLine="709"/>
+        <w:ind w:firstLine="0"/>
         <w:jc w:val="center"/>
         <w:rPr>
           <w:rFonts w:ascii="Times New Roman" w:eastAsia="Times New Roman" w:hAnsi="Times New Roman" w:cs="Times New Roman"/>
@@ -12744,7 +12744,7 @@
           <w:sz w:val="28"/>
           <w:szCs w:val="28"/>
         </w:rPr>
-        <w:t xml:space="preserve"> –  </w:t>
+        <w:t xml:space="preserve"> – </w:t>
       </w:r>
       <w:r>
         <w:rPr>
@@ -13801,7 +13801,7 @@
     <w:p>
       <w:pPr>
         <w:spacing w:after="120" w:line="360" w:lineRule="auto"/>
-        <w:ind w:firstLine="709"/>
+        <w:ind w:firstLine="0"/>
         <w:jc w:val="center"/>
         <w:rPr>
           <w:rFonts w:ascii="Times New Roman" w:eastAsia="Times New Roman" w:hAnsi="Times New Roman" w:cs="Times New Roman"/>
@@ -13834,7 +13834,7 @@
           <w:szCs w:val="28"/>
           <w:lang w:val="en-US"/>
         </w:rPr>
-        <w:t xml:space="preserve"> –  </w:t>
+        <w:t xml:space="preserve"> – </w:t>
       </w:r>
       <w:r>
         <w:rPr>
@@ -14447,7 +14447,7 @@
         <w:pStyle w:val="2"/>
         <w:keepNext/>
         <w:keepLines/>
-        <w:spacing w:before="240" w:line="240" w:lineRule="auto"/>
+        <w:spacing w:before="240" w:line="240" w:lineRule="auto" w:after="120"/>
         <w:jc w:val="both"/>
         <w:rPr>
           <w:b/>
@@ -17015,7 +17015,7 @@
         <w:pStyle w:val="2"/>
         <w:keepNext/>
         <w:keepLines/>
-        <w:spacing w:before="240" w:line="240" w:lineRule="auto"/>
+        <w:spacing w:before="240" w:line="240" w:lineRule="auto" w:after="120"/>
         <w:jc w:val="both"/>
         <w:rPr>
           <w:b/>
@@ -17051,7 +17051,7 @@
         <w:pStyle w:val="2"/>
         <w:keepNext/>
         <w:keepLines/>
-        <w:spacing w:before="240" w:line="240" w:lineRule="auto"/>
+        <w:spacing w:before="240" w:line="240" w:lineRule="auto" w:after="120"/>
         <w:jc w:val="both"/>
         <w:rPr>
           <w:b/>
@@ -17101,7 +17101,7 @@
         <w:pStyle w:val="2"/>
         <w:keepNext/>
         <w:keepLines/>
-        <w:spacing w:before="240" w:line="240" w:lineRule="auto"/>
+        <w:spacing w:before="240" w:line="240" w:lineRule="auto" w:after="120"/>
         <w:jc w:val="both"/>
         <w:rPr>
           <w:b/>
@@ -19421,7 +19421,7 @@
         <w:pStyle w:val="2"/>
         <w:keepNext/>
         <w:keepLines/>
-        <w:spacing w:before="240" w:line="240" w:lineRule="auto"/>
+        <w:spacing w:before="240" w:line="240" w:lineRule="auto" w:after="120"/>
         <w:jc w:val="both"/>
         <w:rPr>
           <w:b/>
@@ -19697,7 +19697,7 @@
         <w:pStyle w:val="2"/>
         <w:keepNext/>
         <w:keepLines/>
-        <w:spacing w:before="240" w:line="240" w:lineRule="auto"/>
+        <w:spacing w:before="240" w:line="240" w:lineRule="auto" w:after="120"/>
         <w:jc w:val="both"/>
         <w:rPr>
           <w:b/>
@@ -20320,7 +20320,7 @@
         <w:pStyle w:val="2"/>
         <w:keepNext/>
         <w:keepLines/>
-        <w:spacing w:before="240" w:line="240" w:lineRule="auto"/>
+        <w:spacing w:before="240" w:line="240" w:lineRule="auto" w:after="120"/>
         <w:jc w:val="both"/>
         <w:rPr>
           <w:b/>
@@ -20447,7 +20447,7 @@
         <w:pStyle w:val="2"/>
         <w:keepNext/>
         <w:keepLines/>
-        <w:spacing w:before="240" w:line="240" w:lineRule="auto"/>
+        <w:spacing w:before="240" w:line="240" w:lineRule="auto" w:after="120"/>
         <w:jc w:val="both"/>
         <w:rPr>
           <w:b/>
@@ -20588,7 +20588,7 @@
         <w:pStyle w:val="2"/>
         <w:keepNext/>
         <w:keepLines/>
-        <w:spacing w:before="240" w:line="240" w:lineRule="auto"/>
+        <w:spacing w:before="240" w:line="240" w:lineRule="auto" w:after="120"/>
         <w:jc w:val="both"/>
         <w:rPr>
           <w:b/>
@@ -20782,7 +20782,7 @@
         <w:pStyle w:val="2"/>
         <w:keepNext/>
         <w:keepLines/>
-        <w:spacing w:before="240" w:line="240" w:lineRule="auto"/>
+        <w:spacing w:before="240" w:line="240" w:lineRule="auto" w:after="120"/>
         <w:jc w:val="both"/>
         <w:rPr>
           <w:b/>
@@ -21327,7 +21327,7 @@
         <w:pStyle w:val="2"/>
         <w:keepNext/>
         <w:keepLines/>
-        <w:spacing w:before="240" w:line="240" w:lineRule="auto"/>
+        <w:spacing w:before="240" w:line="240" w:lineRule="auto" w:after="120"/>
         <w:jc w:val="both"/>
         <w:rPr>
           <w:b/>
@@ -21681,7 +21681,7 @@
         <w:pStyle w:val="2"/>
         <w:keepNext/>
         <w:keepLines/>
-        <w:spacing w:before="240" w:line="240" w:lineRule="auto"/>
+        <w:spacing w:before="240" w:line="240" w:lineRule="auto" w:after="120"/>
         <w:jc w:val="both"/>
         <w:rPr>
           <w:b/>
@@ -21919,7 +21919,7 @@
         <w:pStyle w:val="2"/>
         <w:keepNext/>
         <w:keepLines/>
-        <w:spacing w:before="240" w:line="240" w:lineRule="auto"/>
+        <w:spacing w:before="240" w:line="240" w:lineRule="auto" w:after="120"/>
         <w:jc w:val="both"/>
         <w:rPr>
           <w:b/>
@@ -22390,7 +22390,7 @@
         <w:pStyle w:val="2"/>
         <w:keepNext/>
         <w:keepLines/>
-        <w:spacing w:before="240" w:line="240" w:lineRule="auto"/>
+        <w:spacing w:before="240" w:line="240" w:lineRule="auto" w:after="120"/>
         <w:jc w:val="both"/>
         <w:rPr>
           <w:b/>
@@ -22453,7 +22453,7 @@
         <w:pStyle w:val="2"/>
         <w:keepNext/>
         <w:keepLines/>
-        <w:spacing w:before="240" w:line="240" w:lineRule="auto"/>
+        <w:spacing w:before="240" w:line="240" w:lineRule="auto" w:after="120"/>
         <w:jc w:val="both"/>
         <w:rPr>
           <w:b/>
@@ -22918,7 +22918,7 @@
         <w:pStyle w:val="2"/>
         <w:keepNext/>
         <w:keepLines/>
-        <w:spacing w:before="240" w:line="240" w:lineRule="auto"/>
+        <w:spacing w:before="240" w:line="240" w:lineRule="auto" w:after="120"/>
         <w:jc w:val="both"/>
         <w:rPr>
           <w:b/>
@@ -23157,7 +23157,7 @@
         <w:pStyle w:val="2"/>
         <w:keepNext/>
         <w:keepLines/>
-        <w:spacing w:before="240" w:line="240" w:lineRule="auto"/>
+        <w:spacing w:before="240" w:line="240" w:lineRule="auto" w:after="120"/>
         <w:jc w:val="both"/>
         <w:rPr>
           <w:b/>
@@ -23554,7 +23554,7 @@
         <w:pStyle w:val="2"/>
         <w:keepNext/>
         <w:keepLines/>
-        <w:spacing w:before="240" w:line="240" w:lineRule="auto"/>
+        <w:spacing w:before="240" w:line="240" w:lineRule="auto" w:after="120"/>
         <w:jc w:val="both"/>
         <w:rPr>
           <w:b/>
@@ -23783,7 +23783,7 @@
         <w:pStyle w:val="2"/>
         <w:keepNext/>
         <w:keepLines/>
-        <w:spacing w:before="240" w:line="240" w:lineRule="auto"/>
+        <w:spacing w:before="240" w:line="240" w:lineRule="auto" w:after="120"/>
         <w:jc w:val="both"/>
         <w:rPr>
           <w:b/>
@@ -24193,7 +24193,7 @@
         <w:pStyle w:val="2"/>
         <w:keepNext/>
         <w:keepLines/>
-        <w:spacing w:before="240" w:line="240" w:lineRule="auto"/>
+        <w:spacing w:before="240" w:line="240" w:lineRule="auto" w:after="120"/>
         <w:jc w:val="both"/>
         <w:rPr>
           <w:b/>
@@ -24605,7 +24605,7 @@
     <w:p>
       <w:pPr>
         <w:spacing w:after="120" w:line="360" w:lineRule="auto"/>
-        <w:ind w:firstLine="709"/>
+        <w:ind w:firstLine="0"/>
         <w:jc w:val="center"/>
         <w:rPr>
           <w:rFonts w:ascii="Times New Roman" w:eastAsia="Times New Roman" w:hAnsi="Times New Roman" w:cs="Times New Roman"/>
@@ -24628,7 +24628,7 @@
           <w:sz w:val="28"/>
           <w:szCs w:val="28"/>
         </w:rPr>
-        <w:t xml:space="preserve"> –  </w:t>
+        <w:t xml:space="preserve"> – </w:t>
       </w:r>
       <w:r>
         <w:rPr>
@@ -24984,7 +24984,7 @@
     <w:p>
       <w:pPr>
         <w:spacing w:after="120" w:line="360" w:lineRule="auto"/>
-        <w:ind w:firstLine="709"/>
+        <w:ind w:firstLine="0"/>
         <w:jc w:val="center"/>
         <w:rPr>
           <w:rFonts w:ascii="Times New Roman" w:eastAsia="Times New Roman" w:hAnsi="Times New Roman" w:cs="Times New Roman"/>
@@ -25007,7 +25007,7 @@
           <w:sz w:val="28"/>
           <w:szCs w:val="28"/>
         </w:rPr>
-        <w:t xml:space="preserve"> –  </w:t>
+        <w:t xml:space="preserve"> – </w:t>
       </w:r>
       <w:r>
         <w:rPr>
@@ -25296,7 +25296,7 @@
     <w:p>
       <w:pPr>
         <w:spacing w:after="120" w:line="360" w:lineRule="auto"/>
-        <w:ind w:firstLine="709"/>
+        <w:ind w:firstLine="0"/>
         <w:jc w:val="center"/>
         <w:rPr>
           <w:rFonts w:ascii="Times New Roman" w:eastAsia="Times New Roman" w:hAnsi="Times New Roman" w:cs="Times New Roman"/>
@@ -25319,7 +25319,7 @@
           <w:sz w:val="28"/>
           <w:szCs w:val="28"/>
         </w:rPr>
-        <w:t xml:space="preserve"> –  </w:t>
+        <w:t xml:space="preserve"> – </w:t>
       </w:r>
       <w:r>
         <w:rPr>
@@ -26213,7 +26213,7 @@
     <w:p>
       <w:pPr>
         <w:spacing w:after="120" w:line="360" w:lineRule="auto"/>
-        <w:ind w:firstLine="709"/>
+        <w:ind w:firstLine="0"/>
         <w:jc w:val="center"/>
         <w:rPr>
           <w:rFonts w:ascii="Times New Roman" w:eastAsia="Times New Roman" w:hAnsi="Times New Roman" w:cs="Times New Roman"/>
@@ -26236,7 +26236,7 @@
           <w:sz w:val="28"/>
           <w:szCs w:val="28"/>
         </w:rPr>
-        <w:t xml:space="preserve">–  </w:t>
+        <w:t xml:space="preserve">– </w:t>
       </w:r>
       <w:r>
         <w:rPr>
@@ -26253,7 +26253,7 @@
           <w:sz w:val="28"/>
           <w:szCs w:val="28"/>
         </w:rPr>
-        <w:t>проверу</w:t>
+        <w:t>проверку</w:t>
       </w:r>
       <w:proofErr w:type="spellEnd"/>
     </w:p>
@@ -26601,7 +26601,7 @@
     <w:p>
       <w:pPr>
         <w:spacing w:after="120" w:line="360" w:lineRule="auto"/>
-        <w:ind w:firstLine="709"/>
+        <w:ind w:firstLine="0"/>
         <w:jc w:val="center"/>
         <w:rPr>
           <w:rFonts w:ascii="Times New Roman" w:eastAsia="Times New Roman" w:hAnsi="Times New Roman" w:cs="Times New Roman"/>
@@ -26624,7 +26624,7 @@
           <w:sz w:val="28"/>
           <w:szCs w:val="28"/>
         </w:rPr>
-        <w:t xml:space="preserve">–  </w:t>
+        <w:t xml:space="preserve">– </w:t>
       </w:r>
       <w:r>
         <w:rPr>
@@ -27375,7 +27375,7 @@
     <w:p>
       <w:pPr>
         <w:spacing w:after="120" w:line="360" w:lineRule="auto"/>
-        <w:ind w:firstLine="709"/>
+        <w:ind w:firstLine="0"/>
         <w:jc w:val="center"/>
         <w:rPr>
           <w:rFonts w:ascii="Times New Roman" w:eastAsia="Times New Roman" w:hAnsi="Times New Roman" w:cs="Times New Roman"/>
@@ -27398,7 +27398,7 @@
           <w:sz w:val="28"/>
           <w:szCs w:val="28"/>
         </w:rPr>
-        <w:t xml:space="preserve">–  </w:t>
+        <w:t xml:space="preserve">– </w:t>
       </w:r>
       <w:r>
         <w:rPr>
@@ -27635,7 +27635,7 @@
     <w:p>
       <w:pPr>
         <w:spacing w:after="120" w:line="360" w:lineRule="auto"/>
-        <w:ind w:firstLine="709"/>
+        <w:ind w:firstLine="0"/>
         <w:jc w:val="center"/>
         <w:rPr>
           <w:rFonts w:ascii="Times New Roman" w:eastAsia="Times New Roman" w:hAnsi="Times New Roman" w:cs="Times New Roman"/>
@@ -27658,7 +27658,7 @@
           <w:sz w:val="28"/>
           <w:szCs w:val="28"/>
         </w:rPr>
-        <w:t xml:space="preserve">–  </w:t>
+        <w:t xml:space="preserve">– </w:t>
       </w:r>
       <w:r>
         <w:rPr>
@@ -28453,7 +28453,7 @@
     <w:p>
       <w:pPr>
         <w:spacing w:after="120" w:line="360" w:lineRule="auto"/>
-        <w:ind w:firstLine="709"/>
+        <w:ind w:firstLine="0"/>
         <w:jc w:val="center"/>
         <w:rPr>
           <w:rFonts w:ascii="Times New Roman" w:eastAsia="Times New Roman" w:hAnsi="Times New Roman" w:cs="Times New Roman"/>
@@ -28476,7 +28476,7 @@
           <w:sz w:val="28"/>
           <w:szCs w:val="28"/>
         </w:rPr>
-        <w:t xml:space="preserve">–  </w:t>
+        <w:t xml:space="preserve">– </w:t>
       </w:r>
       <w:r>
         <w:rPr>
@@ -29110,7 +29110,7 @@
         <w:pStyle w:val="2"/>
         <w:keepNext/>
         <w:keepLines/>
-        <w:spacing w:before="240" w:line="240" w:lineRule="auto"/>
+        <w:spacing w:before="240" w:line="240" w:lineRule="auto" w:after="120"/>
         <w:jc w:val="both"/>
         <w:rPr>
           <w:b/>
@@ -29802,7 +29802,7 @@
     <w:p>
       <w:pPr>
         <w:spacing w:after="120" w:line="360" w:lineRule="auto"/>
-        <w:ind w:firstLine="709"/>
+        <w:ind w:firstLine="0"/>
         <w:jc w:val="center"/>
         <w:rPr>
           <w:rFonts w:ascii="Times New Roman" w:eastAsia="Times New Roman" w:hAnsi="Times New Roman" w:cs="Times New Roman"/>
@@ -29824,7 +29824,7 @@
           <w:sz w:val="28"/>
           <w:szCs w:val="28"/>
         </w:rPr>
-        <w:t xml:space="preserve"> –  </w:t>
+        <w:t xml:space="preserve"> – </w:t>
       </w:r>
       <w:r>
         <w:rPr>
@@ -29860,7 +29860,7 @@
         <w:pStyle w:val="2"/>
         <w:keepNext/>
         <w:keepLines/>
-        <w:spacing w:before="240" w:line="240" w:lineRule="auto"/>
+        <w:spacing w:before="240" w:line="240" w:lineRule="auto" w:after="120"/>
         <w:jc w:val="both"/>
         <w:rPr>
           <w:b/>
@@ -30078,6 +30078,7 @@
     <w:p>
       <w:pPr>
         <w:spacing w:after="0" w:line="360" w:lineRule="auto"/>
+        <w:jc w:val="left"/>
         <w:rPr>
           <w:rFonts w:ascii="Times New Roman" w:eastAsia="Times New Roman" w:hAnsi="Times New Roman" w:cs="Times New Roman"/>
           <w:sz w:val="28"/>
@@ -30765,7 +30766,7 @@
     <w:p>
       <w:pPr>
         <w:spacing w:after="120" w:line="360" w:lineRule="auto"/>
-        <w:ind w:firstLine="709"/>
+        <w:ind w:firstLine="0"/>
         <w:jc w:val="center"/>
         <w:rPr>
           <w:rFonts w:ascii="Times New Roman" w:eastAsia="Times New Roman" w:hAnsi="Times New Roman" w:cs="Times New Roman"/>
@@ -30787,7 +30788,7 @@
           <w:sz w:val="28"/>
           <w:szCs w:val="28"/>
         </w:rPr>
-        <w:t xml:space="preserve"> –  </w:t>
+        <w:t xml:space="preserve"> – </w:t>
       </w:r>
       <w:r>
         <w:rPr>
@@ -30906,7 +30907,7 @@
         <w:pStyle w:val="2"/>
         <w:keepNext/>
         <w:keepLines/>
-        <w:spacing w:before="240" w:line="240" w:lineRule="auto"/>
+        <w:spacing w:before="240" w:line="240" w:lineRule="auto" w:after="120"/>
         <w:jc w:val="both"/>
         <w:rPr>
           <w:b/>
@@ -31170,7 +31171,7 @@
     <w:p>
       <w:pPr>
         <w:spacing w:after="120" w:line="360" w:lineRule="auto"/>
-        <w:ind w:firstLine="709"/>
+        <w:ind w:firstLine="0"/>
         <w:jc w:val="center"/>
         <w:rPr>
           <w:rFonts w:ascii="Times New Roman" w:eastAsia="Times New Roman" w:hAnsi="Times New Roman" w:cs="Times New Roman"/>
@@ -31192,7 +31193,7 @@
           <w:sz w:val="28"/>
           <w:szCs w:val="28"/>
         </w:rPr>
-        <w:t xml:space="preserve"> –  </w:t>
+        <w:t xml:space="preserve"> – </w:t>
       </w:r>
       <w:r>
         <w:rPr>
@@ -31379,7 +31380,7 @@
     <w:p>
       <w:pPr>
         <w:spacing w:after="120" w:line="360" w:lineRule="auto"/>
-        <w:ind w:firstLine="709"/>
+        <w:ind w:firstLine="0"/>
         <w:jc w:val="center"/>
         <w:rPr>
           <w:rFonts w:ascii="Times New Roman" w:eastAsia="Times New Roman" w:hAnsi="Times New Roman" w:cs="Times New Roman"/>
@@ -31401,7 +31402,7 @@
           <w:sz w:val="28"/>
           <w:szCs w:val="28"/>
         </w:rPr>
-        <w:t xml:space="preserve"> –  </w:t>
+        <w:t xml:space="preserve"> – </w:t>
       </w:r>
       <w:r>
         <w:rPr>
@@ -31551,7 +31552,7 @@
     <w:p>
       <w:pPr>
         <w:spacing w:after="120" w:line="360" w:lineRule="auto"/>
-        <w:ind w:firstLine="709"/>
+        <w:ind w:firstLine="0"/>
         <w:jc w:val="center"/>
         <w:rPr>
           <w:rFonts w:ascii="Times New Roman" w:eastAsia="Times New Roman" w:hAnsi="Times New Roman" w:cs="Times New Roman"/>
@@ -31573,7 +31574,7 @@
           <w:sz w:val="28"/>
           <w:szCs w:val="28"/>
         </w:rPr>
-        <w:t xml:space="preserve"> –  </w:t>
+        <w:t xml:space="preserve"> – </w:t>
       </w:r>
       <w:r>
         <w:rPr>
@@ -31728,7 +31729,7 @@
     <w:p>
       <w:pPr>
         <w:spacing w:after="120" w:line="360" w:lineRule="auto"/>
-        <w:ind w:firstLine="709"/>
+        <w:ind w:firstLine="0"/>
         <w:jc w:val="center"/>
         <w:rPr>
           <w:rFonts w:ascii="Times New Roman" w:eastAsia="Times New Roman" w:hAnsi="Times New Roman" w:cs="Times New Roman"/>
@@ -31750,7 +31751,7 @@
           <w:sz w:val="28"/>
           <w:szCs w:val="28"/>
         </w:rPr>
-        <w:t xml:space="preserve"> –  </w:t>
+        <w:t xml:space="preserve"> – </w:t>
       </w:r>
       <w:r>
         <w:rPr>
@@ -31955,7 +31956,7 @@
     <w:p>
       <w:pPr>
         <w:spacing w:after="120" w:line="360" w:lineRule="auto"/>
-        <w:ind w:firstLine="709"/>
+        <w:ind w:firstLine="0"/>
         <w:jc w:val="center"/>
         <w:rPr>
           <w:rFonts w:ascii="Times New Roman" w:eastAsia="Times New Roman" w:hAnsi="Times New Roman" w:cs="Times New Roman"/>
@@ -31977,7 +31978,7 @@
           <w:sz w:val="28"/>
           <w:szCs w:val="28"/>
         </w:rPr>
-        <w:t xml:space="preserve"> –  </w:t>
+        <w:t xml:space="preserve"> – </w:t>
       </w:r>
       <w:r>
         <w:rPr>
@@ -32038,7 +32039,7 @@
     <w:p>
       <w:pPr>
         <w:spacing w:after="120" w:line="360" w:lineRule="auto"/>
-        <w:ind w:firstLine="709"/>
+        <w:ind w:firstLine="0"/>
         <w:jc w:val="center"/>
         <w:rPr>
           <w:rFonts w:ascii="Times New Roman" w:eastAsia="Times New Roman" w:hAnsi="Times New Roman" w:cs="Times New Roman"/>
@@ -32060,7 +32061,7 @@
           <w:sz w:val="28"/>
           <w:szCs w:val="28"/>
         </w:rPr>
-        <w:t xml:space="preserve"> –  </w:t>
+        <w:t xml:space="preserve"> – </w:t>
       </w:r>
       <w:r>
         <w:rPr>
@@ -32128,7 +32129,7 @@
     <w:p>
       <w:pPr>
         <w:spacing w:after="120" w:line="360" w:lineRule="auto"/>
-        <w:ind w:firstLine="709"/>
+        <w:ind w:firstLine="0"/>
         <w:jc w:val="center"/>
         <w:rPr>
           <w:rFonts w:ascii="Times New Roman" w:eastAsia="Times New Roman" w:hAnsi="Times New Roman" w:cs="Times New Roman"/>
@@ -32150,7 +32151,7 @@
           <w:sz w:val="28"/>
           <w:szCs w:val="28"/>
         </w:rPr>
-        <w:t xml:space="preserve"> –  </w:t>
+        <w:t xml:space="preserve"> – </w:t>
       </w:r>
       <w:r>
         <w:rPr>
@@ -32251,7 +32252,7 @@
     <w:p>
       <w:pPr>
         <w:spacing w:after="120" w:line="360" w:lineRule="auto"/>
-        <w:ind w:firstLine="709"/>
+        <w:ind w:firstLine="0"/>
         <w:jc w:val="center"/>
         <w:rPr>
           <w:rFonts w:ascii="Times New Roman" w:eastAsia="Times New Roman" w:hAnsi="Times New Roman" w:cs="Times New Roman"/>
@@ -32273,7 +32274,7 @@
           <w:sz w:val="28"/>
           <w:szCs w:val="28"/>
         </w:rPr>
-        <w:t xml:space="preserve"> –  </w:t>
+        <w:t xml:space="preserve"> – </w:t>
       </w:r>
       <w:r>
         <w:rPr>
@@ -32342,7 +32343,7 @@
     <w:p>
       <w:pPr>
         <w:spacing w:after="120" w:line="360" w:lineRule="auto"/>
-        <w:ind w:firstLine="709"/>
+        <w:ind w:firstLine="0"/>
         <w:jc w:val="center"/>
         <w:rPr>
           <w:rFonts w:ascii="Times New Roman" w:eastAsia="Times New Roman" w:hAnsi="Times New Roman" w:cs="Times New Roman"/>
@@ -32364,7 +32365,7 @@
           <w:sz w:val="28"/>
           <w:szCs w:val="28"/>
         </w:rPr>
-        <w:t xml:space="preserve"> –  </w:t>
+        <w:t xml:space="preserve"> – </w:t>
       </w:r>
       <w:r>
         <w:rPr>
@@ -32425,7 +32426,7 @@
     <w:p>
       <w:pPr>
         <w:spacing w:after="120" w:line="360" w:lineRule="auto"/>
-        <w:ind w:firstLine="709"/>
+        <w:ind w:firstLine="0"/>
         <w:jc w:val="center"/>
         <w:rPr>
           <w:rFonts w:ascii="Times New Roman" w:eastAsia="Times New Roman" w:hAnsi="Times New Roman" w:cs="Times New Roman"/>
@@ -32447,7 +32448,7 @@
           <w:sz w:val="28"/>
           <w:szCs w:val="28"/>
         </w:rPr>
-        <w:t xml:space="preserve"> –  </w:t>
+        <w:t xml:space="preserve"> – </w:t>
       </w:r>
       <w:r>
         <w:rPr>
@@ -32463,7 +32464,7 @@
         <w:pStyle w:val="2"/>
         <w:keepNext/>
         <w:keepLines/>
-        <w:spacing w:before="240" w:line="240" w:lineRule="auto"/>
+        <w:spacing w:before="240" w:line="240" w:lineRule="auto" w:after="120"/>
         <w:jc w:val="both"/>
         <w:rPr>
           <w:b/>
@@ -32705,7 +32706,7 @@
         <w:pStyle w:val="2"/>
         <w:keepNext/>
         <w:keepLines/>
-        <w:spacing w:before="240" w:line="240" w:lineRule="auto"/>
+        <w:spacing w:before="240" w:line="240" w:lineRule="auto" w:after="120"/>
         <w:jc w:val="both"/>
         <w:rPr>
           <w:b/>
@@ -33424,7 +33425,7 @@
           <w:tab w:val="left" w:pos="8789"/>
         </w:tabs>
         <w:spacing w:after="0" w:line="360" w:lineRule="auto"/>
-        <w:ind w:left="142" w:firstLine="567"/>
+        <w:ind w:left="0" w:firstLine="0"/>
         <w:jc w:val="both"/>
         <w:rPr>
           <w:rFonts w:ascii="Times New Roman" w:eastAsia="Times New Roman" w:hAnsi="Times New Roman" w:cs="Times New Roman"/>
@@ -33571,7 +33572,7 @@
           <w:tab w:val="left" w:pos="8789"/>
         </w:tabs>
         <w:spacing w:after="0" w:line="360" w:lineRule="auto"/>
-        <w:ind w:left="142" w:firstLine="567"/>
+        <w:ind w:left="0" w:firstLine="0"/>
         <w:jc w:val="both"/>
         <w:rPr>
           <w:rFonts w:ascii="Times New Roman" w:eastAsia="Times New Roman" w:hAnsi="Times New Roman" w:cs="Times New Roman"/>
@@ -33698,7 +33699,7 @@
           <w:tab w:val="left" w:pos="8789"/>
         </w:tabs>
         <w:spacing w:after="0" w:line="360" w:lineRule="auto"/>
-        <w:ind w:left="142" w:firstLine="567"/>
+        <w:ind w:left="0" w:firstLine="0"/>
         <w:jc w:val="both"/>
         <w:rPr>
           <w:rFonts w:ascii="Times New Roman" w:eastAsia="Times New Roman" w:hAnsi="Times New Roman" w:cs="Times New Roman"/>
@@ -33863,7 +33864,7 @@
           <w:tab w:val="left" w:pos="8789"/>
         </w:tabs>
         <w:spacing w:after="0" w:line="360" w:lineRule="auto"/>
-        <w:ind w:left="142" w:firstLine="567"/>
+        <w:ind w:left="0" w:firstLine="0"/>
         <w:jc w:val="both"/>
         <w:rPr>
           <w:rFonts w:ascii="Times New Roman" w:eastAsia="Times New Roman" w:hAnsi="Times New Roman" w:cs="Times New Roman"/>
@@ -34028,7 +34029,7 @@
           <w:tab w:val="left" w:pos="8789"/>
         </w:tabs>
         <w:spacing w:after="0" w:line="360" w:lineRule="auto"/>
-        <w:ind w:left="142" w:firstLine="567"/>
+        <w:ind w:left="0" w:firstLine="0"/>
         <w:jc w:val="both"/>
         <w:rPr>
           <w:rFonts w:ascii="Times New Roman" w:eastAsia="Times New Roman" w:hAnsi="Times New Roman" w:cs="Times New Roman"/>
@@ -34193,7 +34194,7 @@
           <w:tab w:val="left" w:pos="8789"/>
         </w:tabs>
         <w:spacing w:after="0" w:line="360" w:lineRule="auto"/>
-        <w:ind w:left="142" w:firstLine="567"/>
+        <w:ind w:left="0" w:firstLine="0"/>
         <w:jc w:val="both"/>
         <w:rPr>
           <w:rFonts w:ascii="Times New Roman" w:eastAsia="Times New Roman" w:hAnsi="Times New Roman" w:cs="Times New Roman"/>
@@ -34367,7 +34368,7 @@
           <w:tab w:val="left" w:pos="8789"/>
         </w:tabs>
         <w:spacing w:after="0" w:line="360" w:lineRule="auto"/>
-        <w:ind w:left="142" w:firstLine="567"/>
+        <w:ind w:left="0" w:firstLine="0"/>
         <w:jc w:val="both"/>
         <w:rPr>
           <w:rFonts w:ascii="Times New Roman" w:eastAsia="Times New Roman" w:hAnsi="Times New Roman" w:cs="Times New Roman"/>
@@ -34572,7 +34573,7 @@
           <w:tab w:val="left" w:pos="8789"/>
         </w:tabs>
         <w:spacing w:after="0" w:line="360" w:lineRule="auto"/>
-        <w:ind w:left="142" w:firstLine="567"/>
+        <w:ind w:left="0" w:firstLine="0"/>
         <w:jc w:val="both"/>
         <w:rPr>
           <w:rFonts w:ascii="Times New Roman" w:eastAsia="Times New Roman" w:hAnsi="Times New Roman" w:cs="Times New Roman"/>
@@ -34737,7 +34738,7 @@
           <w:tab w:val="left" w:pos="8789"/>
         </w:tabs>
         <w:spacing w:after="0" w:line="360" w:lineRule="auto"/>
-        <w:ind w:left="142" w:firstLine="567"/>
+        <w:ind w:left="0" w:firstLine="0"/>
         <w:jc w:val="both"/>
         <w:rPr>
           <w:rFonts w:ascii="Times New Roman" w:eastAsia="Times New Roman" w:hAnsi="Times New Roman" w:cs="Times New Roman"/>
@@ -34902,7 +34903,7 @@
           <w:tab w:val="left" w:pos="8789"/>
         </w:tabs>
         <w:spacing w:after="0" w:line="360" w:lineRule="auto"/>
-        <w:ind w:left="142" w:firstLine="567"/>
+        <w:ind w:left="0" w:firstLine="0"/>
         <w:jc w:val="both"/>
         <w:rPr>
           <w:rFonts w:ascii="Times New Roman" w:eastAsia="Times New Roman" w:hAnsi="Times New Roman" w:cs="Times New Roman"/>
@@ -35047,7 +35048,7 @@
           <w:tab w:val="left" w:pos="8789"/>
         </w:tabs>
         <w:spacing w:after="0" w:line="360" w:lineRule="auto"/>
-        <w:ind w:left="142" w:firstLine="567"/>
+        <w:ind w:left="0" w:firstLine="0"/>
         <w:jc w:val="both"/>
         <w:rPr>
           <w:rFonts w:ascii="Times New Roman" w:eastAsia="Times New Roman" w:hAnsi="Times New Roman" w:cs="Times New Roman"/>
@@ -35232,7 +35233,7 @@
           <w:tab w:val="left" w:pos="8789"/>
         </w:tabs>
         <w:spacing w:after="0" w:line="360" w:lineRule="auto"/>
-        <w:ind w:left="142" w:firstLine="567"/>
+        <w:ind w:left="0" w:firstLine="0"/>
         <w:jc w:val="both"/>
         <w:rPr>
           <w:rFonts w:ascii="Times New Roman" w:eastAsia="Times New Roman" w:hAnsi="Times New Roman" w:cs="Times New Roman"/>
@@ -35377,7 +35378,7 @@
           <w:tab w:val="left" w:pos="8789"/>
         </w:tabs>
         <w:spacing w:after="0" w:line="360" w:lineRule="auto"/>
-        <w:ind w:left="142" w:firstLine="567"/>
+        <w:ind w:left="0" w:firstLine="0"/>
         <w:jc w:val="both"/>
         <w:rPr>
           <w:rFonts w:ascii="Times New Roman" w:eastAsia="Times New Roman" w:hAnsi="Times New Roman" w:cs="Times New Roman"/>
@@ -35542,7 +35543,7 @@
           <w:tab w:val="left" w:pos="8789"/>
         </w:tabs>
         <w:spacing w:after="0" w:line="360" w:lineRule="auto"/>
-        <w:ind w:left="142" w:firstLine="567"/>
+        <w:ind w:left="0" w:firstLine="0"/>
         <w:jc w:val="both"/>
         <w:rPr>
           <w:rFonts w:ascii="Times New Roman" w:eastAsia="Times New Roman" w:hAnsi="Times New Roman" w:cs="Times New Roman"/>
@@ -35687,7 +35688,7 @@
           <w:tab w:val="left" w:pos="8789"/>
         </w:tabs>
         <w:spacing w:after="0" w:line="360" w:lineRule="auto"/>
-        <w:ind w:left="142" w:firstLine="567"/>
+        <w:ind w:left="0" w:firstLine="0"/>
         <w:jc w:val="both"/>
         <w:rPr>
           <w:rFonts w:ascii="Times New Roman" w:eastAsia="Times New Roman" w:hAnsi="Times New Roman" w:cs="Times New Roman"/>
@@ -35993,7 +35994,7 @@
           <w:tab w:val="left" w:pos="8789"/>
         </w:tabs>
         <w:spacing w:after="0" w:line="360" w:lineRule="auto"/>
-        <w:ind w:left="142" w:firstLine="567"/>
+        <w:ind w:left="0" w:firstLine="0"/>
         <w:jc w:val="both"/>
         <w:rPr>
           <w:rFonts w:ascii="Times New Roman" w:eastAsia="Times New Roman" w:hAnsi="Times New Roman" w:cs="Times New Roman"/>
@@ -36138,7 +36139,7 @@
           <w:tab w:val="left" w:pos="8789"/>
         </w:tabs>
         <w:spacing w:after="0" w:line="360" w:lineRule="auto"/>
-        <w:ind w:left="142" w:firstLine="567"/>
+        <w:ind w:left="0" w:firstLine="0"/>
         <w:jc w:val="both"/>
         <w:rPr>
           <w:rFonts w:ascii="Times New Roman" w:eastAsia="Times New Roman" w:hAnsi="Times New Roman" w:cs="Times New Roman"/>
@@ -36241,7 +36242,7 @@
           <w:tab w:val="left" w:pos="8789"/>
         </w:tabs>
         <w:spacing w:after="0" w:line="360" w:lineRule="auto"/>
-        <w:ind w:left="142" w:firstLine="567"/>
+        <w:ind w:left="0" w:firstLine="0"/>
         <w:jc w:val="both"/>
         <w:rPr>
           <w:rFonts w:ascii="Times New Roman" w:eastAsia="Times New Roman" w:hAnsi="Times New Roman" w:cs="Times New Roman"/>
@@ -36362,7 +36363,7 @@
           <w:tab w:val="left" w:pos="8789"/>
         </w:tabs>
         <w:spacing w:after="0" w:line="360" w:lineRule="auto"/>
-        <w:ind w:left="142" w:firstLine="567"/>
+        <w:ind w:left="0" w:firstLine="0"/>
         <w:jc w:val="both"/>
         <w:rPr>
           <w:rFonts w:ascii="Times New Roman" w:eastAsia="Times New Roman" w:hAnsi="Times New Roman" w:cs="Times New Roman"/>
@@ -36465,7 +36466,7 @@
           <w:tab w:val="left" w:pos="8789"/>
         </w:tabs>
         <w:spacing w:after="0" w:line="360" w:lineRule="auto"/>
-        <w:ind w:left="142" w:firstLine="567"/>
+        <w:ind w:left="0" w:firstLine="0"/>
         <w:jc w:val="both"/>
         <w:rPr>
           <w:rFonts w:ascii="Times New Roman" w:eastAsia="Times New Roman" w:hAnsi="Times New Roman" w:cs="Times New Roman"/>
@@ -36589,7 +36590,7 @@
           <w:tab w:val="left" w:pos="8789"/>
         </w:tabs>
         <w:spacing w:after="0" w:line="360" w:lineRule="auto"/>
-        <w:ind w:left="142" w:firstLine="567"/>
+        <w:ind w:left="0" w:firstLine="0"/>
         <w:jc w:val="both"/>
         <w:rPr>
           <w:rFonts w:ascii="Times New Roman" w:eastAsia="Times New Roman" w:hAnsi="Times New Roman" w:cs="Times New Roman"/>
@@ -36710,7 +36711,7 @@
           <w:tab w:val="left" w:pos="8789"/>
         </w:tabs>
         <w:spacing w:after="0" w:line="360" w:lineRule="auto"/>
-        <w:ind w:left="142" w:firstLine="567"/>
+        <w:ind w:left="0" w:firstLine="0"/>
         <w:jc w:val="both"/>
         <w:rPr>
           <w:rFonts w:ascii="Times New Roman" w:eastAsia="Times New Roman" w:hAnsi="Times New Roman" w:cs="Times New Roman"/>
@@ -36867,7 +36868,7 @@
           <w:tab w:val="left" w:pos="8789"/>
         </w:tabs>
         <w:spacing w:after="0" w:line="360" w:lineRule="auto"/>
-        <w:ind w:left="142" w:firstLine="567"/>
+        <w:ind w:left="0" w:firstLine="0"/>
         <w:jc w:val="both"/>
         <w:rPr>
           <w:rFonts w:ascii="Times New Roman" w:eastAsia="Times New Roman" w:hAnsi="Times New Roman" w:cs="Times New Roman"/>
@@ -36988,7 +36989,7 @@
           <w:tab w:val="left" w:pos="8789"/>
         </w:tabs>
         <w:spacing w:after="0" w:line="360" w:lineRule="auto"/>
-        <w:ind w:left="142" w:firstLine="567"/>
+        <w:ind w:left="0" w:firstLine="0"/>
         <w:jc w:val="both"/>
         <w:rPr>
           <w:rFonts w:ascii="Times New Roman" w:eastAsia="Times New Roman" w:hAnsi="Times New Roman" w:cs="Times New Roman"/>
@@ -37091,7 +37092,7 @@
           <w:tab w:val="left" w:pos="8789"/>
         </w:tabs>
         <w:spacing w:after="0" w:line="360" w:lineRule="auto"/>
-        <w:ind w:left="142" w:firstLine="567"/>
+        <w:ind w:left="0" w:firstLine="0"/>
         <w:jc w:val="both"/>
         <w:rPr>
           <w:rFonts w:ascii="Times New Roman" w:eastAsia="Times New Roman" w:hAnsi="Times New Roman" w:cs="Times New Roman"/>
@@ -37212,7 +37213,7 @@
           <w:tab w:val="left" w:pos="8789"/>
         </w:tabs>
         <w:spacing w:after="0" w:line="360" w:lineRule="auto"/>
-        <w:ind w:left="142" w:firstLine="567"/>
+        <w:ind w:left="0" w:firstLine="0"/>
         <w:jc w:val="both"/>
         <w:rPr>
           <w:rFonts w:ascii="Times New Roman" w:eastAsia="Times New Roman" w:hAnsi="Times New Roman" w:cs="Times New Roman"/>
@@ -37297,7 +37298,7 @@
           <w:tab w:val="left" w:pos="8789"/>
         </w:tabs>
         <w:spacing w:after="0" w:line="360" w:lineRule="auto"/>
-        <w:ind w:left="142" w:firstLine="567"/>
+        <w:ind w:left="0" w:firstLine="0"/>
         <w:jc w:val="both"/>
         <w:rPr>
           <w:rFonts w:ascii="Times New Roman" w:eastAsia="Times New Roman" w:hAnsi="Times New Roman" w:cs="Times New Roman"/>
@@ -37400,7 +37401,7 @@
           <w:tab w:val="left" w:pos="8789"/>
         </w:tabs>
         <w:spacing w:after="0" w:line="360" w:lineRule="auto"/>
-        <w:ind w:left="142" w:firstLine="567"/>
+        <w:ind w:left="0" w:firstLine="0"/>
         <w:jc w:val="both"/>
         <w:rPr>
           <w:rFonts w:ascii="Times New Roman" w:eastAsia="Times New Roman" w:hAnsi="Times New Roman" w:cs="Times New Roman"/>
@@ -37521,7 +37522,7 @@
           <w:tab w:val="left" w:pos="8789"/>
         </w:tabs>
         <w:spacing w:after="0" w:line="360" w:lineRule="auto"/>
-        <w:ind w:left="142" w:firstLine="567"/>
+        <w:ind w:left="0" w:firstLine="0"/>
         <w:jc w:val="both"/>
         <w:rPr>
           <w:rFonts w:ascii="Times New Roman" w:eastAsia="Times New Roman" w:hAnsi="Times New Roman" w:cs="Times New Roman"/>
@@ -37607,7 +37608,7 @@
           <w:tab w:val="left" w:pos="8789"/>
         </w:tabs>
         <w:spacing w:after="0" w:line="360" w:lineRule="auto"/>
-        <w:ind w:left="142" w:firstLine="567"/>
+        <w:ind w:left="0" w:firstLine="0"/>
         <w:jc w:val="both"/>
         <w:rPr>
           <w:rFonts w:ascii="Times New Roman" w:eastAsia="Times New Roman" w:hAnsi="Times New Roman" w:cs="Times New Roman"/>
@@ -37728,7 +37729,7 @@
           <w:tab w:val="left" w:pos="8789"/>
         </w:tabs>
         <w:spacing w:after="0" w:line="360" w:lineRule="auto"/>
-        <w:ind w:left="142" w:firstLine="567"/>
+        <w:ind w:left="0" w:firstLine="0"/>
         <w:jc w:val="both"/>
         <w:rPr>
           <w:rFonts w:ascii="Times New Roman" w:eastAsia="Times New Roman" w:hAnsi="Times New Roman" w:cs="Times New Roman"/>
@@ -37849,7 +37850,7 @@
           <w:tab w:val="left" w:pos="8789"/>
         </w:tabs>
         <w:spacing w:after="0" w:line="360" w:lineRule="auto"/>
-        <w:ind w:left="142" w:firstLine="567"/>
+        <w:ind w:left="0" w:firstLine="0"/>
         <w:jc w:val="both"/>
         <w:rPr>
           <w:rFonts w:ascii="Times New Roman" w:eastAsia="Times New Roman" w:hAnsi="Times New Roman" w:cs="Times New Roman"/>
@@ -37952,7 +37953,7 @@
           <w:tab w:val="left" w:pos="8789"/>
         </w:tabs>
         <w:spacing w:after="0" w:line="360" w:lineRule="auto"/>
-        <w:ind w:left="142" w:firstLine="567"/>
+        <w:ind w:left="0" w:firstLine="0"/>
         <w:jc w:val="both"/>
         <w:rPr>
           <w:rFonts w:ascii="Times New Roman" w:eastAsia="Times New Roman" w:hAnsi="Times New Roman" w:cs="Times New Roman"/>
@@ -38103,7 +38104,7 @@
     </w:p>
     <w:p>
       <w:pPr>
-        <w:spacing w:after="0" w:line="312" w:lineRule="auto"/>
+        <w:spacing w:after="0" w:line="360" w:lineRule="auto"/>
         <w:ind w:firstLine="709"/>
         <w:jc w:val="both"/>
         <w:rPr>
@@ -38239,7 +38240,7 @@
     <w:p>
       <w:pPr>
         <w:spacing w:after="0" w:line="240" w:lineRule="auto"/>
-        <w:ind w:firstLine="709"/>
+        <w:ind w:firstLine="0"/>
         <w:jc w:val="center"/>
         <w:rPr>
           <w:rFonts w:ascii="Times New Roman" w:eastAsia="Times New Roman" w:hAnsi="Times New Roman" w:cs="Times New Roman"/>

--- a/ВКРМ.docx
+++ b/ВКРМ.docx
@@ -379,7 +379,7 @@
           <w:szCs w:val="24"/>
           <w:u w:val="single"/>
         </w:rPr>
-        <w:t xml:space="preserve">Информатика                                                   </w:t>
+        <w:t xml:space="preserve">Информатика                    </w:t>
       </w:r>
       <w:r>
         <w:rPr>
@@ -389,7 +389,7 @@
           <w:szCs w:val="24"/>
           <w:u w:val="single"/>
         </w:rPr>
-        <w:tab/>
+        <w:t xml:space="preserve">                          </w:t>
       </w:r>
       <w:r>
         <w:rPr>
@@ -542,16 +542,6 @@
         </w:rPr>
         <w:tab/>
       </w:r>
-      <w:r>
-        <w:rPr>
-          <w:rFonts w:ascii="Times New Roman" w:eastAsia="Times New Roman" w:hAnsi="Times New Roman" w:cs="Times New Roman"/>
-          <w:color w:val="000000"/>
-          <w:sz w:val="28"/>
-          <w:szCs w:val="24"/>
-          <w:u w:val="single"/>
-        </w:rPr>
-        <w:tab/>
-      </w:r>
     </w:p>
     <w:p>
       <w:pPr>
@@ -635,7 +625,7 @@
           <w:sz w:val="28"/>
           <w:szCs w:val="24"/>
         </w:rPr>
-        <w:t>Автор ВКР:</w:t>
+        <w:t>Автор ВКР</w:t>
       </w:r>
       <w:r>
         <w:rPr>
@@ -643,6 +633,14 @@
           <w:sz w:val="28"/>
           <w:szCs w:val="24"/>
         </w:rPr>
+        <w:t>:</w:t>
+      </w:r>
+      <w:r>
+        <w:rPr>
+          <w:rFonts w:ascii="Times New Roman" w:eastAsia="Times New Roman" w:hAnsi="Times New Roman" w:cs="Times New Roman"/>
+          <w:sz w:val="28"/>
+          <w:szCs w:val="24"/>
+        </w:rPr>
         <w:tab/>
       </w:r>
       <w:r>
@@ -677,15 +675,16 @@
           <w:sz w:val="28"/>
           <w:szCs w:val="24"/>
         </w:rPr>
-        <w:t xml:space="preserve"> Артемий Андреевич</w:t>
-      </w:r>
+        <w:t xml:space="preserve"> Артемий Андреевич     </w:t>
+      </w:r>
+      <w:proofErr w:type="gramStart"/>
       <w:r>
         <w:rPr>
           <w:rFonts w:ascii="Times New Roman" w:eastAsia="Times New Roman" w:hAnsi="Times New Roman" w:cs="Times New Roman"/>
           <w:sz w:val="28"/>
           <w:szCs w:val="24"/>
         </w:rPr>
-        <w:tab/>
+        <w:t xml:space="preserve"> </w:t>
       </w:r>
       <w:r>
         <w:rPr>
@@ -693,7 +692,7 @@
           <w:sz w:val="28"/>
           <w:szCs w:val="24"/>
         </w:rPr>
-        <w:tab/>
+        <w:t xml:space="preserve"> </w:t>
       </w:r>
       <w:r>
         <w:rPr>
@@ -701,7 +700,24 @@
           <w:sz w:val="28"/>
           <w:szCs w:val="24"/>
         </w:rPr>
-        <w:t>(________________)</w:t>
+        <w:t xml:space="preserve"> </w:t>
+      </w:r>
+      <w:r>
+        <w:rPr>
+          <w:rFonts w:ascii="Times New Roman" w:eastAsia="Times New Roman" w:hAnsi="Times New Roman" w:cs="Times New Roman"/>
+          <w:sz w:val="28"/>
+          <w:szCs w:val="24"/>
+        </w:rPr>
+        <w:t>(</w:t>
+      </w:r>
+      <w:proofErr w:type="gramEnd"/>
+      <w:r>
+        <w:rPr>
+          <w:rFonts w:ascii="Times New Roman" w:eastAsia="Times New Roman" w:hAnsi="Times New Roman" w:cs="Times New Roman"/>
+          <w:sz w:val="28"/>
+          <w:szCs w:val="24"/>
+        </w:rPr>
+        <w:t>______________)</w:t>
       </w:r>
     </w:p>
     <w:p>
@@ -745,15 +761,23 @@
           <w:sz w:val="28"/>
           <w:szCs w:val="24"/>
         </w:rPr>
-        <w:t>Булакина</w:t>
-      </w:r>
-      <w:proofErr w:type="spellEnd"/>
+        <w:t>Булаки</w:t>
+      </w:r>
       <w:r>
         <w:rPr>
           <w:rFonts w:ascii="Times New Roman" w:eastAsia="Times New Roman" w:hAnsi="Times New Roman" w:cs="Times New Roman"/>
           <w:sz w:val="28"/>
           <w:szCs w:val="24"/>
         </w:rPr>
+        <w:t>на</w:t>
+      </w:r>
+      <w:proofErr w:type="spellEnd"/>
+      <w:r>
+        <w:rPr>
+          <w:rFonts w:ascii="Times New Roman" w:eastAsia="Times New Roman" w:hAnsi="Times New Roman" w:cs="Times New Roman"/>
+          <w:sz w:val="28"/>
+          <w:szCs w:val="24"/>
+        </w:rPr>
         <w:t xml:space="preserve"> Мария Борисовна</w:t>
       </w:r>
       <w:r>
@@ -763,6 +787,7 @@
           <w:szCs w:val="24"/>
         </w:rPr>
         <w:tab/>
+        <w:t xml:space="preserve">   </w:t>
       </w:r>
       <w:r>
         <w:rPr>
@@ -770,8 +795,7 @@
           <w:sz w:val="28"/>
           <w:szCs w:val="24"/>
         </w:rPr>
-        <w:tab/>
-        <w:t xml:space="preserve">         </w:t>
+        <w:t xml:space="preserve">   </w:t>
       </w:r>
       <w:proofErr w:type="gramStart"/>
       <w:r>
@@ -780,7 +804,23 @@
           <w:sz w:val="28"/>
           <w:szCs w:val="24"/>
         </w:rPr>
-        <w:t xml:space="preserve">   (</w:t>
+        <w:t xml:space="preserve">  </w:t>
+      </w:r>
+      <w:r>
+        <w:rPr>
+          <w:rFonts w:ascii="Times New Roman" w:eastAsia="Times New Roman" w:hAnsi="Times New Roman" w:cs="Times New Roman"/>
+          <w:sz w:val="28"/>
+          <w:szCs w:val="24"/>
+        </w:rPr>
+        <w:t xml:space="preserve"> </w:t>
+      </w:r>
+      <w:r>
+        <w:rPr>
+          <w:rFonts w:ascii="Times New Roman" w:eastAsia="Times New Roman" w:hAnsi="Times New Roman" w:cs="Times New Roman"/>
+          <w:sz w:val="28"/>
+          <w:szCs w:val="24"/>
+        </w:rPr>
+        <w:t>(</w:t>
       </w:r>
       <w:proofErr w:type="gramEnd"/>
       <w:r>
@@ -789,7 +829,7 @@
           <w:sz w:val="28"/>
           <w:szCs w:val="24"/>
         </w:rPr>
-        <w:t>________________)</w:t>
+        <w:t>______________)</w:t>
       </w:r>
     </w:p>
     <w:p>
@@ -825,7 +865,6 @@
           <w:szCs w:val="24"/>
         </w:rPr>
         <w:tab/>
-        <w:t xml:space="preserve">            Дзюба Дмитрий Владимирович</w:t>
       </w:r>
       <w:r>
         <w:rPr>
@@ -833,16 +872,33 @@
           <w:sz w:val="28"/>
           <w:szCs w:val="24"/>
         </w:rPr>
-        <w:tab/>
-      </w:r>
+        <w:t xml:space="preserve">Дзюба Дмитрий Владимирович    </w:t>
+      </w:r>
+      <w:proofErr w:type="gramStart"/>
       <w:r>
         <w:rPr>
           <w:rFonts w:ascii="Times New Roman" w:eastAsia="Times New Roman" w:hAnsi="Times New Roman" w:cs="Times New Roman"/>
           <w:sz w:val="28"/>
           <w:szCs w:val="24"/>
         </w:rPr>
-        <w:tab/>
-        <w:t>(________________)</w:t>
+        <w:t xml:space="preserve">   </w:t>
+      </w:r>
+      <w:r>
+        <w:rPr>
+          <w:rFonts w:ascii="Times New Roman" w:eastAsia="Times New Roman" w:hAnsi="Times New Roman" w:cs="Times New Roman"/>
+          <w:sz w:val="28"/>
+          <w:szCs w:val="24"/>
+        </w:rPr>
+        <w:t>(</w:t>
+      </w:r>
+      <w:proofErr w:type="gramEnd"/>
+      <w:r>
+        <w:rPr>
+          <w:rFonts w:ascii="Times New Roman" w:eastAsia="Times New Roman" w:hAnsi="Times New Roman" w:cs="Times New Roman"/>
+          <w:sz w:val="28"/>
+          <w:szCs w:val="24"/>
+        </w:rPr>
+        <w:t>______________)</w:t>
       </w:r>
     </w:p>
     <w:p>
@@ -861,7 +917,15 @@
           <w:sz w:val="28"/>
           <w:szCs w:val="24"/>
         </w:rPr>
-        <w:t xml:space="preserve">Консультант: </w:t>
+        <w:t>К</w:t>
+      </w:r>
+      <w:r>
+        <w:rPr>
+          <w:rFonts w:ascii="Times New Roman" w:eastAsia="Times New Roman" w:hAnsi="Times New Roman" w:cs="Times New Roman"/>
+          <w:sz w:val="28"/>
+          <w:szCs w:val="24"/>
+        </w:rPr>
+        <w:t xml:space="preserve">онсультант: </w:t>
       </w:r>
       <w:r>
         <w:rPr>
@@ -911,14 +975,16 @@
           <w:szCs w:val="24"/>
         </w:rPr>
         <w:tab/>
-      </w:r>
+        <w:t xml:space="preserve">      </w:t>
+      </w:r>
+      <w:proofErr w:type="gramStart"/>
       <w:r>
         <w:rPr>
           <w:rFonts w:ascii="Times New Roman" w:eastAsia="Times New Roman" w:hAnsi="Times New Roman" w:cs="Times New Roman"/>
           <w:sz w:val="28"/>
           <w:szCs w:val="24"/>
         </w:rPr>
-        <w:tab/>
+        <w:t xml:space="preserve">   </w:t>
       </w:r>
       <w:r>
         <w:rPr>
@@ -926,8 +992,16 @@
           <w:sz w:val="28"/>
           <w:szCs w:val="24"/>
         </w:rPr>
-        <w:tab/>
-        <w:t>(________________)</w:t>
+        <w:t>(</w:t>
+      </w:r>
+      <w:proofErr w:type="gramEnd"/>
+      <w:r>
+        <w:rPr>
+          <w:rFonts w:ascii="Times New Roman" w:eastAsia="Times New Roman" w:hAnsi="Times New Roman" w:cs="Times New Roman"/>
+          <w:sz w:val="28"/>
+          <w:szCs w:val="24"/>
+        </w:rPr>
+        <w:t>______________)</w:t>
       </w:r>
     </w:p>
     <w:p>
@@ -1022,8 +1096,33 @@
           <w:sz w:val="28"/>
           <w:szCs w:val="24"/>
         </w:rPr>
-        <w:tab/>
-        <w:t>(________________)</w:t>
+        <w:t xml:space="preserve">      </w:t>
+      </w:r>
+      <w:proofErr w:type="gramStart"/>
+      <w:r>
+        <w:rPr>
+          <w:rFonts w:ascii="Times New Roman" w:eastAsia="Times New Roman" w:hAnsi="Times New Roman" w:cs="Times New Roman"/>
+          <w:sz w:val="28"/>
+          <w:szCs w:val="24"/>
+        </w:rPr>
+        <w:t xml:space="preserve">   </w:t>
+      </w:r>
+      <w:r>
+        <w:rPr>
+          <w:rFonts w:ascii="Times New Roman" w:eastAsia="Times New Roman" w:hAnsi="Times New Roman" w:cs="Times New Roman"/>
+          <w:sz w:val="28"/>
+          <w:szCs w:val="24"/>
+        </w:rPr>
+        <w:t>(</w:t>
+      </w:r>
+      <w:proofErr w:type="gramEnd"/>
+      <w:r>
+        <w:rPr>
+          <w:rFonts w:ascii="Times New Roman" w:eastAsia="Times New Roman" w:hAnsi="Times New Roman" w:cs="Times New Roman"/>
+          <w:sz w:val="28"/>
+          <w:szCs w:val="24"/>
+        </w:rPr>
+        <w:t>______________)</w:t>
       </w:r>
     </w:p>
     <w:p>
@@ -1074,7 +1173,7 @@
           <w:sz w:val="28"/>
           <w:szCs w:val="24"/>
         </w:rPr>
-        <w:t>Заведующий кафедрой № 806 «Вычислительная математика</w:t>
+        <w:t>И.О. Директор Образовательного центра</w:t>
       </w:r>
       <w:r>
         <w:rPr>
@@ -1082,8 +1181,7 @@
           <w:sz w:val="28"/>
           <w:szCs w:val="24"/>
         </w:rPr>
-        <w:br/>
-        <w:t>и программирование»</w:t>
+        <w:tab/>
       </w:r>
       <w:r>
         <w:rPr>
@@ -1091,7 +1189,7 @@
           <w:sz w:val="28"/>
           <w:szCs w:val="24"/>
         </w:rPr>
-        <w:tab/>
+        <w:t>Крылов Серг</w:t>
       </w:r>
       <w:r>
         <w:rPr>
@@ -1099,16 +1197,17 @@
           <w:sz w:val="28"/>
           <w:szCs w:val="24"/>
         </w:rPr>
-        <w:tab/>
-        <w:t>Крылов Сергей Сергеевич</w:t>
-      </w:r>
+        <w:t>ей Сергеевич (_</w:t>
+      </w:r>
+      <w:bookmarkStart w:id="0" w:name="_GoBack"/>
+      <w:bookmarkEnd w:id="0"/>
       <w:r>
         <w:rPr>
           <w:rFonts w:ascii="Times New Roman" w:eastAsia="Times New Roman" w:hAnsi="Times New Roman" w:cs="Times New Roman"/>
           <w:sz w:val="28"/>
           <w:szCs w:val="24"/>
         </w:rPr>
-        <w:tab/>
+        <w:t>_</w:t>
       </w:r>
       <w:r>
         <w:rPr>
@@ -1116,8 +1215,7 @@
           <w:sz w:val="28"/>
           <w:szCs w:val="24"/>
         </w:rPr>
-        <w:tab/>
-        <w:t>(________________)</w:t>
+        <w:t>____)</w:t>
       </w:r>
     </w:p>
     <w:p>
@@ -1156,17 +1254,6 @@
         </w:rPr>
         <w:t xml:space="preserve"> ___________ 2026 года</w:t>
       </w:r>
-    </w:p>
-    <w:p>
-      <w:pPr>
-        <w:widowControl w:val="0"/>
-        <w:spacing w:after="120" w:line="240" w:lineRule="auto"/>
-        <w:rPr>
-          <w:rFonts w:ascii="Times New Roman" w:eastAsia="Times New Roman" w:hAnsi="Times New Roman" w:cs="Times New Roman"/>
-          <w:sz w:val="24"/>
-          <w:szCs w:val="24"/>
-        </w:rPr>
-      </w:pPr>
     </w:p>
     <w:p>
       <w:pPr>
@@ -1213,7 +1300,7 @@
           <w:szCs w:val="28"/>
         </w:rPr>
       </w:pPr>
-      <w:bookmarkStart w:id="0" w:name="_Toc230635412"/>
+      <w:bookmarkStart w:id="1" w:name="_Toc230635412"/>
       <w:r>
         <w:rPr>
           <w:rFonts w:ascii="Times New Roman" w:eastAsia="Times New Roman" w:hAnsi="Times New Roman" w:cs="Times New Roman"/>
@@ -1225,7 +1312,7 @@
         <w:lastRenderedPageBreak/>
         <w:t>РЕФЕРАТ</w:t>
       </w:r>
-      <w:bookmarkEnd w:id="0"/>
+      <w:bookmarkEnd w:id="1"/>
     </w:p>
     <w:p>
       <w:pPr>
@@ -2053,11 +2140,11 @@
           <w:lang w:val="en-US"/>
         </w:rPr>
       </w:pPr>
-      <w:bookmarkStart w:id="1" w:name="_Toc167823807"/>
-      <w:bookmarkStart w:id="2" w:name="_Toc185931105"/>
-      <w:bookmarkStart w:id="3" w:name="_Toc185975822"/>
-      <w:bookmarkStart w:id="4" w:name="_Toc199873529"/>
-      <w:bookmarkStart w:id="5" w:name="_Toc230635413"/>
+      <w:bookmarkStart w:id="2" w:name="_Toc167823807"/>
+      <w:bookmarkStart w:id="3" w:name="_Toc185931105"/>
+      <w:bookmarkStart w:id="4" w:name="_Toc185975822"/>
+      <w:bookmarkStart w:id="5" w:name="_Toc199873529"/>
+      <w:bookmarkStart w:id="6" w:name="_Toc230635413"/>
       <w:r>
         <w:rPr>
           <w:rFonts w:ascii="Times New Roman" w:eastAsia="Times New Roman" w:hAnsi="Times New Roman" w:cs="Times New Roman"/>
@@ -2069,11 +2156,11 @@
         <w:lastRenderedPageBreak/>
         <w:t>СОДЕРЖАНИЕ</w:t>
       </w:r>
-      <w:bookmarkEnd w:id="1"/>
       <w:bookmarkEnd w:id="2"/>
       <w:bookmarkEnd w:id="3"/>
       <w:bookmarkEnd w:id="4"/>
       <w:bookmarkEnd w:id="5"/>
+      <w:bookmarkEnd w:id="6"/>
     </w:p>
     <w:sdt>
       <w:sdtPr>
@@ -5622,10 +5709,10 @@
         </w:p>
       </w:sdtContent>
     </w:sdt>
-    <w:bookmarkStart w:id="6" w:name="_heading=h.3znysh7" w:colFirst="0" w:colLast="0" w:displacedByCustomXml="prev"/>
-    <w:bookmarkEnd w:id="6" w:displacedByCustomXml="prev"/>
-    <w:bookmarkStart w:id="7" w:name="_heading=h.30j0zll" w:colFirst="0" w:colLast="0" w:displacedByCustomXml="prev"/>
+    <w:bookmarkStart w:id="7" w:name="_heading=h.3znysh7" w:colFirst="0" w:colLast="0" w:displacedByCustomXml="prev"/>
     <w:bookmarkEnd w:id="7" w:displacedByCustomXml="prev"/>
+    <w:bookmarkStart w:id="8" w:name="_heading=h.30j0zll" w:colFirst="0" w:colLast="0" w:displacedByCustomXml="prev"/>
+    <w:bookmarkEnd w:id="8" w:displacedByCustomXml="prev"/>
     <w:p>
       <w:pPr>
         <w:pStyle w:val="21"/>
@@ -5678,8 +5765,6 @@
         </w:rPr>
         <w:br w:type="page"/>
       </w:r>
-      <w:bookmarkStart w:id="8" w:name="_GoBack"/>
-      <w:bookmarkEnd w:id="8"/>
     </w:p>
     <w:p>
       <w:pPr>
@@ -8643,7 +8728,7 @@
         <w:pStyle w:val="2"/>
         <w:keepNext/>
         <w:keepLines/>
-        <w:spacing w:before="240" w:line="240" w:lineRule="auto" w:after="120"/>
+        <w:spacing w:before="240" w:line="240" w:lineRule="auto"/>
         <w:jc w:val="both"/>
         <w:rPr>
           <w:b/>
@@ -8867,7 +8952,7 @@
         <w:pStyle w:val="2"/>
         <w:keepNext/>
         <w:keepLines/>
-        <w:spacing w:before="240" w:line="240" w:lineRule="auto" w:after="120"/>
+        <w:spacing w:before="240" w:line="240" w:lineRule="auto"/>
         <w:jc w:val="both"/>
         <w:rPr>
           <w:b/>
@@ -10789,7 +10874,7 @@
         <w:pStyle w:val="2"/>
         <w:keepNext/>
         <w:keepLines/>
-        <w:spacing w:before="240" w:line="240" w:lineRule="auto" w:after="120"/>
+        <w:spacing w:before="240" w:line="240" w:lineRule="auto"/>
         <w:jc w:val="both"/>
         <w:rPr>
           <w:b/>
@@ -11235,7 +11320,7 @@
         <w:pStyle w:val="2"/>
         <w:keepNext/>
         <w:keepLines/>
-        <w:spacing w:before="240" w:line="240" w:lineRule="auto" w:after="120"/>
+        <w:spacing w:before="240" w:line="240" w:lineRule="auto"/>
         <w:jc w:val="both"/>
         <w:rPr>
           <w:rStyle w:val="af7"/>
@@ -11271,7 +11356,7 @@
         <w:pStyle w:val="2"/>
         <w:keepNext/>
         <w:keepLines/>
-        <w:spacing w:before="240" w:line="240" w:lineRule="auto" w:after="120"/>
+        <w:spacing w:before="240" w:line="240" w:lineRule="auto"/>
         <w:jc w:val="both"/>
         <w:rPr>
           <w:b/>
@@ -11923,7 +12008,6 @@
     <w:p>
       <w:pPr>
         <w:spacing w:after="120" w:line="360" w:lineRule="auto"/>
-        <w:ind w:firstLine="0"/>
         <w:jc w:val="center"/>
         <w:rPr>
           <w:rFonts w:ascii="Times New Roman" w:eastAsia="Times New Roman" w:hAnsi="Times New Roman" w:cs="Times New Roman"/>
@@ -12722,7 +12806,6 @@
     <w:p>
       <w:pPr>
         <w:spacing w:after="120" w:line="360" w:lineRule="auto"/>
-        <w:ind w:firstLine="0"/>
         <w:jc w:val="center"/>
         <w:rPr>
           <w:rFonts w:ascii="Times New Roman" w:eastAsia="Times New Roman" w:hAnsi="Times New Roman" w:cs="Times New Roman"/>
@@ -13801,7 +13884,6 @@
     <w:p>
       <w:pPr>
         <w:spacing w:after="120" w:line="360" w:lineRule="auto"/>
-        <w:ind w:firstLine="0"/>
         <w:jc w:val="center"/>
         <w:rPr>
           <w:rFonts w:ascii="Times New Roman" w:eastAsia="Times New Roman" w:hAnsi="Times New Roman" w:cs="Times New Roman"/>
@@ -14338,16 +14420,7 @@
           <w:sz w:val="28"/>
           <w:szCs w:val="28"/>
         </w:rPr>
-        <w:t xml:space="preserve">а затем автоматически </w:t>
-      </w:r>
-      <w:r>
-        <w:rPr>
-          <w:rFonts w:ascii="Times New Roman" w:eastAsia="Times New Roman" w:hAnsi="Times New Roman" w:cs="Times New Roman"/>
-          <w:sz w:val="28"/>
-          <w:szCs w:val="28"/>
-        </w:rPr>
-        <w:lastRenderedPageBreak/>
-        <w:t>генерировать из этого описания актуальные диаграммы</w:t>
+        <w:t>а затем автоматически генерировать из этого описания актуальные диаграммы</w:t>
       </w:r>
       <w:r>
         <w:rPr>
@@ -14447,7 +14520,7 @@
         <w:pStyle w:val="2"/>
         <w:keepNext/>
         <w:keepLines/>
-        <w:spacing w:before="240" w:line="240" w:lineRule="auto" w:after="120"/>
+        <w:spacing w:before="240" w:line="240" w:lineRule="auto"/>
         <w:jc w:val="both"/>
         <w:rPr>
           <w:b/>
@@ -14460,6 +14533,7 @@
           <w:b/>
           <w:szCs w:val="28"/>
         </w:rPr>
+        <w:lastRenderedPageBreak/>
         <w:t>2.1</w:t>
       </w:r>
       <w:r>
@@ -15193,7 +15267,77 @@
           <w:sz w:val="28"/>
           <w:szCs w:val="28"/>
         </w:rPr>
-        <w:t xml:space="preserve">Чтобы </w:t>
+        <w:t>Чтобы выполнить анализ</w:t>
+      </w:r>
+      <w:r>
+        <w:rPr>
+          <w:rFonts w:ascii="Times New Roman" w:eastAsia="Times New Roman" w:hAnsi="Times New Roman" w:cs="Times New Roman"/>
+          <w:sz w:val="28"/>
+          <w:szCs w:val="28"/>
+        </w:rPr>
+        <w:t>,</w:t>
+      </w:r>
+      <w:r>
+        <w:rPr>
+          <w:rFonts w:ascii="Times New Roman" w:eastAsia="Times New Roman" w:hAnsi="Times New Roman" w:cs="Times New Roman"/>
+          <w:sz w:val="28"/>
+          <w:szCs w:val="28"/>
+        </w:rPr>
+        <w:t xml:space="preserve"> придется либо выгружать данные во внешние аналитические инструменты (например, </w:t>
+      </w:r>
+      <w:proofErr w:type="spellStart"/>
+      <w:r>
+        <w:rPr>
+          <w:rFonts w:ascii="Times New Roman" w:eastAsia="Times New Roman" w:hAnsi="Times New Roman" w:cs="Times New Roman"/>
+          <w:sz w:val="28"/>
+          <w:szCs w:val="28"/>
+        </w:rPr>
+        <w:t>Jupyter</w:t>
+      </w:r>
+      <w:proofErr w:type="spellEnd"/>
+      <w:r>
+        <w:rPr>
+          <w:rFonts w:ascii="Times New Roman" w:eastAsia="Times New Roman" w:hAnsi="Times New Roman" w:cs="Times New Roman"/>
+          <w:sz w:val="28"/>
+          <w:szCs w:val="28"/>
+        </w:rPr>
+        <w:t xml:space="preserve"> </w:t>
+      </w:r>
+      <w:proofErr w:type="spellStart"/>
+      <w:r>
+        <w:rPr>
+          <w:rFonts w:ascii="Times New Roman" w:eastAsia="Times New Roman" w:hAnsi="Times New Roman" w:cs="Times New Roman"/>
+          <w:sz w:val="28"/>
+          <w:szCs w:val="28"/>
+        </w:rPr>
+        <w:t>notebooks</w:t>
+      </w:r>
+      <w:proofErr w:type="spellEnd"/>
+      <w:r>
+        <w:rPr>
+          <w:rFonts w:ascii="Times New Roman" w:eastAsia="Times New Roman" w:hAnsi="Times New Roman" w:cs="Times New Roman"/>
+          <w:sz w:val="28"/>
+          <w:szCs w:val="28"/>
+        </w:rPr>
+        <w:t xml:space="preserve"> с отдельными библиотеками), либо реализовывать алгоритмы вручную на языке </w:t>
+      </w:r>
+      <w:proofErr w:type="spellStart"/>
+      <w:r>
+        <w:rPr>
+          <w:rFonts w:ascii="Times New Roman" w:eastAsia="Times New Roman" w:hAnsi="Times New Roman" w:cs="Times New Roman"/>
+          <w:sz w:val="28"/>
+          <w:szCs w:val="28"/>
+        </w:rPr>
+        <w:t>Gremlin</w:t>
+      </w:r>
+      <w:proofErr w:type="spellEnd"/>
+      <w:r>
+        <w:rPr>
+          <w:rFonts w:ascii="Times New Roman" w:eastAsia="Times New Roman" w:hAnsi="Times New Roman" w:cs="Times New Roman"/>
+          <w:sz w:val="28"/>
+          <w:szCs w:val="28"/>
+        </w:rPr>
+        <w:t xml:space="preserve"> </w:t>
       </w:r>
       <w:r>
         <w:rPr>
@@ -15202,84 +15346,6 @@
           <w:szCs w:val="28"/>
         </w:rPr>
         <w:lastRenderedPageBreak/>
-        <w:t>выполнить анализ</w:t>
-      </w:r>
-      <w:r>
-        <w:rPr>
-          <w:rFonts w:ascii="Times New Roman" w:eastAsia="Times New Roman" w:hAnsi="Times New Roman" w:cs="Times New Roman"/>
-          <w:sz w:val="28"/>
-          <w:szCs w:val="28"/>
-        </w:rPr>
-        <w:t>,</w:t>
-      </w:r>
-      <w:r>
-        <w:rPr>
-          <w:rFonts w:ascii="Times New Roman" w:eastAsia="Times New Roman" w:hAnsi="Times New Roman" w:cs="Times New Roman"/>
-          <w:sz w:val="28"/>
-          <w:szCs w:val="28"/>
-        </w:rPr>
-        <w:t xml:space="preserve"> придется либо выгружать данные во внешние аналитические инструменты (например, </w:t>
-      </w:r>
-      <w:proofErr w:type="spellStart"/>
-      <w:r>
-        <w:rPr>
-          <w:rFonts w:ascii="Times New Roman" w:eastAsia="Times New Roman" w:hAnsi="Times New Roman" w:cs="Times New Roman"/>
-          <w:sz w:val="28"/>
-          <w:szCs w:val="28"/>
-        </w:rPr>
-        <w:t>Jupyter</w:t>
-      </w:r>
-      <w:proofErr w:type="spellEnd"/>
-      <w:r>
-        <w:rPr>
-          <w:rFonts w:ascii="Times New Roman" w:eastAsia="Times New Roman" w:hAnsi="Times New Roman" w:cs="Times New Roman"/>
-          <w:sz w:val="28"/>
-          <w:szCs w:val="28"/>
-        </w:rPr>
-        <w:t xml:space="preserve"> </w:t>
-      </w:r>
-      <w:proofErr w:type="spellStart"/>
-      <w:r>
-        <w:rPr>
-          <w:rFonts w:ascii="Times New Roman" w:eastAsia="Times New Roman" w:hAnsi="Times New Roman" w:cs="Times New Roman"/>
-          <w:sz w:val="28"/>
-          <w:szCs w:val="28"/>
-        </w:rPr>
-        <w:t>notebooks</w:t>
-      </w:r>
-      <w:proofErr w:type="spellEnd"/>
-      <w:r>
-        <w:rPr>
-          <w:rFonts w:ascii="Times New Roman" w:eastAsia="Times New Roman" w:hAnsi="Times New Roman" w:cs="Times New Roman"/>
-          <w:sz w:val="28"/>
-          <w:szCs w:val="28"/>
-        </w:rPr>
-        <w:t xml:space="preserve"> с отдельными библиотеками), либо реализовывать алгоритмы вручную на языке </w:t>
-      </w:r>
-      <w:proofErr w:type="spellStart"/>
-      <w:r>
-        <w:rPr>
-          <w:rFonts w:ascii="Times New Roman" w:eastAsia="Times New Roman" w:hAnsi="Times New Roman" w:cs="Times New Roman"/>
-          <w:sz w:val="28"/>
-          <w:szCs w:val="28"/>
-        </w:rPr>
-        <w:t>Gremlin</w:t>
-      </w:r>
-      <w:proofErr w:type="spellEnd"/>
-      <w:r>
-        <w:rPr>
-          <w:rFonts w:ascii="Times New Roman" w:eastAsia="Times New Roman" w:hAnsi="Times New Roman" w:cs="Times New Roman"/>
-          <w:sz w:val="28"/>
-          <w:szCs w:val="28"/>
-        </w:rPr>
-        <w:t xml:space="preserve"> </w:t>
-      </w:r>
-      <w:r>
-        <w:rPr>
-          <w:rFonts w:ascii="Times New Roman" w:eastAsia="Times New Roman" w:hAnsi="Times New Roman" w:cs="Times New Roman"/>
-          <w:sz w:val="28"/>
-          <w:szCs w:val="28"/>
-        </w:rPr>
         <w:t>[</w:t>
       </w:r>
       <w:r>
@@ -16024,167 +16090,175 @@
           <w:sz w:val="28"/>
           <w:szCs w:val="28"/>
         </w:rPr>
+        <w:t>Memgraph</w:t>
+      </w:r>
+      <w:proofErr w:type="spellEnd"/>
+      <w:r>
+        <w:rPr>
+          <w:rFonts w:ascii="Times New Roman" w:eastAsia="Times New Roman" w:hAnsi="Times New Roman" w:cs="Times New Roman"/>
+          <w:sz w:val="28"/>
+          <w:szCs w:val="28"/>
+        </w:rPr>
+        <w:t xml:space="preserve"> </w:t>
+      </w:r>
+      <w:r>
+        <w:rPr>
+          <w:rFonts w:ascii="Times New Roman" w:eastAsia="Times New Roman" w:hAnsi="Times New Roman" w:cs="Times New Roman"/>
+          <w:sz w:val="28"/>
+          <w:szCs w:val="28"/>
+        </w:rPr>
+        <w:t>[</w:t>
+      </w:r>
+      <w:r>
+        <w:rPr>
+          <w:rFonts w:ascii="Times New Roman" w:eastAsia="Times New Roman" w:hAnsi="Times New Roman" w:cs="Times New Roman"/>
+          <w:sz w:val="28"/>
+          <w:szCs w:val="28"/>
+        </w:rPr>
+        <w:t>27</w:t>
+      </w:r>
+      <w:r>
+        <w:rPr>
+          <w:rFonts w:ascii="Times New Roman" w:eastAsia="Times New Roman" w:hAnsi="Times New Roman" w:cs="Times New Roman"/>
+          <w:sz w:val="28"/>
+          <w:szCs w:val="28"/>
+        </w:rPr>
+        <w:t>]</w:t>
+      </w:r>
+      <w:r>
+        <w:rPr>
+          <w:rFonts w:ascii="Times New Roman" w:eastAsia="Times New Roman" w:hAnsi="Times New Roman" w:cs="Times New Roman"/>
+          <w:sz w:val="28"/>
+          <w:szCs w:val="28"/>
+        </w:rPr>
+        <w:t xml:space="preserve"> позиционирует себя как высокопроизводительная</w:t>
+      </w:r>
+      <w:r>
+        <w:rPr>
+          <w:rFonts w:ascii="Times New Roman" w:eastAsia="Times New Roman" w:hAnsi="Times New Roman" w:cs="Times New Roman"/>
+          <w:sz w:val="28"/>
+          <w:szCs w:val="28"/>
+        </w:rPr>
+        <w:t xml:space="preserve"> </w:t>
+      </w:r>
+      <w:proofErr w:type="spellStart"/>
+      <w:r>
+        <w:rPr>
+          <w:rFonts w:ascii="Times New Roman" w:eastAsia="Times New Roman" w:hAnsi="Times New Roman" w:cs="Times New Roman"/>
+          <w:sz w:val="28"/>
+          <w:szCs w:val="28"/>
+        </w:rPr>
+        <w:t>in-memory</w:t>
+      </w:r>
+      <w:proofErr w:type="spellEnd"/>
+      <w:r>
+        <w:rPr>
+          <w:rFonts w:ascii="Times New Roman" w:eastAsia="Times New Roman" w:hAnsi="Times New Roman" w:cs="Times New Roman"/>
+          <w:sz w:val="28"/>
+          <w:szCs w:val="28"/>
+        </w:rPr>
+        <w:t xml:space="preserve"> </w:t>
+      </w:r>
+      <w:proofErr w:type="spellStart"/>
+      <w:r>
+        <w:rPr>
+          <w:rFonts w:ascii="Times New Roman" w:eastAsia="Times New Roman" w:hAnsi="Times New Roman" w:cs="Times New Roman"/>
+          <w:sz w:val="28"/>
+          <w:szCs w:val="28"/>
+        </w:rPr>
+        <w:t>графовая</w:t>
+      </w:r>
+      <w:proofErr w:type="spellEnd"/>
+      <w:r>
+        <w:rPr>
+          <w:rFonts w:ascii="Times New Roman" w:eastAsia="Times New Roman" w:hAnsi="Times New Roman" w:cs="Times New Roman"/>
+          <w:sz w:val="28"/>
+          <w:szCs w:val="28"/>
+        </w:rPr>
+        <w:t xml:space="preserve"> база данных</w:t>
+      </w:r>
+      <w:r>
+        <w:rPr>
+          <w:rFonts w:ascii="Times New Roman" w:eastAsia="Times New Roman" w:hAnsi="Times New Roman" w:cs="Times New Roman"/>
+          <w:sz w:val="28"/>
+          <w:szCs w:val="28"/>
+        </w:rPr>
+        <w:t xml:space="preserve">. </w:t>
+      </w:r>
+      <w:r>
+        <w:rPr>
+          <w:rFonts w:ascii="Times New Roman" w:eastAsia="Times New Roman" w:hAnsi="Times New Roman" w:cs="Times New Roman"/>
+          <w:sz w:val="28"/>
+          <w:szCs w:val="28"/>
+        </w:rPr>
+        <w:t>Для</w:t>
+      </w:r>
+      <w:r>
+        <w:rPr>
+          <w:rFonts w:ascii="Times New Roman" w:eastAsia="Times New Roman" w:hAnsi="Times New Roman" w:cs="Times New Roman"/>
+          <w:sz w:val="28"/>
+          <w:szCs w:val="28"/>
+        </w:rPr>
+        <w:t xml:space="preserve"> определенных классов задач, требующих мгновенной реакции, это отличный выбор</w:t>
+      </w:r>
+      <w:r>
+        <w:rPr>
+          <w:rFonts w:ascii="Times New Roman" w:eastAsia="Times New Roman" w:hAnsi="Times New Roman" w:cs="Times New Roman"/>
+          <w:sz w:val="28"/>
+          <w:szCs w:val="28"/>
+        </w:rPr>
+        <w:t>, но не для анализа</w:t>
+      </w:r>
+      <w:r>
+        <w:rPr>
+          <w:rFonts w:ascii="Times New Roman" w:eastAsia="Times New Roman" w:hAnsi="Times New Roman" w:cs="Times New Roman"/>
+          <w:sz w:val="28"/>
+          <w:szCs w:val="28"/>
+        </w:rPr>
+        <w:t xml:space="preserve">. </w:t>
+      </w:r>
+      <w:proofErr w:type="spellStart"/>
+      <w:r>
+        <w:rPr>
+          <w:rFonts w:ascii="Times New Roman" w:eastAsia="Times New Roman" w:hAnsi="Times New Roman" w:cs="Times New Roman"/>
+          <w:sz w:val="28"/>
+          <w:szCs w:val="28"/>
+        </w:rPr>
+        <w:t>In-memory</w:t>
+      </w:r>
+      <w:proofErr w:type="spellEnd"/>
+      <w:r>
+        <w:rPr>
+          <w:rFonts w:ascii="Times New Roman" w:eastAsia="Times New Roman" w:hAnsi="Times New Roman" w:cs="Times New Roman"/>
+          <w:sz w:val="28"/>
+          <w:szCs w:val="28"/>
+        </w:rPr>
+        <w:t xml:space="preserve"> архитектура накладывае</w:t>
+      </w:r>
+      <w:r>
+        <w:rPr>
+          <w:rFonts w:ascii="Times New Roman" w:eastAsia="Times New Roman" w:hAnsi="Times New Roman" w:cs="Times New Roman"/>
+          <w:sz w:val="28"/>
+          <w:szCs w:val="28"/>
+        </w:rPr>
+        <w:t xml:space="preserve">т жесткое ограничение: весь </w:t>
+      </w:r>
+      <w:r>
+        <w:rPr>
+          <w:rFonts w:ascii="Times New Roman" w:eastAsia="Times New Roman" w:hAnsi="Times New Roman" w:cs="Times New Roman"/>
+          <w:sz w:val="28"/>
+          <w:szCs w:val="28"/>
+        </w:rPr>
+        <w:t xml:space="preserve">граф архитектуры </w:t>
+      </w:r>
+      <w:r>
+        <w:rPr>
+          <w:rFonts w:ascii="Times New Roman" w:eastAsia="Times New Roman" w:hAnsi="Times New Roman" w:cs="Times New Roman"/>
+          <w:sz w:val="28"/>
+          <w:szCs w:val="28"/>
+        </w:rPr>
         <w:lastRenderedPageBreak/>
-        <w:t>Memgraph</w:t>
-      </w:r>
-      <w:proofErr w:type="spellEnd"/>
-      <w:r>
-        <w:rPr>
-          <w:rFonts w:ascii="Times New Roman" w:eastAsia="Times New Roman" w:hAnsi="Times New Roman" w:cs="Times New Roman"/>
-          <w:sz w:val="28"/>
-          <w:szCs w:val="28"/>
-        </w:rPr>
-        <w:t xml:space="preserve"> </w:t>
-      </w:r>
-      <w:r>
-        <w:rPr>
-          <w:rFonts w:ascii="Times New Roman" w:eastAsia="Times New Roman" w:hAnsi="Times New Roman" w:cs="Times New Roman"/>
-          <w:sz w:val="28"/>
-          <w:szCs w:val="28"/>
-        </w:rPr>
-        <w:t>[</w:t>
-      </w:r>
-      <w:r>
-        <w:rPr>
-          <w:rFonts w:ascii="Times New Roman" w:eastAsia="Times New Roman" w:hAnsi="Times New Roman" w:cs="Times New Roman"/>
-          <w:sz w:val="28"/>
-          <w:szCs w:val="28"/>
-        </w:rPr>
-        <w:t>27</w:t>
-      </w:r>
-      <w:r>
-        <w:rPr>
-          <w:rFonts w:ascii="Times New Roman" w:eastAsia="Times New Roman" w:hAnsi="Times New Roman" w:cs="Times New Roman"/>
-          <w:sz w:val="28"/>
-          <w:szCs w:val="28"/>
-        </w:rPr>
-        <w:t>]</w:t>
-      </w:r>
-      <w:r>
-        <w:rPr>
-          <w:rFonts w:ascii="Times New Roman" w:eastAsia="Times New Roman" w:hAnsi="Times New Roman" w:cs="Times New Roman"/>
-          <w:sz w:val="28"/>
-          <w:szCs w:val="28"/>
-        </w:rPr>
-        <w:t xml:space="preserve"> позиционирует себя как высокопроизводительная</w:t>
-      </w:r>
-      <w:r>
-        <w:rPr>
-          <w:rFonts w:ascii="Times New Roman" w:eastAsia="Times New Roman" w:hAnsi="Times New Roman" w:cs="Times New Roman"/>
-          <w:sz w:val="28"/>
-          <w:szCs w:val="28"/>
-        </w:rPr>
-        <w:t xml:space="preserve"> </w:t>
-      </w:r>
-      <w:proofErr w:type="spellStart"/>
-      <w:r>
-        <w:rPr>
-          <w:rFonts w:ascii="Times New Roman" w:eastAsia="Times New Roman" w:hAnsi="Times New Roman" w:cs="Times New Roman"/>
-          <w:sz w:val="28"/>
-          <w:szCs w:val="28"/>
-        </w:rPr>
-        <w:t>in-memory</w:t>
-      </w:r>
-      <w:proofErr w:type="spellEnd"/>
-      <w:r>
-        <w:rPr>
-          <w:rFonts w:ascii="Times New Roman" w:eastAsia="Times New Roman" w:hAnsi="Times New Roman" w:cs="Times New Roman"/>
-          <w:sz w:val="28"/>
-          <w:szCs w:val="28"/>
-        </w:rPr>
-        <w:t xml:space="preserve"> </w:t>
-      </w:r>
-      <w:proofErr w:type="spellStart"/>
-      <w:r>
-        <w:rPr>
-          <w:rFonts w:ascii="Times New Roman" w:eastAsia="Times New Roman" w:hAnsi="Times New Roman" w:cs="Times New Roman"/>
-          <w:sz w:val="28"/>
-          <w:szCs w:val="28"/>
-        </w:rPr>
-        <w:t>графовая</w:t>
-      </w:r>
-      <w:proofErr w:type="spellEnd"/>
-      <w:r>
-        <w:rPr>
-          <w:rFonts w:ascii="Times New Roman" w:eastAsia="Times New Roman" w:hAnsi="Times New Roman" w:cs="Times New Roman"/>
-          <w:sz w:val="28"/>
-          <w:szCs w:val="28"/>
-        </w:rPr>
-        <w:t xml:space="preserve"> база данных</w:t>
-      </w:r>
-      <w:r>
-        <w:rPr>
-          <w:rFonts w:ascii="Times New Roman" w:eastAsia="Times New Roman" w:hAnsi="Times New Roman" w:cs="Times New Roman"/>
-          <w:sz w:val="28"/>
-          <w:szCs w:val="28"/>
-        </w:rPr>
-        <w:t xml:space="preserve">. </w:t>
-      </w:r>
-      <w:r>
-        <w:rPr>
-          <w:rFonts w:ascii="Times New Roman" w:eastAsia="Times New Roman" w:hAnsi="Times New Roman" w:cs="Times New Roman"/>
-          <w:sz w:val="28"/>
-          <w:szCs w:val="28"/>
-        </w:rPr>
-        <w:t>Для</w:t>
-      </w:r>
-      <w:r>
-        <w:rPr>
-          <w:rFonts w:ascii="Times New Roman" w:eastAsia="Times New Roman" w:hAnsi="Times New Roman" w:cs="Times New Roman"/>
-          <w:sz w:val="28"/>
-          <w:szCs w:val="28"/>
-        </w:rPr>
-        <w:t xml:space="preserve"> определенных классов задач, требующих мгновенной реакции, это отличный выбор</w:t>
-      </w:r>
-      <w:r>
-        <w:rPr>
-          <w:rFonts w:ascii="Times New Roman" w:eastAsia="Times New Roman" w:hAnsi="Times New Roman" w:cs="Times New Roman"/>
-          <w:sz w:val="28"/>
-          <w:szCs w:val="28"/>
-        </w:rPr>
-        <w:t>, но не для анализа</w:t>
-      </w:r>
-      <w:r>
-        <w:rPr>
-          <w:rFonts w:ascii="Times New Roman" w:eastAsia="Times New Roman" w:hAnsi="Times New Roman" w:cs="Times New Roman"/>
-          <w:sz w:val="28"/>
-          <w:szCs w:val="28"/>
-        </w:rPr>
-        <w:t xml:space="preserve">. </w:t>
-      </w:r>
-      <w:proofErr w:type="spellStart"/>
-      <w:r>
-        <w:rPr>
-          <w:rFonts w:ascii="Times New Roman" w:eastAsia="Times New Roman" w:hAnsi="Times New Roman" w:cs="Times New Roman"/>
-          <w:sz w:val="28"/>
-          <w:szCs w:val="28"/>
-        </w:rPr>
-        <w:t>In-memory</w:t>
-      </w:r>
-      <w:proofErr w:type="spellEnd"/>
-      <w:r>
-        <w:rPr>
-          <w:rFonts w:ascii="Times New Roman" w:eastAsia="Times New Roman" w:hAnsi="Times New Roman" w:cs="Times New Roman"/>
-          <w:sz w:val="28"/>
-          <w:szCs w:val="28"/>
-        </w:rPr>
-        <w:t xml:space="preserve"> архитектура накладывае</w:t>
-      </w:r>
-      <w:r>
-        <w:rPr>
-          <w:rFonts w:ascii="Times New Roman" w:eastAsia="Times New Roman" w:hAnsi="Times New Roman" w:cs="Times New Roman"/>
-          <w:sz w:val="28"/>
-          <w:szCs w:val="28"/>
-        </w:rPr>
-        <w:t xml:space="preserve">т жесткое ограничение: весь </w:t>
-      </w:r>
-      <w:r>
-        <w:rPr>
-          <w:rFonts w:ascii="Times New Roman" w:eastAsia="Times New Roman" w:hAnsi="Times New Roman" w:cs="Times New Roman"/>
-          <w:sz w:val="28"/>
-          <w:szCs w:val="28"/>
-        </w:rPr>
-        <w:t>граф архитектуры должен помещаться в оп</w:t>
+        <w:t>должен помещаться в оп</w:t>
       </w:r>
       <w:r>
         <w:rPr>
@@ -16785,157 +16859,165 @@
           <w:sz w:val="28"/>
           <w:szCs w:val="28"/>
         </w:rPr>
+        <w:t>Таким образом, исходя из анализа различн</w:t>
+      </w:r>
+      <w:r>
+        <w:rPr>
+          <w:rFonts w:ascii="Times New Roman" w:eastAsia="Times New Roman" w:hAnsi="Times New Roman" w:cs="Times New Roman"/>
+          <w:sz w:val="28"/>
+          <w:szCs w:val="28"/>
+        </w:rPr>
+        <w:t xml:space="preserve">ых видов </w:t>
+      </w:r>
+      <w:proofErr w:type="spellStart"/>
+      <w:r>
+        <w:rPr>
+          <w:rFonts w:ascii="Times New Roman" w:eastAsia="Times New Roman" w:hAnsi="Times New Roman" w:cs="Times New Roman"/>
+          <w:sz w:val="28"/>
+          <w:szCs w:val="28"/>
+        </w:rPr>
+        <w:t>графовых</w:t>
+      </w:r>
+      <w:proofErr w:type="spellEnd"/>
+      <w:r>
+        <w:rPr>
+          <w:rFonts w:ascii="Times New Roman" w:eastAsia="Times New Roman" w:hAnsi="Times New Roman" w:cs="Times New Roman"/>
+          <w:sz w:val="28"/>
+          <w:szCs w:val="28"/>
+        </w:rPr>
+        <w:t xml:space="preserve"> СУБД, для целей работы</w:t>
+      </w:r>
+      <w:r>
+        <w:rPr>
+          <w:rFonts w:ascii="Times New Roman" w:eastAsia="Times New Roman" w:hAnsi="Times New Roman" w:cs="Times New Roman"/>
+          <w:sz w:val="28"/>
+          <w:szCs w:val="28"/>
+        </w:rPr>
+        <w:t xml:space="preserve"> лучше всего подойдёт </w:t>
+      </w:r>
+      <w:r>
+        <w:rPr>
+          <w:rFonts w:ascii="Times New Roman" w:eastAsia="Times New Roman" w:hAnsi="Times New Roman" w:cs="Times New Roman"/>
+          <w:sz w:val="28"/>
+          <w:szCs w:val="28"/>
+          <w:lang w:val="en-US"/>
+        </w:rPr>
+        <w:t>Neo</w:t>
+      </w:r>
+      <w:r>
+        <w:rPr>
+          <w:rFonts w:ascii="Times New Roman" w:eastAsia="Times New Roman" w:hAnsi="Times New Roman" w:cs="Times New Roman"/>
+          <w:sz w:val="28"/>
+          <w:szCs w:val="28"/>
+        </w:rPr>
+        <w:t>4</w:t>
+      </w:r>
+      <w:r>
+        <w:rPr>
+          <w:rFonts w:ascii="Times New Roman" w:eastAsia="Times New Roman" w:hAnsi="Times New Roman" w:cs="Times New Roman"/>
+          <w:sz w:val="28"/>
+          <w:szCs w:val="28"/>
+          <w:lang w:val="en-US"/>
+        </w:rPr>
+        <w:t>j</w:t>
+      </w:r>
+      <w:r>
+        <w:rPr>
+          <w:rFonts w:ascii="Times New Roman" w:eastAsia="Times New Roman" w:hAnsi="Times New Roman" w:cs="Times New Roman"/>
+          <w:sz w:val="28"/>
+          <w:szCs w:val="28"/>
+        </w:rPr>
+        <w:t>.</w:t>
+      </w:r>
+      <w:r>
+        <w:t xml:space="preserve"> </w:t>
+      </w:r>
+      <w:r>
+        <w:rPr>
+          <w:rFonts w:ascii="Times New Roman" w:eastAsia="Times New Roman" w:hAnsi="Times New Roman" w:cs="Times New Roman"/>
+          <w:sz w:val="28"/>
+          <w:szCs w:val="28"/>
+        </w:rPr>
+        <w:t xml:space="preserve">Все остальные </w:t>
+      </w:r>
+      <w:r>
+        <w:rPr>
+          <w:rFonts w:ascii="Times New Roman" w:eastAsia="Times New Roman" w:hAnsi="Times New Roman" w:cs="Times New Roman"/>
+          <w:sz w:val="28"/>
+          <w:szCs w:val="28"/>
+        </w:rPr>
+        <w:t>варианты</w:t>
+      </w:r>
+      <w:r>
+        <w:rPr>
+          <w:rFonts w:ascii="Times New Roman" w:eastAsia="Times New Roman" w:hAnsi="Times New Roman" w:cs="Times New Roman"/>
+          <w:sz w:val="28"/>
+          <w:szCs w:val="28"/>
+        </w:rPr>
+        <w:t xml:space="preserve"> либо не дотягивают в плане готовых аналитических инструментов (</w:t>
+      </w:r>
+      <w:proofErr w:type="spellStart"/>
+      <w:r>
+        <w:rPr>
+          <w:rFonts w:ascii="Times New Roman" w:eastAsia="Times New Roman" w:hAnsi="Times New Roman" w:cs="Times New Roman"/>
+          <w:sz w:val="28"/>
+          <w:szCs w:val="28"/>
+        </w:rPr>
+        <w:t>Neptune</w:t>
+      </w:r>
+      <w:proofErr w:type="spellEnd"/>
+      <w:r>
+        <w:rPr>
+          <w:rFonts w:ascii="Times New Roman" w:eastAsia="Times New Roman" w:hAnsi="Times New Roman" w:cs="Times New Roman"/>
+          <w:sz w:val="28"/>
+          <w:szCs w:val="28"/>
+        </w:rPr>
+        <w:t xml:space="preserve">, </w:t>
+      </w:r>
+      <w:proofErr w:type="spellStart"/>
+      <w:r>
+        <w:rPr>
+          <w:rFonts w:ascii="Times New Roman" w:eastAsia="Times New Roman" w:hAnsi="Times New Roman" w:cs="Times New Roman"/>
+          <w:sz w:val="28"/>
+          <w:szCs w:val="28"/>
+        </w:rPr>
+        <w:t>ArangoDB</w:t>
+      </w:r>
+      <w:proofErr w:type="spellEnd"/>
+      <w:r>
+        <w:rPr>
+          <w:rFonts w:ascii="Times New Roman" w:eastAsia="Times New Roman" w:hAnsi="Times New Roman" w:cs="Times New Roman"/>
+          <w:sz w:val="28"/>
+          <w:szCs w:val="28"/>
+        </w:rPr>
+        <w:t xml:space="preserve">, </w:t>
+      </w:r>
+      <w:proofErr w:type="spellStart"/>
+      <w:r>
+        <w:rPr>
+          <w:rFonts w:ascii="Times New Roman" w:eastAsia="Times New Roman" w:hAnsi="Times New Roman" w:cs="Times New Roman"/>
+          <w:sz w:val="28"/>
+          <w:szCs w:val="28"/>
+        </w:rPr>
+        <w:t>Memgraph</w:t>
+      </w:r>
+      <w:proofErr w:type="spellEnd"/>
+      <w:r>
+        <w:rPr>
+          <w:rFonts w:ascii="Times New Roman" w:eastAsia="Times New Roman" w:hAnsi="Times New Roman" w:cs="Times New Roman"/>
+          <w:sz w:val="28"/>
+          <w:szCs w:val="28"/>
+        </w:rPr>
+        <w:t xml:space="preserve">), либо требуют непропорционально больших усилий для </w:t>
+      </w:r>
+      <w:r>
+        <w:rPr>
+          <w:rFonts w:ascii="Times New Roman" w:eastAsia="Times New Roman" w:hAnsi="Times New Roman" w:cs="Times New Roman"/>
+          <w:sz w:val="28"/>
+          <w:szCs w:val="28"/>
+        </w:rPr>
         <w:lastRenderedPageBreak/>
-        <w:t>Таким образом, исходя из анализа различн</w:t>
-      </w:r>
-      <w:r>
-        <w:rPr>
-          <w:rFonts w:ascii="Times New Roman" w:eastAsia="Times New Roman" w:hAnsi="Times New Roman" w:cs="Times New Roman"/>
-          <w:sz w:val="28"/>
-          <w:szCs w:val="28"/>
-        </w:rPr>
-        <w:t xml:space="preserve">ых видов </w:t>
-      </w:r>
-      <w:proofErr w:type="spellStart"/>
-      <w:r>
-        <w:rPr>
-          <w:rFonts w:ascii="Times New Roman" w:eastAsia="Times New Roman" w:hAnsi="Times New Roman" w:cs="Times New Roman"/>
-          <w:sz w:val="28"/>
-          <w:szCs w:val="28"/>
-        </w:rPr>
-        <w:t>графовых</w:t>
-      </w:r>
-      <w:proofErr w:type="spellEnd"/>
-      <w:r>
-        <w:rPr>
-          <w:rFonts w:ascii="Times New Roman" w:eastAsia="Times New Roman" w:hAnsi="Times New Roman" w:cs="Times New Roman"/>
-          <w:sz w:val="28"/>
-          <w:szCs w:val="28"/>
-        </w:rPr>
-        <w:t xml:space="preserve"> СУБД, для целей работы</w:t>
-      </w:r>
-      <w:r>
-        <w:rPr>
-          <w:rFonts w:ascii="Times New Roman" w:eastAsia="Times New Roman" w:hAnsi="Times New Roman" w:cs="Times New Roman"/>
-          <w:sz w:val="28"/>
-          <w:szCs w:val="28"/>
-        </w:rPr>
-        <w:t xml:space="preserve"> лучше всего подойдёт </w:t>
-      </w:r>
-      <w:r>
-        <w:rPr>
-          <w:rFonts w:ascii="Times New Roman" w:eastAsia="Times New Roman" w:hAnsi="Times New Roman" w:cs="Times New Roman"/>
-          <w:sz w:val="28"/>
-          <w:szCs w:val="28"/>
-          <w:lang w:val="en-US"/>
-        </w:rPr>
-        <w:t>Neo</w:t>
-      </w:r>
-      <w:r>
-        <w:rPr>
-          <w:rFonts w:ascii="Times New Roman" w:eastAsia="Times New Roman" w:hAnsi="Times New Roman" w:cs="Times New Roman"/>
-          <w:sz w:val="28"/>
-          <w:szCs w:val="28"/>
-        </w:rPr>
-        <w:t>4</w:t>
-      </w:r>
-      <w:r>
-        <w:rPr>
-          <w:rFonts w:ascii="Times New Roman" w:eastAsia="Times New Roman" w:hAnsi="Times New Roman" w:cs="Times New Roman"/>
-          <w:sz w:val="28"/>
-          <w:szCs w:val="28"/>
-          <w:lang w:val="en-US"/>
-        </w:rPr>
-        <w:t>j</w:t>
-      </w:r>
-      <w:r>
-        <w:rPr>
-          <w:rFonts w:ascii="Times New Roman" w:eastAsia="Times New Roman" w:hAnsi="Times New Roman" w:cs="Times New Roman"/>
-          <w:sz w:val="28"/>
-          <w:szCs w:val="28"/>
-        </w:rPr>
-        <w:t>.</w:t>
-      </w:r>
-      <w:r>
-        <w:t xml:space="preserve"> </w:t>
-      </w:r>
-      <w:r>
-        <w:rPr>
-          <w:rFonts w:ascii="Times New Roman" w:eastAsia="Times New Roman" w:hAnsi="Times New Roman" w:cs="Times New Roman"/>
-          <w:sz w:val="28"/>
-          <w:szCs w:val="28"/>
-        </w:rPr>
-        <w:t xml:space="preserve">Все остальные </w:t>
-      </w:r>
-      <w:r>
-        <w:rPr>
-          <w:rFonts w:ascii="Times New Roman" w:eastAsia="Times New Roman" w:hAnsi="Times New Roman" w:cs="Times New Roman"/>
-          <w:sz w:val="28"/>
-          <w:szCs w:val="28"/>
-        </w:rPr>
-        <w:t>варианты</w:t>
-      </w:r>
-      <w:r>
-        <w:rPr>
-          <w:rFonts w:ascii="Times New Roman" w:eastAsia="Times New Roman" w:hAnsi="Times New Roman" w:cs="Times New Roman"/>
-          <w:sz w:val="28"/>
-          <w:szCs w:val="28"/>
-        </w:rPr>
-        <w:t xml:space="preserve"> либо не дотягивают в плане готовых аналитических инструментов (</w:t>
-      </w:r>
-      <w:proofErr w:type="spellStart"/>
-      <w:r>
-        <w:rPr>
-          <w:rFonts w:ascii="Times New Roman" w:eastAsia="Times New Roman" w:hAnsi="Times New Roman" w:cs="Times New Roman"/>
-          <w:sz w:val="28"/>
-          <w:szCs w:val="28"/>
-        </w:rPr>
-        <w:t>Neptune</w:t>
-      </w:r>
-      <w:proofErr w:type="spellEnd"/>
-      <w:r>
-        <w:rPr>
-          <w:rFonts w:ascii="Times New Roman" w:eastAsia="Times New Roman" w:hAnsi="Times New Roman" w:cs="Times New Roman"/>
-          <w:sz w:val="28"/>
-          <w:szCs w:val="28"/>
-        </w:rPr>
-        <w:t xml:space="preserve">, </w:t>
-      </w:r>
-      <w:proofErr w:type="spellStart"/>
-      <w:r>
-        <w:rPr>
-          <w:rFonts w:ascii="Times New Roman" w:eastAsia="Times New Roman" w:hAnsi="Times New Roman" w:cs="Times New Roman"/>
-          <w:sz w:val="28"/>
-          <w:szCs w:val="28"/>
-        </w:rPr>
-        <w:t>ArangoDB</w:t>
-      </w:r>
-      <w:proofErr w:type="spellEnd"/>
-      <w:r>
-        <w:rPr>
-          <w:rFonts w:ascii="Times New Roman" w:eastAsia="Times New Roman" w:hAnsi="Times New Roman" w:cs="Times New Roman"/>
-          <w:sz w:val="28"/>
-          <w:szCs w:val="28"/>
-        </w:rPr>
-        <w:t xml:space="preserve">, </w:t>
-      </w:r>
-      <w:proofErr w:type="spellStart"/>
-      <w:r>
-        <w:rPr>
-          <w:rFonts w:ascii="Times New Roman" w:eastAsia="Times New Roman" w:hAnsi="Times New Roman" w:cs="Times New Roman"/>
-          <w:sz w:val="28"/>
-          <w:szCs w:val="28"/>
-        </w:rPr>
-        <w:t>Memgraph</w:t>
-      </w:r>
-      <w:proofErr w:type="spellEnd"/>
-      <w:r>
-        <w:rPr>
-          <w:rFonts w:ascii="Times New Roman" w:eastAsia="Times New Roman" w:hAnsi="Times New Roman" w:cs="Times New Roman"/>
-          <w:sz w:val="28"/>
-          <w:szCs w:val="28"/>
-        </w:rPr>
-        <w:t>), либо требуют непропорционально больших усилий для развертывания и решения вашей конкретной задачи (</w:t>
+        <w:t>развертывания и решения вашей конкретной задачи (</w:t>
       </w:r>
       <w:proofErr w:type="spellStart"/>
       <w:r>
@@ -17015,7 +17097,7 @@
         <w:pStyle w:val="2"/>
         <w:keepNext/>
         <w:keepLines/>
-        <w:spacing w:before="240" w:line="240" w:lineRule="auto" w:after="120"/>
+        <w:spacing w:before="240" w:line="240" w:lineRule="auto"/>
         <w:jc w:val="both"/>
         <w:rPr>
           <w:b/>
@@ -17051,7 +17133,7 @@
         <w:pStyle w:val="2"/>
         <w:keepNext/>
         <w:keepLines/>
-        <w:spacing w:before="240" w:line="240" w:lineRule="auto" w:after="120"/>
+        <w:spacing w:before="240" w:line="240" w:lineRule="auto"/>
         <w:jc w:val="both"/>
         <w:rPr>
           <w:b/>
@@ -17101,7 +17183,7 @@
         <w:pStyle w:val="2"/>
         <w:keepNext/>
         <w:keepLines/>
-        <w:spacing w:before="240" w:line="240" w:lineRule="auto" w:after="120"/>
+        <w:spacing w:before="240" w:line="240" w:lineRule="auto"/>
         <w:jc w:val="both"/>
         <w:rPr>
           <w:b/>
@@ -17733,16 +17815,7 @@
           <w:sz w:val="28"/>
           <w:szCs w:val="28"/>
         </w:rPr>
-        <w:t xml:space="preserve"> строятся новые узлы, к </w:t>
-      </w:r>
-      <w:r>
-        <w:rPr>
-          <w:rFonts w:ascii="Times New Roman" w:eastAsia="Times New Roman" w:hAnsi="Times New Roman" w:cs="Times New Roman"/>
-          <w:sz w:val="28"/>
-          <w:szCs w:val="28"/>
-        </w:rPr>
-        <w:lastRenderedPageBreak/>
-        <w:t xml:space="preserve">котором после этого от соответствующего родительского контейнера проводятся связи типа </w:t>
+        <w:t xml:space="preserve"> строятся новые узлы, к котором после этого от соответствующего родительского контейнера проводятся связи типа </w:t>
       </w:r>
       <w:r>
         <w:rPr>
@@ -17876,7 +17949,16 @@
           <w:sz w:val="28"/>
           <w:szCs w:val="28"/>
         </w:rPr>
-        <w:t xml:space="preserve">каждой системы из загруженного файла, после чего происходит процесс </w:t>
+        <w:t xml:space="preserve">каждой системы из загруженного </w:t>
+      </w:r>
+      <w:r>
+        <w:rPr>
+          <w:rFonts w:ascii="Times New Roman" w:eastAsia="Times New Roman" w:hAnsi="Times New Roman" w:cs="Times New Roman"/>
+          <w:sz w:val="28"/>
+          <w:szCs w:val="28"/>
+        </w:rPr>
+        <w:lastRenderedPageBreak/>
+        <w:t xml:space="preserve">файла, после чего происходит процесс </w:t>
       </w:r>
       <w:r>
         <w:rPr>
@@ -18520,125 +18602,133 @@
           <w:sz w:val="28"/>
           <w:szCs w:val="28"/>
         </w:rPr>
+        <w:t xml:space="preserve">Затем происходит загрузка в базу объектов, связанных с развёртыванием инфраструктуры системы. Сперва обрабатывается список </w:t>
+      </w:r>
+      <w:proofErr w:type="spellStart"/>
+      <w:r>
+        <w:rPr>
+          <w:rFonts w:ascii="Times New Roman" w:eastAsia="Times New Roman" w:hAnsi="Times New Roman" w:cs="Times New Roman"/>
+          <w:sz w:val="28"/>
+          <w:szCs w:val="28"/>
+          <w:lang w:val="en-US"/>
+        </w:rPr>
+        <w:t>DeploymentNodes</w:t>
+      </w:r>
+      <w:proofErr w:type="spellEnd"/>
+      <w:r>
+        <w:rPr>
+          <w:rFonts w:ascii="Times New Roman" w:eastAsia="Times New Roman" w:hAnsi="Times New Roman" w:cs="Times New Roman"/>
+          <w:sz w:val="28"/>
+          <w:szCs w:val="28"/>
+        </w:rPr>
+        <w:t xml:space="preserve"> – </w:t>
+      </w:r>
+      <w:r>
+        <w:rPr>
+          <w:rFonts w:ascii="Times New Roman" w:eastAsia="Times New Roman" w:hAnsi="Times New Roman" w:cs="Times New Roman"/>
+          <w:sz w:val="28"/>
+          <w:szCs w:val="28"/>
+        </w:rPr>
+        <w:t xml:space="preserve"> </w:t>
+      </w:r>
+      <w:r>
+        <w:rPr>
+          <w:rFonts w:ascii="Times New Roman" w:eastAsia="Times New Roman" w:hAnsi="Times New Roman" w:cs="Times New Roman"/>
+          <w:sz w:val="28"/>
+          <w:szCs w:val="28"/>
+        </w:rPr>
+        <w:t xml:space="preserve">каждый </w:t>
+      </w:r>
+      <w:r>
+        <w:rPr>
+          <w:rFonts w:ascii="Times New Roman" w:eastAsia="Times New Roman" w:hAnsi="Times New Roman" w:cs="Times New Roman"/>
+          <w:sz w:val="28"/>
+          <w:szCs w:val="28"/>
+        </w:rPr>
+        <w:t>элемент этого списка загружается в граф</w:t>
+      </w:r>
+      <w:r>
+        <w:rPr>
+          <w:rFonts w:ascii="Times New Roman" w:eastAsia="Times New Roman" w:hAnsi="Times New Roman" w:cs="Times New Roman"/>
+          <w:sz w:val="28"/>
+          <w:szCs w:val="28"/>
+        </w:rPr>
+        <w:t xml:space="preserve"> </w:t>
+      </w:r>
+      <w:r>
+        <w:rPr>
+          <w:rFonts w:ascii="Times New Roman" w:eastAsia="Times New Roman" w:hAnsi="Times New Roman" w:cs="Times New Roman"/>
+          <w:sz w:val="28"/>
+          <w:szCs w:val="28"/>
+        </w:rPr>
+        <w:t>и связывается</w:t>
+      </w:r>
+      <w:r>
+        <w:rPr>
+          <w:rFonts w:ascii="Times New Roman" w:eastAsia="Times New Roman" w:hAnsi="Times New Roman" w:cs="Times New Roman"/>
+          <w:sz w:val="28"/>
+          <w:szCs w:val="28"/>
+        </w:rPr>
+        <w:t xml:space="preserve"> направленным</w:t>
+      </w:r>
+      <w:r>
+        <w:rPr>
+          <w:rFonts w:ascii="Times New Roman" w:eastAsia="Times New Roman" w:hAnsi="Times New Roman" w:cs="Times New Roman"/>
+          <w:sz w:val="28"/>
+          <w:szCs w:val="28"/>
+        </w:rPr>
+        <w:t xml:space="preserve"> ребром типа </w:t>
+      </w:r>
+      <w:r>
+        <w:rPr>
+          <w:rFonts w:ascii="Times New Roman" w:eastAsia="Times New Roman" w:hAnsi="Times New Roman" w:cs="Times New Roman"/>
+          <w:i/>
+          <w:sz w:val="28"/>
+          <w:szCs w:val="28"/>
+          <w:lang w:val="en-US"/>
+        </w:rPr>
+        <w:t>Child</w:t>
+      </w:r>
+      <w:r>
+        <w:rPr>
+          <w:rFonts w:ascii="Times New Roman" w:eastAsia="Times New Roman" w:hAnsi="Times New Roman" w:cs="Times New Roman"/>
+          <w:sz w:val="28"/>
+          <w:szCs w:val="28"/>
+        </w:rPr>
+        <w:t xml:space="preserve"> </w:t>
+      </w:r>
+      <w:r>
+        <w:rPr>
+          <w:rFonts w:ascii="Times New Roman" w:eastAsia="Times New Roman" w:hAnsi="Times New Roman" w:cs="Times New Roman"/>
+          <w:sz w:val="28"/>
+          <w:szCs w:val="28"/>
+        </w:rPr>
+        <w:t>со стороны</w:t>
+      </w:r>
+      <w:r>
+        <w:rPr>
+          <w:rFonts w:ascii="Times New Roman" w:eastAsia="Times New Roman" w:hAnsi="Times New Roman" w:cs="Times New Roman"/>
+          <w:sz w:val="28"/>
+          <w:szCs w:val="28"/>
+        </w:rPr>
+        <w:t xml:space="preserve"> системы.</w:t>
+      </w:r>
+      <w:r>
+        <w:rPr>
+          <w:rFonts w:ascii="Times New Roman" w:eastAsia="Times New Roman" w:hAnsi="Times New Roman" w:cs="Times New Roman"/>
+          <w:sz w:val="28"/>
+          <w:szCs w:val="28"/>
+        </w:rPr>
+        <w:t xml:space="preserve"> Далее происходит обработка дочерних </w:t>
+      </w:r>
+      <w:r>
+        <w:rPr>
+          <w:rFonts w:ascii="Times New Roman" w:eastAsia="Times New Roman" w:hAnsi="Times New Roman" w:cs="Times New Roman"/>
+          <w:sz w:val="28"/>
+          <w:szCs w:val="28"/>
+        </w:rPr>
         <w:lastRenderedPageBreak/>
-        <w:t xml:space="preserve">Затем происходит загрузка в базу объектов, связанных с развёртыванием инфраструктуры системы. Сперва обрабатывается список </w:t>
-      </w:r>
-      <w:proofErr w:type="spellStart"/>
-      <w:r>
-        <w:rPr>
-          <w:rFonts w:ascii="Times New Roman" w:eastAsia="Times New Roman" w:hAnsi="Times New Roman" w:cs="Times New Roman"/>
-          <w:sz w:val="28"/>
-          <w:szCs w:val="28"/>
-          <w:lang w:val="en-US"/>
-        </w:rPr>
-        <w:t>DeploymentNodes</w:t>
-      </w:r>
-      <w:proofErr w:type="spellEnd"/>
-      <w:r>
-        <w:rPr>
-          <w:rFonts w:ascii="Times New Roman" w:eastAsia="Times New Roman" w:hAnsi="Times New Roman" w:cs="Times New Roman"/>
-          <w:sz w:val="28"/>
-          <w:szCs w:val="28"/>
-        </w:rPr>
-        <w:t xml:space="preserve"> – </w:t>
-      </w:r>
-      <w:r>
-        <w:rPr>
-          <w:rFonts w:ascii="Times New Roman" w:eastAsia="Times New Roman" w:hAnsi="Times New Roman" w:cs="Times New Roman"/>
-          <w:sz w:val="28"/>
-          <w:szCs w:val="28"/>
-        </w:rPr>
-        <w:t xml:space="preserve"> </w:t>
-      </w:r>
-      <w:r>
-        <w:rPr>
-          <w:rFonts w:ascii="Times New Roman" w:eastAsia="Times New Roman" w:hAnsi="Times New Roman" w:cs="Times New Roman"/>
-          <w:sz w:val="28"/>
-          <w:szCs w:val="28"/>
-        </w:rPr>
-        <w:t xml:space="preserve">каждый </w:t>
-      </w:r>
-      <w:r>
-        <w:rPr>
-          <w:rFonts w:ascii="Times New Roman" w:eastAsia="Times New Roman" w:hAnsi="Times New Roman" w:cs="Times New Roman"/>
-          <w:sz w:val="28"/>
-          <w:szCs w:val="28"/>
-        </w:rPr>
-        <w:t>элемент этого списка загружается в граф</w:t>
-      </w:r>
-      <w:r>
-        <w:rPr>
-          <w:rFonts w:ascii="Times New Roman" w:eastAsia="Times New Roman" w:hAnsi="Times New Roman" w:cs="Times New Roman"/>
-          <w:sz w:val="28"/>
-          <w:szCs w:val="28"/>
-        </w:rPr>
-        <w:t xml:space="preserve"> </w:t>
-      </w:r>
-      <w:r>
-        <w:rPr>
-          <w:rFonts w:ascii="Times New Roman" w:eastAsia="Times New Roman" w:hAnsi="Times New Roman" w:cs="Times New Roman"/>
-          <w:sz w:val="28"/>
-          <w:szCs w:val="28"/>
-        </w:rPr>
-        <w:t>и связывается</w:t>
-      </w:r>
-      <w:r>
-        <w:rPr>
-          <w:rFonts w:ascii="Times New Roman" w:eastAsia="Times New Roman" w:hAnsi="Times New Roman" w:cs="Times New Roman"/>
-          <w:sz w:val="28"/>
-          <w:szCs w:val="28"/>
-        </w:rPr>
-        <w:t xml:space="preserve"> направленным</w:t>
-      </w:r>
-      <w:r>
-        <w:rPr>
-          <w:rFonts w:ascii="Times New Roman" w:eastAsia="Times New Roman" w:hAnsi="Times New Roman" w:cs="Times New Roman"/>
-          <w:sz w:val="28"/>
-          <w:szCs w:val="28"/>
-        </w:rPr>
-        <w:t xml:space="preserve"> ребром типа </w:t>
-      </w:r>
-      <w:r>
-        <w:rPr>
-          <w:rFonts w:ascii="Times New Roman" w:eastAsia="Times New Roman" w:hAnsi="Times New Roman" w:cs="Times New Roman"/>
-          <w:i/>
-          <w:sz w:val="28"/>
-          <w:szCs w:val="28"/>
-          <w:lang w:val="en-US"/>
-        </w:rPr>
-        <w:t>Child</w:t>
-      </w:r>
-      <w:r>
-        <w:rPr>
-          <w:rFonts w:ascii="Times New Roman" w:eastAsia="Times New Roman" w:hAnsi="Times New Roman" w:cs="Times New Roman"/>
-          <w:sz w:val="28"/>
-          <w:szCs w:val="28"/>
-        </w:rPr>
-        <w:t xml:space="preserve"> </w:t>
-      </w:r>
-      <w:r>
-        <w:rPr>
-          <w:rFonts w:ascii="Times New Roman" w:eastAsia="Times New Roman" w:hAnsi="Times New Roman" w:cs="Times New Roman"/>
-          <w:sz w:val="28"/>
-          <w:szCs w:val="28"/>
-        </w:rPr>
-        <w:t>со стороны</w:t>
-      </w:r>
-      <w:r>
-        <w:rPr>
-          <w:rFonts w:ascii="Times New Roman" w:eastAsia="Times New Roman" w:hAnsi="Times New Roman" w:cs="Times New Roman"/>
-          <w:sz w:val="28"/>
-          <w:szCs w:val="28"/>
-        </w:rPr>
-        <w:t xml:space="preserve"> системы.</w:t>
-      </w:r>
-      <w:r>
-        <w:rPr>
-          <w:rFonts w:ascii="Times New Roman" w:eastAsia="Times New Roman" w:hAnsi="Times New Roman" w:cs="Times New Roman"/>
-          <w:sz w:val="28"/>
-          <w:szCs w:val="28"/>
-        </w:rPr>
-        <w:t xml:space="preserve"> Далее происходит обработка дочерних элементов каждой </w:t>
+        <w:t xml:space="preserve">элементов каждой </w:t>
       </w:r>
       <w:proofErr w:type="spellStart"/>
       <w:r>
@@ -19421,7 +19511,7 @@
         <w:pStyle w:val="2"/>
         <w:keepNext/>
         <w:keepLines/>
-        <w:spacing w:before="240" w:line="240" w:lineRule="auto" w:after="120"/>
+        <w:spacing w:before="240" w:line="240" w:lineRule="auto"/>
         <w:jc w:val="both"/>
         <w:rPr>
           <w:b/>
@@ -19434,7 +19524,6 @@
           <w:b/>
           <w:szCs w:val="28"/>
         </w:rPr>
-        <w:lastRenderedPageBreak/>
         <w:t>2</w:t>
       </w:r>
       <w:r>
@@ -19484,7 +19573,16 @@
           <w:sz w:val="28"/>
           <w:szCs w:val="28"/>
         </w:rPr>
-        <w:t xml:space="preserve">Загрузка системы в граф осуществляется двумя способами – создание локального графа системы и дополнение глобального графа (или создание, если текущий глобальный граф пустой). Регулируется это с помощью параметра </w:t>
+        <w:t xml:space="preserve">Загрузка системы в граф осуществляется двумя способами – создание локального графа системы и дополнение глобального графа (или создание, </w:t>
+      </w:r>
+      <w:r>
+        <w:rPr>
+          <w:rFonts w:ascii="Times New Roman" w:eastAsia="Times New Roman" w:hAnsi="Times New Roman" w:cs="Times New Roman"/>
+          <w:sz w:val="28"/>
+          <w:szCs w:val="28"/>
+        </w:rPr>
+        <w:lastRenderedPageBreak/>
+        <w:t xml:space="preserve">если текущий глобальный граф пустой). Регулируется это с помощью параметра </w:t>
       </w:r>
       <w:proofErr w:type="spellStart"/>
       <w:r>
@@ -19697,7 +19795,7 @@
         <w:pStyle w:val="2"/>
         <w:keepNext/>
         <w:keepLines/>
-        <w:spacing w:before="240" w:line="240" w:lineRule="auto" w:after="120"/>
+        <w:spacing w:before="240" w:line="240" w:lineRule="auto"/>
         <w:jc w:val="both"/>
         <w:rPr>
           <w:b/>
@@ -19878,7 +19976,6 @@
           <w:sz w:val="28"/>
           <w:szCs w:val="28"/>
         </w:rPr>
-        <w:lastRenderedPageBreak/>
         <w:tab/>
         <w:t xml:space="preserve">В глобальной версии графа у каждого объекта графа также поддерживается версионность. У загружаемой системы имеется параметр </w:t>
       </w:r>
@@ -19961,6 +20058,7 @@
           <w:szCs w:val="28"/>
           <w:lang w:val="en-US"/>
         </w:rPr>
+        <w:lastRenderedPageBreak/>
         <w:t>endVersion</w:t>
       </w:r>
       <w:proofErr w:type="spellEnd"/>
@@ -20320,7 +20418,7 @@
         <w:pStyle w:val="2"/>
         <w:keepNext/>
         <w:keepLines/>
-        <w:spacing w:before="240" w:line="240" w:lineRule="auto" w:after="120"/>
+        <w:spacing w:before="240" w:line="240" w:lineRule="auto"/>
         <w:jc w:val="both"/>
         <w:rPr>
           <w:b/>
@@ -20447,7 +20545,7 @@
         <w:pStyle w:val="2"/>
         <w:keepNext/>
         <w:keepLines/>
-        <w:spacing w:before="240" w:line="240" w:lineRule="auto" w:after="120"/>
+        <w:spacing w:before="240" w:line="240" w:lineRule="auto"/>
         <w:jc w:val="both"/>
         <w:rPr>
           <w:b/>
@@ -20460,7 +20558,6 @@
           <w:b/>
           <w:szCs w:val="28"/>
         </w:rPr>
-        <w:lastRenderedPageBreak/>
         <w:t>2</w:t>
       </w:r>
       <w:r>
@@ -20538,7 +20635,16 @@
           <w:sz w:val="28"/>
           <w:szCs w:val="28"/>
         </w:rPr>
-        <w:t xml:space="preserve"> нарушают принцип слабой связности и могут приводить к проблемам при развёртывании, сложностям в тестировании и эффекту "домино" при отказах. В </w:t>
+        <w:t xml:space="preserve"> нарушают принцип слабой связности и могут приводить к </w:t>
+      </w:r>
+      <w:r>
+        <w:rPr>
+          <w:rFonts w:ascii="Times New Roman" w:eastAsia="Times New Roman" w:hAnsi="Times New Roman" w:cs="Times New Roman"/>
+          <w:sz w:val="28"/>
+          <w:szCs w:val="28"/>
+        </w:rPr>
+        <w:lastRenderedPageBreak/>
+        <w:t xml:space="preserve">проблемам при развёртывании, сложностям в тестировании и эффекту "домино" при отказах. В </w:t>
       </w:r>
       <w:proofErr w:type="spellStart"/>
       <w:r>
@@ -20588,7 +20694,7 @@
         <w:pStyle w:val="2"/>
         <w:keepNext/>
         <w:keepLines/>
-        <w:spacing w:before="240" w:line="240" w:lineRule="auto" w:after="120"/>
+        <w:spacing w:before="240" w:line="240" w:lineRule="auto"/>
         <w:jc w:val="both"/>
         <w:rPr>
           <w:b/>
@@ -20782,7 +20888,7 @@
         <w:pStyle w:val="2"/>
         <w:keepNext/>
         <w:keepLines/>
-        <w:spacing w:before="240" w:line="240" w:lineRule="auto" w:after="120"/>
+        <w:spacing w:before="240" w:line="240" w:lineRule="auto"/>
         <w:jc w:val="both"/>
         <w:rPr>
           <w:b/>
@@ -21004,7 +21110,31 @@
           <w:sz w:val="28"/>
           <w:szCs w:val="28"/>
         </w:rPr>
-        <w:t xml:space="preserve"> Для нахождения </w:t>
+        <w:t xml:space="preserve"> Для нахождения таких узлов необходимо подсчитать количество связ</w:t>
+      </w:r>
+      <w:r>
+        <w:rPr>
+          <w:rFonts w:ascii="Times New Roman" w:eastAsia="Times New Roman" w:hAnsi="Times New Roman" w:cs="Times New Roman"/>
+          <w:sz w:val="28"/>
+          <w:szCs w:val="28"/>
+        </w:rPr>
+        <w:t>ей у всех компонентов системы, а затем отсортировать компоненты по возрастанию данного параметра. В конце последовательности будут находиться</w:t>
+      </w:r>
+      <w:r>
+        <w:rPr>
+          <w:rFonts w:ascii="Times New Roman" w:eastAsia="Times New Roman" w:hAnsi="Times New Roman" w:cs="Times New Roman"/>
+          <w:sz w:val="28"/>
+          <w:szCs w:val="28"/>
+        </w:rPr>
+        <w:t xml:space="preserve"> </w:t>
+      </w:r>
+      <w:r>
+        <w:rPr>
+          <w:rFonts w:ascii="Times New Roman" w:eastAsia="Times New Roman" w:hAnsi="Times New Roman" w:cs="Times New Roman"/>
+          <w:sz w:val="28"/>
+          <w:szCs w:val="28"/>
+        </w:rPr>
+        <w:t xml:space="preserve">искомые </w:t>
       </w:r>
       <w:r>
         <w:rPr>
@@ -21013,38 +21143,6 @@
           <w:szCs w:val="28"/>
         </w:rPr>
         <w:lastRenderedPageBreak/>
-        <w:t>таких узлов необходимо подсчитать количество связ</w:t>
-      </w:r>
-      <w:r>
-        <w:rPr>
-          <w:rFonts w:ascii="Times New Roman" w:eastAsia="Times New Roman" w:hAnsi="Times New Roman" w:cs="Times New Roman"/>
-          <w:sz w:val="28"/>
-          <w:szCs w:val="28"/>
-        </w:rPr>
-        <w:t>ей у всех компонентов системы, а затем отсортировать компоненты по возрастанию данного параметра. В конце последовательности будут находиться</w:t>
-      </w:r>
-      <w:r>
-        <w:rPr>
-          <w:rFonts w:ascii="Times New Roman" w:eastAsia="Times New Roman" w:hAnsi="Times New Roman" w:cs="Times New Roman"/>
-          <w:sz w:val="28"/>
-          <w:szCs w:val="28"/>
-        </w:rPr>
-        <w:t xml:space="preserve"> </w:t>
-      </w:r>
-      <w:r>
-        <w:rPr>
-          <w:rFonts w:ascii="Times New Roman" w:eastAsia="Times New Roman" w:hAnsi="Times New Roman" w:cs="Times New Roman"/>
-          <w:sz w:val="28"/>
-          <w:szCs w:val="28"/>
-        </w:rPr>
-        <w:t xml:space="preserve">искомые </w:t>
-      </w:r>
-      <w:r>
-        <w:rPr>
-          <w:rFonts w:ascii="Times New Roman" w:eastAsia="Times New Roman" w:hAnsi="Times New Roman" w:cs="Times New Roman"/>
-          <w:sz w:val="28"/>
-          <w:szCs w:val="28"/>
-        </w:rPr>
         <w:t>“</w:t>
       </w:r>
       <w:r>
@@ -21327,7 +21425,7 @@
         <w:pStyle w:val="2"/>
         <w:keepNext/>
         <w:keepLines/>
-        <w:spacing w:before="240" w:line="240" w:lineRule="auto" w:after="120"/>
+        <w:spacing w:before="240" w:line="240" w:lineRule="auto"/>
         <w:jc w:val="both"/>
         <w:rPr>
           <w:b/>
@@ -21664,7 +21762,6 @@
           <w:sz w:val="28"/>
           <w:szCs w:val="28"/>
         </w:rPr>
-        <w:lastRenderedPageBreak/>
         <w:t>производить фильтрацию по типам</w:t>
       </w:r>
       <w:r>
@@ -21681,7 +21778,7 @@
         <w:pStyle w:val="2"/>
         <w:keepNext/>
         <w:keepLines/>
-        <w:spacing w:before="240" w:line="240" w:lineRule="auto" w:after="120"/>
+        <w:spacing w:before="240" w:line="240" w:lineRule="auto"/>
         <w:jc w:val="both"/>
         <w:rPr>
           <w:b/>
@@ -21694,6 +21791,7 @@
           <w:b/>
           <w:szCs w:val="28"/>
         </w:rPr>
+        <w:lastRenderedPageBreak/>
         <w:t>2</w:t>
       </w:r>
       <w:r>
@@ -21919,7 +22017,7 @@
         <w:pStyle w:val="2"/>
         <w:keepNext/>
         <w:keepLines/>
-        <w:spacing w:before="240" w:line="240" w:lineRule="auto" w:after="120"/>
+        <w:spacing w:before="240" w:line="240" w:lineRule="auto"/>
         <w:jc w:val="both"/>
         <w:rPr>
           <w:b/>
@@ -22187,7 +22285,93 @@
           <w:sz w:val="28"/>
           <w:szCs w:val="28"/>
         </w:rPr>
-        <w:t xml:space="preserve">связям. Далее происходит поиск компонентов, которые соединяются с пройдёнными </w:t>
+        <w:t xml:space="preserve">связям. Далее происходит поиск компонентов, которые соединяются с пройдёнными ранее узлами с помощью </w:t>
+      </w:r>
+      <w:r>
+        <w:rPr>
+          <w:rFonts w:ascii="Times New Roman" w:eastAsia="Times New Roman" w:hAnsi="Times New Roman" w:cs="Times New Roman"/>
+          <w:i/>
+          <w:sz w:val="28"/>
+          <w:szCs w:val="28"/>
+          <w:lang w:val="en-US"/>
+        </w:rPr>
+        <w:t>Deploy</w:t>
+      </w:r>
+      <w:r>
+        <w:rPr>
+          <w:rFonts w:ascii="Times New Roman" w:eastAsia="Times New Roman" w:hAnsi="Times New Roman" w:cs="Times New Roman"/>
+          <w:sz w:val="28"/>
+          <w:szCs w:val="28"/>
+        </w:rPr>
+        <w:t xml:space="preserve"> </w:t>
+      </w:r>
+      <w:r>
+        <w:rPr>
+          <w:rFonts w:ascii="Times New Roman" w:eastAsia="Times New Roman" w:hAnsi="Times New Roman" w:cs="Times New Roman"/>
+          <w:sz w:val="28"/>
+          <w:szCs w:val="28"/>
+        </w:rPr>
+        <w:t xml:space="preserve">связей (обычно это соединение между </w:t>
+      </w:r>
+      <w:r>
+        <w:rPr>
+          <w:rFonts w:ascii="Times New Roman" w:eastAsia="Times New Roman" w:hAnsi="Times New Roman" w:cs="Times New Roman"/>
+          <w:sz w:val="28"/>
+          <w:szCs w:val="28"/>
+          <w:lang w:val="en-US"/>
+        </w:rPr>
+        <w:t>Container</w:t>
+      </w:r>
+      <w:r>
+        <w:rPr>
+          <w:rFonts w:ascii="Times New Roman" w:eastAsia="Times New Roman" w:hAnsi="Times New Roman" w:cs="Times New Roman"/>
+          <w:sz w:val="28"/>
+          <w:szCs w:val="28"/>
+        </w:rPr>
+        <w:t xml:space="preserve"> </w:t>
+      </w:r>
+      <w:r>
+        <w:rPr>
+          <w:rFonts w:ascii="Times New Roman" w:eastAsia="Times New Roman" w:hAnsi="Times New Roman" w:cs="Times New Roman"/>
+          <w:sz w:val="28"/>
+          <w:szCs w:val="28"/>
+        </w:rPr>
+        <w:t xml:space="preserve">и </w:t>
+      </w:r>
+      <w:proofErr w:type="spellStart"/>
+      <w:r>
+        <w:rPr>
+          <w:rFonts w:ascii="Times New Roman" w:eastAsia="Times New Roman" w:hAnsi="Times New Roman" w:cs="Times New Roman"/>
+          <w:sz w:val="28"/>
+          <w:szCs w:val="28"/>
+          <w:lang w:val="en-US"/>
+        </w:rPr>
+        <w:t>ContainerInstance</w:t>
+      </w:r>
+      <w:proofErr w:type="spellEnd"/>
+      <w:r>
+        <w:rPr>
+          <w:rFonts w:ascii="Times New Roman" w:eastAsia="Times New Roman" w:hAnsi="Times New Roman" w:cs="Times New Roman"/>
+          <w:sz w:val="28"/>
+          <w:szCs w:val="28"/>
+        </w:rPr>
+        <w:t>)</w:t>
+      </w:r>
+      <w:r>
+        <w:rPr>
+          <w:rFonts w:ascii="Times New Roman" w:eastAsia="Times New Roman" w:hAnsi="Times New Roman" w:cs="Times New Roman"/>
+          <w:sz w:val="28"/>
+          <w:szCs w:val="28"/>
+        </w:rPr>
+        <w:t xml:space="preserve">, </w:t>
+      </w:r>
+      <w:r>
+        <w:rPr>
+          <w:rFonts w:ascii="Times New Roman" w:eastAsia="Times New Roman" w:hAnsi="Times New Roman" w:cs="Times New Roman"/>
+          <w:sz w:val="28"/>
+          <w:szCs w:val="28"/>
+        </w:rPr>
+        <w:t xml:space="preserve">и у всех таких компонентов проверяется </w:t>
       </w:r>
       <w:r>
         <w:rPr>
@@ -22196,93 +22380,7 @@
           <w:szCs w:val="28"/>
         </w:rPr>
         <w:lastRenderedPageBreak/>
-        <w:t xml:space="preserve">ранее узлами с помощью </w:t>
-      </w:r>
-      <w:r>
-        <w:rPr>
-          <w:rFonts w:ascii="Times New Roman" w:eastAsia="Times New Roman" w:hAnsi="Times New Roman" w:cs="Times New Roman"/>
-          <w:i/>
-          <w:sz w:val="28"/>
-          <w:szCs w:val="28"/>
-          <w:lang w:val="en-US"/>
-        </w:rPr>
-        <w:t>Deploy</w:t>
-      </w:r>
-      <w:r>
-        <w:rPr>
-          <w:rFonts w:ascii="Times New Roman" w:eastAsia="Times New Roman" w:hAnsi="Times New Roman" w:cs="Times New Roman"/>
-          <w:sz w:val="28"/>
-          <w:szCs w:val="28"/>
-        </w:rPr>
-        <w:t xml:space="preserve"> </w:t>
-      </w:r>
-      <w:r>
-        <w:rPr>
-          <w:rFonts w:ascii="Times New Roman" w:eastAsia="Times New Roman" w:hAnsi="Times New Roman" w:cs="Times New Roman"/>
-          <w:sz w:val="28"/>
-          <w:szCs w:val="28"/>
-        </w:rPr>
-        <w:t xml:space="preserve">связей (обычно это соединение между </w:t>
-      </w:r>
-      <w:r>
-        <w:rPr>
-          <w:rFonts w:ascii="Times New Roman" w:eastAsia="Times New Roman" w:hAnsi="Times New Roman" w:cs="Times New Roman"/>
-          <w:sz w:val="28"/>
-          <w:szCs w:val="28"/>
-          <w:lang w:val="en-US"/>
-        </w:rPr>
-        <w:t>Container</w:t>
-      </w:r>
-      <w:r>
-        <w:rPr>
-          <w:rFonts w:ascii="Times New Roman" w:eastAsia="Times New Roman" w:hAnsi="Times New Roman" w:cs="Times New Roman"/>
-          <w:sz w:val="28"/>
-          <w:szCs w:val="28"/>
-        </w:rPr>
-        <w:t xml:space="preserve"> </w:t>
-      </w:r>
-      <w:r>
-        <w:rPr>
-          <w:rFonts w:ascii="Times New Roman" w:eastAsia="Times New Roman" w:hAnsi="Times New Roman" w:cs="Times New Roman"/>
-          <w:sz w:val="28"/>
-          <w:szCs w:val="28"/>
-        </w:rPr>
-        <w:t xml:space="preserve">и </w:t>
-      </w:r>
-      <w:proofErr w:type="spellStart"/>
-      <w:r>
-        <w:rPr>
-          <w:rFonts w:ascii="Times New Roman" w:eastAsia="Times New Roman" w:hAnsi="Times New Roman" w:cs="Times New Roman"/>
-          <w:sz w:val="28"/>
-          <w:szCs w:val="28"/>
-          <w:lang w:val="en-US"/>
-        </w:rPr>
-        <w:t>ContainerInstance</w:t>
-      </w:r>
-      <w:proofErr w:type="spellEnd"/>
-      <w:r>
-        <w:rPr>
-          <w:rFonts w:ascii="Times New Roman" w:eastAsia="Times New Roman" w:hAnsi="Times New Roman" w:cs="Times New Roman"/>
-          <w:sz w:val="28"/>
-          <w:szCs w:val="28"/>
-        </w:rPr>
-        <w:t>)</w:t>
-      </w:r>
-      <w:r>
-        <w:rPr>
-          <w:rFonts w:ascii="Times New Roman" w:eastAsia="Times New Roman" w:hAnsi="Times New Roman" w:cs="Times New Roman"/>
-          <w:sz w:val="28"/>
-          <w:szCs w:val="28"/>
-        </w:rPr>
-        <w:t xml:space="preserve">, </w:t>
-      </w:r>
-      <w:r>
-        <w:rPr>
-          <w:rFonts w:ascii="Times New Roman" w:eastAsia="Times New Roman" w:hAnsi="Times New Roman" w:cs="Times New Roman"/>
-          <w:sz w:val="28"/>
-          <w:szCs w:val="28"/>
-        </w:rPr>
-        <w:t xml:space="preserve">и у всех таких компонентов проверяется наличие хотя бы одного параметра из списка, который указал пользователь. </w:t>
+        <w:t xml:space="preserve">наличие хотя бы одного параметра из списка, который указал пользователь. </w:t>
       </w:r>
       <w:r>
         <w:rPr>
@@ -22390,7 +22488,7 @@
         <w:pStyle w:val="2"/>
         <w:keepNext/>
         <w:keepLines/>
-        <w:spacing w:before="240" w:line="240" w:lineRule="auto" w:after="120"/>
+        <w:spacing w:before="240" w:line="240" w:lineRule="auto"/>
         <w:jc w:val="both"/>
         <w:rPr>
           <w:b/>
@@ -22453,7 +22551,7 @@
         <w:pStyle w:val="2"/>
         <w:keepNext/>
         <w:keepLines/>
-        <w:spacing w:before="240" w:line="240" w:lineRule="auto" w:after="120"/>
+        <w:spacing w:before="240" w:line="240" w:lineRule="auto"/>
         <w:jc w:val="both"/>
         <w:rPr>
           <w:b/>
@@ -22601,34 +22699,42 @@
           <w:sz w:val="28"/>
           <w:szCs w:val="28"/>
         </w:rPr>
+        <w:t xml:space="preserve">Использование </w:t>
+      </w:r>
+      <w:proofErr w:type="spellStart"/>
+      <w:r>
+        <w:rPr>
+          <w:rFonts w:ascii="Times New Roman" w:eastAsia="Times New Roman" w:hAnsi="Times New Roman" w:cs="Times New Roman"/>
+          <w:sz w:val="28"/>
+          <w:szCs w:val="28"/>
+        </w:rPr>
+        <w:t>графовой</w:t>
+      </w:r>
+      <w:proofErr w:type="spellEnd"/>
+      <w:r>
+        <w:rPr>
+          <w:rFonts w:ascii="Times New Roman" w:eastAsia="Times New Roman" w:hAnsi="Times New Roman" w:cs="Times New Roman"/>
+          <w:sz w:val="28"/>
+          <w:szCs w:val="28"/>
+        </w:rPr>
+        <w:t xml:space="preserve"> модели вместо реляционной обеспечивает высокую производительность при обходе связей и упрощает</w:t>
+      </w:r>
+      <w:r>
+        <w:rPr>
+          <w:rFonts w:ascii="Times New Roman" w:eastAsia="Times New Roman" w:hAnsi="Times New Roman" w:cs="Times New Roman"/>
+          <w:sz w:val="28"/>
+          <w:szCs w:val="28"/>
+        </w:rPr>
+        <w:t xml:space="preserve"> реализацию алгоритмов </w:t>
+      </w:r>
+      <w:r>
+        <w:rPr>
+          <w:rFonts w:ascii="Times New Roman" w:eastAsia="Times New Roman" w:hAnsi="Times New Roman" w:cs="Times New Roman"/>
+          <w:sz w:val="28"/>
+          <w:szCs w:val="28"/>
+        </w:rPr>
         <w:lastRenderedPageBreak/>
-        <w:t xml:space="preserve">Использование </w:t>
-      </w:r>
-      <w:proofErr w:type="spellStart"/>
-      <w:r>
-        <w:rPr>
-          <w:rFonts w:ascii="Times New Roman" w:eastAsia="Times New Roman" w:hAnsi="Times New Roman" w:cs="Times New Roman"/>
-          <w:sz w:val="28"/>
-          <w:szCs w:val="28"/>
-        </w:rPr>
-        <w:t>графовой</w:t>
-      </w:r>
-      <w:proofErr w:type="spellEnd"/>
-      <w:r>
-        <w:rPr>
-          <w:rFonts w:ascii="Times New Roman" w:eastAsia="Times New Roman" w:hAnsi="Times New Roman" w:cs="Times New Roman"/>
-          <w:sz w:val="28"/>
-          <w:szCs w:val="28"/>
-        </w:rPr>
-        <w:t xml:space="preserve"> модели вместо реляционной обеспечивает высокую производительность при обходе связей и упрощает</w:t>
-      </w:r>
-      <w:r>
-        <w:rPr>
-          <w:rFonts w:ascii="Times New Roman" w:eastAsia="Times New Roman" w:hAnsi="Times New Roman" w:cs="Times New Roman"/>
-          <w:sz w:val="28"/>
-          <w:szCs w:val="28"/>
-        </w:rPr>
-        <w:t xml:space="preserve"> реализацию алгоритмов анализа.</w:t>
+        <w:t>анализа.</w:t>
       </w:r>
       <w:r>
         <w:rPr>
@@ -22918,7 +23024,7 @@
         <w:pStyle w:val="2"/>
         <w:keepNext/>
         <w:keepLines/>
-        <w:spacing w:before="240" w:line="240" w:lineRule="auto" w:after="120"/>
+        <w:spacing w:before="240" w:line="240" w:lineRule="auto"/>
         <w:jc w:val="both"/>
         <w:rPr>
           <w:b/>
@@ -23157,7 +23263,7 @@
         <w:pStyle w:val="2"/>
         <w:keepNext/>
         <w:keepLines/>
-        <w:spacing w:before="240" w:line="240" w:lineRule="auto" w:after="120"/>
+        <w:spacing w:before="240" w:line="240" w:lineRule="auto"/>
         <w:jc w:val="both"/>
         <w:rPr>
           <w:b/>
@@ -23453,7 +23559,41 @@
           <w:sz w:val="28"/>
           <w:szCs w:val="28"/>
         </w:rPr>
-        <w:t xml:space="preserve">, в набор узлов и рёбер </w:t>
+        <w:t>, в набор узлов и рёбер графа с последующей записью в базу данных</w:t>
+      </w:r>
+      <w:r>
+        <w:rPr>
+          <w:rFonts w:ascii="Times New Roman" w:eastAsia="Times New Roman" w:hAnsi="Times New Roman" w:cs="Times New Roman"/>
+          <w:sz w:val="28"/>
+          <w:szCs w:val="28"/>
+        </w:rPr>
+        <w:t xml:space="preserve">. Помимо этого, </w:t>
+      </w:r>
+      <w:r>
+        <w:rPr>
+          <w:rFonts w:ascii="Times New Roman" w:eastAsia="Times New Roman" w:hAnsi="Times New Roman" w:cs="Times New Roman"/>
+          <w:sz w:val="28"/>
+          <w:szCs w:val="28"/>
+        </w:rPr>
+        <w:t xml:space="preserve">приложение формирует параметризованные запросы на языке </w:t>
+      </w:r>
+      <w:proofErr w:type="spellStart"/>
+      <w:r>
+        <w:rPr>
+          <w:rFonts w:ascii="Times New Roman" w:eastAsia="Times New Roman" w:hAnsi="Times New Roman" w:cs="Times New Roman"/>
+          <w:sz w:val="28"/>
+          <w:szCs w:val="28"/>
+        </w:rPr>
+        <w:t>Cypher</w:t>
+      </w:r>
+      <w:proofErr w:type="spellEnd"/>
+      <w:r>
+        <w:rPr>
+          <w:rFonts w:ascii="Times New Roman" w:eastAsia="Times New Roman" w:hAnsi="Times New Roman" w:cs="Times New Roman"/>
+          <w:sz w:val="28"/>
+          <w:szCs w:val="28"/>
+        </w:rPr>
+        <w:t xml:space="preserve">, отправляет их в </w:t>
       </w:r>
       <w:r>
         <w:rPr>
@@ -23462,41 +23602,7 @@
           <w:szCs w:val="28"/>
         </w:rPr>
         <w:lastRenderedPageBreak/>
-        <w:t>графа с последующей записью в базу данных</w:t>
-      </w:r>
-      <w:r>
-        <w:rPr>
-          <w:rFonts w:ascii="Times New Roman" w:eastAsia="Times New Roman" w:hAnsi="Times New Roman" w:cs="Times New Roman"/>
-          <w:sz w:val="28"/>
-          <w:szCs w:val="28"/>
-        </w:rPr>
-        <w:t xml:space="preserve">. Помимо этого, </w:t>
-      </w:r>
-      <w:r>
-        <w:rPr>
-          <w:rFonts w:ascii="Times New Roman" w:eastAsia="Times New Roman" w:hAnsi="Times New Roman" w:cs="Times New Roman"/>
-          <w:sz w:val="28"/>
-          <w:szCs w:val="28"/>
-        </w:rPr>
-        <w:t xml:space="preserve">приложение формирует параметризованные запросы на языке </w:t>
-      </w:r>
-      <w:proofErr w:type="spellStart"/>
-      <w:r>
-        <w:rPr>
-          <w:rFonts w:ascii="Times New Roman" w:eastAsia="Times New Roman" w:hAnsi="Times New Roman" w:cs="Times New Roman"/>
-          <w:sz w:val="28"/>
-          <w:szCs w:val="28"/>
-        </w:rPr>
-        <w:t>Cypher</w:t>
-      </w:r>
-      <w:proofErr w:type="spellEnd"/>
-      <w:r>
-        <w:rPr>
-          <w:rFonts w:ascii="Times New Roman" w:eastAsia="Times New Roman" w:hAnsi="Times New Roman" w:cs="Times New Roman"/>
-          <w:sz w:val="28"/>
-          <w:szCs w:val="28"/>
-        </w:rPr>
-        <w:t>, отправляет их в Neo4j и интерпретирует результаты</w:t>
+        <w:t>Neo4j и интерпретирует результаты</w:t>
       </w:r>
       <w:r>
         <w:rPr>
@@ -23554,7 +23660,7 @@
         <w:pStyle w:val="2"/>
         <w:keepNext/>
         <w:keepLines/>
-        <w:spacing w:before="240" w:line="240" w:lineRule="auto" w:after="120"/>
+        <w:spacing w:before="240" w:line="240" w:lineRule="auto"/>
         <w:jc w:val="both"/>
         <w:rPr>
           <w:b/>
@@ -23783,7 +23889,7 @@
         <w:pStyle w:val="2"/>
         <w:keepNext/>
         <w:keepLines/>
-        <w:spacing w:before="240" w:line="240" w:lineRule="auto" w:after="120"/>
+        <w:spacing w:before="240" w:line="240" w:lineRule="auto"/>
         <w:jc w:val="both"/>
         <w:rPr>
           <w:b/>
@@ -24193,7 +24299,7 @@
         <w:pStyle w:val="2"/>
         <w:keepNext/>
         <w:keepLines/>
-        <w:spacing w:before="240" w:line="240" w:lineRule="auto" w:after="120"/>
+        <w:spacing w:before="240" w:line="240" w:lineRule="auto"/>
         <w:jc w:val="both"/>
         <w:rPr>
           <w:b/>
@@ -24605,7 +24711,6 @@
     <w:p>
       <w:pPr>
         <w:spacing w:after="120" w:line="360" w:lineRule="auto"/>
-        <w:ind w:firstLine="0"/>
         <w:jc w:val="center"/>
         <w:rPr>
           <w:rFonts w:ascii="Times New Roman" w:eastAsia="Times New Roman" w:hAnsi="Times New Roman" w:cs="Times New Roman"/>
@@ -24984,7 +25089,6 @@
     <w:p>
       <w:pPr>
         <w:spacing w:after="120" w:line="360" w:lineRule="auto"/>
-        <w:ind w:firstLine="0"/>
         <w:jc w:val="center"/>
         <w:rPr>
           <w:rFonts w:ascii="Times New Roman" w:eastAsia="Times New Roman" w:hAnsi="Times New Roman" w:cs="Times New Roman"/>
@@ -25296,7 +25400,6 @@
     <w:p>
       <w:pPr>
         <w:spacing w:after="120" w:line="360" w:lineRule="auto"/>
-        <w:ind w:firstLine="0"/>
         <w:jc w:val="center"/>
         <w:rPr>
           <w:rFonts w:ascii="Times New Roman" w:eastAsia="Times New Roman" w:hAnsi="Times New Roman" w:cs="Times New Roman"/>
@@ -26213,7 +26316,6 @@
     <w:p>
       <w:pPr>
         <w:spacing w:after="120" w:line="360" w:lineRule="auto"/>
-        <w:ind w:firstLine="0"/>
         <w:jc w:val="center"/>
         <w:rPr>
           <w:rFonts w:ascii="Times New Roman" w:eastAsia="Times New Roman" w:hAnsi="Times New Roman" w:cs="Times New Roman"/>
@@ -26244,18 +26346,8 @@
           <w:sz w:val="28"/>
           <w:szCs w:val="28"/>
         </w:rPr>
-        <w:t xml:space="preserve">Пример объявления метода, осуществляющего аналитическую </w:t>
-      </w:r>
-      <w:proofErr w:type="spellStart"/>
-      <w:r>
-        <w:rPr>
-          <w:rFonts w:ascii="Times New Roman" w:eastAsia="Times New Roman" w:hAnsi="Times New Roman" w:cs="Times New Roman"/>
-          <w:sz w:val="28"/>
-          <w:szCs w:val="28"/>
-        </w:rPr>
-        <w:t>проверку</w:t>
-      </w:r>
-      <w:proofErr w:type="spellEnd"/>
+        <w:t>Пример объявления метода, осуществляющего аналитическую проверку</w:t>
+      </w:r>
     </w:p>
     <w:p>
       <w:pPr>
@@ -26601,7 +26693,6 @@
     <w:p>
       <w:pPr>
         <w:spacing w:after="120" w:line="360" w:lineRule="auto"/>
-        <w:ind w:firstLine="0"/>
         <w:jc w:val="center"/>
         <w:rPr>
           <w:rFonts w:ascii="Times New Roman" w:eastAsia="Times New Roman" w:hAnsi="Times New Roman" w:cs="Times New Roman"/>
@@ -27375,7 +27466,6 @@
     <w:p>
       <w:pPr>
         <w:spacing w:after="120" w:line="360" w:lineRule="auto"/>
-        <w:ind w:firstLine="0"/>
         <w:jc w:val="center"/>
         <w:rPr>
           <w:rFonts w:ascii="Times New Roman" w:eastAsia="Times New Roman" w:hAnsi="Times New Roman" w:cs="Times New Roman"/>
@@ -27635,7 +27725,6 @@
     <w:p>
       <w:pPr>
         <w:spacing w:after="120" w:line="360" w:lineRule="auto"/>
-        <w:ind w:firstLine="0"/>
         <w:jc w:val="center"/>
         <w:rPr>
           <w:rFonts w:ascii="Times New Roman" w:eastAsia="Times New Roman" w:hAnsi="Times New Roman" w:cs="Times New Roman"/>
@@ -28453,7 +28542,6 @@
     <w:p>
       <w:pPr>
         <w:spacing w:after="120" w:line="360" w:lineRule="auto"/>
-        <w:ind w:firstLine="0"/>
         <w:jc w:val="center"/>
         <w:rPr>
           <w:rFonts w:ascii="Times New Roman" w:eastAsia="Times New Roman" w:hAnsi="Times New Roman" w:cs="Times New Roman"/>
@@ -29110,7 +29198,7 @@
         <w:pStyle w:val="2"/>
         <w:keepNext/>
         <w:keepLines/>
-        <w:spacing w:before="240" w:line="240" w:lineRule="auto" w:after="120"/>
+        <w:spacing w:before="240" w:line="240" w:lineRule="auto"/>
         <w:jc w:val="both"/>
         <w:rPr>
           <w:b/>
@@ -29802,7 +29890,6 @@
     <w:p>
       <w:pPr>
         <w:spacing w:after="120" w:line="360" w:lineRule="auto"/>
-        <w:ind w:firstLine="0"/>
         <w:jc w:val="center"/>
         <w:rPr>
           <w:rFonts w:ascii="Times New Roman" w:eastAsia="Times New Roman" w:hAnsi="Times New Roman" w:cs="Times New Roman"/>
@@ -29860,7 +29947,7 @@
         <w:pStyle w:val="2"/>
         <w:keepNext/>
         <w:keepLines/>
-        <w:spacing w:before="240" w:line="240" w:lineRule="auto" w:after="120"/>
+        <w:spacing w:before="240" w:line="240" w:lineRule="auto"/>
         <w:jc w:val="both"/>
         <w:rPr>
           <w:b/>
@@ -30078,7 +30165,6 @@
     <w:p>
       <w:pPr>
         <w:spacing w:after="0" w:line="360" w:lineRule="auto"/>
-        <w:jc w:val="left"/>
         <w:rPr>
           <w:rFonts w:ascii="Times New Roman" w:eastAsia="Times New Roman" w:hAnsi="Times New Roman" w:cs="Times New Roman"/>
           <w:sz w:val="28"/>
@@ -30766,7 +30852,6 @@
     <w:p>
       <w:pPr>
         <w:spacing w:after="120" w:line="360" w:lineRule="auto"/>
-        <w:ind w:firstLine="0"/>
         <w:jc w:val="center"/>
         <w:rPr>
           <w:rFonts w:ascii="Times New Roman" w:eastAsia="Times New Roman" w:hAnsi="Times New Roman" w:cs="Times New Roman"/>
@@ -30836,7 +30921,7 @@
           <w:sz w:val="28"/>
           <w:szCs w:val="28"/>
         </w:rPr>
-        <w:t xml:space="preserve">Что касается аналитических проверок, они отличаются значительно более высокой скоростью выполнения по сравнению с операцией построения графа. На всех четырёх тестовых наборах данных любая из шести реализованных проверок завершается не более чем за 5 секунд. Это </w:t>
+        <w:t xml:space="preserve">Что касается аналитических проверок, они отличаются значительно более высокой скоростью выполнения по сравнению с операцией построения графа. На всех четырёх тестовых наборах данных любая из шести реализованных проверок завершается не более чем за 5 секунд. Это объясняется тем, что аналитические запросы работают с уже построенным и </w:t>
       </w:r>
       <w:r>
         <w:rPr>
@@ -30845,7 +30930,7 @@
           <w:szCs w:val="28"/>
         </w:rPr>
         <w:lastRenderedPageBreak/>
-        <w:t xml:space="preserve">объясняется тем, что аналитические запросы работают с уже построенным и сохранённым графом, используя высокоэффективные встроенные алгоритмы Neo4j GDS и APOC, которые выполняют обход по индексированным структурам данных в оперативной памяти. Таким образом, этап анализа не является узким местом системы с точки зрения </w:t>
+        <w:t xml:space="preserve">сохранённым графом, используя высокоэффективные встроенные алгоритмы Neo4j GDS и APOC, которые выполняют обход по индексированным структурам данных в оперативной памяти. Таким образом, этап анализа не является узким местом системы с точки зрения </w:t>
       </w:r>
       <w:r>
         <w:rPr>
@@ -30907,7 +30992,7 @@
         <w:pStyle w:val="2"/>
         <w:keepNext/>
         <w:keepLines/>
-        <w:spacing w:before="240" w:line="240" w:lineRule="auto" w:after="120"/>
+        <w:spacing w:before="240" w:line="240" w:lineRule="auto"/>
         <w:jc w:val="both"/>
         <w:rPr>
           <w:b/>
@@ -31171,7 +31256,6 @@
     <w:p>
       <w:pPr>
         <w:spacing w:after="120" w:line="360" w:lineRule="auto"/>
-        <w:ind w:firstLine="0"/>
         <w:jc w:val="center"/>
         <w:rPr>
           <w:rFonts w:ascii="Times New Roman" w:eastAsia="Times New Roman" w:hAnsi="Times New Roman" w:cs="Times New Roman"/>
@@ -31380,7 +31464,6 @@
     <w:p>
       <w:pPr>
         <w:spacing w:after="120" w:line="360" w:lineRule="auto"/>
-        <w:ind w:firstLine="0"/>
         <w:jc w:val="center"/>
         <w:rPr>
           <w:rFonts w:ascii="Times New Roman" w:eastAsia="Times New Roman" w:hAnsi="Times New Roman" w:cs="Times New Roman"/>
@@ -31552,7 +31635,6 @@
     <w:p>
       <w:pPr>
         <w:spacing w:after="120" w:line="360" w:lineRule="auto"/>
-        <w:ind w:firstLine="0"/>
         <w:jc w:val="center"/>
         <w:rPr>
           <w:rFonts w:ascii="Times New Roman" w:eastAsia="Times New Roman" w:hAnsi="Times New Roman" w:cs="Times New Roman"/>
@@ -31729,7 +31811,6 @@
     <w:p>
       <w:pPr>
         <w:spacing w:after="120" w:line="360" w:lineRule="auto"/>
-        <w:ind w:firstLine="0"/>
         <w:jc w:val="center"/>
         <w:rPr>
           <w:rFonts w:ascii="Times New Roman" w:eastAsia="Times New Roman" w:hAnsi="Times New Roman" w:cs="Times New Roman"/>
@@ -31956,7 +32037,6 @@
     <w:p>
       <w:pPr>
         <w:spacing w:after="120" w:line="360" w:lineRule="auto"/>
-        <w:ind w:firstLine="0"/>
         <w:jc w:val="center"/>
         <w:rPr>
           <w:rFonts w:ascii="Times New Roman" w:eastAsia="Times New Roman" w:hAnsi="Times New Roman" w:cs="Times New Roman"/>
@@ -32039,7 +32119,6 @@
     <w:p>
       <w:pPr>
         <w:spacing w:after="120" w:line="360" w:lineRule="auto"/>
-        <w:ind w:firstLine="0"/>
         <w:jc w:val="center"/>
         <w:rPr>
           <w:rFonts w:ascii="Times New Roman" w:eastAsia="Times New Roman" w:hAnsi="Times New Roman" w:cs="Times New Roman"/>
@@ -32129,7 +32208,6 @@
     <w:p>
       <w:pPr>
         <w:spacing w:after="120" w:line="360" w:lineRule="auto"/>
-        <w:ind w:firstLine="0"/>
         <w:jc w:val="center"/>
         <w:rPr>
           <w:rFonts w:ascii="Times New Roman" w:eastAsia="Times New Roman" w:hAnsi="Times New Roman" w:cs="Times New Roman"/>
@@ -32252,7 +32330,6 @@
     <w:p>
       <w:pPr>
         <w:spacing w:after="120" w:line="360" w:lineRule="auto"/>
-        <w:ind w:firstLine="0"/>
         <w:jc w:val="center"/>
         <w:rPr>
           <w:rFonts w:ascii="Times New Roman" w:eastAsia="Times New Roman" w:hAnsi="Times New Roman" w:cs="Times New Roman"/>
@@ -32343,7 +32420,6 @@
     <w:p>
       <w:pPr>
         <w:spacing w:after="120" w:line="360" w:lineRule="auto"/>
-        <w:ind w:firstLine="0"/>
         <w:jc w:val="center"/>
         <w:rPr>
           <w:rFonts w:ascii="Times New Roman" w:eastAsia="Times New Roman" w:hAnsi="Times New Roman" w:cs="Times New Roman"/>
@@ -32426,7 +32502,6 @@
     <w:p>
       <w:pPr>
         <w:spacing w:after="120" w:line="360" w:lineRule="auto"/>
-        <w:ind w:firstLine="0"/>
         <w:jc w:val="center"/>
         <w:rPr>
           <w:rFonts w:ascii="Times New Roman" w:eastAsia="Times New Roman" w:hAnsi="Times New Roman" w:cs="Times New Roman"/>
@@ -32464,7 +32539,7 @@
         <w:pStyle w:val="2"/>
         <w:keepNext/>
         <w:keepLines/>
-        <w:spacing w:before="240" w:line="240" w:lineRule="auto" w:after="120"/>
+        <w:spacing w:before="240" w:line="240" w:lineRule="auto"/>
         <w:jc w:val="both"/>
         <w:rPr>
           <w:b/>
@@ -32706,7 +32781,7 @@
         <w:pStyle w:val="2"/>
         <w:keepNext/>
         <w:keepLines/>
-        <w:spacing w:before="240" w:line="240" w:lineRule="auto" w:after="120"/>
+        <w:spacing w:before="240" w:line="240" w:lineRule="auto"/>
         <w:jc w:val="both"/>
         <w:rPr>
           <w:b/>
@@ -33382,6 +33457,7 @@
           <w:color w:val="000000"/>
           <w:sz w:val="28"/>
           <w:szCs w:val="28"/>
+          <w:lang w:val="en-US"/>
         </w:rPr>
       </w:pPr>
       <w:bookmarkStart w:id="53" w:name="_heading=h.z337ya" w:colFirst="0" w:colLast="0"/>
@@ -33396,7 +33472,7 @@
           <w:szCs w:val="28"/>
         </w:rPr>
         <w:lastRenderedPageBreak/>
-        <w:t xml:space="preserve">СПИСОК </w:t>
+        <w:t>СПИСОК</w:t>
       </w:r>
       <w:r>
         <w:rPr>
@@ -33405,8 +33481,40 @@
           <w:color w:val="000000"/>
           <w:sz w:val="28"/>
           <w:szCs w:val="28"/>
-        </w:rPr>
-        <w:t>ИСПОЛЬЗОВАННЫХ ИСТОЧНИКОВ</w:t>
+          <w:lang w:val="en-US"/>
+        </w:rPr>
+        <w:t xml:space="preserve"> </w:t>
+      </w:r>
+      <w:r>
+        <w:rPr>
+          <w:rFonts w:ascii="Times New Roman" w:eastAsia="Times New Roman" w:hAnsi="Times New Roman" w:cs="Times New Roman"/>
+          <w:b/>
+          <w:color w:val="000000"/>
+          <w:sz w:val="28"/>
+          <w:szCs w:val="28"/>
+        </w:rPr>
+        <w:t>ИСПОЛЬЗОВАННЫХ</w:t>
+      </w:r>
+      <w:r>
+        <w:rPr>
+          <w:rFonts w:ascii="Times New Roman" w:eastAsia="Times New Roman" w:hAnsi="Times New Roman" w:cs="Times New Roman"/>
+          <w:b/>
+          <w:color w:val="000000"/>
+          <w:sz w:val="28"/>
+          <w:szCs w:val="28"/>
+          <w:lang w:val="en-US"/>
+        </w:rPr>
+        <w:t xml:space="preserve"> </w:t>
+      </w:r>
+      <w:r>
+        <w:rPr>
+          <w:rFonts w:ascii="Times New Roman" w:eastAsia="Times New Roman" w:hAnsi="Times New Roman" w:cs="Times New Roman"/>
+          <w:b/>
+          <w:color w:val="000000"/>
+          <w:sz w:val="28"/>
+          <w:szCs w:val="28"/>
+        </w:rPr>
+        <w:t>ИСТОЧНИКОВ</w:t>
       </w:r>
       <w:bookmarkEnd w:id="54"/>
     </w:p>
@@ -33425,7 +33533,6 @@
           <w:tab w:val="left" w:pos="8789"/>
         </w:tabs>
         <w:spacing w:after="0" w:line="360" w:lineRule="auto"/>
-        <w:ind w:left="0" w:firstLine="0"/>
         <w:jc w:val="both"/>
         <w:rPr>
           <w:rFonts w:ascii="Times New Roman" w:eastAsia="Times New Roman" w:hAnsi="Times New Roman" w:cs="Times New Roman"/>
@@ -33472,27 +33579,7 @@
             <w:szCs w:val="28"/>
             <w:lang w:val="en-US"/>
           </w:rPr>
-          <w:t>https://ieeexplore.ieee.org/document/5</w:t>
-        </w:r>
-        <w:r>
-          <w:rPr>
-            <w:rStyle w:val="aa"/>
-            <w:rFonts w:ascii="Times New Roman" w:eastAsia="Times New Roman" w:hAnsi="Times New Roman" w:cs="Times New Roman"/>
-            <w:sz w:val="28"/>
-            <w:szCs w:val="28"/>
-            <w:lang w:val="en-US"/>
-          </w:rPr>
-          <w:t>8</w:t>
-        </w:r>
-        <w:r>
-          <w:rPr>
-            <w:rStyle w:val="aa"/>
-            <w:rFonts w:ascii="Times New Roman" w:eastAsia="Times New Roman" w:hAnsi="Times New Roman" w:cs="Times New Roman"/>
-            <w:sz w:val="28"/>
-            <w:szCs w:val="28"/>
-            <w:lang w:val="en-US"/>
-          </w:rPr>
-          <w:t>8521</w:t>
+          <w:t>https://ieeexplore.ieee.org/document/588521</w:t>
         </w:r>
       </w:hyperlink>
       <w:r>
@@ -33572,7 +33659,6 @@
           <w:tab w:val="left" w:pos="8789"/>
         </w:tabs>
         <w:spacing w:after="0" w:line="360" w:lineRule="auto"/>
-        <w:ind w:left="0" w:firstLine="0"/>
         <w:jc w:val="both"/>
         <w:rPr>
           <w:rFonts w:ascii="Times New Roman" w:eastAsia="Times New Roman" w:hAnsi="Times New Roman" w:cs="Times New Roman"/>
@@ -33599,27 +33685,7 @@
             <w:szCs w:val="28"/>
             <w:lang w:val="en-US"/>
           </w:rPr>
-          <w:t>https://allo</w:t>
-        </w:r>
-        <w:r>
-          <w:rPr>
-            <w:rStyle w:val="aa"/>
-            <w:rFonts w:ascii="Times New Roman" w:eastAsia="Times New Roman" w:hAnsi="Times New Roman" w:cs="Times New Roman"/>
-            <w:sz w:val="28"/>
-            <w:szCs w:val="28"/>
-            <w:lang w:val="en-US"/>
-          </w:rPr>
-          <w:t>y</w:t>
-        </w:r>
-        <w:r>
-          <w:rPr>
-            <w:rStyle w:val="aa"/>
-            <w:rFonts w:ascii="Times New Roman" w:eastAsia="Times New Roman" w:hAnsi="Times New Roman" w:cs="Times New Roman"/>
-            <w:sz w:val="28"/>
-            <w:szCs w:val="28"/>
-            <w:lang w:val="en-US"/>
-          </w:rPr>
-          <w:t>tools.org</w:t>
+          <w:t>https://alloytools.org</w:t>
         </w:r>
       </w:hyperlink>
       <w:r>
@@ -33699,7 +33765,6 @@
           <w:tab w:val="left" w:pos="8789"/>
         </w:tabs>
         <w:spacing w:after="0" w:line="360" w:lineRule="auto"/>
-        <w:ind w:left="0" w:firstLine="0"/>
         <w:jc w:val="both"/>
         <w:rPr>
           <w:rFonts w:ascii="Times New Roman" w:eastAsia="Times New Roman" w:hAnsi="Times New Roman" w:cs="Times New Roman"/>
@@ -33746,27 +33811,7 @@
             <w:szCs w:val="28"/>
             <w:lang w:val="en-US"/>
           </w:rPr>
-          <w:t>https://archive.org/details/</w:t>
-        </w:r>
-        <w:r>
-          <w:rPr>
-            <w:rStyle w:val="aa"/>
-            <w:rFonts w:ascii="Times New Roman" w:eastAsia="Times New Roman" w:hAnsi="Times New Roman" w:cs="Times New Roman"/>
-            <w:sz w:val="28"/>
-            <w:szCs w:val="28"/>
-            <w:lang w:val="en-US"/>
-          </w:rPr>
-          <w:t>m</w:t>
-        </w:r>
-        <w:r>
-          <w:rPr>
-            <w:rStyle w:val="aa"/>
-            <w:rFonts w:ascii="Times New Roman" w:eastAsia="Times New Roman" w:hAnsi="Times New Roman" w:cs="Times New Roman"/>
-            <w:sz w:val="28"/>
-            <w:szCs w:val="28"/>
-            <w:lang w:val="en-US"/>
-          </w:rPr>
-          <w:t>odelingineventb0000abri</w:t>
+          <w:t>https://archive.org/details/modelingineventb0000abri</w:t>
         </w:r>
       </w:hyperlink>
       <w:r>
@@ -33864,7 +33909,6 @@
           <w:tab w:val="left" w:pos="8789"/>
         </w:tabs>
         <w:spacing w:after="0" w:line="360" w:lineRule="auto"/>
-        <w:ind w:left="0" w:firstLine="0"/>
         <w:jc w:val="both"/>
         <w:rPr>
           <w:rFonts w:ascii="Times New Roman" w:eastAsia="Times New Roman" w:hAnsi="Times New Roman" w:cs="Times New Roman"/>
@@ -33911,27 +33955,7 @@
             <w:szCs w:val="28"/>
             <w:lang w:val="en-US"/>
           </w:rPr>
-          <w:t>https://web.archive.org/web/20130605044806/http://citeseerx.ist.psu.edu/viewdoc/download?doi=10.1.1.27.9658&amp;rep=rep1&amp;type=</w:t>
-        </w:r>
-        <w:r>
-          <w:rPr>
-            <w:rStyle w:val="aa"/>
-            <w:rFonts w:ascii="Times New Roman" w:eastAsia="Times New Roman" w:hAnsi="Times New Roman" w:cs="Times New Roman"/>
-            <w:sz w:val="28"/>
-            <w:szCs w:val="28"/>
-            <w:lang w:val="en-US"/>
-          </w:rPr>
-          <w:t>p</w:t>
-        </w:r>
-        <w:r>
-          <w:rPr>
-            <w:rStyle w:val="aa"/>
-            <w:rFonts w:ascii="Times New Roman" w:eastAsia="Times New Roman" w:hAnsi="Times New Roman" w:cs="Times New Roman"/>
-            <w:sz w:val="28"/>
-            <w:szCs w:val="28"/>
-            <w:lang w:val="en-US"/>
-          </w:rPr>
-          <w:t>df</w:t>
+          <w:t>https://web.archive.org/web/20130605044806/http://citeseerx.ist.psu.edu/viewdoc/download?doi=10.1.1.27.9658&amp;rep=rep1&amp;type=pdf</w:t>
         </w:r>
       </w:hyperlink>
       <w:r>
@@ -34029,7 +34053,6 @@
           <w:tab w:val="left" w:pos="8789"/>
         </w:tabs>
         <w:spacing w:after="0" w:line="360" w:lineRule="auto"/>
-        <w:ind w:left="0" w:firstLine="0"/>
         <w:jc w:val="both"/>
         <w:rPr>
           <w:rFonts w:ascii="Times New Roman" w:eastAsia="Times New Roman" w:hAnsi="Times New Roman" w:cs="Times New Roman"/>
@@ -34056,47 +34079,7 @@
             <w:szCs w:val="28"/>
             <w:lang w:val="en-US"/>
           </w:rPr>
-          <w:t>https://www.</w:t>
-        </w:r>
-        <w:r>
-          <w:rPr>
-            <w:rStyle w:val="aa"/>
-            <w:rFonts w:ascii="Times New Roman" w:eastAsia="Times New Roman" w:hAnsi="Times New Roman" w:cs="Times New Roman"/>
-            <w:sz w:val="28"/>
-            <w:szCs w:val="28"/>
-            <w:lang w:val="en-US"/>
-          </w:rPr>
-          <w:t>o</w:t>
-        </w:r>
-        <w:r>
-          <w:rPr>
-            <w:rStyle w:val="aa"/>
-            <w:rFonts w:ascii="Times New Roman" w:eastAsia="Times New Roman" w:hAnsi="Times New Roman" w:cs="Times New Roman"/>
-            <w:sz w:val="28"/>
-            <w:szCs w:val="28"/>
-            <w:lang w:val="en-US"/>
-          </w:rPr>
-          <w:t>mg.</w:t>
-        </w:r>
-        <w:r>
-          <w:rPr>
-            <w:rStyle w:val="aa"/>
-            <w:rFonts w:ascii="Times New Roman" w:eastAsia="Times New Roman" w:hAnsi="Times New Roman" w:cs="Times New Roman"/>
-            <w:sz w:val="28"/>
-            <w:szCs w:val="28"/>
-            <w:lang w:val="en-US"/>
-          </w:rPr>
-          <w:t>o</w:t>
-        </w:r>
-        <w:r>
-          <w:rPr>
-            <w:rStyle w:val="aa"/>
-            <w:rFonts w:ascii="Times New Roman" w:eastAsia="Times New Roman" w:hAnsi="Times New Roman" w:cs="Times New Roman"/>
-            <w:sz w:val="28"/>
-            <w:szCs w:val="28"/>
-            <w:lang w:val="en-US"/>
-          </w:rPr>
-          <w:t>rg/spec/UML/2.5.1</w:t>
+          <w:t>https://www.omg.org/spec/UML/2.5.1</w:t>
         </w:r>
       </w:hyperlink>
       <w:r>
@@ -34194,7 +34177,6 @@
           <w:tab w:val="left" w:pos="8789"/>
         </w:tabs>
         <w:spacing w:after="0" w:line="360" w:lineRule="auto"/>
-        <w:ind w:left="0" w:firstLine="0"/>
         <w:jc w:val="both"/>
         <w:rPr>
           <w:rFonts w:ascii="Times New Roman" w:eastAsia="Times New Roman" w:hAnsi="Times New Roman" w:cs="Times New Roman"/>
@@ -34241,27 +34223,7 @@
             <w:szCs w:val="28"/>
             <w:lang w:val="en-US"/>
           </w:rPr>
-          <w:t>https://www.omg.org</w:t>
-        </w:r>
-        <w:r>
-          <w:rPr>
-            <w:rStyle w:val="aa"/>
-            <w:rFonts w:ascii="Times New Roman" w:eastAsia="Times New Roman" w:hAnsi="Times New Roman" w:cs="Times New Roman"/>
-            <w:sz w:val="28"/>
-            <w:szCs w:val="28"/>
-            <w:lang w:val="en-US"/>
-          </w:rPr>
-          <w:t>/</w:t>
-        </w:r>
-        <w:r>
-          <w:rPr>
-            <w:rStyle w:val="aa"/>
-            <w:rFonts w:ascii="Times New Roman" w:eastAsia="Times New Roman" w:hAnsi="Times New Roman" w:cs="Times New Roman"/>
-            <w:sz w:val="28"/>
-            <w:szCs w:val="28"/>
-            <w:lang w:val="en-US"/>
-          </w:rPr>
-          <w:t>spec/SysML/1.6</w:t>
+          <w:t>https://www.omg.org/spec/SysML/1.6</w:t>
         </w:r>
       </w:hyperlink>
       <w:r>
@@ -34368,7 +34330,6 @@
           <w:tab w:val="left" w:pos="8789"/>
         </w:tabs>
         <w:spacing w:after="0" w:line="360" w:lineRule="auto"/>
-        <w:ind w:left="0" w:firstLine="0"/>
         <w:jc w:val="both"/>
         <w:rPr>
           <w:rFonts w:ascii="Times New Roman" w:eastAsia="Times New Roman" w:hAnsi="Times New Roman" w:cs="Times New Roman"/>
@@ -34435,47 +34396,7 @@
             <w:szCs w:val="28"/>
             <w:lang w:val="en-US"/>
           </w:rPr>
-          <w:t>https://www.researchgate.net/publication/3247218_Scenario-Based_Analysis_of_Softwa</w:t>
-        </w:r>
-        <w:r>
-          <w:rPr>
-            <w:rStyle w:val="aa"/>
-            <w:rFonts w:ascii="Times New Roman" w:eastAsia="Times New Roman" w:hAnsi="Times New Roman" w:cs="Times New Roman"/>
-            <w:sz w:val="28"/>
-            <w:szCs w:val="28"/>
-            <w:lang w:val="en-US"/>
-          </w:rPr>
-          <w:t>r</w:t>
-        </w:r>
-        <w:r>
-          <w:rPr>
-            <w:rStyle w:val="aa"/>
-            <w:rFonts w:ascii="Times New Roman" w:eastAsia="Times New Roman" w:hAnsi="Times New Roman" w:cs="Times New Roman"/>
-            <w:sz w:val="28"/>
-            <w:szCs w:val="28"/>
-            <w:lang w:val="en-US"/>
-          </w:rPr>
-          <w:t>e_Arch</w:t>
-        </w:r>
-        <w:r>
-          <w:rPr>
-            <w:rStyle w:val="aa"/>
-            <w:rFonts w:ascii="Times New Roman" w:eastAsia="Times New Roman" w:hAnsi="Times New Roman" w:cs="Times New Roman"/>
-            <w:sz w:val="28"/>
-            <w:szCs w:val="28"/>
-            <w:lang w:val="en-US"/>
-          </w:rPr>
-          <w:t>i</w:t>
-        </w:r>
-        <w:r>
-          <w:rPr>
-            <w:rStyle w:val="aa"/>
-            <w:rFonts w:ascii="Times New Roman" w:eastAsia="Times New Roman" w:hAnsi="Times New Roman" w:cs="Times New Roman"/>
-            <w:sz w:val="28"/>
-            <w:szCs w:val="28"/>
-            <w:lang w:val="en-US"/>
-          </w:rPr>
-          <w:t>tecture</w:t>
+          <w:t>https://www.researchgate.net/publication/3247218_Scenario-Based_Analysis_of_Software_Architecture</w:t>
         </w:r>
       </w:hyperlink>
       <w:r>
@@ -34573,7 +34494,6 @@
           <w:tab w:val="left" w:pos="8789"/>
         </w:tabs>
         <w:spacing w:after="0" w:line="360" w:lineRule="auto"/>
-        <w:ind w:left="0" w:firstLine="0"/>
         <w:jc w:val="both"/>
         <w:rPr>
           <w:rFonts w:ascii="Times New Roman" w:eastAsia="Times New Roman" w:hAnsi="Times New Roman" w:cs="Times New Roman"/>
@@ -34609,7 +34529,7 @@
           <w:szCs w:val="28"/>
           <w:lang w:val="en-US"/>
         </w:rPr>
-        <w:t xml:space="preserve"> R., Klein M., Clements P. ATAM: Method for Architecture Evaluation. — Carnegie Mellon University, Software Engineering Institute, 2000. </w:t>
+        <w:t xml:space="preserve"> R., Klein M., Clements P. ATAM: Method for Architecture Evaluation. — Carnegie Mellon University, Software Engineering Institute, 2000. — 93 p. — </w:t>
       </w:r>
       <w:r>
         <w:rPr>
@@ -34619,7 +34539,7 @@
           <w:lang w:val="en-US"/>
         </w:rPr>
         <w:lastRenderedPageBreak/>
-        <w:t xml:space="preserve">— 93 p. — URL: </w:t>
+        <w:t xml:space="preserve">URL: </w:t>
       </w:r>
       <w:hyperlink r:id="rId40" w:history="1">
         <w:r>
@@ -34630,17 +34550,7 @@
             <w:szCs w:val="28"/>
             <w:lang w:val="en-US"/>
           </w:rPr>
-          <w:t>https://resources.sei.cmu.edu/library/asset-view.cfm?assetid=517</w:t>
-        </w:r>
-        <w:r>
-          <w:rPr>
-            <w:rStyle w:val="aa"/>
-            <w:rFonts w:ascii="Times New Roman" w:eastAsia="Times New Roman" w:hAnsi="Times New Roman" w:cs="Times New Roman"/>
-            <w:sz w:val="28"/>
-            <w:szCs w:val="28"/>
-            <w:lang w:val="en-US"/>
-          </w:rPr>
-          <w:t>7</w:t>
+          <w:t>https://resources.sei.cmu.edu/library/asset-view.cfm?assetid=5177</w:t>
         </w:r>
       </w:hyperlink>
       <w:r>
@@ -34738,7 +34648,6 @@
           <w:tab w:val="left" w:pos="8789"/>
         </w:tabs>
         <w:spacing w:after="0" w:line="360" w:lineRule="auto"/>
-        <w:ind w:left="0" w:firstLine="0"/>
         <w:jc w:val="both"/>
         <w:rPr>
           <w:rFonts w:ascii="Times New Roman" w:eastAsia="Times New Roman" w:hAnsi="Times New Roman" w:cs="Times New Roman"/>
@@ -34785,27 +34694,7 @@
             <w:szCs w:val="28"/>
             <w:lang w:val="en-US"/>
           </w:rPr>
-          <w:t>https://link.springer.com/chapter/10.1007/978-0-38</w:t>
-        </w:r>
-        <w:r>
-          <w:rPr>
-            <w:rStyle w:val="aa"/>
-            <w:rFonts w:ascii="Times New Roman" w:eastAsia="Times New Roman" w:hAnsi="Times New Roman" w:cs="Times New Roman"/>
-            <w:sz w:val="28"/>
-            <w:szCs w:val="28"/>
-            <w:lang w:val="en-US"/>
-          </w:rPr>
-          <w:t>7</w:t>
-        </w:r>
-        <w:r>
-          <w:rPr>
-            <w:rStyle w:val="aa"/>
-            <w:rFonts w:ascii="Times New Roman" w:eastAsia="Times New Roman" w:hAnsi="Times New Roman" w:cs="Times New Roman"/>
-            <w:sz w:val="28"/>
-            <w:szCs w:val="28"/>
-            <w:lang w:val="en-US"/>
-          </w:rPr>
-          <w:t>-35563-4_16</w:t>
+          <w:t>https://link.springer.com/chapter/10.1007/978-0-387-35563-4_16</w:t>
         </w:r>
       </w:hyperlink>
       <w:r>
@@ -34903,7 +34792,6 @@
           <w:tab w:val="left" w:pos="8789"/>
         </w:tabs>
         <w:spacing w:after="0" w:line="360" w:lineRule="auto"/>
-        <w:ind w:left="0" w:firstLine="0"/>
         <w:jc w:val="both"/>
         <w:rPr>
           <w:rFonts w:ascii="Times New Roman" w:eastAsia="Times New Roman" w:hAnsi="Times New Roman" w:cs="Times New Roman"/>
@@ -34930,27 +34818,7 @@
             <w:szCs w:val="28"/>
             <w:lang w:val="en-US"/>
           </w:rPr>
-          <w:t>https://www.researchgate.net/publication/234792513_PASA_A_method_for_the_performance_ass</w:t>
-        </w:r>
-        <w:r>
-          <w:rPr>
-            <w:rStyle w:val="aa"/>
-            <w:rFonts w:ascii="Times New Roman" w:eastAsia="Times New Roman" w:hAnsi="Times New Roman" w:cs="Times New Roman"/>
-            <w:sz w:val="28"/>
-            <w:szCs w:val="28"/>
-            <w:lang w:val="en-US"/>
-          </w:rPr>
-          <w:t>e</w:t>
-        </w:r>
-        <w:r>
-          <w:rPr>
-            <w:rStyle w:val="aa"/>
-            <w:rFonts w:ascii="Times New Roman" w:eastAsia="Times New Roman" w:hAnsi="Times New Roman" w:cs="Times New Roman"/>
-            <w:sz w:val="28"/>
-            <w:szCs w:val="28"/>
-            <w:lang w:val="en-US"/>
-          </w:rPr>
-          <w:t>ssment_of_software_architectures</w:t>
+          <w:t>https://www.researchgate.net/publication/234792513_PASA_A_method_for_the_performance_assessment_of_software_architectures</w:t>
         </w:r>
       </w:hyperlink>
       <w:r>
@@ -35048,7 +34916,6 @@
           <w:tab w:val="left" w:pos="8789"/>
         </w:tabs>
         <w:spacing w:after="0" w:line="360" w:lineRule="auto"/>
-        <w:ind w:left="0" w:firstLine="0"/>
         <w:jc w:val="both"/>
         <w:rPr>
           <w:rFonts w:ascii="Times New Roman" w:eastAsia="Times New Roman" w:hAnsi="Times New Roman" w:cs="Times New Roman"/>
@@ -35115,27 +34982,7 @@
             <w:szCs w:val="28"/>
             <w:lang w:val="en-US"/>
           </w:rPr>
-          <w:t>https://ieeexplore.ieee.org/docum</w:t>
-        </w:r>
-        <w:r>
-          <w:rPr>
-            <w:rStyle w:val="aa"/>
-            <w:rFonts w:ascii="Times New Roman" w:eastAsia="Times New Roman" w:hAnsi="Times New Roman" w:cs="Times New Roman"/>
-            <w:sz w:val="28"/>
-            <w:szCs w:val="28"/>
-            <w:lang w:val="en-US"/>
-          </w:rPr>
-          <w:t>e</w:t>
-        </w:r>
-        <w:r>
-          <w:rPr>
-            <w:rStyle w:val="aa"/>
-            <w:rFonts w:ascii="Times New Roman" w:eastAsia="Times New Roman" w:hAnsi="Times New Roman" w:cs="Times New Roman"/>
-            <w:sz w:val="28"/>
-            <w:szCs w:val="28"/>
-            <w:lang w:val="en-US"/>
-          </w:rPr>
-          <w:t>nt/1407801</w:t>
+          <w:t>https://ieeexplore.ieee.org/document/1407801</w:t>
         </w:r>
       </w:hyperlink>
       <w:r>
@@ -35233,7 +35080,6 @@
           <w:tab w:val="left" w:pos="8789"/>
         </w:tabs>
         <w:spacing w:after="0" w:line="360" w:lineRule="auto"/>
-        <w:ind w:left="0" w:firstLine="0"/>
         <w:jc w:val="both"/>
         <w:rPr>
           <w:rFonts w:ascii="Times New Roman" w:eastAsia="Times New Roman" w:hAnsi="Times New Roman" w:cs="Times New Roman"/>
@@ -35260,27 +35106,7 @@
             <w:szCs w:val="28"/>
             <w:lang w:val="en-US"/>
           </w:rPr>
-          <w:t>https://ieeexplore.ieee.org/document/1</w:t>
-        </w:r>
-        <w:r>
-          <w:rPr>
-            <w:rStyle w:val="aa"/>
-            <w:rFonts w:ascii="Times New Roman" w:eastAsia="Times New Roman" w:hAnsi="Times New Roman" w:cs="Times New Roman"/>
-            <w:sz w:val="28"/>
-            <w:szCs w:val="28"/>
-            <w:lang w:val="en-US"/>
-          </w:rPr>
-          <w:t>2</w:t>
-        </w:r>
-        <w:r>
-          <w:rPr>
-            <w:rStyle w:val="aa"/>
-            <w:rFonts w:ascii="Times New Roman" w:eastAsia="Times New Roman" w:hAnsi="Times New Roman" w:cs="Times New Roman"/>
-            <w:sz w:val="28"/>
-            <w:szCs w:val="28"/>
-            <w:lang w:val="en-US"/>
-          </w:rPr>
-          <w:t>90483</w:t>
+          <w:t>https://ieeexplore.ieee.org/document/1290483</w:t>
         </w:r>
       </w:hyperlink>
       <w:r>
@@ -35378,7 +35204,6 @@
           <w:tab w:val="left" w:pos="8789"/>
         </w:tabs>
         <w:spacing w:after="0" w:line="360" w:lineRule="auto"/>
-        <w:ind w:left="0" w:firstLine="0"/>
         <w:jc w:val="both"/>
         <w:rPr>
           <w:rFonts w:ascii="Times New Roman" w:eastAsia="Times New Roman" w:hAnsi="Times New Roman" w:cs="Times New Roman"/>
@@ -35425,27 +35250,7 @@
             <w:szCs w:val="28"/>
             <w:lang w:val="en-US"/>
           </w:rPr>
-          <w:t>https://ieeexplore.ieee.org/documen</w:t>
-        </w:r>
-        <w:r>
-          <w:rPr>
-            <w:rStyle w:val="aa"/>
-            <w:rFonts w:ascii="Times New Roman" w:eastAsia="Times New Roman" w:hAnsi="Times New Roman" w:cs="Times New Roman"/>
-            <w:sz w:val="28"/>
-            <w:szCs w:val="28"/>
-            <w:lang w:val="en-US"/>
-          </w:rPr>
-          <w:t>t</w:t>
-        </w:r>
-        <w:r>
-          <w:rPr>
-            <w:rStyle w:val="aa"/>
-            <w:rFonts w:ascii="Times New Roman" w:eastAsia="Times New Roman" w:hAnsi="Times New Roman" w:cs="Times New Roman"/>
-            <w:sz w:val="28"/>
-            <w:szCs w:val="28"/>
-            <w:lang w:val="en-US"/>
-          </w:rPr>
-          <w:t>/363993</w:t>
+          <w:t>https://ieeexplore.ieee.org/document/363993</w:t>
         </w:r>
       </w:hyperlink>
       <w:r>
@@ -35543,7 +35348,6 @@
           <w:tab w:val="left" w:pos="8789"/>
         </w:tabs>
         <w:spacing w:after="0" w:line="360" w:lineRule="auto"/>
-        <w:ind w:left="0" w:firstLine="0"/>
         <w:jc w:val="both"/>
         <w:rPr>
           <w:rFonts w:ascii="Times New Roman" w:eastAsia="Times New Roman" w:hAnsi="Times New Roman" w:cs="Times New Roman"/>
@@ -35688,7 +35492,6 @@
           <w:tab w:val="left" w:pos="8789"/>
         </w:tabs>
         <w:spacing w:after="0" w:line="360" w:lineRule="auto"/>
-        <w:ind w:left="0" w:firstLine="0"/>
         <w:jc w:val="both"/>
         <w:rPr>
           <w:rFonts w:ascii="Times New Roman" w:eastAsia="Times New Roman" w:hAnsi="Times New Roman" w:cs="Times New Roman"/>
@@ -35774,7 +35577,6 @@
           <w:szCs w:val="28"/>
           <w:lang w:val="en-US"/>
         </w:rPr>
-        <w:lastRenderedPageBreak/>
         <w:t>Rheinisch-Westfälisches</w:t>
       </w:r>
       <w:proofErr w:type="spellEnd"/>
@@ -35876,7 +35678,7 @@
             <w:szCs w:val="28"/>
             <w:lang w:val="en-US"/>
           </w:rPr>
-          <w:t>https://www2.informatik.uni-hamburg.de/TGI/pub</w:t>
+          <w:t>https://www2.informatik.uni-</w:t>
         </w:r>
         <w:r>
           <w:rPr>
@@ -35886,17 +35688,8 @@
             <w:szCs w:val="28"/>
             <w:lang w:val="en-US"/>
           </w:rPr>
-          <w:t>l</w:t>
-        </w:r>
-        <w:r>
-          <w:rPr>
-            <w:rStyle w:val="aa"/>
-            <w:rFonts w:ascii="Times New Roman" w:eastAsia="Times New Roman" w:hAnsi="Times New Roman" w:cs="Times New Roman"/>
-            <w:sz w:val="28"/>
-            <w:szCs w:val="28"/>
-            <w:lang w:val="en-US"/>
-          </w:rPr>
-          <w:t>ikationen/public/1962/Petri62/Petri62_eng.html</w:t>
+          <w:lastRenderedPageBreak/>
+          <w:t>hamburg.de/TGI/publikationen/public/1962/Petri62/Petri62_eng.html</w:t>
         </w:r>
       </w:hyperlink>
       <w:r>
@@ -35994,7 +35787,6 @@
           <w:tab w:val="left" w:pos="8789"/>
         </w:tabs>
         <w:spacing w:after="0" w:line="360" w:lineRule="auto"/>
-        <w:ind w:left="0" w:firstLine="0"/>
         <w:jc w:val="both"/>
         <w:rPr>
           <w:rFonts w:ascii="Times New Roman" w:eastAsia="Times New Roman" w:hAnsi="Times New Roman" w:cs="Times New Roman"/>
@@ -36021,27 +35813,7 @@
             <w:szCs w:val="28"/>
             <w:lang w:val="en-US"/>
           </w:rPr>
-          <w:t>https://c4m</w:t>
-        </w:r>
-        <w:r>
-          <w:rPr>
-            <w:rStyle w:val="aa"/>
-            <w:rFonts w:ascii="Times New Roman" w:eastAsia="Times New Roman" w:hAnsi="Times New Roman" w:cs="Times New Roman"/>
-            <w:sz w:val="28"/>
-            <w:szCs w:val="28"/>
-            <w:lang w:val="en-US"/>
-          </w:rPr>
-          <w:t>o</w:t>
-        </w:r>
-        <w:r>
-          <w:rPr>
-            <w:rStyle w:val="aa"/>
-            <w:rFonts w:ascii="Times New Roman" w:eastAsia="Times New Roman" w:hAnsi="Times New Roman" w:cs="Times New Roman"/>
-            <w:sz w:val="28"/>
-            <w:szCs w:val="28"/>
-            <w:lang w:val="en-US"/>
-          </w:rPr>
-          <w:t>del.com</w:t>
+          <w:t>https://c4model.com</w:t>
         </w:r>
       </w:hyperlink>
       <w:r>
@@ -36139,7 +35911,6 @@
           <w:tab w:val="left" w:pos="8789"/>
         </w:tabs>
         <w:spacing w:after="0" w:line="360" w:lineRule="auto"/>
-        <w:ind w:left="0" w:firstLine="0"/>
         <w:jc w:val="both"/>
         <w:rPr>
           <w:rFonts w:ascii="Times New Roman" w:eastAsia="Times New Roman" w:hAnsi="Times New Roman" w:cs="Times New Roman"/>
@@ -36181,25 +35952,7 @@
             <w:sz w:val="28"/>
             <w:szCs w:val="28"/>
           </w:rPr>
-          <w:t>https://struc</w:t>
-        </w:r>
-        <w:r>
-          <w:rPr>
-            <w:rStyle w:val="aa"/>
-            <w:rFonts w:ascii="Times New Roman" w:eastAsia="Times New Roman" w:hAnsi="Times New Roman" w:cs="Times New Roman"/>
-            <w:sz w:val="28"/>
-            <w:szCs w:val="28"/>
-          </w:rPr>
-          <w:t>t</w:t>
-        </w:r>
-        <w:r>
-          <w:rPr>
-            <w:rStyle w:val="aa"/>
-            <w:rFonts w:ascii="Times New Roman" w:eastAsia="Times New Roman" w:hAnsi="Times New Roman" w:cs="Times New Roman"/>
-            <w:sz w:val="28"/>
-            <w:szCs w:val="28"/>
-          </w:rPr>
-          <w:t>urizr.com</w:t>
+          <w:t>https://structurizr.com</w:t>
         </w:r>
       </w:hyperlink>
       <w:r>
@@ -36242,7 +35995,6 @@
           <w:tab w:val="left" w:pos="8789"/>
         </w:tabs>
         <w:spacing w:after="0" w:line="360" w:lineRule="auto"/>
-        <w:ind w:left="0" w:firstLine="0"/>
         <w:jc w:val="both"/>
         <w:rPr>
           <w:rFonts w:ascii="Times New Roman" w:eastAsia="Times New Roman" w:hAnsi="Times New Roman" w:cs="Times New Roman"/>
@@ -36302,25 +36054,7 @@
             <w:sz w:val="28"/>
             <w:szCs w:val="28"/>
           </w:rPr>
-          <w:t>https://</w:t>
-        </w:r>
-        <w:r>
-          <w:rPr>
-            <w:rStyle w:val="aa"/>
-            <w:rFonts w:ascii="Times New Roman" w:eastAsia="Times New Roman" w:hAnsi="Times New Roman" w:cs="Times New Roman"/>
-            <w:sz w:val="28"/>
-            <w:szCs w:val="28"/>
-          </w:rPr>
-          <w:t>n</w:t>
-        </w:r>
-        <w:r>
-          <w:rPr>
-            <w:rStyle w:val="aa"/>
-            <w:rFonts w:ascii="Times New Roman" w:eastAsia="Times New Roman" w:hAnsi="Times New Roman" w:cs="Times New Roman"/>
-            <w:sz w:val="28"/>
-            <w:szCs w:val="28"/>
-          </w:rPr>
-          <w:t>eo4j.com</w:t>
+          <w:t>https://neo4j.com</w:t>
         </w:r>
       </w:hyperlink>
       <w:r>
@@ -36363,7 +36097,6 @@
           <w:tab w:val="left" w:pos="8789"/>
         </w:tabs>
         <w:spacing w:after="0" w:line="360" w:lineRule="auto"/>
-        <w:ind w:left="0" w:firstLine="0"/>
         <w:jc w:val="both"/>
         <w:rPr>
           <w:rFonts w:ascii="Times New Roman" w:eastAsia="Times New Roman" w:hAnsi="Times New Roman" w:cs="Times New Roman"/>
@@ -36405,25 +36138,7 @@
             <w:sz w:val="28"/>
             <w:szCs w:val="28"/>
           </w:rPr>
-          <w:t>https://neo4j.com/la</w:t>
-        </w:r>
-        <w:r>
-          <w:rPr>
-            <w:rStyle w:val="aa"/>
-            <w:rFonts w:ascii="Times New Roman" w:eastAsia="Times New Roman" w:hAnsi="Times New Roman" w:cs="Times New Roman"/>
-            <w:sz w:val="28"/>
-            <w:szCs w:val="28"/>
-          </w:rPr>
-          <w:t>b</w:t>
-        </w:r>
-        <w:r>
-          <w:rPr>
-            <w:rStyle w:val="aa"/>
-            <w:rFonts w:ascii="Times New Roman" w:eastAsia="Times New Roman" w:hAnsi="Times New Roman" w:cs="Times New Roman"/>
-            <w:sz w:val="28"/>
-            <w:szCs w:val="28"/>
-          </w:rPr>
-          <w:t>s/apoc</w:t>
+          <w:t>https://neo4j.com/labs/apoc</w:t>
         </w:r>
       </w:hyperlink>
       <w:r>
@@ -36466,7 +36181,6 @@
           <w:tab w:val="left" w:pos="8789"/>
         </w:tabs>
         <w:spacing w:after="0" w:line="360" w:lineRule="auto"/>
-        <w:ind w:left="0" w:firstLine="0"/>
         <w:jc w:val="both"/>
         <w:rPr>
           <w:rFonts w:ascii="Times New Roman" w:eastAsia="Times New Roman" w:hAnsi="Times New Roman" w:cs="Times New Roman"/>
@@ -36590,7 +36304,6 @@
           <w:tab w:val="left" w:pos="8789"/>
         </w:tabs>
         <w:spacing w:after="0" w:line="360" w:lineRule="auto"/>
-        <w:ind w:left="0" w:firstLine="0"/>
         <w:jc w:val="both"/>
         <w:rPr>
           <w:rFonts w:ascii="Times New Roman" w:eastAsia="Times New Roman" w:hAnsi="Times New Roman" w:cs="Times New Roman"/>
@@ -36650,25 +36363,7 @@
             <w:sz w:val="28"/>
             <w:szCs w:val="28"/>
           </w:rPr>
-          <w:t>https://aws.amazon.com/n</w:t>
-        </w:r>
-        <w:r>
-          <w:rPr>
-            <w:rStyle w:val="aa"/>
-            <w:rFonts w:ascii="Times New Roman" w:eastAsia="Times New Roman" w:hAnsi="Times New Roman" w:cs="Times New Roman"/>
-            <w:sz w:val="28"/>
-            <w:szCs w:val="28"/>
-          </w:rPr>
-          <w:t>e</w:t>
-        </w:r>
-        <w:r>
-          <w:rPr>
-            <w:rStyle w:val="aa"/>
-            <w:rFonts w:ascii="Times New Roman" w:eastAsia="Times New Roman" w:hAnsi="Times New Roman" w:cs="Times New Roman"/>
-            <w:sz w:val="28"/>
-            <w:szCs w:val="28"/>
-          </w:rPr>
-          <w:t>ptune</w:t>
+          <w:t>https://aws.amazon.com/neptune</w:t>
         </w:r>
       </w:hyperlink>
       <w:r>
@@ -36711,7 +36406,6 @@
           <w:tab w:val="left" w:pos="8789"/>
         </w:tabs>
         <w:spacing w:after="0" w:line="360" w:lineRule="auto"/>
-        <w:ind w:left="0" w:firstLine="0"/>
         <w:jc w:val="both"/>
         <w:rPr>
           <w:rFonts w:ascii="Times New Roman" w:eastAsia="Times New Roman" w:hAnsi="Times New Roman" w:cs="Times New Roman"/>
@@ -36868,7 +36562,6 @@
           <w:tab w:val="left" w:pos="8789"/>
         </w:tabs>
         <w:spacing w:after="0" w:line="360" w:lineRule="auto"/>
-        <w:ind w:left="0" w:firstLine="0"/>
         <w:jc w:val="both"/>
         <w:rPr>
           <w:rFonts w:ascii="Times New Roman" w:eastAsia="Times New Roman" w:hAnsi="Times New Roman" w:cs="Times New Roman"/>
@@ -36928,25 +36621,7 @@
             <w:sz w:val="28"/>
             <w:szCs w:val="28"/>
           </w:rPr>
-          <w:t>https://opencypher.</w:t>
-        </w:r>
-        <w:r>
-          <w:rPr>
-            <w:rStyle w:val="aa"/>
-            <w:rFonts w:ascii="Times New Roman" w:eastAsia="Times New Roman" w:hAnsi="Times New Roman" w:cs="Times New Roman"/>
-            <w:sz w:val="28"/>
-            <w:szCs w:val="28"/>
-          </w:rPr>
-          <w:t>o</w:t>
-        </w:r>
-        <w:r>
-          <w:rPr>
-            <w:rStyle w:val="aa"/>
-            <w:rFonts w:ascii="Times New Roman" w:eastAsia="Times New Roman" w:hAnsi="Times New Roman" w:cs="Times New Roman"/>
-            <w:sz w:val="28"/>
-            <w:szCs w:val="28"/>
-          </w:rPr>
-          <w:t>rg</w:t>
+          <w:t>https://opencypher.org</w:t>
         </w:r>
       </w:hyperlink>
       <w:r>
@@ -36989,7 +36664,6 @@
           <w:tab w:val="left" w:pos="8789"/>
         </w:tabs>
         <w:spacing w:after="0" w:line="360" w:lineRule="auto"/>
-        <w:ind w:left="0" w:firstLine="0"/>
         <w:jc w:val="both"/>
         <w:rPr>
           <w:rFonts w:ascii="Times New Roman" w:eastAsia="Times New Roman" w:hAnsi="Times New Roman" w:cs="Times New Roman"/>
@@ -37031,25 +36705,7 @@
             <w:sz w:val="28"/>
             <w:szCs w:val="28"/>
           </w:rPr>
-          <w:t>https://arang</w:t>
-        </w:r>
-        <w:r>
-          <w:rPr>
-            <w:rStyle w:val="aa"/>
-            <w:rFonts w:ascii="Times New Roman" w:eastAsia="Times New Roman" w:hAnsi="Times New Roman" w:cs="Times New Roman"/>
-            <w:sz w:val="28"/>
-            <w:szCs w:val="28"/>
-          </w:rPr>
-          <w:t>o</w:t>
-        </w:r>
-        <w:r>
-          <w:rPr>
-            <w:rStyle w:val="aa"/>
-            <w:rFonts w:ascii="Times New Roman" w:eastAsia="Times New Roman" w:hAnsi="Times New Roman" w:cs="Times New Roman"/>
-            <w:sz w:val="28"/>
-            <w:szCs w:val="28"/>
-          </w:rPr>
-          <w:t>db.com</w:t>
+          <w:t>https://arangodb.com</w:t>
         </w:r>
       </w:hyperlink>
       <w:r>
@@ -37092,7 +36748,6 @@
           <w:tab w:val="left" w:pos="8789"/>
         </w:tabs>
         <w:spacing w:after="0" w:line="360" w:lineRule="auto"/>
-        <w:ind w:left="0" w:firstLine="0"/>
         <w:jc w:val="both"/>
         <w:rPr>
           <w:rFonts w:ascii="Times New Roman" w:eastAsia="Times New Roman" w:hAnsi="Times New Roman" w:cs="Times New Roman"/>
@@ -37213,7 +36868,6 @@
           <w:tab w:val="left" w:pos="8789"/>
         </w:tabs>
         <w:spacing w:after="0" w:line="360" w:lineRule="auto"/>
-        <w:ind w:left="0" w:firstLine="0"/>
         <w:jc w:val="both"/>
         <w:rPr>
           <w:rFonts w:ascii="Times New Roman" w:eastAsia="Times New Roman" w:hAnsi="Times New Roman" w:cs="Times New Roman"/>
@@ -37298,7 +36952,6 @@
           <w:tab w:val="left" w:pos="8789"/>
         </w:tabs>
         <w:spacing w:after="0" w:line="360" w:lineRule="auto"/>
-        <w:ind w:left="0" w:firstLine="0"/>
         <w:jc w:val="both"/>
         <w:rPr>
           <w:rFonts w:ascii="Times New Roman" w:eastAsia="Times New Roman" w:hAnsi="Times New Roman" w:cs="Times New Roman"/>
@@ -37340,25 +36993,7 @@
             <w:sz w:val="28"/>
             <w:szCs w:val="28"/>
           </w:rPr>
-          <w:t>https://memg</w:t>
-        </w:r>
-        <w:r>
-          <w:rPr>
-            <w:rStyle w:val="aa"/>
-            <w:rFonts w:ascii="Times New Roman" w:eastAsia="Times New Roman" w:hAnsi="Times New Roman" w:cs="Times New Roman"/>
-            <w:sz w:val="28"/>
-            <w:szCs w:val="28"/>
-          </w:rPr>
-          <w:t>r</w:t>
-        </w:r>
-        <w:r>
-          <w:rPr>
-            <w:rStyle w:val="aa"/>
-            <w:rFonts w:ascii="Times New Roman" w:eastAsia="Times New Roman" w:hAnsi="Times New Roman" w:cs="Times New Roman"/>
-            <w:sz w:val="28"/>
-            <w:szCs w:val="28"/>
-          </w:rPr>
-          <w:t>aph.com</w:t>
+          <w:t>https://memgraph.com</w:t>
         </w:r>
       </w:hyperlink>
       <w:r>
@@ -37401,7 +37036,6 @@
           <w:tab w:val="left" w:pos="8789"/>
         </w:tabs>
         <w:spacing w:after="0" w:line="360" w:lineRule="auto"/>
-        <w:ind w:left="0" w:firstLine="0"/>
         <w:jc w:val="both"/>
         <w:rPr>
           <w:rFonts w:ascii="Times New Roman" w:eastAsia="Times New Roman" w:hAnsi="Times New Roman" w:cs="Times New Roman"/>
@@ -37461,25 +37095,7 @@
             <w:sz w:val="28"/>
             <w:szCs w:val="28"/>
           </w:rPr>
-          <w:t>https://nebula-</w:t>
-        </w:r>
-        <w:r>
-          <w:rPr>
-            <w:rStyle w:val="aa"/>
-            <w:rFonts w:ascii="Times New Roman" w:eastAsia="Times New Roman" w:hAnsi="Times New Roman" w:cs="Times New Roman"/>
-            <w:sz w:val="28"/>
-            <w:szCs w:val="28"/>
-          </w:rPr>
-          <w:t>g</w:t>
-        </w:r>
-        <w:r>
-          <w:rPr>
-            <w:rStyle w:val="aa"/>
-            <w:rFonts w:ascii="Times New Roman" w:eastAsia="Times New Roman" w:hAnsi="Times New Roman" w:cs="Times New Roman"/>
-            <w:sz w:val="28"/>
-            <w:szCs w:val="28"/>
-          </w:rPr>
-          <w:t>raph.io</w:t>
+          <w:t>https://nebula-graph.io</w:t>
         </w:r>
       </w:hyperlink>
       <w:r>
@@ -37522,7 +37138,6 @@
           <w:tab w:val="left" w:pos="8789"/>
         </w:tabs>
         <w:spacing w:after="0" w:line="360" w:lineRule="auto"/>
-        <w:ind w:left="0" w:firstLine="0"/>
         <w:jc w:val="both"/>
         <w:rPr>
           <w:rFonts w:ascii="Times New Roman" w:eastAsia="Times New Roman" w:hAnsi="Times New Roman" w:cs="Times New Roman"/>
@@ -37536,7 +37151,6 @@
           <w:sz w:val="28"/>
           <w:szCs w:val="28"/>
         </w:rPr>
-        <w:lastRenderedPageBreak/>
         <w:t xml:space="preserve">29. </w:t>
       </w:r>
       <w:proofErr w:type="spellStart"/>
@@ -37608,7 +37222,6 @@
           <w:tab w:val="left" w:pos="8789"/>
         </w:tabs>
         <w:spacing w:after="0" w:line="360" w:lineRule="auto"/>
-        <w:ind w:left="0" w:firstLine="0"/>
         <w:jc w:val="both"/>
         <w:rPr>
           <w:rFonts w:ascii="Times New Roman" w:eastAsia="Times New Roman" w:hAnsi="Times New Roman" w:cs="Times New Roman"/>
@@ -37622,6 +37235,7 @@
           <w:sz w:val="28"/>
           <w:szCs w:val="28"/>
         </w:rPr>
+        <w:lastRenderedPageBreak/>
         <w:t xml:space="preserve">30. </w:t>
       </w:r>
       <w:proofErr w:type="spellStart"/>
@@ -37668,25 +37282,7 @@
             <w:sz w:val="28"/>
             <w:szCs w:val="28"/>
           </w:rPr>
-          <w:t>https://ww</w:t>
-        </w:r>
-        <w:r>
-          <w:rPr>
-            <w:rStyle w:val="aa"/>
-            <w:rFonts w:ascii="Times New Roman" w:eastAsia="Times New Roman" w:hAnsi="Times New Roman" w:cs="Times New Roman"/>
-            <w:sz w:val="28"/>
-            <w:szCs w:val="28"/>
-          </w:rPr>
-          <w:t>w</w:t>
-        </w:r>
-        <w:r>
-          <w:rPr>
-            <w:rStyle w:val="aa"/>
-            <w:rFonts w:ascii="Times New Roman" w:eastAsia="Times New Roman" w:hAnsi="Times New Roman" w:cs="Times New Roman"/>
-            <w:sz w:val="28"/>
-            <w:szCs w:val="28"/>
-          </w:rPr>
-          <w:t>.java.com</w:t>
+          <w:t>https://www.java.com</w:t>
         </w:r>
       </w:hyperlink>
       <w:r>
@@ -37729,7 +37325,6 @@
           <w:tab w:val="left" w:pos="8789"/>
         </w:tabs>
         <w:spacing w:after="0" w:line="360" w:lineRule="auto"/>
-        <w:ind w:left="0" w:firstLine="0"/>
         <w:jc w:val="both"/>
         <w:rPr>
           <w:rFonts w:ascii="Times New Roman" w:eastAsia="Times New Roman" w:hAnsi="Times New Roman" w:cs="Times New Roman"/>
@@ -37789,25 +37384,7 @@
             <w:sz w:val="28"/>
             <w:szCs w:val="28"/>
           </w:rPr>
-          <w:t>https://spring.io/projects/spring</w:t>
-        </w:r>
-        <w:r>
-          <w:rPr>
-            <w:rStyle w:val="aa"/>
-            <w:rFonts w:ascii="Times New Roman" w:eastAsia="Times New Roman" w:hAnsi="Times New Roman" w:cs="Times New Roman"/>
-            <w:sz w:val="28"/>
-            <w:szCs w:val="28"/>
-          </w:rPr>
-          <w:t>-</w:t>
-        </w:r>
-        <w:r>
-          <w:rPr>
-            <w:rStyle w:val="aa"/>
-            <w:rFonts w:ascii="Times New Roman" w:eastAsia="Times New Roman" w:hAnsi="Times New Roman" w:cs="Times New Roman"/>
-            <w:sz w:val="28"/>
-            <w:szCs w:val="28"/>
-          </w:rPr>
-          <w:t>boot</w:t>
+          <w:t>https://spring.io/projects/spring-boot</w:t>
         </w:r>
       </w:hyperlink>
       <w:r>
@@ -37850,7 +37427,6 @@
           <w:tab w:val="left" w:pos="8789"/>
         </w:tabs>
         <w:spacing w:after="0" w:line="360" w:lineRule="auto"/>
-        <w:ind w:left="0" w:firstLine="0"/>
         <w:jc w:val="both"/>
         <w:rPr>
           <w:rFonts w:ascii="Times New Roman" w:eastAsia="Times New Roman" w:hAnsi="Times New Roman" w:cs="Times New Roman"/>
@@ -37892,25 +37468,7 @@
             <w:sz w:val="28"/>
             <w:szCs w:val="28"/>
           </w:rPr>
-          <w:t>https://www.typescrip</w:t>
-        </w:r>
-        <w:r>
-          <w:rPr>
-            <w:rStyle w:val="aa"/>
-            <w:rFonts w:ascii="Times New Roman" w:eastAsia="Times New Roman" w:hAnsi="Times New Roman" w:cs="Times New Roman"/>
-            <w:sz w:val="28"/>
-            <w:szCs w:val="28"/>
-          </w:rPr>
-          <w:t>t</w:t>
-        </w:r>
-        <w:r>
-          <w:rPr>
-            <w:rStyle w:val="aa"/>
-            <w:rFonts w:ascii="Times New Roman" w:eastAsia="Times New Roman" w:hAnsi="Times New Roman" w:cs="Times New Roman"/>
-            <w:sz w:val="28"/>
-            <w:szCs w:val="28"/>
-          </w:rPr>
-          <w:t>lang.org</w:t>
+          <w:t>https://www.typescriptlang.org</w:t>
         </w:r>
       </w:hyperlink>
       <w:r>
@@ -37953,7 +37511,6 @@
           <w:tab w:val="left" w:pos="8789"/>
         </w:tabs>
         <w:spacing w:after="0" w:line="360" w:lineRule="auto"/>
-        <w:ind w:left="0" w:firstLine="0"/>
         <w:jc w:val="both"/>
         <w:rPr>
           <w:rFonts w:ascii="Times New Roman" w:eastAsia="Times New Roman" w:hAnsi="Times New Roman" w:cs="Times New Roman"/>
@@ -37995,25 +37552,7 @@
             <w:sz w:val="28"/>
             <w:szCs w:val="28"/>
           </w:rPr>
-          <w:t>https://www.docke</w:t>
-        </w:r>
-        <w:r>
-          <w:rPr>
-            <w:rStyle w:val="aa"/>
-            <w:rFonts w:ascii="Times New Roman" w:eastAsia="Times New Roman" w:hAnsi="Times New Roman" w:cs="Times New Roman"/>
-            <w:sz w:val="28"/>
-            <w:szCs w:val="28"/>
-          </w:rPr>
-          <w:t>r</w:t>
-        </w:r>
-        <w:r>
-          <w:rPr>
-            <w:rStyle w:val="aa"/>
-            <w:rFonts w:ascii="Times New Roman" w:eastAsia="Times New Roman" w:hAnsi="Times New Roman" w:cs="Times New Roman"/>
-            <w:sz w:val="28"/>
-            <w:szCs w:val="28"/>
-          </w:rPr>
-          <w:t>.com</w:t>
+          <w:t>https://www.docker.com</w:t>
         </w:r>
       </w:hyperlink>
       <w:r>
@@ -38240,7 +37779,6 @@
     <w:p>
       <w:pPr>
         <w:spacing w:after="0" w:line="240" w:lineRule="auto"/>
-        <w:ind w:firstLine="0"/>
         <w:jc w:val="center"/>
         <w:rPr>
           <w:rFonts w:ascii="Times New Roman" w:eastAsia="Times New Roman" w:hAnsi="Times New Roman" w:cs="Times New Roman"/>
@@ -38391,7 +37929,7 @@
             <w:sz w:val="28"/>
             <w:szCs w:val="28"/>
           </w:rPr>
-          <w:t>20</w:t>
+          <w:t>67</w:t>
         </w:r>
         <w:r>
           <w:rPr>
@@ -44027,7 +43565,7 @@
 </file>
 
 <file path=customXml/itemProps2.xml><?xml version="1.0" encoding="utf-8"?>
-<ds:datastoreItem xmlns:ds="http://schemas.openxmlformats.org/officeDocument/2006/customXml" ds:itemID="{2EDCB155-88B2-4265-B7CB-23D9B37593E0}">
+<ds:datastoreItem xmlns:ds="http://schemas.openxmlformats.org/officeDocument/2006/customXml" ds:itemID="{0CE0CDB3-2E5F-4885-8188-BC93FD7E497A}">
   <ds:schemaRefs>
     <ds:schemaRef ds:uri="http://schemas.openxmlformats.org/officeDocument/2006/bibliography"/>
   </ds:schemaRefs>

--- a/ВКРМ.docx
+++ b/ВКРМ.docx
@@ -1109,7 +1109,15 @@
           <w:sz w:val="28"/>
           <w:szCs w:val="24"/>
         </w:rPr>
-        <w:t>Москва, 2026</w:t>
+        <w:t>Москва</w:t>
+      </w:r>
+      <w:r>
+        <w:rPr>
+          <w:rFonts w:ascii="Times New Roman" w:eastAsia="Times New Roman" w:hAnsi="Times New Roman" w:cs="Times New Roman"/>
+          <w:sz w:val="28"/>
+          <w:szCs w:val="24"/>
+        </w:rPr>
+        <w:t xml:space="preserve"> 2026</w:t>
       </w:r>
     </w:p>
     <w:p>
@@ -1181,15 +1189,23 @@
           <w:sz w:val="28"/>
           <w:szCs w:val="28"/>
         </w:rPr>
-        <w:t>ит из 71</w:t>
-      </w:r>
-      <w:r>
-        <w:rPr>
-          <w:rFonts w:ascii="Times New Roman" w:eastAsia="Times New Roman" w:hAnsi="Times New Roman" w:cs="Times New Roman"/>
-          <w:sz w:val="28"/>
-          <w:szCs w:val="28"/>
-        </w:rPr>
-        <w:t xml:space="preserve"> страниц</w:t>
+        <w:t>ит из 75</w:t>
+      </w:r>
+      <w:r>
+        <w:rPr>
+          <w:rFonts w:ascii="Times New Roman" w:eastAsia="Times New Roman" w:hAnsi="Times New Roman" w:cs="Times New Roman"/>
+          <w:sz w:val="28"/>
+          <w:szCs w:val="28"/>
+        </w:rPr>
+        <w:t xml:space="preserve"> страниц, 30 рисунков, 4</w:t>
+      </w:r>
+      <w:r>
+        <w:rPr>
+          <w:rFonts w:ascii="Times New Roman" w:eastAsia="Times New Roman" w:hAnsi="Times New Roman" w:cs="Times New Roman"/>
+          <w:sz w:val="28"/>
+          <w:szCs w:val="28"/>
+        </w:rPr>
+        <w:t xml:space="preserve"> таблиц</w:t>
       </w:r>
       <w:r>
         <w:rPr>
@@ -1205,30 +1221,6 @@
           <w:sz w:val="28"/>
           <w:szCs w:val="28"/>
         </w:rPr>
-        <w:t>, 30 рисунков, 4</w:t>
-      </w:r>
-      <w:r>
-        <w:rPr>
-          <w:rFonts w:ascii="Times New Roman" w:eastAsia="Times New Roman" w:hAnsi="Times New Roman" w:cs="Times New Roman"/>
-          <w:sz w:val="28"/>
-          <w:szCs w:val="28"/>
-        </w:rPr>
-        <w:t xml:space="preserve"> таблиц</w:t>
-      </w:r>
-      <w:r>
-        <w:rPr>
-          <w:rFonts w:ascii="Times New Roman" w:eastAsia="Times New Roman" w:hAnsi="Times New Roman" w:cs="Times New Roman"/>
-          <w:sz w:val="28"/>
-          <w:szCs w:val="28"/>
-        </w:rPr>
-        <w:t>ы</w:t>
-      </w:r>
-      <w:r>
-        <w:rPr>
-          <w:rFonts w:ascii="Times New Roman" w:eastAsia="Times New Roman" w:hAnsi="Times New Roman" w:cs="Times New Roman"/>
-          <w:sz w:val="28"/>
-          <w:szCs w:val="28"/>
-        </w:rPr>
         <w:t>, 3</w:t>
       </w:r>
       <w:r>
@@ -1239,8 +1231,6 @@
         </w:rPr>
         <w:t>4</w:t>
       </w:r>
-      <w:bookmarkStart w:id="1" w:name="_GoBack"/>
-      <w:bookmarkEnd w:id="1"/>
       <w:r>
         <w:rPr>
           <w:rFonts w:ascii="Times New Roman" w:eastAsia="Times New Roman" w:hAnsi="Times New Roman" w:cs="Times New Roman"/>
@@ -1877,6 +1867,25 @@
         </w:rPr>
         <w:t>.</w:t>
       </w:r>
+    </w:p>
+    <w:p>
+      <w:pPr>
+        <w:rPr>
+          <w:rFonts w:ascii="Times New Roman" w:eastAsia="Times New Roman" w:hAnsi="Times New Roman" w:cs="Times New Roman"/>
+          <w:sz w:val="28"/>
+          <w:szCs w:val="28"/>
+        </w:rPr>
+      </w:pPr>
+    </w:p>
+    <w:p>
+      <w:pPr>
+        <w:jc w:val="center"/>
+        <w:rPr>
+          <w:rFonts w:ascii="Times New Roman" w:eastAsia="Times New Roman" w:hAnsi="Times New Roman" w:cs="Times New Roman"/>
+          <w:sz w:val="28"/>
+          <w:szCs w:val="28"/>
+        </w:rPr>
+      </w:pPr>
     </w:p>
     <w:p>
       <w:pPr>
@@ -1938,11 +1947,11 @@
           <w:lang w:val="en-US"/>
         </w:rPr>
       </w:pPr>
-      <w:bookmarkStart w:id="2" w:name="_Toc167823807"/>
-      <w:bookmarkStart w:id="3" w:name="_Toc185931105"/>
-      <w:bookmarkStart w:id="4" w:name="_Toc185975822"/>
-      <w:bookmarkStart w:id="5" w:name="_Toc199873529"/>
-      <w:bookmarkStart w:id="6" w:name="_Toc230635413"/>
+      <w:bookmarkStart w:id="1" w:name="_Toc167823807"/>
+      <w:bookmarkStart w:id="2" w:name="_Toc185931105"/>
+      <w:bookmarkStart w:id="3" w:name="_Toc185975822"/>
+      <w:bookmarkStart w:id="4" w:name="_Toc199873529"/>
+      <w:bookmarkStart w:id="5" w:name="_Toc230635413"/>
       <w:r>
         <w:rPr>
           <w:rFonts w:ascii="Times New Roman" w:eastAsia="Times New Roman" w:hAnsi="Times New Roman" w:cs="Times New Roman"/>
@@ -1954,11 +1963,11 @@
         <w:lastRenderedPageBreak/>
         <w:t>СОДЕРЖАНИЕ</w:t>
       </w:r>
+      <w:bookmarkEnd w:id="1"/>
       <w:bookmarkEnd w:id="2"/>
       <w:bookmarkEnd w:id="3"/>
       <w:bookmarkEnd w:id="4"/>
       <w:bookmarkEnd w:id="5"/>
-      <w:bookmarkEnd w:id="6"/>
     </w:p>
     <w:sdt>
       <w:sdtPr>
@@ -2077,7 +2086,7 @@
                 <w:noProof/>
                 <w:webHidden/>
               </w:rPr>
-              <w:t>1</w:t>
+              <w:t>2</w:t>
             </w:r>
             <w:r>
               <w:rPr>
@@ -2153,7 +2162,7 @@
                 <w:noProof/>
                 <w:webHidden/>
               </w:rPr>
-              <w:t>3</w:t>
+              <w:t>4</w:t>
             </w:r>
             <w:r>
               <w:rPr>
@@ -2229,7 +2238,7 @@
                 <w:noProof/>
                 <w:webHidden/>
               </w:rPr>
-              <w:t>5</w:t>
+              <w:t>6</w:t>
             </w:r>
             <w:r>
               <w:rPr>
@@ -2305,7 +2314,7 @@
                 <w:noProof/>
                 <w:webHidden/>
               </w:rPr>
-              <w:t>6</w:t>
+              <w:t>7</w:t>
             </w:r>
             <w:r>
               <w:rPr>
@@ -2381,7 +2390,7 @@
                 <w:noProof/>
                 <w:webHidden/>
               </w:rPr>
-              <w:t>7</w:t>
+              <w:t>8</w:t>
             </w:r>
             <w:r>
               <w:rPr>
@@ -2457,7 +2466,7 @@
                 <w:noProof/>
                 <w:webHidden/>
               </w:rPr>
-              <w:t>9</w:t>
+              <w:t>10</w:t>
             </w:r>
             <w:r>
               <w:rPr>
@@ -2540,7 +2549,7 @@
                 <w:sz w:val="28"/>
                 <w:szCs w:val="28"/>
               </w:rPr>
-              <w:t>9</w:t>
+              <w:t>10</w:t>
             </w:r>
             <w:r>
               <w:rPr>
@@ -2624,7 +2633,7 @@
                 <w:sz w:val="28"/>
                 <w:szCs w:val="28"/>
               </w:rPr>
-              <w:t>11</w:t>
+              <w:t>12</w:t>
             </w:r>
             <w:r>
               <w:rPr>
@@ -2708,7 +2717,7 @@
                 <w:sz w:val="28"/>
                 <w:szCs w:val="28"/>
               </w:rPr>
-              <w:t>16</w:t>
+              <w:t>18</w:t>
             </w:r>
             <w:r>
               <w:rPr>
@@ -2785,7 +2794,7 @@
                 <w:noProof/>
                 <w:webHidden/>
               </w:rPr>
-              <w:t>19</w:t>
+              <w:t>20</w:t>
             </w:r>
             <w:r>
               <w:rPr>
@@ -2868,7 +2877,7 @@
                 <w:sz w:val="28"/>
                 <w:szCs w:val="28"/>
               </w:rPr>
-              <w:t>19</w:t>
+              <w:t>20</w:t>
             </w:r>
             <w:r>
               <w:rPr>
@@ -2972,7 +2981,7 @@
                 <w:sz w:val="28"/>
                 <w:szCs w:val="28"/>
               </w:rPr>
-              <w:t>19</w:t>
+              <w:t>20</w:t>
             </w:r>
             <w:r>
               <w:rPr>
@@ -3057,7 +3066,7 @@
                 <w:sz w:val="28"/>
                 <w:szCs w:val="28"/>
               </w:rPr>
-              <w:t>26</w:t>
+              <w:t>27</w:t>
             </w:r>
             <w:r>
               <w:rPr>
@@ -3141,7 +3150,7 @@
                 <w:sz w:val="28"/>
                 <w:szCs w:val="28"/>
               </w:rPr>
-              <w:t>29</w:t>
+              <w:t>31</w:t>
             </w:r>
             <w:r>
               <w:rPr>
@@ -3226,7 +3235,7 @@
                 <w:sz w:val="28"/>
                 <w:szCs w:val="28"/>
               </w:rPr>
-              <w:t>29</w:t>
+              <w:t>31</w:t>
             </w:r>
             <w:r>
               <w:rPr>
@@ -3311,7 +3320,7 @@
                 <w:sz w:val="28"/>
                 <w:szCs w:val="28"/>
               </w:rPr>
-              <w:t>29</w:t>
+              <w:t>31</w:t>
             </w:r>
             <w:r>
               <w:rPr>
@@ -3396,7 +3405,7 @@
                 <w:sz w:val="28"/>
                 <w:szCs w:val="28"/>
               </w:rPr>
-              <w:t>32</w:t>
+              <w:t>33</w:t>
             </w:r>
             <w:r>
               <w:rPr>
@@ -3481,7 +3490,7 @@
                 <w:sz w:val="28"/>
                 <w:szCs w:val="28"/>
               </w:rPr>
-              <w:t>32</w:t>
+              <w:t>34</w:t>
             </w:r>
             <w:r>
               <w:rPr>
@@ -3566,7 +3575,7 @@
                 <w:sz w:val="28"/>
                 <w:szCs w:val="28"/>
               </w:rPr>
-              <w:t>33</w:t>
+              <w:t>36</w:t>
             </w:r>
             <w:r>
               <w:rPr>
@@ -3651,7 +3660,7 @@
                 <w:sz w:val="28"/>
                 <w:szCs w:val="28"/>
               </w:rPr>
-              <w:t>34</w:t>
+              <w:t>36</w:t>
             </w:r>
             <w:r>
               <w:rPr>
@@ -3736,7 +3745,7 @@
                 <w:sz w:val="28"/>
                 <w:szCs w:val="28"/>
               </w:rPr>
-              <w:t>34</w:t>
+              <w:t>37</w:t>
             </w:r>
             <w:r>
               <w:rPr>
@@ -3821,7 +3830,7 @@
                 <w:sz w:val="28"/>
                 <w:szCs w:val="28"/>
               </w:rPr>
-              <w:t>34</w:t>
+              <w:t>37</w:t>
             </w:r>
             <w:r>
               <w:rPr>
@@ -3853,7 +3862,45 @@
                 <w:sz w:val="28"/>
                 <w:szCs w:val="28"/>
               </w:rPr>
-              <w:t>2.2.2.4 Вычисление пропускной способности сети</w:t>
+              <w:t xml:space="preserve">2.2.2.4 </w:t>
+            </w:r>
+            <w:r>
+              <w:rPr>
+                <w:rStyle w:val="aa"/>
+                <w:noProof/>
+                <w:sz w:val="28"/>
+                <w:szCs w:val="28"/>
+              </w:rPr>
+              <w:t xml:space="preserve">Поиск </w:t>
+            </w:r>
+            <w:r>
+              <w:rPr>
+                <w:rStyle w:val="aa"/>
+                <w:noProof/>
+                <w:sz w:val="28"/>
+                <w:szCs w:val="28"/>
+                <w:lang w:val="en-US"/>
+              </w:rPr>
+              <w:t>“</w:t>
+            </w:r>
+            <w:r>
+              <w:rPr>
+                <w:rStyle w:val="aa"/>
+                <w:noProof/>
+                <w:sz w:val="28"/>
+                <w:szCs w:val="28"/>
+              </w:rPr>
+              <w:t>бутылочного горлышка</w:t>
+            </w:r>
+            <w:r>
+              <w:rPr>
+                <w:rStyle w:val="aa"/>
+                <w:noProof/>
+                <w:sz w:val="28"/>
+                <w:szCs w:val="28"/>
+                <w:lang w:val="en-US"/>
+              </w:rPr>
+              <w:t>”</w:t>
             </w:r>
             <w:r>
               <w:rPr>
@@ -3906,7 +3953,7 @@
                 <w:sz w:val="28"/>
                 <w:szCs w:val="28"/>
               </w:rPr>
-              <w:t>35</w:t>
+              <w:t>38</w:t>
             </w:r>
             <w:r>
               <w:rPr>
@@ -3922,7 +3969,7 @@
         <w:p>
           <w:pPr>
             <w:pStyle w:val="21"/>
-            <w:ind w:firstLine="1560"/>
+            <w:ind w:left="2410" w:hanging="850"/>
             <w:rPr>
               <w:rFonts w:asciiTheme="minorHAnsi" w:eastAsiaTheme="minorEastAsia" w:hAnsiTheme="minorHAnsi" w:cstheme="minorBidi"/>
               <w:noProof/>
@@ -3938,10 +3985,29 @@
                 <w:sz w:val="28"/>
                 <w:szCs w:val="28"/>
               </w:rPr>
-              <w:t>2.2.2.5 Поиск критической инфраструктуры</w:t>
-            </w:r>
-            <w:r>
-              <w:rPr>
+              <w:t xml:space="preserve">2.2.2.5 Поиск </w:t>
+            </w:r>
+            <w:r>
+              <w:rPr>
+                <w:rStyle w:val="aa"/>
+                <w:noProof/>
+                <w:sz w:val="28"/>
+                <w:szCs w:val="28"/>
+              </w:rPr>
+              <w:t>скрытого совместного использования</w:t>
+            </w:r>
+            <w:r>
+              <w:rPr>
+                <w:rStyle w:val="aa"/>
+                <w:noProof/>
+                <w:sz w:val="28"/>
+                <w:szCs w:val="28"/>
+              </w:rPr>
+              <w:t xml:space="preserve"> инфраструктуры</w:t>
+            </w:r>
+            <w:r>
+              <w:rPr>
+                <w:rStyle w:val="aa"/>
                 <w:noProof/>
                 <w:webHidden/>
                 <w:sz w:val="28"/>
@@ -3951,6 +4017,7 @@
             </w:r>
             <w:r>
               <w:rPr>
+                <w:rStyle w:val="aa"/>
                 <w:noProof/>
                 <w:webHidden/>
                 <w:sz w:val="28"/>
@@ -3960,6 +4027,7 @@
             </w:r>
             <w:r>
               <w:rPr>
+                <w:rStyle w:val="aa"/>
                 <w:noProof/>
                 <w:webHidden/>
                 <w:sz w:val="28"/>
@@ -3969,6 +4037,7 @@
             </w:r>
             <w:r>
               <w:rPr>
+                <w:rStyle w:val="aa"/>
                 <w:noProof/>
                 <w:webHidden/>
                 <w:sz w:val="28"/>
@@ -3977,6 +4046,7 @@
             </w:r>
             <w:r>
               <w:rPr>
+                <w:rStyle w:val="aa"/>
                 <w:noProof/>
                 <w:webHidden/>
                 <w:sz w:val="28"/>
@@ -3986,15 +4056,17 @@
             </w:r>
             <w:r>
               <w:rPr>
+                <w:rStyle w:val="aa"/>
                 <w:noProof/>
                 <w:webHidden/>
                 <w:sz w:val="28"/>
                 <w:szCs w:val="28"/>
               </w:rPr>
-              <w:t>36</w:t>
-            </w:r>
-            <w:r>
-              <w:rPr>
+              <w:t>39</w:t>
+            </w:r>
+            <w:r>
+              <w:rPr>
+                <w:rStyle w:val="aa"/>
                 <w:noProof/>
                 <w:webHidden/>
                 <w:sz w:val="28"/>
@@ -4023,10 +4095,29 @@
                 <w:sz w:val="28"/>
                 <w:szCs w:val="28"/>
               </w:rPr>
-              <w:t>2.2.2.6 Контроль периметра</w:t>
-            </w:r>
-            <w:r>
-              <w:rPr>
+              <w:t xml:space="preserve">2.2.2.6 Поиск </w:t>
+            </w:r>
+            <w:r>
+              <w:rPr>
+                <w:rStyle w:val="aa"/>
+                <w:noProof/>
+                <w:sz w:val="28"/>
+                <w:szCs w:val="28"/>
+              </w:rPr>
+              <w:t>нарушения</w:t>
+            </w:r>
+            <w:r>
+              <w:rPr>
+                <w:rStyle w:val="aa"/>
+                <w:noProof/>
+                <w:sz w:val="28"/>
+                <w:szCs w:val="28"/>
+              </w:rPr>
+              <w:t xml:space="preserve"> сетевого периметра</w:t>
+            </w:r>
+            <w:r>
+              <w:rPr>
+                <w:rStyle w:val="aa"/>
                 <w:noProof/>
                 <w:webHidden/>
                 <w:sz w:val="28"/>
@@ -4036,6 +4127,7 @@
             </w:r>
             <w:r>
               <w:rPr>
+                <w:rStyle w:val="aa"/>
                 <w:noProof/>
                 <w:webHidden/>
                 <w:sz w:val="28"/>
@@ -4045,6 +4137,7 @@
             </w:r>
             <w:r>
               <w:rPr>
+                <w:rStyle w:val="aa"/>
                 <w:noProof/>
                 <w:webHidden/>
                 <w:sz w:val="28"/>
@@ -4054,6 +4147,7 @@
             </w:r>
             <w:r>
               <w:rPr>
+                <w:rStyle w:val="aa"/>
                 <w:noProof/>
                 <w:webHidden/>
                 <w:sz w:val="28"/>
@@ -4062,6 +4156,7 @@
             </w:r>
             <w:r>
               <w:rPr>
+                <w:rStyle w:val="aa"/>
                 <w:noProof/>
                 <w:webHidden/>
                 <w:sz w:val="28"/>
@@ -4071,15 +4166,17 @@
             </w:r>
             <w:r>
               <w:rPr>
+                <w:rStyle w:val="aa"/>
                 <w:noProof/>
                 <w:webHidden/>
                 <w:sz w:val="28"/>
                 <w:szCs w:val="28"/>
               </w:rPr>
-              <w:t>36</w:t>
-            </w:r>
-            <w:r>
-              <w:rPr>
+              <w:t>40</w:t>
+            </w:r>
+            <w:r>
+              <w:rPr>
+                <w:rStyle w:val="aa"/>
                 <w:noProof/>
                 <w:webHidden/>
                 <w:sz w:val="28"/>
@@ -4160,7 +4257,7 @@
                 <w:sz w:val="28"/>
                 <w:szCs w:val="28"/>
               </w:rPr>
-              <w:t>37</w:t>
+              <w:t>43</w:t>
             </w:r>
             <w:r>
               <w:rPr>
@@ -4245,7 +4342,7 @@
                 <w:sz w:val="28"/>
                 <w:szCs w:val="28"/>
               </w:rPr>
-              <w:t>37</w:t>
+              <w:t>43</w:t>
             </w:r>
             <w:r>
               <w:rPr>
@@ -4330,7 +4427,7 @@
                 <w:sz w:val="28"/>
                 <w:szCs w:val="28"/>
               </w:rPr>
-              <w:t>38</w:t>
+              <w:t>44</w:t>
             </w:r>
             <w:r>
               <w:rPr>
@@ -4415,7 +4512,7 @@
                 <w:sz w:val="28"/>
                 <w:szCs w:val="28"/>
               </w:rPr>
-              <w:t>38</w:t>
+              <w:t>44</w:t>
             </w:r>
             <w:r>
               <w:rPr>
@@ -4500,7 +4597,7 @@
                 <w:sz w:val="28"/>
                 <w:szCs w:val="28"/>
               </w:rPr>
-              <w:t>39</w:t>
+              <w:t>45</w:t>
             </w:r>
             <w:r>
               <w:rPr>
@@ -4595,7 +4692,7 @@
                 <w:sz w:val="28"/>
                 <w:szCs w:val="28"/>
               </w:rPr>
-              <w:t>39</w:t>
+              <w:t>45</w:t>
             </w:r>
             <w:r>
               <w:rPr>
@@ -4672,7 +4769,7 @@
                 <w:noProof/>
                 <w:webHidden/>
               </w:rPr>
-              <w:t>40</w:t>
+              <w:t>46</w:t>
             </w:r>
             <w:r>
               <w:rPr>
@@ -4755,7 +4852,7 @@
                 <w:sz w:val="28"/>
                 <w:szCs w:val="28"/>
               </w:rPr>
-              <w:t>40</w:t>
+              <w:t>46</w:t>
             </w:r>
             <w:r>
               <w:rPr>
@@ -4839,7 +4936,7 @@
                 <w:sz w:val="28"/>
                 <w:szCs w:val="28"/>
               </w:rPr>
-              <w:t>48</w:t>
+              <w:t>54</w:t>
             </w:r>
             <w:r>
               <w:rPr>
@@ -4923,7 +5020,7 @@
                 <w:sz w:val="28"/>
                 <w:szCs w:val="28"/>
               </w:rPr>
-              <w:t>50</w:t>
+              <w:t>56</w:t>
             </w:r>
             <w:r>
               <w:rPr>
@@ -5000,7 +5097,7 @@
                 <w:noProof/>
                 <w:webHidden/>
               </w:rPr>
-              <w:t>53</w:t>
+              <w:t>60</w:t>
             </w:r>
             <w:r>
               <w:rPr>
@@ -5083,7 +5180,7 @@
                 <w:sz w:val="28"/>
                 <w:szCs w:val="28"/>
               </w:rPr>
-              <w:t>53</w:t>
+              <w:t>60</w:t>
             </w:r>
             <w:r>
               <w:rPr>
@@ -5167,7 +5264,7 @@
                 <w:sz w:val="28"/>
                 <w:szCs w:val="28"/>
               </w:rPr>
-              <w:t>58</w:t>
+              <w:t>67</w:t>
             </w:r>
             <w:r>
               <w:rPr>
@@ -5251,7 +5348,7 @@
                 <w:sz w:val="28"/>
                 <w:szCs w:val="28"/>
               </w:rPr>
-              <w:t>60</w:t>
+              <w:t>69</w:t>
             </w:r>
             <w:r>
               <w:rPr>
@@ -5328,7 +5425,7 @@
                 <w:noProof/>
                 <w:webHidden/>
               </w:rPr>
-              <w:t>62</w:t>
+              <w:t>71</w:t>
             </w:r>
             <w:r>
               <w:rPr>
@@ -5404,7 +5501,7 @@
                 <w:noProof/>
                 <w:webHidden/>
               </w:rPr>
-              <w:t>63</w:t>
+              <w:t>72</w:t>
             </w:r>
             <w:r>
               <w:rPr>
@@ -5480,7 +5577,7 @@
                 <w:noProof/>
                 <w:webHidden/>
               </w:rPr>
-              <w:t>67</w:t>
+              <w:t>75</w:t>
             </w:r>
             <w:r>
               <w:rPr>
@@ -5507,10 +5604,10 @@
         </w:p>
       </w:sdtContent>
     </w:sdt>
-    <w:bookmarkStart w:id="7" w:name="_heading=h.3znysh7" w:colFirst="0" w:colLast="0" w:displacedByCustomXml="prev"/>
+    <w:bookmarkStart w:id="6" w:name="_heading=h.3znysh7" w:colFirst="0" w:colLast="0" w:displacedByCustomXml="prev"/>
+    <w:bookmarkEnd w:id="6" w:displacedByCustomXml="prev"/>
+    <w:bookmarkStart w:id="7" w:name="_heading=h.30j0zll" w:colFirst="0" w:colLast="0" w:displacedByCustomXml="prev"/>
     <w:bookmarkEnd w:id="7" w:displacedByCustomXml="prev"/>
-    <w:bookmarkStart w:id="8" w:name="_heading=h.30j0zll" w:colFirst="0" w:colLast="0" w:displacedByCustomXml="prev"/>
-    <w:bookmarkEnd w:id="8" w:displacedByCustomXml="prev"/>
     <w:p>
       <w:pPr>
         <w:pStyle w:val="21"/>
@@ -5578,8 +5675,8 @@
           <w:szCs w:val="28"/>
         </w:rPr>
       </w:pPr>
-      <w:bookmarkStart w:id="9" w:name="_Toc167823808"/>
-      <w:bookmarkStart w:id="10" w:name="_Toc230635414"/>
+      <w:bookmarkStart w:id="8" w:name="_Toc167823808"/>
+      <w:bookmarkStart w:id="9" w:name="_Toc230635414"/>
       <w:r>
         <w:rPr>
           <w:rFonts w:ascii="Times New Roman" w:eastAsia="Times New Roman" w:hAnsi="Times New Roman" w:cs="Times New Roman"/>
@@ -5591,8 +5688,8 @@
         <w:lastRenderedPageBreak/>
         <w:t>ТЕРМИНЫ И ОПРЕДЕЛЕНИЯ</w:t>
       </w:r>
+      <w:bookmarkEnd w:id="8"/>
       <w:bookmarkEnd w:id="9"/>
-      <w:bookmarkEnd w:id="10"/>
     </w:p>
     <w:p>
       <w:pPr>
@@ -6267,8 +6364,8 @@
           <w:szCs w:val="28"/>
         </w:rPr>
       </w:pPr>
-      <w:bookmarkStart w:id="11" w:name="_Toc167823809"/>
-      <w:bookmarkStart w:id="12" w:name="_Toc230635415"/>
+      <w:bookmarkStart w:id="10" w:name="_Toc167823809"/>
+      <w:bookmarkStart w:id="11" w:name="_Toc230635415"/>
       <w:r>
         <w:rPr>
           <w:rFonts w:ascii="Times New Roman" w:eastAsia="Times New Roman" w:hAnsi="Times New Roman" w:cs="Times New Roman"/>
@@ -6280,8 +6377,8 @@
         <w:lastRenderedPageBreak/>
         <w:t>ПЕРЕЧЕНЬ СОКРАЩЕНИЙ И ОБОЗНАЧЕНИЙ</w:t>
       </w:r>
+      <w:bookmarkEnd w:id="10"/>
       <w:bookmarkEnd w:id="11"/>
-      <w:bookmarkEnd w:id="12"/>
     </w:p>
     <w:p>
       <w:pPr>
@@ -7324,7 +7421,7 @@
           <w:szCs w:val="28"/>
         </w:rPr>
       </w:pPr>
-      <w:bookmarkStart w:id="13" w:name="_Toc230635416"/>
+      <w:bookmarkStart w:id="12" w:name="_Toc230635416"/>
       <w:r>
         <w:rPr>
           <w:rFonts w:ascii="Times New Roman" w:eastAsia="Times New Roman" w:hAnsi="Times New Roman" w:cs="Times New Roman"/>
@@ -7336,7 +7433,7 @@
         <w:lastRenderedPageBreak/>
         <w:t>ВВЕДЕНИЕ</w:t>
       </w:r>
-      <w:bookmarkEnd w:id="13"/>
+      <w:bookmarkEnd w:id="12"/>
     </w:p>
     <w:p>
       <w:pPr>
@@ -7468,6 +7565,26 @@
           <w:sz w:val="28"/>
           <w:szCs w:val="28"/>
         </w:rPr>
+        <w:t>В контексте данной работы под архитектурной уязвимостью понимается любое структурное свойство системы, которое повышает вероятность отказа, снижает способность системы к масштабированию, либо создаёт скрытую зависимость, способную привести к каскадному сбою.</w:t>
+      </w:r>
+    </w:p>
+    <w:p>
+      <w:pPr>
+        <w:spacing w:after="0" w:line="360" w:lineRule="auto"/>
+        <w:ind w:firstLine="709"/>
+        <w:jc w:val="both"/>
+        <w:rPr>
+          <w:rFonts w:ascii="Times New Roman" w:eastAsia="Times New Roman" w:hAnsi="Times New Roman" w:cs="Times New Roman"/>
+          <w:sz w:val="28"/>
+          <w:szCs w:val="28"/>
+        </w:rPr>
+      </w:pPr>
+      <w:r>
+        <w:rPr>
+          <w:rFonts w:ascii="Times New Roman" w:eastAsia="Times New Roman" w:hAnsi="Times New Roman" w:cs="Times New Roman"/>
+          <w:sz w:val="28"/>
+          <w:szCs w:val="28"/>
+        </w:rPr>
         <w:t>Цель работы –</w:t>
       </w:r>
       <w:r>
@@ -7484,87 +7601,23 @@
           <w:sz w:val="28"/>
           <w:szCs w:val="28"/>
         </w:rPr>
-        <w:t xml:space="preserve">автоматизировать </w:t>
-      </w:r>
-      <w:r>
-        <w:rPr>
-          <w:rFonts w:ascii="Times New Roman" w:eastAsia="Times New Roman" w:hAnsi="Times New Roman" w:cs="Times New Roman"/>
-          <w:sz w:val="28"/>
-          <w:szCs w:val="28"/>
-        </w:rPr>
-        <w:t xml:space="preserve">поиск </w:t>
-      </w:r>
-      <w:r>
-        <w:rPr>
-          <w:rFonts w:ascii="Times New Roman" w:eastAsia="Times New Roman" w:hAnsi="Times New Roman" w:cs="Times New Roman"/>
-          <w:sz w:val="28"/>
-          <w:szCs w:val="28"/>
-        </w:rPr>
-        <w:t>типовых проблем в архитектуре сложных ландшафтов</w:t>
-      </w:r>
-      <w:r>
-        <w:rPr>
-          <w:rFonts w:ascii="Times New Roman" w:eastAsia="Times New Roman" w:hAnsi="Times New Roman" w:cs="Times New Roman"/>
-          <w:sz w:val="28"/>
-          <w:szCs w:val="28"/>
-        </w:rPr>
-        <w:t xml:space="preserve"> корпоративных компаний</w:t>
-      </w:r>
-      <w:r>
-        <w:rPr>
-          <w:rFonts w:ascii="Times New Roman" w:eastAsia="Times New Roman" w:hAnsi="Times New Roman" w:cs="Times New Roman"/>
-          <w:sz w:val="28"/>
-          <w:szCs w:val="28"/>
-        </w:rPr>
-        <w:t xml:space="preserve"> и</w:t>
-      </w:r>
-      <w:r>
-        <w:rPr>
-          <w:rFonts w:ascii="Times New Roman" w:eastAsia="Times New Roman" w:hAnsi="Times New Roman" w:cs="Times New Roman"/>
-          <w:sz w:val="28"/>
-          <w:szCs w:val="28"/>
-        </w:rPr>
-        <w:t xml:space="preserve"> сделать </w:t>
-      </w:r>
-      <w:r>
-        <w:rPr>
-          <w:rFonts w:ascii="Times New Roman" w:eastAsia="Times New Roman" w:hAnsi="Times New Roman" w:cs="Times New Roman"/>
-          <w:sz w:val="28"/>
-          <w:szCs w:val="28"/>
-        </w:rPr>
-        <w:t>его</w:t>
-      </w:r>
-      <w:r>
-        <w:rPr>
-          <w:rFonts w:ascii="Times New Roman" w:eastAsia="Times New Roman" w:hAnsi="Times New Roman" w:cs="Times New Roman"/>
-          <w:sz w:val="28"/>
-          <w:szCs w:val="28"/>
-        </w:rPr>
-        <w:t xml:space="preserve"> максимально дешё</w:t>
-      </w:r>
-      <w:r>
-        <w:rPr>
-          <w:rFonts w:ascii="Times New Roman" w:eastAsia="Times New Roman" w:hAnsi="Times New Roman" w:cs="Times New Roman"/>
-          <w:sz w:val="28"/>
-          <w:szCs w:val="28"/>
-        </w:rPr>
-        <w:t>вым</w:t>
-      </w:r>
-      <w:r>
-        <w:rPr>
-          <w:rFonts w:ascii="Times New Roman" w:eastAsia="Times New Roman" w:hAnsi="Times New Roman" w:cs="Times New Roman"/>
-          <w:sz w:val="28"/>
-          <w:szCs w:val="28"/>
-        </w:rPr>
-        <w:t xml:space="preserve"> с точки зрения потраченного время и трудозатра</w:t>
-      </w:r>
-      <w:r>
-        <w:rPr>
-          <w:rFonts w:ascii="Times New Roman" w:eastAsia="Times New Roman" w:hAnsi="Times New Roman" w:cs="Times New Roman"/>
-          <w:sz w:val="28"/>
-          <w:szCs w:val="28"/>
-        </w:rPr>
-        <w:t>т.</w:t>
+        <w:t>р</w:t>
+      </w:r>
+      <w:r>
+        <w:rPr>
+          <w:rFonts w:ascii="Times New Roman" w:eastAsia="Times New Roman" w:hAnsi="Times New Roman" w:cs="Times New Roman"/>
+          <w:sz w:val="28"/>
+          <w:szCs w:val="28"/>
+        </w:rPr>
+        <w:t>азработать метод анализа архитектуры программного обеспечения, позволяющий повысить качество и надёжность проектируемых систем путём автоматизированного выявления структурных уязвимостей на ранних этапах разработки</w:t>
+      </w:r>
+      <w:r>
+        <w:rPr>
+          <w:rFonts w:ascii="Times New Roman" w:eastAsia="Times New Roman" w:hAnsi="Times New Roman" w:cs="Times New Roman"/>
+          <w:sz w:val="28"/>
+          <w:szCs w:val="28"/>
+        </w:rPr>
+        <w:t>.</w:t>
       </w:r>
     </w:p>
     <w:p>
@@ -7622,39 +7675,15 @@
           <w:sz w:val="28"/>
           <w:szCs w:val="28"/>
         </w:rPr>
-        <w:t>выбрать</w:t>
-      </w:r>
-      <w:r>
-        <w:rPr>
-          <w:rFonts w:ascii="Times New Roman" w:eastAsia="Times New Roman" w:hAnsi="Times New Roman" w:cs="Times New Roman"/>
-          <w:sz w:val="28"/>
-          <w:szCs w:val="28"/>
-        </w:rPr>
-        <w:t xml:space="preserve"> </w:t>
-      </w:r>
-      <w:r>
-        <w:rPr>
-          <w:rFonts w:ascii="Times New Roman" w:eastAsia="Times New Roman" w:hAnsi="Times New Roman" w:cs="Times New Roman"/>
-          <w:sz w:val="28"/>
-          <w:szCs w:val="28"/>
-        </w:rPr>
-        <w:t xml:space="preserve">нотацию (модель) и базу данных </w:t>
-      </w:r>
-      <w:r>
-        <w:rPr>
-          <w:rFonts w:ascii="Times New Roman" w:eastAsia="Times New Roman" w:hAnsi="Times New Roman" w:cs="Times New Roman"/>
-          <w:sz w:val="28"/>
-          <w:szCs w:val="28"/>
-        </w:rPr>
-        <w:t>для</w:t>
-      </w:r>
-      <w:r>
-        <w:rPr>
-          <w:rFonts w:ascii="Times New Roman" w:eastAsia="Times New Roman" w:hAnsi="Times New Roman" w:cs="Times New Roman"/>
-          <w:sz w:val="28"/>
-          <w:szCs w:val="28"/>
-        </w:rPr>
-        <w:t xml:space="preserve"> представления архитектуры программного обеспечения</w:t>
+        <w:t>р</w:t>
+      </w:r>
+      <w:r>
+        <w:rPr>
+          <w:rFonts w:ascii="Times New Roman" w:eastAsia="Times New Roman" w:hAnsi="Times New Roman" w:cs="Times New Roman"/>
+          <w:sz w:val="28"/>
+          <w:szCs w:val="28"/>
+        </w:rPr>
+        <w:t>азработать метод анализа архитектуры, который позволит обнаруживать уязвимости на этапе проектирования системы</w:t>
       </w:r>
       <w:r>
         <w:rPr>
@@ -7692,15 +7721,31 @@
           <w:sz w:val="28"/>
           <w:szCs w:val="28"/>
         </w:rPr>
-        <w:t xml:space="preserve">  разработать способ загрузки архитектуры в </w:t>
-      </w:r>
-      <w:r>
-        <w:rPr>
-          <w:rFonts w:ascii="Times New Roman" w:eastAsia="Times New Roman" w:hAnsi="Times New Roman" w:cs="Times New Roman"/>
-          <w:sz w:val="28"/>
-          <w:szCs w:val="28"/>
-        </w:rPr>
-        <w:t>базу данных</w:t>
+        <w:t xml:space="preserve">  </w:t>
+      </w:r>
+      <w:r>
+        <w:rPr>
+          <w:rFonts w:ascii="Times New Roman" w:eastAsia="Times New Roman" w:hAnsi="Times New Roman" w:cs="Times New Roman"/>
+          <w:sz w:val="28"/>
+          <w:szCs w:val="28"/>
+        </w:rPr>
+        <w:t>а</w:t>
+      </w:r>
+      <w:r>
+        <w:rPr>
+          <w:rFonts w:ascii="Times New Roman" w:eastAsia="Times New Roman" w:hAnsi="Times New Roman" w:cs="Times New Roman"/>
+          <w:sz w:val="28"/>
+          <w:szCs w:val="28"/>
+        </w:rPr>
+        <w:t>втоматизировать разработанный метод</w:t>
+      </w:r>
+      <w:r>
+        <w:rPr>
+          <w:rFonts w:ascii="Times New Roman" w:eastAsia="Times New Roman" w:hAnsi="Times New Roman" w:cs="Times New Roman"/>
+          <w:sz w:val="28"/>
+          <w:szCs w:val="28"/>
+        </w:rPr>
+        <w:t xml:space="preserve"> путём разработки программного обеспечения</w:t>
       </w:r>
       <w:r>
         <w:rPr>
@@ -7746,85 +7791,23 @@
           <w:sz w:val="28"/>
           <w:szCs w:val="28"/>
         </w:rPr>
-        <w:t xml:space="preserve">выбрать алгоритмы, наиболее подходящие для анализа архитектуры программного обеспечения, а также адаптировать их для </w:t>
-      </w:r>
-      <w:r>
-        <w:rPr>
-          <w:rFonts w:ascii="Times New Roman" w:eastAsia="Times New Roman" w:hAnsi="Times New Roman" w:cs="Times New Roman"/>
-          <w:sz w:val="28"/>
-          <w:szCs w:val="28"/>
-        </w:rPr>
-        <w:t>эффективного</w:t>
-      </w:r>
-      <w:r>
-        <w:rPr>
-          <w:rFonts w:ascii="Times New Roman" w:eastAsia="Times New Roman" w:hAnsi="Times New Roman" w:cs="Times New Roman"/>
-          <w:sz w:val="28"/>
-          <w:szCs w:val="28"/>
-        </w:rPr>
-        <w:t xml:space="preserve"> применения на архитектуре</w:t>
-      </w:r>
-      <w:r>
-        <w:rPr>
-          <w:rFonts w:ascii="Times New Roman" w:eastAsia="Times New Roman" w:hAnsi="Times New Roman" w:cs="Times New Roman"/>
-          <w:sz w:val="28"/>
-          <w:szCs w:val="28"/>
-        </w:rPr>
-        <w:t>;</w:t>
-      </w:r>
-    </w:p>
-    <w:p>
-      <w:pPr>
-        <w:pStyle w:val="a4"/>
-        <w:numPr>
-          <w:ilvl w:val="0"/>
-          <w:numId w:val="35"/>
-        </w:numPr>
-        <w:pBdr>
-          <w:top w:val="nil"/>
-          <w:left w:val="nil"/>
-          <w:bottom w:val="nil"/>
-          <w:right w:val="nil"/>
-          <w:between w:val="nil"/>
-        </w:pBdr>
-        <w:spacing w:after="120" w:line="360" w:lineRule="auto"/>
-        <w:rPr>
-          <w:rFonts w:ascii="Times New Roman" w:eastAsia="Times New Roman" w:hAnsi="Times New Roman" w:cs="Times New Roman"/>
-          <w:sz w:val="28"/>
-          <w:szCs w:val="28"/>
-        </w:rPr>
-      </w:pPr>
-      <w:r>
-        <w:rPr>
-          <w:rFonts w:ascii="Times New Roman" w:eastAsia="Times New Roman" w:hAnsi="Times New Roman" w:cs="Times New Roman"/>
-          <w:sz w:val="28"/>
-          <w:szCs w:val="28"/>
-        </w:rPr>
-        <w:t xml:space="preserve">  разработать методы</w:t>
-      </w:r>
-      <w:r>
-        <w:rPr>
-          <w:rFonts w:ascii="Times New Roman" w:eastAsia="Times New Roman" w:hAnsi="Times New Roman" w:cs="Times New Roman"/>
-          <w:sz w:val="28"/>
-          <w:szCs w:val="28"/>
-        </w:rPr>
-        <w:t xml:space="preserve"> </w:t>
-      </w:r>
-      <w:r>
-        <w:rPr>
-          <w:rFonts w:ascii="Times New Roman" w:eastAsia="Times New Roman" w:hAnsi="Times New Roman" w:cs="Times New Roman"/>
-          <w:sz w:val="28"/>
-          <w:szCs w:val="28"/>
-        </w:rPr>
-        <w:t>проверки наличия</w:t>
-      </w:r>
-      <w:r>
-        <w:rPr>
-          <w:rFonts w:ascii="Times New Roman" w:eastAsia="Times New Roman" w:hAnsi="Times New Roman" w:cs="Times New Roman"/>
-          <w:sz w:val="28"/>
-          <w:szCs w:val="28"/>
-        </w:rPr>
-        <w:t xml:space="preserve"> уязвимостей в архитектуре</w:t>
+        <w:t>п</w:t>
+      </w:r>
+      <w:r>
+        <w:rPr>
+          <w:rFonts w:ascii="Times New Roman" w:eastAsia="Times New Roman" w:hAnsi="Times New Roman" w:cs="Times New Roman"/>
+          <w:sz w:val="28"/>
+          <w:szCs w:val="28"/>
+        </w:rPr>
+        <w:t>ровести тесты производительности полученного метода</w:t>
+      </w:r>
+      <w:r>
+        <w:rPr>
+          <w:rFonts w:ascii="Times New Roman" w:eastAsia="Times New Roman" w:hAnsi="Times New Roman" w:cs="Times New Roman"/>
+          <w:sz w:val="28"/>
+          <w:szCs w:val="28"/>
+        </w:rPr>
+        <w:t xml:space="preserve"> на данных различного размера</w:t>
       </w:r>
       <w:r>
         <w:rPr>
@@ -7989,9 +7972,9 @@
           <w:szCs w:val="28"/>
         </w:rPr>
       </w:pPr>
-      <w:bookmarkStart w:id="14" w:name="_heading=h.2et92p0" w:colFirst="0" w:colLast="0"/>
-      <w:bookmarkStart w:id="15" w:name="_Toc230635417"/>
-      <w:bookmarkEnd w:id="14"/>
+      <w:bookmarkStart w:id="13" w:name="_heading=h.2et92p0" w:colFirst="0" w:colLast="0"/>
+      <w:bookmarkStart w:id="14" w:name="_Toc230635417"/>
+      <w:bookmarkEnd w:id="13"/>
       <w:r>
         <w:rPr>
           <w:rFonts w:ascii="Times New Roman" w:eastAsia="Times New Roman" w:hAnsi="Times New Roman" w:cs="Times New Roman"/>
@@ -8039,7 +8022,7 @@
         </w:rPr>
         <w:t xml:space="preserve"> АВТОМАТИЗИРОВАННОГО КОНТРОЛЯ АРХИТЕКТУРНОЙ ЦЕЛОСТНОСТИ</w:t>
       </w:r>
-      <w:bookmarkEnd w:id="15"/>
+      <w:bookmarkEnd w:id="14"/>
     </w:p>
     <w:p>
       <w:pPr>
@@ -8053,7 +8036,7 @@
           <w:szCs w:val="28"/>
         </w:rPr>
       </w:pPr>
-      <w:bookmarkStart w:id="16" w:name="_Toc230635418"/>
+      <w:bookmarkStart w:id="15" w:name="_Toc230635418"/>
       <w:r>
         <w:rPr>
           <w:b/>
@@ -8075,7 +8058,7 @@
         </w:rPr>
         <w:t>выявления структурных уязвимостей</w:t>
       </w:r>
-      <w:bookmarkEnd w:id="16"/>
+      <w:bookmarkEnd w:id="15"/>
     </w:p>
     <w:p>
       <w:pPr>
@@ -8259,7 +8242,7 @@
           <w:szCs w:val="28"/>
         </w:rPr>
       </w:pPr>
-      <w:bookmarkStart w:id="17" w:name="_Toc230635419"/>
+      <w:bookmarkStart w:id="16" w:name="_Toc230635419"/>
       <w:r>
         <w:rPr>
           <w:b/>
@@ -8302,6 +8285,1128 @@
         </w:rPr>
         <w:t xml:space="preserve"> анализа архитектуры</w:t>
       </w:r>
+      <w:bookmarkEnd w:id="16"/>
+    </w:p>
+    <w:p>
+      <w:pPr>
+        <w:spacing w:after="0" w:line="360" w:lineRule="auto"/>
+        <w:ind w:firstLine="709"/>
+        <w:jc w:val="both"/>
+        <w:rPr>
+          <w:rFonts w:ascii="Times New Roman" w:eastAsia="Times New Roman" w:hAnsi="Times New Roman" w:cs="Times New Roman"/>
+          <w:sz w:val="28"/>
+          <w:szCs w:val="28"/>
+        </w:rPr>
+      </w:pPr>
+      <w:r>
+        <w:rPr>
+          <w:rFonts w:ascii="Times New Roman" w:eastAsia="Times New Roman" w:hAnsi="Times New Roman" w:cs="Times New Roman"/>
+          <w:sz w:val="28"/>
+          <w:szCs w:val="28"/>
+        </w:rPr>
+        <w:t>Анализ архитектуры программного обеспечения представляет собой д</w:t>
+      </w:r>
+      <w:r>
+        <w:rPr>
+          <w:rFonts w:ascii="Times New Roman" w:eastAsia="Times New Roman" w:hAnsi="Times New Roman" w:cs="Times New Roman"/>
+          <w:sz w:val="28"/>
+          <w:szCs w:val="28"/>
+        </w:rPr>
+        <w:t>еятельность</w:t>
+      </w:r>
+      <w:r>
+        <w:rPr>
+          <w:rFonts w:ascii="Times New Roman" w:eastAsia="Times New Roman" w:hAnsi="Times New Roman" w:cs="Times New Roman"/>
+          <w:sz w:val="28"/>
+          <w:szCs w:val="28"/>
+        </w:rPr>
+        <w:t xml:space="preserve">, направленную на исследование архитектурных решений для понимания их влияния на качество системы, выявления потенциальных рисков и проверки соответствия предъявляемым требованиям. Ценность этого этапа заключается в </w:t>
+      </w:r>
+      <w:r>
+        <w:rPr>
+          <w:rFonts w:ascii="Times New Roman" w:eastAsia="Times New Roman" w:hAnsi="Times New Roman" w:cs="Times New Roman"/>
+          <w:sz w:val="28"/>
+          <w:szCs w:val="28"/>
+        </w:rPr>
+        <w:t>возможности предсказать качество</w:t>
+      </w:r>
+      <w:r>
+        <w:rPr>
+          <w:rFonts w:ascii="Times New Roman" w:eastAsia="Times New Roman" w:hAnsi="Times New Roman" w:cs="Times New Roman"/>
+          <w:sz w:val="28"/>
+          <w:szCs w:val="28"/>
+        </w:rPr>
+        <w:t xml:space="preserve"> будущей системы до того, как будут вложены значительные ресурсы в её р</w:t>
+      </w:r>
+      <w:r>
+        <w:rPr>
+          <w:rFonts w:ascii="Times New Roman" w:eastAsia="Times New Roman" w:hAnsi="Times New Roman" w:cs="Times New Roman"/>
+          <w:sz w:val="28"/>
+          <w:szCs w:val="28"/>
+        </w:rPr>
+        <w:t>азработку и реализацию</w:t>
+      </w:r>
+      <w:r>
+        <w:rPr>
+          <w:rFonts w:ascii="Times New Roman" w:eastAsia="Times New Roman" w:hAnsi="Times New Roman" w:cs="Times New Roman"/>
+          <w:sz w:val="28"/>
+          <w:szCs w:val="28"/>
+        </w:rPr>
+        <w:t>. Методы, используемые для этого анализа, можно разделить на формальные, опирающиеся на строгий математический аппарат, и полуформальные, использующие графические нотации и структурированные подходы с менее строгой семантикой. На практике эти две группы методов часто дополняют друг друга, образуя гибридные подходы.</w:t>
+      </w:r>
+    </w:p>
+    <w:p>
+      <w:pPr>
+        <w:spacing w:after="0" w:line="360" w:lineRule="auto"/>
+        <w:ind w:firstLine="709"/>
+        <w:jc w:val="both"/>
+        <w:rPr>
+          <w:rFonts w:ascii="Times New Roman" w:eastAsia="Times New Roman" w:hAnsi="Times New Roman" w:cs="Times New Roman"/>
+          <w:sz w:val="28"/>
+          <w:szCs w:val="28"/>
+        </w:rPr>
+      </w:pPr>
+      <w:r>
+        <w:rPr>
+          <w:rFonts w:ascii="Times New Roman" w:eastAsia="Times New Roman" w:hAnsi="Times New Roman" w:cs="Times New Roman"/>
+          <w:sz w:val="28"/>
+          <w:szCs w:val="28"/>
+        </w:rPr>
+        <w:t xml:space="preserve">Формальные методы основаны на использовании языков с математически точной семантикой для спецификации, моделирования и </w:t>
+      </w:r>
+      <w:r>
+        <w:rPr>
+          <w:rFonts w:ascii="Times New Roman" w:eastAsia="Times New Roman" w:hAnsi="Times New Roman" w:cs="Times New Roman"/>
+          <w:sz w:val="28"/>
+          <w:szCs w:val="28"/>
+        </w:rPr>
+        <w:lastRenderedPageBreak/>
+        <w:t>ве</w:t>
+      </w:r>
+      <w:r>
+        <w:rPr>
+          <w:rFonts w:ascii="Times New Roman" w:eastAsia="Times New Roman" w:hAnsi="Times New Roman" w:cs="Times New Roman"/>
+          <w:sz w:val="28"/>
+          <w:szCs w:val="28"/>
+        </w:rPr>
+        <w:t>рификации архитектурных решений</w:t>
+      </w:r>
+      <w:r>
+        <w:rPr>
+          <w:rFonts w:ascii="Times New Roman" w:eastAsia="Times New Roman" w:hAnsi="Times New Roman" w:cs="Times New Roman"/>
+          <w:sz w:val="28"/>
+          <w:szCs w:val="28"/>
+        </w:rPr>
+        <w:t>. Основное их преимущество заключается в возможности доказательно проверить свойства системы, такие как отсутствие взаимоблокировок</w:t>
+      </w:r>
+      <w:r>
+        <w:rPr>
+          <w:rFonts w:ascii="Times New Roman" w:eastAsia="Times New Roman" w:hAnsi="Times New Roman" w:cs="Times New Roman"/>
+          <w:sz w:val="28"/>
+          <w:szCs w:val="28"/>
+        </w:rPr>
+        <w:t xml:space="preserve">, </w:t>
+      </w:r>
+      <w:r>
+        <w:rPr>
+          <w:rFonts w:ascii="Times New Roman" w:eastAsia="Times New Roman" w:hAnsi="Times New Roman" w:cs="Times New Roman"/>
+          <w:sz w:val="28"/>
+          <w:szCs w:val="28"/>
+        </w:rPr>
+        <w:t>полнота и непротиворечивость спецификаций, что особенно критично для</w:t>
+      </w:r>
+      <w:r>
+        <w:rPr>
+          <w:rFonts w:ascii="Times New Roman" w:eastAsia="Times New Roman" w:hAnsi="Times New Roman" w:cs="Times New Roman"/>
+          <w:sz w:val="28"/>
+          <w:szCs w:val="28"/>
+        </w:rPr>
+        <w:t xml:space="preserve"> сложных и ответственных систем</w:t>
+      </w:r>
+      <w:r>
+        <w:rPr>
+          <w:rFonts w:ascii="Times New Roman" w:eastAsia="Times New Roman" w:hAnsi="Times New Roman" w:cs="Times New Roman"/>
+          <w:sz w:val="28"/>
+          <w:szCs w:val="28"/>
+        </w:rPr>
+        <w:t>. Как отмечается в исследованиях, хотя верификация на уровне исходного кода часто непрактична из-за его огромного размера, применение формальных методов на уровне архитектурного проекта, который является более высокоуровневой абстракцией,</w:t>
+      </w:r>
+      <w:r>
+        <w:rPr>
+          <w:rFonts w:ascii="Times New Roman" w:eastAsia="Times New Roman" w:hAnsi="Times New Roman" w:cs="Times New Roman"/>
+          <w:sz w:val="28"/>
+          <w:szCs w:val="28"/>
+        </w:rPr>
+        <w:t xml:space="preserve"> приносит значительные выгоды.</w:t>
+      </w:r>
+    </w:p>
+    <w:p>
+      <w:pPr>
+        <w:spacing w:after="0" w:line="360" w:lineRule="auto"/>
+        <w:ind w:firstLine="709"/>
+        <w:jc w:val="both"/>
+        <w:rPr>
+          <w:rFonts w:ascii="Times New Roman" w:eastAsia="Times New Roman" w:hAnsi="Times New Roman" w:cs="Times New Roman"/>
+          <w:sz w:val="28"/>
+          <w:szCs w:val="28"/>
+        </w:rPr>
+      </w:pPr>
+      <w:r>
+        <w:rPr>
+          <w:rFonts w:ascii="Times New Roman" w:eastAsia="Times New Roman" w:hAnsi="Times New Roman" w:cs="Times New Roman"/>
+          <w:sz w:val="28"/>
+          <w:szCs w:val="28"/>
+        </w:rPr>
+        <w:t>Среди множества формальных подходов можно выделить несколько ключевых категорий. Во-первых, это методы, основанные на автоматах и графах, где поведение системы описывается как переходы между состояниями. К этой категории относятся различные темпоральные логики (LTL, CTL) и и</w:t>
+      </w:r>
+      <w:r>
+        <w:rPr>
+          <w:rFonts w:ascii="Times New Roman" w:eastAsia="Times New Roman" w:hAnsi="Times New Roman" w:cs="Times New Roman"/>
+          <w:sz w:val="28"/>
+          <w:szCs w:val="28"/>
+        </w:rPr>
+        <w:t>нструменты верификации моделей</w:t>
+      </w:r>
+      <w:r>
+        <w:rPr>
+          <w:rFonts w:ascii="Times New Roman" w:eastAsia="Times New Roman" w:hAnsi="Times New Roman" w:cs="Times New Roman"/>
+          <w:sz w:val="28"/>
+          <w:szCs w:val="28"/>
+        </w:rPr>
+        <w:t>, такие как SPIN</w:t>
+      </w:r>
+      <w:r>
+        <w:rPr>
+          <w:rFonts w:ascii="Times New Roman" w:eastAsia="Times New Roman" w:hAnsi="Times New Roman" w:cs="Times New Roman"/>
+          <w:sz w:val="28"/>
+          <w:szCs w:val="28"/>
+        </w:rPr>
+        <w:t xml:space="preserve"> </w:t>
+      </w:r>
+      <w:r>
+        <w:rPr>
+          <w:rFonts w:ascii="Times New Roman" w:eastAsia="Times New Roman" w:hAnsi="Times New Roman" w:cs="Times New Roman"/>
+          <w:sz w:val="28"/>
+          <w:szCs w:val="28"/>
+        </w:rPr>
+        <w:t>[1]</w:t>
+      </w:r>
+      <w:r>
+        <w:rPr>
+          <w:rFonts w:ascii="Times New Roman" w:eastAsia="Times New Roman" w:hAnsi="Times New Roman" w:cs="Times New Roman"/>
+          <w:sz w:val="28"/>
+          <w:szCs w:val="28"/>
+        </w:rPr>
+        <w:t>. Во-вторых, это математические методы, использующие теорию множеств и логику предикатов для спецификации систем. Примерами здесь служат язык Alloy</w:t>
+      </w:r>
+      <w:r>
+        <w:rPr>
+          <w:rFonts w:ascii="Times New Roman" w:eastAsia="Times New Roman" w:hAnsi="Times New Roman" w:cs="Times New Roman"/>
+          <w:sz w:val="28"/>
+          <w:szCs w:val="28"/>
+        </w:rPr>
+        <w:t xml:space="preserve"> [2]</w:t>
+      </w:r>
+      <w:r>
+        <w:rPr>
+          <w:rFonts w:ascii="Times New Roman" w:eastAsia="Times New Roman" w:hAnsi="Times New Roman" w:cs="Times New Roman"/>
+          <w:sz w:val="28"/>
+          <w:szCs w:val="28"/>
+        </w:rPr>
+        <w:t>, основанный на реляционной логике, и метод Event-B</w:t>
+      </w:r>
+      <w:r>
+        <w:rPr>
+          <w:rFonts w:ascii="Times New Roman" w:eastAsia="Times New Roman" w:hAnsi="Times New Roman" w:cs="Times New Roman"/>
+          <w:sz w:val="28"/>
+          <w:szCs w:val="28"/>
+        </w:rPr>
+        <w:t xml:space="preserve"> [3]</w:t>
+      </w:r>
+      <w:r>
+        <w:rPr>
+          <w:rFonts w:ascii="Times New Roman" w:eastAsia="Times New Roman" w:hAnsi="Times New Roman" w:cs="Times New Roman"/>
+          <w:sz w:val="28"/>
+          <w:szCs w:val="28"/>
+        </w:rPr>
+        <w:t>, позволяющий разрабатывать системы путём посл</w:t>
+      </w:r>
+      <w:r>
+        <w:rPr>
+          <w:rFonts w:ascii="Times New Roman" w:eastAsia="Times New Roman" w:hAnsi="Times New Roman" w:cs="Times New Roman"/>
+          <w:sz w:val="28"/>
+          <w:szCs w:val="28"/>
+        </w:rPr>
+        <w:t>едовательного уточнения моделей</w:t>
+      </w:r>
+      <w:r>
+        <w:rPr>
+          <w:rFonts w:ascii="Times New Roman" w:eastAsia="Times New Roman" w:hAnsi="Times New Roman" w:cs="Times New Roman"/>
+          <w:sz w:val="28"/>
+          <w:szCs w:val="28"/>
+        </w:rPr>
+        <w:t>. К этой же группе можно отнести и языки описания архитектуры (ADL), такие как SAM</w:t>
+      </w:r>
+      <w:r>
+        <w:rPr>
+          <w:rFonts w:ascii="Times New Roman" w:eastAsia="Times New Roman" w:hAnsi="Times New Roman" w:cs="Times New Roman"/>
+          <w:sz w:val="28"/>
+          <w:szCs w:val="28"/>
+        </w:rPr>
+        <w:t xml:space="preserve"> [4]</w:t>
+      </w:r>
+      <w:r>
+        <w:rPr>
+          <w:rFonts w:ascii="Times New Roman" w:eastAsia="Times New Roman" w:hAnsi="Times New Roman" w:cs="Times New Roman"/>
+          <w:sz w:val="28"/>
+          <w:szCs w:val="28"/>
+        </w:rPr>
+        <w:t xml:space="preserve">, </w:t>
+      </w:r>
+      <w:r>
+        <w:rPr>
+          <w:rFonts w:ascii="Times New Roman" w:eastAsia="Times New Roman" w:hAnsi="Times New Roman" w:cs="Times New Roman"/>
+          <w:sz w:val="28"/>
+          <w:szCs w:val="28"/>
+        </w:rPr>
+        <w:t>который представляет собой формальную модель для разработки и анали</w:t>
+      </w:r>
+      <w:r>
+        <w:rPr>
+          <w:rFonts w:ascii="Times New Roman" w:eastAsia="Times New Roman" w:hAnsi="Times New Roman" w:cs="Times New Roman"/>
+          <w:sz w:val="28"/>
+          <w:szCs w:val="28"/>
+        </w:rPr>
+        <w:t>за архитектурных спецификаций</w:t>
+      </w:r>
+      <w:r>
+        <w:rPr>
+          <w:rFonts w:ascii="Times New Roman" w:eastAsia="Times New Roman" w:hAnsi="Times New Roman" w:cs="Times New Roman"/>
+          <w:sz w:val="28"/>
+          <w:szCs w:val="28"/>
+        </w:rPr>
+        <w:t>.</w:t>
+      </w:r>
+    </w:p>
+    <w:p>
+      <w:pPr>
+        <w:spacing w:after="0" w:line="360" w:lineRule="auto"/>
+        <w:ind w:firstLine="709"/>
+        <w:jc w:val="both"/>
+        <w:rPr>
+          <w:rFonts w:ascii="Times New Roman" w:eastAsia="Times New Roman" w:hAnsi="Times New Roman" w:cs="Times New Roman"/>
+          <w:sz w:val="28"/>
+          <w:szCs w:val="28"/>
+        </w:rPr>
+      </w:pPr>
+      <w:r>
+        <w:rPr>
+          <w:rFonts w:ascii="Times New Roman" w:eastAsia="Times New Roman" w:hAnsi="Times New Roman" w:cs="Times New Roman"/>
+          <w:sz w:val="28"/>
+          <w:szCs w:val="28"/>
+        </w:rPr>
+        <w:t>Отдельно стоят методы, основанные на математическом моделировании для анализа конкретных атрибутов качества. Например, для оценки производительности и надёжности используются теория массового обслуживания (Queuing Networks) и методы, основанные на путях и состояни</w:t>
+      </w:r>
+      <w:r>
+        <w:rPr>
+          <w:rFonts w:ascii="Times New Roman" w:eastAsia="Times New Roman" w:hAnsi="Times New Roman" w:cs="Times New Roman"/>
+          <w:sz w:val="28"/>
+          <w:szCs w:val="28"/>
+        </w:rPr>
+        <w:t>ях (Path и State-based methods)</w:t>
+      </w:r>
+      <w:r>
+        <w:rPr>
+          <w:rFonts w:ascii="Times New Roman" w:eastAsia="Times New Roman" w:hAnsi="Times New Roman" w:cs="Times New Roman"/>
+          <w:sz w:val="28"/>
+          <w:szCs w:val="28"/>
+        </w:rPr>
+        <w:t>. Такие подходы часто комбинируются со сценариями и симуляцией для</w:t>
+      </w:r>
+      <w:r>
+        <w:rPr>
+          <w:rFonts w:ascii="Times New Roman" w:eastAsia="Times New Roman" w:hAnsi="Times New Roman" w:cs="Times New Roman"/>
+          <w:sz w:val="28"/>
+          <w:szCs w:val="28"/>
+        </w:rPr>
+        <w:t xml:space="preserve"> повышения точности результатов</w:t>
+      </w:r>
+      <w:r>
+        <w:rPr>
+          <w:rFonts w:ascii="Times New Roman" w:eastAsia="Times New Roman" w:hAnsi="Times New Roman" w:cs="Times New Roman"/>
+          <w:sz w:val="28"/>
+          <w:szCs w:val="28"/>
+        </w:rPr>
+        <w:t>.</w:t>
+      </w:r>
+    </w:p>
+    <w:p>
+      <w:pPr>
+        <w:spacing w:after="0" w:line="360" w:lineRule="auto"/>
+        <w:ind w:firstLine="709"/>
+        <w:jc w:val="both"/>
+        <w:rPr>
+          <w:rFonts w:ascii="Times New Roman" w:eastAsia="Times New Roman" w:hAnsi="Times New Roman" w:cs="Times New Roman"/>
+          <w:sz w:val="28"/>
+          <w:szCs w:val="28"/>
+        </w:rPr>
+      </w:pPr>
+      <w:r>
+        <w:rPr>
+          <w:rFonts w:ascii="Times New Roman" w:eastAsia="Times New Roman" w:hAnsi="Times New Roman" w:cs="Times New Roman"/>
+          <w:sz w:val="28"/>
+          <w:szCs w:val="28"/>
+        </w:rPr>
+        <w:t xml:space="preserve">Формальные методы в подавляющем большинстве работают с поведенческими моделями, потому что их цель — верифицировать корректность поведения: отсутствие deadlock, выполнение инвариантов, соответствие временным ограничениям. Для этого нужна модель, которая </w:t>
+      </w:r>
+      <w:r>
+        <w:rPr>
+          <w:rFonts w:ascii="Times New Roman" w:eastAsia="Times New Roman" w:hAnsi="Times New Roman" w:cs="Times New Roman"/>
+          <w:sz w:val="28"/>
+          <w:szCs w:val="28"/>
+        </w:rPr>
+        <w:lastRenderedPageBreak/>
+        <w:t xml:space="preserve">отражает динамику. </w:t>
+      </w:r>
+      <w:r>
+        <w:rPr>
+          <w:rFonts w:ascii="Times New Roman" w:eastAsia="Times New Roman" w:hAnsi="Times New Roman" w:cs="Times New Roman"/>
+          <w:sz w:val="28"/>
+          <w:szCs w:val="28"/>
+        </w:rPr>
+        <w:t>Д</w:t>
+      </w:r>
+      <w:r>
+        <w:rPr>
+          <w:rFonts w:ascii="Times New Roman" w:eastAsia="Times New Roman" w:hAnsi="Times New Roman" w:cs="Times New Roman"/>
+          <w:sz w:val="28"/>
+          <w:szCs w:val="28"/>
+        </w:rPr>
+        <w:t>аже если формальный метод использует граф, этот граф несёт поведенческую информацию</w:t>
+      </w:r>
+      <w:r>
+        <w:rPr>
+          <w:rFonts w:ascii="Times New Roman" w:eastAsia="Times New Roman" w:hAnsi="Times New Roman" w:cs="Times New Roman"/>
+          <w:sz w:val="28"/>
+          <w:szCs w:val="28"/>
+        </w:rPr>
+        <w:t xml:space="preserve"> (переход системы из одного состояния в другое)</w:t>
+      </w:r>
+      <w:r>
+        <w:rPr>
+          <w:rFonts w:ascii="Times New Roman" w:eastAsia="Times New Roman" w:hAnsi="Times New Roman" w:cs="Times New Roman"/>
+          <w:sz w:val="28"/>
+          <w:szCs w:val="28"/>
+        </w:rPr>
+        <w:t>, а не структурную.</w:t>
+      </w:r>
+      <w:r>
+        <w:rPr>
+          <w:rFonts w:ascii="Times New Roman" w:eastAsia="Times New Roman" w:hAnsi="Times New Roman" w:cs="Times New Roman"/>
+          <w:sz w:val="28"/>
+          <w:szCs w:val="28"/>
+        </w:rPr>
+        <w:t xml:space="preserve"> </w:t>
+      </w:r>
+    </w:p>
+    <w:p>
+      <w:pPr>
+        <w:spacing w:after="0" w:line="360" w:lineRule="auto"/>
+        <w:ind w:firstLine="709"/>
+        <w:jc w:val="both"/>
+        <w:rPr>
+          <w:rFonts w:ascii="Times New Roman" w:eastAsia="Times New Roman" w:hAnsi="Times New Roman" w:cs="Times New Roman"/>
+          <w:sz w:val="28"/>
+          <w:szCs w:val="28"/>
+        </w:rPr>
+      </w:pPr>
+      <w:r>
+        <w:rPr>
+          <w:rFonts w:ascii="Times New Roman" w:eastAsia="Times New Roman" w:hAnsi="Times New Roman" w:cs="Times New Roman"/>
+          <w:sz w:val="28"/>
+          <w:szCs w:val="28"/>
+        </w:rPr>
+        <w:t>Вместе с тем применение формальных методов в данном контексте сопряжено с рядом ограничений. Во-первых, большинство формальных инструментов ориентированы на верификацию поведенческих свойств (отсутствие deadlock, выполнение инвариантов), а не на анализ топологических характеристик архитектурного графа. Во-вторых, при обнаружении нарушения инварианта формальный метод, как правило, фиксирует сам факт нарушения, но не локализует конкретный структурный элемент, ставший его причиной — это требует дополнительного ручного анализа. Наконец, масштабирование формальных проверок на архитектуры с сотнями и тысячами компонентов может потребовать значительных вычислительных ресурсов в связи с экспоненциальным ростом пространства состояний.</w:t>
+      </w:r>
+    </w:p>
+    <w:p>
+      <w:pPr>
+        <w:spacing w:after="0" w:line="360" w:lineRule="auto"/>
+        <w:ind w:firstLine="709"/>
+        <w:jc w:val="both"/>
+        <w:rPr>
+          <w:rFonts w:ascii="Times New Roman" w:eastAsia="Times New Roman" w:hAnsi="Times New Roman" w:cs="Times New Roman"/>
+          <w:sz w:val="28"/>
+          <w:szCs w:val="28"/>
+        </w:rPr>
+      </w:pPr>
+      <w:r>
+        <w:rPr>
+          <w:rFonts w:ascii="Times New Roman" w:eastAsia="Times New Roman" w:hAnsi="Times New Roman" w:cs="Times New Roman"/>
+          <w:sz w:val="28"/>
+          <w:szCs w:val="28"/>
+        </w:rPr>
+        <w:t>Полуформальные методы предлагают более доступные и наглядные способы описания и анализа архитектуры, что делает их широко распространё</w:t>
+      </w:r>
+      <w:r>
+        <w:rPr>
+          <w:rFonts w:ascii="Times New Roman" w:eastAsia="Times New Roman" w:hAnsi="Times New Roman" w:cs="Times New Roman"/>
+          <w:sz w:val="28"/>
+          <w:szCs w:val="28"/>
+        </w:rPr>
+        <w:t>нными в индустриальной практике</w:t>
+      </w:r>
+      <w:r>
+        <w:rPr>
+          <w:rFonts w:ascii="Times New Roman" w:eastAsia="Times New Roman" w:hAnsi="Times New Roman" w:cs="Times New Roman"/>
+          <w:sz w:val="28"/>
+          <w:szCs w:val="28"/>
+        </w:rPr>
+        <w:t>. Они используют графические нотации и структурированные процессы, не требуя при этом глубоких математических знаний от аналитика. Как отмечено в обзорах, большинство требований к системам пишется на естественном языке, который хорош для понимания, но не обладает точностью. Полуформальные методы занимают промежуточное положение, добавляя строгости в структуру, но сохраняя доступ</w:t>
+      </w:r>
+      <w:r>
+        <w:rPr>
+          <w:rFonts w:ascii="Times New Roman" w:eastAsia="Times New Roman" w:hAnsi="Times New Roman" w:cs="Times New Roman"/>
+          <w:sz w:val="28"/>
+          <w:szCs w:val="28"/>
+        </w:rPr>
+        <w:t>ность</w:t>
+      </w:r>
+      <w:r>
+        <w:rPr>
+          <w:rFonts w:ascii="Times New Roman" w:eastAsia="Times New Roman" w:hAnsi="Times New Roman" w:cs="Times New Roman"/>
+          <w:sz w:val="28"/>
+          <w:szCs w:val="28"/>
+        </w:rPr>
+        <w:t>.</w:t>
+      </w:r>
+    </w:p>
+    <w:p>
+      <w:pPr>
+        <w:spacing w:after="0" w:line="360" w:lineRule="auto"/>
+        <w:ind w:firstLine="709"/>
+        <w:jc w:val="both"/>
+        <w:rPr>
+          <w:rFonts w:ascii="Times New Roman" w:eastAsia="Times New Roman" w:hAnsi="Times New Roman" w:cs="Times New Roman"/>
+          <w:sz w:val="28"/>
+          <w:szCs w:val="28"/>
+        </w:rPr>
+      </w:pPr>
+      <w:r>
+        <w:rPr>
+          <w:rFonts w:ascii="Times New Roman" w:eastAsia="Times New Roman" w:hAnsi="Times New Roman" w:cs="Times New Roman"/>
+          <w:sz w:val="28"/>
+          <w:szCs w:val="28"/>
+        </w:rPr>
+        <w:t xml:space="preserve">Ключевым представителем полуформальных нотаций является UML </w:t>
+      </w:r>
+      <w:r>
+        <w:rPr>
+          <w:rFonts w:ascii="Times New Roman" w:eastAsia="Times New Roman" w:hAnsi="Times New Roman" w:cs="Times New Roman"/>
+          <w:sz w:val="28"/>
+          <w:szCs w:val="28"/>
+        </w:rPr>
+        <w:t>[5]</w:t>
+      </w:r>
+      <w:r>
+        <w:rPr>
+          <w:rFonts w:ascii="Times New Roman" w:eastAsia="Times New Roman" w:hAnsi="Times New Roman" w:cs="Times New Roman"/>
+          <w:sz w:val="28"/>
+          <w:szCs w:val="28"/>
+        </w:rPr>
+        <w:t xml:space="preserve"> и его расширения, </w:t>
+      </w:r>
+      <w:r>
+        <w:rPr>
+          <w:rFonts w:ascii="Times New Roman" w:eastAsia="Times New Roman" w:hAnsi="Times New Roman" w:cs="Times New Roman"/>
+          <w:sz w:val="28"/>
+          <w:szCs w:val="28"/>
+        </w:rPr>
+        <w:t>такие ка</w:t>
+      </w:r>
+      <w:r>
+        <w:rPr>
+          <w:rFonts w:ascii="Times New Roman" w:eastAsia="Times New Roman" w:hAnsi="Times New Roman" w:cs="Times New Roman"/>
+          <w:sz w:val="28"/>
+          <w:szCs w:val="28"/>
+        </w:rPr>
+        <w:t>к SysML</w:t>
+      </w:r>
+      <w:r>
+        <w:rPr>
+          <w:rFonts w:ascii="Times New Roman" w:eastAsia="Times New Roman" w:hAnsi="Times New Roman" w:cs="Times New Roman"/>
+          <w:sz w:val="28"/>
+          <w:szCs w:val="28"/>
+        </w:rPr>
+        <w:t xml:space="preserve"> [6]</w:t>
+      </w:r>
+      <w:r>
+        <w:rPr>
+          <w:rFonts w:ascii="Times New Roman" w:eastAsia="Times New Roman" w:hAnsi="Times New Roman" w:cs="Times New Roman"/>
+          <w:sz w:val="28"/>
+          <w:szCs w:val="28"/>
+        </w:rPr>
+        <w:t xml:space="preserve"> для системной инженерии</w:t>
+      </w:r>
+      <w:r>
+        <w:rPr>
+          <w:rFonts w:ascii="Times New Roman" w:eastAsia="Times New Roman" w:hAnsi="Times New Roman" w:cs="Times New Roman"/>
+          <w:sz w:val="28"/>
+          <w:szCs w:val="28"/>
+        </w:rPr>
+        <w:t>. С помощью различных диаграмм (компонентов, последовательностей, состояний) можно описать структуру и поведение системы, создавая основу для её последующего анализа.</w:t>
+      </w:r>
+    </w:p>
+    <w:p>
+      <w:pPr>
+        <w:spacing w:after="0" w:line="360" w:lineRule="auto"/>
+        <w:ind w:firstLine="709"/>
+        <w:jc w:val="both"/>
+        <w:rPr>
+          <w:rFonts w:ascii="Times New Roman" w:eastAsia="Times New Roman" w:hAnsi="Times New Roman" w:cs="Times New Roman"/>
+          <w:sz w:val="28"/>
+          <w:szCs w:val="28"/>
+        </w:rPr>
+      </w:pPr>
+      <w:r>
+        <w:rPr>
+          <w:rFonts w:ascii="Times New Roman" w:eastAsia="Times New Roman" w:hAnsi="Times New Roman" w:cs="Times New Roman"/>
+          <w:sz w:val="28"/>
+          <w:szCs w:val="28"/>
+        </w:rPr>
+        <w:lastRenderedPageBreak/>
+        <w:t>Наиболее известную группу полуформальных подходов составляют методы оценки, основанные на сценариях (scenario-based). Эти методы используют сценарии — краткие описания взаимодействия стейкхолдера с системой — для оценки того, насколько архитектура удовлет</w:t>
+      </w:r>
+      <w:r>
+        <w:rPr>
+          <w:rFonts w:ascii="Times New Roman" w:eastAsia="Times New Roman" w:hAnsi="Times New Roman" w:cs="Times New Roman"/>
+          <w:sz w:val="28"/>
+          <w:szCs w:val="28"/>
+        </w:rPr>
+        <w:t>воряет требованиям к качеству</w:t>
+      </w:r>
+      <w:r>
+        <w:rPr>
+          <w:rFonts w:ascii="Times New Roman" w:eastAsia="Times New Roman" w:hAnsi="Times New Roman" w:cs="Times New Roman"/>
+          <w:sz w:val="28"/>
+          <w:szCs w:val="28"/>
+        </w:rPr>
+        <w:t>.</w:t>
+      </w:r>
+    </w:p>
+    <w:p>
+      <w:pPr>
+        <w:spacing w:after="0" w:line="360" w:lineRule="auto"/>
+        <w:ind w:firstLine="709"/>
+        <w:jc w:val="both"/>
+        <w:rPr>
+          <w:rFonts w:ascii="Times New Roman" w:eastAsia="Times New Roman" w:hAnsi="Times New Roman" w:cs="Times New Roman"/>
+          <w:sz w:val="28"/>
+          <w:szCs w:val="28"/>
+        </w:rPr>
+      </w:pPr>
+      <w:r>
+        <w:rPr>
+          <w:rFonts w:ascii="Times New Roman" w:eastAsia="Times New Roman" w:hAnsi="Times New Roman" w:cs="Times New Roman"/>
+          <w:sz w:val="28"/>
+          <w:szCs w:val="28"/>
+        </w:rPr>
+        <w:t xml:space="preserve">SAAM </w:t>
+      </w:r>
+      <w:r>
+        <w:rPr>
+          <w:rFonts w:ascii="Times New Roman" w:eastAsia="Times New Roman" w:hAnsi="Times New Roman" w:cs="Times New Roman"/>
+          <w:sz w:val="28"/>
+          <w:szCs w:val="28"/>
+        </w:rPr>
+        <w:t>[7]</w:t>
+      </w:r>
+      <w:r>
+        <w:rPr>
+          <w:rFonts w:ascii="Times New Roman" w:eastAsia="Times New Roman" w:hAnsi="Times New Roman" w:cs="Times New Roman"/>
+          <w:sz w:val="28"/>
+          <w:szCs w:val="28"/>
+        </w:rPr>
+        <w:t xml:space="preserve"> — один из первых и наиболее известных методов, предназначенный для оценки таких атрибутов, как модифицируемость </w:t>
+      </w:r>
+      <w:r>
+        <w:rPr>
+          <w:rFonts w:ascii="Times New Roman" w:eastAsia="Times New Roman" w:hAnsi="Times New Roman" w:cs="Times New Roman"/>
+          <w:sz w:val="28"/>
+          <w:szCs w:val="28"/>
+        </w:rPr>
+        <w:t>и функциональность</w:t>
+      </w:r>
+      <w:r>
+        <w:rPr>
+          <w:rFonts w:ascii="Times New Roman" w:eastAsia="Times New Roman" w:hAnsi="Times New Roman" w:cs="Times New Roman"/>
+          <w:sz w:val="28"/>
+          <w:szCs w:val="28"/>
+        </w:rPr>
+        <w:t>.</w:t>
+      </w:r>
+    </w:p>
+    <w:p>
+      <w:pPr>
+        <w:spacing w:after="0" w:line="360" w:lineRule="auto"/>
+        <w:ind w:firstLine="709"/>
+        <w:jc w:val="both"/>
+        <w:rPr>
+          <w:rFonts w:ascii="Times New Roman" w:eastAsia="Times New Roman" w:hAnsi="Times New Roman" w:cs="Times New Roman"/>
+          <w:sz w:val="28"/>
+          <w:szCs w:val="28"/>
+        </w:rPr>
+      </w:pPr>
+      <w:r>
+        <w:rPr>
+          <w:rFonts w:ascii="Times New Roman" w:eastAsia="Times New Roman" w:hAnsi="Times New Roman" w:cs="Times New Roman"/>
+          <w:sz w:val="28"/>
+          <w:szCs w:val="28"/>
+        </w:rPr>
+        <w:t xml:space="preserve">ATAM </w:t>
+      </w:r>
+      <w:r>
+        <w:rPr>
+          <w:rFonts w:ascii="Times New Roman" w:eastAsia="Times New Roman" w:hAnsi="Times New Roman" w:cs="Times New Roman"/>
+          <w:sz w:val="28"/>
+          <w:szCs w:val="28"/>
+        </w:rPr>
+        <w:t xml:space="preserve">[8] </w:t>
+      </w:r>
+      <w:r>
+        <w:rPr>
+          <w:rFonts w:ascii="Times New Roman" w:eastAsia="Times New Roman" w:hAnsi="Times New Roman" w:cs="Times New Roman"/>
+          <w:sz w:val="28"/>
+          <w:szCs w:val="28"/>
+        </w:rPr>
+        <w:t>— развивает идеи SAAM и фокусируется на выявлении компромиссов между конфликтующими атрибутами качества (например, высокая производительность и высокий уровень безопасности). ATAM является хорошо известным, но часто с</w:t>
+      </w:r>
+      <w:r>
+        <w:rPr>
+          <w:rFonts w:ascii="Times New Roman" w:eastAsia="Times New Roman" w:hAnsi="Times New Roman" w:cs="Times New Roman"/>
+          <w:sz w:val="28"/>
+          <w:szCs w:val="28"/>
+        </w:rPr>
+        <w:t>читается "тяжеловесным" методом</w:t>
+      </w:r>
+      <w:r>
+        <w:rPr>
+          <w:rFonts w:ascii="Times New Roman" w:eastAsia="Times New Roman" w:hAnsi="Times New Roman" w:cs="Times New Roman"/>
+          <w:sz w:val="28"/>
+          <w:szCs w:val="28"/>
+        </w:rPr>
+        <w:t>. Существуют его облегчённые версии (Lightweight-ATAM) для более бы</w:t>
+      </w:r>
+      <w:r>
+        <w:rPr>
+          <w:rFonts w:ascii="Times New Roman" w:eastAsia="Times New Roman" w:hAnsi="Times New Roman" w:cs="Times New Roman"/>
+          <w:sz w:val="28"/>
+          <w:szCs w:val="28"/>
+        </w:rPr>
+        <w:t>строго применения в индустрии</w:t>
+      </w:r>
+      <w:r>
+        <w:rPr>
+          <w:rFonts w:ascii="Times New Roman" w:eastAsia="Times New Roman" w:hAnsi="Times New Roman" w:cs="Times New Roman"/>
+          <w:sz w:val="28"/>
+          <w:szCs w:val="28"/>
+        </w:rPr>
+        <w:t>.</w:t>
+      </w:r>
+    </w:p>
+    <w:p>
+      <w:pPr>
+        <w:spacing w:after="0" w:line="360" w:lineRule="auto"/>
+        <w:ind w:firstLine="709"/>
+        <w:jc w:val="both"/>
+        <w:rPr>
+          <w:rFonts w:ascii="Times New Roman" w:eastAsia="Times New Roman" w:hAnsi="Times New Roman" w:cs="Times New Roman"/>
+          <w:sz w:val="28"/>
+          <w:szCs w:val="28"/>
+        </w:rPr>
+      </w:pPr>
+      <w:r>
+        <w:rPr>
+          <w:rFonts w:ascii="Times New Roman" w:eastAsia="Times New Roman" w:hAnsi="Times New Roman" w:cs="Times New Roman"/>
+          <w:sz w:val="28"/>
+          <w:szCs w:val="28"/>
+        </w:rPr>
+        <w:t xml:space="preserve">Другие сценарные методы нацелены на анализ конкретных качеств: ALMA </w:t>
+      </w:r>
+      <w:r>
+        <w:rPr>
+          <w:rFonts w:ascii="Times New Roman" w:eastAsia="Times New Roman" w:hAnsi="Times New Roman" w:cs="Times New Roman"/>
+          <w:sz w:val="28"/>
+          <w:szCs w:val="28"/>
+        </w:rPr>
+        <w:t>[9]</w:t>
+      </w:r>
+      <w:r>
+        <w:rPr>
+          <w:rFonts w:ascii="Times New Roman" w:eastAsia="Times New Roman" w:hAnsi="Times New Roman" w:cs="Times New Roman"/>
+          <w:sz w:val="28"/>
+          <w:szCs w:val="28"/>
+        </w:rPr>
+        <w:t xml:space="preserve"> — для анализа модифицируемости, а PASA</w:t>
+      </w:r>
+      <w:r>
+        <w:rPr>
+          <w:rFonts w:ascii="Times New Roman" w:eastAsia="Times New Roman" w:hAnsi="Times New Roman" w:cs="Times New Roman"/>
+          <w:sz w:val="28"/>
+          <w:szCs w:val="28"/>
+        </w:rPr>
+        <w:t xml:space="preserve"> [</w:t>
+      </w:r>
+      <w:r>
+        <w:rPr>
+          <w:rFonts w:ascii="Times New Roman" w:eastAsia="Times New Roman" w:hAnsi="Times New Roman" w:cs="Times New Roman"/>
+          <w:sz w:val="28"/>
+          <w:szCs w:val="28"/>
+        </w:rPr>
+        <w:t>10]</w:t>
+      </w:r>
+      <w:r>
+        <w:rPr>
+          <w:rFonts w:ascii="Times New Roman" w:eastAsia="Times New Roman" w:hAnsi="Times New Roman" w:cs="Times New Roman"/>
+          <w:sz w:val="28"/>
+          <w:szCs w:val="28"/>
+        </w:rPr>
+        <w:t xml:space="preserve"> — </w:t>
+      </w:r>
+      <w:r>
+        <w:rPr>
+          <w:rFonts w:ascii="Times New Roman" w:eastAsia="Times New Roman" w:hAnsi="Times New Roman" w:cs="Times New Roman"/>
+          <w:sz w:val="28"/>
+          <w:szCs w:val="28"/>
+        </w:rPr>
+        <w:t>для оценки производительности</w:t>
+      </w:r>
+      <w:r>
+        <w:rPr>
+          <w:rFonts w:ascii="Times New Roman" w:eastAsia="Times New Roman" w:hAnsi="Times New Roman" w:cs="Times New Roman"/>
+          <w:sz w:val="28"/>
+          <w:szCs w:val="28"/>
+        </w:rPr>
+        <w:t>.</w:t>
+      </w:r>
+    </w:p>
+    <w:p>
+      <w:pPr>
+        <w:spacing w:after="0" w:line="360" w:lineRule="auto"/>
+        <w:ind w:firstLine="709"/>
+        <w:jc w:val="both"/>
+        <w:rPr>
+          <w:rFonts w:ascii="Times New Roman" w:eastAsia="Times New Roman" w:hAnsi="Times New Roman" w:cs="Times New Roman"/>
+          <w:sz w:val="28"/>
+          <w:szCs w:val="28"/>
+        </w:rPr>
+      </w:pPr>
+      <w:r>
+        <w:rPr>
+          <w:rFonts w:ascii="Times New Roman" w:eastAsia="Times New Roman" w:hAnsi="Times New Roman" w:cs="Times New Roman"/>
+          <w:sz w:val="28"/>
+          <w:szCs w:val="28"/>
+        </w:rPr>
+        <w:t xml:space="preserve">Помимо сценарных, существуют и другие типы полуформальных методов. Методы, основанные на опыте экспертов (experience-based) — такие как EBAE </w:t>
+      </w:r>
+      <w:r>
+        <w:rPr>
+          <w:rFonts w:ascii="Times New Roman" w:eastAsia="Times New Roman" w:hAnsi="Times New Roman" w:cs="Times New Roman"/>
+          <w:sz w:val="28"/>
+          <w:szCs w:val="28"/>
+        </w:rPr>
+        <w:t>[11]</w:t>
+      </w:r>
+      <w:r>
+        <w:rPr>
+          <w:rFonts w:ascii="Times New Roman" w:eastAsia="Times New Roman" w:hAnsi="Times New Roman" w:cs="Times New Roman"/>
+          <w:sz w:val="28"/>
+          <w:szCs w:val="28"/>
+        </w:rPr>
+        <w:t xml:space="preserve"> или DCAR </w:t>
+      </w:r>
+      <w:r>
+        <w:rPr>
+          <w:rFonts w:ascii="Times New Roman" w:eastAsia="Times New Roman" w:hAnsi="Times New Roman" w:cs="Times New Roman"/>
+          <w:sz w:val="28"/>
+          <w:szCs w:val="28"/>
+        </w:rPr>
+        <w:t>[12]</w:t>
+      </w:r>
+      <w:r>
+        <w:rPr>
+          <w:rFonts w:ascii="Times New Roman" w:eastAsia="Times New Roman" w:hAnsi="Times New Roman" w:cs="Times New Roman"/>
+          <w:sz w:val="28"/>
+          <w:szCs w:val="28"/>
+        </w:rPr>
+        <w:t xml:space="preserve"> — полагаются на знания и интуицию архитекторов и являются наиболее рас</w:t>
+      </w:r>
+      <w:r>
+        <w:rPr>
+          <w:rFonts w:ascii="Times New Roman" w:eastAsia="Times New Roman" w:hAnsi="Times New Roman" w:cs="Times New Roman"/>
+          <w:sz w:val="28"/>
+          <w:szCs w:val="28"/>
+        </w:rPr>
+        <w:t>пространёнными в промышленности</w:t>
+      </w:r>
+      <w:r>
+        <w:rPr>
+          <w:rFonts w:ascii="Times New Roman" w:eastAsia="Times New Roman" w:hAnsi="Times New Roman" w:cs="Times New Roman"/>
+          <w:sz w:val="28"/>
+          <w:szCs w:val="28"/>
+        </w:rPr>
+        <w:t>. Методы, основанные на чек-листах (checklist-based) — например, SAR</w:t>
+      </w:r>
+      <w:r>
+        <w:rPr>
+          <w:rFonts w:ascii="Times New Roman" w:eastAsia="Times New Roman" w:hAnsi="Times New Roman" w:cs="Times New Roman"/>
+          <w:sz w:val="28"/>
+          <w:szCs w:val="28"/>
+        </w:rPr>
+        <w:t xml:space="preserve"> </w:t>
+      </w:r>
+      <w:r>
+        <w:rPr>
+          <w:rFonts w:ascii="Times New Roman" w:eastAsia="Times New Roman" w:hAnsi="Times New Roman" w:cs="Times New Roman"/>
+          <w:sz w:val="28"/>
+          <w:szCs w:val="28"/>
+        </w:rPr>
+        <w:t>[13]</w:t>
+      </w:r>
+      <w:r>
+        <w:rPr>
+          <w:rFonts w:ascii="Times New Roman" w:eastAsia="Times New Roman" w:hAnsi="Times New Roman" w:cs="Times New Roman"/>
+          <w:sz w:val="28"/>
+          <w:szCs w:val="28"/>
+        </w:rPr>
+        <w:t xml:space="preserve"> — используют список вопросов для проверки архитектуры, но требуют создания нового чек-листа для </w:t>
+      </w:r>
+      <w:r>
+        <w:rPr>
+          <w:rFonts w:ascii="Times New Roman" w:eastAsia="Times New Roman" w:hAnsi="Times New Roman" w:cs="Times New Roman"/>
+          <w:sz w:val="28"/>
+          <w:szCs w:val="28"/>
+        </w:rPr>
+        <w:t>каждой новой предметной области</w:t>
+      </w:r>
+      <w:r>
+        <w:rPr>
+          <w:rFonts w:ascii="Times New Roman" w:eastAsia="Times New Roman" w:hAnsi="Times New Roman" w:cs="Times New Roman"/>
+          <w:sz w:val="28"/>
+          <w:szCs w:val="28"/>
+        </w:rPr>
+        <w:t>. Наконец, методы на основе прототипирования (prototyping-based) предполагают создание экспериментальных или эволюционных прототипов для оценки таких качеств, как производительность и модифицируемость</w:t>
+      </w:r>
+      <w:r>
+        <w:rPr>
+          <w:rFonts w:ascii="Times New Roman" w:eastAsia="Times New Roman" w:hAnsi="Times New Roman" w:cs="Times New Roman"/>
+          <w:sz w:val="28"/>
+          <w:szCs w:val="28"/>
+        </w:rPr>
+        <w:t>.</w:t>
+      </w:r>
+    </w:p>
+    <w:p>
+      <w:pPr>
+        <w:spacing w:after="0" w:line="360" w:lineRule="auto"/>
+        <w:ind w:firstLine="709"/>
+        <w:jc w:val="both"/>
+        <w:rPr>
+          <w:rFonts w:ascii="Times New Roman" w:eastAsia="Times New Roman" w:hAnsi="Times New Roman" w:cs="Times New Roman"/>
+          <w:sz w:val="28"/>
+          <w:szCs w:val="28"/>
+        </w:rPr>
+      </w:pPr>
+      <w:r>
+        <w:rPr>
+          <w:rFonts w:ascii="Times New Roman" w:eastAsia="Times New Roman" w:hAnsi="Times New Roman" w:cs="Times New Roman"/>
+          <w:sz w:val="28"/>
+          <w:szCs w:val="28"/>
+        </w:rPr>
+        <w:t xml:space="preserve">Полуформальные методы основаны на экспертных оценках и сценариях. Они хороши для выявления рисков, связанных с атрибутами качества. Вместе с тем их применимость в данном контексте ограничена: результаты </w:t>
+      </w:r>
+      <w:r>
+        <w:rPr>
+          <w:rFonts w:ascii="Times New Roman" w:eastAsia="Times New Roman" w:hAnsi="Times New Roman" w:cs="Times New Roman"/>
+          <w:sz w:val="28"/>
+          <w:szCs w:val="28"/>
+        </w:rPr>
+        <w:lastRenderedPageBreak/>
+        <w:t>существенно зависят от опыта конкретного эксперта. Кроме того, при больших размерах систем</w:t>
+      </w:r>
+      <w:r>
+        <w:rPr>
+          <w:rFonts w:ascii="Times New Roman" w:eastAsia="Times New Roman" w:hAnsi="Times New Roman" w:cs="Times New Roman"/>
+          <w:sz w:val="28"/>
+          <w:szCs w:val="28"/>
+        </w:rPr>
+        <w:t>ы</w:t>
+      </w:r>
+      <w:r>
+        <w:rPr>
+          <w:rFonts w:ascii="Times New Roman" w:eastAsia="Times New Roman" w:hAnsi="Times New Roman" w:cs="Times New Roman"/>
+          <w:sz w:val="28"/>
+          <w:szCs w:val="28"/>
+        </w:rPr>
+        <w:t xml:space="preserve"> ручной обход схем делает регулярное применение подобных методов трудоёмким и экономически нецелесообразным — именно в этой части и возникает потребность в автоматизированном подходе.</w:t>
+      </w:r>
+    </w:p>
+    <w:p>
+      <w:pPr>
+        <w:spacing w:after="0" w:line="360" w:lineRule="auto"/>
+        <w:ind w:firstLine="709"/>
+        <w:jc w:val="both"/>
+        <w:rPr>
+          <w:rFonts w:ascii="Times New Roman" w:eastAsia="Times New Roman" w:hAnsi="Times New Roman" w:cs="Times New Roman"/>
+          <w:sz w:val="28"/>
+          <w:szCs w:val="28"/>
+        </w:rPr>
+      </w:pPr>
+      <w:r>
+        <w:rPr>
+          <w:rFonts w:ascii="Times New Roman" w:eastAsia="Times New Roman" w:hAnsi="Times New Roman" w:cs="Times New Roman"/>
+          <w:sz w:val="28"/>
+          <w:szCs w:val="28"/>
+        </w:rPr>
+        <w:t>Исследователи и практики давно осознали, что сильные стороны формальных и полуформальных методов могут быть успешно объединены. Полуформальные модели (например, UML) обеспечивают наглядность и доступны для понимания заказчиком, в то время как формальные методы позволяют выпол</w:t>
+      </w:r>
+      <w:r>
+        <w:rPr>
+          <w:rFonts w:ascii="Times New Roman" w:eastAsia="Times New Roman" w:hAnsi="Times New Roman" w:cs="Times New Roman"/>
+          <w:sz w:val="28"/>
+          <w:szCs w:val="28"/>
+        </w:rPr>
+        <w:t>нить глубокий и точный анализ.</w:t>
+      </w:r>
+    </w:p>
+    <w:p>
+      <w:pPr>
+        <w:spacing w:after="0" w:line="360" w:lineRule="auto"/>
+        <w:ind w:firstLine="709"/>
+        <w:jc w:val="both"/>
+        <w:rPr>
+          <w:rFonts w:ascii="Times New Roman" w:eastAsia="Times New Roman" w:hAnsi="Times New Roman" w:cs="Times New Roman"/>
+          <w:sz w:val="28"/>
+          <w:szCs w:val="28"/>
+        </w:rPr>
+      </w:pPr>
+      <w:r>
+        <w:rPr>
+          <w:rFonts w:ascii="Times New Roman" w:eastAsia="Times New Roman" w:hAnsi="Times New Roman" w:cs="Times New Roman"/>
+          <w:sz w:val="28"/>
+          <w:szCs w:val="28"/>
+        </w:rPr>
+        <w:t>Выделяют</w:t>
+      </w:r>
+      <w:r>
+        <w:rPr>
+          <w:rFonts w:ascii="Times New Roman" w:eastAsia="Times New Roman" w:hAnsi="Times New Roman" w:cs="Times New Roman"/>
+          <w:sz w:val="28"/>
+          <w:szCs w:val="28"/>
+        </w:rPr>
+        <w:t xml:space="preserve"> целое направление интегрированных полуформальных и формальных подходов (integrated sem</w:t>
+      </w:r>
+      <w:r>
+        <w:rPr>
+          <w:rFonts w:ascii="Times New Roman" w:eastAsia="Times New Roman" w:hAnsi="Times New Roman" w:cs="Times New Roman"/>
+          <w:sz w:val="28"/>
+          <w:szCs w:val="28"/>
+        </w:rPr>
+        <w:t>i-formal and formal approaches)</w:t>
+      </w:r>
+      <w:r>
+        <w:rPr>
+          <w:rFonts w:ascii="Times New Roman" w:eastAsia="Times New Roman" w:hAnsi="Times New Roman" w:cs="Times New Roman"/>
+          <w:sz w:val="28"/>
+          <w:szCs w:val="28"/>
+        </w:rPr>
+        <w:t>. Идея заключается в том, чтобы описать архитектуру с помощью привычных графических нотаций, а затем автоматически или полуавтоматически транслировать это описание в формальную модель для последующей верификации. Это позволяет скрыть сложность формальных методов от архитектора, но при этом получить все преимущества матем</w:t>
+      </w:r>
+      <w:r>
+        <w:rPr>
+          <w:rFonts w:ascii="Times New Roman" w:eastAsia="Times New Roman" w:hAnsi="Times New Roman" w:cs="Times New Roman"/>
+          <w:sz w:val="28"/>
+          <w:szCs w:val="28"/>
+        </w:rPr>
+        <w:t>атического анализа</w:t>
+      </w:r>
+      <w:r>
+        <w:rPr>
+          <w:rFonts w:ascii="Times New Roman" w:eastAsia="Times New Roman" w:hAnsi="Times New Roman" w:cs="Times New Roman"/>
+          <w:sz w:val="28"/>
+          <w:szCs w:val="28"/>
+        </w:rPr>
+        <w:t xml:space="preserve">. Примером такого подхода может служить методология SAM, где архитектурные спецификации могут разрабатываться в полуформальном виде, а затем анализироваться с </w:t>
+      </w:r>
+      <w:r>
+        <w:rPr>
+          <w:rFonts w:ascii="Times New Roman" w:eastAsia="Times New Roman" w:hAnsi="Times New Roman" w:cs="Times New Roman"/>
+          <w:sz w:val="28"/>
+          <w:szCs w:val="28"/>
+        </w:rPr>
+        <w:t>помощью формальных инструментов.</w:t>
+      </w:r>
+    </w:p>
+    <w:p>
+      <w:pPr>
+        <w:spacing w:after="0" w:line="360" w:lineRule="auto"/>
+        <w:ind w:firstLine="709"/>
+        <w:jc w:val="both"/>
+        <w:rPr>
+          <w:rFonts w:ascii="Times New Roman" w:eastAsia="Times New Roman" w:hAnsi="Times New Roman" w:cs="Times New Roman"/>
+          <w:sz w:val="28"/>
+          <w:szCs w:val="28"/>
+        </w:rPr>
+      </w:pPr>
+      <w:r>
+        <w:rPr>
+          <w:rFonts w:ascii="Times New Roman" w:eastAsia="Times New Roman" w:hAnsi="Times New Roman" w:cs="Times New Roman"/>
+          <w:sz w:val="28"/>
+          <w:szCs w:val="28"/>
+        </w:rPr>
+        <w:t>Кроме того, современные исследования в области анализа архитектуры направлены на создание гибридных методов, которые комбинируют различные техники. Например, математическое моделирование производительности часто смешивается со сценарными и имитационными подходами (simulation-based) для получения более точных результатов. Такие инструменты, как Layered Queuing Networks</w:t>
+      </w:r>
+      <w:r>
+        <w:rPr>
+          <w:rFonts w:ascii="Times New Roman" w:eastAsia="Times New Roman" w:hAnsi="Times New Roman" w:cs="Times New Roman"/>
+          <w:sz w:val="28"/>
+          <w:szCs w:val="28"/>
+        </w:rPr>
+        <w:t xml:space="preserve"> [14</w:t>
+      </w:r>
+      <w:r>
+        <w:rPr>
+          <w:rFonts w:ascii="Times New Roman" w:eastAsia="Times New Roman" w:hAnsi="Times New Roman" w:cs="Times New Roman"/>
+          <w:sz w:val="28"/>
+          <w:szCs w:val="28"/>
+        </w:rPr>
+        <w:t>]</w:t>
+      </w:r>
+      <w:r>
+        <w:rPr>
+          <w:rFonts w:ascii="Times New Roman" w:eastAsia="Times New Roman" w:hAnsi="Times New Roman" w:cs="Times New Roman"/>
+          <w:sz w:val="28"/>
+          <w:szCs w:val="28"/>
+        </w:rPr>
+        <w:t>, или фреймворки для оценки эволюции архитектуры (ARCADE/RARE), являются пр</w:t>
+      </w:r>
+      <w:r>
+        <w:rPr>
+          <w:rFonts w:ascii="Times New Roman" w:eastAsia="Times New Roman" w:hAnsi="Times New Roman" w:cs="Times New Roman"/>
+          <w:sz w:val="28"/>
+          <w:szCs w:val="28"/>
+        </w:rPr>
+        <w:t>имерами таких гибридных решений</w:t>
+      </w:r>
+      <w:r>
+        <w:rPr>
+          <w:rFonts w:ascii="Times New Roman" w:eastAsia="Times New Roman" w:hAnsi="Times New Roman" w:cs="Times New Roman"/>
+          <w:sz w:val="28"/>
+          <w:szCs w:val="28"/>
+        </w:rPr>
+        <w:t>.</w:t>
+      </w:r>
+      <w:bookmarkStart w:id="17" w:name="_heading=h.tyjcwt" w:colFirst="0" w:colLast="0"/>
       <w:bookmarkEnd w:id="17"/>
     </w:p>
     <w:p>
@@ -8321,55 +9426,48 @@
           <w:sz w:val="28"/>
           <w:szCs w:val="28"/>
         </w:rPr>
-        <w:t>Анализ архитектуры программного обеспечения представляет собой д</w:t>
-      </w:r>
-      <w:r>
-        <w:rPr>
-          <w:rFonts w:ascii="Times New Roman" w:eastAsia="Times New Roman" w:hAnsi="Times New Roman" w:cs="Times New Roman"/>
-          <w:sz w:val="28"/>
-          <w:szCs w:val="28"/>
-        </w:rPr>
-        <w:t>еятельность</w:t>
-      </w:r>
-      <w:r>
-        <w:rPr>
-          <w:rFonts w:ascii="Times New Roman" w:eastAsia="Times New Roman" w:hAnsi="Times New Roman" w:cs="Times New Roman"/>
-          <w:sz w:val="28"/>
-          <w:szCs w:val="28"/>
-        </w:rPr>
-        <w:t xml:space="preserve">, направленную на исследование архитектурных решений для понимания их влияния на качество системы, выявления потенциальных рисков и проверки соответствия предъявляемым требованиям. Ценность этого этапа заключается в </w:t>
-      </w:r>
-      <w:r>
-        <w:rPr>
-          <w:rFonts w:ascii="Times New Roman" w:eastAsia="Times New Roman" w:hAnsi="Times New Roman" w:cs="Times New Roman"/>
-          <w:sz w:val="28"/>
-          <w:szCs w:val="28"/>
-        </w:rPr>
-        <w:t>возможности предсказать качество</w:t>
-      </w:r>
-      <w:r>
-        <w:rPr>
-          <w:rFonts w:ascii="Times New Roman" w:eastAsia="Times New Roman" w:hAnsi="Times New Roman" w:cs="Times New Roman"/>
-          <w:sz w:val="28"/>
-          <w:szCs w:val="28"/>
-        </w:rPr>
-        <w:t xml:space="preserve"> будущей системы до того, как будут вложены значительные ресурсы в её р</w:t>
-      </w:r>
-      <w:r>
-        <w:rPr>
-          <w:rFonts w:ascii="Times New Roman" w:eastAsia="Times New Roman" w:hAnsi="Times New Roman" w:cs="Times New Roman"/>
-          <w:sz w:val="28"/>
-          <w:szCs w:val="28"/>
-        </w:rPr>
-        <w:t>азработку и реализацию</w:t>
-      </w:r>
-      <w:r>
-        <w:rPr>
-          <w:rFonts w:ascii="Times New Roman" w:eastAsia="Times New Roman" w:hAnsi="Times New Roman" w:cs="Times New Roman"/>
-          <w:sz w:val="28"/>
-          <w:szCs w:val="28"/>
-        </w:rPr>
-        <w:t>. Методы, используемые для этого анализа, можно разделить на формальные, опирающиеся на строгий математический аппарат, и полуформальные, использующие графические нотации и структурированные подходы с менее строгой семантикой. На практике эти две группы методов часто дополняют друг друга, образуя гибридные подходы.</w:t>
+        <w:t xml:space="preserve">Основная цель гибридного подхода — взять описание системы, понятное человеку (например, диаграммы классов и последовательностей UML), и автоматически трансформировать его в формальную модель </w:t>
+      </w:r>
+      <w:r>
+        <w:rPr>
+          <w:rFonts w:ascii="Times New Roman" w:eastAsia="Times New Roman" w:hAnsi="Times New Roman" w:cs="Times New Roman"/>
+          <w:sz w:val="28"/>
+          <w:szCs w:val="28"/>
+        </w:rPr>
+        <w:lastRenderedPageBreak/>
+        <w:t>(например, сеть Петри</w:t>
+      </w:r>
+      <w:r>
+        <w:rPr>
+          <w:rFonts w:ascii="Times New Roman" w:eastAsia="Times New Roman" w:hAnsi="Times New Roman" w:cs="Times New Roman"/>
+          <w:sz w:val="28"/>
+          <w:szCs w:val="28"/>
+        </w:rPr>
+        <w:t xml:space="preserve"> [15</w:t>
+      </w:r>
+      <w:r>
+        <w:rPr>
+          <w:rFonts w:ascii="Times New Roman" w:eastAsia="Times New Roman" w:hAnsi="Times New Roman" w:cs="Times New Roman"/>
+          <w:sz w:val="28"/>
+          <w:szCs w:val="28"/>
+        </w:rPr>
+        <w:t>]</w:t>
+      </w:r>
+      <w:r>
+        <w:rPr>
+          <w:rFonts w:ascii="Times New Roman" w:eastAsia="Times New Roman" w:hAnsi="Times New Roman" w:cs="Times New Roman"/>
+          <w:sz w:val="28"/>
+          <w:szCs w:val="28"/>
+        </w:rPr>
+        <w:t xml:space="preserve"> или модель для модел-чекера SPIN).</w:t>
+      </w:r>
+      <w:r>
+        <w:rPr>
+          <w:rFonts w:ascii="Times New Roman" w:eastAsia="Times New Roman" w:hAnsi="Times New Roman" w:cs="Times New Roman"/>
+          <w:sz w:val="28"/>
+          <w:szCs w:val="28"/>
+        </w:rPr>
+        <w:t xml:space="preserve"> Так как дальнейшие проверки будут осуществляться уже с использованием формального представления, данных метод также будет неэффективен для задачи поиска антипаттернов в архитектуре.</w:t>
       </w:r>
     </w:p>
     <w:p>
@@ -8389,1185 +9487,6 @@
           <w:sz w:val="28"/>
           <w:szCs w:val="28"/>
         </w:rPr>
-        <w:t xml:space="preserve">Формальные методы основаны на использовании языков с математически точной семантикой для спецификации, моделирования и </w:t>
-      </w:r>
-      <w:r>
-        <w:rPr>
-          <w:rFonts w:ascii="Times New Roman" w:eastAsia="Times New Roman" w:hAnsi="Times New Roman" w:cs="Times New Roman"/>
-          <w:sz w:val="28"/>
-          <w:szCs w:val="28"/>
-        </w:rPr>
-        <w:lastRenderedPageBreak/>
-        <w:t>ве</w:t>
-      </w:r>
-      <w:r>
-        <w:rPr>
-          <w:rFonts w:ascii="Times New Roman" w:eastAsia="Times New Roman" w:hAnsi="Times New Roman" w:cs="Times New Roman"/>
-          <w:sz w:val="28"/>
-          <w:szCs w:val="28"/>
-        </w:rPr>
-        <w:t>рификации архитектурных решений</w:t>
-      </w:r>
-      <w:r>
-        <w:rPr>
-          <w:rFonts w:ascii="Times New Roman" w:eastAsia="Times New Roman" w:hAnsi="Times New Roman" w:cs="Times New Roman"/>
-          <w:sz w:val="28"/>
-          <w:szCs w:val="28"/>
-        </w:rPr>
-        <w:t>. Основное их преимущество заключается в возможности доказательно проверить свойства системы, такие как отсутствие взаимоблокировок</w:t>
-      </w:r>
-      <w:r>
-        <w:rPr>
-          <w:rFonts w:ascii="Times New Roman" w:eastAsia="Times New Roman" w:hAnsi="Times New Roman" w:cs="Times New Roman"/>
-          <w:sz w:val="28"/>
-          <w:szCs w:val="28"/>
-        </w:rPr>
-        <w:t xml:space="preserve">, </w:t>
-      </w:r>
-      <w:r>
-        <w:rPr>
-          <w:rFonts w:ascii="Times New Roman" w:eastAsia="Times New Roman" w:hAnsi="Times New Roman" w:cs="Times New Roman"/>
-          <w:sz w:val="28"/>
-          <w:szCs w:val="28"/>
-        </w:rPr>
-        <w:t>полнота и непротиворечивость спецификаций, что особенно критично для</w:t>
-      </w:r>
-      <w:r>
-        <w:rPr>
-          <w:rFonts w:ascii="Times New Roman" w:eastAsia="Times New Roman" w:hAnsi="Times New Roman" w:cs="Times New Roman"/>
-          <w:sz w:val="28"/>
-          <w:szCs w:val="28"/>
-        </w:rPr>
-        <w:t xml:space="preserve"> сложных и ответственных систем</w:t>
-      </w:r>
-      <w:r>
-        <w:rPr>
-          <w:rFonts w:ascii="Times New Roman" w:eastAsia="Times New Roman" w:hAnsi="Times New Roman" w:cs="Times New Roman"/>
-          <w:sz w:val="28"/>
-          <w:szCs w:val="28"/>
-        </w:rPr>
-        <w:t>. Как отмечается в исследованиях, хотя верификация на уровне исходного кода часто непрактична из-за его огромного размера, применение формальных методов на уровне архитектурного проекта, который является более высокоуровневой абстракцией,</w:t>
-      </w:r>
-      <w:r>
-        <w:rPr>
-          <w:rFonts w:ascii="Times New Roman" w:eastAsia="Times New Roman" w:hAnsi="Times New Roman" w:cs="Times New Roman"/>
-          <w:sz w:val="28"/>
-          <w:szCs w:val="28"/>
-        </w:rPr>
-        <w:t xml:space="preserve"> приносит значительные выгоды.</w:t>
-      </w:r>
-    </w:p>
-    <w:p>
-      <w:pPr>
-        <w:spacing w:after="0" w:line="360" w:lineRule="auto"/>
-        <w:ind w:firstLine="709"/>
-        <w:jc w:val="both"/>
-        <w:rPr>
-          <w:rFonts w:ascii="Times New Roman" w:eastAsia="Times New Roman" w:hAnsi="Times New Roman" w:cs="Times New Roman"/>
-          <w:sz w:val="28"/>
-          <w:szCs w:val="28"/>
-        </w:rPr>
-      </w:pPr>
-      <w:r>
-        <w:rPr>
-          <w:rFonts w:ascii="Times New Roman" w:eastAsia="Times New Roman" w:hAnsi="Times New Roman" w:cs="Times New Roman"/>
-          <w:sz w:val="28"/>
-          <w:szCs w:val="28"/>
-        </w:rPr>
-        <w:t>Среди множества формальных подходов можно выделить несколько ключевых категорий. Во-первых, это методы, основанные на автоматах и графах, где поведение системы описывается как переходы между состояниями. К этой категории относятся различные темпоральные логики (LTL, CTL) и и</w:t>
-      </w:r>
-      <w:r>
-        <w:rPr>
-          <w:rFonts w:ascii="Times New Roman" w:eastAsia="Times New Roman" w:hAnsi="Times New Roman" w:cs="Times New Roman"/>
-          <w:sz w:val="28"/>
-          <w:szCs w:val="28"/>
-        </w:rPr>
-        <w:t>нструменты верификации моделей</w:t>
-      </w:r>
-      <w:r>
-        <w:rPr>
-          <w:rFonts w:ascii="Times New Roman" w:eastAsia="Times New Roman" w:hAnsi="Times New Roman" w:cs="Times New Roman"/>
-          <w:sz w:val="28"/>
-          <w:szCs w:val="28"/>
-        </w:rPr>
-        <w:t>, такие как SPIN</w:t>
-      </w:r>
-      <w:r>
-        <w:rPr>
-          <w:rFonts w:ascii="Times New Roman" w:eastAsia="Times New Roman" w:hAnsi="Times New Roman" w:cs="Times New Roman"/>
-          <w:sz w:val="28"/>
-          <w:szCs w:val="28"/>
-        </w:rPr>
-        <w:t xml:space="preserve"> </w:t>
-      </w:r>
-      <w:r>
-        <w:rPr>
-          <w:rFonts w:ascii="Times New Roman" w:eastAsia="Times New Roman" w:hAnsi="Times New Roman" w:cs="Times New Roman"/>
-          <w:sz w:val="28"/>
-          <w:szCs w:val="28"/>
-        </w:rPr>
-        <w:t>[1]</w:t>
-      </w:r>
-      <w:r>
-        <w:rPr>
-          <w:rFonts w:ascii="Times New Roman" w:eastAsia="Times New Roman" w:hAnsi="Times New Roman" w:cs="Times New Roman"/>
-          <w:sz w:val="28"/>
-          <w:szCs w:val="28"/>
-        </w:rPr>
-        <w:t>. Во-вторых, это математические методы, использующие теорию множеств и логику предикатов для спецификации систем. Примерами здесь служат язык Alloy</w:t>
-      </w:r>
-      <w:r>
-        <w:rPr>
-          <w:rFonts w:ascii="Times New Roman" w:eastAsia="Times New Roman" w:hAnsi="Times New Roman" w:cs="Times New Roman"/>
-          <w:sz w:val="28"/>
-          <w:szCs w:val="28"/>
-        </w:rPr>
-        <w:t xml:space="preserve"> [2]</w:t>
-      </w:r>
-      <w:r>
-        <w:rPr>
-          <w:rFonts w:ascii="Times New Roman" w:eastAsia="Times New Roman" w:hAnsi="Times New Roman" w:cs="Times New Roman"/>
-          <w:sz w:val="28"/>
-          <w:szCs w:val="28"/>
-        </w:rPr>
-        <w:t>, основанный на реляционной логике, и метод Event-B</w:t>
-      </w:r>
-      <w:r>
-        <w:rPr>
-          <w:rFonts w:ascii="Times New Roman" w:eastAsia="Times New Roman" w:hAnsi="Times New Roman" w:cs="Times New Roman"/>
-          <w:sz w:val="28"/>
-          <w:szCs w:val="28"/>
-        </w:rPr>
-        <w:t xml:space="preserve"> [3]</w:t>
-      </w:r>
-      <w:r>
-        <w:rPr>
-          <w:rFonts w:ascii="Times New Roman" w:eastAsia="Times New Roman" w:hAnsi="Times New Roman" w:cs="Times New Roman"/>
-          <w:sz w:val="28"/>
-          <w:szCs w:val="28"/>
-        </w:rPr>
-        <w:t>, позволяющий разрабатывать системы путём посл</w:t>
-      </w:r>
-      <w:r>
-        <w:rPr>
-          <w:rFonts w:ascii="Times New Roman" w:eastAsia="Times New Roman" w:hAnsi="Times New Roman" w:cs="Times New Roman"/>
-          <w:sz w:val="28"/>
-          <w:szCs w:val="28"/>
-        </w:rPr>
-        <w:t>едовательного уточнения моделей</w:t>
-      </w:r>
-      <w:r>
-        <w:rPr>
-          <w:rFonts w:ascii="Times New Roman" w:eastAsia="Times New Roman" w:hAnsi="Times New Roman" w:cs="Times New Roman"/>
-          <w:sz w:val="28"/>
-          <w:szCs w:val="28"/>
-        </w:rPr>
-        <w:t>. К этой же группе можно отнести и языки описания архитектуры (ADL), такие как SAM</w:t>
-      </w:r>
-      <w:r>
-        <w:rPr>
-          <w:rFonts w:ascii="Times New Roman" w:eastAsia="Times New Roman" w:hAnsi="Times New Roman" w:cs="Times New Roman"/>
-          <w:sz w:val="28"/>
-          <w:szCs w:val="28"/>
-        </w:rPr>
-        <w:t xml:space="preserve"> [4]</w:t>
-      </w:r>
-      <w:r>
-        <w:rPr>
-          <w:rFonts w:ascii="Times New Roman" w:eastAsia="Times New Roman" w:hAnsi="Times New Roman" w:cs="Times New Roman"/>
-          <w:sz w:val="28"/>
-          <w:szCs w:val="28"/>
-        </w:rPr>
-        <w:t xml:space="preserve">, </w:t>
-      </w:r>
-      <w:r>
-        <w:rPr>
-          <w:rFonts w:ascii="Times New Roman" w:eastAsia="Times New Roman" w:hAnsi="Times New Roman" w:cs="Times New Roman"/>
-          <w:sz w:val="28"/>
-          <w:szCs w:val="28"/>
-        </w:rPr>
-        <w:t>который представляет собой формальную модель для разработки и анали</w:t>
-      </w:r>
-      <w:r>
-        <w:rPr>
-          <w:rFonts w:ascii="Times New Roman" w:eastAsia="Times New Roman" w:hAnsi="Times New Roman" w:cs="Times New Roman"/>
-          <w:sz w:val="28"/>
-          <w:szCs w:val="28"/>
-        </w:rPr>
-        <w:t>за архитектурных спецификаций</w:t>
-      </w:r>
-      <w:r>
-        <w:rPr>
-          <w:rFonts w:ascii="Times New Roman" w:eastAsia="Times New Roman" w:hAnsi="Times New Roman" w:cs="Times New Roman"/>
-          <w:sz w:val="28"/>
-          <w:szCs w:val="28"/>
-        </w:rPr>
-        <w:t>.</w:t>
-      </w:r>
-    </w:p>
-    <w:p>
-      <w:pPr>
-        <w:spacing w:after="0" w:line="360" w:lineRule="auto"/>
-        <w:ind w:firstLine="709"/>
-        <w:jc w:val="both"/>
-        <w:rPr>
-          <w:rFonts w:ascii="Times New Roman" w:eastAsia="Times New Roman" w:hAnsi="Times New Roman" w:cs="Times New Roman"/>
-          <w:sz w:val="28"/>
-          <w:szCs w:val="28"/>
-        </w:rPr>
-      </w:pPr>
-      <w:r>
-        <w:rPr>
-          <w:rFonts w:ascii="Times New Roman" w:eastAsia="Times New Roman" w:hAnsi="Times New Roman" w:cs="Times New Roman"/>
-          <w:sz w:val="28"/>
-          <w:szCs w:val="28"/>
-        </w:rPr>
-        <w:t>Отдельно стоят методы, основанные на математическом моделировании для анализа конкретных атрибутов качества. Например, для оценки производительности и надёжности используются теория массового обслуживания (Queuing Networks) и методы, основанные на путях и состояни</w:t>
-      </w:r>
-      <w:r>
-        <w:rPr>
-          <w:rFonts w:ascii="Times New Roman" w:eastAsia="Times New Roman" w:hAnsi="Times New Roman" w:cs="Times New Roman"/>
-          <w:sz w:val="28"/>
-          <w:szCs w:val="28"/>
-        </w:rPr>
-        <w:t>ях (Path и State-based methods)</w:t>
-      </w:r>
-      <w:r>
-        <w:rPr>
-          <w:rFonts w:ascii="Times New Roman" w:eastAsia="Times New Roman" w:hAnsi="Times New Roman" w:cs="Times New Roman"/>
-          <w:sz w:val="28"/>
-          <w:szCs w:val="28"/>
-        </w:rPr>
-        <w:t>. Такие подходы часто комбинируются со сценариями и симуляцией для</w:t>
-      </w:r>
-      <w:r>
-        <w:rPr>
-          <w:rFonts w:ascii="Times New Roman" w:eastAsia="Times New Roman" w:hAnsi="Times New Roman" w:cs="Times New Roman"/>
-          <w:sz w:val="28"/>
-          <w:szCs w:val="28"/>
-        </w:rPr>
-        <w:t xml:space="preserve"> повышения точности результатов</w:t>
-      </w:r>
-      <w:r>
-        <w:rPr>
-          <w:rFonts w:ascii="Times New Roman" w:eastAsia="Times New Roman" w:hAnsi="Times New Roman" w:cs="Times New Roman"/>
-          <w:sz w:val="28"/>
-          <w:szCs w:val="28"/>
-        </w:rPr>
-        <w:t>.</w:t>
-      </w:r>
-    </w:p>
-    <w:p>
-      <w:pPr>
-        <w:spacing w:after="0" w:line="360" w:lineRule="auto"/>
-        <w:ind w:firstLine="709"/>
-        <w:jc w:val="both"/>
-        <w:rPr>
-          <w:rFonts w:ascii="Times New Roman" w:eastAsia="Times New Roman" w:hAnsi="Times New Roman" w:cs="Times New Roman"/>
-          <w:sz w:val="28"/>
-          <w:szCs w:val="28"/>
-        </w:rPr>
-      </w:pPr>
-      <w:r>
-        <w:rPr>
-          <w:rFonts w:ascii="Times New Roman" w:eastAsia="Times New Roman" w:hAnsi="Times New Roman" w:cs="Times New Roman"/>
-          <w:sz w:val="28"/>
-          <w:szCs w:val="28"/>
-        </w:rPr>
-        <w:t xml:space="preserve">Формальные методы в подавляющем большинстве работают с поведенческими моделями, потому что их цель — верифицировать корректность поведения: отсутствие deadlock, выполнение инвариантов, соответствие временным ограничениям. Для этого нужна модель, которая </w:t>
-      </w:r>
-      <w:r>
-        <w:rPr>
-          <w:rFonts w:ascii="Times New Roman" w:eastAsia="Times New Roman" w:hAnsi="Times New Roman" w:cs="Times New Roman"/>
-          <w:sz w:val="28"/>
-          <w:szCs w:val="28"/>
-        </w:rPr>
-        <w:lastRenderedPageBreak/>
-        <w:t xml:space="preserve">отражает динамику. </w:t>
-      </w:r>
-      <w:r>
-        <w:rPr>
-          <w:rFonts w:ascii="Times New Roman" w:eastAsia="Times New Roman" w:hAnsi="Times New Roman" w:cs="Times New Roman"/>
-          <w:sz w:val="28"/>
-          <w:szCs w:val="28"/>
-        </w:rPr>
-        <w:t>Д</w:t>
-      </w:r>
-      <w:r>
-        <w:rPr>
-          <w:rFonts w:ascii="Times New Roman" w:eastAsia="Times New Roman" w:hAnsi="Times New Roman" w:cs="Times New Roman"/>
-          <w:sz w:val="28"/>
-          <w:szCs w:val="28"/>
-        </w:rPr>
-        <w:t>аже если формальный метод использует граф, этот граф несёт поведенческую информацию</w:t>
-      </w:r>
-      <w:r>
-        <w:rPr>
-          <w:rFonts w:ascii="Times New Roman" w:eastAsia="Times New Roman" w:hAnsi="Times New Roman" w:cs="Times New Roman"/>
-          <w:sz w:val="28"/>
-          <w:szCs w:val="28"/>
-        </w:rPr>
-        <w:t xml:space="preserve"> (переход системы из одного состояния в другое)</w:t>
-      </w:r>
-      <w:r>
-        <w:rPr>
-          <w:rFonts w:ascii="Times New Roman" w:eastAsia="Times New Roman" w:hAnsi="Times New Roman" w:cs="Times New Roman"/>
-          <w:sz w:val="28"/>
-          <w:szCs w:val="28"/>
-        </w:rPr>
-        <w:t>, а не структурную.</w:t>
-      </w:r>
-      <w:r>
-        <w:rPr>
-          <w:rFonts w:ascii="Times New Roman" w:eastAsia="Times New Roman" w:hAnsi="Times New Roman" w:cs="Times New Roman"/>
-          <w:sz w:val="28"/>
-          <w:szCs w:val="28"/>
-        </w:rPr>
-        <w:t xml:space="preserve"> </w:t>
-      </w:r>
-    </w:p>
-    <w:p>
-      <w:pPr>
-        <w:spacing w:after="0" w:line="360" w:lineRule="auto"/>
-        <w:ind w:firstLine="709"/>
-        <w:jc w:val="both"/>
-        <w:rPr>
-          <w:rFonts w:ascii="Times New Roman" w:eastAsia="Times New Roman" w:hAnsi="Times New Roman" w:cs="Times New Roman"/>
-          <w:sz w:val="28"/>
-          <w:szCs w:val="28"/>
-        </w:rPr>
-      </w:pPr>
-      <w:r>
-        <w:rPr>
-          <w:rFonts w:ascii="Times New Roman" w:eastAsia="Times New Roman" w:hAnsi="Times New Roman" w:cs="Times New Roman"/>
-          <w:sz w:val="28"/>
-          <w:szCs w:val="28"/>
-        </w:rPr>
-        <w:t xml:space="preserve">Данные методы позволяют лишь ответить на вопрос, выполняется заданное свойство в архитектуре или нет (бинарный ответ), без описания самого места уязвимости. Кроме того, </w:t>
-      </w:r>
-      <w:r>
-        <w:rPr>
-          <w:rFonts w:ascii="Times New Roman" w:eastAsia="Times New Roman" w:hAnsi="Times New Roman" w:cs="Times New Roman"/>
-          <w:sz w:val="28"/>
-          <w:szCs w:val="28"/>
-        </w:rPr>
-        <w:t>если модель насыщена данными</w:t>
-      </w:r>
-      <w:r>
-        <w:rPr>
-          <w:rFonts w:ascii="Times New Roman" w:eastAsia="Times New Roman" w:hAnsi="Times New Roman" w:cs="Times New Roman"/>
-          <w:sz w:val="28"/>
-          <w:szCs w:val="28"/>
-        </w:rPr>
-        <w:t xml:space="preserve">, проверка подобного утверждения может потребовать </w:t>
-      </w:r>
-      <w:r>
-        <w:rPr>
-          <w:rFonts w:ascii="Times New Roman" w:eastAsia="Times New Roman" w:hAnsi="Times New Roman" w:cs="Times New Roman"/>
-          <w:sz w:val="28"/>
-          <w:szCs w:val="28"/>
-        </w:rPr>
-        <w:t>больших вычислительных ресурсов и времени</w:t>
-      </w:r>
-      <w:r>
-        <w:rPr>
-          <w:rFonts w:ascii="Times New Roman" w:eastAsia="Times New Roman" w:hAnsi="Times New Roman" w:cs="Times New Roman"/>
-          <w:sz w:val="28"/>
-          <w:szCs w:val="28"/>
-        </w:rPr>
-        <w:t xml:space="preserve"> в связи с экспоненциальной сложностью работы формальных методов</w:t>
-      </w:r>
-      <w:r>
-        <w:rPr>
-          <w:rFonts w:ascii="Times New Roman" w:eastAsia="Times New Roman" w:hAnsi="Times New Roman" w:cs="Times New Roman"/>
-          <w:sz w:val="28"/>
-          <w:szCs w:val="28"/>
-        </w:rPr>
-        <w:t>.</w:t>
-      </w:r>
-    </w:p>
-    <w:p>
-      <w:pPr>
-        <w:spacing w:after="0" w:line="360" w:lineRule="auto"/>
-        <w:ind w:firstLine="709"/>
-        <w:jc w:val="both"/>
-        <w:rPr>
-          <w:rFonts w:ascii="Times New Roman" w:eastAsia="Times New Roman" w:hAnsi="Times New Roman" w:cs="Times New Roman"/>
-          <w:sz w:val="28"/>
-          <w:szCs w:val="28"/>
-        </w:rPr>
-      </w:pPr>
-      <w:r>
-        <w:rPr>
-          <w:rFonts w:ascii="Times New Roman" w:eastAsia="Times New Roman" w:hAnsi="Times New Roman" w:cs="Times New Roman"/>
-          <w:sz w:val="28"/>
-          <w:szCs w:val="28"/>
-        </w:rPr>
-        <w:t>Полуформальные методы предлагают более доступные и наглядные способы описания и анализа архитектуры, что делает их широко распространё</w:t>
-      </w:r>
-      <w:r>
-        <w:rPr>
-          <w:rFonts w:ascii="Times New Roman" w:eastAsia="Times New Roman" w:hAnsi="Times New Roman" w:cs="Times New Roman"/>
-          <w:sz w:val="28"/>
-          <w:szCs w:val="28"/>
-        </w:rPr>
-        <w:t>нными в индустриальной практике</w:t>
-      </w:r>
-      <w:r>
-        <w:rPr>
-          <w:rFonts w:ascii="Times New Roman" w:eastAsia="Times New Roman" w:hAnsi="Times New Roman" w:cs="Times New Roman"/>
-          <w:sz w:val="28"/>
-          <w:szCs w:val="28"/>
-        </w:rPr>
-        <w:t>. Они используют графические нотации и структурированные процессы, не требуя при этом глубоких математических знаний от аналитика. Как отмечено в обзорах, большинство требований к системам пишется на естественном языке, который хорош для понимания, но не обладает точностью. Полуформальные методы занимают промежуточное положение, добавляя строгости в структуру, но сохраняя доступ</w:t>
-      </w:r>
-      <w:r>
-        <w:rPr>
-          <w:rFonts w:ascii="Times New Roman" w:eastAsia="Times New Roman" w:hAnsi="Times New Roman" w:cs="Times New Roman"/>
-          <w:sz w:val="28"/>
-          <w:szCs w:val="28"/>
-        </w:rPr>
-        <w:t>ность</w:t>
-      </w:r>
-      <w:r>
-        <w:rPr>
-          <w:rFonts w:ascii="Times New Roman" w:eastAsia="Times New Roman" w:hAnsi="Times New Roman" w:cs="Times New Roman"/>
-          <w:sz w:val="28"/>
-          <w:szCs w:val="28"/>
-        </w:rPr>
-        <w:t>.</w:t>
-      </w:r>
-    </w:p>
-    <w:p>
-      <w:pPr>
-        <w:spacing w:after="0" w:line="360" w:lineRule="auto"/>
-        <w:ind w:firstLine="709"/>
-        <w:jc w:val="both"/>
-        <w:rPr>
-          <w:rFonts w:ascii="Times New Roman" w:eastAsia="Times New Roman" w:hAnsi="Times New Roman" w:cs="Times New Roman"/>
-          <w:sz w:val="28"/>
-          <w:szCs w:val="28"/>
-        </w:rPr>
-      </w:pPr>
-      <w:r>
-        <w:rPr>
-          <w:rFonts w:ascii="Times New Roman" w:eastAsia="Times New Roman" w:hAnsi="Times New Roman" w:cs="Times New Roman"/>
-          <w:sz w:val="28"/>
-          <w:szCs w:val="28"/>
-        </w:rPr>
-        <w:t xml:space="preserve">Ключевым представителем полуформальных нотаций является UML </w:t>
-      </w:r>
-      <w:r>
-        <w:rPr>
-          <w:rFonts w:ascii="Times New Roman" w:eastAsia="Times New Roman" w:hAnsi="Times New Roman" w:cs="Times New Roman"/>
-          <w:sz w:val="28"/>
-          <w:szCs w:val="28"/>
-        </w:rPr>
-        <w:t>[5]</w:t>
-      </w:r>
-      <w:r>
-        <w:rPr>
-          <w:rFonts w:ascii="Times New Roman" w:eastAsia="Times New Roman" w:hAnsi="Times New Roman" w:cs="Times New Roman"/>
-          <w:sz w:val="28"/>
-          <w:szCs w:val="28"/>
-        </w:rPr>
-        <w:t xml:space="preserve"> и его расширения, </w:t>
-      </w:r>
-      <w:r>
-        <w:rPr>
-          <w:rFonts w:ascii="Times New Roman" w:eastAsia="Times New Roman" w:hAnsi="Times New Roman" w:cs="Times New Roman"/>
-          <w:sz w:val="28"/>
-          <w:szCs w:val="28"/>
-        </w:rPr>
-        <w:t>такие ка</w:t>
-      </w:r>
-      <w:r>
-        <w:rPr>
-          <w:rFonts w:ascii="Times New Roman" w:eastAsia="Times New Roman" w:hAnsi="Times New Roman" w:cs="Times New Roman"/>
-          <w:sz w:val="28"/>
-          <w:szCs w:val="28"/>
-        </w:rPr>
-        <w:t>к SysML</w:t>
-      </w:r>
-      <w:r>
-        <w:rPr>
-          <w:rFonts w:ascii="Times New Roman" w:eastAsia="Times New Roman" w:hAnsi="Times New Roman" w:cs="Times New Roman"/>
-          <w:sz w:val="28"/>
-          <w:szCs w:val="28"/>
-        </w:rPr>
-        <w:t xml:space="preserve"> [6]</w:t>
-      </w:r>
-      <w:r>
-        <w:rPr>
-          <w:rFonts w:ascii="Times New Roman" w:eastAsia="Times New Roman" w:hAnsi="Times New Roman" w:cs="Times New Roman"/>
-          <w:sz w:val="28"/>
-          <w:szCs w:val="28"/>
-        </w:rPr>
-        <w:t xml:space="preserve"> для системной инженерии</w:t>
-      </w:r>
-      <w:r>
-        <w:rPr>
-          <w:rFonts w:ascii="Times New Roman" w:eastAsia="Times New Roman" w:hAnsi="Times New Roman" w:cs="Times New Roman"/>
-          <w:sz w:val="28"/>
-          <w:szCs w:val="28"/>
-        </w:rPr>
-        <w:t>. С помощью различных диаграмм (компонентов, последовательностей, состояний) можно описать структуру и поведение системы, создавая основу для её последующего анализа.</w:t>
-      </w:r>
-    </w:p>
-    <w:p>
-      <w:pPr>
-        <w:spacing w:after="0" w:line="360" w:lineRule="auto"/>
-        <w:ind w:firstLine="709"/>
-        <w:jc w:val="both"/>
-        <w:rPr>
-          <w:rFonts w:ascii="Times New Roman" w:eastAsia="Times New Roman" w:hAnsi="Times New Roman" w:cs="Times New Roman"/>
-          <w:sz w:val="28"/>
-          <w:szCs w:val="28"/>
-        </w:rPr>
-      </w:pPr>
-      <w:r>
-        <w:rPr>
-          <w:rFonts w:ascii="Times New Roman" w:eastAsia="Times New Roman" w:hAnsi="Times New Roman" w:cs="Times New Roman"/>
-          <w:sz w:val="28"/>
-          <w:szCs w:val="28"/>
-        </w:rPr>
-        <w:t>Наиболее известную группу полуформальных подходов составляют методы оценки, основанные на сценариях (scenario-based). Эти методы используют сценарии — краткие описания взаимодействия стейкхолдера с системой — для оценки того, насколько архитектура удовлет</w:t>
-      </w:r>
-      <w:r>
-        <w:rPr>
-          <w:rFonts w:ascii="Times New Roman" w:eastAsia="Times New Roman" w:hAnsi="Times New Roman" w:cs="Times New Roman"/>
-          <w:sz w:val="28"/>
-          <w:szCs w:val="28"/>
-        </w:rPr>
-        <w:t>воряет требованиям к качеству</w:t>
-      </w:r>
-      <w:r>
-        <w:rPr>
-          <w:rFonts w:ascii="Times New Roman" w:eastAsia="Times New Roman" w:hAnsi="Times New Roman" w:cs="Times New Roman"/>
-          <w:sz w:val="28"/>
-          <w:szCs w:val="28"/>
-        </w:rPr>
-        <w:t>.</w:t>
-      </w:r>
-    </w:p>
-    <w:p>
-      <w:pPr>
-        <w:spacing w:after="0" w:line="360" w:lineRule="auto"/>
-        <w:ind w:firstLine="709"/>
-        <w:jc w:val="both"/>
-        <w:rPr>
-          <w:rFonts w:ascii="Times New Roman" w:eastAsia="Times New Roman" w:hAnsi="Times New Roman" w:cs="Times New Roman"/>
-          <w:sz w:val="28"/>
-          <w:szCs w:val="28"/>
-        </w:rPr>
-      </w:pPr>
-      <w:r>
-        <w:rPr>
-          <w:rFonts w:ascii="Times New Roman" w:eastAsia="Times New Roman" w:hAnsi="Times New Roman" w:cs="Times New Roman"/>
-          <w:sz w:val="28"/>
-          <w:szCs w:val="28"/>
-        </w:rPr>
-        <w:lastRenderedPageBreak/>
-        <w:t xml:space="preserve">SAAM </w:t>
-      </w:r>
-      <w:r>
-        <w:rPr>
-          <w:rFonts w:ascii="Times New Roman" w:eastAsia="Times New Roman" w:hAnsi="Times New Roman" w:cs="Times New Roman"/>
-          <w:sz w:val="28"/>
-          <w:szCs w:val="28"/>
-        </w:rPr>
-        <w:t>[7]</w:t>
-      </w:r>
-      <w:r>
-        <w:rPr>
-          <w:rFonts w:ascii="Times New Roman" w:eastAsia="Times New Roman" w:hAnsi="Times New Roman" w:cs="Times New Roman"/>
-          <w:sz w:val="28"/>
-          <w:szCs w:val="28"/>
-        </w:rPr>
-        <w:t xml:space="preserve"> — один из первых и наиболее известных методов, предназначенный для оценки таких атрибутов, как модифицируемость </w:t>
-      </w:r>
-      <w:r>
-        <w:rPr>
-          <w:rFonts w:ascii="Times New Roman" w:eastAsia="Times New Roman" w:hAnsi="Times New Roman" w:cs="Times New Roman"/>
-          <w:sz w:val="28"/>
-          <w:szCs w:val="28"/>
-        </w:rPr>
-        <w:t>и функциональность</w:t>
-      </w:r>
-      <w:r>
-        <w:rPr>
-          <w:rFonts w:ascii="Times New Roman" w:eastAsia="Times New Roman" w:hAnsi="Times New Roman" w:cs="Times New Roman"/>
-          <w:sz w:val="28"/>
-          <w:szCs w:val="28"/>
-        </w:rPr>
-        <w:t>.</w:t>
-      </w:r>
-    </w:p>
-    <w:p>
-      <w:pPr>
-        <w:spacing w:after="0" w:line="360" w:lineRule="auto"/>
-        <w:ind w:firstLine="709"/>
-        <w:jc w:val="both"/>
-        <w:rPr>
-          <w:rFonts w:ascii="Times New Roman" w:eastAsia="Times New Roman" w:hAnsi="Times New Roman" w:cs="Times New Roman"/>
-          <w:sz w:val="28"/>
-          <w:szCs w:val="28"/>
-        </w:rPr>
-      </w:pPr>
-      <w:r>
-        <w:rPr>
-          <w:rFonts w:ascii="Times New Roman" w:eastAsia="Times New Roman" w:hAnsi="Times New Roman" w:cs="Times New Roman"/>
-          <w:sz w:val="28"/>
-          <w:szCs w:val="28"/>
-        </w:rPr>
-        <w:t xml:space="preserve">ATAM </w:t>
-      </w:r>
-      <w:r>
-        <w:rPr>
-          <w:rFonts w:ascii="Times New Roman" w:eastAsia="Times New Roman" w:hAnsi="Times New Roman" w:cs="Times New Roman"/>
-          <w:sz w:val="28"/>
-          <w:szCs w:val="28"/>
-        </w:rPr>
-        <w:t xml:space="preserve">[8] </w:t>
-      </w:r>
-      <w:r>
-        <w:rPr>
-          <w:rFonts w:ascii="Times New Roman" w:eastAsia="Times New Roman" w:hAnsi="Times New Roman" w:cs="Times New Roman"/>
-          <w:sz w:val="28"/>
-          <w:szCs w:val="28"/>
-        </w:rPr>
-        <w:t>— развивает идеи SAAM и фокусируется на выявлении компромиссов между конфликтующими атрибутами качества (например, высокая производительность и высокий уровень безопасности). ATAM является хорошо известным, но часто с</w:t>
-      </w:r>
-      <w:r>
-        <w:rPr>
-          <w:rFonts w:ascii="Times New Roman" w:eastAsia="Times New Roman" w:hAnsi="Times New Roman" w:cs="Times New Roman"/>
-          <w:sz w:val="28"/>
-          <w:szCs w:val="28"/>
-        </w:rPr>
-        <w:t>читается "тяжеловесным" методом</w:t>
-      </w:r>
-      <w:r>
-        <w:rPr>
-          <w:rFonts w:ascii="Times New Roman" w:eastAsia="Times New Roman" w:hAnsi="Times New Roman" w:cs="Times New Roman"/>
-          <w:sz w:val="28"/>
-          <w:szCs w:val="28"/>
-        </w:rPr>
-        <w:t>. Существуют его облегчённые версии (Lightweight-ATAM) для более бы</w:t>
-      </w:r>
-      <w:r>
-        <w:rPr>
-          <w:rFonts w:ascii="Times New Roman" w:eastAsia="Times New Roman" w:hAnsi="Times New Roman" w:cs="Times New Roman"/>
-          <w:sz w:val="28"/>
-          <w:szCs w:val="28"/>
-        </w:rPr>
-        <w:t>строго применения в индустрии</w:t>
-      </w:r>
-      <w:r>
-        <w:rPr>
-          <w:rFonts w:ascii="Times New Roman" w:eastAsia="Times New Roman" w:hAnsi="Times New Roman" w:cs="Times New Roman"/>
-          <w:sz w:val="28"/>
-          <w:szCs w:val="28"/>
-        </w:rPr>
-        <w:t>.</w:t>
-      </w:r>
-    </w:p>
-    <w:p>
-      <w:pPr>
-        <w:spacing w:after="0" w:line="360" w:lineRule="auto"/>
-        <w:ind w:firstLine="709"/>
-        <w:jc w:val="both"/>
-        <w:rPr>
-          <w:rFonts w:ascii="Times New Roman" w:eastAsia="Times New Roman" w:hAnsi="Times New Roman" w:cs="Times New Roman"/>
-          <w:sz w:val="28"/>
-          <w:szCs w:val="28"/>
-        </w:rPr>
-      </w:pPr>
-      <w:r>
-        <w:rPr>
-          <w:rFonts w:ascii="Times New Roman" w:eastAsia="Times New Roman" w:hAnsi="Times New Roman" w:cs="Times New Roman"/>
-          <w:sz w:val="28"/>
-          <w:szCs w:val="28"/>
-        </w:rPr>
-        <w:t xml:space="preserve">Другие сценарные методы нацелены на анализ конкретных качеств: ALMA </w:t>
-      </w:r>
-      <w:r>
-        <w:rPr>
-          <w:rFonts w:ascii="Times New Roman" w:eastAsia="Times New Roman" w:hAnsi="Times New Roman" w:cs="Times New Roman"/>
-          <w:sz w:val="28"/>
-          <w:szCs w:val="28"/>
-        </w:rPr>
-        <w:t>[9]</w:t>
-      </w:r>
-      <w:r>
-        <w:rPr>
-          <w:rFonts w:ascii="Times New Roman" w:eastAsia="Times New Roman" w:hAnsi="Times New Roman" w:cs="Times New Roman"/>
-          <w:sz w:val="28"/>
-          <w:szCs w:val="28"/>
-        </w:rPr>
-        <w:t xml:space="preserve"> — для анализа модифицируемости, а PASA</w:t>
-      </w:r>
-      <w:r>
-        <w:rPr>
-          <w:rFonts w:ascii="Times New Roman" w:eastAsia="Times New Roman" w:hAnsi="Times New Roman" w:cs="Times New Roman"/>
-          <w:sz w:val="28"/>
-          <w:szCs w:val="28"/>
-        </w:rPr>
-        <w:t xml:space="preserve"> [</w:t>
-      </w:r>
-      <w:r>
-        <w:rPr>
-          <w:rFonts w:ascii="Times New Roman" w:eastAsia="Times New Roman" w:hAnsi="Times New Roman" w:cs="Times New Roman"/>
-          <w:sz w:val="28"/>
-          <w:szCs w:val="28"/>
-        </w:rPr>
-        <w:t>10]</w:t>
-      </w:r>
-      <w:r>
-        <w:rPr>
-          <w:rFonts w:ascii="Times New Roman" w:eastAsia="Times New Roman" w:hAnsi="Times New Roman" w:cs="Times New Roman"/>
-          <w:sz w:val="28"/>
-          <w:szCs w:val="28"/>
-        </w:rPr>
-        <w:t xml:space="preserve"> — </w:t>
-      </w:r>
-      <w:r>
-        <w:rPr>
-          <w:rFonts w:ascii="Times New Roman" w:eastAsia="Times New Roman" w:hAnsi="Times New Roman" w:cs="Times New Roman"/>
-          <w:sz w:val="28"/>
-          <w:szCs w:val="28"/>
-        </w:rPr>
-        <w:t>для оценки производительности</w:t>
-      </w:r>
-      <w:r>
-        <w:rPr>
-          <w:rFonts w:ascii="Times New Roman" w:eastAsia="Times New Roman" w:hAnsi="Times New Roman" w:cs="Times New Roman"/>
-          <w:sz w:val="28"/>
-          <w:szCs w:val="28"/>
-        </w:rPr>
-        <w:t>.</w:t>
-      </w:r>
-    </w:p>
-    <w:p>
-      <w:pPr>
-        <w:spacing w:after="0" w:line="360" w:lineRule="auto"/>
-        <w:ind w:firstLine="709"/>
-        <w:jc w:val="both"/>
-        <w:rPr>
-          <w:rFonts w:ascii="Times New Roman" w:eastAsia="Times New Roman" w:hAnsi="Times New Roman" w:cs="Times New Roman"/>
-          <w:sz w:val="28"/>
-          <w:szCs w:val="28"/>
-        </w:rPr>
-      </w:pPr>
-      <w:r>
-        <w:rPr>
-          <w:rFonts w:ascii="Times New Roman" w:eastAsia="Times New Roman" w:hAnsi="Times New Roman" w:cs="Times New Roman"/>
-          <w:sz w:val="28"/>
-          <w:szCs w:val="28"/>
-        </w:rPr>
-        <w:t xml:space="preserve">Помимо сценарных, существуют и другие типы полуформальных методов. Методы, основанные на опыте экспертов (experience-based) — такие как EBAE </w:t>
-      </w:r>
-      <w:r>
-        <w:rPr>
-          <w:rFonts w:ascii="Times New Roman" w:eastAsia="Times New Roman" w:hAnsi="Times New Roman" w:cs="Times New Roman"/>
-          <w:sz w:val="28"/>
-          <w:szCs w:val="28"/>
-        </w:rPr>
-        <w:t>[11]</w:t>
-      </w:r>
-      <w:r>
-        <w:rPr>
-          <w:rFonts w:ascii="Times New Roman" w:eastAsia="Times New Roman" w:hAnsi="Times New Roman" w:cs="Times New Roman"/>
-          <w:sz w:val="28"/>
-          <w:szCs w:val="28"/>
-        </w:rPr>
-        <w:t xml:space="preserve"> или DCAR </w:t>
-      </w:r>
-      <w:r>
-        <w:rPr>
-          <w:rFonts w:ascii="Times New Roman" w:eastAsia="Times New Roman" w:hAnsi="Times New Roman" w:cs="Times New Roman"/>
-          <w:sz w:val="28"/>
-          <w:szCs w:val="28"/>
-        </w:rPr>
-        <w:t>[12]</w:t>
-      </w:r>
-      <w:r>
-        <w:rPr>
-          <w:rFonts w:ascii="Times New Roman" w:eastAsia="Times New Roman" w:hAnsi="Times New Roman" w:cs="Times New Roman"/>
-          <w:sz w:val="28"/>
-          <w:szCs w:val="28"/>
-        </w:rPr>
-        <w:t xml:space="preserve"> — полагаются на знания и интуицию архитекторов и являются наиболее рас</w:t>
-      </w:r>
-      <w:r>
-        <w:rPr>
-          <w:rFonts w:ascii="Times New Roman" w:eastAsia="Times New Roman" w:hAnsi="Times New Roman" w:cs="Times New Roman"/>
-          <w:sz w:val="28"/>
-          <w:szCs w:val="28"/>
-        </w:rPr>
-        <w:t>пространёнными в промышленности</w:t>
-      </w:r>
-      <w:r>
-        <w:rPr>
-          <w:rFonts w:ascii="Times New Roman" w:eastAsia="Times New Roman" w:hAnsi="Times New Roman" w:cs="Times New Roman"/>
-          <w:sz w:val="28"/>
-          <w:szCs w:val="28"/>
-        </w:rPr>
-        <w:t>. Методы, основанные на чек-листах (checklist-based) — например, SAR</w:t>
-      </w:r>
-      <w:r>
-        <w:rPr>
-          <w:rFonts w:ascii="Times New Roman" w:eastAsia="Times New Roman" w:hAnsi="Times New Roman" w:cs="Times New Roman"/>
-          <w:sz w:val="28"/>
-          <w:szCs w:val="28"/>
-        </w:rPr>
-        <w:t xml:space="preserve"> </w:t>
-      </w:r>
-      <w:r>
-        <w:rPr>
-          <w:rFonts w:ascii="Times New Roman" w:eastAsia="Times New Roman" w:hAnsi="Times New Roman" w:cs="Times New Roman"/>
-          <w:sz w:val="28"/>
-          <w:szCs w:val="28"/>
-        </w:rPr>
-        <w:t>[13]</w:t>
-      </w:r>
-      <w:r>
-        <w:rPr>
-          <w:rFonts w:ascii="Times New Roman" w:eastAsia="Times New Roman" w:hAnsi="Times New Roman" w:cs="Times New Roman"/>
-          <w:sz w:val="28"/>
-          <w:szCs w:val="28"/>
-        </w:rPr>
-        <w:t xml:space="preserve"> — используют список вопросов для проверки архитектуры, но требуют создания нового чек-листа для </w:t>
-      </w:r>
-      <w:r>
-        <w:rPr>
-          <w:rFonts w:ascii="Times New Roman" w:eastAsia="Times New Roman" w:hAnsi="Times New Roman" w:cs="Times New Roman"/>
-          <w:sz w:val="28"/>
-          <w:szCs w:val="28"/>
-        </w:rPr>
-        <w:t>каждой новой предметной области</w:t>
-      </w:r>
-      <w:r>
-        <w:rPr>
-          <w:rFonts w:ascii="Times New Roman" w:eastAsia="Times New Roman" w:hAnsi="Times New Roman" w:cs="Times New Roman"/>
-          <w:sz w:val="28"/>
-          <w:szCs w:val="28"/>
-        </w:rPr>
-        <w:t>. Наконец, методы на основе прототипирования (prototyping-based) предполагают создание экспериментальных или эволюционных прототипов для оценки таких качеств, как производительность и модифицируемость</w:t>
-      </w:r>
-      <w:r>
-        <w:rPr>
-          <w:rFonts w:ascii="Times New Roman" w:eastAsia="Times New Roman" w:hAnsi="Times New Roman" w:cs="Times New Roman"/>
-          <w:sz w:val="28"/>
-          <w:szCs w:val="28"/>
-        </w:rPr>
-        <w:t>.</w:t>
-      </w:r>
-    </w:p>
-    <w:p>
-      <w:pPr>
-        <w:spacing w:after="0" w:line="360" w:lineRule="auto"/>
-        <w:ind w:firstLine="709"/>
-        <w:jc w:val="both"/>
-        <w:rPr>
-          <w:rFonts w:ascii="Times New Roman" w:eastAsia="Times New Roman" w:hAnsi="Times New Roman" w:cs="Times New Roman"/>
-          <w:sz w:val="28"/>
-          <w:szCs w:val="28"/>
-        </w:rPr>
-      </w:pPr>
-      <w:r>
-        <w:rPr>
-          <w:rFonts w:ascii="Times New Roman" w:eastAsia="Times New Roman" w:hAnsi="Times New Roman" w:cs="Times New Roman"/>
-          <w:sz w:val="28"/>
-          <w:szCs w:val="28"/>
-        </w:rPr>
-        <w:t>Полуформальные методы основаны на экспертных оценках и сценариях. Они хороши для выявления рисков, связанных с атрибутами качества, и для согласования между стейкхолдерами. Но</w:t>
-      </w:r>
-      <w:r>
-        <w:rPr>
-          <w:rFonts w:ascii="Times New Roman" w:eastAsia="Times New Roman" w:hAnsi="Times New Roman" w:cs="Times New Roman"/>
-          <w:sz w:val="28"/>
-          <w:szCs w:val="28"/>
-        </w:rPr>
-        <w:t xml:space="preserve"> о</w:t>
-      </w:r>
-      <w:r>
-        <w:rPr>
-          <w:rFonts w:ascii="Times New Roman" w:eastAsia="Times New Roman" w:hAnsi="Times New Roman" w:cs="Times New Roman"/>
-          <w:sz w:val="28"/>
-          <w:szCs w:val="28"/>
-        </w:rPr>
-        <w:t xml:space="preserve">ни субъективны и зависят от опыта архитектора. Эксперт может не заметить </w:t>
-      </w:r>
-      <w:r>
-        <w:rPr>
-          <w:rFonts w:ascii="Times New Roman" w:eastAsia="Times New Roman" w:hAnsi="Times New Roman" w:cs="Times New Roman"/>
-          <w:sz w:val="28"/>
-          <w:szCs w:val="28"/>
-        </w:rPr>
-        <w:t>уязвимость</w:t>
-      </w:r>
-      <w:r>
-        <w:rPr>
-          <w:rFonts w:ascii="Times New Roman" w:eastAsia="Times New Roman" w:hAnsi="Times New Roman" w:cs="Times New Roman"/>
-          <w:sz w:val="28"/>
-          <w:szCs w:val="28"/>
-        </w:rPr>
-        <w:t>, если архитектура большая и сложная</w:t>
-      </w:r>
-      <w:r>
-        <w:rPr>
-          <w:rFonts w:ascii="Times New Roman" w:eastAsia="Times New Roman" w:hAnsi="Times New Roman" w:cs="Times New Roman"/>
-          <w:sz w:val="28"/>
-          <w:szCs w:val="28"/>
-        </w:rPr>
-        <w:t>. Помимо этого, о</w:t>
-      </w:r>
-      <w:r>
-        <w:rPr>
-          <w:rFonts w:ascii="Times New Roman" w:eastAsia="Times New Roman" w:hAnsi="Times New Roman" w:cs="Times New Roman"/>
-          <w:sz w:val="28"/>
-          <w:szCs w:val="28"/>
-        </w:rPr>
-        <w:t>ни не автоматизированы — каждый анализ требует проведения встреч, составления сценариев, обсуждений. Для регулярного мониторинга эволюции архитектуры это слишком затратно</w:t>
-      </w:r>
-      <w:r>
-        <w:rPr>
-          <w:rFonts w:ascii="Times New Roman" w:eastAsia="Times New Roman" w:hAnsi="Times New Roman" w:cs="Times New Roman"/>
-          <w:sz w:val="28"/>
-          <w:szCs w:val="28"/>
-        </w:rPr>
-        <w:t>.</w:t>
-      </w:r>
-    </w:p>
-    <w:p>
-      <w:pPr>
-        <w:spacing w:after="0" w:line="360" w:lineRule="auto"/>
-        <w:ind w:firstLine="709"/>
-        <w:jc w:val="both"/>
-        <w:rPr>
-          <w:rFonts w:ascii="Times New Roman" w:eastAsia="Times New Roman" w:hAnsi="Times New Roman" w:cs="Times New Roman"/>
-          <w:sz w:val="28"/>
-          <w:szCs w:val="28"/>
-        </w:rPr>
-      </w:pPr>
-      <w:r>
-        <w:rPr>
-          <w:rFonts w:ascii="Times New Roman" w:eastAsia="Times New Roman" w:hAnsi="Times New Roman" w:cs="Times New Roman"/>
-          <w:sz w:val="28"/>
-          <w:szCs w:val="28"/>
-        </w:rPr>
-        <w:lastRenderedPageBreak/>
-        <w:t>Исследователи и практики давно осознали, что сильные стороны формальных и полуформальных методов могут быть успешно объединены. Полуформальные модели (например, UML) обеспечивают наглядность и доступны для понимания заказчиком, в то время как формальные методы позволяют выпол</w:t>
-      </w:r>
-      <w:r>
-        <w:rPr>
-          <w:rFonts w:ascii="Times New Roman" w:eastAsia="Times New Roman" w:hAnsi="Times New Roman" w:cs="Times New Roman"/>
-          <w:sz w:val="28"/>
-          <w:szCs w:val="28"/>
-        </w:rPr>
-        <w:t>нить глубокий и точный анализ.</w:t>
-      </w:r>
-    </w:p>
-    <w:p>
-      <w:pPr>
-        <w:spacing w:after="0" w:line="360" w:lineRule="auto"/>
-        <w:ind w:firstLine="709"/>
-        <w:jc w:val="both"/>
-        <w:rPr>
-          <w:rFonts w:ascii="Times New Roman" w:eastAsia="Times New Roman" w:hAnsi="Times New Roman" w:cs="Times New Roman"/>
-          <w:sz w:val="28"/>
-          <w:szCs w:val="28"/>
-        </w:rPr>
-      </w:pPr>
-      <w:r>
-        <w:rPr>
-          <w:rFonts w:ascii="Times New Roman" w:eastAsia="Times New Roman" w:hAnsi="Times New Roman" w:cs="Times New Roman"/>
-          <w:sz w:val="28"/>
-          <w:szCs w:val="28"/>
-        </w:rPr>
-        <w:t>Выделяют</w:t>
-      </w:r>
-      <w:r>
-        <w:rPr>
-          <w:rFonts w:ascii="Times New Roman" w:eastAsia="Times New Roman" w:hAnsi="Times New Roman" w:cs="Times New Roman"/>
-          <w:sz w:val="28"/>
-          <w:szCs w:val="28"/>
-        </w:rPr>
-        <w:t xml:space="preserve"> целое направление интегрированных полуформальных и формальных подходов (integrated sem</w:t>
-      </w:r>
-      <w:r>
-        <w:rPr>
-          <w:rFonts w:ascii="Times New Roman" w:eastAsia="Times New Roman" w:hAnsi="Times New Roman" w:cs="Times New Roman"/>
-          <w:sz w:val="28"/>
-          <w:szCs w:val="28"/>
-        </w:rPr>
-        <w:t>i-formal and formal approaches)</w:t>
-      </w:r>
-      <w:r>
-        <w:rPr>
-          <w:rFonts w:ascii="Times New Roman" w:eastAsia="Times New Roman" w:hAnsi="Times New Roman" w:cs="Times New Roman"/>
-          <w:sz w:val="28"/>
-          <w:szCs w:val="28"/>
-        </w:rPr>
-        <w:t>. Идея заключается в том, чтобы описать архитектуру с помощью привычных графических нотаций, а затем автоматически или полуавтоматически транслировать это описание в формальную модель для последующей верификации. Это позволяет скрыть сложность формальных методов от архитектора, но при этом получить все преимущества матем</w:t>
-      </w:r>
-      <w:r>
-        <w:rPr>
-          <w:rFonts w:ascii="Times New Roman" w:eastAsia="Times New Roman" w:hAnsi="Times New Roman" w:cs="Times New Roman"/>
-          <w:sz w:val="28"/>
-          <w:szCs w:val="28"/>
-        </w:rPr>
-        <w:t>атического анализа</w:t>
-      </w:r>
-      <w:r>
-        <w:rPr>
-          <w:rFonts w:ascii="Times New Roman" w:eastAsia="Times New Roman" w:hAnsi="Times New Roman" w:cs="Times New Roman"/>
-          <w:sz w:val="28"/>
-          <w:szCs w:val="28"/>
-        </w:rPr>
-        <w:t xml:space="preserve">. Примером такого подхода может служить методология SAM, где архитектурные спецификации могут разрабатываться в полуформальном виде, а затем анализироваться с </w:t>
-      </w:r>
-      <w:r>
-        <w:rPr>
-          <w:rFonts w:ascii="Times New Roman" w:eastAsia="Times New Roman" w:hAnsi="Times New Roman" w:cs="Times New Roman"/>
-          <w:sz w:val="28"/>
-          <w:szCs w:val="28"/>
-        </w:rPr>
-        <w:t>помощью формальных инструментов.</w:t>
-      </w:r>
-    </w:p>
-    <w:p>
-      <w:pPr>
-        <w:spacing w:after="0" w:line="360" w:lineRule="auto"/>
-        <w:ind w:firstLine="709"/>
-        <w:jc w:val="both"/>
-        <w:rPr>
-          <w:rFonts w:ascii="Times New Roman" w:eastAsia="Times New Roman" w:hAnsi="Times New Roman" w:cs="Times New Roman"/>
-          <w:sz w:val="28"/>
-          <w:szCs w:val="28"/>
-        </w:rPr>
-      </w:pPr>
-      <w:r>
-        <w:rPr>
-          <w:rFonts w:ascii="Times New Roman" w:eastAsia="Times New Roman" w:hAnsi="Times New Roman" w:cs="Times New Roman"/>
-          <w:sz w:val="28"/>
-          <w:szCs w:val="28"/>
-        </w:rPr>
-        <w:t>Кроме того, современные исследования в области анализа архитектуры направлены на создание гибридных методов, которые комбинируют различные техники. Например, математическое моделирование производительности часто смешивается со сценарными и имитационными подходами (simulation-based) для получения более точных результатов. Такие инструменты, как Layered Queuing Networks</w:t>
-      </w:r>
-      <w:r>
-        <w:rPr>
-          <w:rFonts w:ascii="Times New Roman" w:eastAsia="Times New Roman" w:hAnsi="Times New Roman" w:cs="Times New Roman"/>
-          <w:sz w:val="28"/>
-          <w:szCs w:val="28"/>
-        </w:rPr>
-        <w:t xml:space="preserve"> [14</w:t>
-      </w:r>
-      <w:r>
-        <w:rPr>
-          <w:rFonts w:ascii="Times New Roman" w:eastAsia="Times New Roman" w:hAnsi="Times New Roman" w:cs="Times New Roman"/>
-          <w:sz w:val="28"/>
-          <w:szCs w:val="28"/>
-        </w:rPr>
-        <w:t>]</w:t>
-      </w:r>
-      <w:r>
-        <w:rPr>
-          <w:rFonts w:ascii="Times New Roman" w:eastAsia="Times New Roman" w:hAnsi="Times New Roman" w:cs="Times New Roman"/>
-          <w:sz w:val="28"/>
-          <w:szCs w:val="28"/>
-        </w:rPr>
-        <w:t>, или фреймворки для оценки эволюции архитектуры (ARCADE/RARE), являются пр</w:t>
-      </w:r>
-      <w:r>
-        <w:rPr>
-          <w:rFonts w:ascii="Times New Roman" w:eastAsia="Times New Roman" w:hAnsi="Times New Roman" w:cs="Times New Roman"/>
-          <w:sz w:val="28"/>
-          <w:szCs w:val="28"/>
-        </w:rPr>
-        <w:t>имерами таких гибридных решений</w:t>
-      </w:r>
-      <w:r>
-        <w:rPr>
-          <w:rFonts w:ascii="Times New Roman" w:eastAsia="Times New Roman" w:hAnsi="Times New Roman" w:cs="Times New Roman"/>
-          <w:sz w:val="28"/>
-          <w:szCs w:val="28"/>
-        </w:rPr>
-        <w:t>.</w:t>
-      </w:r>
-      <w:bookmarkStart w:id="18" w:name="_heading=h.tyjcwt" w:colFirst="0" w:colLast="0"/>
-      <w:bookmarkEnd w:id="18"/>
-    </w:p>
-    <w:p>
-      <w:pPr>
-        <w:spacing w:after="0" w:line="360" w:lineRule="auto"/>
-        <w:ind w:firstLine="709"/>
-        <w:jc w:val="both"/>
-        <w:rPr>
-          <w:rFonts w:ascii="Times New Roman" w:eastAsia="Times New Roman" w:hAnsi="Times New Roman" w:cs="Times New Roman"/>
-          <w:sz w:val="28"/>
-          <w:szCs w:val="28"/>
-        </w:rPr>
-      </w:pPr>
-      <w:r>
-        <w:rPr>
-          <w:rFonts w:ascii="Times New Roman" w:eastAsia="Times New Roman" w:hAnsi="Times New Roman" w:cs="Times New Roman"/>
-          <w:sz w:val="28"/>
-          <w:szCs w:val="28"/>
-        </w:rPr>
-        <w:t>Основная цель гибридного подхода — взять описание системы, понятное человеку (например, диаграммы классов и последовательностей UML), и автоматически трансформировать его в формальную модель (например, сеть Петри</w:t>
-      </w:r>
-      <w:r>
-        <w:rPr>
-          <w:rFonts w:ascii="Times New Roman" w:eastAsia="Times New Roman" w:hAnsi="Times New Roman" w:cs="Times New Roman"/>
-          <w:sz w:val="28"/>
-          <w:szCs w:val="28"/>
-        </w:rPr>
-        <w:t xml:space="preserve"> [15</w:t>
-      </w:r>
-      <w:r>
-        <w:rPr>
-          <w:rFonts w:ascii="Times New Roman" w:eastAsia="Times New Roman" w:hAnsi="Times New Roman" w:cs="Times New Roman"/>
-          <w:sz w:val="28"/>
-          <w:szCs w:val="28"/>
-        </w:rPr>
-        <w:t>]</w:t>
-      </w:r>
-      <w:r>
-        <w:rPr>
-          <w:rFonts w:ascii="Times New Roman" w:eastAsia="Times New Roman" w:hAnsi="Times New Roman" w:cs="Times New Roman"/>
-          <w:sz w:val="28"/>
-          <w:szCs w:val="28"/>
-        </w:rPr>
-        <w:t xml:space="preserve"> или модель для модел-чекера SPIN).</w:t>
-      </w:r>
-      <w:r>
-        <w:rPr>
-          <w:rFonts w:ascii="Times New Roman" w:eastAsia="Times New Roman" w:hAnsi="Times New Roman" w:cs="Times New Roman"/>
-          <w:sz w:val="28"/>
-          <w:szCs w:val="28"/>
-        </w:rPr>
-        <w:t xml:space="preserve"> Так как дальнейшие проверки будут осуществляться уже с использованием формального представления, данных метод также будет неэффективен для задачи поиска антипаттернов в архитектуре.</w:t>
-      </w:r>
-    </w:p>
-    <w:p>
-      <w:pPr>
-        <w:spacing w:after="0" w:line="360" w:lineRule="auto"/>
-        <w:ind w:firstLine="709"/>
-        <w:jc w:val="both"/>
-        <w:rPr>
-          <w:rFonts w:ascii="Times New Roman" w:eastAsia="Times New Roman" w:hAnsi="Times New Roman" w:cs="Times New Roman"/>
-          <w:sz w:val="28"/>
-          <w:szCs w:val="28"/>
-        </w:rPr>
-      </w:pPr>
-      <w:r>
-        <w:rPr>
-          <w:rFonts w:ascii="Times New Roman" w:eastAsia="Times New Roman" w:hAnsi="Times New Roman" w:cs="Times New Roman"/>
-          <w:sz w:val="28"/>
-          <w:szCs w:val="28"/>
-        </w:rPr>
-        <w:lastRenderedPageBreak/>
         <w:t xml:space="preserve">Сравнительная характеристика описанных </w:t>
       </w:r>
       <w:r>
@@ -10133,15 +10052,7 @@
                 <w:sz w:val="24"/>
                 <w:szCs w:val="24"/>
               </w:rPr>
-              <w:t>Зависит от сценария</w:t>
-            </w:r>
-            <w:r>
-              <w:rPr>
-                <w:rFonts w:ascii="Times New Roman" w:eastAsia="Times New Roman" w:hAnsi="Times New Roman" w:cs="Times New Roman"/>
-                <w:sz w:val="24"/>
-                <w:szCs w:val="24"/>
-              </w:rPr>
-              <w:t xml:space="preserve"> </w:t>
+              <w:t xml:space="preserve">Зависит от сценария </w:t>
             </w:r>
           </w:p>
         </w:tc>
@@ -10164,15 +10075,7 @@
                 <w:sz w:val="24"/>
                 <w:szCs w:val="24"/>
               </w:rPr>
-              <w:t>Экс</w:t>
-            </w:r>
-            <w:r>
-              <w:rPr>
-                <w:rFonts w:ascii="Times New Roman" w:eastAsia="Times New Roman" w:hAnsi="Times New Roman" w:cs="Times New Roman"/>
-                <w:sz w:val="24"/>
-                <w:szCs w:val="24"/>
-              </w:rPr>
-              <w:t xml:space="preserve">поненциальная </w:t>
+              <w:t xml:space="preserve">Экспоненциальная </w:t>
             </w:r>
           </w:p>
         </w:tc>
@@ -10397,15 +10300,16 @@
           <w:szCs w:val="28"/>
         </w:rPr>
       </w:pPr>
-      <w:bookmarkStart w:id="19" w:name="_Toc230635420"/>
+      <w:bookmarkStart w:id="18" w:name="_Toc230635420"/>
       <w:r>
         <w:rPr>
           <w:b/>
           <w:szCs w:val="28"/>
         </w:rPr>
+        <w:lastRenderedPageBreak/>
         <w:t>1.3 Техническое задание</w:t>
       </w:r>
-      <w:bookmarkEnd w:id="19"/>
+      <w:bookmarkEnd w:id="18"/>
     </w:p>
     <w:p>
       <w:pPr>
@@ -10424,16 +10328,7 @@
           <w:sz w:val="28"/>
           <w:szCs w:val="28"/>
         </w:rPr>
-        <w:t xml:space="preserve">Для преодоления разрыва между объективной потребностью в непрерывном контроле архитектурной целостности и ограниченными возможностями существующих подходов требуется создать принципиально </w:t>
-      </w:r>
-      <w:r>
-        <w:rPr>
-          <w:rFonts w:ascii="Times New Roman" w:eastAsia="Times New Roman" w:hAnsi="Times New Roman" w:cs="Times New Roman"/>
-          <w:sz w:val="28"/>
-          <w:szCs w:val="28"/>
-        </w:rPr>
-        <w:lastRenderedPageBreak/>
-        <w:t xml:space="preserve">новый метод анализа, который превратит поиск структурных уязвимостей в рутинную, быструю и экономичную операцию. Техническая постановка задачи </w:t>
+        <w:t xml:space="preserve">Для преодоления разрыва между объективной потребностью в непрерывном контроле архитектурной целостности и ограниченными возможностями существующих подходов требуется создать принципиально новый метод анализа, который превратит поиск структурных уязвимостей в рутинную, быструю и экономичную операцию. Техническая постановка задачи </w:t>
       </w:r>
       <w:r>
         <w:rPr>
@@ -10545,56 +10440,55 @@
           <w:sz w:val="28"/>
           <w:szCs w:val="28"/>
         </w:rPr>
-        <w:t>Следующее ключевое требование касается выразительности и доступности. Архитекторам и инженерам, отвечающим за качество, нужен формальный язык или паттерн описания правил, который, с одной стороны, обладал бы достаточной мощностью для фиксации типовых структурных дефектов, а с другой — не требовал от пользователя навыков программирования алгоритмов обхода графа. Пользуясь этим языком, специалист должен суметь задать такие сценарии, как анализ пропускной способности критической цепочки вызовов с агрегацией её минимальных характеристик и итоговой надёжности; обнаружение узлов инфраструктуры, концентрирующих компоненты из разных независимых систем и потому создаю</w:t>
-      </w:r>
-      <w:r>
-        <w:rPr>
-          <w:rFonts w:ascii="Times New Roman" w:eastAsia="Times New Roman" w:hAnsi="Times New Roman" w:cs="Times New Roman"/>
-          <w:sz w:val="28"/>
-          <w:szCs w:val="28"/>
-        </w:rPr>
-        <w:t xml:space="preserve">щих риск каскадного отказа; </w:t>
-      </w:r>
-      <w:r>
-        <w:rPr>
-          <w:rFonts w:ascii="Times New Roman" w:eastAsia="Times New Roman" w:hAnsi="Times New Roman" w:cs="Times New Roman"/>
-          <w:sz w:val="28"/>
-          <w:szCs w:val="28"/>
-        </w:rPr>
-        <w:t>контроль сетевого периметра, гарантирующий, что никакая связь из защищённой зоны не минует обязательный фильтрующий элемент</w:t>
-      </w:r>
-      <w:r>
-        <w:rPr>
-          <w:rFonts w:ascii="Times New Roman" w:eastAsia="Times New Roman" w:hAnsi="Times New Roman" w:cs="Times New Roman"/>
-          <w:sz w:val="28"/>
-          <w:szCs w:val="28"/>
-        </w:rPr>
-        <w:t xml:space="preserve"> и т.д</w:t>
-      </w:r>
-      <w:r>
-        <w:rPr>
-          <w:rFonts w:ascii="Times New Roman" w:eastAsia="Times New Roman" w:hAnsi="Times New Roman" w:cs="Times New Roman"/>
-          <w:sz w:val="28"/>
-          <w:szCs w:val="28"/>
-        </w:rPr>
-        <w:t xml:space="preserve">. Правила при этом должны быть проверяемы за короткое время, чтобы их можно было выполнять при каждом </w:t>
-      </w:r>
-      <w:r>
-        <w:rPr>
-          <w:rFonts w:ascii="Times New Roman" w:eastAsia="Times New Roman" w:hAnsi="Times New Roman" w:cs="Times New Roman"/>
-          <w:sz w:val="28"/>
-          <w:szCs w:val="28"/>
-        </w:rPr>
-        <w:lastRenderedPageBreak/>
-        <w:t xml:space="preserve">значимом изменении архитектурного описания, </w:t>
-      </w:r>
-      <w:r>
-        <w:rPr>
-          <w:rFonts w:ascii="Times New Roman" w:eastAsia="Times New Roman" w:hAnsi="Times New Roman" w:cs="Times New Roman"/>
-          <w:sz w:val="28"/>
-          <w:szCs w:val="28"/>
-        </w:rPr>
-        <w:t>не замедляя процесс разработки.</w:t>
+        <w:t xml:space="preserve">Следующее ключевое требование касается выразительности и доступности. Архитекторам и инженерам нужен инструмент, который, с одной стороны, обладал бы достаточной мощностью для фиксации типовых структурных дефектов, а с другой </w:t>
+      </w:r>
+      <w:r>
+        <w:rPr>
+          <w:rFonts w:ascii="Times New Roman" w:eastAsia="Times New Roman" w:hAnsi="Times New Roman" w:cs="Times New Roman"/>
+          <w:sz w:val="28"/>
+          <w:szCs w:val="28"/>
+        </w:rPr>
+        <w:t xml:space="preserve">– </w:t>
+      </w:r>
+      <w:r>
+        <w:rPr>
+          <w:rFonts w:ascii="Times New Roman" w:eastAsia="Times New Roman" w:hAnsi="Times New Roman" w:cs="Times New Roman"/>
+          <w:sz w:val="28"/>
+          <w:szCs w:val="28"/>
+        </w:rPr>
+        <w:t xml:space="preserve"> не требовал бы от пользователя глубоких знаний </w:t>
+      </w:r>
+      <w:r>
+        <w:rPr>
+          <w:rFonts w:ascii="Times New Roman" w:eastAsia="Times New Roman" w:hAnsi="Times New Roman" w:cs="Times New Roman"/>
+          <w:sz w:val="28"/>
+          <w:szCs w:val="28"/>
+        </w:rPr>
+        <w:t xml:space="preserve">из </w:t>
+      </w:r>
+      <w:r>
+        <w:rPr>
+          <w:rFonts w:ascii="Times New Roman" w:eastAsia="Times New Roman" w:hAnsi="Times New Roman" w:cs="Times New Roman"/>
+          <w:sz w:val="28"/>
+          <w:szCs w:val="28"/>
+        </w:rPr>
+        <w:t>отдельных прикладных областей. Пользователь должен формулировать задачу в т</w:t>
+      </w:r>
+      <w:r>
+        <w:rPr>
+          <w:rFonts w:ascii="Times New Roman" w:eastAsia="Times New Roman" w:hAnsi="Times New Roman" w:cs="Times New Roman"/>
+          <w:sz w:val="28"/>
+          <w:szCs w:val="28"/>
+        </w:rPr>
+        <w:t xml:space="preserve">ерминах архитектурных понятий, </w:t>
+      </w:r>
+      <w:r>
+        <w:rPr>
+          <w:rFonts w:ascii="Times New Roman" w:eastAsia="Times New Roman" w:hAnsi="Times New Roman" w:cs="Times New Roman"/>
+          <w:sz w:val="28"/>
+          <w:szCs w:val="28"/>
+        </w:rPr>
+        <w:t>не вникая в детали реализации.</w:t>
       </w:r>
     </w:p>
     <w:p>
@@ -10614,15 +10508,16 @@
           <w:sz w:val="28"/>
           <w:szCs w:val="28"/>
         </w:rPr>
-        <w:t>Из этих требований вытекает структура целевого метода. Во-первых, он должен включать адаптер, преобразующий исходное описание архитектуры, выполненное в некоторой строгой модели, во внутреннее графовое представление аналитического хранилища. Во-вторых, необходимо разработать декларативный язык правил, позволяющий абстрагироваться от деталей реализации запросов и оперировать понятиями архитектурных элементов и их отношений. В-третьих, ядро метода должно транслировать эти правила в последовательность операций над графом, оптимально использующих возможности системы хранения, и возвращать конкретные указания на места нарушений вме</w:t>
-      </w:r>
-      <w:r>
-        <w:rPr>
-          <w:rFonts w:ascii="Times New Roman" w:eastAsia="Times New Roman" w:hAnsi="Times New Roman" w:cs="Times New Roman"/>
-          <w:sz w:val="28"/>
-          <w:szCs w:val="28"/>
-        </w:rPr>
-        <w:t>сте с сопутствующими метриками.</w:t>
+        <w:t xml:space="preserve">Из этих требований вытекает структура целевого метода. Во-первых, он должен включать адаптер, преобразующий исходное описание архитектуры, выполненное в некоторой строгой модели, во внутреннее графовое </w:t>
+      </w:r>
+      <w:r>
+        <w:rPr>
+          <w:rFonts w:ascii="Times New Roman" w:eastAsia="Times New Roman" w:hAnsi="Times New Roman" w:cs="Times New Roman"/>
+          <w:sz w:val="28"/>
+          <w:szCs w:val="28"/>
+        </w:rPr>
+        <w:lastRenderedPageBreak/>
+        <w:t>представление аналитического хранилища. Во-вторых, необходимо реализовать набор аналитических проверок, каждая из которых инкапсулирует конкретный структурный критерий и предоставляет пользователю результат в виде списка проблемных элементов с пояснением. В-третьих, результаты проверок должны быть представлены в форме, пригодной для встраивания в существующие процессы разработки.</w:t>
       </w:r>
     </w:p>
     <w:p>
@@ -10697,7 +10592,7 @@
           <w:szCs w:val="28"/>
         </w:rPr>
       </w:pPr>
-      <w:bookmarkStart w:id="20" w:name="_Toc230635421"/>
+      <w:bookmarkStart w:id="19" w:name="_Toc230635421"/>
       <w:r>
         <w:rPr>
           <w:rFonts w:ascii="Times New Roman" w:eastAsia="Times New Roman" w:hAnsi="Times New Roman" w:cs="Times New Roman"/>
@@ -10739,7 +10634,7 @@
         </w:rPr>
         <w:t>МЕТОДА АНАЛИЗА АРХИТЕКТУРЫ</w:t>
       </w:r>
-      <w:bookmarkEnd w:id="20"/>
+      <w:bookmarkEnd w:id="19"/>
     </w:p>
     <w:p>
       <w:pPr>
@@ -10753,7 +10648,7 @@
           <w:rFonts w:ascii="Calibri" w:eastAsia="Calibri" w:hAnsi="Calibri" w:cs="Calibri"/>
         </w:rPr>
       </w:pPr>
-      <w:bookmarkStart w:id="21" w:name="_Toc230635422"/>
+      <w:bookmarkStart w:id="20" w:name="_Toc230635422"/>
       <w:r>
         <w:rPr>
           <w:b/>
@@ -10775,7 +10670,7 @@
         </w:rPr>
         <w:t>особ представления данных</w:t>
       </w:r>
-      <w:bookmarkEnd w:id="21"/>
+      <w:bookmarkEnd w:id="20"/>
     </w:p>
     <w:p>
       <w:pPr>
@@ -10789,7 +10684,7 @@
           <w:szCs w:val="28"/>
         </w:rPr>
       </w:pPr>
-      <w:bookmarkStart w:id="22" w:name="_Toc230635423"/>
+      <w:bookmarkStart w:id="21" w:name="_Toc230635423"/>
       <w:r>
         <w:rPr>
           <w:b/>
@@ -10819,7 +10714,7 @@
         </w:rPr>
         <w:t>4</w:t>
       </w:r>
-      <w:bookmarkEnd w:id="22"/>
+      <w:bookmarkEnd w:id="21"/>
     </w:p>
     <w:p>
       <w:pPr>
@@ -10832,8 +10727,8 @@
           <w:szCs w:val="28"/>
         </w:rPr>
       </w:pPr>
-      <w:bookmarkStart w:id="23" w:name="_heading=h.3dy6vkm" w:colFirst="0" w:colLast="0"/>
-      <w:bookmarkEnd w:id="23"/>
+      <w:bookmarkStart w:id="22" w:name="_heading=h.3dy6vkm" w:colFirst="0" w:colLast="0"/>
+      <w:bookmarkEnd w:id="22"/>
       <w:r>
         <w:rPr>
           <w:rFonts w:ascii="Times New Roman" w:eastAsia="Times New Roman" w:hAnsi="Times New Roman" w:cs="Times New Roman"/>
@@ -13101,7 +12996,7 @@
           <w:szCs w:val="28"/>
         </w:rPr>
       </w:pPr>
-      <w:bookmarkStart w:id="24" w:name="_Toc230635424"/>
+      <w:bookmarkStart w:id="23" w:name="_Toc230635424"/>
       <w:r>
         <w:rPr>
           <w:b/>
@@ -13140,7 +13035,7 @@
         </w:rPr>
         <w:t>афовая база данных</w:t>
       </w:r>
-      <w:bookmarkEnd w:id="24"/>
+      <w:bookmarkEnd w:id="23"/>
     </w:p>
     <w:p>
       <w:pPr>
@@ -16054,7 +15949,7 @@
           <w:szCs w:val="28"/>
         </w:rPr>
       </w:pPr>
-      <w:bookmarkStart w:id="25" w:name="_Toc230635425"/>
+      <w:bookmarkStart w:id="24" w:name="_Toc230635425"/>
       <w:r>
         <w:rPr>
           <w:b/>
@@ -16077,7 +15972,7 @@
         </w:rPr>
         <w:t>Принцип работы</w:t>
       </w:r>
-      <w:bookmarkEnd w:id="25"/>
+      <w:bookmarkEnd w:id="24"/>
     </w:p>
     <w:p>
       <w:pPr>
@@ -16091,7 +15986,7 @@
           <w:szCs w:val="28"/>
         </w:rPr>
       </w:pPr>
-      <w:bookmarkStart w:id="26" w:name="_Toc230635426"/>
+      <w:bookmarkStart w:id="25" w:name="_Toc230635426"/>
       <w:r>
         <w:rPr>
           <w:b/>
@@ -16127,7 +16022,7 @@
         </w:rPr>
         <w:t xml:space="preserve"> графа</w:t>
       </w:r>
-      <w:bookmarkEnd w:id="26"/>
+      <w:bookmarkEnd w:id="25"/>
     </w:p>
     <w:p>
       <w:pPr>
@@ -16141,7 +16036,7 @@
           <w:szCs w:val="28"/>
         </w:rPr>
       </w:pPr>
-      <w:bookmarkStart w:id="27" w:name="_Toc230635427"/>
+      <w:bookmarkStart w:id="26" w:name="_Toc230635427"/>
       <w:r>
         <w:rPr>
           <w:b/>
@@ -16163,7 +16058,7 @@
         </w:rPr>
         <w:t>Основная часть алгоритма</w:t>
       </w:r>
-      <w:bookmarkEnd w:id="27"/>
+      <w:bookmarkEnd w:id="26"/>
     </w:p>
     <w:p>
       <w:pPr>
@@ -18379,7 +18274,7 @@
           <w:szCs w:val="28"/>
         </w:rPr>
       </w:pPr>
-      <w:bookmarkStart w:id="28" w:name="_Toc230635428"/>
+      <w:bookmarkStart w:id="27" w:name="_Toc230635428"/>
       <w:r>
         <w:rPr>
           <w:b/>
@@ -18415,7 +18310,7 @@
         </w:rPr>
         <w:t>Локальный граф</w:t>
       </w:r>
-      <w:bookmarkEnd w:id="28"/>
+      <w:bookmarkEnd w:id="27"/>
     </w:p>
     <w:p>
       <w:pPr>
@@ -18651,7 +18546,7 @@
           <w:szCs w:val="28"/>
         </w:rPr>
       </w:pPr>
-      <w:bookmarkStart w:id="29" w:name="_Toc230635429"/>
+      <w:bookmarkStart w:id="28" w:name="_Toc230635429"/>
       <w:r>
         <w:rPr>
           <w:b/>
@@ -18687,7 +18582,7 @@
         </w:rPr>
         <w:t>Глобальный граф</w:t>
       </w:r>
-      <w:bookmarkEnd w:id="29"/>
+      <w:bookmarkEnd w:id="28"/>
     </w:p>
     <w:p>
       <w:pPr>
@@ -19271,15 +19166,14 @@
       <w:r>
         <w:rPr>
           <w:rFonts w:ascii="Times New Roman" w:eastAsia="Times New Roman" w:hAnsi="Times New Roman" w:cs="Times New Roman"/>
-          <w:noProof/>
           <w:sz w:val="24"/>
           <w:szCs w:val="24"/>
         </w:rPr>
         <w:drawing>
-          <wp:inline distT="0" distB="0" distL="0" distR="0" wp14:anchorId="3177C26B" wp14:editId="055A8B5C">
-            <wp:extent cx="5767622" cy="2961850"/>
-            <wp:effectExtent l="0" t="0" r="5080" b="0"/>
-            <wp:docPr id="17" name="Рисунок 17" descr="C:\Users\Artemizer\Downloads\cnfba3UMmyau2VOJGwMa74K8vjUR1cnhzfkIiBlnQ9tFljIlP4-Nu-UitFA9Pk87JwjfLtNZmQIFjP5sOUjYEKQo.jpg"/>
+          <wp:inline distT="0" distB="0" distL="0" distR="0" wp14:anchorId="138C53A0" wp14:editId="671E85DF">
+            <wp:extent cx="4044556" cy="3661193"/>
+            <wp:effectExtent l="0" t="0" r="0" b="0"/>
+            <wp:docPr id="7170" name="Picture 2" descr="https://sun9-24.userapi.com/s/v1/ig2/K8riWQg_x0n5f08ISdAcrl3nq8BH8DCrgqIZ9NJp6A15f4sDGfe8TrvouNsaQNIYYU-uhs5Z6Dh1WWQJbvErsv0_.jpg?quality=95&amp;as=32x29,48x43,72x65,108x98,160x145,240x217,360x326,480x435,540x489,640x579,720x652,781x707&amp;from=bu&amp;u=G2aUYU9DgIwY8Iiu0H02aWvyxCVcYbjCFt85SBc0vyM&amp;cs=781x0"/>
             <wp:cNvGraphicFramePr>
               <a:graphicFrameLocks xmlns:a="http://schemas.openxmlformats.org/drawingml/2006/main" noChangeAspect="1"/>
             </wp:cNvGraphicFramePr>
@@ -19287,7 +19181,7 @@
               <a:graphicData uri="http://schemas.openxmlformats.org/drawingml/2006/picture">
                 <pic:pic xmlns:pic="http://schemas.openxmlformats.org/drawingml/2006/picture">
                   <pic:nvPicPr>
-                    <pic:cNvPr id="0" name="Picture 1" descr="C:\Users\Artemizer\Downloads\cnfba3UMmyau2VOJGwMa74K8vjUR1cnhzfkIiBlnQ9tFljIlP4-Nu-UitFA9Pk87JwjfLtNZmQIFjP5sOUjYEKQo.jpg"/>
+                    <pic:cNvPr id="7170" name="Picture 2" descr="https://sun9-24.userapi.com/s/v1/ig2/K8riWQg_x0n5f08ISdAcrl3nq8BH8DCrgqIZ9NJp6A15f4sDGfe8TrvouNsaQNIYYU-uhs5Z6Dh1WWQJbvErsv0_.jpg?quality=95&amp;as=32x29,48x43,72x65,108x98,160x145,240x217,360x326,480x435,540x489,640x579,720x652,781x707&amp;from=bu&amp;u=G2aUYU9DgIwY8Iiu0H02aWvyxCVcYbjCFt85SBc0vyM&amp;cs=781x0"/>
                     <pic:cNvPicPr>
                       <a:picLocks noChangeAspect="1" noChangeArrowheads="1"/>
                     </pic:cNvPicPr>
@@ -19308,15 +19202,13 @@
                   <pic:spPr bwMode="auto">
                     <a:xfrm>
                       <a:off x="0" y="0"/>
-                      <a:ext cx="5804145" cy="2980606"/>
+                      <a:ext cx="4058117" cy="3673468"/>
                     </a:xfrm>
                     <a:prstGeom prst="rect">
                       <a:avLst/>
                     </a:prstGeom>
                     <a:noFill/>
-                    <a:ln>
-                      <a:noFill/>
-                    </a:ln>
+                    <a:extLst/>
                   </pic:spPr>
                 </pic:pic>
               </a:graphicData>
@@ -19370,18 +19262,6 @@
     </w:p>
     <w:p>
       <w:pPr>
-        <w:spacing w:after="0" w:line="360" w:lineRule="auto"/>
-        <w:ind w:firstLine="709"/>
-        <w:jc w:val="both"/>
-        <w:rPr>
-          <w:rFonts w:ascii="Times New Roman" w:eastAsia="Times New Roman" w:hAnsi="Times New Roman" w:cs="Times New Roman"/>
-          <w:sz w:val="28"/>
-          <w:szCs w:val="28"/>
-        </w:rPr>
-      </w:pPr>
-    </w:p>
-    <w:p>
-      <w:pPr>
         <w:pStyle w:val="2"/>
         <w:keepNext/>
         <w:keepLines/>
@@ -19392,7 +19272,7 @@
           <w:szCs w:val="28"/>
         </w:rPr>
       </w:pPr>
-      <w:bookmarkStart w:id="30" w:name="_Toc230635430"/>
+      <w:bookmarkStart w:id="29" w:name="_Toc230635430"/>
       <w:r>
         <w:rPr>
           <w:b/>
@@ -19436,7 +19316,7 @@
         </w:rPr>
         <w:t>проверок</w:t>
       </w:r>
-      <w:bookmarkEnd w:id="30"/>
+      <w:bookmarkEnd w:id="29"/>
     </w:p>
     <w:p>
       <w:pPr>
@@ -19511,7 +19391,7 @@
           <w:szCs w:val="28"/>
         </w:rPr>
       </w:pPr>
-      <w:bookmarkStart w:id="31" w:name="_Toc230635431"/>
+      <w:bookmarkStart w:id="30" w:name="_Toc230635431"/>
       <w:r>
         <w:rPr>
           <w:b/>
@@ -19533,7 +19413,7 @@
         </w:rPr>
         <w:t>Поиск циклических зависимостей</w:t>
       </w:r>
-      <w:bookmarkEnd w:id="31"/>
+      <w:bookmarkEnd w:id="30"/>
     </w:p>
     <w:p>
       <w:pPr>
@@ -19608,15 +19488,7 @@
           <w:sz w:val="28"/>
           <w:szCs w:val="28"/>
         </w:rPr>
-        <w:t xml:space="preserve"> </w:t>
-      </w:r>
-      <w:r>
-        <w:rPr>
-          <w:rFonts w:ascii="Times New Roman" w:eastAsia="Times New Roman" w:hAnsi="Times New Roman" w:cs="Times New Roman"/>
-          <w:sz w:val="28"/>
-          <w:szCs w:val="28"/>
-        </w:rPr>
-        <w:t>На рисунке 5 приведена визуализация данного антипаттерна.</w:t>
+        <w:t xml:space="preserve"> На рисунке 5 приведена визуализация данного антипаттерна.</w:t>
       </w:r>
     </w:p>
     <w:p>
@@ -19638,10 +19510,10 @@
           <w:szCs w:val="24"/>
         </w:rPr>
         <w:drawing>
-          <wp:inline distT="0" distB="0" distL="0" distR="0" wp14:anchorId="427ED5B5" wp14:editId="7D4DAD36">
-            <wp:extent cx="3473370" cy="2631566"/>
+          <wp:inline distT="0" distB="0" distL="0" distR="0" wp14:anchorId="272480EE" wp14:editId="455E4D15">
+            <wp:extent cx="2600325" cy="2501401"/>
             <wp:effectExtent l="0" t="0" r="0" b="0"/>
-            <wp:docPr id="21" name="Рисунок 1"/>
+            <wp:docPr id="1028" name="Picture 4" descr="https://sun9-46.userapi.com/s/v1/ig2/jshXcT9KMYwnM85RruTlTZFoxwsRkvdXApnnFQ8HWnsvhfRFJqTqDMQf2x4xhYGf-aQLyvyiGdm0basiP-jsINBd.jpg?quality=95&amp;as=32x31,48x46,72x69,108x104,160x154,240x231,360x346,368x354&amp;from=bu&amp;u=zTZ6e-xXkd1VpHPck2amUaLramZ5k5Yy45KgFxKcqkI&amp;cs=368x0"/>
             <wp:cNvGraphicFramePr>
               <a:graphicFrameLocks xmlns:a="http://schemas.openxmlformats.org/drawingml/2006/main" noChangeAspect="1"/>
             </wp:cNvGraphicFramePr>
@@ -19649,29 +19521,34 @@
               <a:graphicData uri="http://schemas.openxmlformats.org/drawingml/2006/picture">
                 <pic:pic xmlns:pic="http://schemas.openxmlformats.org/drawingml/2006/picture">
                   <pic:nvPicPr>
-                    <pic:cNvPr id="2" name="Рисунок 1"/>
+                    <pic:cNvPr id="1028" name="Picture 4" descr="https://sun9-46.userapi.com/s/v1/ig2/jshXcT9KMYwnM85RruTlTZFoxwsRkvdXApnnFQ8HWnsvhfRFJqTqDMQf2x4xhYGf-aQLyvyiGdm0basiP-jsINBd.jpg?quality=95&amp;as=32x31,48x46,72x69,108x104,160x154,240x231,360x346,368x354&amp;from=bu&amp;u=zTZ6e-xXkd1VpHPck2amUaLramZ5k5Yy45KgFxKcqkI&amp;cs=368x0"/>
                     <pic:cNvPicPr>
-                      <a:picLocks noChangeAspect="1"/>
+                      <a:picLocks noChangeAspect="1" noChangeArrowheads="1"/>
                     </pic:cNvPicPr>
                   </pic:nvPicPr>
                   <pic:blipFill>
-                    <a:blip r:embed="rId14"/>
+                    <a:blip r:embed="rId14">
+                      <a:extLst>
+                        <a:ext uri="{28A0092B-C50C-407E-A947-70E740481C1C}">
+                          <a14:useLocalDpi xmlns:a14="http://schemas.microsoft.com/office/drawing/2010/main" val="0"/>
+                        </a:ext>
+                      </a:extLst>
+                    </a:blip>
+                    <a:srcRect/>
                     <a:stretch>
                       <a:fillRect/>
                     </a:stretch>
                   </pic:blipFill>
-                  <pic:spPr>
+                  <pic:spPr bwMode="auto">
                     <a:xfrm>
                       <a:off x="0" y="0"/>
-                      <a:ext cx="3502530" cy="2653659"/>
+                      <a:ext cx="2633748" cy="2533553"/>
                     </a:xfrm>
                     <a:prstGeom prst="rect">
                       <a:avLst/>
                     </a:prstGeom>
                     <a:noFill/>
-                    <a:ln>
-                      <a:noFill/>
-                    </a:ln>
+                    <a:extLst/>
                   </pic:spPr>
                 </pic:pic>
               </a:graphicData>
@@ -19725,7 +19602,7 @@
           <w:szCs w:val="28"/>
         </w:rPr>
       </w:pPr>
-      <w:bookmarkStart w:id="32" w:name="_Toc230635432"/>
+      <w:bookmarkStart w:id="31" w:name="_Toc230635432"/>
       <w:r>
         <w:rPr>
           <w:b/>
@@ -19761,7 +19638,7 @@
         </w:rPr>
         <w:t>Поиск единых точек отказа</w:t>
       </w:r>
-      <w:bookmarkEnd w:id="32"/>
+      <w:bookmarkEnd w:id="31"/>
     </w:p>
     <w:p>
       <w:pPr>
@@ -19898,10 +19775,10 @@
           <w:szCs w:val="24"/>
         </w:rPr>
         <w:drawing>
-          <wp:inline distT="0" distB="0" distL="0" distR="0" wp14:anchorId="5EE4931D" wp14:editId="38733FCD">
-            <wp:extent cx="4532630" cy="3241814"/>
-            <wp:effectExtent l="0" t="0" r="1270" b="0"/>
-            <wp:docPr id="28" name="Рисунок 4"/>
+          <wp:inline distT="0" distB="0" distL="0" distR="0" wp14:anchorId="48782523" wp14:editId="62C9A3BD">
+            <wp:extent cx="4334510" cy="2400238"/>
+            <wp:effectExtent l="0" t="0" r="0" b="635"/>
+            <wp:docPr id="2052" name="Picture 4" descr="https://sun9-59.userapi.com/s/v1/ig2/3roG1C2vq8pgWOYP6ytknjex-r2roDSo-c-Ji-hgtdDo3AiX464YXrEcjfrCDovYTsP0bfwJyIaT5n55y3MTGJLc.jpg?quality=95&amp;as=32x18,48x27,72x40,108x60,160x89,240x133,360x199,480x266,540x299,614x340&amp;from=bu&amp;cs=614x0"/>
             <wp:cNvGraphicFramePr>
               <a:graphicFrameLocks xmlns:a="http://schemas.openxmlformats.org/drawingml/2006/main" noChangeAspect="1"/>
             </wp:cNvGraphicFramePr>
@@ -19909,25 +19786,34 @@
               <a:graphicData uri="http://schemas.openxmlformats.org/drawingml/2006/picture">
                 <pic:pic xmlns:pic="http://schemas.openxmlformats.org/drawingml/2006/picture">
                   <pic:nvPicPr>
-                    <pic:cNvPr id="5" name="Рисунок 4"/>
+                    <pic:cNvPr id="2052" name="Picture 4" descr="https://sun9-59.userapi.com/s/v1/ig2/3roG1C2vq8pgWOYP6ytknjex-r2roDSo-c-Ji-hgtdDo3AiX464YXrEcjfrCDovYTsP0bfwJyIaT5n55y3MTGJLc.jpg?quality=95&amp;as=32x18,48x27,72x40,108x60,160x89,240x133,360x199,480x266,540x299,614x340&amp;from=bu&amp;cs=614x0"/>
                     <pic:cNvPicPr>
-                      <a:picLocks noChangeAspect="1"/>
+                      <a:picLocks noChangeAspect="1" noChangeArrowheads="1"/>
                     </pic:cNvPicPr>
                   </pic:nvPicPr>
                   <pic:blipFill>
-                    <a:blip r:embed="rId15"/>
+                    <a:blip r:embed="rId15">
+                      <a:extLst>
+                        <a:ext uri="{28A0092B-C50C-407E-A947-70E740481C1C}">
+                          <a14:useLocalDpi xmlns:a14="http://schemas.microsoft.com/office/drawing/2010/main" val="0"/>
+                        </a:ext>
+                      </a:extLst>
+                    </a:blip>
+                    <a:srcRect/>
                     <a:stretch>
                       <a:fillRect/>
                     </a:stretch>
                   </pic:blipFill>
-                  <pic:spPr>
+                  <pic:spPr bwMode="auto">
                     <a:xfrm>
                       <a:off x="0" y="0"/>
-                      <a:ext cx="4540799" cy="3247656"/>
+                      <a:ext cx="4363926" cy="2416527"/>
                     </a:xfrm>
                     <a:prstGeom prst="rect">
                       <a:avLst/>
                     </a:prstGeom>
+                    <a:noFill/>
+                    <a:extLst/>
                   </pic:spPr>
                 </pic:pic>
               </a:graphicData>
@@ -19954,34 +19840,7 @@
           <w:sz w:val="28"/>
           <w:szCs w:val="28"/>
         </w:rPr>
-        <w:t>Рисунок</w:t>
-      </w:r>
-      <w:r>
-        <w:rPr>
-          <w:rFonts w:ascii="Times New Roman" w:eastAsia="Times New Roman" w:hAnsi="Times New Roman" w:cs="Times New Roman"/>
-          <w:noProof/>
-          <w:sz w:val="28"/>
-          <w:szCs w:val="28"/>
-        </w:rPr>
-        <w:t xml:space="preserve"> 6</w:t>
-      </w:r>
-      <w:r>
-        <w:rPr>
-          <w:rFonts w:ascii="Times New Roman" w:eastAsia="Times New Roman" w:hAnsi="Times New Roman" w:cs="Times New Roman"/>
-          <w:noProof/>
-          <w:sz w:val="28"/>
-          <w:szCs w:val="28"/>
-        </w:rPr>
-        <w:t xml:space="preserve"> – Пример </w:t>
-      </w:r>
-      <w:r>
-        <w:rPr>
-          <w:rFonts w:ascii="Times New Roman" w:eastAsia="Times New Roman" w:hAnsi="Times New Roman" w:cs="Times New Roman"/>
-          <w:noProof/>
-          <w:sz w:val="28"/>
-          <w:szCs w:val="28"/>
-        </w:rPr>
-        <w:t>единой точки отказа</w:t>
+        <w:t>Рисунок 6 – Пример единой точки отказа</w:t>
       </w:r>
     </w:p>
     <w:p>
@@ -19996,13 +19855,12 @@
           <w:szCs w:val="28"/>
         </w:rPr>
       </w:pPr>
-      <w:bookmarkStart w:id="33" w:name="_Toc230635433"/>
+      <w:bookmarkStart w:id="32" w:name="_Toc230635433"/>
       <w:r>
         <w:rPr>
           <w:b/>
           <w:szCs w:val="28"/>
         </w:rPr>
-        <w:lastRenderedPageBreak/>
         <w:t>2</w:t>
       </w:r>
       <w:r>
@@ -20061,7 +19919,7 @@
         </w:rPr>
         <w:t xml:space="preserve"> объекта</w:t>
       </w:r>
-      <w:bookmarkEnd w:id="33"/>
+      <w:bookmarkEnd w:id="32"/>
     </w:p>
     <w:p>
       <w:pPr>
@@ -20152,7 +20010,16 @@
           <w:sz w:val="28"/>
           <w:szCs w:val="28"/>
         </w:rPr>
-        <w:t>В микросервисной архитектуре это часто проявляется как сервис, который обрабатывает слишком много доменных областей или имеет аномально высокое количе</w:t>
+        <w:t xml:space="preserve">В микросервисной архитектуре это часто проявляется как сервис, который обрабатывает слишком много доменных областей или имеет </w:t>
+      </w:r>
+      <w:r>
+        <w:rPr>
+          <w:rFonts w:ascii="Times New Roman" w:eastAsia="Times New Roman" w:hAnsi="Times New Roman" w:cs="Times New Roman"/>
+          <w:sz w:val="28"/>
+          <w:szCs w:val="28"/>
+        </w:rPr>
+        <w:lastRenderedPageBreak/>
+        <w:t>аномально высокое количе</w:t>
       </w:r>
       <w:r>
         <w:rPr>
@@ -20272,23 +20139,7 @@
           <w:sz w:val="28"/>
           <w:szCs w:val="28"/>
         </w:rPr>
-        <w:t xml:space="preserve"> Д</w:t>
-      </w:r>
-      <w:r>
-        <w:rPr>
-          <w:rFonts w:ascii="Times New Roman" w:eastAsia="Times New Roman" w:hAnsi="Times New Roman" w:cs="Times New Roman"/>
-          <w:sz w:val="28"/>
-          <w:szCs w:val="28"/>
-        </w:rPr>
-        <w:t xml:space="preserve">анный антипаттерн </w:t>
-      </w:r>
-      <w:r>
-        <w:rPr>
-          <w:rFonts w:ascii="Times New Roman" w:eastAsia="Times New Roman" w:hAnsi="Times New Roman" w:cs="Times New Roman"/>
-          <w:sz w:val="28"/>
-          <w:szCs w:val="28"/>
-        </w:rPr>
-        <w:t>изображён на рисунке 7.</w:t>
+        <w:t xml:space="preserve"> Данный антипаттерн изображён на рисунке 7.</w:t>
       </w:r>
     </w:p>
     <w:p>
@@ -20310,10 +20161,10 @@
           <w:szCs w:val="24"/>
         </w:rPr>
         <w:drawing>
-          <wp:inline distT="0" distB="0" distL="0" distR="0" wp14:anchorId="26A67264" wp14:editId="0E0C2660">
-            <wp:extent cx="4509770" cy="3348834"/>
-            <wp:effectExtent l="0" t="0" r="5080" b="4445"/>
-            <wp:docPr id="29" name="Рисунок 4"/>
+          <wp:inline distT="0" distB="0" distL="0" distR="0" wp14:anchorId="5276C646" wp14:editId="50829AD1">
+            <wp:extent cx="5302250" cy="2107188"/>
+            <wp:effectExtent l="0" t="0" r="0" b="7620"/>
+            <wp:docPr id="3076" name="Picture 4" descr="https://sun9-80.userapi.com/s/v1/ig2/CbKNjDeu1L42gTW3QPRv_MMI_tL9MX7EWLNfAL7UWC9rz8YdaAyPLI8D20-_nQtB_glvd2ZBOO_NJ_Q0umuGD-2y.jpg?quality=95&amp;as=32x13,48x19,72x29,108x43,160x64,240x95,360x143,480x191,540x215,640x254,720x286,858x341&amp;from=bu&amp;cs=858x0"/>
             <wp:cNvGraphicFramePr>
               <a:graphicFrameLocks xmlns:a="http://schemas.openxmlformats.org/drawingml/2006/main" noChangeAspect="1"/>
             </wp:cNvGraphicFramePr>
@@ -20321,25 +20172,34 @@
               <a:graphicData uri="http://schemas.openxmlformats.org/drawingml/2006/picture">
                 <pic:pic xmlns:pic="http://schemas.openxmlformats.org/drawingml/2006/picture">
                   <pic:nvPicPr>
-                    <pic:cNvPr id="5" name="Рисунок 4"/>
+                    <pic:cNvPr id="3076" name="Picture 4" descr="https://sun9-80.userapi.com/s/v1/ig2/CbKNjDeu1L42gTW3QPRv_MMI_tL9MX7EWLNfAL7UWC9rz8YdaAyPLI8D20-_nQtB_glvd2ZBOO_NJ_Q0umuGD-2y.jpg?quality=95&amp;as=32x13,48x19,72x29,108x43,160x64,240x95,360x143,480x191,540x215,640x254,720x286,858x341&amp;from=bu&amp;cs=858x0"/>
                     <pic:cNvPicPr>
-                      <a:picLocks noChangeAspect="1"/>
+                      <a:picLocks noChangeAspect="1" noChangeArrowheads="1"/>
                     </pic:cNvPicPr>
                   </pic:nvPicPr>
                   <pic:blipFill>
-                    <a:blip r:embed="rId16"/>
+                    <a:blip r:embed="rId16">
+                      <a:extLst>
+                        <a:ext uri="{28A0092B-C50C-407E-A947-70E740481C1C}">
+                          <a14:useLocalDpi xmlns:a14="http://schemas.microsoft.com/office/drawing/2010/main" val="0"/>
+                        </a:ext>
+                      </a:extLst>
+                    </a:blip>
+                    <a:srcRect/>
                     <a:stretch>
                       <a:fillRect/>
                     </a:stretch>
                   </pic:blipFill>
-                  <pic:spPr>
+                  <pic:spPr bwMode="auto">
                     <a:xfrm>
                       <a:off x="0" y="0"/>
-                      <a:ext cx="4522136" cy="3358016"/>
+                      <a:ext cx="5327735" cy="2117316"/>
                     </a:xfrm>
                     <a:prstGeom prst="rect">
                       <a:avLst/>
                     </a:prstGeom>
+                    <a:noFill/>
+                    <a:extLst/>
                   </pic:spPr>
                 </pic:pic>
               </a:graphicData>
@@ -20401,7 +20261,6 @@
           <w:noProof/>
           <w:sz w:val="28"/>
           <w:szCs w:val="28"/>
-          <w:lang w:val="en-US"/>
         </w:rPr>
         <w:t>“</w:t>
       </w:r>
@@ -20420,7 +20279,6 @@
           <w:noProof/>
           <w:sz w:val="28"/>
           <w:szCs w:val="28"/>
-          <w:lang w:val="en-US"/>
         </w:rPr>
         <w:t>”</w:t>
       </w:r>
@@ -20555,16 +20413,7 @@
           <w:sz w:val="28"/>
           <w:szCs w:val="28"/>
         </w:rPr>
-        <w:t xml:space="preserve">. Если же нас </w:t>
-      </w:r>
-      <w:r>
-        <w:rPr>
-          <w:rFonts w:ascii="Times New Roman" w:eastAsia="Times New Roman" w:hAnsi="Times New Roman" w:cs="Times New Roman"/>
-          <w:sz w:val="28"/>
-          <w:szCs w:val="28"/>
-        </w:rPr>
-        <w:lastRenderedPageBreak/>
-        <w:t xml:space="preserve">интересуют </w:t>
+        <w:t xml:space="preserve">. Если же нас интересуют </w:t>
       </w:r>
       <w:r>
         <w:rPr>
@@ -20633,9 +20482,10 @@
         <w:rPr>
           <w:b/>
           <w:szCs w:val="28"/>
-        </w:rPr>
-      </w:pPr>
-      <w:bookmarkStart w:id="34" w:name="_Toc230635434"/>
+          <w:lang w:val="en-US"/>
+        </w:rPr>
+      </w:pPr>
+      <w:bookmarkStart w:id="33" w:name="_Toc230635434"/>
       <w:r>
         <w:rPr>
           <w:b/>
@@ -20664,14 +20514,37 @@
         </w:rPr>
         <w:t xml:space="preserve"> </w:t>
       </w:r>
+      <w:bookmarkEnd w:id="33"/>
       <w:r>
         <w:rPr>
           <w:b/>
           <w:szCs w:val="28"/>
         </w:rPr>
-        <w:t>Вычисление пропускной способности сети</w:t>
-      </w:r>
-      <w:bookmarkEnd w:id="34"/>
+        <w:t xml:space="preserve">Поиск </w:t>
+      </w:r>
+      <w:r>
+        <w:rPr>
+          <w:b/>
+          <w:szCs w:val="28"/>
+          <w:lang w:val="en-US"/>
+        </w:rPr>
+        <w:t>“</w:t>
+      </w:r>
+      <w:r>
+        <w:rPr>
+          <w:b/>
+          <w:szCs w:val="28"/>
+        </w:rPr>
+        <w:t>бутылочного горлышка</w:t>
+      </w:r>
+      <w:r>
+        <w:rPr>
+          <w:b/>
+          <w:szCs w:val="28"/>
+          <w:lang w:val="en-US"/>
+        </w:rPr>
+        <w:t>”</w:t>
+      </w:r>
     </w:p>
     <w:p>
       <w:pPr>
@@ -20762,7 +20635,16 @@
           <w:sz w:val="28"/>
           <w:szCs w:val="28"/>
         </w:rPr>
-        <w:t xml:space="preserve"> сразу показывает, какой компонент станет ограничителем при росте трафика, и позволяет перераспределить ресурсы или изменить архитектуру до внедрения.</w:t>
+        <w:t xml:space="preserve"> сразу показывает, какой компонент станет ограничителем при росте трафика, и </w:t>
+      </w:r>
+      <w:r>
+        <w:rPr>
+          <w:rFonts w:ascii="Times New Roman" w:eastAsia="Times New Roman" w:hAnsi="Times New Roman" w:cs="Times New Roman"/>
+          <w:sz w:val="28"/>
+          <w:szCs w:val="28"/>
+        </w:rPr>
+        <w:lastRenderedPageBreak/>
+        <w:t>позволяет перераспределить ресурсы или изменить архитектуру до внедрения.</w:t>
       </w:r>
       <w:r>
         <w:rPr>
@@ -21000,12 +20882,11 @@
           <w:sz w:val="24"/>
           <w:szCs w:val="24"/>
         </w:rPr>
-        <w:lastRenderedPageBreak/>
         <w:drawing>
-          <wp:inline distT="0" distB="0" distL="0" distR="0" wp14:anchorId="584A344D" wp14:editId="0D8A12A8">
-            <wp:extent cx="4829810" cy="2896957"/>
-            <wp:effectExtent l="0" t="0" r="8890" b="0"/>
-            <wp:docPr id="30" name="Рисунок 1"/>
+          <wp:inline distT="0" distB="0" distL="0" distR="0" wp14:anchorId="517C7856" wp14:editId="2485CE9F">
+            <wp:extent cx="4608830" cy="2414735"/>
+            <wp:effectExtent l="0" t="0" r="1270" b="5080"/>
+            <wp:docPr id="4098" name="Picture 2" descr="https://sun9-73.userapi.com/s/v1/ig2/9Ys9Ho37qev-UWs0LIa8zpZjhplNNgkA3quhdVieXI-kBFxuWMqeN_LnkNRASkhm1p9mOymou_SqWZ64q6qn0C1s.jpg?quality=95&amp;as=32x17,48x25,72x38,108x57,160x84,240x126,360x189,480x251,540x283,584x306&amp;from=bu&amp;u=ItqOO6EY3-GcXiKTgJ_jlLx9QK93aBON0S8dFE9_iTQ&amp;cs=584x0"/>
             <wp:cNvGraphicFramePr>
               <a:graphicFrameLocks xmlns:a="http://schemas.openxmlformats.org/drawingml/2006/main" noChangeAspect="1"/>
             </wp:cNvGraphicFramePr>
@@ -21013,25 +20894,34 @@
               <a:graphicData uri="http://schemas.openxmlformats.org/drawingml/2006/picture">
                 <pic:pic xmlns:pic="http://schemas.openxmlformats.org/drawingml/2006/picture">
                   <pic:nvPicPr>
-                    <pic:cNvPr id="2" name="Рисунок 1"/>
+                    <pic:cNvPr id="4098" name="Picture 2" descr="https://sun9-73.userapi.com/s/v1/ig2/9Ys9Ho37qev-UWs0LIa8zpZjhplNNgkA3quhdVieXI-kBFxuWMqeN_LnkNRASkhm1p9mOymou_SqWZ64q6qn0C1s.jpg?quality=95&amp;as=32x17,48x25,72x38,108x57,160x84,240x126,360x189,480x251,540x283,584x306&amp;from=bu&amp;u=ItqOO6EY3-GcXiKTgJ_jlLx9QK93aBON0S8dFE9_iTQ&amp;cs=584x0"/>
                     <pic:cNvPicPr>
-                      <a:picLocks noChangeAspect="1"/>
+                      <a:picLocks noChangeAspect="1" noChangeArrowheads="1"/>
                     </pic:cNvPicPr>
                   </pic:nvPicPr>
                   <pic:blipFill>
-                    <a:blip r:embed="rId17"/>
+                    <a:blip r:embed="rId17">
+                      <a:extLst>
+                        <a:ext uri="{28A0092B-C50C-407E-A947-70E740481C1C}">
+                          <a14:useLocalDpi xmlns:a14="http://schemas.microsoft.com/office/drawing/2010/main" val="0"/>
+                        </a:ext>
+                      </a:extLst>
+                    </a:blip>
+                    <a:srcRect/>
                     <a:stretch>
                       <a:fillRect/>
                     </a:stretch>
                   </pic:blipFill>
-                  <pic:spPr>
+                  <pic:spPr bwMode="auto">
                     <a:xfrm>
                       <a:off x="0" y="0"/>
-                      <a:ext cx="4850347" cy="2909275"/>
+                      <a:ext cx="4626311" cy="2423894"/>
                     </a:xfrm>
                     <a:prstGeom prst="rect">
                       <a:avLst/>
                     </a:prstGeom>
+                    <a:noFill/>
+                    <a:extLst/>
                   </pic:spPr>
                 </pic:pic>
               </a:graphicData>
@@ -21058,7 +20948,7 @@
           <w:sz w:val="28"/>
           <w:szCs w:val="28"/>
         </w:rPr>
-        <w:t>Рисунок</w:t>
+        <w:t xml:space="preserve">Рисунок 8 – </w:t>
       </w:r>
       <w:r>
         <w:rPr>
@@ -21067,7 +20957,7 @@
           <w:sz w:val="28"/>
           <w:szCs w:val="28"/>
         </w:rPr>
-        <w:t xml:space="preserve"> 8</w:t>
+        <w:t xml:space="preserve">Пример </w:t>
       </w:r>
       <w:r>
         <w:rPr>
@@ -21076,7 +20966,7 @@
           <w:sz w:val="28"/>
           <w:szCs w:val="28"/>
         </w:rPr>
-        <w:t xml:space="preserve"> – </w:t>
+        <w:t>“</w:t>
       </w:r>
       <w:r>
         <w:rPr>
@@ -21085,7 +20975,16 @@
           <w:sz w:val="28"/>
           <w:szCs w:val="28"/>
         </w:rPr>
-        <w:t>Схематичное изображение вычисления пропускной способности сети</w:t>
+        <w:t>бутылочного горлышка</w:t>
+      </w:r>
+      <w:r>
+        <w:rPr>
+          <w:rFonts w:ascii="Times New Roman" w:eastAsia="Times New Roman" w:hAnsi="Times New Roman" w:cs="Times New Roman"/>
+          <w:noProof/>
+          <w:sz w:val="28"/>
+          <w:szCs w:val="28"/>
+        </w:rPr>
+        <w:t>”</w:t>
       </w:r>
     </w:p>
     <w:p>
@@ -21100,7 +20999,7 @@
           <w:szCs w:val="28"/>
         </w:rPr>
       </w:pPr>
-      <w:bookmarkStart w:id="35" w:name="_Toc230635435"/>
+      <w:bookmarkStart w:id="34" w:name="_Toc230635435"/>
       <w:r>
         <w:rPr>
           <w:b/>
@@ -21134,9 +21033,23 @@
           <w:b/>
           <w:szCs w:val="28"/>
         </w:rPr>
-        <w:t>Поиск критической инфраструктуры</w:t>
-      </w:r>
-      <w:bookmarkEnd w:id="35"/>
+        <w:t xml:space="preserve">Поиск </w:t>
+      </w:r>
+      <w:bookmarkEnd w:id="34"/>
+      <w:r>
+        <w:rPr>
+          <w:b/>
+          <w:szCs w:val="28"/>
+        </w:rPr>
+        <w:t>cкрытого совместного использования</w:t>
+      </w:r>
+      <w:r>
+        <w:rPr>
+          <w:b/>
+          <w:szCs w:val="28"/>
+        </w:rPr>
+        <w:t xml:space="preserve"> инфраструктуры</w:t>
+      </w:r>
     </w:p>
     <w:p>
       <w:pPr>
@@ -21155,7 +21068,31 @@
           <w:sz w:val="28"/>
           <w:szCs w:val="28"/>
         </w:rPr>
-        <w:t xml:space="preserve">Ещё одним серьёзным антипаттерном является критическая инфраструктура – </w:t>
+        <w:t xml:space="preserve">Ещё одним серьёзным антипаттерном является </w:t>
+      </w:r>
+      <w:r>
+        <w:rPr>
+          <w:rFonts w:ascii="Times New Roman" w:eastAsia="Times New Roman" w:hAnsi="Times New Roman" w:cs="Times New Roman"/>
+          <w:sz w:val="28"/>
+          <w:szCs w:val="28"/>
+        </w:rPr>
+        <w:t>cкрытое совместное</w:t>
+      </w:r>
+      <w:r>
+        <w:rPr>
+          <w:rFonts w:ascii="Times New Roman" w:eastAsia="Times New Roman" w:hAnsi="Times New Roman" w:cs="Times New Roman"/>
+          <w:sz w:val="28"/>
+          <w:szCs w:val="28"/>
+        </w:rPr>
+        <w:t xml:space="preserve"> использования инфраструктуры </w:t>
+      </w:r>
+      <w:r>
+        <w:rPr>
+          <w:rFonts w:ascii="Times New Roman" w:eastAsia="Times New Roman" w:hAnsi="Times New Roman" w:cs="Times New Roman"/>
+          <w:sz w:val="28"/>
+          <w:szCs w:val="28"/>
+        </w:rPr>
+        <w:t xml:space="preserve">– </w:t>
       </w:r>
       <w:r>
         <w:rPr>
@@ -21179,7 +21116,16 @@
           <w:sz w:val="28"/>
           <w:szCs w:val="28"/>
         </w:rPr>
-        <w:t>Даже если логически системы изолированы, выход из строя общего хоста, стойки, кластера или площадки приводит к каскадному падению сразу нескольких бизнес-функций. Такой отказ особенно опасен тем, что резервирование на уровне приложений не спасает – все экземпляры могут оказаться на одном физическом ресурсе.</w:t>
+        <w:t xml:space="preserve">Даже если логически системы изолированы, выход из строя общего хоста, стойки, </w:t>
+      </w:r>
+      <w:r>
+        <w:rPr>
+          <w:rFonts w:ascii="Times New Roman" w:eastAsia="Times New Roman" w:hAnsi="Times New Roman" w:cs="Times New Roman"/>
+          <w:sz w:val="28"/>
+          <w:szCs w:val="28"/>
+        </w:rPr>
+        <w:lastRenderedPageBreak/>
+        <w:t>кластера или площадки приводит к каскадному падению сразу нескольких бизнес-функций. Такой отказ особенно опасен тем, что резервирование на уровне приложений не спасает – все экземпляры могут оказаться на одном физическом ресурсе.</w:t>
       </w:r>
       <w:r>
         <w:rPr>
@@ -21295,63 +21241,55 @@
           <w:sz w:val="28"/>
           <w:szCs w:val="28"/>
         </w:rPr>
-        <w:t>чии критической инфраструктуры</w:t>
-      </w:r>
-      <w:r>
-        <w:rPr>
-          <w:rFonts w:ascii="Times New Roman" w:eastAsia="Times New Roman" w:hAnsi="Times New Roman" w:cs="Times New Roman"/>
-          <w:sz w:val="28"/>
-          <w:szCs w:val="28"/>
-        </w:rPr>
-        <w:t xml:space="preserve"> систем.</w:t>
-      </w:r>
-      <w:r>
-        <w:rPr>
-          <w:rFonts w:ascii="Times New Roman" w:eastAsia="Times New Roman" w:hAnsi="Times New Roman" w:cs="Times New Roman"/>
-          <w:sz w:val="28"/>
-          <w:szCs w:val="28"/>
-        </w:rPr>
-        <w:t xml:space="preserve"> </w:t>
-      </w:r>
-      <w:r>
-        <w:rPr>
-          <w:rFonts w:ascii="Times New Roman" w:eastAsia="Times New Roman" w:hAnsi="Times New Roman" w:cs="Times New Roman"/>
-          <w:sz w:val="28"/>
-          <w:szCs w:val="28"/>
-        </w:rPr>
-        <w:t>Н</w:t>
-      </w:r>
-      <w:r>
-        <w:rPr>
-          <w:rFonts w:ascii="Times New Roman" w:eastAsia="Times New Roman" w:hAnsi="Times New Roman" w:cs="Times New Roman"/>
-          <w:sz w:val="28"/>
-          <w:szCs w:val="28"/>
-        </w:rPr>
-        <w:t>а рисунке 8</w:t>
-      </w:r>
-      <w:r>
-        <w:rPr>
-          <w:rFonts w:ascii="Times New Roman" w:eastAsia="Times New Roman" w:hAnsi="Times New Roman" w:cs="Times New Roman"/>
-          <w:sz w:val="28"/>
-          <w:szCs w:val="28"/>
-        </w:rPr>
-        <w:t xml:space="preserve"> </w:t>
-      </w:r>
-      <w:r>
-        <w:rPr>
-          <w:rFonts w:ascii="Times New Roman" w:eastAsia="Times New Roman" w:hAnsi="Times New Roman" w:cs="Times New Roman"/>
-          <w:sz w:val="28"/>
-          <w:szCs w:val="28"/>
-        </w:rPr>
-        <w:t>демонстрируется</w:t>
-      </w:r>
-      <w:r>
-        <w:rPr>
-          <w:rFonts w:ascii="Times New Roman" w:eastAsia="Times New Roman" w:hAnsi="Times New Roman" w:cs="Times New Roman"/>
-          <w:sz w:val="28"/>
-          <w:szCs w:val="28"/>
-        </w:rPr>
-        <w:t xml:space="preserve"> визуализация данного антипаттерна.</w:t>
+        <w:t xml:space="preserve">чии </w:t>
+      </w:r>
+      <w:r>
+        <w:rPr>
+          <w:rFonts w:ascii="Times New Roman" w:eastAsia="Times New Roman" w:hAnsi="Times New Roman" w:cs="Times New Roman"/>
+          <w:sz w:val="28"/>
+          <w:szCs w:val="28"/>
+        </w:rPr>
+        <w:t xml:space="preserve">cкрытого совместного использования инфраструктуры </w:t>
+      </w:r>
+      <w:r>
+        <w:rPr>
+          <w:rFonts w:ascii="Times New Roman" w:eastAsia="Times New Roman" w:hAnsi="Times New Roman" w:cs="Times New Roman"/>
+          <w:sz w:val="28"/>
+          <w:szCs w:val="28"/>
+        </w:rPr>
+        <w:t>систем</w:t>
+      </w:r>
+      <w:r>
+        <w:rPr>
+          <w:rFonts w:ascii="Times New Roman" w:eastAsia="Times New Roman" w:hAnsi="Times New Roman" w:cs="Times New Roman"/>
+          <w:sz w:val="28"/>
+          <w:szCs w:val="28"/>
+        </w:rPr>
+        <w:t>ами</w:t>
+      </w:r>
+      <w:r>
+        <w:rPr>
+          <w:rFonts w:ascii="Times New Roman" w:eastAsia="Times New Roman" w:hAnsi="Times New Roman" w:cs="Times New Roman"/>
+          <w:sz w:val="28"/>
+          <w:szCs w:val="28"/>
+        </w:rPr>
+        <w:t>.</w:t>
+      </w:r>
+      <w:r>
+        <w:rPr>
+          <w:rFonts w:ascii="Times New Roman" w:eastAsia="Times New Roman" w:hAnsi="Times New Roman" w:cs="Times New Roman"/>
+          <w:sz w:val="28"/>
+          <w:szCs w:val="28"/>
+        </w:rPr>
+        <w:t xml:space="preserve"> На рисунке 9</w:t>
+      </w:r>
+      <w:r>
+        <w:rPr>
+          <w:rFonts w:ascii="Times New Roman" w:eastAsia="Times New Roman" w:hAnsi="Times New Roman" w:cs="Times New Roman"/>
+          <w:sz w:val="28"/>
+          <w:szCs w:val="28"/>
+        </w:rPr>
+        <w:t xml:space="preserve"> демонстрируется визуализация данного антипаттерна.</w:t>
       </w:r>
     </w:p>
     <w:p>
@@ -21372,12 +21310,11 @@
           <w:sz w:val="24"/>
           <w:szCs w:val="24"/>
         </w:rPr>
-        <w:lastRenderedPageBreak/>
         <w:drawing>
-          <wp:inline distT="0" distB="0" distL="0" distR="0" wp14:anchorId="1C171290" wp14:editId="3C8AC211">
-            <wp:extent cx="4700270" cy="3217058"/>
-            <wp:effectExtent l="0" t="0" r="5080" b="2540"/>
-            <wp:docPr id="31" name="Рисунок 2"/>
+          <wp:inline distT="0" distB="0" distL="0" distR="0" wp14:anchorId="431AE19F" wp14:editId="15205FB4">
+            <wp:extent cx="4105910" cy="3087988"/>
+            <wp:effectExtent l="0" t="0" r="0" b="0"/>
+            <wp:docPr id="5124" name="Picture 4" descr="https://sun9-85.userapi.com/s/v1/ig2/Bf5q1F1XpvR2ubwsWOGLzmMwA4VFjWHqSM7X_-GSnP3zoOtKcWjfpuhVjPfXy4MlUtoA7lj3r_Y1bgClzIRJn7LR.jpg?quality=95&amp;as=32x24,48x36,72x54,108x81,160x120,240x180,360x271,480x361,540x406,601x452&amp;from=bu&amp;u=O9BD7hdI1SWNyJO7DW8hizWMqK6gezKEFq-NJOQh9K0&amp;cs=601x0"/>
             <wp:cNvGraphicFramePr>
               <a:graphicFrameLocks xmlns:a="http://schemas.openxmlformats.org/drawingml/2006/main" noChangeAspect="1"/>
             </wp:cNvGraphicFramePr>
@@ -21385,25 +21322,34 @@
               <a:graphicData uri="http://schemas.openxmlformats.org/drawingml/2006/picture">
                 <pic:pic xmlns:pic="http://schemas.openxmlformats.org/drawingml/2006/picture">
                   <pic:nvPicPr>
-                    <pic:cNvPr id="3" name="Рисунок 2"/>
+                    <pic:cNvPr id="5124" name="Picture 4" descr="https://sun9-85.userapi.com/s/v1/ig2/Bf5q1F1XpvR2ubwsWOGLzmMwA4VFjWHqSM7X_-GSnP3zoOtKcWjfpuhVjPfXy4MlUtoA7lj3r_Y1bgClzIRJn7LR.jpg?quality=95&amp;as=32x24,48x36,72x54,108x81,160x120,240x180,360x271,480x361,540x406,601x452&amp;from=bu&amp;u=O9BD7hdI1SWNyJO7DW8hizWMqK6gezKEFq-NJOQh9K0&amp;cs=601x0"/>
                     <pic:cNvPicPr>
-                      <a:picLocks noChangeAspect="1"/>
+                      <a:picLocks noChangeAspect="1" noChangeArrowheads="1"/>
                     </pic:cNvPicPr>
                   </pic:nvPicPr>
                   <pic:blipFill>
-                    <a:blip r:embed="rId18"/>
+                    <a:blip r:embed="rId18">
+                      <a:extLst>
+                        <a:ext uri="{28A0092B-C50C-407E-A947-70E740481C1C}">
+                          <a14:useLocalDpi xmlns:a14="http://schemas.microsoft.com/office/drawing/2010/main" val="0"/>
+                        </a:ext>
+                      </a:extLst>
+                    </a:blip>
+                    <a:srcRect/>
                     <a:stretch>
                       <a:fillRect/>
                     </a:stretch>
                   </pic:blipFill>
-                  <pic:spPr>
+                  <pic:spPr bwMode="auto">
                     <a:xfrm>
                       <a:off x="0" y="0"/>
-                      <a:ext cx="4707942" cy="3222309"/>
+                      <a:ext cx="4118528" cy="3097478"/>
                     </a:xfrm>
                     <a:prstGeom prst="rect">
                       <a:avLst/>
                     </a:prstGeom>
+                    <a:noFill/>
+                    <a:extLst/>
                   </pic:spPr>
                 </pic:pic>
               </a:graphicData>
@@ -21430,7 +21376,7 @@
           <w:sz w:val="28"/>
           <w:szCs w:val="28"/>
         </w:rPr>
-        <w:t>Рисунок</w:t>
+        <w:t xml:space="preserve">Рисунок 9 – Пример </w:t>
       </w:r>
       <w:r>
         <w:rPr>
@@ -21439,25 +21385,7 @@
           <w:sz w:val="28"/>
           <w:szCs w:val="28"/>
         </w:rPr>
-        <w:t xml:space="preserve"> 9</w:t>
-      </w:r>
-      <w:r>
-        <w:rPr>
-          <w:rFonts w:ascii="Times New Roman" w:eastAsia="Times New Roman" w:hAnsi="Times New Roman" w:cs="Times New Roman"/>
-          <w:noProof/>
-          <w:sz w:val="28"/>
-          <w:szCs w:val="28"/>
-        </w:rPr>
-        <w:t xml:space="preserve"> – </w:t>
-      </w:r>
-      <w:r>
-        <w:rPr>
-          <w:rFonts w:ascii="Times New Roman" w:eastAsia="Times New Roman" w:hAnsi="Times New Roman" w:cs="Times New Roman"/>
-          <w:noProof/>
-          <w:sz w:val="28"/>
-          <w:szCs w:val="28"/>
-        </w:rPr>
-        <w:t>Пример критической инфраструктуры</w:t>
+        <w:t>cкрытого совместного использования инфраструктуры</w:t>
       </w:r>
     </w:p>
     <w:p>
@@ -21472,7 +21400,7 @@
           <w:szCs w:val="28"/>
         </w:rPr>
       </w:pPr>
-      <w:bookmarkStart w:id="36" w:name="_Toc230635436"/>
+      <w:bookmarkStart w:id="35" w:name="_Toc230635436"/>
       <w:r>
         <w:rPr>
           <w:b/>
@@ -21501,14 +21429,14 @@
         </w:rPr>
         <w:t xml:space="preserve"> </w:t>
       </w:r>
+      <w:bookmarkEnd w:id="35"/>
       <w:r>
         <w:rPr>
           <w:b/>
           <w:szCs w:val="28"/>
         </w:rPr>
-        <w:t>Контроль периметра</w:t>
-      </w:r>
-      <w:bookmarkEnd w:id="36"/>
+        <w:t>Поиск нарушения сетевого периметра</w:t>
+      </w:r>
     </w:p>
     <w:p>
       <w:pPr>
@@ -21527,7 +21455,31 @@
           <w:sz w:val="28"/>
           <w:szCs w:val="28"/>
         </w:rPr>
-        <w:t xml:space="preserve">Последним реализованным видом проверки является контроль периметра. В архитектуре </w:t>
+        <w:t xml:space="preserve">Последним реализованным видом проверки является </w:t>
+      </w:r>
+      <w:r>
+        <w:rPr>
+          <w:rFonts w:ascii="Times New Roman" w:eastAsia="Times New Roman" w:hAnsi="Times New Roman" w:cs="Times New Roman"/>
+          <w:sz w:val="28"/>
+          <w:szCs w:val="28"/>
+        </w:rPr>
+        <w:t>поиск нарушения</w:t>
+      </w:r>
+      <w:r>
+        <w:rPr>
+          <w:rFonts w:ascii="Times New Roman" w:eastAsia="Times New Roman" w:hAnsi="Times New Roman" w:cs="Times New Roman"/>
+          <w:sz w:val="28"/>
+          <w:szCs w:val="28"/>
+        </w:rPr>
+        <w:t xml:space="preserve"> сетевого периметра</w:t>
+      </w:r>
+      <w:r>
+        <w:rPr>
+          <w:rFonts w:ascii="Times New Roman" w:eastAsia="Times New Roman" w:hAnsi="Times New Roman" w:cs="Times New Roman"/>
+          <w:sz w:val="28"/>
+          <w:szCs w:val="28"/>
+        </w:rPr>
+        <w:t xml:space="preserve">. В архитектуре </w:t>
       </w:r>
       <w:r>
         <w:rPr>
@@ -21584,7 +21536,16 @@
           <w:sz w:val="28"/>
           <w:szCs w:val="28"/>
         </w:rPr>
-        <w:t xml:space="preserve"> для взаимодействия с недоверенными сетями. Если внутренние запросы (или ответы изнутри наружу) пойдут в обход </w:t>
+        <w:t xml:space="preserve"> для взаимодействия с недоверенными сетями. Если внутренние запросы (или ответы изнутри </w:t>
+      </w:r>
+      <w:r>
+        <w:rPr>
+          <w:rFonts w:ascii="Times New Roman" w:eastAsia="Times New Roman" w:hAnsi="Times New Roman" w:cs="Times New Roman"/>
+          <w:sz w:val="28"/>
+          <w:szCs w:val="28"/>
+        </w:rPr>
+        <w:lastRenderedPageBreak/>
+        <w:t xml:space="preserve">наружу) пойдут в обход </w:t>
       </w:r>
       <w:r>
         <w:rPr>
@@ -21815,32 +21776,15 @@
           <w:sz w:val="28"/>
           <w:szCs w:val="28"/>
         </w:rPr>
-        <w:t xml:space="preserve"> системы, имеющие путь развёртывания в указанном узле, но не имеющие необходимого параметра, характеризуют нарушение периметра </w:t>
-      </w:r>
-      <w:r>
-        <w:rPr>
-          <w:rFonts w:ascii="Times New Roman" w:eastAsia="Times New Roman" w:hAnsi="Times New Roman" w:cs="Times New Roman"/>
-          <w:sz w:val="28"/>
-          <w:szCs w:val="28"/>
-        </w:rPr>
-        <w:lastRenderedPageBreak/>
-        <w:t>развёртывания и возвращаются в качестве результата проверки.</w:t>
-      </w:r>
-      <w:r>
-        <w:rPr>
-          <w:rFonts w:ascii="Times New Roman" w:eastAsia="Times New Roman" w:hAnsi="Times New Roman" w:cs="Times New Roman"/>
-          <w:sz w:val="28"/>
-          <w:szCs w:val="28"/>
-        </w:rPr>
-        <w:t xml:space="preserve"> </w:t>
-      </w:r>
-      <w:r>
-        <w:rPr>
-          <w:rFonts w:ascii="Times New Roman" w:eastAsia="Times New Roman" w:hAnsi="Times New Roman" w:cs="Times New Roman"/>
-          <w:sz w:val="28"/>
-          <w:szCs w:val="28"/>
-        </w:rPr>
-        <w:t xml:space="preserve">Пример </w:t>
+        <w:t xml:space="preserve"> системы, имеющие путь развёртывания в указанном узле, но не имеющие необходимого параметра, характеризуют нарушение периметра развёртывания и возвращаются в качестве результата проверки.</w:t>
+      </w:r>
+      <w:r>
+        <w:rPr>
+          <w:rFonts w:ascii="Times New Roman" w:eastAsia="Times New Roman" w:hAnsi="Times New Roman" w:cs="Times New Roman"/>
+          <w:sz w:val="28"/>
+          <w:szCs w:val="28"/>
+        </w:rPr>
+        <w:t xml:space="preserve"> Пример </w:t>
       </w:r>
       <w:r>
         <w:rPr>
@@ -21894,10 +21838,10 @@
           <w:szCs w:val="24"/>
         </w:rPr>
         <w:drawing>
-          <wp:inline distT="0" distB="0" distL="0" distR="0" wp14:anchorId="7BA6503A" wp14:editId="1C2E5C65">
-            <wp:extent cx="4471670" cy="3448127"/>
-            <wp:effectExtent l="0" t="0" r="5080" b="0"/>
-            <wp:docPr id="32" name="Рисунок 1"/>
+          <wp:inline distT="0" distB="0" distL="0" distR="0" wp14:anchorId="281CD3D6" wp14:editId="1F15D772">
+            <wp:extent cx="4944110" cy="2751541"/>
+            <wp:effectExtent l="0" t="0" r="8890" b="0"/>
+            <wp:docPr id="6146" name="Picture 2" descr="https://sun9-80.userapi.com/s/v1/ig2/8Pv-WXlKp7EXoAACLf0txyxfRUq3g9LBxnF9yyAM31IjlTuNxqKydF2CTSqcPmcmdU8PLUVK1e4DXU5atnMLuXsd.jpg?quality=95&amp;as=32x18,48x27,72x40,108x60,160x89,240x134,360x200,480x267,540x301,566x315&amp;from=bu&amp;u=2YmS6BW8EtnKj6AU1PGbPq-QhZbHeFwtfev_B56Mwiw&amp;cs=566x0"/>
             <wp:cNvGraphicFramePr>
               <a:graphicFrameLocks xmlns:a="http://schemas.openxmlformats.org/drawingml/2006/main" noChangeAspect="1"/>
             </wp:cNvGraphicFramePr>
@@ -21905,25 +21849,34 @@
               <a:graphicData uri="http://schemas.openxmlformats.org/drawingml/2006/picture">
                 <pic:pic xmlns:pic="http://schemas.openxmlformats.org/drawingml/2006/picture">
                   <pic:nvPicPr>
-                    <pic:cNvPr id="2" name="Рисунок 1"/>
+                    <pic:cNvPr id="6146" name="Picture 2" descr="https://sun9-80.userapi.com/s/v1/ig2/8Pv-WXlKp7EXoAACLf0txyxfRUq3g9LBxnF9yyAM31IjlTuNxqKydF2CTSqcPmcmdU8PLUVK1e4DXU5atnMLuXsd.jpg?quality=95&amp;as=32x18,48x27,72x40,108x60,160x89,240x134,360x200,480x267,540x301,566x315&amp;from=bu&amp;u=2YmS6BW8EtnKj6AU1PGbPq-QhZbHeFwtfev_B56Mwiw&amp;cs=566x0"/>
                     <pic:cNvPicPr>
-                      <a:picLocks noChangeAspect="1"/>
+                      <a:picLocks noChangeAspect="1" noChangeArrowheads="1"/>
                     </pic:cNvPicPr>
                   </pic:nvPicPr>
                   <pic:blipFill>
-                    <a:blip r:embed="rId19"/>
+                    <a:blip r:embed="rId19">
+                      <a:extLst>
+                        <a:ext uri="{28A0092B-C50C-407E-A947-70E740481C1C}">
+                          <a14:useLocalDpi xmlns:a14="http://schemas.microsoft.com/office/drawing/2010/main" val="0"/>
+                        </a:ext>
+                      </a:extLst>
+                    </a:blip>
+                    <a:srcRect/>
                     <a:stretch>
                       <a:fillRect/>
                     </a:stretch>
                   </pic:blipFill>
-                  <pic:spPr>
+                  <pic:spPr bwMode="auto">
                     <a:xfrm>
                       <a:off x="0" y="0"/>
-                      <a:ext cx="4479887" cy="3454463"/>
+                      <a:ext cx="4968361" cy="2765037"/>
                     </a:xfrm>
                     <a:prstGeom prst="rect">
                       <a:avLst/>
                     </a:prstGeom>
+                    <a:noFill/>
+                    <a:extLst/>
                   </pic:spPr>
                 </pic:pic>
               </a:graphicData>
@@ -21959,7 +21912,7 @@
           <w:sz w:val="28"/>
           <w:szCs w:val="28"/>
         </w:rPr>
-        <w:t xml:space="preserve"> 10</w:t>
+        <w:t xml:space="preserve"> 10 – Пример нарушения сетевого</w:t>
       </w:r>
       <w:r>
         <w:rPr>
@@ -21968,16 +21921,7 @@
           <w:sz w:val="28"/>
           <w:szCs w:val="28"/>
         </w:rPr>
-        <w:t xml:space="preserve"> – Пример </w:t>
-      </w:r>
-      <w:r>
-        <w:rPr>
-          <w:rFonts w:ascii="Times New Roman" w:eastAsia="Times New Roman" w:hAnsi="Times New Roman" w:cs="Times New Roman"/>
-          <w:noProof/>
-          <w:sz w:val="28"/>
-          <w:szCs w:val="28"/>
-        </w:rPr>
-        <w:t>нарушения контроля периметра</w:t>
+        <w:t xml:space="preserve"> периметра</w:t>
       </w:r>
     </w:p>
     <w:p>
@@ -22021,7 +21965,16 @@
           <w:sz w:val="28"/>
           <w:szCs w:val="28"/>
         </w:rPr>
-        <w:t xml:space="preserve"> архитекторам и инженерам получать объективные метрики и выявлять нарушения ещё на этапе проектирования или в процессе непрерывной интеграции, а не «по факту» инцидента в эксплуатации.</w:t>
+        <w:t xml:space="preserve"> архитекторам и инженерам получать объективные метрики и выявлять нарушения ещё на этапе проектирования или </w:t>
+      </w:r>
+      <w:r>
+        <w:rPr>
+          <w:rFonts w:ascii="Times New Roman" w:eastAsia="Times New Roman" w:hAnsi="Times New Roman" w:cs="Times New Roman"/>
+          <w:sz w:val="28"/>
+          <w:szCs w:val="28"/>
+        </w:rPr>
+        <w:lastRenderedPageBreak/>
+        <w:t>в процессе непрерывной интеграции, а не «по факту» инцидента в эксплуатации.</w:t>
       </w:r>
       <w:r>
         <w:rPr>
@@ -22110,7 +22063,6 @@
           <w:rFonts w:ascii="Times New Roman" w:eastAsia="Times New Roman" w:hAnsi="Times New Roman" w:cs="Times New Roman"/>
           <w:sz w:val="28"/>
           <w:szCs w:val="28"/>
-          <w:lang w:val="en-US"/>
         </w:rPr>
         <w:t xml:space="preserve"> </w:t>
       </w:r>
@@ -22120,23 +22072,7 @@
           <w:sz w:val="28"/>
           <w:szCs w:val="28"/>
         </w:rPr>
-        <w:t>аналитических</w:t>
-      </w:r>
-      <w:r>
-        <w:rPr>
-          <w:rFonts w:ascii="Times New Roman" w:eastAsia="Times New Roman" w:hAnsi="Times New Roman" w:cs="Times New Roman"/>
-          <w:sz w:val="28"/>
-          <w:szCs w:val="28"/>
-        </w:rPr>
-        <w:t xml:space="preserve"> </w:t>
-      </w:r>
-      <w:r>
-        <w:rPr>
-          <w:rFonts w:ascii="Times New Roman" w:eastAsia="Times New Roman" w:hAnsi="Times New Roman" w:cs="Times New Roman"/>
-          <w:sz w:val="28"/>
-          <w:szCs w:val="28"/>
-        </w:rPr>
-        <w:t>проверок</w:t>
+        <w:t>аналитических проверок</w:t>
       </w:r>
     </w:p>
     <w:tbl>
@@ -22395,7 +22331,6 @@
                 <w:sz w:val="24"/>
                 <w:szCs w:val="24"/>
               </w:rPr>
-              <w:lastRenderedPageBreak/>
               <w:t xml:space="preserve">Поиск </w:t>
             </w:r>
             <w:r>
@@ -22514,6 +22449,7 @@
                 <w:b/>
                 <w:sz w:val="24"/>
                 <w:szCs w:val="24"/>
+                <w:lang w:val="en-US"/>
               </w:rPr>
             </w:pPr>
             <w:r>
@@ -22523,7 +22459,36 @@
                 <w:sz w:val="24"/>
                 <w:szCs w:val="24"/>
               </w:rPr>
-              <w:t>Вычисление пропускной способности сети</w:t>
+              <w:t xml:space="preserve">Поиск </w:t>
+            </w:r>
+            <w:r>
+              <w:rPr>
+                <w:rFonts w:ascii="Times New Roman" w:eastAsia="Times New Roman" w:hAnsi="Times New Roman" w:cs="Times New Roman"/>
+                <w:b/>
+                <w:sz w:val="24"/>
+                <w:szCs w:val="24"/>
+                <w:lang w:val="en-US"/>
+              </w:rPr>
+              <w:t>“</w:t>
+            </w:r>
+            <w:r>
+              <w:rPr>
+                <w:rFonts w:ascii="Times New Roman" w:eastAsia="Times New Roman" w:hAnsi="Times New Roman" w:cs="Times New Roman"/>
+                <w:b/>
+                <w:sz w:val="24"/>
+                <w:szCs w:val="24"/>
+              </w:rPr>
+              <w:t>бутылочного горлышка</w:t>
+            </w:r>
+            <w:r>
+              <w:rPr>
+                <w:rFonts w:ascii="Times New Roman" w:eastAsia="Times New Roman" w:hAnsi="Times New Roman" w:cs="Times New Roman"/>
+                <w:b/>
+                <w:sz w:val="24"/>
+                <w:szCs w:val="24"/>
+                <w:lang w:val="en-US"/>
+              </w:rPr>
+              <w:t>”</w:t>
             </w:r>
           </w:p>
         </w:tc>
@@ -22594,6 +22559,100 @@
                 <w:szCs w:val="24"/>
               </w:rPr>
               <w:t>, суммарная задержка</w:t>
+            </w:r>
+          </w:p>
+        </w:tc>
+      </w:tr>
+      <w:tr>
+        <w:trPr>
+          <w:trHeight w:val="1216"/>
+        </w:trPr>
+        <w:tc>
+          <w:tcPr>
+            <w:tcW w:w="2526" w:type="dxa"/>
+          </w:tcPr>
+          <w:p>
+            <w:pPr>
+              <w:jc w:val="center"/>
+              <w:rPr>
+                <w:rFonts w:ascii="Times New Roman" w:eastAsia="Times New Roman" w:hAnsi="Times New Roman" w:cs="Times New Roman"/>
+                <w:b/>
+                <w:sz w:val="24"/>
+                <w:szCs w:val="24"/>
+              </w:rPr>
+            </w:pPr>
+            <w:r>
+              <w:rPr>
+                <w:rFonts w:ascii="Times New Roman" w:eastAsia="Times New Roman" w:hAnsi="Times New Roman" w:cs="Times New Roman"/>
+                <w:b/>
+                <w:sz w:val="24"/>
+                <w:szCs w:val="24"/>
+              </w:rPr>
+              <w:t xml:space="preserve">Поиск </w:t>
+            </w:r>
+            <w:r>
+              <w:rPr>
+                <w:rFonts w:ascii="Times New Roman" w:eastAsia="Times New Roman" w:hAnsi="Times New Roman" w:cs="Times New Roman"/>
+                <w:b/>
+                <w:sz w:val="24"/>
+                <w:szCs w:val="24"/>
+              </w:rPr>
+              <w:t>скрытого совместного использования</w:t>
+            </w:r>
+            <w:r>
+              <w:rPr>
+                <w:rFonts w:ascii="Times New Roman" w:eastAsia="Times New Roman" w:hAnsi="Times New Roman" w:cs="Times New Roman"/>
+                <w:b/>
+                <w:sz w:val="24"/>
+                <w:szCs w:val="24"/>
+              </w:rPr>
+              <w:t xml:space="preserve"> инфраструктуры</w:t>
+            </w:r>
+          </w:p>
+        </w:tc>
+        <w:tc>
+          <w:tcPr>
+            <w:tcW w:w="3139" w:type="dxa"/>
+          </w:tcPr>
+          <w:p>
+            <w:pPr>
+              <w:jc w:val="center"/>
+              <w:rPr>
+                <w:rFonts w:ascii="Times New Roman" w:eastAsia="Times New Roman" w:hAnsi="Times New Roman" w:cs="Times New Roman"/>
+                <w:sz w:val="24"/>
+                <w:szCs w:val="24"/>
+              </w:rPr>
+            </w:pPr>
+            <w:r>
+              <w:rPr>
+                <w:rFonts w:ascii="Times New Roman" w:eastAsia="Times New Roman" w:hAnsi="Times New Roman" w:cs="Times New Roman"/>
+                <w:sz w:val="24"/>
+                <w:szCs w:val="24"/>
+              </w:rPr>
+              <w:t>Узлы развёртывания, совместно используемые несколькими независимыми системами</w:t>
+            </w:r>
+          </w:p>
+        </w:tc>
+        <w:tc>
+          <w:tcPr>
+            <w:tcW w:w="3544" w:type="dxa"/>
+          </w:tcPr>
+          <w:p>
+            <w:pPr>
+              <w:jc w:val="center"/>
+              <w:rPr>
+                <w:rFonts w:ascii="Times New Roman" w:eastAsia="Times New Roman" w:hAnsi="Times New Roman" w:cs="Times New Roman"/>
+                <w:sz w:val="24"/>
+                <w:szCs w:val="24"/>
+              </w:rPr>
+            </w:pPr>
+            <w:r>
+              <w:rPr>
+                <w:rFonts w:ascii="Times New Roman" w:eastAsia="Times New Roman" w:hAnsi="Times New Roman" w:cs="Times New Roman"/>
+                <w:sz w:val="24"/>
+                <w:szCs w:val="24"/>
+              </w:rPr>
+              <w:t>Список узлов развёртывания, общих для всех указанных систем</w:t>
             </w:r>
           </w:p>
         </w:tc>
@@ -22620,7 +22679,7 @@
                 <w:sz w:val="24"/>
                 <w:szCs w:val="24"/>
               </w:rPr>
-              <w:t>Поиск критической инфраструктуры</w:t>
+              <w:t>Поиск нарушения сетевого периметра</w:t>
             </w:r>
           </w:p>
         </w:tc>
@@ -22643,7 +22702,7 @@
                 <w:sz w:val="24"/>
                 <w:szCs w:val="24"/>
               </w:rPr>
-              <w:t>Узлы развёртывания, совместно используемые несколькими независимыми системами</w:t>
+              <w:t>Компоненты, развёрнутые в DMZ-зоне, но не использующие обязательные технологии защиты (например, WAF)</w:t>
             </w:r>
           </w:p>
         </w:tc>
@@ -22666,79 +22725,6 @@
                 <w:sz w:val="24"/>
                 <w:szCs w:val="24"/>
               </w:rPr>
-              <w:t>Список узлов развёртывания, общих для всех указанных систем</w:t>
-            </w:r>
-          </w:p>
-        </w:tc>
-      </w:tr>
-      <w:tr>
-        <w:tc>
-          <w:tcPr>
-            <w:tcW w:w="2526" w:type="dxa"/>
-          </w:tcPr>
-          <w:p>
-            <w:pPr>
-              <w:jc w:val="center"/>
-              <w:rPr>
-                <w:rFonts w:ascii="Times New Roman" w:eastAsia="Times New Roman" w:hAnsi="Times New Roman" w:cs="Times New Roman"/>
-                <w:b/>
-                <w:sz w:val="24"/>
-                <w:szCs w:val="24"/>
-              </w:rPr>
-            </w:pPr>
-            <w:r>
-              <w:rPr>
-                <w:rFonts w:ascii="Times New Roman" w:eastAsia="Times New Roman" w:hAnsi="Times New Roman" w:cs="Times New Roman"/>
-                <w:b/>
-                <w:sz w:val="24"/>
-                <w:szCs w:val="24"/>
-              </w:rPr>
-              <w:t>Контроль периметра</w:t>
-            </w:r>
-          </w:p>
-        </w:tc>
-        <w:tc>
-          <w:tcPr>
-            <w:tcW w:w="3139" w:type="dxa"/>
-          </w:tcPr>
-          <w:p>
-            <w:pPr>
-              <w:jc w:val="center"/>
-              <w:rPr>
-                <w:rFonts w:ascii="Times New Roman" w:eastAsia="Times New Roman" w:hAnsi="Times New Roman" w:cs="Times New Roman"/>
-                <w:sz w:val="24"/>
-                <w:szCs w:val="24"/>
-              </w:rPr>
-            </w:pPr>
-            <w:r>
-              <w:rPr>
-                <w:rFonts w:ascii="Times New Roman" w:eastAsia="Times New Roman" w:hAnsi="Times New Roman" w:cs="Times New Roman"/>
-                <w:sz w:val="24"/>
-                <w:szCs w:val="24"/>
-              </w:rPr>
-              <w:t>Компоненты, развёрнутые в DMZ-зоне, но не использующие обязательные технологии защиты (например, WAF)</w:t>
-            </w:r>
-          </w:p>
-        </w:tc>
-        <w:tc>
-          <w:tcPr>
-            <w:tcW w:w="3544" w:type="dxa"/>
-          </w:tcPr>
-          <w:p>
-            <w:pPr>
-              <w:jc w:val="center"/>
-              <w:rPr>
-                <w:rFonts w:ascii="Times New Roman" w:eastAsia="Times New Roman" w:hAnsi="Times New Roman" w:cs="Times New Roman"/>
-                <w:sz w:val="24"/>
-                <w:szCs w:val="24"/>
-              </w:rPr>
-            </w:pPr>
-            <w:r>
-              <w:rPr>
-                <w:rFonts w:ascii="Times New Roman" w:eastAsia="Times New Roman" w:hAnsi="Times New Roman" w:cs="Times New Roman"/>
-                <w:sz w:val="24"/>
-                <w:szCs w:val="24"/>
-              </w:rPr>
               <w:t>Список компонентов-нарушителей с указанием текущей и требуемой технологии</w:t>
             </w:r>
           </w:p>
@@ -22748,6 +22734,17 @@
     <w:p>
       <w:pPr>
         <w:spacing w:after="0" w:line="360" w:lineRule="auto"/>
+        <w:jc w:val="both"/>
+        <w:rPr>
+          <w:rFonts w:ascii="Times New Roman" w:eastAsia="Times New Roman" w:hAnsi="Times New Roman" w:cs="Times New Roman"/>
+          <w:sz w:val="28"/>
+          <w:szCs w:val="28"/>
+        </w:rPr>
+      </w:pPr>
+    </w:p>
+    <w:p>
+      <w:pPr>
+        <w:spacing w:after="0" w:line="360" w:lineRule="auto"/>
         <w:ind w:firstLine="709"/>
         <w:jc w:val="both"/>
         <w:rPr>
@@ -22756,6 +22753,87 @@
           <w:szCs w:val="28"/>
         </w:rPr>
       </w:pPr>
+      <w:r>
+        <w:rPr>
+          <w:rFonts w:ascii="Times New Roman" w:eastAsia="Times New Roman" w:hAnsi="Times New Roman" w:cs="Times New Roman"/>
+          <w:sz w:val="28"/>
+          <w:szCs w:val="28"/>
+        </w:rPr>
+        <w:t>Корректность результатов анализа напрямую зави</w:t>
+      </w:r>
+      <w:r>
+        <w:rPr>
+          <w:rFonts w:ascii="Times New Roman" w:eastAsia="Times New Roman" w:hAnsi="Times New Roman" w:cs="Times New Roman"/>
+          <w:sz w:val="28"/>
+          <w:szCs w:val="28"/>
+        </w:rPr>
+        <w:t>сит от качества входных данных –</w:t>
+      </w:r>
+      <w:r>
+        <w:rPr>
+          <w:rFonts w:ascii="Times New Roman" w:eastAsia="Times New Roman" w:hAnsi="Times New Roman" w:cs="Times New Roman"/>
+          <w:sz w:val="28"/>
+          <w:szCs w:val="28"/>
+        </w:rPr>
+        <w:t xml:space="preserve"> JSON-описания архитектурного рабочего пространства Structurizr. Метод предполагает ряд условий, при нарушении которых достоверность результатов может снижаться.</w:t>
+      </w:r>
+      <w:r>
+        <w:rPr>
+          <w:rFonts w:ascii="Times New Roman" w:eastAsia="Times New Roman" w:hAnsi="Times New Roman" w:cs="Times New Roman"/>
+          <w:sz w:val="28"/>
+          <w:szCs w:val="28"/>
+        </w:rPr>
+        <w:t xml:space="preserve"> </w:t>
+      </w:r>
+      <w:r>
+        <w:rPr>
+          <w:rFonts w:ascii="Times New Roman" w:eastAsia="Times New Roman" w:hAnsi="Times New Roman" w:cs="Times New Roman"/>
+          <w:sz w:val="28"/>
+          <w:szCs w:val="28"/>
+        </w:rPr>
+        <w:t>Во-первых, уровень детализации должен быть достаточным для применяемых проверок. Например, проверка пропускной способности пути требует наличия атрибутов rps, error_rate и latency у узлов. Отсутствие этих атрибутов не приводит к ошибке, но может исказить результат: узел без атрибутов получит нулевые значения метрик.</w:t>
+      </w:r>
+      <w:r>
+        <w:rPr>
+          <w:rFonts w:ascii="Times New Roman" w:eastAsia="Times New Roman" w:hAnsi="Times New Roman" w:cs="Times New Roman"/>
+          <w:sz w:val="28"/>
+          <w:szCs w:val="28"/>
+        </w:rPr>
+        <w:t xml:space="preserve"> </w:t>
+      </w:r>
+      <w:r>
+        <w:rPr>
+          <w:rFonts w:ascii="Times New Roman" w:eastAsia="Times New Roman" w:hAnsi="Times New Roman" w:cs="Times New Roman"/>
+          <w:sz w:val="28"/>
+          <w:szCs w:val="28"/>
+        </w:rPr>
+        <w:t>Во-</w:t>
+      </w:r>
+      <w:r>
+        <w:rPr>
+          <w:rFonts w:ascii="Times New Roman" w:eastAsia="Times New Roman" w:hAnsi="Times New Roman" w:cs="Times New Roman"/>
+          <w:sz w:val="28"/>
+          <w:szCs w:val="28"/>
+        </w:rPr>
+        <w:lastRenderedPageBreak/>
+        <w:t>вторых, при работе с глобальным графом, объединяющим несколько систем из разных JSON-файлов, возможна неоднородность детализации: одна система описана на уровне контейнеров, другая — на уровне систем. В таком случае межсистемные проверки (например, на критическую инфраструктуру) будут выполняться корректно только в той части графа, где присутствуют необходимые типы узлов.</w:t>
+      </w:r>
+      <w:r>
+        <w:rPr>
+          <w:rFonts w:ascii="Times New Roman" w:eastAsia="Times New Roman" w:hAnsi="Times New Roman" w:cs="Times New Roman"/>
+          <w:sz w:val="28"/>
+          <w:szCs w:val="28"/>
+        </w:rPr>
+        <w:t xml:space="preserve"> </w:t>
+      </w:r>
+      <w:r>
+        <w:rPr>
+          <w:rFonts w:ascii="Times New Roman" w:eastAsia="Times New Roman" w:hAnsi="Times New Roman" w:cs="Times New Roman"/>
+          <w:sz w:val="28"/>
+          <w:szCs w:val="28"/>
+        </w:rPr>
+        <w:t>Таким образом, предлагаемый метод наиболее эффективен в сочетании с процессом регулярного обновления архитектурного описания и соглашением команды о минимально необходимом наборе атрибутов компонентов.</w:t>
+      </w:r>
     </w:p>
     <w:p>
       <w:pPr>
@@ -22769,7 +22847,7 @@
           <w:szCs w:val="28"/>
         </w:rPr>
       </w:pPr>
-      <w:bookmarkStart w:id="37" w:name="_Toc230635437"/>
+      <w:bookmarkStart w:id="36" w:name="_Toc230635437"/>
       <w:r>
         <w:rPr>
           <w:b/>
@@ -22798,7 +22876,7 @@
         </w:rPr>
         <w:t>технологий</w:t>
       </w:r>
-      <w:bookmarkEnd w:id="37"/>
+      <w:bookmarkEnd w:id="36"/>
     </w:p>
     <w:p>
       <w:pPr>
@@ -22832,7 +22910,7 @@
           <w:szCs w:val="28"/>
         </w:rPr>
       </w:pPr>
-      <w:bookmarkStart w:id="38" w:name="_Toc230635438"/>
+      <w:bookmarkStart w:id="37" w:name="_Toc230635438"/>
       <w:r>
         <w:rPr>
           <w:b/>
@@ -22875,7 +22953,7 @@
         </w:rPr>
         <w:t>Графовая база данных Neo4j</w:t>
       </w:r>
-      <w:bookmarkEnd w:id="38"/>
+      <w:bookmarkEnd w:id="37"/>
     </w:p>
     <w:p>
       <w:pPr>
@@ -22910,7 +22988,23 @@
           <w:sz w:val="28"/>
           <w:szCs w:val="28"/>
         </w:rPr>
-        <w:t xml:space="preserve">Использование графовой модели вместо реляционной обеспечивает высокую </w:t>
+        <w:t>Использование графовой модели вместо реляционной обеспечивает высокую производительность при обходе связей и упрощает</w:t>
+      </w:r>
+      <w:r>
+        <w:rPr>
+          <w:rFonts w:ascii="Times New Roman" w:eastAsia="Times New Roman" w:hAnsi="Times New Roman" w:cs="Times New Roman"/>
+          <w:sz w:val="28"/>
+          <w:szCs w:val="28"/>
+        </w:rPr>
+        <w:t xml:space="preserve"> реализацию алгоритмов анализа.</w:t>
+      </w:r>
+      <w:r>
+        <w:rPr>
+          <w:rFonts w:ascii="Times New Roman" w:eastAsia="Times New Roman" w:hAnsi="Times New Roman" w:cs="Times New Roman"/>
+          <w:sz w:val="28"/>
+          <w:szCs w:val="28"/>
+        </w:rPr>
+        <w:t xml:space="preserve"> Функциональность базы данных расширяется двумя подключаемыми библиотеками: APOC (Awesome Procedures On Cypher), предоставляющей </w:t>
       </w:r>
       <w:r>
         <w:rPr>
@@ -22919,23 +23013,7 @@
           <w:szCs w:val="28"/>
         </w:rPr>
         <w:lastRenderedPageBreak/>
-        <w:t>производительность при обходе связей и упрощает</w:t>
-      </w:r>
-      <w:r>
-        <w:rPr>
-          <w:rFonts w:ascii="Times New Roman" w:eastAsia="Times New Roman" w:hAnsi="Times New Roman" w:cs="Times New Roman"/>
-          <w:sz w:val="28"/>
-          <w:szCs w:val="28"/>
-        </w:rPr>
-        <w:t xml:space="preserve"> реализацию алгоритмов анализа.</w:t>
-      </w:r>
-      <w:r>
-        <w:rPr>
-          <w:rFonts w:ascii="Times New Roman" w:eastAsia="Times New Roman" w:hAnsi="Times New Roman" w:cs="Times New Roman"/>
-          <w:sz w:val="28"/>
-          <w:szCs w:val="28"/>
-        </w:rPr>
-        <w:t xml:space="preserve"> Функциональность базы данных расширяется двумя подключаемыми библиотеками: APOC (Awesome Procedures On Cypher), предоставляющей набор готовых</w:t>
+        <w:t>набор готовых</w:t>
       </w:r>
       <w:r>
         <w:rPr>
@@ -23014,7 +23092,7 @@
           <w:szCs w:val="28"/>
         </w:rPr>
       </w:pPr>
-      <w:bookmarkStart w:id="39" w:name="_Toc230635439"/>
+      <w:bookmarkStart w:id="38" w:name="_Toc230635439"/>
       <w:r>
         <w:rPr>
           <w:b/>
@@ -23057,7 +23135,7 @@
         </w:rPr>
         <w:t>Structurizr</w:t>
       </w:r>
-      <w:bookmarkEnd w:id="39"/>
+      <w:bookmarkEnd w:id="38"/>
     </w:p>
     <w:p>
       <w:pPr>
@@ -23107,7 +23185,7 @@
           <w:szCs w:val="28"/>
         </w:rPr>
       </w:pPr>
-      <w:bookmarkStart w:id="40" w:name="_Toc230635440"/>
+      <w:bookmarkStart w:id="39" w:name="_Toc230635440"/>
       <w:r>
         <w:rPr>
           <w:b/>
@@ -23150,7 +23228,7 @@
         </w:rPr>
         <w:t>Java и Spring</w:t>
       </w:r>
-      <w:bookmarkEnd w:id="40"/>
+      <w:bookmarkEnd w:id="39"/>
     </w:p>
     <w:p>
       <w:pPr>
@@ -23274,16 +23352,7 @@
           <w:sz w:val="28"/>
           <w:szCs w:val="28"/>
         </w:rPr>
-        <w:t xml:space="preserve">приложение </w:t>
-      </w:r>
-      <w:r>
-        <w:rPr>
-          <w:rFonts w:ascii="Times New Roman" w:eastAsia="Times New Roman" w:hAnsi="Times New Roman" w:cs="Times New Roman"/>
-          <w:sz w:val="28"/>
-          <w:szCs w:val="28"/>
-        </w:rPr>
-        <w:lastRenderedPageBreak/>
-        <w:t>формирует параметризованные запросы на языке Cypher, отправляет их в Neo4j и интерпретирует результаты</w:t>
+        <w:t>приложение формирует параметризованные запросы на языке Cypher, отправляет их в Neo4j и интерпретирует результаты</w:t>
       </w:r>
       <w:r>
         <w:rPr>
@@ -23330,12 +23399,13 @@
           <w:szCs w:val="28"/>
         </w:rPr>
       </w:pPr>
-      <w:bookmarkStart w:id="41" w:name="_Toc230635441"/>
+      <w:bookmarkStart w:id="40" w:name="_Toc230635441"/>
       <w:r>
         <w:rPr>
           <w:b/>
           <w:szCs w:val="28"/>
         </w:rPr>
+        <w:lastRenderedPageBreak/>
         <w:t>2.</w:t>
       </w:r>
       <w:r>
@@ -23373,7 +23443,7 @@
         </w:rPr>
         <w:t>TypeScript</w:t>
       </w:r>
-      <w:bookmarkEnd w:id="41"/>
+      <w:bookmarkEnd w:id="40"/>
     </w:p>
     <w:p>
       <w:pPr>
@@ -23439,7 +23509,7 @@
           <w:szCs w:val="28"/>
         </w:rPr>
       </w:pPr>
-      <w:bookmarkStart w:id="42" w:name="_Toc230635442"/>
+      <w:bookmarkStart w:id="41" w:name="_Toc230635442"/>
       <w:r>
         <w:rPr>
           <w:b/>
@@ -23476,7 +23546,7 @@
         </w:rPr>
         <w:t>Docker</w:t>
       </w:r>
-      <w:bookmarkEnd w:id="42"/>
+      <w:bookmarkEnd w:id="41"/>
     </w:p>
     <w:p>
       <w:pPr>
@@ -23673,7 +23743,7 @@
           <w:szCs w:val="28"/>
         </w:rPr>
       </w:pPr>
-      <w:bookmarkStart w:id="43" w:name="_Toc230635443"/>
+      <w:bookmarkStart w:id="42" w:name="_Toc230635443"/>
       <w:r>
         <w:rPr>
           <w:rFonts w:ascii="Times New Roman" w:eastAsia="Times New Roman" w:hAnsi="Times New Roman" w:cs="Times New Roman"/>
@@ -23715,7 +23785,7 @@
         </w:rPr>
         <w:t>ТЕСТИРОВАНИЕ</w:t>
       </w:r>
-      <w:bookmarkEnd w:id="43"/>
+      <w:bookmarkEnd w:id="42"/>
     </w:p>
     <w:p>
       <w:pPr>
@@ -23729,7 +23799,7 @@
           <w:szCs w:val="28"/>
         </w:rPr>
       </w:pPr>
-      <w:bookmarkStart w:id="44" w:name="_Toc230635444"/>
+      <w:bookmarkStart w:id="43" w:name="_Toc230635444"/>
       <w:r>
         <w:rPr>
           <w:b/>
@@ -23744,7 +23814,7 @@
         </w:rPr>
         <w:t>Исходный код программного обеспечения</w:t>
       </w:r>
-      <w:bookmarkEnd w:id="44"/>
+      <w:bookmarkEnd w:id="43"/>
     </w:p>
     <w:p>
       <w:pPr>
@@ -26095,7 +26165,15 @@
           <w:sz w:val="28"/>
           <w:szCs w:val="28"/>
         </w:rPr>
-        <w:t>Обнаружение “</w:t>
+        <w:t xml:space="preserve">Обнаружение </w:t>
+      </w:r>
+      <w:r>
+        <w:rPr>
+          <w:rFonts w:ascii="Times New Roman" w:eastAsia="Times New Roman" w:hAnsi="Times New Roman" w:cs="Times New Roman"/>
+          <w:sz w:val="28"/>
+          <w:szCs w:val="28"/>
+        </w:rPr>
+        <w:t>“</w:t>
       </w:r>
       <w:r>
         <w:rPr>
@@ -26111,6 +26189,87 @@
           <w:sz w:val="28"/>
           <w:szCs w:val="28"/>
         </w:rPr>
+        <w:t xml:space="preserve">” компонентов (метод </w:t>
+      </w:r>
+      <w:r>
+        <w:rPr>
+          <w:rFonts w:ascii="Times New Roman" w:eastAsia="Times New Roman" w:hAnsi="Times New Roman" w:cs="Times New Roman"/>
+          <w:i/>
+          <w:sz w:val="28"/>
+          <w:szCs w:val="28"/>
+        </w:rPr>
+        <w:t>findGodElements</w:t>
+      </w:r>
+      <w:r>
+        <w:rPr>
+          <w:rFonts w:ascii="Times New Roman" w:eastAsia="Times New Roman" w:hAnsi="Times New Roman" w:cs="Times New Roman"/>
+          <w:sz w:val="28"/>
+          <w:szCs w:val="28"/>
+        </w:rPr>
+        <w:t>) строится на алгоритме центральности по степени (gds.degree.stream). Алгоритм запускается с параметром ориентации UNDIRECTED, то есть учитывает все связи узла вне</w:t>
+      </w:r>
+      <w:r>
+        <w:rPr>
+          <w:rFonts w:ascii="Times New Roman" w:eastAsia="Times New Roman" w:hAnsi="Times New Roman" w:cs="Times New Roman"/>
+          <w:sz w:val="28"/>
+          <w:szCs w:val="28"/>
+        </w:rPr>
+        <w:t xml:space="preserve"> зависимости от их направления – </w:t>
+      </w:r>
+      <w:r>
+        <w:rPr>
+          <w:rFonts w:ascii="Times New Roman" w:eastAsia="Times New Roman" w:hAnsi="Times New Roman" w:cs="Times New Roman"/>
+          <w:sz w:val="28"/>
+          <w:szCs w:val="28"/>
+        </w:rPr>
+        <w:t xml:space="preserve"> как входящие, так и исходящие. Это решение обосновано тем, что компонент, к которому стягивается большое число входящих зависимостей, и компонент, от которого исходит большое число вызовов, одинаково нарушают принцип единственной ответственности. По итогам вычисления суммарной степени всех узлов отбираются те, что превышают 95-й перцентиль распределения степеней в данном графе. Порог на уровне 95-го перцентиля выбран как статистически обоснованный: он позволяет выделить явные выбросы вне зависимости </w:t>
+      </w:r>
+      <w:r>
+        <w:rPr>
+          <w:rFonts w:ascii="Times New Roman" w:eastAsia="Times New Roman" w:hAnsi="Times New Roman" w:cs="Times New Roman"/>
+          <w:sz w:val="28"/>
+          <w:szCs w:val="28"/>
+        </w:rPr>
+        <w:t>от абсолютного размера системы –</w:t>
+      </w:r>
+      <w:r>
+        <w:rPr>
+          <w:rFonts w:ascii="Times New Roman" w:eastAsia="Times New Roman" w:hAnsi="Times New Roman" w:cs="Times New Roman"/>
+          <w:sz w:val="28"/>
+          <w:szCs w:val="28"/>
+        </w:rPr>
+        <w:t xml:space="preserve"> в малой системе с десятью компонентами и в крупной системе с тысячей компонентов порог масштабируется автоматически. В результате проверки возвращается список узлов с их суммарной степенью и средней степенью по всему графу, что позволяет оцен</w:t>
+      </w:r>
+      <w:r>
+        <w:rPr>
+          <w:rFonts w:ascii="Times New Roman" w:eastAsia="Times New Roman" w:hAnsi="Times New Roman" w:cs="Times New Roman"/>
+          <w:sz w:val="28"/>
+          <w:szCs w:val="28"/>
+        </w:rPr>
+        <w:t xml:space="preserve">ить степень отклонения каждого </w:t>
+      </w:r>
+      <w:r>
+        <w:rPr>
+          <w:rFonts w:ascii="Times New Roman" w:eastAsia="Times New Roman" w:hAnsi="Times New Roman" w:cs="Times New Roman"/>
+          <w:sz w:val="28"/>
+          <w:szCs w:val="28"/>
+        </w:rPr>
+        <w:t>“</w:t>
+      </w:r>
+      <w:r>
+        <w:rPr>
+          <w:rFonts w:ascii="Times New Roman" w:eastAsia="Times New Roman" w:hAnsi="Times New Roman" w:cs="Times New Roman"/>
+          <w:sz w:val="28"/>
+          <w:szCs w:val="28"/>
+        </w:rPr>
+        <w:t>божественного</w:t>
+      </w:r>
+      <w:r>
+        <w:rPr>
+          <w:rFonts w:ascii="Times New Roman" w:eastAsia="Times New Roman" w:hAnsi="Times New Roman" w:cs="Times New Roman"/>
+          <w:sz w:val="28"/>
+          <w:szCs w:val="28"/>
+        </w:rPr>
         <w:t>”</w:t>
       </w:r>
       <w:r>
@@ -26119,56 +26278,7 @@
           <w:sz w:val="28"/>
           <w:szCs w:val="28"/>
         </w:rPr>
-        <w:t xml:space="preserve"> компонентов</w:t>
-      </w:r>
-      <w:r>
-        <w:rPr>
-          <w:rFonts w:ascii="Times New Roman" w:eastAsia="Times New Roman" w:hAnsi="Times New Roman" w:cs="Times New Roman"/>
-          <w:sz w:val="28"/>
-          <w:szCs w:val="28"/>
-        </w:rPr>
-        <w:t xml:space="preserve"> (</w:t>
-      </w:r>
-      <w:r>
-        <w:rPr>
-          <w:rFonts w:ascii="Times New Roman" w:eastAsia="Times New Roman" w:hAnsi="Times New Roman" w:cs="Times New Roman"/>
-          <w:sz w:val="28"/>
-          <w:szCs w:val="28"/>
-        </w:rPr>
-        <w:t xml:space="preserve">метод </w:t>
-      </w:r>
-      <w:r>
-        <w:rPr>
-          <w:rFonts w:ascii="Times New Roman" w:eastAsia="Times New Roman" w:hAnsi="Times New Roman" w:cs="Times New Roman"/>
-          <w:i/>
-          <w:sz w:val="28"/>
-          <w:szCs w:val="28"/>
-        </w:rPr>
-        <w:t>findGodElements</w:t>
-      </w:r>
-      <w:r>
-        <w:rPr>
-          <w:rFonts w:ascii="Times New Roman" w:eastAsia="Times New Roman" w:hAnsi="Times New Roman" w:cs="Times New Roman"/>
-          <w:sz w:val="28"/>
-          <w:szCs w:val="28"/>
-        </w:rPr>
-        <w:t>)</w:t>
-      </w:r>
-      <w:r>
-        <w:rPr>
-          <w:rFonts w:ascii="Times New Roman" w:eastAsia="Times New Roman" w:hAnsi="Times New Roman" w:cs="Times New Roman"/>
-          <w:sz w:val="28"/>
-          <w:szCs w:val="28"/>
-        </w:rPr>
-        <w:t xml:space="preserve"> </w:t>
-      </w:r>
-      <w:r>
-        <w:rPr>
-          <w:rFonts w:ascii="Times New Roman" w:eastAsia="Times New Roman" w:hAnsi="Times New Roman" w:cs="Times New Roman"/>
-          <w:sz w:val="28"/>
-          <w:szCs w:val="28"/>
-        </w:rPr>
-        <w:t>строится на алгоритме центральности по степени (gds.degree.stream). По итогам вычисления степени всех узлов выбираются те, что входят в верхние 5% по количеству связей (95-й перцентиль), — они считаются перегруженными зависимостями элементами, свидетельствующими о нарушении принципа единственной ответственности.</w:t>
+        <w:t xml:space="preserve"> объекта от нормы. </w:t>
       </w:r>
     </w:p>
     <w:p>
@@ -26336,6 +26446,7 @@
           <w:sz w:val="28"/>
           <w:szCs w:val="28"/>
         </w:rPr>
+        <w:lastRenderedPageBreak/>
         <w:t>Контроль нарушения периметра</w:t>
       </w:r>
       <w:r>
@@ -26438,16 +26549,7 @@
           <w:sz w:val="28"/>
           <w:szCs w:val="28"/>
         </w:rPr>
-        <w:t xml:space="preserve">Клиентская часть реализована в виде одностраничного приложения на Next.js 14 с использованием React и Tailwind CSS. Весь интерфейс сосредоточен в файле analysis-frontend/app/page.tsx, а все обращения к бэкенду проходят через прокси-маршрут app/api/proxy/[...path]/route.ts, который перенаправляет запросы к сервису architect-graph-service и пробрасывает </w:t>
-      </w:r>
-      <w:r>
-        <w:rPr>
-          <w:rFonts w:ascii="Times New Roman" w:eastAsia="Times New Roman" w:hAnsi="Times New Roman" w:cs="Times New Roman"/>
-          <w:sz w:val="28"/>
-          <w:szCs w:val="28"/>
-        </w:rPr>
-        <w:lastRenderedPageBreak/>
-        <w:t>специфичные заго</w:t>
+        <w:t>Клиентская часть реализована в виде одностраничного приложения на Next.js 14 с использованием React и Tailwind CSS. Весь интерфейс сосредоточен в файле analysis-frontend/app/page.tsx, а все обращения к бэкенду проходят через прокси-маршрут app/api/proxy/[...path]/route.ts, который перенаправляет запросы к сервису architect-graph-service и пробрасывает специфичные заго</w:t>
       </w:r>
       <w:r>
         <w:rPr>
@@ -26624,7 +26726,16 @@
           <w:sz w:val="28"/>
           <w:szCs w:val="28"/>
         </w:rPr>
-        <w:t xml:space="preserve">000 миллисекунд предусмотрен намеренно для обработки операций с большими графами. Для загрузки JSON-файла пользователь выбирает его через элемент &lt;input type="file"&gt;, после чего содержимое читается как текст и отправляется POST-запросом на один из двух эндпоинтов в зависимости от режима — локального или глобального графа. Функция </w:t>
+        <w:t xml:space="preserve">000 миллисекунд предусмотрен намеренно для обработки операций с большими графами. Для загрузки JSON-файла пользователь выбирает его через элемент &lt;input type="file"&gt;, после чего </w:t>
+      </w:r>
+      <w:r>
+        <w:rPr>
+          <w:rFonts w:ascii="Times New Roman" w:eastAsia="Times New Roman" w:hAnsi="Times New Roman" w:cs="Times New Roman"/>
+          <w:sz w:val="28"/>
+          <w:szCs w:val="28"/>
+        </w:rPr>
+        <w:lastRenderedPageBreak/>
+        <w:t xml:space="preserve">содержимое читается как текст и отправляется POST-запросом на один из двух эндпоинтов в зависимости от режима — локального или глобального графа. Функция </w:t>
       </w:r>
       <w:r>
         <w:rPr>
@@ -26695,16 +26806,7 @@
           <w:sz w:val="28"/>
           <w:szCs w:val="28"/>
         </w:rPr>
-        <w:t xml:space="preserve">отправляет GET-запрос к эндпоинту /elements, передавая в заголовке Cypher-запрос, возвращающий все узлы и рёбра графа. Цвет каждого узла </w:t>
-      </w:r>
-      <w:r>
-        <w:rPr>
-          <w:rFonts w:ascii="Times New Roman" w:eastAsia="Times New Roman" w:hAnsi="Times New Roman" w:cs="Times New Roman"/>
-          <w:sz w:val="28"/>
-          <w:szCs w:val="28"/>
-        </w:rPr>
-        <w:lastRenderedPageBreak/>
-        <w:t>определяется его меткой в Neo4j: например, SoftwareSystem отображается жёлтым, Container — зелёным, DeploymentNode — коричневым.</w:t>
+        <w:t>отправляет GET-запрос к эндпоинту /elements, передавая в заголовке Cypher-запрос, возвращающий все узлы и рёбра графа. Цвет каждого узла определяется его меткой в Neo4j: например, SoftwareSystem отображается жёлтым, Container — зелёным, DeploymentNode — коричневым.</w:t>
       </w:r>
     </w:p>
     <w:p>
@@ -26948,7 +27050,7 @@
           <w:szCs w:val="28"/>
         </w:rPr>
       </w:pPr>
-      <w:bookmarkStart w:id="45" w:name="_Toc230635445"/>
+      <w:bookmarkStart w:id="44" w:name="_Toc230635445"/>
       <w:r>
         <w:rPr>
           <w:b/>
@@ -26977,7 +27079,7 @@
         </w:rPr>
         <w:t>взаимодействия компонентов</w:t>
       </w:r>
-      <w:bookmarkEnd w:id="45"/>
+      <w:bookmarkEnd w:id="44"/>
     </w:p>
     <w:p>
       <w:pPr>
@@ -27065,6 +27167,7 @@
           <w:sz w:val="28"/>
           <w:szCs w:val="28"/>
         </w:rPr>
+        <w:lastRenderedPageBreak/>
         <w:t xml:space="preserve">Пользователь взаимодействует с системой через веб-интерфейс клиентской части, загружая описание архитектуры в формате JSON, сгенерированное </w:t>
       </w:r>
       <w:r>
@@ -27117,7 +27220,6 @@
           <w:sz w:val="28"/>
           <w:szCs w:val="28"/>
         </w:rPr>
-        <w:lastRenderedPageBreak/>
         <w:t>После загрузки архитектурной модели пользователь может инициировать одну из предусмотренных аналитических проверок</w:t>
       </w:r>
       <w:r>
@@ -27223,6 +27325,7 @@
           <w:sz w:val="28"/>
           <w:szCs w:val="28"/>
         </w:rPr>
+        <w:lastRenderedPageBreak/>
         <w:t>На рисунке 19</w:t>
       </w:r>
       <w:r>
@@ -27376,18 +27479,8 @@
         </w:rPr>
         <w:t xml:space="preserve"> анализатора</w:t>
       </w:r>
-    </w:p>
-    <w:p>
-      <w:pPr>
-        <w:spacing w:after="0" w:line="360" w:lineRule="auto"/>
-        <w:ind w:firstLine="709"/>
-        <w:jc w:val="both"/>
-        <w:rPr>
-          <w:rFonts w:ascii="Times New Roman" w:eastAsia="Times New Roman" w:hAnsi="Times New Roman" w:cs="Times New Roman"/>
-          <w:sz w:val="28"/>
-          <w:szCs w:val="28"/>
-        </w:rPr>
-      </w:pPr>
+      <w:bookmarkStart w:id="45" w:name="_GoBack"/>
+      <w:bookmarkEnd w:id="45"/>
     </w:p>
     <w:p>
       <w:pPr>
@@ -27815,6 +27908,7 @@
                 <w:sz w:val="24"/>
                 <w:szCs w:val="24"/>
               </w:rPr>
+              <w:lastRenderedPageBreak/>
               <w:t>3</w:t>
             </w:r>
           </w:p>
@@ -28096,16 +28190,7 @@
           <w:sz w:val="28"/>
           <w:szCs w:val="28"/>
         </w:rPr>
-        <w:t xml:space="preserve"> временных затрат: </w:t>
-      </w:r>
-      <w:r>
-        <w:rPr>
-          <w:rFonts w:ascii="Times New Roman" w:eastAsia="Times New Roman" w:hAnsi="Times New Roman" w:cs="Times New Roman"/>
-          <w:sz w:val="28"/>
-          <w:szCs w:val="28"/>
-        </w:rPr>
-        <w:lastRenderedPageBreak/>
-        <w:t xml:space="preserve">система с 52 082 узлами и 163 </w:t>
+        <w:t xml:space="preserve"> временных затрат: система с 52 082 узлами и 163 </w:t>
       </w:r>
       <w:r>
         <w:rPr>
@@ -28129,15 +28214,7 @@
           <w:sz w:val="28"/>
           <w:szCs w:val="28"/>
         </w:rPr>
-        <w:t xml:space="preserve">500 секунд, что примерно в 273 раза дольше, чем система примерно в 22 раза меньшего размера. Подобное поведение объясняется тем, что алгоритм построения графа выполняет для каждого элемента проверку его наличия в базе данных перед созданием или обновлением, а также несколько дополнительных операций записи свойств — таким образом, реальная вычислительная сложность определяется не только числом узлов, но и числом связей, </w:t>
-      </w:r>
-      <w:r>
-        <w:rPr>
-          <w:rFonts w:ascii="Times New Roman" w:eastAsia="Times New Roman" w:hAnsi="Times New Roman" w:cs="Times New Roman"/>
-          <w:sz w:val="28"/>
-          <w:szCs w:val="28"/>
-        </w:rPr>
-        <w:t>а также состоянием базы данных в текущий момент.</w:t>
+        <w:t xml:space="preserve">500 секунд, что примерно в 273 раза дольше, чем система примерно в 22 раза меньшего размера. </w:t>
       </w:r>
     </w:p>
     <w:p>
@@ -28259,7 +28336,64 @@
           <w:sz w:val="28"/>
           <w:szCs w:val="28"/>
         </w:rPr>
-        <w:t>Практически значимые нагрузки для типичных корпоративных систем, описываемых в нотации C4, находятся в диапазоне от нескольких сотен до нескольких тысяч узлов, где инструмент демонстрирует приемлемую производительность. Системы с сотнями узлов загружаются за единицы секунд, а системы средней сложности — в пределах одной минуты, что вполне допустимо в контексте единовременной загрузки архитектурного описания.</w:t>
+        <w:t>Узким местом при построении большого графа является не вычислительная сложность алгоритма обхода, а количество обращений к базе данных: для каждого создаваемого или обновляемого элемента выполняется отдельная операция MERGE с проверкой существования узла по составному ключу. При десятках тысяч узлов и рёбер это порожда</w:t>
+      </w:r>
+      <w:r>
+        <w:rPr>
+          <w:rFonts w:ascii="Times New Roman" w:eastAsia="Times New Roman" w:hAnsi="Times New Roman" w:cs="Times New Roman"/>
+          <w:sz w:val="28"/>
+          <w:szCs w:val="28"/>
+        </w:rPr>
+        <w:t xml:space="preserve">ет сотни тысяч </w:t>
+      </w:r>
+      <w:r>
+        <w:rPr>
+          <w:rFonts w:ascii="Times New Roman" w:eastAsia="Times New Roman" w:hAnsi="Times New Roman" w:cs="Times New Roman"/>
+          <w:sz w:val="28"/>
+          <w:szCs w:val="28"/>
+        </w:rPr>
+        <w:lastRenderedPageBreak/>
+        <w:t xml:space="preserve">последовательных </w:t>
+      </w:r>
+      <w:r>
+        <w:rPr>
+          <w:rFonts w:ascii="Times New Roman" w:eastAsia="Times New Roman" w:hAnsi="Times New Roman" w:cs="Times New Roman"/>
+          <w:sz w:val="28"/>
+          <w:szCs w:val="28"/>
+        </w:rPr>
+        <w:t>запросов к Neo4j, что и объясняет наблюдаемый нелинейный рост времени. Для оптимизации производительности при работе с большими архитектурами перспективными направлениями являются: переход на пакетную (batch) загрузку с использованием UNWIND и одним запросом на тип сущности вместо отдельного запроса на каждый элемент; создание индексов по полям-идентификаторам (structurizr_dsl_identifier, graphTag</w:t>
+      </w:r>
+      <w:r>
+        <w:rPr>
+          <w:rFonts w:ascii="Times New Roman" w:eastAsia="Times New Roman" w:hAnsi="Times New Roman" w:cs="Times New Roman"/>
+          <w:sz w:val="28"/>
+          <w:szCs w:val="28"/>
+        </w:rPr>
+        <w:t xml:space="preserve">) для ускорения операций MERGE; </w:t>
+      </w:r>
+      <w:r>
+        <w:rPr>
+          <w:rFonts w:ascii="Times New Roman" w:eastAsia="Times New Roman" w:hAnsi="Times New Roman" w:cs="Times New Roman"/>
+          <w:sz w:val="28"/>
+          <w:szCs w:val="28"/>
+        </w:rPr>
+        <w:t xml:space="preserve">предварительная проверка существования узлов одним запросом с последующей фильтрацией только новых элементов. Реализация указанных оптимизаций выходит за рамки данной работы и может стать предметом дальнейшего развития </w:t>
+      </w:r>
+      <w:r>
+        <w:rPr>
+          <w:rFonts w:ascii="Times New Roman" w:eastAsia="Times New Roman" w:hAnsi="Times New Roman" w:cs="Times New Roman"/>
+          <w:sz w:val="28"/>
+          <w:szCs w:val="28"/>
+        </w:rPr>
+        <w:t>метода</w:t>
+      </w:r>
+      <w:r>
+        <w:rPr>
+          <w:rFonts w:ascii="Times New Roman" w:eastAsia="Times New Roman" w:hAnsi="Times New Roman" w:cs="Times New Roman"/>
+          <w:sz w:val="28"/>
+          <w:szCs w:val="28"/>
+        </w:rPr>
+        <w:t>.</w:t>
       </w:r>
     </w:p>
     <w:p>
@@ -28279,7 +28413,63 @@
           <w:sz w:val="28"/>
           <w:szCs w:val="28"/>
         </w:rPr>
-        <w:t xml:space="preserve">Что касается аналитических проверок, они отличаются значительно более высокой скоростью выполнения по сравнению с операцией построения графа. На всех четырёх тестовых наборах данных любая из шести реализованных проверок завершается не более чем за 5 секунд. Это </w:t>
+        <w:t>Практически значимые нагрузки для типичных корпоративных систем, описываемых в нотации C4, находятся в диапазоне от нескольких сотен до нескольких тысяч узлов, где инструмент демонстрирует приемлемую производительность. Системы с сотнями узлов загружаются за единицы секунд, а системы средней сложности — в пределах одной минуты, что вполне допустимо в контексте единовременной загрузки архитектурного описания.</w:t>
+      </w:r>
+    </w:p>
+    <w:p>
+      <w:pPr>
+        <w:spacing w:after="0" w:line="360" w:lineRule="auto"/>
+        <w:ind w:firstLine="709"/>
+        <w:jc w:val="both"/>
+        <w:rPr>
+          <w:rFonts w:ascii="Times New Roman" w:eastAsia="Times New Roman" w:hAnsi="Times New Roman" w:cs="Times New Roman"/>
+          <w:sz w:val="28"/>
+          <w:szCs w:val="28"/>
+        </w:rPr>
+      </w:pPr>
+      <w:r>
+        <w:rPr>
+          <w:rFonts w:ascii="Times New Roman" w:eastAsia="Times New Roman" w:hAnsi="Times New Roman" w:cs="Times New Roman"/>
+          <w:sz w:val="28"/>
+          <w:szCs w:val="28"/>
+        </w:rPr>
+        <w:t xml:space="preserve">Что касается аналитических проверок, они отличаются значительно более высокой скоростью выполнения по сравнению с операцией построения графа. На всех четырёх тестовых наборах данных любая из шести реализованных проверок завершается не более чем за 5 секунд. Это объясняется тем, что аналитические запросы работают с уже построенным и сохранённым графом, используя высокоэффективные встроенные алгоритмы Neo4j GDS и APOC, которые выполняют обход по индексированным структурам данных в оперативной памяти. Таким образом, этап анализа не является узким местом системы с точки зрения </w:t>
+      </w:r>
+      <w:r>
+        <w:rPr>
+          <w:rFonts w:ascii="Times New Roman" w:eastAsia="Times New Roman" w:hAnsi="Times New Roman" w:cs="Times New Roman"/>
+          <w:sz w:val="28"/>
+          <w:szCs w:val="28"/>
+        </w:rPr>
+        <w:t>производительности, в связи с чем</w:t>
+      </w:r>
+      <w:r>
+        <w:rPr>
+          <w:rFonts w:ascii="Times New Roman" w:eastAsia="Times New Roman" w:hAnsi="Times New Roman" w:cs="Times New Roman"/>
+          <w:sz w:val="28"/>
+          <w:szCs w:val="28"/>
+        </w:rPr>
+        <w:t xml:space="preserve"> пользователь получает результаты проверок практически в интерактивном режиме вне зависимости от размера загруженной архитектуры.</w:t>
+      </w:r>
+    </w:p>
+    <w:p>
+      <w:pPr>
+        <w:spacing w:after="0" w:line="360" w:lineRule="auto"/>
+        <w:ind w:firstLine="709"/>
+        <w:jc w:val="both"/>
+        <w:rPr>
+          <w:rFonts w:ascii="Times New Roman" w:eastAsia="Times New Roman" w:hAnsi="Times New Roman" w:cs="Times New Roman"/>
+          <w:sz w:val="28"/>
+          <w:szCs w:val="28"/>
+        </w:rPr>
+      </w:pPr>
+      <w:r>
+        <w:rPr>
+          <w:rFonts w:ascii="Times New Roman" w:eastAsia="Times New Roman" w:hAnsi="Times New Roman" w:cs="Times New Roman"/>
+          <w:sz w:val="28"/>
+          <w:szCs w:val="28"/>
+        </w:rPr>
+        <w:t xml:space="preserve">Корректность результатов каждой из шести проверок определяется реализацией соответствующего Cypher-запроса, выполняемого в базе данных Neo4j. Каждая проверка представляет собой детерминированный запрос к </w:t>
       </w:r>
       <w:r>
         <w:rPr>
@@ -28288,23 +28478,7 @@
           <w:szCs w:val="28"/>
         </w:rPr>
         <w:lastRenderedPageBreak/>
-        <w:t xml:space="preserve">объясняется тем, что аналитические запросы работают с уже построенным и сохранённым графом, используя высокоэффективные встроенные алгоритмы Neo4j GDS и APOC, которые выполняют обход по индексированным структурам данных в оперативной памяти. Таким образом, этап анализа не является узким местом системы с точки зрения </w:t>
-      </w:r>
-      <w:r>
-        <w:rPr>
-          <w:rFonts w:ascii="Times New Roman" w:eastAsia="Times New Roman" w:hAnsi="Times New Roman" w:cs="Times New Roman"/>
-          <w:sz w:val="28"/>
-          <w:szCs w:val="28"/>
-        </w:rPr>
-        <w:t>производительности, в связи с чем</w:t>
-      </w:r>
-      <w:r>
-        <w:rPr>
-          <w:rFonts w:ascii="Times New Roman" w:eastAsia="Times New Roman" w:hAnsi="Times New Roman" w:cs="Times New Roman"/>
-          <w:sz w:val="28"/>
-          <w:szCs w:val="28"/>
-        </w:rPr>
-        <w:t xml:space="preserve"> пользователь получает результаты проверок практически в интерактивном режиме вне зависимости от размера загруженной архитектуры.</w:t>
+        <w:t>графу: алгоритм обходит строго те узлы и связи, которые удовлетворяют заданным фильтрам, и возвращает ровно те результаты, которые соответствуют критерию антипаттерна. Поскольку граф является единственным источником данных и запрос не содержит недетерминированных операций, возникновение ложноположительных или ложноотрицательных срабатываний на корректно построенном графе исключено: инструмент находит ровно то, что задано логикой запроса. Таким образом, валидность результата сводится к валидности входной архитектурной модели и корректности самого Cypher-запроса, оба из которых поддаются независимой проверке.</w:t>
       </w:r>
     </w:p>
     <w:p>
@@ -28390,7 +28564,7 @@
     </w:p>
     <w:p>
       <w:pPr>
-        <w:spacing w:line="360" w:lineRule="auto"/>
+        <w:spacing w:after="0" w:line="360" w:lineRule="auto"/>
         <w:ind w:firstLine="709"/>
         <w:jc w:val="both"/>
         <w:rPr>
@@ -28405,6 +28579,74 @@
           <w:sz w:val="28"/>
           <w:szCs w:val="28"/>
         </w:rPr>
+        <w:t xml:space="preserve">Типовой процесс применения </w:t>
+      </w:r>
+      <w:r>
+        <w:rPr>
+          <w:rFonts w:ascii="Times New Roman" w:eastAsia="Times New Roman" w:hAnsi="Times New Roman" w:cs="Times New Roman"/>
+          <w:sz w:val="28"/>
+          <w:szCs w:val="28"/>
+        </w:rPr>
+        <w:t>метода</w:t>
+      </w:r>
+      <w:r>
+        <w:rPr>
+          <w:rFonts w:ascii="Times New Roman" w:eastAsia="Times New Roman" w:hAnsi="Times New Roman" w:cs="Times New Roman"/>
+          <w:sz w:val="28"/>
+          <w:szCs w:val="28"/>
+        </w:rPr>
+        <w:t xml:space="preserve"> включает следующую последовательность шагов. Сначала архитектор описывает или актуализирует архитектуру системы в нотации C4 с использованием Structurizr DSL и экспортирует результат в формате JSON. Далее полученный файл загружается в </w:t>
+      </w:r>
+      <w:r>
+        <w:rPr>
+          <w:rFonts w:ascii="Times New Roman" w:eastAsia="Times New Roman" w:hAnsi="Times New Roman" w:cs="Times New Roman"/>
+          <w:sz w:val="28"/>
+          <w:szCs w:val="28"/>
+        </w:rPr>
+        <w:t>инструмент через веб-интерфейс –</w:t>
+      </w:r>
+      <w:r>
+        <w:rPr>
+          <w:rFonts w:ascii="Times New Roman" w:eastAsia="Times New Roman" w:hAnsi="Times New Roman" w:cs="Times New Roman"/>
+          <w:sz w:val="28"/>
+          <w:szCs w:val="28"/>
+        </w:rPr>
+        <w:t xml:space="preserve"> в локальный граф для анализа одной системы или в глобальный граф для анализа межсистемных зависимостей. Затем запускаются необходимые аналитические проверки с указанием фильтров по типам узлов, связей или конкретным идентификаторам. После этого генерируется аналитический отчёт с перечнем обнаруженных антипаттернов, который передаётся ответственному за архитектурные решения </w:t>
+      </w:r>
+      <w:r>
+        <w:rPr>
+          <w:rFonts w:ascii="Times New Roman" w:eastAsia="Times New Roman" w:hAnsi="Times New Roman" w:cs="Times New Roman"/>
+          <w:sz w:val="28"/>
+          <w:szCs w:val="28"/>
+        </w:rPr>
+        <w:t>для устранения уязвимостей</w:t>
+      </w:r>
+      <w:r>
+        <w:rPr>
+          <w:rFonts w:ascii="Times New Roman" w:eastAsia="Times New Roman" w:hAnsi="Times New Roman" w:cs="Times New Roman"/>
+          <w:sz w:val="28"/>
+          <w:szCs w:val="28"/>
+        </w:rPr>
+        <w:t>. После внесения изменений в архитектуру, процесс повторяется для подтверждения устранения выявленных проблем.</w:t>
+      </w:r>
+    </w:p>
+    <w:p>
+      <w:pPr>
+        <w:spacing w:after="0" w:line="360" w:lineRule="auto"/>
+        <w:ind w:firstLine="709"/>
+        <w:jc w:val="both"/>
+        <w:rPr>
+          <w:rFonts w:ascii="Times New Roman" w:eastAsia="Times New Roman" w:hAnsi="Times New Roman" w:cs="Times New Roman"/>
+          <w:sz w:val="28"/>
+          <w:szCs w:val="28"/>
+        </w:rPr>
+      </w:pPr>
+      <w:r>
+        <w:rPr>
+          <w:rFonts w:ascii="Times New Roman" w:eastAsia="Times New Roman" w:hAnsi="Times New Roman" w:cs="Times New Roman"/>
+          <w:sz w:val="28"/>
+          <w:szCs w:val="28"/>
+        </w:rPr>
         <w:t xml:space="preserve">Чтобы запустить проект, необходимо выполнить команды </w:t>
       </w:r>
       <w:r>
@@ -28412,7 +28654,6 @@
           <w:rFonts w:ascii="Times New Roman" w:eastAsia="Times New Roman" w:hAnsi="Times New Roman" w:cs="Times New Roman"/>
           <w:sz w:val="28"/>
           <w:szCs w:val="28"/>
-          <w:lang w:val="en-US"/>
         </w:rPr>
         <w:t>docker</w:t>
       </w:r>
@@ -28429,7 +28670,6 @@
           <w:rFonts w:ascii="Times New Roman" w:eastAsia="Times New Roman" w:hAnsi="Times New Roman" w:cs="Times New Roman"/>
           <w:sz w:val="28"/>
           <w:szCs w:val="28"/>
-          <w:lang w:val="en-US"/>
         </w:rPr>
         <w:t>compose</w:t>
       </w:r>
@@ -28446,7 +28686,6 @@
           <w:rFonts w:ascii="Times New Roman" w:eastAsia="Times New Roman" w:hAnsi="Times New Roman" w:cs="Times New Roman"/>
           <w:sz w:val="28"/>
           <w:szCs w:val="28"/>
-          <w:lang w:val="en-US"/>
         </w:rPr>
         <w:t>build</w:t>
       </w:r>
@@ -28471,7 +28710,6 @@
           <w:rFonts w:ascii="Times New Roman" w:eastAsia="Times New Roman" w:hAnsi="Times New Roman" w:cs="Times New Roman"/>
           <w:sz w:val="28"/>
           <w:szCs w:val="28"/>
-          <w:lang w:val="en-US"/>
         </w:rPr>
         <w:t>docker</w:t>
       </w:r>
@@ -28488,7 +28726,6 @@
           <w:rFonts w:ascii="Times New Roman" w:eastAsia="Times New Roman" w:hAnsi="Times New Roman" w:cs="Times New Roman"/>
           <w:sz w:val="28"/>
           <w:szCs w:val="28"/>
-          <w:lang w:val="en-US"/>
         </w:rPr>
         <w:t>compose</w:t>
       </w:r>
@@ -28505,7 +28742,6 @@
           <w:rFonts w:ascii="Times New Roman" w:eastAsia="Times New Roman" w:hAnsi="Times New Roman" w:cs="Times New Roman"/>
           <w:sz w:val="28"/>
           <w:szCs w:val="28"/>
-          <w:lang w:val="en-US"/>
         </w:rPr>
         <w:t>up</w:t>
       </w:r>
@@ -28557,14 +28793,12 @@
         <w:jc w:val="center"/>
       </w:pPr>
       <w:r>
-        <w:rPr>
-          <w:noProof/>
-        </w:rPr>
+        <w:lastRenderedPageBreak/>
         <w:drawing>
-          <wp:inline distT="0" distB="0" distL="0" distR="0" wp14:anchorId="4CB4A2BB" wp14:editId="1593A08E">
-            <wp:extent cx="4956735" cy="4815840"/>
-            <wp:effectExtent l="0" t="0" r="0" b="3810"/>
-            <wp:docPr id="6" name="Рисунок 6"/>
+          <wp:inline distT="0" distB="0" distL="0" distR="0" wp14:anchorId="62F81D1E" wp14:editId="7B8539C2">
+            <wp:extent cx="4625231" cy="3817620"/>
+            <wp:effectExtent l="0" t="0" r="4445" b="0"/>
+            <wp:docPr id="33" name="Рисунок 1"/>
             <wp:cNvGraphicFramePr>
               <a:graphicFrameLocks xmlns:a="http://schemas.openxmlformats.org/drawingml/2006/main" noChangeAspect="1"/>
             </wp:cNvGraphicFramePr>
@@ -28572,8 +28806,10 @@
               <a:graphicData uri="http://schemas.openxmlformats.org/drawingml/2006/picture">
                 <pic:pic xmlns:pic="http://schemas.openxmlformats.org/drawingml/2006/picture">
                   <pic:nvPicPr>
-                    <pic:cNvPr id="1" name=""/>
-                    <pic:cNvPicPr/>
+                    <pic:cNvPr id="2" name="Рисунок 1"/>
+                    <pic:cNvPicPr>
+                      <a:picLocks noChangeAspect="1"/>
+                    </pic:cNvPicPr>
                   </pic:nvPicPr>
                   <pic:blipFill>
                     <a:blip r:embed="rId30"/>
@@ -28584,7 +28820,7 @@
                   <pic:spPr>
                     <a:xfrm>
                       <a:off x="0" y="0"/>
-                      <a:ext cx="4965347" cy="4824207"/>
+                      <a:ext cx="4642523" cy="3831893"/>
                     </a:xfrm>
                     <a:prstGeom prst="rect">
                       <a:avLst/>
@@ -28764,15 +29000,11 @@
         <w:jc w:val="center"/>
       </w:pPr>
       <w:r>
-        <w:rPr>
-          <w:noProof/>
-        </w:rPr>
-        <w:lastRenderedPageBreak/>
         <w:drawing>
-          <wp:inline distT="0" distB="0" distL="0" distR="0" wp14:anchorId="516261D3" wp14:editId="51A67601">
-            <wp:extent cx="5189220" cy="2510877"/>
-            <wp:effectExtent l="0" t="0" r="0" b="3810"/>
-            <wp:docPr id="16" name="Рисунок 16"/>
+          <wp:inline distT="0" distB="0" distL="0" distR="0" wp14:anchorId="3D64480B" wp14:editId="4B2C9939">
+            <wp:extent cx="5455216" cy="1960180"/>
+            <wp:effectExtent l="0" t="0" r="0" b="2540"/>
+            <wp:docPr id="34" name="Рисунок 1"/>
             <wp:cNvGraphicFramePr>
               <a:graphicFrameLocks xmlns:a="http://schemas.openxmlformats.org/drawingml/2006/main" noChangeAspect="1"/>
             </wp:cNvGraphicFramePr>
@@ -28780,8 +29012,10 @@
               <a:graphicData uri="http://schemas.openxmlformats.org/drawingml/2006/picture">
                 <pic:pic xmlns:pic="http://schemas.openxmlformats.org/drawingml/2006/picture">
                   <pic:nvPicPr>
-                    <pic:cNvPr id="1" name=""/>
-                    <pic:cNvPicPr/>
+                    <pic:cNvPr id="2" name="Рисунок 1"/>
+                    <pic:cNvPicPr>
+                      <a:picLocks noChangeAspect="1"/>
+                    </pic:cNvPicPr>
                   </pic:nvPicPr>
                   <pic:blipFill>
                     <a:blip r:embed="rId31"/>
@@ -28792,7 +29026,7 @@
                   <pic:spPr>
                     <a:xfrm>
                       <a:off x="0" y="0"/>
-                      <a:ext cx="5195706" cy="2514015"/>
+                      <a:ext cx="5455216" cy="1960180"/>
                     </a:xfrm>
                     <a:prstGeom prst="rect">
                       <a:avLst/>
@@ -28890,7 +29124,16 @@
           <w:sz w:val="28"/>
           <w:szCs w:val="28"/>
         </w:rPr>
-        <w:t>), либо очистить глобальный граф, который может содержать несколько систем, целиком. Данный функционал продемонстрирован</w:t>
+        <w:t xml:space="preserve">), либо очистить глобальный граф, который может </w:t>
+      </w:r>
+      <w:r>
+        <w:rPr>
+          <w:rFonts w:ascii="Times New Roman" w:eastAsia="Times New Roman" w:hAnsi="Times New Roman" w:cs="Times New Roman"/>
+          <w:sz w:val="28"/>
+          <w:szCs w:val="28"/>
+        </w:rPr>
+        <w:lastRenderedPageBreak/>
+        <w:t>содержать несколько систем, целиком. Данный функционал продемонстрирован</w:t>
       </w:r>
       <w:r>
         <w:rPr>
@@ -28916,14 +29159,11 @@
         <w:jc w:val="center"/>
       </w:pPr>
       <w:r>
-        <w:rPr>
-          <w:noProof/>
-        </w:rPr>
         <w:drawing>
-          <wp:inline distT="0" distB="0" distL="0" distR="0" wp14:anchorId="5714719D" wp14:editId="0BC3AA60">
-            <wp:extent cx="4968240" cy="3021930"/>
-            <wp:effectExtent l="0" t="0" r="3810" b="7620"/>
-            <wp:docPr id="18" name="Рисунок 18"/>
+          <wp:inline distT="0" distB="0" distL="0" distR="0" wp14:anchorId="37F0EE8E" wp14:editId="30FC9780">
+            <wp:extent cx="5461535" cy="2770926"/>
+            <wp:effectExtent l="0" t="0" r="6350" b="0"/>
+            <wp:docPr id="35" name="Рисунок 2"/>
             <wp:cNvGraphicFramePr>
               <a:graphicFrameLocks xmlns:a="http://schemas.openxmlformats.org/drawingml/2006/main" noChangeAspect="1"/>
             </wp:cNvGraphicFramePr>
@@ -28931,8 +29171,10 @@
               <a:graphicData uri="http://schemas.openxmlformats.org/drawingml/2006/picture">
                 <pic:pic xmlns:pic="http://schemas.openxmlformats.org/drawingml/2006/picture">
                   <pic:nvPicPr>
-                    <pic:cNvPr id="1" name=""/>
-                    <pic:cNvPicPr/>
+                    <pic:cNvPr id="3" name="Рисунок 2"/>
+                    <pic:cNvPicPr>
+                      <a:picLocks noChangeAspect="1"/>
+                    </pic:cNvPicPr>
                   </pic:nvPicPr>
                   <pic:blipFill>
                     <a:blip r:embed="rId32"/>
@@ -28943,7 +29185,7 @@
                   <pic:spPr>
                     <a:xfrm>
                       <a:off x="0" y="0"/>
-                      <a:ext cx="4973823" cy="3025326"/>
+                      <a:ext cx="5461535" cy="2770926"/>
                     </a:xfrm>
                     <a:prstGeom prst="rect">
                       <a:avLst/>
@@ -29091,15 +29333,11 @@
         <w:jc w:val="center"/>
       </w:pPr>
       <w:r>
-        <w:rPr>
-          <w:noProof/>
-        </w:rPr>
-        <w:lastRenderedPageBreak/>
         <w:drawing>
-          <wp:inline distT="0" distB="0" distL="0" distR="0" wp14:anchorId="4F8EFD75" wp14:editId="32488152">
-            <wp:extent cx="5318760" cy="3066329"/>
-            <wp:effectExtent l="0" t="0" r="0" b="1270"/>
-            <wp:docPr id="19" name="Рисунок 19"/>
+          <wp:inline distT="0" distB="0" distL="0" distR="0" wp14:anchorId="5F646415" wp14:editId="38B33D1F">
+            <wp:extent cx="4989830" cy="2564766"/>
+            <wp:effectExtent l="0" t="0" r="1270" b="6985"/>
+            <wp:docPr id="36" name="Рисунок 1"/>
             <wp:cNvGraphicFramePr>
               <a:graphicFrameLocks xmlns:a="http://schemas.openxmlformats.org/drawingml/2006/main" noChangeAspect="1"/>
             </wp:cNvGraphicFramePr>
@@ -29107,8 +29345,10 @@
               <a:graphicData uri="http://schemas.openxmlformats.org/drawingml/2006/picture">
                 <pic:pic xmlns:pic="http://schemas.openxmlformats.org/drawingml/2006/picture">
                   <pic:nvPicPr>
-                    <pic:cNvPr id="1" name=""/>
-                    <pic:cNvPicPr/>
+                    <pic:cNvPr id="2" name="Рисунок 1"/>
+                    <pic:cNvPicPr>
+                      <a:picLocks noChangeAspect="1"/>
+                    </pic:cNvPicPr>
                   </pic:nvPicPr>
                   <pic:blipFill>
                     <a:blip r:embed="rId33"/>
@@ -29119,7 +29359,7 @@
                   <pic:spPr>
                     <a:xfrm>
                       <a:off x="0" y="0"/>
-                      <a:ext cx="5325972" cy="3070487"/>
+                      <a:ext cx="4999517" cy="2569745"/>
                     </a:xfrm>
                     <a:prstGeom prst="rect">
                       <a:avLst/>
@@ -29232,7 +29472,16 @@
           <w:sz w:val="28"/>
           <w:szCs w:val="28"/>
         </w:rPr>
-        <w:t xml:space="preserve"> отчёт доступен для скачивания в формате </w:t>
+        <w:t xml:space="preserve"> отчёт доступен </w:t>
+      </w:r>
+      <w:r>
+        <w:rPr>
+          <w:rFonts w:ascii="Times New Roman" w:eastAsia="Times New Roman" w:hAnsi="Times New Roman" w:cs="Times New Roman"/>
+          <w:sz w:val="28"/>
+          <w:szCs w:val="28"/>
+        </w:rPr>
+        <w:lastRenderedPageBreak/>
+        <w:t xml:space="preserve">для скачивания в формате </w:t>
       </w:r>
       <w:r>
         <w:rPr>
@@ -29302,7 +29551,6 @@
         <w:rPr>
           <w:noProof/>
         </w:rPr>
-        <w:lastRenderedPageBreak/>
         <w:drawing>
           <wp:inline distT="0" distB="0" distL="0" distR="0" wp14:anchorId="4C670CBA" wp14:editId="31328D21">
             <wp:extent cx="4671060" cy="4221324"/>
@@ -29385,10 +29633,11 @@
         <w:rPr>
           <w:noProof/>
         </w:rPr>
+        <w:lastRenderedPageBreak/>
         <w:drawing>
-          <wp:inline distT="0" distB="0" distL="0" distR="0" wp14:anchorId="760D55C2" wp14:editId="1D8D1911">
-            <wp:extent cx="4236720" cy="3736445"/>
-            <wp:effectExtent l="0" t="0" r="0" b="0"/>
+          <wp:inline distT="0" distB="0" distL="0" distR="0" wp14:anchorId="760D55C2" wp14:editId="091DB31F">
+            <wp:extent cx="4873098" cy="4297680"/>
+            <wp:effectExtent l="0" t="0" r="3810" b="7620"/>
             <wp:docPr id="23" name="Рисунок 23"/>
             <wp:cNvGraphicFramePr>
               <a:graphicFrameLocks xmlns:a="http://schemas.openxmlformats.org/drawingml/2006/main" noChangeAspect="1"/>
@@ -29409,7 +29658,7 @@
                   <pic:spPr>
                     <a:xfrm>
                       <a:off x="0" y="0"/>
-                      <a:ext cx="4252708" cy="3750545"/>
+                      <a:ext cx="4945301" cy="4361357"/>
                     </a:xfrm>
                     <a:prstGeom prst="rect">
                       <a:avLst/>
@@ -29471,14 +29720,12 @@
         <w:jc w:val="center"/>
       </w:pPr>
       <w:r>
-        <w:rPr>
-          <w:noProof/>
-        </w:rPr>
+        <w:lastRenderedPageBreak/>
         <w:drawing>
-          <wp:inline distT="0" distB="0" distL="0" distR="0" wp14:anchorId="61AA8AFE" wp14:editId="6A639139">
-            <wp:extent cx="4693920" cy="3863781"/>
-            <wp:effectExtent l="0" t="0" r="0" b="3810"/>
-            <wp:docPr id="24" name="Рисунок 24"/>
+          <wp:inline distT="0" distB="0" distL="0" distR="0" wp14:anchorId="4F34EA3C" wp14:editId="0C57E8D2">
+            <wp:extent cx="4863030" cy="5638800"/>
+            <wp:effectExtent l="0" t="0" r="0" b="0"/>
+            <wp:docPr id="8194" name="Picture 2" descr="https://sun9-33.userapi.com/s/v1/ig2/ncoWyu4BjQ6jJNbSRYKZh_uuU-9AZ-pfVLA9KirH60ivmgrugld7vN5Y1V5xI4N6LxAGjJ0z01oXBqgDyii5bvI3.jpg?quality=95&amp;as=32x37,48x56,72x83,108x125,160x186,240x278,360x417,480x557,540x626,640x742,720x835,1080x1252,1280x1484,1440x1670,1680x1948&amp;from=bu&amp;u=SSHlrXohsUckkMeC1Oof8Jmn0KbduA6M4WKYqG2dTvU&amp;cs=1680x0"/>
             <wp:cNvGraphicFramePr>
               <a:graphicFrameLocks xmlns:a="http://schemas.openxmlformats.org/drawingml/2006/main" noChangeAspect="1"/>
             </wp:cNvGraphicFramePr>
@@ -29486,23 +29733,34 @@
               <a:graphicData uri="http://schemas.openxmlformats.org/drawingml/2006/picture">
                 <pic:pic xmlns:pic="http://schemas.openxmlformats.org/drawingml/2006/picture">
                   <pic:nvPicPr>
-                    <pic:cNvPr id="1" name=""/>
-                    <pic:cNvPicPr/>
+                    <pic:cNvPr id="8194" name="Picture 2" descr="https://sun9-33.userapi.com/s/v1/ig2/ncoWyu4BjQ6jJNbSRYKZh_uuU-9AZ-pfVLA9KirH60ivmgrugld7vN5Y1V5xI4N6LxAGjJ0z01oXBqgDyii5bvI3.jpg?quality=95&amp;as=32x37,48x56,72x83,108x125,160x186,240x278,360x417,480x557,540x626,640x742,720x835,1080x1252,1280x1484,1440x1670,1680x1948&amp;from=bu&amp;u=SSHlrXohsUckkMeC1Oof8Jmn0KbduA6M4WKYqG2dTvU&amp;cs=1680x0"/>
+                    <pic:cNvPicPr>
+                      <a:picLocks noChangeAspect="1" noChangeArrowheads="1"/>
+                    </pic:cNvPicPr>
                   </pic:nvPicPr>
                   <pic:blipFill>
-                    <a:blip r:embed="rId36"/>
+                    <a:blip r:embed="rId36" cstate="print">
+                      <a:extLst>
+                        <a:ext uri="{28A0092B-C50C-407E-A947-70E740481C1C}">
+                          <a14:useLocalDpi xmlns:a14="http://schemas.microsoft.com/office/drawing/2010/main" val="0"/>
+                        </a:ext>
+                      </a:extLst>
+                    </a:blip>
+                    <a:srcRect/>
                     <a:stretch>
                       <a:fillRect/>
                     </a:stretch>
                   </pic:blipFill>
-                  <pic:spPr>
+                  <pic:spPr bwMode="auto">
                     <a:xfrm>
                       <a:off x="0" y="0"/>
-                      <a:ext cx="4701904" cy="3870353"/>
+                      <a:ext cx="4907644" cy="5690531"/>
                     </a:xfrm>
                     <a:prstGeom prst="rect">
                       <a:avLst/>
                     </a:prstGeom>
+                    <a:noFill/>
+                    <a:extLst/>
                   </pic:spPr>
                 </pic:pic>
               </a:graphicData>
@@ -29593,14 +29851,12 @@
         <w:jc w:val="center"/>
       </w:pPr>
       <w:r>
-        <w:rPr>
-          <w:noProof/>
-        </w:rPr>
+        <w:lastRenderedPageBreak/>
         <w:drawing>
-          <wp:inline distT="0" distB="0" distL="0" distR="0" wp14:anchorId="6D43B027" wp14:editId="187D7E06">
-            <wp:extent cx="4172178" cy="3505200"/>
-            <wp:effectExtent l="0" t="0" r="0" b="0"/>
-            <wp:docPr id="25" name="Рисунок 25"/>
+          <wp:inline distT="0" distB="0" distL="0" distR="0" wp14:anchorId="7ACC16EE" wp14:editId="0298B029">
+            <wp:extent cx="4525243" cy="5782924"/>
+            <wp:effectExtent l="0" t="0" r="8890" b="8890"/>
+            <wp:docPr id="9218" name="Picture 2" descr="https://sun9-72.userapi.com/s/v1/ig2/GWhSMrqlla4KsNMGkkOmDQ9xfcwgZ96cFUn9vrZmVK_n2DPJqL7u4xJpOQXp6il8ZzGRY4n5cvDXQkfcc_b3dQlw.jpg?quality=95&amp;as=32x41,48x61,72x92,108x138,160x204,240x307,360x460,480x613,540x690,640x818,720x920,1080x1380,1280x1636,1440x1840,1504x1922&amp;from=bu&amp;cs=1504x0"/>
             <wp:cNvGraphicFramePr>
               <a:graphicFrameLocks xmlns:a="http://schemas.openxmlformats.org/drawingml/2006/main" noChangeAspect="1"/>
             </wp:cNvGraphicFramePr>
@@ -29608,23 +29864,42 @@
               <a:graphicData uri="http://schemas.openxmlformats.org/drawingml/2006/picture">
                 <pic:pic xmlns:pic="http://schemas.openxmlformats.org/drawingml/2006/picture">
                   <pic:nvPicPr>
-                    <pic:cNvPr id="1" name=""/>
-                    <pic:cNvPicPr/>
+                    <pic:cNvPr id="9218" name="Picture 2" descr="https://sun9-72.userapi.com/s/v1/ig2/GWhSMrqlla4KsNMGkkOmDQ9xfcwgZ96cFUn9vrZmVK_n2DPJqL7u4xJpOQXp6il8ZzGRY4n5cvDXQkfcc_b3dQlw.jpg?quality=95&amp;as=32x41,48x61,72x92,108x138,160x204,240x307,360x460,480x613,540x690,640x818,720x920,1080x1380,1280x1636,1440x1840,1504x1922&amp;from=bu&amp;cs=1504x0"/>
+                    <pic:cNvPicPr>
+                      <a:picLocks noChangeAspect="1" noChangeArrowheads="1"/>
+                    </pic:cNvPicPr>
                   </pic:nvPicPr>
                   <pic:blipFill>
-                    <a:blip r:embed="rId37"/>
+                    <a:blip r:embed="rId37" cstate="print">
+                      <a:extLst>
+                        <a:ext uri="{28A0092B-C50C-407E-A947-70E740481C1C}">
+                          <a14:useLocalDpi xmlns:a14="http://schemas.microsoft.com/office/drawing/2010/main" val="0"/>
+                        </a:ext>
+                      </a:extLst>
+                    </a:blip>
+                    <a:srcRect/>
                     <a:stretch>
                       <a:fillRect/>
                     </a:stretch>
                   </pic:blipFill>
-                  <pic:spPr>
+                  <pic:spPr bwMode="auto">
                     <a:xfrm>
                       <a:off x="0" y="0"/>
-                      <a:ext cx="4189473" cy="3519730"/>
+                      <a:ext cx="4525243" cy="5782924"/>
                     </a:xfrm>
                     <a:prstGeom prst="rect">
                       <a:avLst/>
                     </a:prstGeom>
+                    <a:noFill/>
+                    <a:extLst>
+                      <a:ext uri="{909E8E84-426E-40DD-AFC4-6F175D3DCCD1}">
+                        <a14:hiddenFill xmlns:a14="http://schemas.microsoft.com/office/drawing/2010/main">
+                          <a:solidFill>
+                            <a:srgbClr val="FFFFFF"/>
+                          </a:solidFill>
+                        </a14:hiddenFill>
+                      </a:ext>
+                    </a:extLst>
                   </pic:spPr>
                 </pic:pic>
               </a:graphicData>
@@ -29665,7 +29940,39 @@
           <w:sz w:val="28"/>
           <w:szCs w:val="28"/>
         </w:rPr>
-        <w:t>Отчёт о пропускной способности пути</w:t>
+        <w:t xml:space="preserve">Отчёт о </w:t>
+      </w:r>
+      <w:r>
+        <w:rPr>
+          <w:rFonts w:ascii="Times New Roman" w:eastAsia="Times New Roman" w:hAnsi="Times New Roman" w:cs="Times New Roman"/>
+          <w:sz w:val="28"/>
+          <w:szCs w:val="28"/>
+        </w:rPr>
+        <w:t xml:space="preserve">наличии </w:t>
+      </w:r>
+      <w:r>
+        <w:rPr>
+          <w:rFonts w:ascii="Times New Roman" w:eastAsia="Times New Roman" w:hAnsi="Times New Roman" w:cs="Times New Roman"/>
+          <w:sz w:val="28"/>
+          <w:szCs w:val="28"/>
+        </w:rPr>
+        <w:t>“</w:t>
+      </w:r>
+      <w:r>
+        <w:rPr>
+          <w:rFonts w:ascii="Times New Roman" w:eastAsia="Times New Roman" w:hAnsi="Times New Roman" w:cs="Times New Roman"/>
+          <w:sz w:val="28"/>
+          <w:szCs w:val="28"/>
+        </w:rPr>
+        <w:t>бутылочных горлышек</w:t>
+      </w:r>
+      <w:r>
+        <w:rPr>
+          <w:rFonts w:ascii="Times New Roman" w:eastAsia="Times New Roman" w:hAnsi="Times New Roman" w:cs="Times New Roman"/>
+          <w:sz w:val="28"/>
+          <w:szCs w:val="28"/>
+        </w:rPr>
+        <w:t>”</w:t>
       </w:r>
     </w:p>
     <w:p>
@@ -29682,15 +29989,11 @@
         <w:jc w:val="center"/>
       </w:pPr>
       <w:r>
-        <w:rPr>
-          <w:noProof/>
-        </w:rPr>
-        <w:lastRenderedPageBreak/>
         <w:drawing>
-          <wp:inline distT="0" distB="0" distL="0" distR="0" wp14:anchorId="5284B835" wp14:editId="72394CEB">
-            <wp:extent cx="4617720" cy="1716718"/>
+          <wp:inline distT="0" distB="0" distL="0" distR="0" wp14:anchorId="2074CD54" wp14:editId="2255C243">
+            <wp:extent cx="4142846" cy="1603040"/>
             <wp:effectExtent l="0" t="0" r="0" b="0"/>
-            <wp:docPr id="26" name="Рисунок 26"/>
+            <wp:docPr id="12290" name="Picture 2" descr="https://sun9-39.userapi.com/s/v1/ig2/sKzVWLSpbSoQQ-L6OzFHwqr0fGKOpRml18SVDADAXe39C8Bxf7RCKPV7vExcupQSk-PsYMtA2Lx4OodTsu_X2RLd.jpg?quality=95&amp;as=32x12,48x19,72x28,108x42,160x62,240x93,360x139,480x186,540x209,640x248,720x279,1080x418,1280x495,1440x557,1654x640&amp;from=bu&amp;cs=1654x0"/>
             <wp:cNvGraphicFramePr>
               <a:graphicFrameLocks xmlns:a="http://schemas.openxmlformats.org/drawingml/2006/main" noChangeAspect="1"/>
             </wp:cNvGraphicFramePr>
@@ -29698,23 +30001,34 @@
               <a:graphicData uri="http://schemas.openxmlformats.org/drawingml/2006/picture">
                 <pic:pic xmlns:pic="http://schemas.openxmlformats.org/drawingml/2006/picture">
                   <pic:nvPicPr>
-                    <pic:cNvPr id="1" name=""/>
-                    <pic:cNvPicPr/>
+                    <pic:cNvPr id="12290" name="Picture 2" descr="https://sun9-39.userapi.com/s/v1/ig2/sKzVWLSpbSoQQ-L6OzFHwqr0fGKOpRml18SVDADAXe39C8Bxf7RCKPV7vExcupQSk-PsYMtA2Lx4OodTsu_X2RLd.jpg?quality=95&amp;as=32x12,48x19,72x28,108x42,160x62,240x93,360x139,480x186,540x209,640x248,720x279,1080x418,1280x495,1440x557,1654x640&amp;from=bu&amp;cs=1654x0"/>
+                    <pic:cNvPicPr>
+                      <a:picLocks noChangeAspect="1" noChangeArrowheads="1"/>
+                    </pic:cNvPicPr>
                   </pic:nvPicPr>
                   <pic:blipFill>
-                    <a:blip r:embed="rId38"/>
+                    <a:blip r:embed="rId38" cstate="print">
+                      <a:extLst>
+                        <a:ext uri="{28A0092B-C50C-407E-A947-70E740481C1C}">
+                          <a14:useLocalDpi xmlns:a14="http://schemas.microsoft.com/office/drawing/2010/main" val="0"/>
+                        </a:ext>
+                      </a:extLst>
+                    </a:blip>
+                    <a:srcRect/>
                     <a:stretch>
                       <a:fillRect/>
                     </a:stretch>
                   </pic:blipFill>
-                  <pic:spPr>
+                  <pic:spPr bwMode="auto">
                     <a:xfrm>
                       <a:off x="0" y="0"/>
-                      <a:ext cx="4637066" cy="1723910"/>
+                      <a:ext cx="4169090" cy="1613195"/>
                     </a:xfrm>
                     <a:prstGeom prst="rect">
                       <a:avLst/>
                     </a:prstGeom>
+                    <a:noFill/>
+                    <a:extLst/>
                   </pic:spPr>
                 </pic:pic>
               </a:graphicData>
@@ -29725,7 +30039,7 @@
     </w:p>
     <w:p>
       <w:pPr>
-        <w:spacing w:after="120" w:line="360" w:lineRule="auto"/>
+        <w:spacing w:after="120" w:line="240" w:lineRule="auto"/>
         <w:jc w:val="center"/>
         <w:rPr>
           <w:rFonts w:ascii="Times New Roman" w:eastAsia="Times New Roman" w:hAnsi="Times New Roman" w:cs="Times New Roman"/>
@@ -29755,7 +30069,15 @@
           <w:sz w:val="28"/>
           <w:szCs w:val="28"/>
         </w:rPr>
-        <w:t>Сообщение об отсутствии критической инфраструктуры</w:t>
+        <w:t xml:space="preserve">Сообщение об отсутствии </w:t>
+      </w:r>
+      <w:r>
+        <w:rPr>
+          <w:rFonts w:ascii="Times New Roman" w:eastAsia="Times New Roman" w:hAnsi="Times New Roman" w:cs="Times New Roman"/>
+          <w:sz w:val="28"/>
+          <w:szCs w:val="28"/>
+        </w:rPr>
+        <w:t>скрытого совместного использования инфраструктуры</w:t>
       </w:r>
     </w:p>
     <w:p>
@@ -29768,6 +30090,7 @@
         <w:rPr>
           <w:noProof/>
         </w:rPr>
+        <w:lastRenderedPageBreak/>
         <w:drawing>
           <wp:inline distT="0" distB="0" distL="0" distR="0" wp14:anchorId="304AA59F" wp14:editId="21C8180F">
             <wp:extent cx="4884420" cy="5307201"/>
@@ -29837,7 +30160,99 @@
           <w:sz w:val="28"/>
           <w:szCs w:val="28"/>
         </w:rPr>
-        <w:t>Отчёт о наличии нарушений периметра развёртывания</w:t>
+        <w:t xml:space="preserve">Отчёт о наличии нарушений </w:t>
+      </w:r>
+      <w:r>
+        <w:rPr>
+          <w:rFonts w:ascii="Times New Roman" w:eastAsia="Times New Roman" w:hAnsi="Times New Roman" w:cs="Times New Roman"/>
+          <w:sz w:val="28"/>
+          <w:szCs w:val="28"/>
+        </w:rPr>
+        <w:t>сетевого периметра</w:t>
+      </w:r>
+    </w:p>
+    <w:p>
+      <w:pPr>
+        <w:spacing w:after="120" w:line="360" w:lineRule="auto"/>
+        <w:ind w:firstLine="709"/>
+        <w:jc w:val="both"/>
+        <w:rPr>
+          <w:rFonts w:ascii="Times New Roman" w:eastAsia="Times New Roman" w:hAnsi="Times New Roman" w:cs="Times New Roman"/>
+          <w:sz w:val="28"/>
+          <w:szCs w:val="28"/>
+        </w:rPr>
+      </w:pPr>
+      <w:r>
+        <w:rPr>
+          <w:rFonts w:ascii="Times New Roman" w:eastAsia="Times New Roman" w:hAnsi="Times New Roman" w:cs="Times New Roman"/>
+          <w:sz w:val="28"/>
+          <w:szCs w:val="28"/>
+        </w:rPr>
+        <w:t>Необходимо учитывать, что рекомендации в отчёте носят шаблонный характ</w:t>
+      </w:r>
+      <w:r>
+        <w:rPr>
+          <w:rFonts w:ascii="Times New Roman" w:eastAsia="Times New Roman" w:hAnsi="Times New Roman" w:cs="Times New Roman"/>
+          <w:sz w:val="28"/>
+          <w:szCs w:val="28"/>
+        </w:rPr>
+        <w:t xml:space="preserve">ер и формируются на основании вида </w:t>
+      </w:r>
+      <w:r>
+        <w:rPr>
+          <w:rFonts w:ascii="Times New Roman" w:eastAsia="Times New Roman" w:hAnsi="Times New Roman" w:cs="Times New Roman"/>
+          <w:sz w:val="28"/>
+          <w:szCs w:val="28"/>
+        </w:rPr>
+        <w:t>обнаруженного антипаттерна</w:t>
+      </w:r>
+      <w:r>
+        <w:rPr>
+          <w:rFonts w:ascii="Times New Roman" w:eastAsia="Times New Roman" w:hAnsi="Times New Roman" w:cs="Times New Roman"/>
+          <w:sz w:val="28"/>
+          <w:szCs w:val="28"/>
+        </w:rPr>
+        <w:t>.</w:t>
+      </w:r>
+      <w:r>
+        <w:rPr>
+          <w:rFonts w:ascii="Times New Roman" w:eastAsia="Times New Roman" w:hAnsi="Times New Roman" w:cs="Times New Roman"/>
+          <w:sz w:val="28"/>
+          <w:szCs w:val="28"/>
+        </w:rPr>
+        <w:t xml:space="preserve"> </w:t>
+      </w:r>
+      <w:r>
+        <w:rPr>
+          <w:rFonts w:ascii="Times New Roman" w:eastAsia="Times New Roman" w:hAnsi="Times New Roman" w:cs="Times New Roman"/>
+          <w:sz w:val="28"/>
+          <w:szCs w:val="28"/>
+        </w:rPr>
+        <w:t>Контекст найденного элемента не рассматривается –</w:t>
+      </w:r>
+      <w:r>
+        <w:rPr>
+          <w:rFonts w:ascii="Times New Roman" w:eastAsia="Times New Roman" w:hAnsi="Times New Roman" w:cs="Times New Roman"/>
+          <w:sz w:val="28"/>
+          <w:szCs w:val="28"/>
+        </w:rPr>
+        <w:t xml:space="preserve"> его роль в архитектуре, </w:t>
+      </w:r>
+      <w:r>
+        <w:rPr>
+          <w:rFonts w:ascii="Times New Roman" w:eastAsia="Times New Roman" w:hAnsi="Times New Roman" w:cs="Times New Roman"/>
+          <w:sz w:val="28"/>
+          <w:szCs w:val="28"/>
+        </w:rPr>
+        <w:t>критичность и доменная</w:t>
+      </w:r>
+      <w:r>
+        <w:rPr>
+          <w:rFonts w:ascii="Times New Roman" w:eastAsia="Times New Roman" w:hAnsi="Times New Roman" w:cs="Times New Roman"/>
+          <w:sz w:val="28"/>
+          <w:szCs w:val="28"/>
+        </w:rPr>
+        <w:t xml:space="preserve"> принадлежность. Это является осознанным ограничением текущей реализации: интерпретация рекомендации с учётом специфики системы остаётся задачей архитектора. Контекстно-зависимые рекомендации могут стать предметом дальнейшего развития инструмента.</w:t>
       </w:r>
     </w:p>
     <w:p>
@@ -30283,31 +30698,23 @@
           <w:sz w:val="28"/>
           <w:szCs w:val="28"/>
         </w:rPr>
-        <w:t>выбрана иерархическая модель C4, реализованная посредством инструмента Structurizr</w:t>
-      </w:r>
-      <w:r>
-        <w:rPr>
-          <w:rFonts w:ascii="Times New Roman" w:eastAsia="Times New Roman" w:hAnsi="Times New Roman" w:cs="Times New Roman"/>
-          <w:sz w:val="28"/>
-          <w:szCs w:val="28"/>
-        </w:rPr>
-        <w:t>, которая</w:t>
-      </w:r>
-      <w:r>
-        <w:rPr>
-          <w:rFonts w:ascii="Times New Roman" w:eastAsia="Times New Roman" w:hAnsi="Times New Roman" w:cs="Times New Roman"/>
-          <w:sz w:val="28"/>
-          <w:szCs w:val="28"/>
-        </w:rPr>
-        <w:t xml:space="preserve"> обеспечивает полноту и однозначность описания </w:t>
-      </w:r>
-      <w:r>
-        <w:rPr>
-          <w:rFonts w:ascii="Times New Roman" w:eastAsia="Times New Roman" w:hAnsi="Times New Roman" w:cs="Times New Roman"/>
-          <w:sz w:val="28"/>
-          <w:szCs w:val="28"/>
-        </w:rPr>
-        <w:t>архитектуры</w:t>
+        <w:t>р</w:t>
+      </w:r>
+      <w:r>
+        <w:rPr>
+          <w:rFonts w:ascii="Times New Roman" w:eastAsia="Times New Roman" w:hAnsi="Times New Roman" w:cs="Times New Roman"/>
+          <w:sz w:val="28"/>
+          <w:szCs w:val="28"/>
+        </w:rPr>
+        <w:t>азработан новый метод анализа архитектуры программного обеспечения, позволяющий обнаруживать 6 видов архитектурных антипаттернов</w:t>
+      </w:r>
+      <w:r>
+        <w:rPr>
+          <w:rFonts w:ascii="Times New Roman" w:eastAsia="Times New Roman" w:hAnsi="Times New Roman" w:cs="Times New Roman"/>
+          <w:sz w:val="28"/>
+          <w:szCs w:val="28"/>
+        </w:rPr>
+        <w:t xml:space="preserve"> и удовлетворяющий всем поставленным требованиям</w:t>
       </w:r>
       <w:r>
         <w:rPr>
@@ -30353,39 +30760,15 @@
           <w:sz w:val="28"/>
           <w:szCs w:val="28"/>
         </w:rPr>
-        <w:t>проведён</w:t>
-      </w:r>
-      <w:r>
-        <w:rPr>
-          <w:rFonts w:ascii="Times New Roman" w:eastAsia="Times New Roman" w:hAnsi="Times New Roman" w:cs="Times New Roman"/>
-          <w:sz w:val="28"/>
-          <w:szCs w:val="28"/>
-        </w:rPr>
-        <w:t xml:space="preserve"> сравнительный анализ </w:t>
-      </w:r>
-      <w:r>
-        <w:rPr>
-          <w:rFonts w:ascii="Times New Roman" w:eastAsia="Times New Roman" w:hAnsi="Times New Roman" w:cs="Times New Roman"/>
-          <w:sz w:val="28"/>
-          <w:szCs w:val="28"/>
-        </w:rPr>
-        <w:t xml:space="preserve">хранилищ данных, </w:t>
-      </w:r>
-      <w:r>
-        <w:rPr>
-          <w:rFonts w:ascii="Times New Roman" w:eastAsia="Times New Roman" w:hAnsi="Times New Roman" w:cs="Times New Roman"/>
-          <w:sz w:val="28"/>
-          <w:szCs w:val="28"/>
-        </w:rPr>
-        <w:t xml:space="preserve">по результатам которого Neo4j признана оптимальным инструментом </w:t>
-      </w:r>
-      <w:r>
-        <w:rPr>
-          <w:rFonts w:ascii="Times New Roman" w:eastAsia="Times New Roman" w:hAnsi="Times New Roman" w:cs="Times New Roman"/>
-          <w:sz w:val="28"/>
-          <w:szCs w:val="28"/>
-        </w:rPr>
-        <w:t>для поставленной цели</w:t>
+        <w:t>р</w:t>
+      </w:r>
+      <w:r>
+        <w:rPr>
+          <w:rFonts w:ascii="Times New Roman" w:eastAsia="Times New Roman" w:hAnsi="Times New Roman" w:cs="Times New Roman"/>
+          <w:sz w:val="28"/>
+          <w:szCs w:val="28"/>
+        </w:rPr>
+        <w:t>азработано программное обеспечение, позволяющее автоматизировать полученный метод</w:t>
       </w:r>
       <w:r>
         <w:rPr>
@@ -30423,90 +30806,6 @@
           <w:sz w:val="28"/>
           <w:szCs w:val="28"/>
         </w:rPr>
-        <w:t xml:space="preserve">  р</w:t>
-      </w:r>
-      <w:r>
-        <w:rPr>
-          <w:rFonts w:ascii="Times New Roman" w:eastAsia="Times New Roman" w:hAnsi="Times New Roman" w:cs="Times New Roman"/>
-          <w:sz w:val="28"/>
-          <w:szCs w:val="28"/>
-        </w:rPr>
-        <w:t>азработан алгоритм трансформации JSON-описания архитектурного рабочего простра</w:t>
-      </w:r>
-      <w:r>
-        <w:rPr>
-          <w:rFonts w:ascii="Times New Roman" w:eastAsia="Times New Roman" w:hAnsi="Times New Roman" w:cs="Times New Roman"/>
-          <w:sz w:val="28"/>
-          <w:szCs w:val="28"/>
-        </w:rPr>
-        <w:t>нства Structurizr в граф Neo4j</w:t>
-      </w:r>
-      <w:r>
-        <w:rPr>
-          <w:rFonts w:ascii="Times New Roman" w:eastAsia="Times New Roman" w:hAnsi="Times New Roman" w:cs="Times New Roman"/>
-          <w:sz w:val="28"/>
-          <w:szCs w:val="28"/>
-        </w:rPr>
-        <w:t>;</w:t>
-      </w:r>
-    </w:p>
-    <w:p>
-      <w:pPr>
-        <w:pStyle w:val="a4"/>
-        <w:numPr>
-          <w:ilvl w:val="0"/>
-          <w:numId w:val="35"/>
-        </w:numPr>
-        <w:pBdr>
-          <w:top w:val="nil"/>
-          <w:left w:val="nil"/>
-          <w:bottom w:val="nil"/>
-          <w:right w:val="nil"/>
-          <w:between w:val="nil"/>
-        </w:pBdr>
-        <w:spacing w:after="120" w:line="360" w:lineRule="auto"/>
-        <w:rPr>
-          <w:rFonts w:ascii="Times New Roman" w:eastAsia="Times New Roman" w:hAnsi="Times New Roman" w:cs="Times New Roman"/>
-          <w:sz w:val="28"/>
-          <w:szCs w:val="28"/>
-        </w:rPr>
-      </w:pPr>
-      <w:r>
-        <w:rPr>
-          <w:rFonts w:ascii="Times New Roman" w:eastAsia="Times New Roman" w:hAnsi="Times New Roman" w:cs="Times New Roman"/>
-          <w:sz w:val="28"/>
-          <w:szCs w:val="28"/>
-        </w:rPr>
-        <w:t xml:space="preserve">  реализованы автоматизированные проверки, выявляющие ключевые архитектурные антипаттерны и потенциальные уязвимости;</w:t>
-      </w:r>
-    </w:p>
-    <w:p>
-      <w:pPr>
-        <w:pStyle w:val="a4"/>
-        <w:numPr>
-          <w:ilvl w:val="0"/>
-          <w:numId w:val="35"/>
-        </w:numPr>
-        <w:pBdr>
-          <w:top w:val="nil"/>
-          <w:left w:val="nil"/>
-          <w:bottom w:val="nil"/>
-          <w:right w:val="nil"/>
-          <w:between w:val="nil"/>
-        </w:pBdr>
-        <w:spacing w:after="120" w:line="360" w:lineRule="auto"/>
-        <w:rPr>
-          <w:rFonts w:ascii="Times New Roman" w:eastAsia="Times New Roman" w:hAnsi="Times New Roman" w:cs="Times New Roman"/>
-          <w:sz w:val="28"/>
-          <w:szCs w:val="28"/>
-        </w:rPr>
-      </w:pPr>
-      <w:r>
-        <w:rPr>
-          <w:rFonts w:ascii="Times New Roman" w:eastAsia="Times New Roman" w:hAnsi="Times New Roman" w:cs="Times New Roman"/>
-          <w:sz w:val="28"/>
-          <w:szCs w:val="28"/>
-        </w:rPr>
         <w:t xml:space="preserve">  </w:t>
       </w:r>
       <w:r>
@@ -30515,15 +30814,15 @@
           <w:sz w:val="28"/>
           <w:szCs w:val="28"/>
         </w:rPr>
-        <w:t xml:space="preserve">проведено </w:t>
-      </w:r>
-      <w:r>
-        <w:rPr>
-          <w:rFonts w:ascii="Times New Roman" w:eastAsia="Times New Roman" w:hAnsi="Times New Roman" w:cs="Times New Roman"/>
-          <w:sz w:val="28"/>
-          <w:szCs w:val="28"/>
-        </w:rPr>
-        <w:t>тестирование производительности на четырёх наборах данных различного масштаба</w:t>
+        <w:t>п</w:t>
+      </w:r>
+      <w:r>
+        <w:rPr>
+          <w:rFonts w:ascii="Times New Roman" w:eastAsia="Times New Roman" w:hAnsi="Times New Roman" w:cs="Times New Roman"/>
+          <w:sz w:val="28"/>
+          <w:szCs w:val="28"/>
+        </w:rPr>
+        <w:t>роведено тестирование метода на наборах данных различного размера, включая те, что соответствуют крупным корпоративным системам (более 50 000 вершин и более 150 000 связей)</w:t>
       </w:r>
       <w:r>
         <w:rPr>
@@ -30559,7 +30858,23 @@
           <w:sz w:val="28"/>
           <w:szCs w:val="28"/>
         </w:rPr>
-        <w:t xml:space="preserve"> даёт архитекторам программного обеспечения, инженерам по надёжности и командам, практикующим непрерывную интеграцию, инструмент объективного и воспроизводимого архитектурного контроля. Возможность встраивания проверок в пайплайн CI/CD позволяет выявлять структурные уязвимости на этапе проектирования — до начала реализации, — что существенно снижает стоимость их устранения.</w:t>
+        <w:t xml:space="preserve"> даёт архитекторам программного обеспечения, инженерам по надёжности и командам, практикующим непрерывную интеграцию, инструмент объективного и воспроизводимого архитектурного контроля. Возможность встраивания проверок в пайплайн CI/CD позволяет выявлять структурные уязвимости на этапе проектир</w:t>
+      </w:r>
+      <w:r>
+        <w:rPr>
+          <w:rFonts w:ascii="Times New Roman" w:eastAsia="Times New Roman" w:hAnsi="Times New Roman" w:cs="Times New Roman"/>
+          <w:sz w:val="28"/>
+          <w:szCs w:val="28"/>
+        </w:rPr>
+        <w:t>ования,</w:t>
+      </w:r>
+      <w:r>
+        <w:rPr>
+          <w:rFonts w:ascii="Times New Roman" w:eastAsia="Times New Roman" w:hAnsi="Times New Roman" w:cs="Times New Roman"/>
+          <w:sz w:val="28"/>
+          <w:szCs w:val="28"/>
+        </w:rPr>
+        <w:t xml:space="preserve"> что существенно снижает стоимость их устранения.</w:t>
       </w:r>
     </w:p>
     <w:p>
@@ -30691,37 +31006,7 @@
           <w:szCs w:val="28"/>
           <w:lang w:val="en-US"/>
         </w:rPr>
-        <w:t xml:space="preserve">Holzmann G. J. The Model Checker SPIN // IEEE Transactions on Software Engineering. — 1997. — Vol. 23, № 5. — P. 279–295. — URL: </w:t>
-      </w:r>
-      <w:hyperlink r:id="rId40" w:history="1">
-        <w:r>
-          <w:rPr>
-            <w:rStyle w:val="aa"/>
-            <w:rFonts w:ascii="Times New Roman" w:eastAsia="Times New Roman" w:hAnsi="Times New Roman" w:cs="Times New Roman"/>
-            <w:sz w:val="28"/>
-            <w:szCs w:val="28"/>
-            <w:lang w:val="en-US"/>
-          </w:rPr>
-          <w:t>https://ieeexplore.ieee.org/document/588521</w:t>
-        </w:r>
-      </w:hyperlink>
-      <w:r>
-        <w:rPr>
-          <w:rFonts w:ascii="Times New Roman" w:eastAsia="Times New Roman" w:hAnsi="Times New Roman" w:cs="Times New Roman"/>
-          <w:sz w:val="28"/>
-          <w:szCs w:val="28"/>
-          <w:lang w:val="en-US"/>
-        </w:rPr>
-        <w:t xml:space="preserve">  </w:t>
-      </w:r>
-      <w:r>
-        <w:rPr>
-          <w:rFonts w:ascii="Times New Roman" w:eastAsia="Times New Roman" w:hAnsi="Times New Roman" w:cs="Times New Roman"/>
-          <w:sz w:val="28"/>
-          <w:szCs w:val="28"/>
-          <w:lang w:val="en-US"/>
-        </w:rPr>
-        <w:t>(</w:t>
+        <w:t>Holzmann G. J. The Model Checker SPIN // IEEE Transactions on Software Engineering. — 1997. — Vol. 23, № 5. — P. 279–295. (</w:t>
       </w:r>
       <w:r>
         <w:rPr>
@@ -30797,37 +31082,7 @@
           <w:szCs w:val="28"/>
           <w:lang w:val="en-US"/>
         </w:rPr>
-        <w:t xml:space="preserve">2. Jackson D. Alloy: A Lightweight Object Modelling Notation // ACM Transactions on Software Engineering and Methodology. — 2002. — Vol. 11, № 2. — P. 256–290. — URL: </w:t>
-      </w:r>
-      <w:hyperlink r:id="rId41" w:history="1">
-        <w:r>
-          <w:rPr>
-            <w:rStyle w:val="aa"/>
-            <w:rFonts w:ascii="Times New Roman" w:eastAsia="Times New Roman" w:hAnsi="Times New Roman" w:cs="Times New Roman"/>
-            <w:sz w:val="28"/>
-            <w:szCs w:val="28"/>
-            <w:lang w:val="en-US"/>
-          </w:rPr>
-          <w:t>https://alloytools.org</w:t>
-        </w:r>
-      </w:hyperlink>
-      <w:r>
-        <w:rPr>
-          <w:rFonts w:ascii="Times New Roman" w:eastAsia="Times New Roman" w:hAnsi="Times New Roman" w:cs="Times New Roman"/>
-          <w:sz w:val="28"/>
-          <w:szCs w:val="28"/>
-          <w:lang w:val="en-US"/>
-        </w:rPr>
-        <w:t xml:space="preserve"> </w:t>
-      </w:r>
-      <w:r>
-        <w:rPr>
-          <w:rFonts w:ascii="Times New Roman" w:eastAsia="Times New Roman" w:hAnsi="Times New Roman" w:cs="Times New Roman"/>
-          <w:sz w:val="28"/>
-          <w:szCs w:val="28"/>
-          <w:lang w:val="en-US"/>
-        </w:rPr>
-        <w:t>(</w:t>
+        <w:t>2. Jackson D. Alloy: A Lightweight Object Modelling Notation // ACM Transactions on Software Engineering and Methodology. — 2002. — Vol. 11, № 2. — P. 256–290. (</w:t>
       </w:r>
       <w:r>
         <w:rPr>
@@ -30903,20 +31158,8 @@
           <w:szCs w:val="28"/>
           <w:lang w:val="en-US"/>
         </w:rPr>
-        <w:t xml:space="preserve">3. Abrial J.-R. Modeling in Event-B: System and Software Engineering. — Cambridge: Cambridge University Press, 2010. — 586 p. — URL: </w:t>
-      </w:r>
-      <w:hyperlink r:id="rId42" w:history="1">
-        <w:r>
-          <w:rPr>
-            <w:rStyle w:val="aa"/>
-            <w:rFonts w:ascii="Times New Roman" w:eastAsia="Times New Roman" w:hAnsi="Times New Roman" w:cs="Times New Roman"/>
-            <w:sz w:val="28"/>
-            <w:szCs w:val="28"/>
-            <w:lang w:val="en-US"/>
-          </w:rPr>
-          <w:t>https://archive.org/details/modelingineventb0000abri</w:t>
-        </w:r>
-      </w:hyperlink>
+        <w:t>3. Abrial J.-R. Modeling in Event-B: System and Software Engineering. — Cambridge: Cambridge University Press, 2010. — 586 p.</w:t>
+      </w:r>
       <w:r>
         <w:rPr>
           <w:rFonts w:ascii="Times New Roman" w:eastAsia="Times New Roman" w:hAnsi="Times New Roman" w:cs="Times New Roman"/>
@@ -31027,20 +31270,8 @@
           <w:szCs w:val="28"/>
           <w:lang w:val="en-US"/>
         </w:rPr>
-        <w:t xml:space="preserve">4. Moriconi M., Qian X. Correctness and Composition of Software Architectures // Proceedings of the ACM SIGSOFT Symposium on Foundations of Software Engineering. — 1994. — P. 164–174. — URL: </w:t>
-      </w:r>
-      <w:hyperlink r:id="rId43" w:history="1">
-        <w:r>
-          <w:rPr>
-            <w:rStyle w:val="aa"/>
-            <w:rFonts w:ascii="Times New Roman" w:eastAsia="Times New Roman" w:hAnsi="Times New Roman" w:cs="Times New Roman"/>
-            <w:sz w:val="28"/>
-            <w:szCs w:val="28"/>
-            <w:lang w:val="en-US"/>
-          </w:rPr>
-          <w:t>https://web.archive.org/web/20130605044806/http://citeseerx.ist.psu.edu/viewdoc/download?doi=10.1.1.27.9658&amp;rep=rep1&amp;type=pdf</w:t>
-        </w:r>
-      </w:hyperlink>
+        <w:t>4. Moriconi M., Qian X. Correctness and Composition of Software Architectures // Proceedings of the ACM SIGSOFT Symposium on Foundations of Software Engineering. — 1994. — P. 164–174.</w:t>
+      </w:r>
       <w:r>
         <w:rPr>
           <w:rFonts w:ascii="Times New Roman" w:eastAsia="Times New Roman" w:hAnsi="Times New Roman" w:cs="Times New Roman"/>
@@ -31151,20 +31382,17 @@
           <w:szCs w:val="28"/>
           <w:lang w:val="en-US"/>
         </w:rPr>
-        <w:t xml:space="preserve">5. OMG Unified Modeling Language (UML) Specification, Version 2.5.1. — Object Management Group, 2017. — URL: </w:t>
-      </w:r>
-      <w:hyperlink r:id="rId44" w:history="1">
-        <w:r>
-          <w:rPr>
-            <w:rStyle w:val="aa"/>
-            <w:rFonts w:ascii="Times New Roman" w:eastAsia="Times New Roman" w:hAnsi="Times New Roman" w:cs="Times New Roman"/>
-            <w:sz w:val="28"/>
-            <w:szCs w:val="28"/>
-            <w:lang w:val="en-US"/>
-          </w:rPr>
-          <w:t>https://www.omg.org/spec/UML/2.5.1</w:t>
-        </w:r>
-      </w:hyperlink>
+        <w:t xml:space="preserve">5. OMG Unified Modeling Language (UML) Specification, Version 2.5.1. — Object Management Group, 2017. </w:t>
+      </w:r>
+      <w:r>
+        <w:rPr>
+          <w:rFonts w:ascii="Times New Roman" w:eastAsia="Times New Roman" w:hAnsi="Times New Roman" w:cs="Times New Roman"/>
+          <w:sz w:val="28"/>
+          <w:szCs w:val="28"/>
+          <w:lang w:val="en-US"/>
+        </w:rPr>
+        <w:t>— 796 p.</w:t>
+      </w:r>
       <w:r>
         <w:rPr>
           <w:rFonts w:ascii="Times New Roman" w:eastAsia="Times New Roman" w:hAnsi="Times New Roman" w:cs="Times New Roman"/>
@@ -31275,20 +31503,17 @@
           <w:szCs w:val="28"/>
           <w:lang w:val="en-US"/>
         </w:rPr>
-        <w:t xml:space="preserve">6. OMG Systems Modeling Language (SysML) Specification, Version 1.6. — Object Management Group, 2019. — URL: </w:t>
-      </w:r>
-      <w:hyperlink r:id="rId45" w:history="1">
-        <w:r>
-          <w:rPr>
-            <w:rStyle w:val="aa"/>
-            <w:rFonts w:ascii="Times New Roman" w:eastAsia="Times New Roman" w:hAnsi="Times New Roman" w:cs="Times New Roman"/>
-            <w:sz w:val="28"/>
-            <w:szCs w:val="28"/>
-            <w:lang w:val="en-US"/>
-          </w:rPr>
-          <w:t>https://www.omg.org/spec/SysML/1.6</w:t>
-        </w:r>
-      </w:hyperlink>
+        <w:t xml:space="preserve">6. OMG Systems Modeling Language (SysML) Specification, Version 1.6. — Object Management Group, 2019. </w:t>
+      </w:r>
+      <w:r>
+        <w:rPr>
+          <w:rFonts w:ascii="Times New Roman" w:eastAsia="Times New Roman" w:hAnsi="Times New Roman" w:cs="Times New Roman"/>
+          <w:sz w:val="28"/>
+          <w:szCs w:val="28"/>
+          <w:lang w:val="en-US"/>
+        </w:rPr>
+        <w:t>— 340 p.</w:t>
+      </w:r>
       <w:r>
         <w:rPr>
           <w:rFonts w:ascii="Times New Roman" w:eastAsia="Times New Roman" w:hAnsi="Times New Roman" w:cs="Times New Roman"/>
@@ -31408,20 +31633,8 @@
           <w:szCs w:val="28"/>
           <w:lang w:val="en-US"/>
         </w:rPr>
-        <w:t xml:space="preserve">7. Kazman R., Abowd G., Bass L., Clements P. Scenario-Based Analysis of Software Architecture // IEEE Software. — 1996. — Vol. 13, № 6. — P. 47–55. — URL: </w:t>
-      </w:r>
-      <w:hyperlink r:id="rId46" w:history="1">
-        <w:r>
-          <w:rPr>
-            <w:rStyle w:val="aa"/>
-            <w:rFonts w:ascii="Times New Roman" w:eastAsia="Times New Roman" w:hAnsi="Times New Roman" w:cs="Times New Roman"/>
-            <w:sz w:val="28"/>
-            <w:szCs w:val="28"/>
-            <w:lang w:val="en-US"/>
-          </w:rPr>
-          <w:t>https://www.researchgate.net/publication/3247218_Scenario-Based_Analysis_of_Software_Architecture</w:t>
-        </w:r>
-      </w:hyperlink>
+        <w:t>7. Kazman R., Abowd G., Bass L., Clements P. Scenario-Based Analysis of Software Architecture // IEEE Software. — 1996. — Vol. 13, № 6. — P. 47–55.</w:t>
+      </w:r>
       <w:r>
         <w:rPr>
           <w:rFonts w:ascii="Times New Roman" w:eastAsia="Times New Roman" w:hAnsi="Times New Roman" w:cs="Times New Roman"/>
@@ -31532,37 +31745,7 @@
           <w:szCs w:val="28"/>
           <w:lang w:val="en-US"/>
         </w:rPr>
-        <w:t xml:space="preserve">8. Kazman R., Klein M., Clements P. ATAM: Method for Architecture Evaluation. — Carnegie Mellon University, Software Engineering Institute, 2000. — 93 p. — URL: </w:t>
-      </w:r>
-      <w:hyperlink r:id="rId47" w:history="1">
-        <w:r>
-          <w:rPr>
-            <w:rStyle w:val="aa"/>
-            <w:rFonts w:ascii="Times New Roman" w:eastAsia="Times New Roman" w:hAnsi="Times New Roman" w:cs="Times New Roman"/>
-            <w:sz w:val="28"/>
-            <w:szCs w:val="28"/>
-            <w:lang w:val="en-US"/>
-          </w:rPr>
-          <w:t>https://resources.sei.cmu.edu/library/asset-view.cfm?assetid=5177</w:t>
-        </w:r>
-      </w:hyperlink>
-      <w:r>
-        <w:rPr>
-          <w:rFonts w:ascii="Times New Roman" w:eastAsia="Times New Roman" w:hAnsi="Times New Roman" w:cs="Times New Roman"/>
-          <w:sz w:val="28"/>
-          <w:szCs w:val="28"/>
-          <w:lang w:val="en-US"/>
-        </w:rPr>
-        <w:t xml:space="preserve"> </w:t>
-      </w:r>
-      <w:r>
-        <w:rPr>
-          <w:rFonts w:ascii="Times New Roman" w:eastAsia="Times New Roman" w:hAnsi="Times New Roman" w:cs="Times New Roman"/>
-          <w:sz w:val="28"/>
-          <w:szCs w:val="28"/>
-          <w:lang w:val="en-US"/>
-        </w:rPr>
-        <w:t>(</w:t>
+        <w:t>8. Kazman R., Klein M., Clements P. ATAM: Method for Architecture Evaluation. — Carnegie Mellon University, Software Engineering Institute, 2000. — 93 p. (</w:t>
       </w:r>
       <w:r>
         <w:rPr>
@@ -31656,20 +31839,35 @@
           <w:szCs w:val="28"/>
           <w:lang w:val="en-US"/>
         </w:rPr>
-        <w:t xml:space="preserve">9. Bengtsson P. O., Bosch J. Architecture Level Modifiability Analysis (ALMA) // Proceedings of the Second IFIP TC2 Working Conference on Architectural Issues. — 2000. — URL: </w:t>
-      </w:r>
-      <w:hyperlink r:id="rId48" w:history="1">
-        <w:r>
-          <w:rPr>
-            <w:rStyle w:val="aa"/>
-            <w:rFonts w:ascii="Times New Roman" w:eastAsia="Times New Roman" w:hAnsi="Times New Roman" w:cs="Times New Roman"/>
-            <w:sz w:val="28"/>
-            <w:szCs w:val="28"/>
-            <w:lang w:val="en-US"/>
-          </w:rPr>
-          <w:t>https://link.springer.com/chapter/10.1007/978-0-387-35563-4_16</w:t>
-        </w:r>
-      </w:hyperlink>
+        <w:t xml:space="preserve">9. </w:t>
+      </w:r>
+      <w:r>
+        <w:rPr>
+          <w:rFonts w:ascii="Times New Roman" w:eastAsia="Times New Roman" w:hAnsi="Times New Roman" w:cs="Times New Roman"/>
+          <w:sz w:val="28"/>
+          <w:szCs w:val="28"/>
+          <w:lang w:val="en-US"/>
+        </w:rPr>
+        <w:t>Rozanski N., Woods E. Software Systems Architecture: Working with Stakeholders Using Viewpoints and P</w:t>
+      </w:r>
+      <w:r>
+        <w:rPr>
+          <w:rFonts w:ascii="Times New Roman" w:eastAsia="Times New Roman" w:hAnsi="Times New Roman" w:cs="Times New Roman"/>
+          <w:sz w:val="28"/>
+          <w:szCs w:val="28"/>
+          <w:lang w:val="en-US"/>
+        </w:rPr>
+        <w:t>erspectives. — 2nd ed. — Boston</w:t>
+      </w:r>
+      <w:r>
+        <w:rPr>
+          <w:rFonts w:ascii="Times New Roman" w:eastAsia="Times New Roman" w:hAnsi="Times New Roman" w:cs="Times New Roman"/>
+          <w:sz w:val="28"/>
+          <w:szCs w:val="28"/>
+          <w:lang w:val="en-US"/>
+        </w:rPr>
+        <w:t>: Addison-Wesley, 2011. — 576 p.</w:t>
+      </w:r>
       <w:r>
         <w:rPr>
           <w:rFonts w:ascii="Times New Roman" w:eastAsia="Times New Roman" w:hAnsi="Times New Roman" w:cs="Times New Roman"/>
@@ -31780,20 +31978,8 @@
           <w:szCs w:val="28"/>
           <w:lang w:val="en-US"/>
         </w:rPr>
-        <w:t xml:space="preserve">10. Williams L. G., Smith C. U. PASA: A Method for the Performance Assessment of Software Architectures // Proceedings of the Workshop on Software and Performance. — 2002. — P. 179–190. — URL: </w:t>
-      </w:r>
-      <w:hyperlink r:id="rId49" w:history="1">
-        <w:r>
-          <w:rPr>
-            <w:rStyle w:val="aa"/>
-            <w:rFonts w:ascii="Times New Roman" w:eastAsia="Times New Roman" w:hAnsi="Times New Roman" w:cs="Times New Roman"/>
-            <w:sz w:val="28"/>
-            <w:szCs w:val="28"/>
-            <w:lang w:val="en-US"/>
-          </w:rPr>
-          <w:t>https://www.researchgate.net/publication/234792513_PASA_A_method_for_the_performance_assessment_of_software_architectures</w:t>
-        </w:r>
-      </w:hyperlink>
+        <w:t>10. Williams L. G., Smith C. U. PASA: A Method for the Performance Assessment of Software Architectures // Proceedings of the Workshop on Software and Performance. — 2002. — P. 179–190.</w:t>
+      </w:r>
       <w:r>
         <w:rPr>
           <w:rFonts w:ascii="Times New Roman" w:eastAsia="Times New Roman" w:hAnsi="Times New Roman" w:cs="Times New Roman"/>
@@ -31904,38 +32090,7 @@
           <w:szCs w:val="28"/>
           <w:lang w:val="en-US"/>
         </w:rPr>
-        <w:lastRenderedPageBreak/>
-        <w:t xml:space="preserve">11. Maranzano J. F., Rozsypal S. A., Zimmerman G. H. et al. Architecture Reviews: Practice and Experience // IEEE Software. — 2005. — Vol. 22, № 2. — P. 34–43. — URL: </w:t>
-      </w:r>
-      <w:hyperlink r:id="rId50" w:history="1">
-        <w:r>
-          <w:rPr>
-            <w:rStyle w:val="aa"/>
-            <w:rFonts w:ascii="Times New Roman" w:eastAsia="Times New Roman" w:hAnsi="Times New Roman" w:cs="Times New Roman"/>
-            <w:sz w:val="28"/>
-            <w:szCs w:val="28"/>
-            <w:lang w:val="en-US"/>
-          </w:rPr>
-          <w:t>https://ieeexplore.ieee.org/document/1407801</w:t>
-        </w:r>
-      </w:hyperlink>
-      <w:r>
-        <w:rPr>
-          <w:rFonts w:ascii="Times New Roman" w:eastAsia="Times New Roman" w:hAnsi="Times New Roman" w:cs="Times New Roman"/>
-          <w:sz w:val="28"/>
-          <w:szCs w:val="28"/>
-          <w:lang w:val="en-US"/>
-        </w:rPr>
-        <w:t xml:space="preserve"> </w:t>
-      </w:r>
-      <w:r>
-        <w:rPr>
-          <w:rFonts w:ascii="Times New Roman" w:eastAsia="Times New Roman" w:hAnsi="Times New Roman" w:cs="Times New Roman"/>
-          <w:sz w:val="28"/>
-          <w:szCs w:val="28"/>
-          <w:lang w:val="en-US"/>
-        </w:rPr>
-        <w:t>(</w:t>
+        <w:t>11. Maranzano J. F., Rozsypal S. A., Zimmerman G. H. et al. Architecture Reviews: Practice and Experience // IEEE Software. — 2005. — Vol. 22, № 2. — P. 34–43. (</w:t>
       </w:r>
       <w:r>
         <w:rPr>
@@ -32029,20 +32184,8 @@
           <w:szCs w:val="28"/>
           <w:lang w:val="en-US"/>
         </w:rPr>
-        <w:t xml:space="preserve">12. Babar M. A., Zhu L., Jeffery R. A Framework for Classifying and Comparing Software Architecture Evaluation Methods // Proceedings of the Australian Software Engineering Conference. — 2004. — P. 309–318. — URL: </w:t>
-      </w:r>
-      <w:hyperlink r:id="rId51" w:history="1">
-        <w:r>
-          <w:rPr>
-            <w:rStyle w:val="aa"/>
-            <w:rFonts w:ascii="Times New Roman" w:eastAsia="Times New Roman" w:hAnsi="Times New Roman" w:cs="Times New Roman"/>
-            <w:sz w:val="28"/>
-            <w:szCs w:val="28"/>
-            <w:lang w:val="en-US"/>
-          </w:rPr>
-          <w:t>https://ieeexplore.ieee.org/document/1290483</w:t>
-        </w:r>
-      </w:hyperlink>
+        <w:t>12. Babar M. A., Zhu L., Jeffery R. A Framework for Classifying and Comparing Software Architecture Evaluation Methods // Proceedings of the Australian Software Engineering Conference. — 2004. — P. 309–318.</w:t>
+      </w:r>
       <w:r>
         <w:rPr>
           <w:rFonts w:ascii="Times New Roman" w:eastAsia="Times New Roman" w:hAnsi="Times New Roman" w:cs="Times New Roman"/>
@@ -32153,37 +32296,7 @@
           <w:szCs w:val="28"/>
           <w:lang w:val="en-US"/>
         </w:rPr>
-        <w:t xml:space="preserve">13. Dromey R. G. A Model for Software Product Quality // IEEE Transactions on Software Engineering. — 1995. — Vol. 21, № 2. — P. 146–162. — URL: </w:t>
-      </w:r>
-      <w:hyperlink r:id="rId52" w:history="1">
-        <w:r>
-          <w:rPr>
-            <w:rStyle w:val="aa"/>
-            <w:rFonts w:ascii="Times New Roman" w:eastAsia="Times New Roman" w:hAnsi="Times New Roman" w:cs="Times New Roman"/>
-            <w:sz w:val="28"/>
-            <w:szCs w:val="28"/>
-            <w:lang w:val="en-US"/>
-          </w:rPr>
-          <w:t>https://ieeexplore.ieee.org/document/363993</w:t>
-        </w:r>
-      </w:hyperlink>
-      <w:r>
-        <w:rPr>
-          <w:rFonts w:ascii="Times New Roman" w:eastAsia="Times New Roman" w:hAnsi="Times New Roman" w:cs="Times New Roman"/>
-          <w:sz w:val="28"/>
-          <w:szCs w:val="28"/>
-          <w:lang w:val="en-US"/>
-        </w:rPr>
-        <w:t xml:space="preserve"> </w:t>
-      </w:r>
-      <w:r>
-        <w:rPr>
-          <w:rFonts w:ascii="Times New Roman" w:eastAsia="Times New Roman" w:hAnsi="Times New Roman" w:cs="Times New Roman"/>
-          <w:sz w:val="28"/>
-          <w:szCs w:val="28"/>
-          <w:lang w:val="en-US"/>
-        </w:rPr>
-        <w:t>(</w:t>
+        <w:t>13. Dromey R. G. A Model for Software Product Quality // IEEE Transactions on Software Engineering. — 1995. — Vol. 21, № 2. — P. 146–162. (</w:t>
       </w:r>
       <w:r>
         <w:rPr>
@@ -32277,20 +32390,18 @@
           <w:szCs w:val="28"/>
           <w:lang w:val="en-US"/>
         </w:rPr>
-        <w:t xml:space="preserve">14. Woodside C. M., Franks G., Petriu D. C. The Future of Software Performance Engineering // Proceedings of the Workshop on the Future of Software Engineering. — 2007. — P. 171–187. — URL: </w:t>
-      </w:r>
-      <w:hyperlink r:id="rId53" w:history="1">
-        <w:r>
-          <w:rPr>
-            <w:rStyle w:val="aa"/>
-            <w:rFonts w:ascii="Times New Roman" w:eastAsia="Times New Roman" w:hAnsi="Times New Roman" w:cs="Times New Roman"/>
-            <w:sz w:val="28"/>
-            <w:szCs w:val="28"/>
-            <w:lang w:val="en-US"/>
-          </w:rPr>
-          <w:t>https://www.researchgate.net/publication/4250870_The_Future_of_Software_Performance_Engineering</w:t>
-        </w:r>
-      </w:hyperlink>
+        <w:t xml:space="preserve">14. Woodside C. M., Franks G., Petriu D. C. The Future of Software Performance </w:t>
+      </w:r>
+      <w:r>
+        <w:rPr>
+          <w:rFonts w:ascii="Times New Roman" w:eastAsia="Times New Roman" w:hAnsi="Times New Roman" w:cs="Times New Roman"/>
+          <w:sz w:val="28"/>
+          <w:szCs w:val="28"/>
+          <w:lang w:val="en-US"/>
+        </w:rPr>
+        <w:lastRenderedPageBreak/>
+        <w:t>Engineering // Proceedings of the Workshop on the Future of Software Engineering. — 2007. — P. 171–187.</w:t>
+      </w:r>
       <w:r>
         <w:rPr>
           <w:rFonts w:ascii="Times New Roman" w:eastAsia="Times New Roman" w:hAnsi="Times New Roman" w:cs="Times New Roman"/>
@@ -32401,20 +32512,17 @@
           <w:szCs w:val="28"/>
           <w:lang w:val="en-US"/>
         </w:rPr>
-        <w:t xml:space="preserve">15. Petri C. A. Kommunikation mit Automaten: Dissertation. — Bonn: Rheinisch-Westfälisches Institut für Instrumentelle Mathematik, 1962. — URL: </w:t>
-      </w:r>
-      <w:hyperlink r:id="rId54" w:history="1">
-        <w:r>
-          <w:rPr>
-            <w:rStyle w:val="aa"/>
-            <w:rFonts w:ascii="Times New Roman" w:eastAsia="Times New Roman" w:hAnsi="Times New Roman" w:cs="Times New Roman"/>
-            <w:sz w:val="28"/>
-            <w:szCs w:val="28"/>
-            <w:lang w:val="en-US"/>
-          </w:rPr>
-          <w:t>https://www2.informatik.uni-hamburg.de/TGI/publikationen/public/1962/Petri62/Petri62_eng.html</w:t>
-        </w:r>
-      </w:hyperlink>
+        <w:t xml:space="preserve">15. Petri C. A. Kommunikation mit Automaten: Dissertation. — Bonn: Rheinisch-Westfälisches Institut für Instrumentelle Mathematik, 1962. </w:t>
+      </w:r>
+      <w:r>
+        <w:rPr>
+          <w:rFonts w:ascii="Times New Roman" w:eastAsia="Times New Roman" w:hAnsi="Times New Roman" w:cs="Times New Roman"/>
+          <w:sz w:val="28"/>
+          <w:szCs w:val="28"/>
+          <w:lang w:val="en-US"/>
+        </w:rPr>
+        <w:t>— 88 S.</w:t>
+      </w:r>
       <w:r>
         <w:rPr>
           <w:rFonts w:ascii="Times New Roman" w:eastAsia="Times New Roman" w:hAnsi="Times New Roman" w:cs="Times New Roman"/>
@@ -32527,7 +32635,7 @@
         </w:rPr>
         <w:t xml:space="preserve">16. Brown S. The C4 Model for Software Architecture. — 2018. — URL: </w:t>
       </w:r>
-      <w:hyperlink r:id="rId55" w:history="1">
+      <w:hyperlink r:id="rId40" w:history="1">
         <w:r>
           <w:rPr>
             <w:rStyle w:val="aa"/>
@@ -32649,7 +32757,7 @@
         </w:rPr>
         <w:t xml:space="preserve">17. Structurizr — официальный сайт инструмента. — URL: </w:t>
       </w:r>
-      <w:hyperlink r:id="rId56" w:history="1">
+      <w:hyperlink r:id="rId41" w:history="1">
         <w:r>
           <w:rPr>
             <w:rStyle w:val="aa"/>
@@ -32715,7 +32823,7 @@
         </w:rPr>
         <w:t xml:space="preserve">18. Neo4j Graph Database — официальный сайт. — URL: </w:t>
       </w:r>
-      <w:hyperlink r:id="rId57" w:history="1">
+      <w:hyperlink r:id="rId42" w:history="1">
         <w:r>
           <w:rPr>
             <w:rStyle w:val="aa"/>
@@ -32781,7 +32889,7 @@
         </w:rPr>
         <w:t xml:space="preserve">19. Neo4j APOC Library — документация. — URL: </w:t>
       </w:r>
-      <w:hyperlink r:id="rId58" w:history="1">
+      <w:hyperlink r:id="rId43" w:history="1">
         <w:r>
           <w:rPr>
             <w:rStyle w:val="aa"/>
@@ -32866,7 +32974,7 @@
         </w:rPr>
         <w:t xml:space="preserve">. — URL: </w:t>
       </w:r>
-      <w:hyperlink r:id="rId59" w:history="1">
+      <w:hyperlink r:id="rId44" w:history="1">
         <w:r>
           <w:rPr>
             <w:rStyle w:val="aa"/>
@@ -32970,7 +33078,7 @@
         </w:rPr>
         <w:t xml:space="preserve">21. Amazon Neptune — официальная документация AWS. — URL: </w:t>
       </w:r>
-      <w:hyperlink r:id="rId60" w:history="1">
+      <w:hyperlink r:id="rId45" w:history="1">
         <w:r>
           <w:rPr>
             <w:rStyle w:val="aa"/>
@@ -33036,7 +33144,7 @@
         </w:rPr>
         <w:t xml:space="preserve">22. Apache TinkerPop — Gremlin Query Language — документация. — URL: </w:t>
       </w:r>
-      <w:hyperlink r:id="rId61" w:history="1">
+      <w:hyperlink r:id="rId46" w:history="1">
         <w:r>
           <w:rPr>
             <w:rStyle w:val="aa"/>
@@ -33102,7 +33210,7 @@
         </w:rPr>
         <w:t xml:space="preserve">23. openCypher — спецификация языка запросов Cypher. — URL: </w:t>
       </w:r>
-      <w:hyperlink r:id="rId62" w:history="1">
+      <w:hyperlink r:id="rId47" w:history="1">
         <w:r>
           <w:rPr>
             <w:rStyle w:val="aa"/>
@@ -33168,7 +33276,7 @@
         </w:rPr>
         <w:t xml:space="preserve">24. ArangoDB — официальный сайт. — URL: </w:t>
       </w:r>
-      <w:hyperlink r:id="rId63" w:history="1">
+      <w:hyperlink r:id="rId48" w:history="1">
         <w:r>
           <w:rPr>
             <w:rStyle w:val="aa"/>
@@ -33232,10 +33340,9 @@
           <w:sz w:val="28"/>
           <w:szCs w:val="28"/>
         </w:rPr>
-        <w:lastRenderedPageBreak/>
         <w:t xml:space="preserve">25. ArangoDB Query Language (AQL) — документация. — URL: </w:t>
       </w:r>
-      <w:hyperlink r:id="rId64" w:history="1">
+      <w:hyperlink r:id="rId49" w:history="1">
         <w:r>
           <w:rPr>
             <w:rStyle w:val="aa"/>
@@ -33301,7 +33408,7 @@
         </w:rPr>
         <w:t xml:space="preserve">26. JanusGraph — официальная документация. — URL: </w:t>
       </w:r>
-      <w:hyperlink r:id="rId65" w:history="1">
+      <w:hyperlink r:id="rId50" w:history="1">
         <w:r>
           <w:rPr>
             <w:rStyle w:val="aa"/>
@@ -33367,7 +33474,7 @@
         </w:rPr>
         <w:t xml:space="preserve">27. Memgraph — официальный сайт. — URL: </w:t>
       </w:r>
-      <w:hyperlink r:id="rId66" w:history="1">
+      <w:hyperlink r:id="rId51" w:history="1">
         <w:r>
           <w:rPr>
             <w:rStyle w:val="aa"/>
@@ -33433,7 +33540,7 @@
         </w:rPr>
         <w:t xml:space="preserve">28. Nebula Graph — официальный сайт. — URL: </w:t>
       </w:r>
-      <w:hyperlink r:id="rId67" w:history="1">
+      <w:hyperlink r:id="rId52" w:history="1">
         <w:r>
           <w:rPr>
             <w:rStyle w:val="aa"/>
@@ -33499,7 +33606,7 @@
         </w:rPr>
         <w:t xml:space="preserve">29. FalkorDB — официальный сайт. — URL: </w:t>
       </w:r>
-      <w:hyperlink r:id="rId68" w:history="1">
+      <w:hyperlink r:id="rId53" w:history="1">
         <w:r>
           <w:rPr>
             <w:rStyle w:val="aa"/>
@@ -33565,7 +33672,7 @@
         </w:rPr>
         <w:t xml:space="preserve">30. Oracle Java — официальная страница языка программирования. — URL: </w:t>
       </w:r>
-      <w:hyperlink r:id="rId69" w:history="1">
+      <w:hyperlink r:id="rId54" w:history="1">
         <w:r>
           <w:rPr>
             <w:rStyle w:val="aa"/>
@@ -33631,7 +33738,7 @@
         </w:rPr>
         <w:t xml:space="preserve">31. Spring Boot — официальная документация. — URL: </w:t>
       </w:r>
-      <w:hyperlink r:id="rId70" w:history="1">
+      <w:hyperlink r:id="rId55" w:history="1">
         <w:r>
           <w:rPr>
             <w:rStyle w:val="aa"/>
@@ -33697,7 +33804,7 @@
         </w:rPr>
         <w:t xml:space="preserve">32. TypeScript — официальный сайт языка. — URL: </w:t>
       </w:r>
-      <w:hyperlink r:id="rId71" w:history="1">
+      <w:hyperlink r:id="rId56" w:history="1">
         <w:r>
           <w:rPr>
             <w:rStyle w:val="aa"/>
@@ -33763,7 +33870,7 @@
         </w:rPr>
         <w:t xml:space="preserve">33. Docker — официальный сайт технологии контейнеризации. — URL: </w:t>
       </w:r>
-      <w:hyperlink r:id="rId72" w:history="1">
+      <w:hyperlink r:id="rId57" w:history="1">
         <w:r>
           <w:rPr>
             <w:rStyle w:val="aa"/>
@@ -33878,7 +33985,7 @@
         </w:rPr>
         <w:t xml:space="preserve">— URL: </w:t>
       </w:r>
-      <w:hyperlink r:id="rId73" w:history="1">
+      <w:hyperlink r:id="rId58" w:history="1">
         <w:r>
           <w:rPr>
             <w:rStyle w:val="aa"/>
@@ -33886,25 +33993,7 @@
             <w:sz w:val="28"/>
             <w:szCs w:val="28"/>
           </w:rPr>
-          <w:t>https://github.com/DVDemon/ar</w:t>
-        </w:r>
-        <w:r>
-          <w:rPr>
-            <w:rStyle w:val="aa"/>
-            <w:rFonts w:ascii="Times New Roman" w:eastAsia="Times New Roman" w:hAnsi="Times New Roman" w:cs="Times New Roman"/>
-            <w:sz w:val="28"/>
-            <w:szCs w:val="28"/>
-          </w:rPr>
-          <w:t>c</w:t>
-        </w:r>
-        <w:r>
-          <w:rPr>
-            <w:rStyle w:val="aa"/>
-            <w:rFonts w:ascii="Times New Roman" w:eastAsia="Times New Roman" w:hAnsi="Times New Roman" w:cs="Times New Roman"/>
-            <w:sz w:val="28"/>
-            <w:szCs w:val="28"/>
-          </w:rPr>
-          <w:t>h_frontend</w:t>
+          <w:t>https://github.com/DVDemon/arch_frontend</w:t>
         </w:r>
       </w:hyperlink>
       <w:r>
@@ -33913,15 +34002,7 @@
           <w:sz w:val="28"/>
           <w:szCs w:val="28"/>
         </w:rPr>
-        <w:t xml:space="preserve"> (дата обращения: 20</w:t>
-      </w:r>
-      <w:r>
-        <w:rPr>
-          <w:rFonts w:ascii="Times New Roman" w:eastAsia="Times New Roman" w:hAnsi="Times New Roman" w:cs="Times New Roman"/>
-          <w:sz w:val="28"/>
-          <w:szCs w:val="28"/>
-        </w:rPr>
-        <w:t>.03</w:t>
+        <w:t xml:space="preserve"> (дата обращения: 20.03</w:t>
       </w:r>
       <w:r>
         <w:rPr>
@@ -34068,7 +34149,7 @@
                     </pic:cNvPicPr>
                   </pic:nvPicPr>
                   <pic:blipFill>
-                    <a:blip r:embed="rId74" cstate="print">
+                    <a:blip r:embed="rId59" cstate="print">
                       <a:extLst>
                         <a:ext uri="{28A0092B-C50C-407E-A947-70E740481C1C}">
                           <a14:useLocalDpi xmlns:a14="http://schemas.microsoft.com/office/drawing/2010/main" val="0"/>
@@ -34122,10 +34203,10 @@
       </w:r>
     </w:p>
     <w:sectPr>
-      <w:footerReference w:type="default" r:id="rId75"/>
+      <w:footerReference w:type="default" r:id="rId60"/>
       <w:pgSz w:w="11910" w:h="16840"/>
       <w:pgMar w:top="1134" w:right="851" w:bottom="1134" w:left="1701" w:header="709" w:footer="709" w:gutter="0"/>
-      <w:pgNumType w:start="0"/>
+      <w:pgNumType w:start="1"/>
       <w:cols w:space="720"/>
       <w:titlePg/>
     </w:sectPr>
@@ -34243,7 +34324,7 @@
             <w:sz w:val="28"/>
             <w:szCs w:val="28"/>
           </w:rPr>
-          <w:t>1</w:t>
+          <w:t>56</w:t>
         </w:r>
         <w:r>
           <w:rPr>
@@ -39878,7 +39959,7 @@
 </file>
 
 <file path=customXml/itemProps2.xml><?xml version="1.0" encoding="utf-8"?>
-<ds:datastoreItem xmlns:ds="http://schemas.openxmlformats.org/officeDocument/2006/customXml" ds:itemID="{AD510768-6CFE-4E4C-A66D-67C905C3A5FD}">
+<ds:datastoreItem xmlns:ds="http://schemas.openxmlformats.org/officeDocument/2006/customXml" ds:itemID="{5DE36412-1332-4DC7-91DA-8A48BCA807F9}">
   <ds:schemaRefs>
     <ds:schemaRef ds:uri="http://schemas.openxmlformats.org/officeDocument/2006/bibliography"/>
   </ds:schemaRefs>

--- a/ВКРМ.docx
+++ b/ВКРМ.docx
@@ -8182,7 +8182,7 @@
           <w:sz w:val="28"/>
           <w:szCs w:val="28"/>
         </w:rPr>
-        <w:t>обработки запроса необходимо моментально оценить минимальную пропускную способность всего пути, заданного ключевыми узлами, с учётом реальных характеристик каждого компонента — допустимого числа запросов в секунду, задержек и вероятности ошибок, — чтобы до развёртывания в продуктивной среде выявить самый слабый элемент и предотвратить деградацию под нагрузкой. Другой типичный случай связан с управлением инфраструктурными рисками: требуется автоматически обнаружить узлы развёртывания, на которых сосредоточены контейнеры, принадлежащие к разным бизнес-системам, поскольку выход из строя такого общего узла вызовет каскадный отказ нескольких независимых функций одновременно, что нарушает принцип изоляции доменов отказа. Наконец, в области безопасности возникает задача контроля периметра, когда для сетевой зоны демилитаризованной границы необходимо гарантировать, что ни один исходящий вызов из размещённых в ней компонентов не минует обязательный межсетевой экран уровня приложений, и любое отклонение от этого правила должно фиксироваться автоматически.</w:t>
+        <w:t>обработки запроса необходимо моментально оценить минимальную пропускную способность всего пути, заданного ключевыми узлами, с учётом реальных характеристик каждого компонента — допустимого числа запросов в секунду, задержек и вероятности ошибок, — чтобы до развёртывания в продуктивной среде выявить самый слабый элемент и предотвратить деградацию под нагрузкой. Другой типичный случай связан с управлением инфраструктурными рисками: требуется автоматически обнаружить узлы развёртывания, на которых сосредоточены контейнеры, принадлежащие к разным бизнес-системам, поскольку выход из строя такого общего узла вызовет каскадный отказ нескольких независимых функций одновременно, что нарушает принцип изоляции доменов отказа. Наконец, в области безопасности возникает задача поиска нарушения сетевого периметра, когда для сетевой зоны демилитаризованной границы необходимо гарантировать, что ни один исходящий вызов из размещённых в ней компонентов не минует обязательный межсетевой экран уровня приложений, и любое отклонение от этого правила должно фиксироваться автоматически.</w:t>
       </w:r>
     </w:p>
     <w:p>
@@ -21776,7 +21776,7 @@
           <w:sz w:val="28"/>
           <w:szCs w:val="28"/>
         </w:rPr>
-        <w:t xml:space="preserve"> системы, имеющие путь развёртывания в указанном узле, но не имеющие необходимого параметра, характеризуют нарушение периметра развёртывания и возвращаются в качестве результата проверки.</w:t>
+        <w:t xml:space="preserve"> системы, имеющие путь развёртывания в указанном узле, но не имеющие необходимого параметра, характеризуют нарушение сетевого периметра и возвращаются в качестве результата проверки.</w:t>
       </w:r>
       <w:r>
         <w:rPr>
@@ -22791,7 +22791,7 @@
           <w:sz w:val="28"/>
           <w:szCs w:val="28"/>
         </w:rPr>
-        <w:t>Во-первых, уровень детализации должен быть достаточным для применяемых проверок. Например, проверка пропускной способности пути требует наличия атрибутов rps, error_rate и latency у узлов. Отсутствие этих атрибутов не приводит к ошибке, но может исказить результат: узел без атрибутов получит нулевые значения метрик.</w:t>
+        <w:t>Во-первых, уровень детализации должен быть достаточным для применяемых проверок. Например, проверка бутылочных горлышек требует наличия атрибутов rps, error_rate и latency у узлов. Отсутствие этих атрибутов не приводит к ошибке, но может исказить результат: узел без атрибутов получит нулевые значения метрик.</w:t>
       </w:r>
       <w:r>
         <w:rPr>
@@ -22816,7 +22816,7 @@
           <w:szCs w:val="28"/>
         </w:rPr>
         <w:lastRenderedPageBreak/>
-        <w:t>вторых, при работе с глобальным графом, объединяющим несколько систем из разных JSON-файлов, возможна неоднородность детализации: одна система описана на уровне контейнеров, другая — на уровне систем. В таком случае межсистемные проверки (например, на критическую инфраструктуру) будут выполняться корректно только в той части графа, где присутствуют необходимые типы узлов.</w:t>
+        <w:t>вторых, при работе с глобальным графом, объединяющим несколько систем из разных JSON-файлов, возможна неоднородность детализации: одна система описана на уровне контейнеров, другая — на уровне систем. В таком случае межсистемные проверки (например, на скрытое совместное использование инфраструктуры) будут выполняться корректно только в той части графа, где присутствуют необходимые типы узлов.</w:t>
       </w:r>
       <w:r>
         <w:rPr>
@@ -26298,7 +26298,7 @@
           <w:sz w:val="28"/>
           <w:szCs w:val="28"/>
         </w:rPr>
-        <w:t>Анализ пропускной способности пути</w:t>
+        <w:t>Поиск бутылочных горлышек</w:t>
       </w:r>
       <w:r>
         <w:rPr>
@@ -26384,7 +26384,7 @@
           <w:sz w:val="28"/>
           <w:szCs w:val="28"/>
         </w:rPr>
-        <w:t xml:space="preserve">Поиск критической инфраструктуры находит узлы развёртывания, достижимые через транзитивные связи </w:t>
+        <w:t xml:space="preserve">Поиск скрытого совместного использования инфраструктуры находит узлы развёртывания, достижимые через транзитивные связи </w:t>
       </w:r>
       <w:r>
         <w:rPr>
@@ -26447,7 +26447,7 @@
           <w:szCs w:val="28"/>
         </w:rPr>
         <w:lastRenderedPageBreak/>
-        <w:t>Контроль нарушения периметра</w:t>
+        <w:t>Поиск нарушения сетевого периметра</w:t>
       </w:r>
       <w:r>
         <w:rPr>
@@ -26843,7 +26843,7 @@
           <w:sz w:val="28"/>
           <w:szCs w:val="28"/>
         </w:rPr>
-        <w:t>. Для анализа пропускной способности пути строятся три информационные карточки с ключевыми метриками, а вдоль цепочки уз</w:t>
+        <w:t>. Для поиска бутылочных горлышек строятся три информационные карточки с ключевыми метриками, а вдоль цепочки уз</w:t>
       </w:r>
       <w:r>
         <w:rPr>
@@ -30367,7 +30367,7 @@
           <w:sz w:val="28"/>
           <w:szCs w:val="28"/>
         </w:rPr>
-        <w:t>Вторая категория потребителей — инженеры по надёжности и безопасности, в чьи обязанности входит выявление потенциальных точек отказа, анализ устойчивости к сбоям и контроль соблюдения сетевых периметров. Для них особую ценность представляют проверки на единые точки отказа, критическую инфраструктуру и нарушения периметра развёртывания, которые позволяют обнаруживать системные риски непосредственно по архитектурному описанию, не дожидаясь инцидентов в эксплуатации.</w:t>
+        <w:t>Вторая категория потребителей — инженеры по надёжности и безопасности, в чьи обязанности входит выявление потенциальных точек отказа, анализ устойчивости к сбоям и контроль соблюдения сетевых периметров. Для них особую ценность представляют проверки на единые точки отказа, скрытое совместное использование инфраструктуры и нарушения сетевого периметра, которые позволяют обнаруживать системные риски непосредственно по архитектурному описанию, не дожидаясь инцидентов в эксплуатации.</w:t>
       </w:r>
     </w:p>
     <w:p>
@@ -30509,7 +30509,7 @@
           <w:sz w:val="28"/>
           <w:szCs w:val="28"/>
         </w:rPr>
-        <w:t>Практическим поводом для использования инструмента служит ситуация, когда команда намеревается убедиться, что спроектированная или уже существующая архитектура не содержит циклических зависимостей между компонентами, не имеет узловых элементов, отказ которых разрушил бы связность всей системы, и не нарушает установленных технологических ограничений в зонах развёртывания. Каждая из шести реализованных проверок решает конкретную прикладную задачу: обнаружение цикличности помогает устранить взаимные блокировки при развёртывании, поиск единых точек отказа указывает на компоненты, требующие резервирования, а анализ пропускной способности пути позволяет заблаговременно выявить узкое место, которое будет ограничивать производительность всей цепочки взаимодействия.</w:t>
+        <w:t>Практическим поводом для использования инструмента служит ситуация, когда команда намеревается убедиться, что спроектированная или уже существующая архитектура не содержит циклических зависимостей между компонентами, не имеет узловых элементов, отказ которых разрушил бы связность всей системы, и не нарушает установленных технологических ограничений в зонах развёртывания. Каждая из шести реализованных проверок решает конкретную прикладную задачу: обнаружение цикличности помогает устранить взаимные блокировки при развёртывании, поиск единых точек отказа указывает на компоненты, требующие резервирования, а поиск бутылочных горлышек позволяет заблаговременно выявить узкое место, которое будет ограничивать производительность всей цепочки взаимодействия.</w:t>
       </w:r>
     </w:p>
     <w:p>
@@ -30574,7 +30574,7 @@
           <w:sz w:val="28"/>
           <w:szCs w:val="28"/>
         </w:rPr>
-        <w:t>Ещё одной целью применения является анализ межсистемных зависимостей в распределённой среде. Когда несколько продуктов разрабатываются независимыми командами, но совместно используют инфраструктуру или взаимодействуют через интерфейсы, возникает потребность понять, какие узлы развёртывания являются общими и насколько критично их совместное использование. Проверка на критическую инфраструктуру закрывает именно эту задачу, предоставляя ответ в виде конкретного перечня узлов с обоснованием риска.</w:t>
+        <w:t>Ещё одной целью применения является анализ межсистемных зависимостей в распределённой среде. Когда несколько продуктов разрабатываются независимыми командами, но совместно используют инфраструктуру или взаимодействуют через интерфейсы, возникает потребность понять, какие узлы развёртывания являются общими и насколько критично их совместное использование. Поиск скрытого совместного использования инфраструктуры закрывает именно эту задачу, предоставляя ответ в виде конкретного перечня узлов с обоснованием риска.</w:t>
       </w:r>
     </w:p>
     <w:p>

--- a/ВКРМ.docx
+++ b/ВКРМ.docx
@@ -1,6 +1,6 @@
 
 <file path=word/document.xml><?xml version="1.0" encoding="utf-8"?>
-<w:document xmlns:wpc="http://schemas.microsoft.com/office/word/2010/wordprocessingCanvas" xmlns:cx="http://schemas.microsoft.com/office/drawing/2014/chartex" xmlns:cx1="http://schemas.microsoft.com/office/drawing/2015/9/8/chartex" xmlns:mc="http://schemas.openxmlformats.org/markup-compatibility/2006" xmlns:o="urn:schemas-microsoft-com:office:office" xmlns:r="http://schemas.openxmlformats.org/officeDocument/2006/relationships" xmlns:m="http://schemas.openxmlformats.org/officeDocument/2006/math" xmlns:v="urn:schemas-microsoft-com:vml" xmlns:wp14="http://schemas.microsoft.com/office/word/2010/wordprocessingDrawing" xmlns:wp="http://schemas.openxmlformats.org/drawingml/2006/wordprocessingDrawing" xmlns:w10="urn:schemas-microsoft-com:office:word" xmlns:w="http://schemas.openxmlformats.org/wordprocessingml/2006/main" xmlns:w14="http://schemas.microsoft.com/office/word/2010/wordml" xmlns:w15="http://schemas.microsoft.com/office/word/2012/wordml" xmlns:w16se="http://schemas.microsoft.com/office/word/2015/wordml/symex" xmlns:wpg="http://schemas.microsoft.com/office/word/2010/wordprocessingGroup" xmlns:wpi="http://schemas.microsoft.com/office/word/2010/wordprocessingInk" xmlns:wne="http://schemas.microsoft.com/office/word/2006/wordml" xmlns:wps="http://schemas.microsoft.com/office/word/2010/wordprocessingShape" mc:Ignorable="w14 w15 w16se wp14">
+<w:document xmlns:wpc="http://schemas.microsoft.com/office/word/2010/wordprocessingCanvas" xmlns:cx="http://schemas.microsoft.com/office/drawing/2014/chartex" xmlns:cx1="http://schemas.microsoft.com/office/drawing/2015/9/8/chartex" xmlns:cx2="http://schemas.microsoft.com/office/drawing/2015/10/21/chartex" xmlns:cx3="http://schemas.microsoft.com/office/drawing/2016/5/9/chartex" xmlns:cx4="http://schemas.microsoft.com/office/drawing/2016/5/10/chartex" xmlns:cx5="http://schemas.microsoft.com/office/drawing/2016/5/11/chartex" xmlns:cx6="http://schemas.microsoft.com/office/drawing/2016/5/12/chartex" xmlns:cx7="http://schemas.microsoft.com/office/drawing/2016/5/13/chartex" xmlns:cx8="http://schemas.microsoft.com/office/drawing/2016/5/14/chartex" xmlns:mc="http://schemas.openxmlformats.org/markup-compatibility/2006" xmlns:aink="http://schemas.microsoft.com/office/drawing/2016/ink" xmlns:am3d="http://schemas.microsoft.com/office/drawing/2017/model3d" xmlns:o="urn:schemas-microsoft-com:office:office" xmlns:oel="http://schemas.microsoft.com/office/2019/extlst" xmlns:r="http://schemas.openxmlformats.org/officeDocument/2006/relationships" xmlns:m="http://schemas.openxmlformats.org/officeDocument/2006/math" xmlns:v="urn:schemas-microsoft-com:vml" xmlns:wp14="http://schemas.microsoft.com/office/word/2010/wordprocessingDrawing" xmlns:wp="http://schemas.openxmlformats.org/drawingml/2006/wordprocessingDrawing" xmlns:w10="urn:schemas-microsoft-com:office:word" xmlns:w="http://schemas.openxmlformats.org/wordprocessingml/2006/main" xmlns:w14="http://schemas.microsoft.com/office/word/2010/wordml" xmlns:w15="http://schemas.microsoft.com/office/word/2012/wordml" xmlns:w16cex="http://schemas.microsoft.com/office/word/2018/wordml/cex" xmlns:w16cid="http://schemas.microsoft.com/office/word/2016/wordml/cid" xmlns:w16="http://schemas.microsoft.com/office/word/2018/wordml" xmlns:w16du="http://schemas.microsoft.com/office/word/2023/wordml/word16du" xmlns:w16sdtdh="http://schemas.microsoft.com/office/word/2020/wordml/sdtdatahash" xmlns:w16sdtfl="http://schemas.microsoft.com/office/word/2024/wordml/sdtformatlock" xmlns:w16se="http://schemas.microsoft.com/office/word/2015/wordml/symex" xmlns:wpg="http://schemas.microsoft.com/office/word/2010/wordprocessingGroup" xmlns:wpi="http://schemas.microsoft.com/office/word/2010/wordprocessingInk" xmlns:wne="http://schemas.microsoft.com/office/word/2006/wordml" xmlns:wps="http://schemas.microsoft.com/office/word/2010/wordprocessingShape" mc:Ignorable="w14 w15 w16se w16cid w16 w16cex w16sdtdh w16sdtfl w16du wp14">
   <w:body>
     <w:p>
       <w:pPr>
@@ -675,9 +675,8 @@
           <w:sz w:val="28"/>
           <w:szCs w:val="24"/>
         </w:rPr>
-        <w:t xml:space="preserve"> Артемий Андреевич     </w:t>
-      </w:r>
-      <w:proofErr w:type="gramStart"/>
+        <w:t xml:space="preserve"> Артемий Андреевич      </w:t>
+      </w:r>
       <w:r>
         <w:rPr>
           <w:rFonts w:ascii="Times New Roman" w:eastAsia="Times New Roman" w:hAnsi="Times New Roman" w:cs="Times New Roman"/>
@@ -692,24 +691,7 @@
           <w:sz w:val="28"/>
           <w:szCs w:val="24"/>
         </w:rPr>
-        <w:t xml:space="preserve"> </w:t>
-      </w:r>
-      <w:r>
-        <w:rPr>
-          <w:rFonts w:ascii="Times New Roman" w:eastAsia="Times New Roman" w:hAnsi="Times New Roman" w:cs="Times New Roman"/>
-          <w:sz w:val="28"/>
-          <w:szCs w:val="24"/>
-        </w:rPr>
-        <w:t xml:space="preserve"> (</w:t>
-      </w:r>
-      <w:proofErr w:type="gramEnd"/>
-      <w:r>
-        <w:rPr>
-          <w:rFonts w:ascii="Times New Roman" w:eastAsia="Times New Roman" w:hAnsi="Times New Roman" w:cs="Times New Roman"/>
-          <w:sz w:val="28"/>
-          <w:szCs w:val="24"/>
-        </w:rPr>
-        <w:t>______________)</w:t>
+        <w:t xml:space="preserve"> (______________)</w:t>
       </w:r>
     </w:p>
     <w:p>
@@ -745,32 +727,15 @@
           <w:szCs w:val="24"/>
         </w:rPr>
         <w:tab/>
-      </w:r>
-      <w:proofErr w:type="spellStart"/>
+        <w:t>Булаки</w:t>
+      </w:r>
       <w:r>
         <w:rPr>
           <w:rFonts w:ascii="Times New Roman" w:eastAsia="Times New Roman" w:hAnsi="Times New Roman" w:cs="Times New Roman"/>
           <w:sz w:val="28"/>
           <w:szCs w:val="24"/>
         </w:rPr>
-        <w:t>Булаки</w:t>
-      </w:r>
-      <w:r>
-        <w:rPr>
-          <w:rFonts w:ascii="Times New Roman" w:eastAsia="Times New Roman" w:hAnsi="Times New Roman" w:cs="Times New Roman"/>
-          <w:sz w:val="28"/>
-          <w:szCs w:val="24"/>
-        </w:rPr>
-        <w:t>на</w:t>
-      </w:r>
-      <w:proofErr w:type="spellEnd"/>
-      <w:r>
-        <w:rPr>
-          <w:rFonts w:ascii="Times New Roman" w:eastAsia="Times New Roman" w:hAnsi="Times New Roman" w:cs="Times New Roman"/>
-          <w:sz w:val="28"/>
-          <w:szCs w:val="24"/>
-        </w:rPr>
-        <w:t xml:space="preserve"> Мария Борисовна</w:t>
+        <w:t>на Мария Борисовна</w:t>
       </w:r>
       <w:r>
         <w:rPr>
@@ -787,33 +752,15 @@
           <w:sz w:val="28"/>
           <w:szCs w:val="24"/>
         </w:rPr>
-        <w:t xml:space="preserve">   </w:t>
-      </w:r>
-      <w:proofErr w:type="gramStart"/>
+        <w:t xml:space="preserve">     </w:t>
+      </w:r>
       <w:r>
         <w:rPr>
           <w:rFonts w:ascii="Times New Roman" w:eastAsia="Times New Roman" w:hAnsi="Times New Roman" w:cs="Times New Roman"/>
           <w:sz w:val="28"/>
           <w:szCs w:val="24"/>
         </w:rPr>
-        <w:t xml:space="preserve">  </w:t>
-      </w:r>
-      <w:r>
-        <w:rPr>
-          <w:rFonts w:ascii="Times New Roman" w:eastAsia="Times New Roman" w:hAnsi="Times New Roman" w:cs="Times New Roman"/>
-          <w:sz w:val="28"/>
-          <w:szCs w:val="24"/>
-        </w:rPr>
-        <w:t xml:space="preserve"> (</w:t>
-      </w:r>
-      <w:proofErr w:type="gramEnd"/>
-      <w:r>
-        <w:rPr>
-          <w:rFonts w:ascii="Times New Roman" w:eastAsia="Times New Roman" w:hAnsi="Times New Roman" w:cs="Times New Roman"/>
-          <w:sz w:val="28"/>
-          <w:szCs w:val="24"/>
-        </w:rPr>
-        <w:t>______________)</w:t>
+        <w:t xml:space="preserve"> (______________)</w:t>
       </w:r>
     </w:p>
     <w:p>
@@ -1246,7 +1193,7 @@
     </w:p>
     <w:p>
       <w:pPr>
-        <w:pStyle w:val="1"/>
+        <w:pStyle w:val="Heading1"/>
         <w:pageBreakBefore/>
         <w:spacing w:before="360" w:after="240" w:line="240" w:lineRule="auto"/>
         <w:jc w:val="center"/>
@@ -2104,7 +2051,7 @@
     </w:p>
     <w:p>
       <w:pPr>
-        <w:pStyle w:val="1"/>
+        <w:pStyle w:val="Heading1"/>
         <w:pageBreakBefore/>
         <w:spacing w:before="0" w:line="240" w:lineRule="auto"/>
         <w:jc w:val="center"/>
@@ -2166,7 +2113,7 @@
       <w:sdtContent>
         <w:p>
           <w:pPr>
-            <w:pStyle w:val="21"/>
+            <w:pStyle w:val="TOC2"/>
             <w:rPr>
               <w:noProof/>
             </w:rPr>
@@ -2194,7 +2141,7 @@
         </w:p>
         <w:p>
           <w:pPr>
-            <w:pStyle w:val="11"/>
+            <w:pStyle w:val="TOC1"/>
             <w:rPr>
               <w:rFonts w:asciiTheme="minorHAnsi" w:eastAsiaTheme="minorEastAsia" w:hAnsiTheme="minorHAnsi" w:cstheme="minorBidi"/>
               <w:b w:val="0"/>
@@ -2205,7 +2152,7 @@
           <w:hyperlink w:anchor="_Toc230635412" w:history="1">
             <w:r>
               <w:rPr>
-                <w:rStyle w:val="aa"/>
+                <w:rStyle w:val="Hyperlink"/>
                 <w:b w:val="0"/>
                 <w:noProof/>
               </w:rPr>
@@ -2270,7 +2217,7 @@
         </w:p>
         <w:p>
           <w:pPr>
-            <w:pStyle w:val="11"/>
+            <w:pStyle w:val="TOC1"/>
             <w:rPr>
               <w:rFonts w:asciiTheme="minorHAnsi" w:eastAsiaTheme="minorEastAsia" w:hAnsiTheme="minorHAnsi" w:cstheme="minorBidi"/>
               <w:b w:val="0"/>
@@ -2281,7 +2228,7 @@
           <w:hyperlink w:anchor="_Toc230635413" w:history="1">
             <w:r>
               <w:rPr>
-                <w:rStyle w:val="aa"/>
+                <w:rStyle w:val="Hyperlink"/>
                 <w:b w:val="0"/>
                 <w:noProof/>
               </w:rPr>
@@ -2346,7 +2293,7 @@
         </w:p>
         <w:p>
           <w:pPr>
-            <w:pStyle w:val="11"/>
+            <w:pStyle w:val="TOC1"/>
             <w:rPr>
               <w:rFonts w:asciiTheme="minorHAnsi" w:eastAsiaTheme="minorEastAsia" w:hAnsiTheme="minorHAnsi" w:cstheme="minorBidi"/>
               <w:b w:val="0"/>
@@ -2357,7 +2304,7 @@
           <w:hyperlink w:anchor="_Toc230635414" w:history="1">
             <w:r>
               <w:rPr>
-                <w:rStyle w:val="aa"/>
+                <w:rStyle w:val="Hyperlink"/>
                 <w:b w:val="0"/>
                 <w:noProof/>
               </w:rPr>
@@ -2422,7 +2369,7 @@
         </w:p>
         <w:p>
           <w:pPr>
-            <w:pStyle w:val="11"/>
+            <w:pStyle w:val="TOC1"/>
             <w:rPr>
               <w:rFonts w:asciiTheme="minorHAnsi" w:eastAsiaTheme="minorEastAsia" w:hAnsiTheme="minorHAnsi" w:cstheme="minorBidi"/>
               <w:b w:val="0"/>
@@ -2433,7 +2380,7 @@
           <w:hyperlink w:anchor="_Toc230635415" w:history="1">
             <w:r>
               <w:rPr>
-                <w:rStyle w:val="aa"/>
+                <w:rStyle w:val="Hyperlink"/>
                 <w:b w:val="0"/>
                 <w:noProof/>
               </w:rPr>
@@ -2498,7 +2445,7 @@
         </w:p>
         <w:p>
           <w:pPr>
-            <w:pStyle w:val="11"/>
+            <w:pStyle w:val="TOC1"/>
             <w:rPr>
               <w:rFonts w:asciiTheme="minorHAnsi" w:eastAsiaTheme="minorEastAsia" w:hAnsiTheme="minorHAnsi" w:cstheme="minorBidi"/>
               <w:b w:val="0"/>
@@ -2509,7 +2456,7 @@
           <w:hyperlink w:anchor="_Toc230635416" w:history="1">
             <w:r>
               <w:rPr>
-                <w:rStyle w:val="aa"/>
+                <w:rStyle w:val="Hyperlink"/>
                 <w:b w:val="0"/>
                 <w:noProof/>
               </w:rPr>
@@ -2574,7 +2521,7 @@
         </w:p>
         <w:p>
           <w:pPr>
-            <w:pStyle w:val="11"/>
+            <w:pStyle w:val="TOC1"/>
             <w:rPr>
               <w:rFonts w:asciiTheme="minorHAnsi" w:eastAsiaTheme="minorEastAsia" w:hAnsiTheme="minorHAnsi" w:cstheme="minorBidi"/>
               <w:b w:val="0"/>
@@ -2585,7 +2532,7 @@
           <w:hyperlink w:anchor="_Toc230635417" w:history="1">
             <w:r>
               <w:rPr>
-                <w:rStyle w:val="aa"/>
+                <w:rStyle w:val="Hyperlink"/>
                 <w:b w:val="0"/>
                 <w:noProof/>
               </w:rPr>
@@ -2650,7 +2597,7 @@
         </w:p>
         <w:p>
           <w:pPr>
-            <w:pStyle w:val="21"/>
+            <w:pStyle w:val="TOC2"/>
             <w:rPr>
               <w:rFonts w:asciiTheme="minorHAnsi" w:eastAsiaTheme="minorEastAsia" w:hAnsiTheme="minorHAnsi" w:cstheme="minorBidi"/>
               <w:noProof/>
@@ -2661,7 +2608,7 @@
           <w:hyperlink w:anchor="_Toc230635418" w:history="1">
             <w:r>
               <w:rPr>
-                <w:rStyle w:val="aa"/>
+                <w:rStyle w:val="Hyperlink"/>
                 <w:noProof/>
                 <w:sz w:val="28"/>
                 <w:szCs w:val="28"/>
@@ -2734,7 +2681,7 @@
         </w:p>
         <w:p>
           <w:pPr>
-            <w:pStyle w:val="21"/>
+            <w:pStyle w:val="TOC2"/>
             <w:rPr>
               <w:rFonts w:asciiTheme="minorHAnsi" w:eastAsiaTheme="minorEastAsia" w:hAnsiTheme="minorHAnsi" w:cstheme="minorBidi"/>
               <w:noProof/>
@@ -2745,7 +2692,7 @@
           <w:hyperlink w:anchor="_Toc230635419" w:history="1">
             <w:r>
               <w:rPr>
-                <w:rStyle w:val="aa"/>
+                <w:rStyle w:val="Hyperlink"/>
                 <w:noProof/>
                 <w:sz w:val="28"/>
                 <w:szCs w:val="28"/>
@@ -2818,7 +2765,7 @@
         </w:p>
         <w:p>
           <w:pPr>
-            <w:pStyle w:val="21"/>
+            <w:pStyle w:val="TOC2"/>
             <w:rPr>
               <w:rFonts w:asciiTheme="minorHAnsi" w:eastAsiaTheme="minorEastAsia" w:hAnsiTheme="minorHAnsi" w:cstheme="minorBidi"/>
               <w:noProof/>
@@ -2829,7 +2776,7 @@
           <w:hyperlink w:anchor="_Toc230635420" w:history="1">
             <w:r>
               <w:rPr>
-                <w:rStyle w:val="aa"/>
+                <w:rStyle w:val="Hyperlink"/>
                 <w:noProof/>
                 <w:sz w:val="28"/>
                 <w:szCs w:val="28"/>
@@ -2902,7 +2849,7 @@
         </w:p>
         <w:p>
           <w:pPr>
-            <w:pStyle w:val="11"/>
+            <w:pStyle w:val="TOC1"/>
             <w:rPr>
               <w:rFonts w:asciiTheme="minorHAnsi" w:eastAsiaTheme="minorEastAsia" w:hAnsiTheme="minorHAnsi" w:cstheme="minorBidi"/>
               <w:b w:val="0"/>
@@ -2913,7 +2860,7 @@
           <w:hyperlink w:anchor="_Toc230635421" w:history="1">
             <w:r>
               <w:rPr>
-                <w:rStyle w:val="aa"/>
+                <w:rStyle w:val="Hyperlink"/>
                 <w:b w:val="0"/>
                 <w:noProof/>
               </w:rPr>
@@ -2978,7 +2925,7 @@
         </w:p>
         <w:p>
           <w:pPr>
-            <w:pStyle w:val="21"/>
+            <w:pStyle w:val="TOC2"/>
             <w:rPr>
               <w:rFonts w:asciiTheme="minorHAnsi" w:eastAsiaTheme="minorEastAsia" w:hAnsiTheme="minorHAnsi" w:cstheme="minorBidi"/>
               <w:noProof/>
@@ -2989,7 +2936,7 @@
           <w:hyperlink w:anchor="_Toc230635422" w:history="1">
             <w:r>
               <w:rPr>
-                <w:rStyle w:val="aa"/>
+                <w:rStyle w:val="Hyperlink"/>
                 <w:noProof/>
                 <w:sz w:val="28"/>
                 <w:szCs w:val="28"/>
@@ -3062,7 +3009,7 @@
         </w:p>
         <w:p>
           <w:pPr>
-            <w:pStyle w:val="21"/>
+            <w:pStyle w:val="TOC2"/>
             <w:ind w:firstLine="1134"/>
             <w:rPr>
               <w:rFonts w:asciiTheme="minorHAnsi" w:eastAsiaTheme="minorEastAsia" w:hAnsiTheme="minorHAnsi" w:cstheme="minorBidi"/>
@@ -3074,7 +3021,7 @@
           <w:hyperlink w:anchor="_Toc230635423" w:history="1">
             <w:r>
               <w:rPr>
-                <w:rStyle w:val="aa"/>
+                <w:rStyle w:val="Hyperlink"/>
                 <w:noProof/>
                 <w:sz w:val="28"/>
                 <w:szCs w:val="28"/>
@@ -3083,7 +3030,7 @@
             </w:r>
             <w:r>
               <w:rPr>
-                <w:rStyle w:val="aa"/>
+                <w:rStyle w:val="Hyperlink"/>
                 <w:noProof/>
                 <w:sz w:val="28"/>
                 <w:szCs w:val="28"/>
@@ -3093,7 +3040,7 @@
             </w:r>
             <w:r>
               <w:rPr>
-                <w:rStyle w:val="aa"/>
+                <w:rStyle w:val="Hyperlink"/>
                 <w:noProof/>
                 <w:sz w:val="28"/>
                 <w:szCs w:val="28"/>
@@ -3166,7 +3113,7 @@
         </w:p>
         <w:p>
           <w:pPr>
-            <w:pStyle w:val="21"/>
+            <w:pStyle w:val="TOC2"/>
             <w:ind w:firstLine="1134"/>
             <w:rPr>
               <w:rFonts w:asciiTheme="minorHAnsi" w:eastAsiaTheme="minorEastAsia" w:hAnsiTheme="minorHAnsi" w:cstheme="minorBidi"/>
@@ -3178,7 +3125,7 @@
           <w:hyperlink w:anchor="_Toc230635424" w:history="1">
             <w:r>
               <w:rPr>
-                <w:rStyle w:val="aa"/>
+                <w:rStyle w:val="Hyperlink"/>
                 <w:noProof/>
                 <w:sz w:val="28"/>
                 <w:szCs w:val="28"/>
@@ -3251,7 +3198,7 @@
         </w:p>
         <w:p>
           <w:pPr>
-            <w:pStyle w:val="21"/>
+            <w:pStyle w:val="TOC2"/>
             <w:rPr>
               <w:rFonts w:asciiTheme="minorHAnsi" w:eastAsiaTheme="minorEastAsia" w:hAnsiTheme="minorHAnsi" w:cstheme="minorBidi"/>
               <w:noProof/>
@@ -3262,7 +3209,7 @@
           <w:hyperlink w:anchor="_Toc230635425" w:history="1">
             <w:r>
               <w:rPr>
-                <w:rStyle w:val="aa"/>
+                <w:rStyle w:val="Hyperlink"/>
                 <w:noProof/>
                 <w:sz w:val="28"/>
                 <w:szCs w:val="28"/>
@@ -3335,7 +3282,7 @@
         </w:p>
         <w:p>
           <w:pPr>
-            <w:pStyle w:val="21"/>
+            <w:pStyle w:val="TOC2"/>
             <w:ind w:firstLine="1134"/>
             <w:rPr>
               <w:rFonts w:asciiTheme="minorHAnsi" w:eastAsiaTheme="minorEastAsia" w:hAnsiTheme="minorHAnsi" w:cstheme="minorBidi"/>
@@ -3347,7 +3294,7 @@
           <w:hyperlink w:anchor="_Toc230635426" w:history="1">
             <w:r>
               <w:rPr>
-                <w:rStyle w:val="aa"/>
+                <w:rStyle w:val="Hyperlink"/>
                 <w:noProof/>
                 <w:sz w:val="28"/>
                 <w:szCs w:val="28"/>
@@ -3420,7 +3367,7 @@
         </w:p>
         <w:p>
           <w:pPr>
-            <w:pStyle w:val="21"/>
+            <w:pStyle w:val="TOC2"/>
             <w:ind w:firstLine="1560"/>
             <w:rPr>
               <w:rFonts w:asciiTheme="minorHAnsi" w:eastAsiaTheme="minorEastAsia" w:hAnsiTheme="minorHAnsi" w:cstheme="minorBidi"/>
@@ -3432,7 +3379,7 @@
           <w:hyperlink w:anchor="_Toc230635427" w:history="1">
             <w:r>
               <w:rPr>
-                <w:rStyle w:val="aa"/>
+                <w:rStyle w:val="Hyperlink"/>
                 <w:noProof/>
                 <w:sz w:val="28"/>
                 <w:szCs w:val="28"/>
@@ -3505,7 +3452,7 @@
         </w:p>
         <w:p>
           <w:pPr>
-            <w:pStyle w:val="21"/>
+            <w:pStyle w:val="TOC2"/>
             <w:ind w:firstLine="1560"/>
             <w:rPr>
               <w:rFonts w:asciiTheme="minorHAnsi" w:eastAsiaTheme="minorEastAsia" w:hAnsiTheme="minorHAnsi" w:cstheme="minorBidi"/>
@@ -3517,7 +3464,7 @@
           <w:hyperlink w:anchor="_Toc230635428" w:history="1">
             <w:r>
               <w:rPr>
-                <w:rStyle w:val="aa"/>
+                <w:rStyle w:val="Hyperlink"/>
                 <w:noProof/>
                 <w:sz w:val="28"/>
                 <w:szCs w:val="28"/>
@@ -3590,7 +3537,7 @@
         </w:p>
         <w:p>
           <w:pPr>
-            <w:pStyle w:val="21"/>
+            <w:pStyle w:val="TOC2"/>
             <w:ind w:firstLine="1560"/>
             <w:rPr>
               <w:rFonts w:asciiTheme="minorHAnsi" w:eastAsiaTheme="minorEastAsia" w:hAnsiTheme="minorHAnsi" w:cstheme="minorBidi"/>
@@ -3602,7 +3549,7 @@
           <w:hyperlink w:anchor="_Toc230635429" w:history="1">
             <w:r>
               <w:rPr>
-                <w:rStyle w:val="aa"/>
+                <w:rStyle w:val="Hyperlink"/>
                 <w:noProof/>
                 <w:sz w:val="28"/>
                 <w:szCs w:val="28"/>
@@ -3675,7 +3622,7 @@
         </w:p>
         <w:p>
           <w:pPr>
-            <w:pStyle w:val="21"/>
+            <w:pStyle w:val="TOC2"/>
             <w:ind w:firstLine="1134"/>
             <w:rPr>
               <w:rFonts w:asciiTheme="minorHAnsi" w:eastAsiaTheme="minorEastAsia" w:hAnsiTheme="minorHAnsi" w:cstheme="minorBidi"/>
@@ -3687,7 +3634,7 @@
           <w:hyperlink w:anchor="_Toc230635430" w:history="1">
             <w:r>
               <w:rPr>
-                <w:rStyle w:val="aa"/>
+                <w:rStyle w:val="Hyperlink"/>
                 <w:noProof/>
                 <w:sz w:val="28"/>
                 <w:szCs w:val="28"/>
@@ -3760,7 +3707,7 @@
         </w:p>
         <w:p>
           <w:pPr>
-            <w:pStyle w:val="21"/>
+            <w:pStyle w:val="TOC2"/>
             <w:ind w:firstLine="1560"/>
             <w:rPr>
               <w:rFonts w:asciiTheme="minorHAnsi" w:eastAsiaTheme="minorEastAsia" w:hAnsiTheme="minorHAnsi" w:cstheme="minorBidi"/>
@@ -3772,7 +3719,7 @@
           <w:hyperlink w:anchor="_Toc230635431" w:history="1">
             <w:r>
               <w:rPr>
-                <w:rStyle w:val="aa"/>
+                <w:rStyle w:val="Hyperlink"/>
                 <w:noProof/>
                 <w:sz w:val="28"/>
                 <w:szCs w:val="28"/>
@@ -3845,7 +3792,7 @@
         </w:p>
         <w:p>
           <w:pPr>
-            <w:pStyle w:val="21"/>
+            <w:pStyle w:val="TOC2"/>
             <w:ind w:firstLine="1560"/>
             <w:rPr>
               <w:rFonts w:asciiTheme="minorHAnsi" w:eastAsiaTheme="minorEastAsia" w:hAnsiTheme="minorHAnsi" w:cstheme="minorBidi"/>
@@ -3857,7 +3804,7 @@
           <w:hyperlink w:anchor="_Toc230635432" w:history="1">
             <w:r>
               <w:rPr>
-                <w:rStyle w:val="aa"/>
+                <w:rStyle w:val="Hyperlink"/>
                 <w:noProof/>
                 <w:sz w:val="28"/>
                 <w:szCs w:val="28"/>
@@ -3930,7 +3877,7 @@
         </w:p>
         <w:p>
           <w:pPr>
-            <w:pStyle w:val="21"/>
+            <w:pStyle w:val="TOC2"/>
             <w:ind w:firstLine="1560"/>
             <w:rPr>
               <w:rFonts w:asciiTheme="minorHAnsi" w:eastAsiaTheme="minorEastAsia" w:hAnsiTheme="minorHAnsi" w:cstheme="minorBidi"/>
@@ -3942,7 +3889,7 @@
           <w:hyperlink w:anchor="_Toc230635433" w:history="1">
             <w:r>
               <w:rPr>
-                <w:rStyle w:val="aa"/>
+                <w:rStyle w:val="Hyperlink"/>
                 <w:noProof/>
                 <w:sz w:val="28"/>
                 <w:szCs w:val="28"/>
@@ -4015,7 +3962,7 @@
         </w:p>
         <w:p>
           <w:pPr>
-            <w:pStyle w:val="21"/>
+            <w:pStyle w:val="TOC2"/>
             <w:ind w:firstLine="1560"/>
             <w:rPr>
               <w:rFonts w:asciiTheme="minorHAnsi" w:eastAsiaTheme="minorEastAsia" w:hAnsiTheme="minorHAnsi" w:cstheme="minorBidi"/>
@@ -4027,7 +3974,7 @@
           <w:hyperlink w:anchor="_Toc230635434" w:history="1">
             <w:r>
               <w:rPr>
-                <w:rStyle w:val="aa"/>
+                <w:rStyle w:val="Hyperlink"/>
                 <w:noProof/>
                 <w:sz w:val="28"/>
                 <w:szCs w:val="28"/>
@@ -4036,7 +3983,7 @@
             </w:r>
             <w:r>
               <w:rPr>
-                <w:rStyle w:val="aa"/>
+                <w:rStyle w:val="Hyperlink"/>
                 <w:noProof/>
                 <w:sz w:val="28"/>
                 <w:szCs w:val="28"/>
@@ -4045,7 +3992,7 @@
             </w:r>
             <w:r>
               <w:rPr>
-                <w:rStyle w:val="aa"/>
+                <w:rStyle w:val="Hyperlink"/>
                 <w:noProof/>
                 <w:sz w:val="28"/>
                 <w:szCs w:val="28"/>
@@ -4055,7 +4002,7 @@
             </w:r>
             <w:r>
               <w:rPr>
-                <w:rStyle w:val="aa"/>
+                <w:rStyle w:val="Hyperlink"/>
                 <w:noProof/>
                 <w:sz w:val="28"/>
                 <w:szCs w:val="28"/>
@@ -4064,7 +4011,7 @@
             </w:r>
             <w:r>
               <w:rPr>
-                <w:rStyle w:val="aa"/>
+                <w:rStyle w:val="Hyperlink"/>
                 <w:noProof/>
                 <w:sz w:val="28"/>
                 <w:szCs w:val="28"/>
@@ -4138,7 +4085,7 @@
         </w:p>
         <w:p>
           <w:pPr>
-            <w:pStyle w:val="21"/>
+            <w:pStyle w:val="TOC2"/>
             <w:ind w:left="2410" w:hanging="850"/>
             <w:rPr>
               <w:rFonts w:asciiTheme="minorHAnsi" w:eastAsiaTheme="minorEastAsia" w:hAnsiTheme="minorHAnsi" w:cstheme="minorBidi"/>
@@ -4150,7 +4097,7 @@
           <w:hyperlink w:anchor="_Toc230635435" w:history="1">
             <w:r>
               <w:rPr>
-                <w:rStyle w:val="aa"/>
+                <w:rStyle w:val="Hyperlink"/>
                 <w:noProof/>
                 <w:sz w:val="28"/>
                 <w:szCs w:val="28"/>
@@ -4159,7 +4106,7 @@
             </w:r>
             <w:r>
               <w:rPr>
-                <w:rStyle w:val="aa"/>
+                <w:rStyle w:val="Hyperlink"/>
                 <w:noProof/>
                 <w:sz w:val="28"/>
                 <w:szCs w:val="28"/>
@@ -4168,7 +4115,7 @@
             </w:r>
             <w:r>
               <w:rPr>
-                <w:rStyle w:val="aa"/>
+                <w:rStyle w:val="Hyperlink"/>
                 <w:noProof/>
                 <w:sz w:val="28"/>
                 <w:szCs w:val="28"/>
@@ -4177,7 +4124,7 @@
             </w:r>
             <w:r>
               <w:rPr>
-                <w:rStyle w:val="aa"/>
+                <w:rStyle w:val="Hyperlink"/>
                 <w:noProof/>
                 <w:webHidden/>
                 <w:sz w:val="28"/>
@@ -4187,7 +4134,7 @@
             </w:r>
             <w:r>
               <w:rPr>
-                <w:rStyle w:val="aa"/>
+                <w:rStyle w:val="Hyperlink"/>
                 <w:noProof/>
                 <w:webHidden/>
                 <w:sz w:val="28"/>
@@ -4197,7 +4144,7 @@
             </w:r>
             <w:r>
               <w:rPr>
-                <w:rStyle w:val="aa"/>
+                <w:rStyle w:val="Hyperlink"/>
                 <w:noProof/>
                 <w:webHidden/>
                 <w:sz w:val="28"/>
@@ -4207,7 +4154,7 @@
             </w:r>
             <w:r>
               <w:rPr>
-                <w:rStyle w:val="aa"/>
+                <w:rStyle w:val="Hyperlink"/>
                 <w:noProof/>
                 <w:webHidden/>
                 <w:sz w:val="28"/>
@@ -4216,7 +4163,7 @@
             </w:r>
             <w:r>
               <w:rPr>
-                <w:rStyle w:val="aa"/>
+                <w:rStyle w:val="Hyperlink"/>
                 <w:noProof/>
                 <w:webHidden/>
                 <w:sz w:val="28"/>
@@ -4226,7 +4173,7 @@
             </w:r>
             <w:r>
               <w:rPr>
-                <w:rStyle w:val="aa"/>
+                <w:rStyle w:val="Hyperlink"/>
                 <w:noProof/>
                 <w:webHidden/>
                 <w:sz w:val="28"/>
@@ -4236,7 +4183,7 @@
             </w:r>
             <w:r>
               <w:rPr>
-                <w:rStyle w:val="aa"/>
+                <w:rStyle w:val="Hyperlink"/>
                 <w:noProof/>
                 <w:webHidden/>
                 <w:sz w:val="28"/>
@@ -4248,7 +4195,7 @@
         </w:p>
         <w:p>
           <w:pPr>
-            <w:pStyle w:val="21"/>
+            <w:pStyle w:val="TOC2"/>
             <w:ind w:firstLine="1560"/>
             <w:rPr>
               <w:rFonts w:asciiTheme="minorHAnsi" w:eastAsiaTheme="minorEastAsia" w:hAnsiTheme="minorHAnsi" w:cstheme="minorBidi"/>
@@ -4260,7 +4207,7 @@
           <w:hyperlink w:anchor="_Toc230635436" w:history="1">
             <w:r>
               <w:rPr>
-                <w:rStyle w:val="aa"/>
+                <w:rStyle w:val="Hyperlink"/>
                 <w:noProof/>
                 <w:sz w:val="28"/>
                 <w:szCs w:val="28"/>
@@ -4269,7 +4216,7 @@
             </w:r>
             <w:r>
               <w:rPr>
-                <w:rStyle w:val="aa"/>
+                <w:rStyle w:val="Hyperlink"/>
                 <w:noProof/>
                 <w:sz w:val="28"/>
                 <w:szCs w:val="28"/>
@@ -4278,7 +4225,7 @@
             </w:r>
             <w:r>
               <w:rPr>
-                <w:rStyle w:val="aa"/>
+                <w:rStyle w:val="Hyperlink"/>
                 <w:noProof/>
                 <w:sz w:val="28"/>
                 <w:szCs w:val="28"/>
@@ -4287,7 +4234,7 @@
             </w:r>
             <w:r>
               <w:rPr>
-                <w:rStyle w:val="aa"/>
+                <w:rStyle w:val="Hyperlink"/>
                 <w:noProof/>
                 <w:webHidden/>
                 <w:sz w:val="28"/>
@@ -4297,7 +4244,7 @@
             </w:r>
             <w:r>
               <w:rPr>
-                <w:rStyle w:val="aa"/>
+                <w:rStyle w:val="Hyperlink"/>
                 <w:noProof/>
                 <w:webHidden/>
                 <w:sz w:val="28"/>
@@ -4307,7 +4254,7 @@
             </w:r>
             <w:r>
               <w:rPr>
-                <w:rStyle w:val="aa"/>
+                <w:rStyle w:val="Hyperlink"/>
                 <w:noProof/>
                 <w:webHidden/>
                 <w:sz w:val="28"/>
@@ -4317,7 +4264,7 @@
             </w:r>
             <w:r>
               <w:rPr>
-                <w:rStyle w:val="aa"/>
+                <w:rStyle w:val="Hyperlink"/>
                 <w:noProof/>
                 <w:webHidden/>
                 <w:sz w:val="28"/>
@@ -4326,7 +4273,7 @@
             </w:r>
             <w:r>
               <w:rPr>
-                <w:rStyle w:val="aa"/>
+                <w:rStyle w:val="Hyperlink"/>
                 <w:noProof/>
                 <w:webHidden/>
                 <w:sz w:val="28"/>
@@ -4336,7 +4283,7 @@
             </w:r>
             <w:r>
               <w:rPr>
-                <w:rStyle w:val="aa"/>
+                <w:rStyle w:val="Hyperlink"/>
                 <w:noProof/>
                 <w:webHidden/>
                 <w:sz w:val="28"/>
@@ -4346,7 +4293,7 @@
             </w:r>
             <w:r>
               <w:rPr>
-                <w:rStyle w:val="aa"/>
+                <w:rStyle w:val="Hyperlink"/>
                 <w:noProof/>
                 <w:webHidden/>
                 <w:sz w:val="28"/>
@@ -4358,7 +4305,7 @@
         </w:p>
         <w:p>
           <w:pPr>
-            <w:pStyle w:val="21"/>
+            <w:pStyle w:val="TOC2"/>
             <w:rPr>
               <w:rFonts w:asciiTheme="minorHAnsi" w:eastAsiaTheme="minorEastAsia" w:hAnsiTheme="minorHAnsi" w:cstheme="minorBidi"/>
               <w:noProof/>
@@ -4369,7 +4316,7 @@
           <w:hyperlink w:anchor="_Toc230635437" w:history="1">
             <w:r>
               <w:rPr>
-                <w:rStyle w:val="aa"/>
+                <w:rStyle w:val="Hyperlink"/>
                 <w:noProof/>
                 <w:sz w:val="28"/>
                 <w:szCs w:val="28"/>
@@ -4442,7 +4389,7 @@
         </w:p>
         <w:p>
           <w:pPr>
-            <w:pStyle w:val="21"/>
+            <w:pStyle w:val="TOC2"/>
             <w:ind w:firstLine="1134"/>
             <w:rPr>
               <w:rFonts w:asciiTheme="minorHAnsi" w:eastAsiaTheme="minorEastAsia" w:hAnsiTheme="minorHAnsi" w:cstheme="minorBidi"/>
@@ -4454,7 +4401,7 @@
           <w:hyperlink w:anchor="_Toc230635438" w:history="1">
             <w:r>
               <w:rPr>
-                <w:rStyle w:val="aa"/>
+                <w:rStyle w:val="Hyperlink"/>
                 <w:noProof/>
                 <w:sz w:val="28"/>
                 <w:szCs w:val="28"/>
@@ -4527,7 +4474,7 @@
         </w:p>
         <w:p>
           <w:pPr>
-            <w:pStyle w:val="21"/>
+            <w:pStyle w:val="TOC2"/>
             <w:ind w:firstLine="1134"/>
             <w:rPr>
               <w:rFonts w:asciiTheme="minorHAnsi" w:eastAsiaTheme="minorEastAsia" w:hAnsiTheme="minorHAnsi" w:cstheme="minorBidi"/>
@@ -4539,7 +4486,7 @@
           <w:hyperlink w:anchor="_Toc230635439" w:history="1">
             <w:r>
               <w:rPr>
-                <w:rStyle w:val="aa"/>
+                <w:rStyle w:val="Hyperlink"/>
                 <w:noProof/>
                 <w:sz w:val="28"/>
                 <w:szCs w:val="28"/>
@@ -4612,7 +4559,7 @@
         </w:p>
         <w:p>
           <w:pPr>
-            <w:pStyle w:val="21"/>
+            <w:pStyle w:val="TOC2"/>
             <w:ind w:firstLine="1134"/>
             <w:rPr>
               <w:rFonts w:asciiTheme="minorHAnsi" w:eastAsiaTheme="minorEastAsia" w:hAnsiTheme="minorHAnsi" w:cstheme="minorBidi"/>
@@ -4624,7 +4571,7 @@
           <w:hyperlink w:anchor="_Toc230635440" w:history="1">
             <w:r>
               <w:rPr>
-                <w:rStyle w:val="aa"/>
+                <w:rStyle w:val="Hyperlink"/>
                 <w:noProof/>
                 <w:sz w:val="28"/>
                 <w:szCs w:val="28"/>
@@ -4697,7 +4644,7 @@
         </w:p>
         <w:p>
           <w:pPr>
-            <w:pStyle w:val="21"/>
+            <w:pStyle w:val="TOC2"/>
             <w:ind w:firstLine="1134"/>
             <w:rPr>
               <w:rFonts w:asciiTheme="minorHAnsi" w:eastAsiaTheme="minorEastAsia" w:hAnsiTheme="minorHAnsi" w:cstheme="minorBidi"/>
@@ -4709,7 +4656,7 @@
           <w:hyperlink w:anchor="_Toc230635441" w:history="1">
             <w:r>
               <w:rPr>
-                <w:rStyle w:val="aa"/>
+                <w:rStyle w:val="Hyperlink"/>
                 <w:noProof/>
                 <w:sz w:val="28"/>
                 <w:szCs w:val="28"/>
@@ -4782,7 +4729,7 @@
         </w:p>
         <w:p>
           <w:pPr>
-            <w:pStyle w:val="21"/>
+            <w:pStyle w:val="TOC2"/>
             <w:ind w:firstLine="1134"/>
             <w:rPr>
               <w:rFonts w:asciiTheme="minorHAnsi" w:eastAsiaTheme="minorEastAsia" w:hAnsiTheme="minorHAnsi" w:cstheme="minorBidi"/>
@@ -4794,7 +4741,7 @@
           <w:hyperlink w:anchor="_Toc230635442" w:history="1">
             <w:r>
               <w:rPr>
-                <w:rStyle w:val="aa"/>
+                <w:rStyle w:val="Hyperlink"/>
                 <w:noProof/>
                 <w:sz w:val="28"/>
                 <w:szCs w:val="28"/>
@@ -4803,7 +4750,7 @@
             </w:r>
             <w:r>
               <w:rPr>
-                <w:rStyle w:val="aa"/>
+                <w:rStyle w:val="Hyperlink"/>
                 <w:noProof/>
                 <w:sz w:val="28"/>
                 <w:szCs w:val="28"/>
@@ -4877,7 +4824,7 @@
         </w:p>
         <w:p>
           <w:pPr>
-            <w:pStyle w:val="11"/>
+            <w:pStyle w:val="TOC1"/>
             <w:rPr>
               <w:rFonts w:asciiTheme="minorHAnsi" w:eastAsiaTheme="minorEastAsia" w:hAnsiTheme="minorHAnsi" w:cstheme="minorBidi"/>
               <w:b w:val="0"/>
@@ -4888,7 +4835,7 @@
           <w:hyperlink w:anchor="_Toc230635443" w:history="1">
             <w:r>
               <w:rPr>
-                <w:rStyle w:val="aa"/>
+                <w:rStyle w:val="Hyperlink"/>
                 <w:b w:val="0"/>
                 <w:noProof/>
               </w:rPr>
@@ -4953,7 +4900,7 @@
         </w:p>
         <w:p>
           <w:pPr>
-            <w:pStyle w:val="21"/>
+            <w:pStyle w:val="TOC2"/>
             <w:rPr>
               <w:rFonts w:asciiTheme="minorHAnsi" w:eastAsiaTheme="minorEastAsia" w:hAnsiTheme="minorHAnsi" w:cstheme="minorBidi"/>
               <w:noProof/>
@@ -4964,7 +4911,7 @@
           <w:hyperlink w:anchor="_Toc230635444" w:history="1">
             <w:r>
               <w:rPr>
-                <w:rStyle w:val="aa"/>
+                <w:rStyle w:val="Hyperlink"/>
                 <w:noProof/>
                 <w:sz w:val="28"/>
                 <w:szCs w:val="28"/>
@@ -5037,7 +4984,7 @@
         </w:p>
         <w:p>
           <w:pPr>
-            <w:pStyle w:val="21"/>
+            <w:pStyle w:val="TOC2"/>
             <w:rPr>
               <w:rFonts w:asciiTheme="minorHAnsi" w:eastAsiaTheme="minorEastAsia" w:hAnsiTheme="minorHAnsi" w:cstheme="minorBidi"/>
               <w:noProof/>
@@ -5048,7 +4995,7 @@
           <w:hyperlink w:anchor="_Toc230635445" w:history="1">
             <w:r>
               <w:rPr>
-                <w:rStyle w:val="aa"/>
+                <w:rStyle w:val="Hyperlink"/>
                 <w:noProof/>
                 <w:sz w:val="28"/>
                 <w:szCs w:val="28"/>
@@ -5121,7 +5068,7 @@
         </w:p>
         <w:p>
           <w:pPr>
-            <w:pStyle w:val="21"/>
+            <w:pStyle w:val="TOC2"/>
             <w:rPr>
               <w:rFonts w:asciiTheme="minorHAnsi" w:eastAsiaTheme="minorEastAsia" w:hAnsiTheme="minorHAnsi" w:cstheme="minorBidi"/>
               <w:noProof/>
@@ -5132,7 +5079,7 @@
           <w:hyperlink w:anchor="_Toc230635446" w:history="1">
             <w:r>
               <w:rPr>
-                <w:rStyle w:val="aa"/>
+                <w:rStyle w:val="Hyperlink"/>
                 <w:noProof/>
                 <w:sz w:val="28"/>
                 <w:szCs w:val="28"/>
@@ -5205,7 +5152,7 @@
         </w:p>
         <w:p>
           <w:pPr>
-            <w:pStyle w:val="11"/>
+            <w:pStyle w:val="TOC1"/>
             <w:rPr>
               <w:rFonts w:asciiTheme="minorHAnsi" w:eastAsiaTheme="minorEastAsia" w:hAnsiTheme="minorHAnsi" w:cstheme="minorBidi"/>
               <w:b w:val="0"/>
@@ -5216,7 +5163,7 @@
           <w:hyperlink w:anchor="_Toc230635447" w:history="1">
             <w:r>
               <w:rPr>
-                <w:rStyle w:val="aa"/>
+                <w:rStyle w:val="Hyperlink"/>
                 <w:b w:val="0"/>
                 <w:noProof/>
               </w:rPr>
@@ -5281,7 +5228,7 @@
         </w:p>
         <w:p>
           <w:pPr>
-            <w:pStyle w:val="21"/>
+            <w:pStyle w:val="TOC2"/>
             <w:rPr>
               <w:rFonts w:asciiTheme="minorHAnsi" w:eastAsiaTheme="minorEastAsia" w:hAnsiTheme="minorHAnsi" w:cstheme="minorBidi"/>
               <w:noProof/>
@@ -5292,7 +5239,7 @@
           <w:hyperlink w:anchor="_Toc230635448" w:history="1">
             <w:r>
               <w:rPr>
-                <w:rStyle w:val="aa"/>
+                <w:rStyle w:val="Hyperlink"/>
                 <w:noProof/>
                 <w:sz w:val="28"/>
                 <w:szCs w:val="28"/>
@@ -5365,7 +5312,7 @@
         </w:p>
         <w:p>
           <w:pPr>
-            <w:pStyle w:val="21"/>
+            <w:pStyle w:val="TOC2"/>
             <w:rPr>
               <w:rFonts w:asciiTheme="minorHAnsi" w:eastAsiaTheme="minorEastAsia" w:hAnsiTheme="minorHAnsi" w:cstheme="minorBidi"/>
               <w:noProof/>
@@ -5376,7 +5323,7 @@
           <w:hyperlink w:anchor="_Toc230635449" w:history="1">
             <w:r>
               <w:rPr>
-                <w:rStyle w:val="aa"/>
+                <w:rStyle w:val="Hyperlink"/>
                 <w:noProof/>
                 <w:sz w:val="28"/>
                 <w:szCs w:val="28"/>
@@ -5449,7 +5396,7 @@
         </w:p>
         <w:p>
           <w:pPr>
-            <w:pStyle w:val="21"/>
+            <w:pStyle w:val="TOC2"/>
             <w:rPr>
               <w:rFonts w:asciiTheme="minorHAnsi" w:eastAsiaTheme="minorEastAsia" w:hAnsiTheme="minorHAnsi" w:cstheme="minorBidi"/>
               <w:noProof/>
@@ -5460,7 +5407,7 @@
           <w:hyperlink w:anchor="_Toc230635450" w:history="1">
             <w:r>
               <w:rPr>
-                <w:rStyle w:val="aa"/>
+                <w:rStyle w:val="Hyperlink"/>
                 <w:noProof/>
                 <w:sz w:val="28"/>
                 <w:szCs w:val="28"/>
@@ -5533,7 +5480,7 @@
         </w:p>
         <w:p>
           <w:pPr>
-            <w:pStyle w:val="11"/>
+            <w:pStyle w:val="TOC1"/>
             <w:rPr>
               <w:rFonts w:asciiTheme="minorHAnsi" w:eastAsiaTheme="minorEastAsia" w:hAnsiTheme="minorHAnsi" w:cstheme="minorBidi"/>
               <w:b w:val="0"/>
@@ -5544,7 +5491,7 @@
           <w:hyperlink w:anchor="_Toc230635451" w:history="1">
             <w:r>
               <w:rPr>
-                <w:rStyle w:val="aa"/>
+                <w:rStyle w:val="Hyperlink"/>
                 <w:b w:val="0"/>
                 <w:noProof/>
               </w:rPr>
@@ -5609,7 +5556,7 @@
         </w:p>
         <w:p>
           <w:pPr>
-            <w:pStyle w:val="11"/>
+            <w:pStyle w:val="TOC1"/>
             <w:rPr>
               <w:rFonts w:asciiTheme="minorHAnsi" w:eastAsiaTheme="minorEastAsia" w:hAnsiTheme="minorHAnsi" w:cstheme="minorBidi"/>
               <w:b w:val="0"/>
@@ -5620,7 +5567,7 @@
           <w:hyperlink w:anchor="_Toc230635452" w:history="1">
             <w:r>
               <w:rPr>
-                <w:rStyle w:val="aa"/>
+                <w:rStyle w:val="Hyperlink"/>
                 <w:b w:val="0"/>
                 <w:noProof/>
               </w:rPr>
@@ -5685,7 +5632,7 @@
         </w:p>
         <w:p>
           <w:pPr>
-            <w:pStyle w:val="11"/>
+            <w:pStyle w:val="TOC1"/>
             <w:rPr>
               <w:rFonts w:asciiTheme="minorHAnsi" w:eastAsiaTheme="minorEastAsia" w:hAnsiTheme="minorHAnsi" w:cstheme="minorBidi"/>
               <w:b w:val="0"/>
@@ -5696,7 +5643,7 @@
           <w:hyperlink w:anchor="_Toc230635453" w:history="1">
             <w:r>
               <w:rPr>
-                <w:rStyle w:val="aa"/>
+                <w:rStyle w:val="Hyperlink"/>
                 <w:b w:val="0"/>
                 <w:noProof/>
               </w:rPr>
@@ -5761,7 +5708,7 @@
         </w:p>
         <w:p>
           <w:pPr>
-            <w:pStyle w:val="21"/>
+            <w:pStyle w:val="TOC2"/>
           </w:pPr>
           <w:r>
             <w:rPr>
@@ -5780,7 +5727,7 @@
     <w:bookmarkEnd w:id="7" w:displacedByCustomXml="prev"/>
     <w:p>
       <w:pPr>
-        <w:pStyle w:val="21"/>
+        <w:pStyle w:val="TOC2"/>
         <w:rPr>
           <w:noProof/>
           <w:color w:val="0563C1" w:themeColor="hyperlink"/>
@@ -5807,7 +5754,7 @@
     </w:p>
     <w:p>
       <w:pPr>
-        <w:pStyle w:val="21"/>
+        <w:pStyle w:val="TOC2"/>
       </w:pPr>
     </w:p>
     <w:p>
@@ -5833,7 +5780,7 @@
     </w:p>
     <w:p>
       <w:pPr>
-        <w:pStyle w:val="1"/>
+        <w:pStyle w:val="Heading1"/>
         <w:pageBreakBefore/>
         <w:spacing w:before="360" w:after="240" w:line="240" w:lineRule="auto"/>
         <w:jc w:val="center"/>
@@ -6196,7 +6143,6 @@
                 <w:szCs w:val="28"/>
               </w:rPr>
             </w:pPr>
-            <w:proofErr w:type="spellStart"/>
             <w:r>
               <w:rPr>
                 <w:rFonts w:ascii="Times New Roman" w:eastAsia="Times New Roman" w:hAnsi="Times New Roman" w:cs="Times New Roman"/>
@@ -6205,7 +6151,6 @@
               </w:rPr>
               <w:t>Стейкхолдер</w:t>
             </w:r>
-            <w:proofErr w:type="spellEnd"/>
           </w:p>
         </w:tc>
         <w:tc>
@@ -6316,18 +6261,8 @@
                 <w:sz w:val="28"/>
                 <w:szCs w:val="28"/>
               </w:rPr>
-              <w:t xml:space="preserve">(например, </w:t>
-            </w:r>
-            <w:proofErr w:type="spellStart"/>
-            <w:r>
-              <w:rPr>
-                <w:rFonts w:ascii="Times New Roman" w:eastAsia="Times New Roman" w:hAnsi="Times New Roman" w:cs="Times New Roman"/>
-                <w:sz w:val="28"/>
-                <w:szCs w:val="28"/>
-              </w:rPr>
-              <w:t>Spring</w:t>
-            </w:r>
-            <w:proofErr w:type="spellEnd"/>
+              <w:t>(например, Spring</w:t>
+            </w:r>
             <w:r>
               <w:rPr>
                 <w:rFonts w:ascii="Times New Roman" w:eastAsia="Times New Roman" w:hAnsi="Times New Roman" w:cs="Times New Roman"/>
@@ -6356,7 +6291,6 @@
                 <w:szCs w:val="28"/>
               </w:rPr>
             </w:pPr>
-            <w:proofErr w:type="spellStart"/>
             <w:r>
               <w:rPr>
                 <w:rFonts w:ascii="Times New Roman" w:eastAsia="Times New Roman" w:hAnsi="Times New Roman" w:cs="Times New Roman"/>
@@ -6365,7 +6299,6 @@
               </w:rPr>
               <w:t>Микросервис</w:t>
             </w:r>
-            <w:proofErr w:type="spellEnd"/>
           </w:p>
         </w:tc>
         <w:tc>
@@ -6419,7 +6352,6 @@
                 <w:szCs w:val="28"/>
               </w:rPr>
             </w:pPr>
-            <w:proofErr w:type="spellStart"/>
             <w:r>
               <w:rPr>
                 <w:rFonts w:ascii="Times New Roman" w:eastAsia="Times New Roman" w:hAnsi="Times New Roman" w:cs="Times New Roman"/>
@@ -6428,7 +6360,6 @@
               </w:rPr>
               <w:t>Сериализация</w:t>
             </w:r>
-            <w:proofErr w:type="spellEnd"/>
           </w:p>
         </w:tc>
         <w:tc>
@@ -6544,7 +6475,7 @@
     </w:p>
     <w:p>
       <w:pPr>
-        <w:pStyle w:val="1"/>
+        <w:pStyle w:val="Heading1"/>
         <w:pageBreakBefore/>
         <w:spacing w:before="360" w:after="240" w:line="240" w:lineRule="auto"/>
         <w:jc w:val="center"/>
@@ -6887,50 +6818,201 @@
               </w:rPr>
               <w:t xml:space="preserve">– </w:t>
             </w:r>
-            <w:proofErr w:type="spellStart"/>
             <w:r>
               <w:rPr>
                 <w:rFonts w:ascii="Times New Roman" w:eastAsia="Times New Roman" w:hAnsi="Times New Roman" w:cs="Times New Roman"/>
                 <w:sz w:val="28"/>
                 <w:szCs w:val="28"/>
               </w:rPr>
-              <w:t>Software</w:t>
-            </w:r>
-            <w:proofErr w:type="spellEnd"/>
-            <w:r>
+              <w:t>Software Architecture Model</w:t>
+            </w:r>
+          </w:p>
+        </w:tc>
+      </w:tr>
+      <w:tr>
+        <w:trPr>
+          <w:trHeight w:val="414"/>
+        </w:trPr>
+        <w:tc>
+          <w:tcPr>
+            <w:tcW w:w="1986" w:type="dxa"/>
+          </w:tcPr>
+          <w:p>
+            <w:pPr>
+              <w:pBdr>
+                <w:top w:val="nil"/>
+                <w:left w:val="nil"/>
+                <w:bottom w:val="nil"/>
+                <w:right w:val="nil"/>
+                <w:between w:val="nil"/>
+              </w:pBdr>
+              <w:spacing w:after="120"/>
               <w:rPr>
                 <w:rFonts w:ascii="Times New Roman" w:eastAsia="Times New Roman" w:hAnsi="Times New Roman" w:cs="Times New Roman"/>
                 <w:sz w:val="28"/>
                 <w:szCs w:val="28"/>
               </w:rPr>
-              <w:t xml:space="preserve"> </w:t>
-            </w:r>
-            <w:proofErr w:type="spellStart"/>
+            </w:pPr>
             <w:r>
               <w:rPr>
                 <w:rFonts w:ascii="Times New Roman" w:eastAsia="Times New Roman" w:hAnsi="Times New Roman" w:cs="Times New Roman"/>
                 <w:sz w:val="28"/>
                 <w:szCs w:val="28"/>
               </w:rPr>
-              <w:t>Architecture</w:t>
+              <w:t>UML</w:t>
+            </w:r>
+          </w:p>
+        </w:tc>
+        <w:tc>
+          <w:tcPr>
+            <w:tcW w:w="7370" w:type="dxa"/>
+          </w:tcPr>
+          <w:p>
+            <w:pPr>
+              <w:pBdr>
+                <w:top w:val="nil"/>
+                <w:left w:val="nil"/>
+                <w:bottom w:val="nil"/>
+                <w:right w:val="nil"/>
+                <w:between w:val="nil"/>
+              </w:pBdr>
+              <w:spacing w:after="120"/>
+              <w:ind w:left="284" w:right="198"/>
+              <w:rPr>
+                <w:rFonts w:ascii="Times New Roman" w:eastAsia="Times New Roman" w:hAnsi="Times New Roman" w:cs="Times New Roman"/>
+                <w:i/>
+                <w:color w:val="000000"/>
+                <w:sz w:val="28"/>
+                <w:szCs w:val="28"/>
+              </w:rPr>
+            </w:pPr>
+            <w:r>
+              <w:rPr>
+                <w:rFonts w:ascii="Times New Roman" w:eastAsia="Times New Roman" w:hAnsi="Times New Roman" w:cs="Times New Roman"/>
+                <w:i/>
+                <w:color w:val="000000"/>
+                <w:sz w:val="28"/>
+                <w:szCs w:val="28"/>
+              </w:rPr>
+              <w:t xml:space="preserve">– </w:t>
+            </w:r>
+            <w:r>
+              <w:rPr>
+                <w:rFonts w:ascii="Times New Roman" w:eastAsia="Times New Roman" w:hAnsi="Times New Roman" w:cs="Times New Roman"/>
+                <w:color w:val="000000"/>
+                <w:sz w:val="28"/>
+                <w:szCs w:val="28"/>
+              </w:rPr>
+              <w:t xml:space="preserve">Unified </w:t>
+            </w:r>
+            <w:proofErr w:type="spellStart"/>
+            <w:r>
+              <w:rPr>
+                <w:rFonts w:ascii="Times New Roman" w:eastAsia="Times New Roman" w:hAnsi="Times New Roman" w:cs="Times New Roman"/>
+                <w:color w:val="000000"/>
+                <w:sz w:val="28"/>
+                <w:szCs w:val="28"/>
+              </w:rPr>
+              <w:t>Modeling</w:t>
             </w:r>
             <w:proofErr w:type="spellEnd"/>
             <w:r>
+              <w:rPr>
+                <w:rFonts w:ascii="Times New Roman" w:eastAsia="Times New Roman" w:hAnsi="Times New Roman" w:cs="Times New Roman"/>
+                <w:color w:val="000000"/>
+                <w:sz w:val="28"/>
+                <w:szCs w:val="28"/>
+              </w:rPr>
+              <w:t xml:space="preserve"> Language</w:t>
+            </w:r>
+          </w:p>
+        </w:tc>
+      </w:tr>
+      <w:tr>
+        <w:trPr>
+          <w:trHeight w:val="414"/>
+        </w:trPr>
+        <w:tc>
+          <w:tcPr>
+            <w:tcW w:w="1986" w:type="dxa"/>
+          </w:tcPr>
+          <w:p>
+            <w:pPr>
+              <w:pBdr>
+                <w:top w:val="nil"/>
+                <w:left w:val="nil"/>
+                <w:bottom w:val="nil"/>
+                <w:right w:val="nil"/>
+                <w:between w:val="nil"/>
+              </w:pBdr>
+              <w:spacing w:after="120"/>
               <w:rPr>
                 <w:rFonts w:ascii="Times New Roman" w:eastAsia="Times New Roman" w:hAnsi="Times New Roman" w:cs="Times New Roman"/>
                 <w:sz w:val="28"/>
                 <w:szCs w:val="28"/>
               </w:rPr>
-              <w:t xml:space="preserve"> </w:t>
-            </w:r>
-            <w:proofErr w:type="spellStart"/>
+            </w:pPr>
             <w:r>
               <w:rPr>
                 <w:rFonts w:ascii="Times New Roman" w:eastAsia="Times New Roman" w:hAnsi="Times New Roman" w:cs="Times New Roman"/>
                 <w:sz w:val="28"/>
                 <w:szCs w:val="28"/>
               </w:rPr>
-              <w:t>Model</w:t>
+              <w:t>SAAM</w:t>
+            </w:r>
+          </w:p>
+        </w:tc>
+        <w:tc>
+          <w:tcPr>
+            <w:tcW w:w="7370" w:type="dxa"/>
+          </w:tcPr>
+          <w:p>
+            <w:pPr>
+              <w:pBdr>
+                <w:top w:val="nil"/>
+                <w:left w:val="nil"/>
+                <w:bottom w:val="nil"/>
+                <w:right w:val="nil"/>
+                <w:between w:val="nil"/>
+              </w:pBdr>
+              <w:spacing w:after="120"/>
+              <w:ind w:left="284" w:right="198"/>
+              <w:rPr>
+                <w:rFonts w:ascii="Times New Roman" w:eastAsia="Times New Roman" w:hAnsi="Times New Roman" w:cs="Times New Roman"/>
+                <w:i/>
+                <w:color w:val="000000"/>
+                <w:sz w:val="28"/>
+                <w:szCs w:val="28"/>
+              </w:rPr>
+            </w:pPr>
+            <w:r>
+              <w:rPr>
+                <w:rFonts w:ascii="Times New Roman" w:eastAsia="Times New Roman" w:hAnsi="Times New Roman" w:cs="Times New Roman"/>
+                <w:i/>
+                <w:color w:val="000000"/>
+                <w:sz w:val="28"/>
+                <w:szCs w:val="28"/>
+              </w:rPr>
+              <w:t xml:space="preserve">– </w:t>
+            </w:r>
+            <w:r>
+              <w:rPr>
+                <w:rFonts w:ascii="Times New Roman" w:eastAsia="Times New Roman" w:hAnsi="Times New Roman" w:cs="Times New Roman"/>
+                <w:color w:val="000000"/>
+                <w:sz w:val="28"/>
+                <w:szCs w:val="28"/>
+              </w:rPr>
+              <w:t xml:space="preserve">Software Architecture Analysis </w:t>
+            </w:r>
+            <w:proofErr w:type="spellStart"/>
+            <w:r>
+              <w:rPr>
+                <w:rFonts w:ascii="Times New Roman" w:eastAsia="Times New Roman" w:hAnsi="Times New Roman" w:cs="Times New Roman"/>
+                <w:color w:val="000000"/>
+                <w:sz w:val="28"/>
+                <w:szCs w:val="28"/>
+              </w:rPr>
+              <w:t>Method</w:t>
             </w:r>
             <w:proofErr w:type="spellEnd"/>
           </w:p>
@@ -6966,7 +7048,7 @@
                 <w:sz w:val="28"/>
                 <w:szCs w:val="28"/>
               </w:rPr>
-              <w:t>UML</w:t>
+              <w:t>ATAM</w:t>
             </w:r>
           </w:p>
         </w:tc>
@@ -6991,6 +7073,7 @@
                 <w:color w:val="000000"/>
                 <w:sz w:val="28"/>
                 <w:szCs w:val="28"/>
+                <w:lang w:val="en-US"/>
               </w:rPr>
             </w:pPr>
             <w:r>
@@ -7000,20 +7083,90 @@
                 <w:color w:val="000000"/>
                 <w:sz w:val="28"/>
                 <w:szCs w:val="28"/>
+                <w:lang w:val="en-US"/>
               </w:rPr>
               <w:t xml:space="preserve">– </w:t>
             </w:r>
-            <w:proofErr w:type="spellStart"/>
             <w:r>
               <w:rPr>
                 <w:rFonts w:ascii="Times New Roman" w:eastAsia="Times New Roman" w:hAnsi="Times New Roman" w:cs="Times New Roman"/>
                 <w:color w:val="000000"/>
                 <w:sz w:val="28"/>
                 <w:szCs w:val="28"/>
-              </w:rPr>
-              <w:t>Unified</w:t>
-            </w:r>
-            <w:proofErr w:type="spellEnd"/>
+                <w:lang w:val="en-US"/>
+              </w:rPr>
+              <w:t>Architecture Trade-off Analysis Method</w:t>
+            </w:r>
+          </w:p>
+        </w:tc>
+      </w:tr>
+      <w:tr>
+        <w:trPr>
+          <w:trHeight w:val="414"/>
+        </w:trPr>
+        <w:tc>
+          <w:tcPr>
+            <w:tcW w:w="1986" w:type="dxa"/>
+          </w:tcPr>
+          <w:p>
+            <w:pPr>
+              <w:pBdr>
+                <w:top w:val="nil"/>
+                <w:left w:val="nil"/>
+                <w:bottom w:val="nil"/>
+                <w:right w:val="nil"/>
+                <w:between w:val="nil"/>
+              </w:pBdr>
+              <w:spacing w:after="120"/>
+              <w:rPr>
+                <w:rFonts w:ascii="Times New Roman" w:eastAsia="Times New Roman" w:hAnsi="Times New Roman" w:cs="Times New Roman"/>
+                <w:sz w:val="28"/>
+                <w:szCs w:val="28"/>
+              </w:rPr>
+            </w:pPr>
+            <w:r>
+              <w:rPr>
+                <w:rFonts w:ascii="Times New Roman" w:eastAsia="Times New Roman" w:hAnsi="Times New Roman" w:cs="Times New Roman"/>
+                <w:sz w:val="28"/>
+                <w:szCs w:val="28"/>
+              </w:rPr>
+              <w:t>ALMA</w:t>
+            </w:r>
+          </w:p>
+        </w:tc>
+        <w:tc>
+          <w:tcPr>
+            <w:tcW w:w="7370" w:type="dxa"/>
+          </w:tcPr>
+          <w:p>
+            <w:pPr>
+              <w:pBdr>
+                <w:top w:val="nil"/>
+                <w:left w:val="nil"/>
+                <w:bottom w:val="nil"/>
+                <w:right w:val="nil"/>
+                <w:between w:val="nil"/>
+              </w:pBdr>
+              <w:spacing w:after="120"/>
+              <w:ind w:left="284" w:right="198"/>
+              <w:rPr>
+                <w:rFonts w:ascii="Times New Roman" w:eastAsia="Times New Roman" w:hAnsi="Times New Roman" w:cs="Times New Roman"/>
+                <w:i/>
+                <w:color w:val="000000"/>
+                <w:sz w:val="28"/>
+                <w:szCs w:val="28"/>
+              </w:rPr>
+            </w:pPr>
+            <w:r>
+              <w:rPr>
+                <w:rFonts w:ascii="Times New Roman" w:eastAsia="Times New Roman" w:hAnsi="Times New Roman" w:cs="Times New Roman"/>
+                <w:i/>
+                <w:color w:val="000000"/>
+                <w:sz w:val="28"/>
+                <w:szCs w:val="28"/>
+              </w:rPr>
+              <w:t xml:space="preserve">– </w:t>
+            </w:r>
             <w:r>
               <w:rPr>
                 <w:rFonts w:ascii="Times New Roman" w:eastAsia="Times New Roman" w:hAnsi="Times New Roman" w:cs="Times New Roman"/>
@@ -7021,7 +7174,7 @@
                 <w:sz w:val="28"/>
                 <w:szCs w:val="28"/>
               </w:rPr>
-              <w:t xml:space="preserve"> </w:t>
+              <w:t xml:space="preserve">Architecture Level </w:t>
             </w:r>
             <w:proofErr w:type="spellStart"/>
             <w:r>
@@ -7031,7 +7184,7 @@
                 <w:sz w:val="28"/>
                 <w:szCs w:val="28"/>
               </w:rPr>
-              <w:t>Modeling</w:t>
+              <w:t>Modifiability</w:t>
             </w:r>
             <w:proofErr w:type="spellEnd"/>
             <w:r>
@@ -7041,17 +7194,189 @@
                 <w:sz w:val="28"/>
                 <w:szCs w:val="28"/>
               </w:rPr>
-              <w:t xml:space="preserve"> </w:t>
-            </w:r>
-            <w:proofErr w:type="spellStart"/>
+              <w:t xml:space="preserve"> Analysis</w:t>
+            </w:r>
+          </w:p>
+        </w:tc>
+      </w:tr>
+      <w:tr>
+        <w:trPr>
+          <w:trHeight w:val="414"/>
+        </w:trPr>
+        <w:tc>
+          <w:tcPr>
+            <w:tcW w:w="1986" w:type="dxa"/>
+          </w:tcPr>
+          <w:p>
+            <w:pPr>
+              <w:pBdr>
+                <w:top w:val="nil"/>
+                <w:left w:val="nil"/>
+                <w:bottom w:val="nil"/>
+                <w:right w:val="nil"/>
+                <w:between w:val="nil"/>
+              </w:pBdr>
+              <w:spacing w:after="120"/>
+              <w:rPr>
+                <w:rFonts w:ascii="Times New Roman" w:eastAsia="Times New Roman" w:hAnsi="Times New Roman" w:cs="Times New Roman"/>
+                <w:sz w:val="28"/>
+                <w:szCs w:val="28"/>
+              </w:rPr>
+            </w:pPr>
+            <w:r>
+              <w:rPr>
+                <w:rFonts w:ascii="Times New Roman" w:eastAsia="Times New Roman" w:hAnsi="Times New Roman" w:cs="Times New Roman"/>
+                <w:sz w:val="28"/>
+                <w:szCs w:val="28"/>
+              </w:rPr>
+              <w:t>PASA</w:t>
+            </w:r>
+          </w:p>
+        </w:tc>
+        <w:tc>
+          <w:tcPr>
+            <w:tcW w:w="7370" w:type="dxa"/>
+          </w:tcPr>
+          <w:p>
+            <w:pPr>
+              <w:pBdr>
+                <w:top w:val="nil"/>
+                <w:left w:val="nil"/>
+                <w:bottom w:val="nil"/>
+                <w:right w:val="nil"/>
+                <w:between w:val="nil"/>
+              </w:pBdr>
+              <w:spacing w:after="120"/>
+              <w:ind w:left="284" w:right="198"/>
+              <w:rPr>
+                <w:rFonts w:ascii="Times New Roman" w:eastAsia="Times New Roman" w:hAnsi="Times New Roman" w:cs="Times New Roman"/>
+                <w:i/>
+                <w:color w:val="000000"/>
+                <w:sz w:val="28"/>
+                <w:szCs w:val="28"/>
+                <w:lang w:val="en-US"/>
+              </w:rPr>
+            </w:pPr>
+            <w:r>
+              <w:rPr>
+                <w:rFonts w:ascii="Times New Roman" w:eastAsia="Times New Roman" w:hAnsi="Times New Roman" w:cs="Times New Roman"/>
+                <w:i/>
+                <w:color w:val="000000"/>
+                <w:sz w:val="28"/>
+                <w:szCs w:val="28"/>
+                <w:lang w:val="en-US"/>
+              </w:rPr>
+              <w:t xml:space="preserve">– </w:t>
+            </w:r>
             <w:r>
               <w:rPr>
                 <w:rFonts w:ascii="Times New Roman" w:eastAsia="Times New Roman" w:hAnsi="Times New Roman" w:cs="Times New Roman"/>
                 <w:color w:val="000000"/>
                 <w:sz w:val="28"/>
                 <w:szCs w:val="28"/>
-              </w:rPr>
-              <w:t>Language</w:t>
+                <w:lang w:val="en-US"/>
+              </w:rPr>
+              <w:t>Performance Assessment of Software Architecture</w:t>
+            </w:r>
+          </w:p>
+        </w:tc>
+      </w:tr>
+      <w:tr>
+        <w:trPr>
+          <w:trHeight w:val="414"/>
+        </w:trPr>
+        <w:tc>
+          <w:tcPr>
+            <w:tcW w:w="1986" w:type="dxa"/>
+          </w:tcPr>
+          <w:p>
+            <w:pPr>
+              <w:pBdr>
+                <w:top w:val="nil"/>
+                <w:left w:val="nil"/>
+                <w:bottom w:val="nil"/>
+                <w:right w:val="nil"/>
+                <w:between w:val="nil"/>
+              </w:pBdr>
+              <w:spacing w:after="120"/>
+              <w:rPr>
+                <w:rFonts w:ascii="Times New Roman" w:eastAsia="Times New Roman" w:hAnsi="Times New Roman" w:cs="Times New Roman"/>
+                <w:sz w:val="28"/>
+                <w:szCs w:val="28"/>
+              </w:rPr>
+            </w:pPr>
+            <w:r>
+              <w:rPr>
+                <w:rFonts w:ascii="Times New Roman" w:eastAsia="Times New Roman" w:hAnsi="Times New Roman" w:cs="Times New Roman"/>
+                <w:sz w:val="28"/>
+                <w:szCs w:val="28"/>
+              </w:rPr>
+              <w:t>EBAE</w:t>
+            </w:r>
+          </w:p>
+        </w:tc>
+        <w:tc>
+          <w:tcPr>
+            <w:tcW w:w="7370" w:type="dxa"/>
+          </w:tcPr>
+          <w:p>
+            <w:pPr>
+              <w:pBdr>
+                <w:top w:val="nil"/>
+                <w:left w:val="nil"/>
+                <w:bottom w:val="nil"/>
+                <w:right w:val="nil"/>
+                <w:between w:val="nil"/>
+              </w:pBdr>
+              <w:spacing w:after="120"/>
+              <w:ind w:left="284" w:right="198"/>
+              <w:rPr>
+                <w:rFonts w:ascii="Times New Roman" w:eastAsia="Times New Roman" w:hAnsi="Times New Roman" w:cs="Times New Roman"/>
+                <w:i/>
+                <w:color w:val="000000"/>
+                <w:sz w:val="28"/>
+                <w:szCs w:val="28"/>
+              </w:rPr>
+            </w:pPr>
+            <w:r>
+              <w:rPr>
+                <w:rFonts w:ascii="Times New Roman" w:eastAsia="Times New Roman" w:hAnsi="Times New Roman" w:cs="Times New Roman"/>
+                <w:i/>
+                <w:color w:val="000000"/>
+                <w:sz w:val="28"/>
+                <w:szCs w:val="28"/>
+              </w:rPr>
+              <w:t xml:space="preserve">– </w:t>
+            </w:r>
+            <w:proofErr w:type="spellStart"/>
+            <w:r>
+              <w:rPr>
+                <w:rFonts w:ascii="Times New Roman" w:eastAsia="Times New Roman" w:hAnsi="Times New Roman" w:cs="Times New Roman"/>
+                <w:color w:val="000000"/>
+                <w:sz w:val="28"/>
+                <w:szCs w:val="28"/>
+              </w:rPr>
+              <w:t>Empirically</w:t>
+            </w:r>
+            <w:proofErr w:type="spellEnd"/>
+            <w:r>
+              <w:rPr>
+                <w:rFonts w:ascii="Times New Roman" w:eastAsia="Times New Roman" w:hAnsi="Times New Roman" w:cs="Times New Roman"/>
+                <w:color w:val="000000"/>
+                <w:sz w:val="28"/>
+                <w:szCs w:val="28"/>
+              </w:rPr>
+              <w:t xml:space="preserve"> Based Architecture </w:t>
+            </w:r>
+            <w:proofErr w:type="spellStart"/>
+            <w:r>
+              <w:rPr>
+                <w:rFonts w:ascii="Times New Roman" w:eastAsia="Times New Roman" w:hAnsi="Times New Roman" w:cs="Times New Roman"/>
+                <w:color w:val="000000"/>
+                <w:sz w:val="28"/>
+                <w:szCs w:val="28"/>
+              </w:rPr>
+              <w:t>Evaluation</w:t>
             </w:r>
             <w:proofErr w:type="spellEnd"/>
           </w:p>
@@ -7087,7 +7412,7 @@
                 <w:sz w:val="28"/>
                 <w:szCs w:val="28"/>
               </w:rPr>
-              <w:t>SAAM</w:t>
+              <w:t>DCAR</w:t>
             </w:r>
           </w:p>
         </w:tc>
@@ -7132,7 +7457,7 @@
                 <w:sz w:val="28"/>
                 <w:szCs w:val="28"/>
               </w:rPr>
-              <w:t>Software</w:t>
+              <w:t>Decision-Centric</w:t>
             </w:r>
             <w:proofErr w:type="spellEnd"/>
             <w:r>
@@ -7142,7 +7467,7 @@
                 <w:sz w:val="28"/>
                 <w:szCs w:val="28"/>
               </w:rPr>
-              <w:t xml:space="preserve"> </w:t>
+              <w:t xml:space="preserve"> Architecture </w:t>
             </w:r>
             <w:proofErr w:type="spellStart"/>
             <w:r>
@@ -7152,47 +7477,7 @@
                 <w:sz w:val="28"/>
                 <w:szCs w:val="28"/>
               </w:rPr>
-              <w:t>Architecture</w:t>
-            </w:r>
-            <w:proofErr w:type="spellEnd"/>
-            <w:r>
-              <w:rPr>
-                <w:rFonts w:ascii="Times New Roman" w:eastAsia="Times New Roman" w:hAnsi="Times New Roman" w:cs="Times New Roman"/>
-                <w:color w:val="000000"/>
-                <w:sz w:val="28"/>
-                <w:szCs w:val="28"/>
-              </w:rPr>
-              <w:t xml:space="preserve"> </w:t>
-            </w:r>
-            <w:proofErr w:type="spellStart"/>
-            <w:r>
-              <w:rPr>
-                <w:rFonts w:ascii="Times New Roman" w:eastAsia="Times New Roman" w:hAnsi="Times New Roman" w:cs="Times New Roman"/>
-                <w:color w:val="000000"/>
-                <w:sz w:val="28"/>
-                <w:szCs w:val="28"/>
-              </w:rPr>
-              <w:t>Analysis</w:t>
-            </w:r>
-            <w:proofErr w:type="spellEnd"/>
-            <w:r>
-              <w:rPr>
-                <w:rFonts w:ascii="Times New Roman" w:eastAsia="Times New Roman" w:hAnsi="Times New Roman" w:cs="Times New Roman"/>
-                <w:color w:val="000000"/>
-                <w:sz w:val="28"/>
-                <w:szCs w:val="28"/>
-              </w:rPr>
-              <w:t xml:space="preserve"> </w:t>
-            </w:r>
-            <w:proofErr w:type="spellStart"/>
-            <w:r>
-              <w:rPr>
-                <w:rFonts w:ascii="Times New Roman" w:eastAsia="Times New Roman" w:hAnsi="Times New Roman" w:cs="Times New Roman"/>
-                <w:color w:val="000000"/>
-                <w:sz w:val="28"/>
-                <w:szCs w:val="28"/>
-              </w:rPr>
-              <w:t>Method</w:t>
+              <w:t>Reviews</w:t>
             </w:r>
             <w:proofErr w:type="spellEnd"/>
           </w:p>
@@ -7228,7 +7513,7 @@
                 <w:sz w:val="28"/>
                 <w:szCs w:val="28"/>
               </w:rPr>
-              <w:t>ATAM</w:t>
+              <w:t>SAR</w:t>
             </w:r>
           </w:p>
         </w:tc>
@@ -7253,7 +7538,6 @@
                 <w:color w:val="000000"/>
                 <w:sz w:val="28"/>
                 <w:szCs w:val="28"/>
-                <w:lang w:val="en-US"/>
               </w:rPr>
             </w:pPr>
             <w:r>
@@ -7263,7 +7547,6 @@
                 <w:color w:val="000000"/>
                 <w:sz w:val="28"/>
                 <w:szCs w:val="28"/>
-                <w:lang w:val="en-US"/>
               </w:rPr>
               <w:t xml:space="preserve">– </w:t>
             </w:r>
@@ -7275,7 +7558,27 @@
                 <w:szCs w:val="28"/>
                 <w:lang w:val="en-US"/>
               </w:rPr>
-              <w:t>Architecture Trade-off Analysis Method</w:t>
+              <w:t>S</w:t>
+            </w:r>
+            <w:proofErr w:type="spellStart"/>
+            <w:r>
+              <w:rPr>
+                <w:rFonts w:ascii="Times New Roman" w:eastAsia="Times New Roman" w:hAnsi="Times New Roman" w:cs="Times New Roman"/>
+                <w:color w:val="000000"/>
+                <w:sz w:val="28"/>
+                <w:szCs w:val="28"/>
+              </w:rPr>
+              <w:t>oftware</w:t>
+            </w:r>
+            <w:proofErr w:type="spellEnd"/>
+            <w:r>
+              <w:rPr>
+                <w:rFonts w:ascii="Times New Roman" w:eastAsia="Times New Roman" w:hAnsi="Times New Roman" w:cs="Times New Roman"/>
+                <w:color w:val="000000"/>
+                <w:sz w:val="28"/>
+                <w:szCs w:val="28"/>
+              </w:rPr>
+              <w:t xml:space="preserve"> Review Architecture</w:t>
             </w:r>
           </w:p>
         </w:tc>
@@ -7310,7 +7613,7 @@
                 <w:sz w:val="28"/>
                 <w:szCs w:val="28"/>
               </w:rPr>
-              <w:t>ALMA</w:t>
+              <w:t>ADR</w:t>
             </w:r>
           </w:p>
         </w:tc>
@@ -7355,622 +7658,6 @@
                 <w:sz w:val="28"/>
                 <w:szCs w:val="28"/>
               </w:rPr>
-              <w:t>Architecture</w:t>
-            </w:r>
-            <w:proofErr w:type="spellEnd"/>
-            <w:r>
-              <w:rPr>
-                <w:rFonts w:ascii="Times New Roman" w:eastAsia="Times New Roman" w:hAnsi="Times New Roman" w:cs="Times New Roman"/>
-                <w:color w:val="000000"/>
-                <w:sz w:val="28"/>
-                <w:szCs w:val="28"/>
-              </w:rPr>
-              <w:t xml:space="preserve"> </w:t>
-            </w:r>
-            <w:proofErr w:type="spellStart"/>
-            <w:r>
-              <w:rPr>
-                <w:rFonts w:ascii="Times New Roman" w:eastAsia="Times New Roman" w:hAnsi="Times New Roman" w:cs="Times New Roman"/>
-                <w:color w:val="000000"/>
-                <w:sz w:val="28"/>
-                <w:szCs w:val="28"/>
-              </w:rPr>
-              <w:t>Level</w:t>
-            </w:r>
-            <w:proofErr w:type="spellEnd"/>
-            <w:r>
-              <w:rPr>
-                <w:rFonts w:ascii="Times New Roman" w:eastAsia="Times New Roman" w:hAnsi="Times New Roman" w:cs="Times New Roman"/>
-                <w:color w:val="000000"/>
-                <w:sz w:val="28"/>
-                <w:szCs w:val="28"/>
-              </w:rPr>
-              <w:t xml:space="preserve"> </w:t>
-            </w:r>
-            <w:proofErr w:type="spellStart"/>
-            <w:r>
-              <w:rPr>
-                <w:rFonts w:ascii="Times New Roman" w:eastAsia="Times New Roman" w:hAnsi="Times New Roman" w:cs="Times New Roman"/>
-                <w:color w:val="000000"/>
-                <w:sz w:val="28"/>
-                <w:szCs w:val="28"/>
-              </w:rPr>
-              <w:t>Modifiability</w:t>
-            </w:r>
-            <w:proofErr w:type="spellEnd"/>
-            <w:r>
-              <w:rPr>
-                <w:rFonts w:ascii="Times New Roman" w:eastAsia="Times New Roman" w:hAnsi="Times New Roman" w:cs="Times New Roman"/>
-                <w:color w:val="000000"/>
-                <w:sz w:val="28"/>
-                <w:szCs w:val="28"/>
-              </w:rPr>
-              <w:t xml:space="preserve"> </w:t>
-            </w:r>
-            <w:proofErr w:type="spellStart"/>
-            <w:r>
-              <w:rPr>
-                <w:rFonts w:ascii="Times New Roman" w:eastAsia="Times New Roman" w:hAnsi="Times New Roman" w:cs="Times New Roman"/>
-                <w:color w:val="000000"/>
-                <w:sz w:val="28"/>
-                <w:szCs w:val="28"/>
-              </w:rPr>
-              <w:t>Analysis</w:t>
-            </w:r>
-            <w:proofErr w:type="spellEnd"/>
-          </w:p>
-        </w:tc>
-      </w:tr>
-      <w:tr>
-        <w:trPr>
-          <w:trHeight w:val="414"/>
-        </w:trPr>
-        <w:tc>
-          <w:tcPr>
-            <w:tcW w:w="1986" w:type="dxa"/>
-          </w:tcPr>
-          <w:p>
-            <w:pPr>
-              <w:pBdr>
-                <w:top w:val="nil"/>
-                <w:left w:val="nil"/>
-                <w:bottom w:val="nil"/>
-                <w:right w:val="nil"/>
-                <w:between w:val="nil"/>
-              </w:pBdr>
-              <w:spacing w:after="120"/>
-              <w:rPr>
-                <w:rFonts w:ascii="Times New Roman" w:eastAsia="Times New Roman" w:hAnsi="Times New Roman" w:cs="Times New Roman"/>
-                <w:sz w:val="28"/>
-                <w:szCs w:val="28"/>
-              </w:rPr>
-            </w:pPr>
-            <w:r>
-              <w:rPr>
-                <w:rFonts w:ascii="Times New Roman" w:eastAsia="Times New Roman" w:hAnsi="Times New Roman" w:cs="Times New Roman"/>
-                <w:sz w:val="28"/>
-                <w:szCs w:val="28"/>
-              </w:rPr>
-              <w:t>PASA</w:t>
-            </w:r>
-          </w:p>
-        </w:tc>
-        <w:tc>
-          <w:tcPr>
-            <w:tcW w:w="7370" w:type="dxa"/>
-          </w:tcPr>
-          <w:p>
-            <w:pPr>
-              <w:pBdr>
-                <w:top w:val="nil"/>
-                <w:left w:val="nil"/>
-                <w:bottom w:val="nil"/>
-                <w:right w:val="nil"/>
-                <w:between w:val="nil"/>
-              </w:pBdr>
-              <w:spacing w:after="120"/>
-              <w:ind w:left="284" w:right="198"/>
-              <w:rPr>
-                <w:rFonts w:ascii="Times New Roman" w:eastAsia="Times New Roman" w:hAnsi="Times New Roman" w:cs="Times New Roman"/>
-                <w:i/>
-                <w:color w:val="000000"/>
-                <w:sz w:val="28"/>
-                <w:szCs w:val="28"/>
-                <w:lang w:val="en-US"/>
-              </w:rPr>
-            </w:pPr>
-            <w:r>
-              <w:rPr>
-                <w:rFonts w:ascii="Times New Roman" w:eastAsia="Times New Roman" w:hAnsi="Times New Roman" w:cs="Times New Roman"/>
-                <w:i/>
-                <w:color w:val="000000"/>
-                <w:sz w:val="28"/>
-                <w:szCs w:val="28"/>
-                <w:lang w:val="en-US"/>
-              </w:rPr>
-              <w:t xml:space="preserve">– </w:t>
-            </w:r>
-            <w:r>
-              <w:rPr>
-                <w:rFonts w:ascii="Times New Roman" w:eastAsia="Times New Roman" w:hAnsi="Times New Roman" w:cs="Times New Roman"/>
-                <w:color w:val="000000"/>
-                <w:sz w:val="28"/>
-                <w:szCs w:val="28"/>
-                <w:lang w:val="en-US"/>
-              </w:rPr>
-              <w:t>Performance Assessment of Software Architecture</w:t>
-            </w:r>
-          </w:p>
-        </w:tc>
-      </w:tr>
-      <w:tr>
-        <w:trPr>
-          <w:trHeight w:val="414"/>
-        </w:trPr>
-        <w:tc>
-          <w:tcPr>
-            <w:tcW w:w="1986" w:type="dxa"/>
-          </w:tcPr>
-          <w:p>
-            <w:pPr>
-              <w:pBdr>
-                <w:top w:val="nil"/>
-                <w:left w:val="nil"/>
-                <w:bottom w:val="nil"/>
-                <w:right w:val="nil"/>
-                <w:between w:val="nil"/>
-              </w:pBdr>
-              <w:spacing w:after="120"/>
-              <w:rPr>
-                <w:rFonts w:ascii="Times New Roman" w:eastAsia="Times New Roman" w:hAnsi="Times New Roman" w:cs="Times New Roman"/>
-                <w:sz w:val="28"/>
-                <w:szCs w:val="28"/>
-              </w:rPr>
-            </w:pPr>
-            <w:r>
-              <w:rPr>
-                <w:rFonts w:ascii="Times New Roman" w:eastAsia="Times New Roman" w:hAnsi="Times New Roman" w:cs="Times New Roman"/>
-                <w:sz w:val="28"/>
-                <w:szCs w:val="28"/>
-              </w:rPr>
-              <w:t>EBAE</w:t>
-            </w:r>
-          </w:p>
-        </w:tc>
-        <w:tc>
-          <w:tcPr>
-            <w:tcW w:w="7370" w:type="dxa"/>
-          </w:tcPr>
-          <w:p>
-            <w:pPr>
-              <w:pBdr>
-                <w:top w:val="nil"/>
-                <w:left w:val="nil"/>
-                <w:bottom w:val="nil"/>
-                <w:right w:val="nil"/>
-                <w:between w:val="nil"/>
-              </w:pBdr>
-              <w:spacing w:after="120"/>
-              <w:ind w:left="284" w:right="198"/>
-              <w:rPr>
-                <w:rFonts w:ascii="Times New Roman" w:eastAsia="Times New Roman" w:hAnsi="Times New Roman" w:cs="Times New Roman"/>
-                <w:i/>
-                <w:color w:val="000000"/>
-                <w:sz w:val="28"/>
-                <w:szCs w:val="28"/>
-              </w:rPr>
-            </w:pPr>
-            <w:r>
-              <w:rPr>
-                <w:rFonts w:ascii="Times New Roman" w:eastAsia="Times New Roman" w:hAnsi="Times New Roman" w:cs="Times New Roman"/>
-                <w:i/>
-                <w:color w:val="000000"/>
-                <w:sz w:val="28"/>
-                <w:szCs w:val="28"/>
-              </w:rPr>
-              <w:t xml:space="preserve">– </w:t>
-            </w:r>
-            <w:proofErr w:type="spellStart"/>
-            <w:r>
-              <w:rPr>
-                <w:rFonts w:ascii="Times New Roman" w:eastAsia="Times New Roman" w:hAnsi="Times New Roman" w:cs="Times New Roman"/>
-                <w:color w:val="000000"/>
-                <w:sz w:val="28"/>
-                <w:szCs w:val="28"/>
-              </w:rPr>
-              <w:t>Empirically</w:t>
-            </w:r>
-            <w:proofErr w:type="spellEnd"/>
-            <w:r>
-              <w:rPr>
-                <w:rFonts w:ascii="Times New Roman" w:eastAsia="Times New Roman" w:hAnsi="Times New Roman" w:cs="Times New Roman"/>
-                <w:color w:val="000000"/>
-                <w:sz w:val="28"/>
-                <w:szCs w:val="28"/>
-              </w:rPr>
-              <w:t xml:space="preserve"> </w:t>
-            </w:r>
-            <w:proofErr w:type="spellStart"/>
-            <w:r>
-              <w:rPr>
-                <w:rFonts w:ascii="Times New Roman" w:eastAsia="Times New Roman" w:hAnsi="Times New Roman" w:cs="Times New Roman"/>
-                <w:color w:val="000000"/>
-                <w:sz w:val="28"/>
-                <w:szCs w:val="28"/>
-              </w:rPr>
-              <w:t>Based</w:t>
-            </w:r>
-            <w:proofErr w:type="spellEnd"/>
-            <w:r>
-              <w:rPr>
-                <w:rFonts w:ascii="Times New Roman" w:eastAsia="Times New Roman" w:hAnsi="Times New Roman" w:cs="Times New Roman"/>
-                <w:color w:val="000000"/>
-                <w:sz w:val="28"/>
-                <w:szCs w:val="28"/>
-              </w:rPr>
-              <w:t xml:space="preserve"> </w:t>
-            </w:r>
-            <w:proofErr w:type="spellStart"/>
-            <w:r>
-              <w:rPr>
-                <w:rFonts w:ascii="Times New Roman" w:eastAsia="Times New Roman" w:hAnsi="Times New Roman" w:cs="Times New Roman"/>
-                <w:color w:val="000000"/>
-                <w:sz w:val="28"/>
-                <w:szCs w:val="28"/>
-              </w:rPr>
-              <w:t>Architecture</w:t>
-            </w:r>
-            <w:proofErr w:type="spellEnd"/>
-            <w:r>
-              <w:rPr>
-                <w:rFonts w:ascii="Times New Roman" w:eastAsia="Times New Roman" w:hAnsi="Times New Roman" w:cs="Times New Roman"/>
-                <w:color w:val="000000"/>
-                <w:sz w:val="28"/>
-                <w:szCs w:val="28"/>
-              </w:rPr>
-              <w:t xml:space="preserve"> </w:t>
-            </w:r>
-            <w:proofErr w:type="spellStart"/>
-            <w:r>
-              <w:rPr>
-                <w:rFonts w:ascii="Times New Roman" w:eastAsia="Times New Roman" w:hAnsi="Times New Roman" w:cs="Times New Roman"/>
-                <w:color w:val="000000"/>
-                <w:sz w:val="28"/>
-                <w:szCs w:val="28"/>
-              </w:rPr>
-              <w:t>Evaluation</w:t>
-            </w:r>
-            <w:proofErr w:type="spellEnd"/>
-          </w:p>
-        </w:tc>
-      </w:tr>
-      <w:tr>
-        <w:trPr>
-          <w:trHeight w:val="414"/>
-        </w:trPr>
-        <w:tc>
-          <w:tcPr>
-            <w:tcW w:w="1986" w:type="dxa"/>
-          </w:tcPr>
-          <w:p>
-            <w:pPr>
-              <w:pBdr>
-                <w:top w:val="nil"/>
-                <w:left w:val="nil"/>
-                <w:bottom w:val="nil"/>
-                <w:right w:val="nil"/>
-                <w:between w:val="nil"/>
-              </w:pBdr>
-              <w:spacing w:after="120"/>
-              <w:rPr>
-                <w:rFonts w:ascii="Times New Roman" w:eastAsia="Times New Roman" w:hAnsi="Times New Roman" w:cs="Times New Roman"/>
-                <w:sz w:val="28"/>
-                <w:szCs w:val="28"/>
-              </w:rPr>
-            </w:pPr>
-            <w:r>
-              <w:rPr>
-                <w:rFonts w:ascii="Times New Roman" w:eastAsia="Times New Roman" w:hAnsi="Times New Roman" w:cs="Times New Roman"/>
-                <w:sz w:val="28"/>
-                <w:szCs w:val="28"/>
-              </w:rPr>
-              <w:t>DCAR</w:t>
-            </w:r>
-          </w:p>
-        </w:tc>
-        <w:tc>
-          <w:tcPr>
-            <w:tcW w:w="7370" w:type="dxa"/>
-          </w:tcPr>
-          <w:p>
-            <w:pPr>
-              <w:pBdr>
-                <w:top w:val="nil"/>
-                <w:left w:val="nil"/>
-                <w:bottom w:val="nil"/>
-                <w:right w:val="nil"/>
-                <w:between w:val="nil"/>
-              </w:pBdr>
-              <w:spacing w:after="120"/>
-              <w:ind w:left="284" w:right="198"/>
-              <w:rPr>
-                <w:rFonts w:ascii="Times New Roman" w:eastAsia="Times New Roman" w:hAnsi="Times New Roman" w:cs="Times New Roman"/>
-                <w:i/>
-                <w:color w:val="000000"/>
-                <w:sz w:val="28"/>
-                <w:szCs w:val="28"/>
-              </w:rPr>
-            </w:pPr>
-            <w:r>
-              <w:rPr>
-                <w:rFonts w:ascii="Times New Roman" w:eastAsia="Times New Roman" w:hAnsi="Times New Roman" w:cs="Times New Roman"/>
-                <w:i/>
-                <w:color w:val="000000"/>
-                <w:sz w:val="28"/>
-                <w:szCs w:val="28"/>
-              </w:rPr>
-              <w:t xml:space="preserve">– </w:t>
-            </w:r>
-            <w:proofErr w:type="spellStart"/>
-            <w:r>
-              <w:rPr>
-                <w:rFonts w:ascii="Times New Roman" w:eastAsia="Times New Roman" w:hAnsi="Times New Roman" w:cs="Times New Roman"/>
-                <w:color w:val="000000"/>
-                <w:sz w:val="28"/>
-                <w:szCs w:val="28"/>
-              </w:rPr>
-              <w:t>Decision-Centric</w:t>
-            </w:r>
-            <w:proofErr w:type="spellEnd"/>
-            <w:r>
-              <w:rPr>
-                <w:rFonts w:ascii="Times New Roman" w:eastAsia="Times New Roman" w:hAnsi="Times New Roman" w:cs="Times New Roman"/>
-                <w:color w:val="000000"/>
-                <w:sz w:val="28"/>
-                <w:szCs w:val="28"/>
-              </w:rPr>
-              <w:t xml:space="preserve"> </w:t>
-            </w:r>
-            <w:proofErr w:type="spellStart"/>
-            <w:r>
-              <w:rPr>
-                <w:rFonts w:ascii="Times New Roman" w:eastAsia="Times New Roman" w:hAnsi="Times New Roman" w:cs="Times New Roman"/>
-                <w:color w:val="000000"/>
-                <w:sz w:val="28"/>
-                <w:szCs w:val="28"/>
-              </w:rPr>
-              <w:t>Architecture</w:t>
-            </w:r>
-            <w:proofErr w:type="spellEnd"/>
-            <w:r>
-              <w:rPr>
-                <w:rFonts w:ascii="Times New Roman" w:eastAsia="Times New Roman" w:hAnsi="Times New Roman" w:cs="Times New Roman"/>
-                <w:color w:val="000000"/>
-                <w:sz w:val="28"/>
-                <w:szCs w:val="28"/>
-              </w:rPr>
-              <w:t xml:space="preserve"> </w:t>
-            </w:r>
-            <w:proofErr w:type="spellStart"/>
-            <w:r>
-              <w:rPr>
-                <w:rFonts w:ascii="Times New Roman" w:eastAsia="Times New Roman" w:hAnsi="Times New Roman" w:cs="Times New Roman"/>
-                <w:color w:val="000000"/>
-                <w:sz w:val="28"/>
-                <w:szCs w:val="28"/>
-              </w:rPr>
-              <w:t>Reviews</w:t>
-            </w:r>
-            <w:proofErr w:type="spellEnd"/>
-          </w:p>
-        </w:tc>
-      </w:tr>
-      <w:tr>
-        <w:trPr>
-          <w:trHeight w:val="414"/>
-        </w:trPr>
-        <w:tc>
-          <w:tcPr>
-            <w:tcW w:w="1986" w:type="dxa"/>
-          </w:tcPr>
-          <w:p>
-            <w:pPr>
-              <w:pBdr>
-                <w:top w:val="nil"/>
-                <w:left w:val="nil"/>
-                <w:bottom w:val="nil"/>
-                <w:right w:val="nil"/>
-                <w:between w:val="nil"/>
-              </w:pBdr>
-              <w:spacing w:after="120"/>
-              <w:rPr>
-                <w:rFonts w:ascii="Times New Roman" w:eastAsia="Times New Roman" w:hAnsi="Times New Roman" w:cs="Times New Roman"/>
-                <w:sz w:val="28"/>
-                <w:szCs w:val="28"/>
-              </w:rPr>
-            </w:pPr>
-            <w:r>
-              <w:rPr>
-                <w:rFonts w:ascii="Times New Roman" w:eastAsia="Times New Roman" w:hAnsi="Times New Roman" w:cs="Times New Roman"/>
-                <w:sz w:val="28"/>
-                <w:szCs w:val="28"/>
-              </w:rPr>
-              <w:t>SAR</w:t>
-            </w:r>
-          </w:p>
-        </w:tc>
-        <w:tc>
-          <w:tcPr>
-            <w:tcW w:w="7370" w:type="dxa"/>
-          </w:tcPr>
-          <w:p>
-            <w:pPr>
-              <w:pBdr>
-                <w:top w:val="nil"/>
-                <w:left w:val="nil"/>
-                <w:bottom w:val="nil"/>
-                <w:right w:val="nil"/>
-                <w:between w:val="nil"/>
-              </w:pBdr>
-              <w:spacing w:after="120"/>
-              <w:ind w:left="284" w:right="198"/>
-              <w:rPr>
-                <w:rFonts w:ascii="Times New Roman" w:eastAsia="Times New Roman" w:hAnsi="Times New Roman" w:cs="Times New Roman"/>
-                <w:i/>
-                <w:color w:val="000000"/>
-                <w:sz w:val="28"/>
-                <w:szCs w:val="28"/>
-              </w:rPr>
-            </w:pPr>
-            <w:r>
-              <w:rPr>
-                <w:rFonts w:ascii="Times New Roman" w:eastAsia="Times New Roman" w:hAnsi="Times New Roman" w:cs="Times New Roman"/>
-                <w:i/>
-                <w:color w:val="000000"/>
-                <w:sz w:val="28"/>
-                <w:szCs w:val="28"/>
-              </w:rPr>
-              <w:t xml:space="preserve">– </w:t>
-            </w:r>
-            <w:r>
-              <w:rPr>
-                <w:rFonts w:ascii="Times New Roman" w:eastAsia="Times New Roman" w:hAnsi="Times New Roman" w:cs="Times New Roman"/>
-                <w:color w:val="000000"/>
-                <w:sz w:val="28"/>
-                <w:szCs w:val="28"/>
-                <w:lang w:val="en-US"/>
-              </w:rPr>
-              <w:t>S</w:t>
-            </w:r>
-            <w:proofErr w:type="spellStart"/>
-            <w:r>
-              <w:rPr>
-                <w:rFonts w:ascii="Times New Roman" w:eastAsia="Times New Roman" w:hAnsi="Times New Roman" w:cs="Times New Roman"/>
-                <w:color w:val="000000"/>
-                <w:sz w:val="28"/>
-                <w:szCs w:val="28"/>
-              </w:rPr>
-              <w:t>oftware</w:t>
-            </w:r>
-            <w:proofErr w:type="spellEnd"/>
-            <w:r>
-              <w:rPr>
-                <w:rFonts w:ascii="Times New Roman" w:eastAsia="Times New Roman" w:hAnsi="Times New Roman" w:cs="Times New Roman"/>
-                <w:color w:val="000000"/>
-                <w:sz w:val="28"/>
-                <w:szCs w:val="28"/>
-              </w:rPr>
-              <w:t xml:space="preserve"> </w:t>
-            </w:r>
-            <w:proofErr w:type="spellStart"/>
-            <w:r>
-              <w:rPr>
-                <w:rFonts w:ascii="Times New Roman" w:eastAsia="Times New Roman" w:hAnsi="Times New Roman" w:cs="Times New Roman"/>
-                <w:color w:val="000000"/>
-                <w:sz w:val="28"/>
-                <w:szCs w:val="28"/>
-              </w:rPr>
-              <w:t>Review</w:t>
-            </w:r>
-            <w:proofErr w:type="spellEnd"/>
-            <w:r>
-              <w:rPr>
-                <w:rFonts w:ascii="Times New Roman" w:eastAsia="Times New Roman" w:hAnsi="Times New Roman" w:cs="Times New Roman"/>
-                <w:color w:val="000000"/>
-                <w:sz w:val="28"/>
-                <w:szCs w:val="28"/>
-              </w:rPr>
-              <w:t xml:space="preserve"> </w:t>
-            </w:r>
-            <w:proofErr w:type="spellStart"/>
-            <w:r>
-              <w:rPr>
-                <w:rFonts w:ascii="Times New Roman" w:eastAsia="Times New Roman" w:hAnsi="Times New Roman" w:cs="Times New Roman"/>
-                <w:color w:val="000000"/>
-                <w:sz w:val="28"/>
-                <w:szCs w:val="28"/>
-              </w:rPr>
-              <w:t>Architecture</w:t>
-            </w:r>
-            <w:proofErr w:type="spellEnd"/>
-          </w:p>
-        </w:tc>
-      </w:tr>
-      <w:tr>
-        <w:trPr>
-          <w:trHeight w:val="414"/>
-        </w:trPr>
-        <w:tc>
-          <w:tcPr>
-            <w:tcW w:w="1986" w:type="dxa"/>
-          </w:tcPr>
-          <w:p>
-            <w:pPr>
-              <w:pBdr>
-                <w:top w:val="nil"/>
-                <w:left w:val="nil"/>
-                <w:bottom w:val="nil"/>
-                <w:right w:val="nil"/>
-                <w:between w:val="nil"/>
-              </w:pBdr>
-              <w:spacing w:after="120"/>
-              <w:rPr>
-                <w:rFonts w:ascii="Times New Roman" w:eastAsia="Times New Roman" w:hAnsi="Times New Roman" w:cs="Times New Roman"/>
-                <w:sz w:val="28"/>
-                <w:szCs w:val="28"/>
-              </w:rPr>
-            </w:pPr>
-            <w:r>
-              <w:rPr>
-                <w:rFonts w:ascii="Times New Roman" w:eastAsia="Times New Roman" w:hAnsi="Times New Roman" w:cs="Times New Roman"/>
-                <w:sz w:val="28"/>
-                <w:szCs w:val="28"/>
-              </w:rPr>
-              <w:t>ADR</w:t>
-            </w:r>
-          </w:p>
-        </w:tc>
-        <w:tc>
-          <w:tcPr>
-            <w:tcW w:w="7370" w:type="dxa"/>
-          </w:tcPr>
-          <w:p>
-            <w:pPr>
-              <w:pBdr>
-                <w:top w:val="nil"/>
-                <w:left w:val="nil"/>
-                <w:bottom w:val="nil"/>
-                <w:right w:val="nil"/>
-                <w:between w:val="nil"/>
-              </w:pBdr>
-              <w:spacing w:after="120"/>
-              <w:ind w:left="284" w:right="198"/>
-              <w:rPr>
-                <w:rFonts w:ascii="Times New Roman" w:eastAsia="Times New Roman" w:hAnsi="Times New Roman" w:cs="Times New Roman"/>
-                <w:i/>
-                <w:color w:val="000000"/>
-                <w:sz w:val="28"/>
-                <w:szCs w:val="28"/>
-              </w:rPr>
-            </w:pPr>
-            <w:r>
-              <w:rPr>
-                <w:rFonts w:ascii="Times New Roman" w:eastAsia="Times New Roman" w:hAnsi="Times New Roman" w:cs="Times New Roman"/>
-                <w:i/>
-                <w:color w:val="000000"/>
-                <w:sz w:val="28"/>
-                <w:szCs w:val="28"/>
-              </w:rPr>
-              <w:t xml:space="preserve">– </w:t>
-            </w:r>
-            <w:proofErr w:type="spellStart"/>
-            <w:r>
-              <w:rPr>
-                <w:rFonts w:ascii="Times New Roman" w:eastAsia="Times New Roman" w:hAnsi="Times New Roman" w:cs="Times New Roman"/>
-                <w:color w:val="000000"/>
-                <w:sz w:val="28"/>
-                <w:szCs w:val="28"/>
-              </w:rPr>
               <w:t>Architectural</w:t>
             </w:r>
             <w:proofErr w:type="spellEnd"/>
@@ -8031,7 +7718,7 @@
     </w:p>
     <w:p>
       <w:pPr>
-        <w:pStyle w:val="1"/>
+        <w:pStyle w:val="Heading1"/>
         <w:pageBreakBefore/>
         <w:spacing w:before="360" w:after="240" w:line="240" w:lineRule="auto"/>
         <w:jc w:val="center"/>
@@ -8282,7 +7969,7 @@
     </w:p>
     <w:p>
       <w:pPr>
-        <w:pStyle w:val="a4"/>
+        <w:pStyle w:val="ListParagraph"/>
         <w:numPr>
           <w:ilvl w:val="0"/>
           <w:numId w:val="35"/>
@@ -8336,7 +8023,7 @@
     </w:p>
     <w:p>
       <w:pPr>
-        <w:pStyle w:val="a4"/>
+        <w:pStyle w:val="ListParagraph"/>
         <w:numPr>
           <w:ilvl w:val="0"/>
           <w:numId w:val="35"/>
@@ -8398,7 +8085,7 @@
     </w:p>
     <w:p>
       <w:pPr>
-        <w:pStyle w:val="a4"/>
+        <w:pStyle w:val="ListParagraph"/>
         <w:numPr>
           <w:ilvl w:val="0"/>
           <w:numId w:val="35"/>
@@ -8514,18 +8201,8 @@
           <w:sz w:val="28"/>
           <w:szCs w:val="28"/>
         </w:rPr>
-        <w:t xml:space="preserve">ированную </w:t>
-      </w:r>
-      <w:proofErr w:type="spellStart"/>
-      <w:r>
-        <w:rPr>
-          <w:rFonts w:ascii="Times New Roman" w:eastAsia="Times New Roman" w:hAnsi="Times New Roman" w:cs="Times New Roman"/>
-          <w:sz w:val="28"/>
-          <w:szCs w:val="28"/>
-        </w:rPr>
-        <w:t>валидацию</w:t>
-      </w:r>
-      <w:proofErr w:type="spellEnd"/>
+        <w:t>ированную валидацию</w:t>
+      </w:r>
       <w:r>
         <w:rPr>
           <w:rFonts w:ascii="Times New Roman" w:eastAsia="Times New Roman" w:hAnsi="Times New Roman" w:cs="Times New Roman"/>
@@ -8610,7 +8287,7 @@
     </w:p>
     <w:p>
       <w:pPr>
-        <w:pStyle w:val="1"/>
+        <w:pStyle w:val="Heading1"/>
         <w:pageBreakBefore/>
         <w:spacing w:before="360" w:after="240" w:line="240" w:lineRule="auto"/>
         <w:jc w:val="center"/>
@@ -8638,7 +8315,7 @@
       </w:r>
       <w:r>
         <w:rPr>
-          <w:rStyle w:val="af7"/>
+          <w:rStyle w:val="CommentReference"/>
         </w:rPr>
         <w:t xml:space="preserve"> </w:t>
       </w:r>
@@ -8676,7 +8353,7 @@
     </w:p>
     <w:p>
       <w:pPr>
-        <w:pStyle w:val="2"/>
+        <w:pStyle w:val="Heading2"/>
         <w:keepNext/>
         <w:keepLines/>
         <w:spacing w:before="240" w:line="240" w:lineRule="auto"/>
@@ -8940,7 +8617,7 @@
     </w:p>
     <w:p>
       <w:pPr>
-        <w:pStyle w:val="2"/>
+        <w:pStyle w:val="Heading2"/>
         <w:keepNext/>
         <w:keepLines/>
         <w:spacing w:before="240" w:line="240" w:lineRule="auto"/>
@@ -9165,7 +8842,47 @@
           <w:sz w:val="28"/>
           <w:szCs w:val="28"/>
         </w:rPr>
-        <w:t xml:space="preserve">Среди множества формальных подходов можно выделить несколько ключевых категорий. Во-первых, это методы, основанные на автоматах и графах, где поведение системы описывается как переходы между состояниями. К этой категории относятся различные </w:t>
+        <w:t>Среди множества формальных подходов можно выделить несколько ключевых категорий. Во-первых, это методы, основанные на автоматах и графах, где поведение системы описывается как переходы между состояниями. К этой категории относятся различные темпоральные логики (LTL, CTL) и и</w:t>
+      </w:r>
+      <w:r>
+        <w:rPr>
+          <w:rFonts w:ascii="Times New Roman" w:eastAsia="Times New Roman" w:hAnsi="Times New Roman" w:cs="Times New Roman"/>
+          <w:sz w:val="28"/>
+          <w:szCs w:val="28"/>
+        </w:rPr>
+        <w:t>нструменты верификации моделей</w:t>
+      </w:r>
+      <w:r>
+        <w:rPr>
+          <w:rFonts w:ascii="Times New Roman" w:eastAsia="Times New Roman" w:hAnsi="Times New Roman" w:cs="Times New Roman"/>
+          <w:sz w:val="28"/>
+          <w:szCs w:val="28"/>
+        </w:rPr>
+        <w:t>, такие как SPIN</w:t>
+      </w:r>
+      <w:r>
+        <w:rPr>
+          <w:rFonts w:ascii="Times New Roman" w:eastAsia="Times New Roman" w:hAnsi="Times New Roman" w:cs="Times New Roman"/>
+          <w:sz w:val="28"/>
+          <w:szCs w:val="28"/>
+        </w:rPr>
+        <w:t xml:space="preserve"> </w:t>
+      </w:r>
+      <w:r>
+        <w:rPr>
+          <w:rFonts w:ascii="Times New Roman" w:eastAsia="Times New Roman" w:hAnsi="Times New Roman" w:cs="Times New Roman"/>
+          <w:sz w:val="28"/>
+          <w:szCs w:val="28"/>
+        </w:rPr>
+        <w:t>[1]</w:t>
+      </w:r>
+      <w:r>
+        <w:rPr>
+          <w:rFonts w:ascii="Times New Roman" w:eastAsia="Times New Roman" w:hAnsi="Times New Roman" w:cs="Times New Roman"/>
+          <w:sz w:val="28"/>
+          <w:szCs w:val="28"/>
+        </w:rPr>
+        <w:t xml:space="preserve">. Во-вторых, это математические методы, использующие теорию множеств и логику предикатов для спецификации систем. Примерами здесь служат язык </w:t>
       </w:r>
       <w:proofErr w:type="spellStart"/>
       <w:r>
@@ -9174,7 +8891,7 @@
           <w:sz w:val="28"/>
           <w:szCs w:val="28"/>
         </w:rPr>
-        <w:t>темпоральные</w:t>
+        <w:t>Alloy</w:t>
       </w:r>
       <w:proofErr w:type="spellEnd"/>
       <w:r>
@@ -9183,64 +8900,6 @@
           <w:sz w:val="28"/>
           <w:szCs w:val="28"/>
         </w:rPr>
-        <w:t xml:space="preserve"> логики (LTL, CTL) и и</w:t>
-      </w:r>
-      <w:r>
-        <w:rPr>
-          <w:rFonts w:ascii="Times New Roman" w:eastAsia="Times New Roman" w:hAnsi="Times New Roman" w:cs="Times New Roman"/>
-          <w:sz w:val="28"/>
-          <w:szCs w:val="28"/>
-        </w:rPr>
-        <w:t>нструменты верификации моделей</w:t>
-      </w:r>
-      <w:r>
-        <w:rPr>
-          <w:rFonts w:ascii="Times New Roman" w:eastAsia="Times New Roman" w:hAnsi="Times New Roman" w:cs="Times New Roman"/>
-          <w:sz w:val="28"/>
-          <w:szCs w:val="28"/>
-        </w:rPr>
-        <w:t>, такие как SPIN</w:t>
-      </w:r>
-      <w:r>
-        <w:rPr>
-          <w:rFonts w:ascii="Times New Roman" w:eastAsia="Times New Roman" w:hAnsi="Times New Roman" w:cs="Times New Roman"/>
-          <w:sz w:val="28"/>
-          <w:szCs w:val="28"/>
-        </w:rPr>
-        <w:t xml:space="preserve"> </w:t>
-      </w:r>
-      <w:r>
-        <w:rPr>
-          <w:rFonts w:ascii="Times New Roman" w:eastAsia="Times New Roman" w:hAnsi="Times New Roman" w:cs="Times New Roman"/>
-          <w:sz w:val="28"/>
-          <w:szCs w:val="28"/>
-        </w:rPr>
-        <w:t>[1]</w:t>
-      </w:r>
-      <w:r>
-        <w:rPr>
-          <w:rFonts w:ascii="Times New Roman" w:eastAsia="Times New Roman" w:hAnsi="Times New Roman" w:cs="Times New Roman"/>
-          <w:sz w:val="28"/>
-          <w:szCs w:val="28"/>
-        </w:rPr>
-        <w:t xml:space="preserve">. Во-вторых, это математические методы, использующие теорию множеств и логику предикатов для спецификации систем. Примерами здесь служат язык </w:t>
-      </w:r>
-      <w:proofErr w:type="spellStart"/>
-      <w:r>
-        <w:rPr>
-          <w:rFonts w:ascii="Times New Roman" w:eastAsia="Times New Roman" w:hAnsi="Times New Roman" w:cs="Times New Roman"/>
-          <w:sz w:val="28"/>
-          <w:szCs w:val="28"/>
-        </w:rPr>
-        <w:t>Alloy</w:t>
-      </w:r>
-      <w:proofErr w:type="spellEnd"/>
-      <w:r>
-        <w:rPr>
-          <w:rFonts w:ascii="Times New Roman" w:eastAsia="Times New Roman" w:hAnsi="Times New Roman" w:cs="Times New Roman"/>
-          <w:sz w:val="28"/>
-          <w:szCs w:val="28"/>
-        </w:rPr>
         <w:t xml:space="preserve"> [2]</w:t>
       </w:r>
       <w:r>
@@ -9249,25 +8908,7 @@
           <w:sz w:val="28"/>
           <w:szCs w:val="28"/>
         </w:rPr>
-        <w:t xml:space="preserve">, основанный на реляционной логике, и метод </w:t>
-      </w:r>
-      <w:proofErr w:type="spellStart"/>
-      <w:r>
-        <w:rPr>
-          <w:rFonts w:ascii="Times New Roman" w:eastAsia="Times New Roman" w:hAnsi="Times New Roman" w:cs="Times New Roman"/>
-          <w:sz w:val="28"/>
-          <w:szCs w:val="28"/>
-        </w:rPr>
-        <w:t>Event</w:t>
-      </w:r>
-      <w:proofErr w:type="spellEnd"/>
-      <w:r>
-        <w:rPr>
-          <w:rFonts w:ascii="Times New Roman" w:eastAsia="Times New Roman" w:hAnsi="Times New Roman" w:cs="Times New Roman"/>
-          <w:sz w:val="28"/>
-          <w:szCs w:val="28"/>
-        </w:rPr>
-        <w:t>-B</w:t>
+        <w:t>, основанный на реляционной логике, и метод Event-B</w:t>
       </w:r>
       <w:r>
         <w:rPr>
@@ -9377,7 +9018,15 @@
           <w:sz w:val="28"/>
           <w:szCs w:val="28"/>
         </w:rPr>
-        <w:t xml:space="preserve"> </w:t>
+        <w:t xml:space="preserve"> Networks) и методы, основанные на путях и состояни</w:t>
+      </w:r>
+      <w:r>
+        <w:rPr>
+          <w:rFonts w:ascii="Times New Roman" w:eastAsia="Times New Roman" w:hAnsi="Times New Roman" w:cs="Times New Roman"/>
+          <w:sz w:val="28"/>
+          <w:szCs w:val="28"/>
+        </w:rPr>
+        <w:t>ях (</w:t>
       </w:r>
       <w:proofErr w:type="spellStart"/>
       <w:r>
@@ -9386,7 +9035,7 @@
           <w:sz w:val="28"/>
           <w:szCs w:val="28"/>
         </w:rPr>
-        <w:t>Networks</w:t>
+        <w:t>Path</w:t>
       </w:r>
       <w:proofErr w:type="spellEnd"/>
       <w:r>
@@ -9395,15 +9044,7 @@
           <w:sz w:val="28"/>
           <w:szCs w:val="28"/>
         </w:rPr>
-        <w:t>) и методы, основанные на путях и состояни</w:t>
-      </w:r>
-      <w:r>
-        <w:rPr>
-          <w:rFonts w:ascii="Times New Roman" w:eastAsia="Times New Roman" w:hAnsi="Times New Roman" w:cs="Times New Roman"/>
-          <w:sz w:val="28"/>
-          <w:szCs w:val="28"/>
-        </w:rPr>
-        <w:t>ях (</w:t>
+        <w:t xml:space="preserve"> и State-</w:t>
       </w:r>
       <w:proofErr w:type="spellStart"/>
       <w:r>
@@ -9412,25 +9053,7 @@
           <w:sz w:val="28"/>
           <w:szCs w:val="28"/>
         </w:rPr>
-        <w:t>Path</w:t>
-      </w:r>
-      <w:proofErr w:type="spellEnd"/>
-      <w:r>
-        <w:rPr>
-          <w:rFonts w:ascii="Times New Roman" w:eastAsia="Times New Roman" w:hAnsi="Times New Roman" w:cs="Times New Roman"/>
-          <w:sz w:val="28"/>
-          <w:szCs w:val="28"/>
-        </w:rPr>
-        <w:t xml:space="preserve"> и </w:t>
-      </w:r>
-      <w:proofErr w:type="spellStart"/>
-      <w:r>
-        <w:rPr>
-          <w:rFonts w:ascii="Times New Roman" w:eastAsia="Times New Roman" w:hAnsi="Times New Roman" w:cs="Times New Roman"/>
-          <w:sz w:val="28"/>
-          <w:szCs w:val="28"/>
-        </w:rPr>
-        <w:t>State-based</w:t>
+        <w:t>based</w:t>
       </w:r>
       <w:proofErr w:type="spellEnd"/>
       <w:r>
@@ -9783,25 +9406,7 @@
           <w:sz w:val="28"/>
           <w:szCs w:val="28"/>
         </w:rPr>
-        <w:t xml:space="preserve">). Эти методы используют сценарии — краткие описания взаимодействия </w:t>
-      </w:r>
-      <w:proofErr w:type="spellStart"/>
-      <w:r>
-        <w:rPr>
-          <w:rFonts w:ascii="Times New Roman" w:eastAsia="Times New Roman" w:hAnsi="Times New Roman" w:cs="Times New Roman"/>
-          <w:sz w:val="28"/>
-          <w:szCs w:val="28"/>
-        </w:rPr>
-        <w:t>стейкхолдера</w:t>
-      </w:r>
-      <w:proofErr w:type="spellEnd"/>
-      <w:r>
-        <w:rPr>
-          <w:rFonts w:ascii="Times New Roman" w:eastAsia="Times New Roman" w:hAnsi="Times New Roman" w:cs="Times New Roman"/>
-          <w:sz w:val="28"/>
-          <w:szCs w:val="28"/>
-        </w:rPr>
-        <w:t xml:space="preserve"> с системой — для оценки того, насколько архитектура удовлет</w:t>
+        <w:t>). Эти методы используют сценарии — краткие описания взаимодействия стейкхолдера с системой — для оценки того, насколько архитектура удовлет</w:t>
       </w:r>
       <w:r>
         <w:rPr>
@@ -10175,25 +9780,7 @@
           <w:sz w:val="28"/>
           <w:szCs w:val="28"/>
         </w:rPr>
-        <w:t xml:space="preserve">. Наконец, методы на основе </w:t>
-      </w:r>
-      <w:proofErr w:type="spellStart"/>
-      <w:r>
-        <w:rPr>
-          <w:rFonts w:ascii="Times New Roman" w:eastAsia="Times New Roman" w:hAnsi="Times New Roman" w:cs="Times New Roman"/>
-          <w:sz w:val="28"/>
-          <w:szCs w:val="28"/>
-        </w:rPr>
-        <w:t>прототипирования</w:t>
-      </w:r>
-      <w:proofErr w:type="spellEnd"/>
-      <w:r>
-        <w:rPr>
-          <w:rFonts w:ascii="Times New Roman" w:eastAsia="Times New Roman" w:hAnsi="Times New Roman" w:cs="Times New Roman"/>
-          <w:sz w:val="28"/>
-          <w:szCs w:val="28"/>
-        </w:rPr>
-        <w:t xml:space="preserve"> (</w:t>
+        <w:t>. Наконец, методы на основе прототипирования (</w:t>
       </w:r>
       <w:proofErr w:type="spellStart"/>
       <w:r>
@@ -10524,18 +10111,8 @@
           <w:sz w:val="28"/>
           <w:szCs w:val="28"/>
         </w:rPr>
-        <w:t xml:space="preserve"> </w:t>
-      </w:r>
-      <w:proofErr w:type="spellStart"/>
-      <w:r>
-        <w:rPr>
-          <w:rFonts w:ascii="Times New Roman" w:eastAsia="Times New Roman" w:hAnsi="Times New Roman" w:cs="Times New Roman"/>
-          <w:sz w:val="28"/>
-          <w:szCs w:val="28"/>
-        </w:rPr>
-        <w:t>Networks</w:t>
-      </w:r>
-      <w:proofErr w:type="spellEnd"/>
+        <w:t xml:space="preserve"> Networks</w:t>
+      </w:r>
       <w:r>
         <w:rPr>
           <w:rFonts w:ascii="Times New Roman" w:eastAsia="Times New Roman" w:hAnsi="Times New Roman" w:cs="Times New Roman"/>
@@ -10558,25 +10135,7 @@
           <w:sz w:val="28"/>
           <w:szCs w:val="28"/>
         </w:rPr>
-        <w:t xml:space="preserve">, или </w:t>
-      </w:r>
-      <w:proofErr w:type="spellStart"/>
-      <w:r>
-        <w:rPr>
-          <w:rFonts w:ascii="Times New Roman" w:eastAsia="Times New Roman" w:hAnsi="Times New Roman" w:cs="Times New Roman"/>
-          <w:sz w:val="28"/>
-          <w:szCs w:val="28"/>
-        </w:rPr>
-        <w:t>фреймворки</w:t>
-      </w:r>
-      <w:proofErr w:type="spellEnd"/>
-      <w:r>
-        <w:rPr>
-          <w:rFonts w:ascii="Times New Roman" w:eastAsia="Times New Roman" w:hAnsi="Times New Roman" w:cs="Times New Roman"/>
-          <w:sz w:val="28"/>
-          <w:szCs w:val="28"/>
-        </w:rPr>
-        <w:t xml:space="preserve"> для оценки эволюции архитектуры (ARCADE/RARE), являются пр</w:t>
+        <w:t>, или фреймворки для оценки эволюции архитектуры (ARCADE/RARE), являются пр</w:t>
       </w:r>
       <w:r>
         <w:rPr>
@@ -10766,7 +10325,7 @@
     </w:p>
     <w:tbl>
       <w:tblPr>
-        <w:tblStyle w:val="a5"/>
+        <w:tblStyle w:val="TableGrid"/>
         <w:tblW w:w="0" w:type="auto"/>
         <w:tblLook w:val="04A0" w:firstRow="1" w:lastRow="0" w:firstColumn="1" w:lastColumn="0" w:noHBand="0" w:noVBand="1"/>
       </w:tblPr>
@@ -11516,7 +11075,7 @@
     </w:p>
     <w:p>
       <w:pPr>
-        <w:pStyle w:val="2"/>
+        <w:pStyle w:val="Heading2"/>
         <w:keepNext/>
         <w:keepLines/>
         <w:spacing w:before="240" w:line="240" w:lineRule="auto"/>
@@ -11867,25 +11426,7 @@
           <w:sz w:val="28"/>
           <w:szCs w:val="28"/>
         </w:rPr>
-        <w:t xml:space="preserve">; проектирования предметно-ориентированного языка правил и построения механизма их верификации. Результирующий метод должен сделать </w:t>
-      </w:r>
-      <w:proofErr w:type="spellStart"/>
-      <w:r>
-        <w:rPr>
-          <w:rFonts w:ascii="Times New Roman" w:eastAsia="Times New Roman" w:hAnsi="Times New Roman" w:cs="Times New Roman"/>
-          <w:sz w:val="28"/>
-          <w:szCs w:val="28"/>
-        </w:rPr>
-        <w:t>валидацию</w:t>
-      </w:r>
-      <w:proofErr w:type="spellEnd"/>
-      <w:r>
-        <w:rPr>
-          <w:rFonts w:ascii="Times New Roman" w:eastAsia="Times New Roman" w:hAnsi="Times New Roman" w:cs="Times New Roman"/>
-          <w:sz w:val="28"/>
-          <w:szCs w:val="28"/>
-        </w:rPr>
-        <w:t xml:space="preserve"> архитектуры дешёвой и оперативной, тем самым способствуя ускоренному и безопасному выводу программных продуктов на рынок.</w:t>
+        <w:t>; проектирования предметно-ориентированного языка правил и построения механизма их верификации. Результирующий метод должен сделать валидацию архитектуры дешёвой и оперативной, тем самым способствуя ускоренному и безопасному выводу программных продуктов на рынок.</w:t>
       </w:r>
       <w:r>
         <w:rPr>
@@ -11896,7 +11437,7 @@
     </w:p>
     <w:p>
       <w:pPr>
-        <w:pStyle w:val="1"/>
+        <w:pStyle w:val="Heading1"/>
         <w:pageBreakBefore/>
         <w:spacing w:before="360" w:after="240" w:line="240" w:lineRule="auto"/>
         <w:jc w:val="center"/>
@@ -11954,13 +11495,13 @@
     </w:p>
     <w:p>
       <w:pPr>
-        <w:pStyle w:val="2"/>
+        <w:pStyle w:val="Heading2"/>
         <w:keepNext/>
         <w:keepLines/>
         <w:spacing w:before="240" w:line="240" w:lineRule="auto"/>
         <w:jc w:val="both"/>
         <w:rPr>
-          <w:rStyle w:val="af7"/>
+          <w:rStyle w:val="CommentReference"/>
           <w:rFonts w:ascii="Calibri" w:eastAsia="Calibri" w:hAnsi="Calibri" w:cs="Calibri"/>
         </w:rPr>
       </w:pPr>
@@ -11990,7 +11531,7 @@
     </w:p>
     <w:p>
       <w:pPr>
-        <w:pStyle w:val="2"/>
+        <w:pStyle w:val="Heading2"/>
         <w:keepNext/>
         <w:keepLines/>
         <w:spacing w:before="240" w:line="240" w:lineRule="auto"/>
@@ -12083,25 +11624,7 @@
           <w:sz w:val="28"/>
           <w:szCs w:val="28"/>
         </w:rPr>
-        <w:t xml:space="preserve">, разработанная </w:t>
-      </w:r>
-      <w:proofErr w:type="spellStart"/>
-      <w:r>
-        <w:rPr>
-          <w:rFonts w:ascii="Times New Roman" w:eastAsia="Times New Roman" w:hAnsi="Times New Roman" w:cs="Times New Roman"/>
-          <w:sz w:val="28"/>
-          <w:szCs w:val="28"/>
-        </w:rPr>
-        <w:t>Саймоном</w:t>
-      </w:r>
-      <w:proofErr w:type="spellEnd"/>
-      <w:r>
-        <w:rPr>
-          <w:rFonts w:ascii="Times New Roman" w:eastAsia="Times New Roman" w:hAnsi="Times New Roman" w:cs="Times New Roman"/>
-          <w:sz w:val="28"/>
-          <w:szCs w:val="28"/>
-        </w:rPr>
-        <w:t xml:space="preserve"> Брауном.</w:t>
+        <w:t>, разработанная Саймоном Брауном.</w:t>
       </w:r>
       <w:r>
         <w:rPr>
@@ -12157,43 +11680,7 @@
           <w:sz w:val="28"/>
           <w:szCs w:val="28"/>
         </w:rPr>
-        <w:t xml:space="preserve">части её составляют, а на уровне компонентов — внутреннее устройство каждого контейнера. Эта </w:t>
-      </w:r>
-      <w:proofErr w:type="spellStart"/>
-      <w:r>
-        <w:rPr>
-          <w:rFonts w:ascii="Times New Roman" w:eastAsia="Times New Roman" w:hAnsi="Times New Roman" w:cs="Times New Roman"/>
-          <w:sz w:val="28"/>
-          <w:szCs w:val="28"/>
-        </w:rPr>
-        <w:t>многоуровневость</w:t>
-      </w:r>
-      <w:proofErr w:type="spellEnd"/>
-      <w:r>
-        <w:rPr>
-          <w:rFonts w:ascii="Times New Roman" w:eastAsia="Times New Roman" w:hAnsi="Times New Roman" w:cs="Times New Roman"/>
-          <w:sz w:val="28"/>
-          <w:szCs w:val="28"/>
-        </w:rPr>
-        <w:t xml:space="preserve"> даёт возможность проводить анализ связей на любом срезе: можно искать циклические зависимости между </w:t>
-      </w:r>
-      <w:proofErr w:type="spellStart"/>
-      <w:r>
-        <w:rPr>
-          <w:rFonts w:ascii="Times New Roman" w:eastAsia="Times New Roman" w:hAnsi="Times New Roman" w:cs="Times New Roman"/>
-          <w:sz w:val="28"/>
-          <w:szCs w:val="28"/>
-        </w:rPr>
-        <w:t>микросервисами</w:t>
-      </w:r>
-      <w:proofErr w:type="spellEnd"/>
-      <w:r>
-        <w:rPr>
-          <w:rFonts w:ascii="Times New Roman" w:eastAsia="Times New Roman" w:hAnsi="Times New Roman" w:cs="Times New Roman"/>
-          <w:sz w:val="28"/>
-          <w:szCs w:val="28"/>
-        </w:rPr>
-        <w:t>, выявлять единые точки отказа на уровне контейнеров или оценивать связанность компонентов внутри монолитного приложения. C4 чётко определяет типы элементов (</w:t>
+        <w:t>части её составляют, а на уровне компонентов — внутреннее устройство каждого контейнера. Эта многоуровневость даёт возможность проводить анализ связей на любом срезе: можно искать циклические зависимости между микросервисами, выявлять единые точки отказа на уровне контейнеров или оценивать связанность компонентов внутри монолитного приложения. C4 чётко определяет типы элементов (</w:t>
       </w:r>
       <w:r>
         <w:rPr>
@@ -12791,25 +12278,7 @@
           <w:sz w:val="28"/>
           <w:szCs w:val="28"/>
         </w:rPr>
-        <w:t xml:space="preserve"> — это исполняемая единица, которая запускает код или хранит данные. Контейнеры соответствуют отдельно развёртываемым компонентам: веб-серверы, базы данных, файловые системы, </w:t>
-      </w:r>
-      <w:proofErr w:type="spellStart"/>
-      <w:r>
-        <w:rPr>
-          <w:rFonts w:ascii="Times New Roman" w:eastAsia="Times New Roman" w:hAnsi="Times New Roman" w:cs="Times New Roman"/>
-          <w:sz w:val="28"/>
-          <w:szCs w:val="28"/>
-        </w:rPr>
-        <w:t>микросервисы</w:t>
-      </w:r>
-      <w:proofErr w:type="spellEnd"/>
-      <w:r>
-        <w:rPr>
-          <w:rFonts w:ascii="Times New Roman" w:eastAsia="Times New Roman" w:hAnsi="Times New Roman" w:cs="Times New Roman"/>
-          <w:sz w:val="28"/>
-          <w:szCs w:val="28"/>
-        </w:rPr>
-        <w:t>, мобильные приложения и т.п.</w:t>
+        <w:t xml:space="preserve"> — это исполняемая единица, которая запускает код или хранит данные. Контейнеры соответствуют отдельно развёртываемым компонентам: веб-серверы, базы данных, файловые системы, микросервисы, мобильные приложения и т.п.</w:t>
       </w:r>
       <w:r>
         <w:rPr>
@@ -12883,25 +12352,7 @@
           <w:sz w:val="28"/>
           <w:szCs w:val="28"/>
         </w:rPr>
-        <w:t xml:space="preserve"> — это логически связанная группа функциональности внутри контейнера. Компоненты реализуют интерфейсы и взаимодействуют друг с другом. Например, в веб-приложении компонентами могут быть контроллеры, сервисы, </w:t>
-      </w:r>
-      <w:proofErr w:type="spellStart"/>
-      <w:r>
-        <w:rPr>
-          <w:rFonts w:ascii="Times New Roman" w:eastAsia="Times New Roman" w:hAnsi="Times New Roman" w:cs="Times New Roman"/>
-          <w:sz w:val="28"/>
-          <w:szCs w:val="28"/>
-        </w:rPr>
-        <w:t>репозитории</w:t>
-      </w:r>
-      <w:proofErr w:type="spellEnd"/>
-      <w:r>
-        <w:rPr>
-          <w:rFonts w:ascii="Times New Roman" w:eastAsia="Times New Roman" w:hAnsi="Times New Roman" w:cs="Times New Roman"/>
-          <w:sz w:val="28"/>
-          <w:szCs w:val="28"/>
-        </w:rPr>
-        <w:t>.</w:t>
+        <w:t xml:space="preserve"> — это логически связанная группа функциональности внутри контейнера. Компоненты реализуют интерфейсы и взаимодействуют друг с другом. Например, в веб-приложении компонентами могут быть контроллеры, сервисы, репозитории.</w:t>
       </w:r>
     </w:p>
     <w:p>
@@ -12931,25 +12382,7 @@
           <w:sz w:val="28"/>
           <w:szCs w:val="28"/>
         </w:rPr>
-        <w:t xml:space="preserve"> представляет физическую или виртуальную инфраструктуру, на которой размещаются экземпляры программных систем и контейнеров. Это могут быть серверы, облачные </w:t>
-      </w:r>
-      <w:proofErr w:type="spellStart"/>
-      <w:r>
-        <w:rPr>
-          <w:rFonts w:ascii="Times New Roman" w:eastAsia="Times New Roman" w:hAnsi="Times New Roman" w:cs="Times New Roman"/>
-          <w:sz w:val="28"/>
-          <w:szCs w:val="28"/>
-        </w:rPr>
-        <w:t>инстансы</w:t>
-      </w:r>
-      <w:proofErr w:type="spellEnd"/>
-      <w:r>
-        <w:rPr>
-          <w:rFonts w:ascii="Times New Roman" w:eastAsia="Times New Roman" w:hAnsi="Times New Roman" w:cs="Times New Roman"/>
-          <w:sz w:val="28"/>
-          <w:szCs w:val="28"/>
-        </w:rPr>
-        <w:t xml:space="preserve">, устройства </w:t>
+        <w:t xml:space="preserve"> представляет физическую или виртуальную инфраструктуру, на которой размещаются экземпляры программных систем и контейнеров. Это могут быть серверы, облачные инстансы, устройства </w:t>
       </w:r>
       <w:proofErr w:type="spellStart"/>
       <w:r>
@@ -13391,7 +12824,7 @@
           <w:szCs w:val="24"/>
         </w:rPr>
         <w:drawing>
-          <wp:inline distT="0" distB="0" distL="0" distR="0" wp14:anchorId="0A9075C2" wp14:editId="63023831">
+          <wp:inline distT="0" distB="0" distL="0" distR="0" wp14:anchorId="0A9075C2" wp14:editId="0977BE7B">
             <wp:extent cx="6162496" cy="3031410"/>
             <wp:effectExtent l="0" t="0" r="0" b="0"/>
             <wp:docPr id="3" name="Рисунок 3" descr="C:\Users\Artemizer\Desktop\Diplom\Диаграмма workspace\Views.png"/>
@@ -13878,7 +13311,6 @@
           <w:szCs w:val="28"/>
         </w:rPr>
       </w:pPr>
-      <w:proofErr w:type="spellStart"/>
       <w:r>
         <w:rPr>
           <w:rFonts w:ascii="Times New Roman" w:eastAsia="Times New Roman" w:hAnsi="Times New Roman" w:cs="Times New Roman"/>
@@ -13886,34 +13318,7 @@
           <w:szCs w:val="28"/>
         </w:rPr>
         <w:lastRenderedPageBreak/>
-        <w:t>Configuration</w:t>
-      </w:r>
-      <w:proofErr w:type="spellEnd"/>
-      <w:r>
-        <w:rPr>
-          <w:rFonts w:ascii="Times New Roman" w:eastAsia="Times New Roman" w:hAnsi="Times New Roman" w:cs="Times New Roman"/>
-          <w:sz w:val="28"/>
-          <w:szCs w:val="28"/>
-        </w:rPr>
-        <w:t xml:space="preserve"> содержит настройки стилей, темы, </w:t>
-      </w:r>
-      <w:proofErr w:type="spellStart"/>
-      <w:r>
-        <w:rPr>
-          <w:rFonts w:ascii="Times New Roman" w:eastAsia="Times New Roman" w:hAnsi="Times New Roman" w:cs="Times New Roman"/>
-          <w:sz w:val="28"/>
-          <w:szCs w:val="28"/>
-        </w:rPr>
-        <w:t>брендинга</w:t>
-      </w:r>
-      <w:proofErr w:type="spellEnd"/>
-      <w:r>
-        <w:rPr>
-          <w:rFonts w:ascii="Times New Roman" w:eastAsia="Times New Roman" w:hAnsi="Times New Roman" w:cs="Times New Roman"/>
-          <w:sz w:val="28"/>
-          <w:szCs w:val="28"/>
-        </w:rPr>
-        <w:t xml:space="preserve"> и терминологии, которые применяются ко всем представлениям в </w:t>
+        <w:t xml:space="preserve">Configuration содержит настройки стилей, темы, брендинга и терминологии, которые применяются ко всем представлениям в </w:t>
       </w:r>
       <w:proofErr w:type="spellStart"/>
       <w:r>
@@ -14013,7 +13418,6 @@
         </w:rPr>
         <w:t xml:space="preserve">Блок </w:t>
       </w:r>
-      <w:proofErr w:type="spellStart"/>
       <w:r>
         <w:rPr>
           <w:rFonts w:ascii="Times New Roman" w:eastAsia="Times New Roman" w:hAnsi="Times New Roman" w:cs="Times New Roman"/>
@@ -14022,7 +13426,6 @@
         </w:rPr>
         <w:t>Configuration</w:t>
       </w:r>
-      <w:proofErr w:type="spellEnd"/>
       <w:r>
         <w:rPr>
           <w:rFonts w:ascii="Times New Roman" w:eastAsia="Times New Roman" w:hAnsi="Times New Roman" w:cs="Times New Roman"/>
@@ -14149,23 +13552,13 @@
           <w:szCs w:val="28"/>
         </w:rPr>
       </w:pPr>
-      <w:proofErr w:type="spellStart"/>
-      <w:r>
-        <w:rPr>
-          <w:rFonts w:ascii="Times New Roman" w:eastAsia="Times New Roman" w:hAnsi="Times New Roman" w:cs="Times New Roman"/>
-          <w:sz w:val="28"/>
-          <w:szCs w:val="28"/>
-        </w:rPr>
-        <w:t>User</w:t>
-      </w:r>
-      <w:proofErr w:type="spellEnd"/>
-      <w:r>
-        <w:rPr>
-          <w:rFonts w:ascii="Times New Roman" w:eastAsia="Times New Roman" w:hAnsi="Times New Roman" w:cs="Times New Roman"/>
-          <w:sz w:val="28"/>
-          <w:szCs w:val="28"/>
-        </w:rPr>
-        <w:t xml:space="preserve"> представляет собой запись о пользователе, которому предоставлен доступ к </w:t>
+      <w:r>
+        <w:rPr>
+          <w:rFonts w:ascii="Times New Roman" w:eastAsia="Times New Roman" w:hAnsi="Times New Roman" w:cs="Times New Roman"/>
+          <w:sz w:val="28"/>
+          <w:szCs w:val="28"/>
+        </w:rPr>
+        <w:t xml:space="preserve">User представляет собой запись о пользователе, которому предоставлен доступ к </w:t>
       </w:r>
       <w:proofErr w:type="spellStart"/>
       <w:r>
@@ -14811,23 +14204,13 @@
           <w:szCs w:val="28"/>
         </w:rPr>
       </w:pPr>
-      <w:proofErr w:type="spellStart"/>
-      <w:r>
-        <w:rPr>
-          <w:rFonts w:ascii="Times New Roman" w:eastAsia="Times New Roman" w:hAnsi="Times New Roman" w:cs="Times New Roman"/>
-          <w:sz w:val="28"/>
-          <w:szCs w:val="28"/>
-        </w:rPr>
-        <w:t>Image</w:t>
-      </w:r>
-      <w:proofErr w:type="spellEnd"/>
-      <w:r>
-        <w:rPr>
-          <w:rFonts w:ascii="Times New Roman" w:eastAsia="Times New Roman" w:hAnsi="Times New Roman" w:cs="Times New Roman"/>
-          <w:sz w:val="28"/>
-          <w:szCs w:val="28"/>
-        </w:rPr>
-        <w:t xml:space="preserve"> хранит графический файл (PNG, JPG, GIF), закодированный в Base64, вместе с именем и MIME-типом. Изображения могут использоваться для встраивания в документацию или как часть диаграмм (например, логотипы, скриншоты, иллюстрации).</w:t>
+      <w:r>
+        <w:rPr>
+          <w:rFonts w:ascii="Times New Roman" w:eastAsia="Times New Roman" w:hAnsi="Times New Roman" w:cs="Times New Roman"/>
+          <w:sz w:val="28"/>
+          <w:szCs w:val="28"/>
+        </w:rPr>
+        <w:t>Image хранит графический файл (PNG, JPG, GIF), закодированный в Base64, вместе с именем и MIME-типом. Изображения могут использоваться для встраивания в документацию или как часть диаграмм (например, логотипы, скриншоты, иллюстрации).</w:t>
       </w:r>
     </w:p>
     <w:p>
@@ -14867,7 +14250,6 @@
         </w:rPr>
         <w:t xml:space="preserve">, наиболее значимая информация об устройстве архитектуры содержится в блоке </w:t>
       </w:r>
-      <w:proofErr w:type="spellStart"/>
       <w:r>
         <w:rPr>
           <w:rFonts w:ascii="Times New Roman" w:eastAsia="Times New Roman" w:hAnsi="Times New Roman" w:cs="Times New Roman"/>
@@ -14876,7 +14258,6 @@
         </w:rPr>
         <w:t>Model</w:t>
       </w:r>
-      <w:proofErr w:type="spellEnd"/>
       <w:r>
         <w:rPr>
           <w:rFonts w:ascii="Times New Roman" w:eastAsia="Times New Roman" w:hAnsi="Times New Roman" w:cs="Times New Roman"/>
@@ -15154,7 +14535,7 @@
     </w:p>
     <w:p>
       <w:pPr>
-        <w:pStyle w:val="2"/>
+        <w:pStyle w:val="Heading2"/>
         <w:keepNext/>
         <w:keepLines/>
         <w:spacing w:before="240" w:line="240" w:lineRule="auto"/>
@@ -15189,7 +14570,7 @@
       </w:r>
       <w:r>
         <w:rPr>
-          <w:rStyle w:val="af7"/>
+          <w:rStyle w:val="CommentReference"/>
           <w:b/>
           <w:sz w:val="28"/>
           <w:szCs w:val="28"/>
@@ -15199,7 +14580,7 @@
       <w:proofErr w:type="spellStart"/>
       <w:r>
         <w:rPr>
-          <w:rStyle w:val="af7"/>
+          <w:rStyle w:val="CommentReference"/>
           <w:b/>
           <w:sz w:val="28"/>
           <w:szCs w:val="28"/>
@@ -15548,36 +14929,8 @@
           <w:sz w:val="28"/>
           <w:szCs w:val="28"/>
         </w:rPr>
-        <w:t xml:space="preserve"> </w:t>
-      </w:r>
-      <w:proofErr w:type="spellStart"/>
-      <w:r>
-        <w:rPr>
-          <w:rFonts w:ascii="Times New Roman" w:eastAsia="Times New Roman" w:hAnsi="Times New Roman" w:cs="Times New Roman"/>
-          <w:sz w:val="28"/>
-          <w:szCs w:val="28"/>
-        </w:rPr>
-        <w:t>Data</w:t>
-      </w:r>
-      <w:proofErr w:type="spellEnd"/>
-      <w:r>
-        <w:rPr>
-          <w:rFonts w:ascii="Times New Roman" w:eastAsia="Times New Roman" w:hAnsi="Times New Roman" w:cs="Times New Roman"/>
-          <w:sz w:val="28"/>
-          <w:szCs w:val="28"/>
-        </w:rPr>
-        <w:t xml:space="preserve"> </w:t>
-      </w:r>
-      <w:proofErr w:type="spellStart"/>
-      <w:r>
-        <w:rPr>
-          <w:rFonts w:ascii="Times New Roman" w:eastAsia="Times New Roman" w:hAnsi="Times New Roman" w:cs="Times New Roman"/>
-          <w:sz w:val="28"/>
-          <w:szCs w:val="28"/>
-        </w:rPr>
-        <w:t>Science</w:t>
-      </w:r>
-      <w:proofErr w:type="spellEnd"/>
+        <w:t xml:space="preserve"> Data Science</w:t>
+      </w:r>
       <w:r>
         <w:rPr>
           <w:rFonts w:ascii="Times New Roman" w:eastAsia="Times New Roman" w:hAnsi="Times New Roman" w:cs="Times New Roman"/>
@@ -15752,6 +15105,14 @@
         </w:rPr>
         <w:t xml:space="preserve"> СУБД представляет также </w:t>
       </w:r>
+      <w:r>
+        <w:rPr>
+          <w:rFonts w:ascii="Times New Roman" w:eastAsia="Times New Roman" w:hAnsi="Times New Roman" w:cs="Times New Roman"/>
+          <w:sz w:val="28"/>
+          <w:szCs w:val="28"/>
+        </w:rPr>
+        <w:t xml:space="preserve">Amazon </w:t>
+      </w:r>
       <w:proofErr w:type="spellStart"/>
       <w:r>
         <w:rPr>
@@ -15759,7 +15120,7 @@
           <w:sz w:val="28"/>
           <w:szCs w:val="28"/>
         </w:rPr>
-        <w:t>Amazon</w:t>
+        <w:t>Neptune</w:t>
       </w:r>
       <w:proofErr w:type="spellEnd"/>
       <w:r>
@@ -15768,24 +15129,6 @@
           <w:sz w:val="28"/>
           <w:szCs w:val="28"/>
         </w:rPr>
-        <w:t xml:space="preserve"> </w:t>
-      </w:r>
-      <w:proofErr w:type="spellStart"/>
-      <w:r>
-        <w:rPr>
-          <w:rFonts w:ascii="Times New Roman" w:eastAsia="Times New Roman" w:hAnsi="Times New Roman" w:cs="Times New Roman"/>
-          <w:sz w:val="28"/>
-          <w:szCs w:val="28"/>
-        </w:rPr>
-        <w:t>Neptune</w:t>
-      </w:r>
-      <w:proofErr w:type="spellEnd"/>
-      <w:r>
-        <w:rPr>
-          <w:rFonts w:ascii="Times New Roman" w:eastAsia="Times New Roman" w:hAnsi="Times New Roman" w:cs="Times New Roman"/>
-          <w:sz w:val="28"/>
-          <w:szCs w:val="28"/>
-        </w:rPr>
         <w:t xml:space="preserve"> [</w:t>
       </w:r>
       <w:r>
@@ -15818,61 +15161,7 @@
           <w:sz w:val="28"/>
           <w:szCs w:val="28"/>
         </w:rPr>
-        <w:t xml:space="preserve">управляемый сервис от </w:t>
-      </w:r>
-      <w:proofErr w:type="spellStart"/>
-      <w:r>
-        <w:rPr>
-          <w:rFonts w:ascii="Times New Roman" w:eastAsia="Times New Roman" w:hAnsi="Times New Roman" w:cs="Times New Roman"/>
-          <w:sz w:val="28"/>
-          <w:szCs w:val="28"/>
-        </w:rPr>
-        <w:t>Amazon</w:t>
-      </w:r>
-      <w:proofErr w:type="spellEnd"/>
-      <w:r>
-        <w:rPr>
-          <w:rFonts w:ascii="Times New Roman" w:eastAsia="Times New Roman" w:hAnsi="Times New Roman" w:cs="Times New Roman"/>
-          <w:sz w:val="28"/>
-          <w:szCs w:val="28"/>
-        </w:rPr>
-        <w:t xml:space="preserve"> </w:t>
-      </w:r>
-      <w:proofErr w:type="spellStart"/>
-      <w:r>
-        <w:rPr>
-          <w:rFonts w:ascii="Times New Roman" w:eastAsia="Times New Roman" w:hAnsi="Times New Roman" w:cs="Times New Roman"/>
-          <w:sz w:val="28"/>
-          <w:szCs w:val="28"/>
-        </w:rPr>
-        <w:t>Web</w:t>
-      </w:r>
-      <w:proofErr w:type="spellEnd"/>
-      <w:r>
-        <w:rPr>
-          <w:rFonts w:ascii="Times New Roman" w:eastAsia="Times New Roman" w:hAnsi="Times New Roman" w:cs="Times New Roman"/>
-          <w:sz w:val="28"/>
-          <w:szCs w:val="28"/>
-        </w:rPr>
-        <w:t xml:space="preserve"> </w:t>
-      </w:r>
-      <w:proofErr w:type="spellStart"/>
-      <w:r>
-        <w:rPr>
-          <w:rFonts w:ascii="Times New Roman" w:eastAsia="Times New Roman" w:hAnsi="Times New Roman" w:cs="Times New Roman"/>
-          <w:sz w:val="28"/>
-          <w:szCs w:val="28"/>
-        </w:rPr>
-        <w:t>Services</w:t>
-      </w:r>
-      <w:proofErr w:type="spellEnd"/>
-      <w:r>
-        <w:rPr>
-          <w:rFonts w:ascii="Times New Roman" w:eastAsia="Times New Roman" w:hAnsi="Times New Roman" w:cs="Times New Roman"/>
-          <w:sz w:val="28"/>
-          <w:szCs w:val="28"/>
-        </w:rPr>
-        <w:t xml:space="preserve">, </w:t>
+        <w:t xml:space="preserve">управляемый сервис от Amazon Web Services, </w:t>
       </w:r>
       <w:r>
         <w:rPr>
@@ -16084,43 +15373,7 @@
           <w:sz w:val="28"/>
           <w:szCs w:val="28"/>
         </w:rPr>
-        <w:t xml:space="preserve"> </w:t>
-      </w:r>
-      <w:proofErr w:type="spellStart"/>
-      <w:r>
-        <w:rPr>
-          <w:rFonts w:ascii="Times New Roman" w:eastAsia="Times New Roman" w:hAnsi="Times New Roman" w:cs="Times New Roman"/>
-          <w:sz w:val="28"/>
-          <w:szCs w:val="28"/>
-        </w:rPr>
-        <w:t>Data</w:t>
-      </w:r>
-      <w:proofErr w:type="spellEnd"/>
-      <w:r>
-        <w:rPr>
-          <w:rFonts w:ascii="Times New Roman" w:eastAsia="Times New Roman" w:hAnsi="Times New Roman" w:cs="Times New Roman"/>
-          <w:sz w:val="28"/>
-          <w:szCs w:val="28"/>
-        </w:rPr>
-        <w:t xml:space="preserve"> </w:t>
-      </w:r>
-      <w:proofErr w:type="spellStart"/>
-      <w:r>
-        <w:rPr>
-          <w:rFonts w:ascii="Times New Roman" w:eastAsia="Times New Roman" w:hAnsi="Times New Roman" w:cs="Times New Roman"/>
-          <w:sz w:val="28"/>
-          <w:szCs w:val="28"/>
-        </w:rPr>
-        <w:t>Science</w:t>
-      </w:r>
-      <w:proofErr w:type="spellEnd"/>
-      <w:r>
-        <w:rPr>
-          <w:rFonts w:ascii="Times New Roman" w:eastAsia="Times New Roman" w:hAnsi="Times New Roman" w:cs="Times New Roman"/>
-          <w:sz w:val="28"/>
-          <w:szCs w:val="28"/>
-        </w:rPr>
-        <w:t xml:space="preserve"> в Neo4j.</w:t>
+        <w:t xml:space="preserve"> Data Science в Neo4j.</w:t>
       </w:r>
     </w:p>
     <w:p>
@@ -16618,62 +15871,16 @@
           <w:sz w:val="28"/>
           <w:szCs w:val="28"/>
         </w:rPr>
-        <w:t xml:space="preserve"> потребуется интеграция с </w:t>
-      </w:r>
-      <w:proofErr w:type="spellStart"/>
-      <w:r>
-        <w:rPr>
-          <w:rFonts w:ascii="Times New Roman" w:eastAsia="Times New Roman" w:hAnsi="Times New Roman" w:cs="Times New Roman"/>
-          <w:sz w:val="28"/>
-          <w:szCs w:val="28"/>
-        </w:rPr>
-        <w:t>Apache</w:t>
-      </w:r>
-      <w:proofErr w:type="spellEnd"/>
-      <w:r>
-        <w:rPr>
-          <w:rFonts w:ascii="Times New Roman" w:eastAsia="Times New Roman" w:hAnsi="Times New Roman" w:cs="Times New Roman"/>
-          <w:sz w:val="28"/>
-          <w:szCs w:val="28"/>
-        </w:rPr>
-        <w:t xml:space="preserve"> </w:t>
-      </w:r>
-      <w:proofErr w:type="spellStart"/>
-      <w:r>
-        <w:rPr>
-          <w:rFonts w:ascii="Times New Roman" w:eastAsia="Times New Roman" w:hAnsi="Times New Roman" w:cs="Times New Roman"/>
-          <w:sz w:val="28"/>
-          <w:szCs w:val="28"/>
-        </w:rPr>
-        <w:t>Spar</w:t>
-      </w:r>
-      <w:r>
-        <w:rPr>
-          <w:rFonts w:ascii="Times New Roman" w:eastAsia="Times New Roman" w:hAnsi="Times New Roman" w:cs="Times New Roman"/>
-          <w:sz w:val="28"/>
-          <w:szCs w:val="28"/>
-        </w:rPr>
-        <w:t>k</w:t>
-      </w:r>
-      <w:proofErr w:type="spellEnd"/>
-      <w:r>
-        <w:rPr>
-          <w:rFonts w:ascii="Times New Roman" w:eastAsia="Times New Roman" w:hAnsi="Times New Roman" w:cs="Times New Roman"/>
-          <w:sz w:val="28"/>
-          <w:szCs w:val="28"/>
-        </w:rPr>
-        <w:t xml:space="preserve"> или аналогичными </w:t>
-      </w:r>
-      <w:proofErr w:type="spellStart"/>
-      <w:r>
-        <w:rPr>
-          <w:rFonts w:ascii="Times New Roman" w:eastAsia="Times New Roman" w:hAnsi="Times New Roman" w:cs="Times New Roman"/>
-          <w:sz w:val="28"/>
-          <w:szCs w:val="28"/>
-        </w:rPr>
-        <w:t>фреймворками</w:t>
-      </w:r>
-      <w:proofErr w:type="spellEnd"/>
+        <w:t xml:space="preserve"> потребуется интеграция с Apache Spar</w:t>
+      </w:r>
+      <w:r>
+        <w:rPr>
+          <w:rFonts w:ascii="Times New Roman" w:eastAsia="Times New Roman" w:hAnsi="Times New Roman" w:cs="Times New Roman"/>
+          <w:sz w:val="28"/>
+          <w:szCs w:val="28"/>
+        </w:rPr>
+        <w:t>k или аналогичными фреймворками</w:t>
+      </w:r>
       <w:r>
         <w:rPr>
           <w:rFonts w:ascii="Times New Roman" w:eastAsia="Times New Roman" w:hAnsi="Times New Roman" w:cs="Times New Roman"/>
@@ -16852,7 +16059,7 @@
           <w:sz w:val="28"/>
           <w:szCs w:val="28"/>
         </w:rPr>
-        <w:t xml:space="preserve">. </w:t>
+        <w:t>. In-</w:t>
       </w:r>
       <w:proofErr w:type="spellStart"/>
       <w:r>
@@ -16861,7 +16068,7 @@
           <w:sz w:val="28"/>
           <w:szCs w:val="28"/>
         </w:rPr>
-        <w:t>In-memory</w:t>
+        <w:t>memory</w:t>
       </w:r>
       <w:proofErr w:type="spellEnd"/>
       <w:r>
@@ -17224,6 +16431,86 @@
         </w:rPr>
         <w:t xml:space="preserve"> и, как следствие, меньшее распространение и </w:t>
       </w:r>
+      <w:r>
+        <w:rPr>
+          <w:rFonts w:ascii="Times New Roman" w:eastAsia="Times New Roman" w:hAnsi="Times New Roman" w:cs="Times New Roman"/>
+          <w:sz w:val="28"/>
+          <w:szCs w:val="28"/>
+        </w:rPr>
+        <w:t>проверенность</w:t>
+      </w:r>
+      <w:r>
+        <w:rPr>
+          <w:rFonts w:ascii="Times New Roman" w:eastAsia="Times New Roman" w:hAnsi="Times New Roman" w:cs="Times New Roman"/>
+          <w:sz w:val="28"/>
+          <w:szCs w:val="28"/>
+        </w:rPr>
+        <w:t xml:space="preserve"> инстру</w:t>
+      </w:r>
+      <w:r>
+        <w:rPr>
+          <w:rFonts w:ascii="Times New Roman" w:eastAsia="Times New Roman" w:hAnsi="Times New Roman" w:cs="Times New Roman"/>
+          <w:sz w:val="28"/>
+          <w:szCs w:val="28"/>
+        </w:rPr>
+        <w:t>ментов. В документации</w:t>
+      </w:r>
+      <w:r>
+        <w:rPr>
+          <w:rFonts w:ascii="Times New Roman" w:eastAsia="Times New Roman" w:hAnsi="Times New Roman" w:cs="Times New Roman"/>
+          <w:sz w:val="28"/>
+          <w:szCs w:val="28"/>
+        </w:rPr>
+        <w:t xml:space="preserve"> можно встретить ограничения, связанные с импортом данных (только CSV без заголовков) и поддержкой версий, что говорит о том, что экосистема во</w:t>
+      </w:r>
+      <w:r>
+        <w:rPr>
+          <w:rFonts w:ascii="Times New Roman" w:eastAsia="Times New Roman" w:hAnsi="Times New Roman" w:cs="Times New Roman"/>
+          <w:sz w:val="28"/>
+          <w:szCs w:val="28"/>
+        </w:rPr>
+        <w:t>круг нее еще только формируется</w:t>
+      </w:r>
+      <w:r>
+        <w:rPr>
+          <w:rFonts w:ascii="Times New Roman" w:eastAsia="Times New Roman" w:hAnsi="Times New Roman" w:cs="Times New Roman"/>
+          <w:sz w:val="28"/>
+          <w:szCs w:val="28"/>
+        </w:rPr>
+        <w:t xml:space="preserve">. </w:t>
+      </w:r>
+      <w:r>
+        <w:rPr>
+          <w:rFonts w:ascii="Times New Roman" w:eastAsia="Times New Roman" w:hAnsi="Times New Roman" w:cs="Times New Roman"/>
+          <w:sz w:val="28"/>
+          <w:szCs w:val="28"/>
+        </w:rPr>
+        <w:t>Для задач</w:t>
+      </w:r>
+      <w:r>
+        <w:rPr>
+          <w:rFonts w:ascii="Times New Roman" w:eastAsia="Times New Roman" w:hAnsi="Times New Roman" w:cs="Times New Roman"/>
+          <w:sz w:val="28"/>
+          <w:szCs w:val="28"/>
+        </w:rPr>
+        <w:t xml:space="preserve">, где важна простота и быстрота получения </w:t>
+      </w:r>
+      <w:r>
+        <w:rPr>
+          <w:rFonts w:ascii="Times New Roman" w:eastAsia="Times New Roman" w:hAnsi="Times New Roman" w:cs="Times New Roman"/>
+          <w:sz w:val="28"/>
+          <w:szCs w:val="28"/>
+        </w:rPr>
+        <w:t>результата</w:t>
+      </w:r>
+      <w:r>
+        <w:rPr>
+          <w:rFonts w:ascii="Times New Roman" w:eastAsia="Times New Roman" w:hAnsi="Times New Roman" w:cs="Times New Roman"/>
+          <w:sz w:val="28"/>
+          <w:szCs w:val="28"/>
+        </w:rPr>
+        <w:t xml:space="preserve">, избыточная сложность </w:t>
+      </w:r>
       <w:proofErr w:type="spellStart"/>
       <w:r>
         <w:rPr>
@@ -17231,7 +16518,7 @@
           <w:sz w:val="28"/>
           <w:szCs w:val="28"/>
         </w:rPr>
-        <w:t>проверенность</w:t>
+        <w:t>Nebula</w:t>
       </w:r>
       <w:proofErr w:type="spellEnd"/>
       <w:r>
@@ -17240,107 +16527,7 @@
           <w:sz w:val="28"/>
           <w:szCs w:val="28"/>
         </w:rPr>
-        <w:t xml:space="preserve"> инстру</w:t>
-      </w:r>
-      <w:r>
-        <w:rPr>
-          <w:rFonts w:ascii="Times New Roman" w:eastAsia="Times New Roman" w:hAnsi="Times New Roman" w:cs="Times New Roman"/>
-          <w:sz w:val="28"/>
-          <w:szCs w:val="28"/>
-        </w:rPr>
-        <w:t>ментов. В документации</w:t>
-      </w:r>
-      <w:r>
-        <w:rPr>
-          <w:rFonts w:ascii="Times New Roman" w:eastAsia="Times New Roman" w:hAnsi="Times New Roman" w:cs="Times New Roman"/>
-          <w:sz w:val="28"/>
-          <w:szCs w:val="28"/>
-        </w:rPr>
-        <w:t xml:space="preserve"> можно встретить ограничения, связанные с импортом данных (только CSV без заголовков) и поддержкой версий, что говорит о том, что экосистема во</w:t>
-      </w:r>
-      <w:r>
-        <w:rPr>
-          <w:rFonts w:ascii="Times New Roman" w:eastAsia="Times New Roman" w:hAnsi="Times New Roman" w:cs="Times New Roman"/>
-          <w:sz w:val="28"/>
-          <w:szCs w:val="28"/>
-        </w:rPr>
-        <w:t>круг нее еще только формируется</w:t>
-      </w:r>
-      <w:r>
-        <w:rPr>
-          <w:rFonts w:ascii="Times New Roman" w:eastAsia="Times New Roman" w:hAnsi="Times New Roman" w:cs="Times New Roman"/>
-          <w:sz w:val="28"/>
-          <w:szCs w:val="28"/>
-        </w:rPr>
-        <w:t xml:space="preserve">. </w:t>
-      </w:r>
-      <w:r>
-        <w:rPr>
-          <w:rFonts w:ascii="Times New Roman" w:eastAsia="Times New Roman" w:hAnsi="Times New Roman" w:cs="Times New Roman"/>
-          <w:sz w:val="28"/>
-          <w:szCs w:val="28"/>
-        </w:rPr>
-        <w:t>Для задач</w:t>
-      </w:r>
-      <w:r>
-        <w:rPr>
-          <w:rFonts w:ascii="Times New Roman" w:eastAsia="Times New Roman" w:hAnsi="Times New Roman" w:cs="Times New Roman"/>
-          <w:sz w:val="28"/>
-          <w:szCs w:val="28"/>
-        </w:rPr>
-        <w:t xml:space="preserve">, где важна простота и быстрота получения </w:t>
-      </w:r>
-      <w:r>
-        <w:rPr>
-          <w:rFonts w:ascii="Times New Roman" w:eastAsia="Times New Roman" w:hAnsi="Times New Roman" w:cs="Times New Roman"/>
-          <w:sz w:val="28"/>
-          <w:szCs w:val="28"/>
-        </w:rPr>
-        <w:t>результата</w:t>
-      </w:r>
-      <w:r>
-        <w:rPr>
-          <w:rFonts w:ascii="Times New Roman" w:eastAsia="Times New Roman" w:hAnsi="Times New Roman" w:cs="Times New Roman"/>
-          <w:sz w:val="28"/>
-          <w:szCs w:val="28"/>
-        </w:rPr>
-        <w:t xml:space="preserve">, избыточная сложность </w:t>
-      </w:r>
-      <w:proofErr w:type="spellStart"/>
-      <w:r>
-        <w:rPr>
-          <w:rFonts w:ascii="Times New Roman" w:eastAsia="Times New Roman" w:hAnsi="Times New Roman" w:cs="Times New Roman"/>
-          <w:sz w:val="28"/>
-          <w:szCs w:val="28"/>
-        </w:rPr>
-        <w:t>Nebula</w:t>
-      </w:r>
-      <w:proofErr w:type="spellEnd"/>
-      <w:r>
-        <w:rPr>
-          <w:rFonts w:ascii="Times New Roman" w:eastAsia="Times New Roman" w:hAnsi="Times New Roman" w:cs="Times New Roman"/>
-          <w:sz w:val="28"/>
-          <w:szCs w:val="28"/>
-        </w:rPr>
-        <w:t xml:space="preserve"> </w:t>
-      </w:r>
-      <w:proofErr w:type="spellStart"/>
-      <w:r>
-        <w:rPr>
-          <w:rFonts w:ascii="Times New Roman" w:eastAsia="Times New Roman" w:hAnsi="Times New Roman" w:cs="Times New Roman"/>
-          <w:sz w:val="28"/>
-          <w:szCs w:val="28"/>
-        </w:rPr>
-        <w:t>неоправданна</w:t>
-      </w:r>
-      <w:proofErr w:type="spellEnd"/>
-      <w:r>
-        <w:rPr>
-          <w:rFonts w:ascii="Times New Roman" w:eastAsia="Times New Roman" w:hAnsi="Times New Roman" w:cs="Times New Roman"/>
-          <w:sz w:val="28"/>
-          <w:szCs w:val="28"/>
-        </w:rPr>
-        <w:t>.</w:t>
+        <w:t xml:space="preserve"> неоправданна.</w:t>
       </w:r>
     </w:p>
     <w:p>
@@ -17592,7 +16779,7 @@
     </w:p>
     <w:tbl>
       <w:tblPr>
-        <w:tblStyle w:val="a5"/>
+        <w:tblStyle w:val="TableGrid"/>
         <w:tblW w:w="0" w:type="auto"/>
         <w:tblLayout w:type="fixed"/>
         <w:tblLook w:val="04A0" w:firstRow="1" w:lastRow="0" w:firstColumn="1" w:lastColumn="0" w:noHBand="0" w:noVBand="1"/>
@@ -17823,23 +17010,13 @@
                 <w:szCs w:val="24"/>
               </w:rPr>
             </w:pPr>
-            <w:proofErr w:type="spellStart"/>
             <w:r>
               <w:rPr>
                 <w:rFonts w:ascii="Times New Roman" w:eastAsia="Times New Roman" w:hAnsi="Times New Roman" w:cs="Times New Roman"/>
                 <w:sz w:val="24"/>
                 <w:szCs w:val="24"/>
               </w:rPr>
-              <w:t>Нативная</w:t>
-            </w:r>
-            <w:proofErr w:type="spellEnd"/>
-            <w:r>
-              <w:rPr>
-                <w:rFonts w:ascii="Times New Roman" w:eastAsia="Times New Roman" w:hAnsi="Times New Roman" w:cs="Times New Roman"/>
-                <w:sz w:val="24"/>
-                <w:szCs w:val="24"/>
-              </w:rPr>
-              <w:t xml:space="preserve"> </w:t>
+              <w:t xml:space="preserve">Нативная </w:t>
             </w:r>
             <w:proofErr w:type="spellStart"/>
             <w:r>
@@ -18028,25 +17205,7 @@
                 <w:sz w:val="24"/>
                 <w:szCs w:val="24"/>
               </w:rPr>
-              <w:t xml:space="preserve">на основе </w:t>
-            </w:r>
-            <w:proofErr w:type="spellStart"/>
-            <w:r>
-              <w:rPr>
-                <w:rFonts w:ascii="Times New Roman" w:eastAsia="Times New Roman" w:hAnsi="Times New Roman" w:cs="Times New Roman"/>
-                <w:sz w:val="24"/>
-                <w:szCs w:val="24"/>
-              </w:rPr>
-              <w:t>нативного</w:t>
-            </w:r>
-            <w:proofErr w:type="spellEnd"/>
-            <w:r>
-              <w:rPr>
-                <w:rFonts w:ascii="Times New Roman" w:eastAsia="Times New Roman" w:hAnsi="Times New Roman" w:cs="Times New Roman"/>
-                <w:sz w:val="24"/>
-                <w:szCs w:val="24"/>
-              </w:rPr>
-              <w:t xml:space="preserve"> графа</w:t>
+              <w:t>на основе нативного графа</w:t>
             </w:r>
           </w:p>
         </w:tc>
@@ -18956,23 +18115,13 @@
                 <w:szCs w:val="24"/>
               </w:rPr>
             </w:pPr>
-            <w:proofErr w:type="spellStart"/>
             <w:r>
               <w:rPr>
                 <w:rFonts w:ascii="Times New Roman" w:eastAsia="Times New Roman" w:hAnsi="Times New Roman" w:cs="Times New Roman"/>
                 <w:sz w:val="24"/>
                 <w:szCs w:val="24"/>
               </w:rPr>
-              <w:t>Нативная</w:t>
-            </w:r>
-            <w:proofErr w:type="spellEnd"/>
-            <w:r>
-              <w:rPr>
-                <w:rFonts w:ascii="Times New Roman" w:eastAsia="Times New Roman" w:hAnsi="Times New Roman" w:cs="Times New Roman"/>
-                <w:sz w:val="24"/>
-                <w:szCs w:val="24"/>
-              </w:rPr>
-              <w:t xml:space="preserve"> </w:t>
+              <w:t xml:space="preserve">Нативная </w:t>
             </w:r>
             <w:proofErr w:type="spellStart"/>
             <w:r>
@@ -19222,7 +18371,7 @@
     </w:p>
     <w:p>
       <w:pPr>
-        <w:pStyle w:val="2"/>
+        <w:pStyle w:val="Heading2"/>
         <w:keepNext/>
         <w:keepLines/>
         <w:spacing w:before="240" w:line="240" w:lineRule="auto"/>
@@ -19259,7 +18408,7 @@
     </w:p>
     <w:p>
       <w:pPr>
-        <w:pStyle w:val="2"/>
+        <w:pStyle w:val="Heading2"/>
         <w:keepNext/>
         <w:keepLines/>
         <w:spacing w:before="240" w:line="240" w:lineRule="auto"/>
@@ -19309,7 +18458,7 @@
     </w:p>
     <w:p>
       <w:pPr>
-        <w:pStyle w:val="2"/>
+        <w:pStyle w:val="Heading2"/>
         <w:keepNext/>
         <w:keepLines/>
         <w:spacing w:before="240" w:line="240" w:lineRule="auto"/>
@@ -21629,7 +20778,7 @@
     </w:p>
     <w:p>
       <w:pPr>
-        <w:pStyle w:val="2"/>
+        <w:pStyle w:val="Heading2"/>
         <w:keepNext/>
         <w:keepLines/>
         <w:spacing w:before="240" w:line="240" w:lineRule="auto"/>
@@ -21905,7 +21054,7 @@
     </w:p>
     <w:p>
       <w:pPr>
-        <w:pStyle w:val="2"/>
+        <w:pStyle w:val="Heading2"/>
         <w:keepNext/>
         <w:keepLines/>
         <w:spacing w:before="240" w:line="240" w:lineRule="auto"/>
@@ -22626,7 +21775,6 @@
                       <a:avLst/>
                     </a:prstGeom>
                     <a:noFill/>
-                    <a:extLst/>
                   </pic:spPr>
                 </pic:pic>
               </a:graphicData>
@@ -22680,7 +21828,7 @@
     </w:p>
     <w:p>
       <w:pPr>
-        <w:pStyle w:val="2"/>
+        <w:pStyle w:val="Heading2"/>
         <w:keepNext/>
         <w:keepLines/>
         <w:spacing w:before="240" w:line="240" w:lineRule="auto"/>
@@ -22817,7 +21965,7 @@
     </w:p>
     <w:p>
       <w:pPr>
-        <w:pStyle w:val="2"/>
+        <w:pStyle w:val="Heading2"/>
         <w:keepNext/>
         <w:keepLines/>
         <w:spacing w:before="240" w:line="240" w:lineRule="auto"/>
@@ -22892,43 +22040,7 @@
           <w:sz w:val="28"/>
           <w:szCs w:val="28"/>
         </w:rPr>
-        <w:t xml:space="preserve">Циклические зависимости между компонентами или </w:t>
-      </w:r>
-      <w:proofErr w:type="spellStart"/>
-      <w:r>
-        <w:rPr>
-          <w:rFonts w:ascii="Times New Roman" w:eastAsia="Times New Roman" w:hAnsi="Times New Roman" w:cs="Times New Roman"/>
-          <w:sz w:val="28"/>
-          <w:szCs w:val="28"/>
-        </w:rPr>
-        <w:t>микросервисами</w:t>
-      </w:r>
-      <w:proofErr w:type="spellEnd"/>
-      <w:r>
-        <w:rPr>
-          <w:rFonts w:ascii="Times New Roman" w:eastAsia="Times New Roman" w:hAnsi="Times New Roman" w:cs="Times New Roman"/>
-          <w:sz w:val="28"/>
-          <w:szCs w:val="28"/>
-        </w:rPr>
-        <w:t xml:space="preserve"> нарушают принцип слабой связности и могут приводить к проблемам при развёртывании, сложностям в тестировании и эффекту "домино" при отказах. В </w:t>
-      </w:r>
-      <w:proofErr w:type="spellStart"/>
-      <w:r>
-        <w:rPr>
-          <w:rFonts w:ascii="Times New Roman" w:eastAsia="Times New Roman" w:hAnsi="Times New Roman" w:cs="Times New Roman"/>
-          <w:sz w:val="28"/>
-          <w:szCs w:val="28"/>
-        </w:rPr>
-        <w:t>микросервисной</w:t>
-      </w:r>
-      <w:proofErr w:type="spellEnd"/>
-      <w:r>
-        <w:rPr>
-          <w:rFonts w:ascii="Times New Roman" w:eastAsia="Times New Roman" w:hAnsi="Times New Roman" w:cs="Times New Roman"/>
-          <w:sz w:val="28"/>
-          <w:szCs w:val="28"/>
-        </w:rPr>
-        <w:t xml:space="preserve"> архитектуре такие циклы создают риск</w:t>
+        <w:t>Циклические зависимости между компонентами или микросервисами нарушают принцип слабой связности и могут приводить к проблемам при развёртывании, сложностям в тестировании и эффекту "домино" при отказах. В микросервисной архитектуре такие циклы создают риск</w:t>
       </w:r>
       <w:r>
         <w:rPr>
@@ -23038,7 +22150,6 @@
                       <a:avLst/>
                     </a:prstGeom>
                     <a:noFill/>
-                    <a:extLst/>
                   </pic:spPr>
                 </pic:pic>
               </a:graphicData>
@@ -23082,7 +22193,7 @@
     </w:p>
     <w:p>
       <w:pPr>
-        <w:pStyle w:val="2"/>
+        <w:pStyle w:val="Heading2"/>
         <w:keepNext/>
         <w:keepLines/>
         <w:spacing w:before="240" w:line="240" w:lineRule="auto"/>
@@ -23221,25 +22332,7 @@
           <w:sz w:val="28"/>
           <w:szCs w:val="28"/>
         </w:rPr>
-        <w:t xml:space="preserve">. В </w:t>
-      </w:r>
-      <w:proofErr w:type="spellStart"/>
-      <w:r>
-        <w:rPr>
-          <w:rFonts w:ascii="Times New Roman" w:eastAsia="Times New Roman" w:hAnsi="Times New Roman" w:cs="Times New Roman"/>
-          <w:sz w:val="28"/>
-          <w:szCs w:val="28"/>
-        </w:rPr>
-        <w:t>микросервисной</w:t>
-      </w:r>
-      <w:proofErr w:type="spellEnd"/>
-      <w:r>
-        <w:rPr>
-          <w:rFonts w:ascii="Times New Roman" w:eastAsia="Times New Roman" w:hAnsi="Times New Roman" w:cs="Times New Roman"/>
-          <w:sz w:val="28"/>
-          <w:szCs w:val="28"/>
-        </w:rPr>
-        <w:t xml:space="preserve"> архитектуре такими точками часто становятся общие базы данных, централизованные API-шлюзы или сервисы аутентификации.</w:t>
+        <w:t>. В микросервисной архитектуре такими точками часто становятся общие базы данных, централизованные API-шлюзы или сервисы аутентификации.</w:t>
       </w:r>
       <w:r>
         <w:rPr>
@@ -23339,7 +22432,6 @@
                       <a:avLst/>
                     </a:prstGeom>
                     <a:noFill/>
-                    <a:extLst/>
                   </pic:spPr>
                 </pic:pic>
               </a:graphicData>
@@ -23371,7 +22463,7 @@
     </w:p>
     <w:p>
       <w:pPr>
-        <w:pStyle w:val="2"/>
+        <w:pStyle w:val="Heading2"/>
         <w:keepNext/>
         <w:keepLines/>
         <w:spacing w:before="240" w:line="240" w:lineRule="auto"/>
@@ -23554,25 +22646,7 @@
           <w:sz w:val="28"/>
           <w:szCs w:val="28"/>
         </w:rPr>
-        <w:t xml:space="preserve">В </w:t>
-      </w:r>
-      <w:proofErr w:type="spellStart"/>
-      <w:r>
-        <w:rPr>
-          <w:rFonts w:ascii="Times New Roman" w:eastAsia="Times New Roman" w:hAnsi="Times New Roman" w:cs="Times New Roman"/>
-          <w:sz w:val="28"/>
-          <w:szCs w:val="28"/>
-        </w:rPr>
-        <w:t>микросервисной</w:t>
-      </w:r>
-      <w:proofErr w:type="spellEnd"/>
-      <w:r>
-        <w:rPr>
-          <w:rFonts w:ascii="Times New Roman" w:eastAsia="Times New Roman" w:hAnsi="Times New Roman" w:cs="Times New Roman"/>
-          <w:sz w:val="28"/>
-          <w:szCs w:val="28"/>
-        </w:rPr>
-        <w:t xml:space="preserve"> архитектуре это часто проявляется как сервис, который обрабатывает слишком много доменных областей или имеет </w:t>
+        <w:t xml:space="preserve">В микросервисной архитектуре это часто проявляется как сервис, который обрабатывает слишком много доменных областей или имеет </w:t>
       </w:r>
       <w:r>
         <w:rPr>
@@ -23779,7 +22853,6 @@
                       <a:avLst/>
                     </a:prstGeom>
                     <a:noFill/>
-                    <a:extLst/>
                   </pic:spPr>
                 </pic:pic>
               </a:graphicData>
@@ -24090,7 +23163,7 @@
     </w:p>
     <w:p>
       <w:pPr>
-        <w:pStyle w:val="2"/>
+        <w:pStyle w:val="Heading2"/>
         <w:keepNext/>
         <w:keepLines/>
         <w:spacing w:before="240" w:line="240" w:lineRule="auto"/>
@@ -24586,7 +23659,6 @@
                       <a:avLst/>
                     </a:prstGeom>
                     <a:noFill/>
-                    <a:extLst/>
                   </pic:spPr>
                 </pic:pic>
               </a:graphicData>
@@ -24654,7 +23726,7 @@
     </w:p>
     <w:p>
       <w:pPr>
-        <w:pStyle w:val="2"/>
+        <w:pStyle w:val="Heading2"/>
         <w:keepNext/>
         <w:keepLines/>
         <w:spacing w:before="240" w:line="240" w:lineRule="auto"/>
@@ -25081,7 +24153,6 @@
                       <a:avLst/>
                     </a:prstGeom>
                     <a:noFill/>
-                    <a:extLst/>
                   </pic:spPr>
                 </pic:pic>
               </a:graphicData>
@@ -25122,7 +24193,7 @@
     </w:p>
     <w:p>
       <w:pPr>
-        <w:pStyle w:val="2"/>
+        <w:pStyle w:val="Heading2"/>
         <w:keepNext/>
         <w:keepLines/>
         <w:spacing w:before="240" w:line="240" w:lineRule="auto"/>
@@ -25636,7 +24707,6 @@
                       <a:avLst/>
                     </a:prstGeom>
                     <a:noFill/>
-                    <a:extLst/>
                   </pic:spPr>
                 </pic:pic>
               </a:graphicData>
@@ -25837,7 +24907,7 @@
     </w:p>
     <w:tbl>
       <w:tblPr>
-        <w:tblStyle w:val="a5"/>
+        <w:tblStyle w:val="TableGrid"/>
         <w:tblW w:w="0" w:type="auto"/>
         <w:tblLook w:val="04A0" w:firstRow="1" w:lastRow="0" w:firstColumn="1" w:lastColumn="0" w:noHBand="0" w:noVBand="1"/>
       </w:tblPr>
@@ -26709,7 +25779,7 @@
     </w:p>
     <w:p>
       <w:pPr>
-        <w:pStyle w:val="2"/>
+        <w:pStyle w:val="Heading2"/>
         <w:keepNext/>
         <w:keepLines/>
         <w:spacing w:before="240" w:line="240" w:lineRule="auto"/>
@@ -26772,7 +25842,7 @@
     </w:p>
     <w:p>
       <w:pPr>
-        <w:pStyle w:val="2"/>
+        <w:pStyle w:val="Heading2"/>
         <w:keepNext/>
         <w:keepLines/>
         <w:spacing w:before="240" w:line="240" w:lineRule="auto"/>
@@ -26993,25 +26063,7 @@
           <w:sz w:val="28"/>
           <w:szCs w:val="28"/>
         </w:rPr>
-        <w:t xml:space="preserve"> </w:t>
-      </w:r>
-      <w:proofErr w:type="spellStart"/>
-      <w:r>
-        <w:rPr>
-          <w:rFonts w:ascii="Times New Roman" w:eastAsia="Times New Roman" w:hAnsi="Times New Roman" w:cs="Times New Roman"/>
-          <w:sz w:val="28"/>
-          <w:szCs w:val="28"/>
-        </w:rPr>
-        <w:t>On</w:t>
-      </w:r>
-      <w:proofErr w:type="spellEnd"/>
-      <w:r>
-        <w:rPr>
-          <w:rFonts w:ascii="Times New Roman" w:eastAsia="Times New Roman" w:hAnsi="Times New Roman" w:cs="Times New Roman"/>
-          <w:sz w:val="28"/>
-          <w:szCs w:val="28"/>
-        </w:rPr>
-        <w:t xml:space="preserve"> </w:t>
+        <w:t xml:space="preserve"> On </w:t>
       </w:r>
       <w:proofErr w:type="spellStart"/>
       <w:r>
@@ -27093,13 +26145,23 @@
         <w:t xml:space="preserve">нения путей </w:t>
       </w:r>
       <w:proofErr w:type="spellStart"/>
-      <w:r>
-        <w:rPr>
-          <w:rFonts w:ascii="Times New Roman" w:eastAsia="Times New Roman" w:hAnsi="Times New Roman" w:cs="Times New Roman"/>
-          <w:sz w:val="28"/>
-          <w:szCs w:val="28"/>
-        </w:rPr>
-        <w:t>apoc.path.combine</w:t>
+      <w:proofErr w:type="gramStart"/>
+      <w:r>
+        <w:rPr>
+          <w:rFonts w:ascii="Times New Roman" w:eastAsia="Times New Roman" w:hAnsi="Times New Roman" w:cs="Times New Roman"/>
+          <w:sz w:val="28"/>
+          <w:szCs w:val="28"/>
+        </w:rPr>
+        <w:t>apoc.path</w:t>
+      </w:r>
+      <w:proofErr w:type="gramEnd"/>
+      <w:r>
+        <w:rPr>
+          <w:rFonts w:ascii="Times New Roman" w:eastAsia="Times New Roman" w:hAnsi="Times New Roman" w:cs="Times New Roman"/>
+          <w:sz w:val="28"/>
+          <w:szCs w:val="28"/>
+        </w:rPr>
+        <w:t>.combine</w:t>
       </w:r>
       <w:proofErr w:type="spellEnd"/>
       <w:r>
@@ -27134,43 +26196,7 @@
           <w:sz w:val="28"/>
           <w:szCs w:val="28"/>
         </w:rPr>
-        <w:t xml:space="preserve"> </w:t>
-      </w:r>
-      <w:proofErr w:type="spellStart"/>
-      <w:r>
-        <w:rPr>
-          <w:rFonts w:ascii="Times New Roman" w:eastAsia="Times New Roman" w:hAnsi="Times New Roman" w:cs="Times New Roman"/>
-          <w:sz w:val="28"/>
-          <w:szCs w:val="28"/>
-        </w:rPr>
-        <w:t>Data</w:t>
-      </w:r>
-      <w:proofErr w:type="spellEnd"/>
-      <w:r>
-        <w:rPr>
-          <w:rFonts w:ascii="Times New Roman" w:eastAsia="Times New Roman" w:hAnsi="Times New Roman" w:cs="Times New Roman"/>
-          <w:sz w:val="28"/>
-          <w:szCs w:val="28"/>
-        </w:rPr>
-        <w:t xml:space="preserve"> </w:t>
-      </w:r>
-      <w:proofErr w:type="spellStart"/>
-      <w:r>
-        <w:rPr>
-          <w:rFonts w:ascii="Times New Roman" w:eastAsia="Times New Roman" w:hAnsi="Times New Roman" w:cs="Times New Roman"/>
-          <w:sz w:val="28"/>
-          <w:szCs w:val="28"/>
-        </w:rPr>
-        <w:t>Science</w:t>
-      </w:r>
-      <w:proofErr w:type="spellEnd"/>
-      <w:r>
-        <w:rPr>
-          <w:rFonts w:ascii="Times New Roman" w:eastAsia="Times New Roman" w:hAnsi="Times New Roman" w:cs="Times New Roman"/>
-          <w:sz w:val="28"/>
-          <w:szCs w:val="28"/>
-        </w:rPr>
-        <w:t xml:space="preserve"> (GDS), </w:t>
+        <w:t xml:space="preserve"> Data Science (GDS), </w:t>
       </w:r>
       <w:r>
         <w:rPr>
@@ -27225,6 +26251,7 @@
         <w:t xml:space="preserve"> и алгоритм центральности по степени </w:t>
       </w:r>
       <w:proofErr w:type="spellStart"/>
+      <w:proofErr w:type="gramStart"/>
       <w:r>
         <w:rPr>
           <w:rFonts w:ascii="Times New Roman" w:eastAsia="Times New Roman" w:hAnsi="Times New Roman" w:cs="Times New Roman"/>
@@ -27234,6 +26261,7 @@
         <w:t>gds.degree</w:t>
       </w:r>
       <w:proofErr w:type="spellEnd"/>
+      <w:proofErr w:type="gramEnd"/>
       <w:r>
         <w:rPr>
           <w:rFonts w:ascii="Times New Roman" w:eastAsia="Times New Roman" w:hAnsi="Times New Roman" w:cs="Times New Roman"/>
@@ -27245,7 +26273,7 @@
     </w:p>
     <w:p>
       <w:pPr>
-        <w:pStyle w:val="2"/>
+        <w:pStyle w:val="Heading2"/>
         <w:keepNext/>
         <w:keepLines/>
         <w:spacing w:before="240" w:line="240" w:lineRule="auto"/>
@@ -27337,7 +26365,7 @@
           <w:sz w:val="28"/>
           <w:szCs w:val="28"/>
         </w:rPr>
-        <w:t>. Он предоставляет выразительный DSL (</w:t>
+        <w:t xml:space="preserve">. Он предоставляет выразительный DSL (Domain </w:t>
       </w:r>
       <w:proofErr w:type="spellStart"/>
       <w:r>
@@ -27346,7 +26374,7 @@
           <w:sz w:val="28"/>
           <w:szCs w:val="28"/>
         </w:rPr>
-        <w:t>Domain</w:t>
+        <w:t>Specific</w:t>
       </w:r>
       <w:proofErr w:type="spellEnd"/>
       <w:r>
@@ -27355,43 +26383,7 @@
           <w:sz w:val="28"/>
           <w:szCs w:val="28"/>
         </w:rPr>
-        <w:t xml:space="preserve"> </w:t>
-      </w:r>
-      <w:proofErr w:type="spellStart"/>
-      <w:r>
-        <w:rPr>
-          <w:rFonts w:ascii="Times New Roman" w:eastAsia="Times New Roman" w:hAnsi="Times New Roman" w:cs="Times New Roman"/>
-          <w:sz w:val="28"/>
-          <w:szCs w:val="28"/>
-        </w:rPr>
-        <w:t>Specific</w:t>
-      </w:r>
-      <w:proofErr w:type="spellEnd"/>
-      <w:r>
-        <w:rPr>
-          <w:rFonts w:ascii="Times New Roman" w:eastAsia="Times New Roman" w:hAnsi="Times New Roman" w:cs="Times New Roman"/>
-          <w:sz w:val="28"/>
-          <w:szCs w:val="28"/>
-        </w:rPr>
-        <w:t xml:space="preserve"> </w:t>
-      </w:r>
-      <w:proofErr w:type="spellStart"/>
-      <w:r>
-        <w:rPr>
-          <w:rFonts w:ascii="Times New Roman" w:eastAsia="Times New Roman" w:hAnsi="Times New Roman" w:cs="Times New Roman"/>
-          <w:sz w:val="28"/>
-          <w:szCs w:val="28"/>
-        </w:rPr>
-        <w:t>Language</w:t>
-      </w:r>
-      <w:proofErr w:type="spellEnd"/>
-      <w:r>
-        <w:rPr>
-          <w:rFonts w:ascii="Times New Roman" w:eastAsia="Times New Roman" w:hAnsi="Times New Roman" w:cs="Times New Roman"/>
-          <w:sz w:val="28"/>
-          <w:szCs w:val="28"/>
-        </w:rPr>
-        <w:t xml:space="preserve">) на основе языка программирования или текстовый формат, позволяющий описывать системы, контейнеры, компоненты и их взаимосвязи. Ключевой особенностью </w:t>
+        <w:t xml:space="preserve"> Language) на основе языка программирования или текстовый формат, позволяющий описывать системы, контейнеры, компоненты и их взаимосвязи. Ключевой особенностью </w:t>
       </w:r>
       <w:proofErr w:type="spellStart"/>
       <w:r>
@@ -27484,7 +26476,7 @@
     </w:p>
     <w:p>
       <w:pPr>
-        <w:pStyle w:val="2"/>
+        <w:pStyle w:val="Heading2"/>
         <w:keepNext/>
         <w:keepLines/>
         <w:spacing w:before="240" w:line="240" w:lineRule="auto"/>
@@ -27530,32 +26522,14 @@
         </w:rPr>
         <w:t xml:space="preserve"> </w:t>
       </w:r>
-      <w:proofErr w:type="spellStart"/>
       <w:r>
         <w:rPr>
           <w:b/>
           <w:szCs w:val="28"/>
         </w:rPr>
-        <w:t>Java</w:t>
-      </w:r>
-      <w:proofErr w:type="spellEnd"/>
-      <w:r>
-        <w:rPr>
-          <w:b/>
-          <w:szCs w:val="28"/>
-        </w:rPr>
-        <w:t xml:space="preserve"> и </w:t>
-      </w:r>
-      <w:proofErr w:type="spellStart"/>
-      <w:r>
-        <w:rPr>
-          <w:b/>
-          <w:szCs w:val="28"/>
-        </w:rPr>
-        <w:t>Spring</w:t>
+        <w:t>Java и Spring</w:t>
       </w:r>
       <w:bookmarkEnd w:id="39"/>
-      <w:proofErr w:type="spellEnd"/>
     </w:p>
     <w:p>
       <w:pPr>
@@ -27574,7 +26548,96 @@
           <w:sz w:val="28"/>
           <w:szCs w:val="28"/>
         </w:rPr>
-        <w:t xml:space="preserve">Основной язык реализации серверной части — </w:t>
+        <w:t>Основной язык реализации серверной части — Java</w:t>
+      </w:r>
+      <w:r>
+        <w:rPr>
+          <w:rFonts w:ascii="Times New Roman" w:eastAsia="Times New Roman" w:hAnsi="Times New Roman" w:cs="Times New Roman"/>
+          <w:sz w:val="28"/>
+          <w:szCs w:val="28"/>
+        </w:rPr>
+        <w:t xml:space="preserve"> [30]</w:t>
+      </w:r>
+      <w:r>
+        <w:rPr>
+          <w:rFonts w:ascii="Times New Roman" w:eastAsia="Times New Roman" w:hAnsi="Times New Roman" w:cs="Times New Roman"/>
+          <w:sz w:val="28"/>
+          <w:szCs w:val="28"/>
+        </w:rPr>
+        <w:t>. Выбор обусловлен его надежностью, кроссплатформенностью, богатой экосистемой библиотек и широкой поддержкой в области корпоративной разработки. На Java написано бэкенд-приложение, построенное на фреймворке Spring Boot</w:t>
+      </w:r>
+      <w:r>
+        <w:rPr>
+          <w:rFonts w:ascii="Times New Roman" w:eastAsia="Times New Roman" w:hAnsi="Times New Roman" w:cs="Times New Roman"/>
+          <w:sz w:val="28"/>
+          <w:szCs w:val="28"/>
+        </w:rPr>
+        <w:t xml:space="preserve"> [31]</w:t>
+      </w:r>
+      <w:r>
+        <w:rPr>
+          <w:rFonts w:ascii="Times New Roman" w:eastAsia="Times New Roman" w:hAnsi="Times New Roman" w:cs="Times New Roman"/>
+          <w:sz w:val="28"/>
+          <w:szCs w:val="28"/>
+        </w:rPr>
+        <w:t>. Данное приложение</w:t>
+      </w:r>
+      <w:r>
+        <w:rPr>
+          <w:rFonts w:ascii="Times New Roman" w:eastAsia="Times New Roman" w:hAnsi="Times New Roman" w:cs="Times New Roman"/>
+          <w:sz w:val="28"/>
+          <w:szCs w:val="28"/>
+        </w:rPr>
+        <w:t xml:space="preserve"> осуществляет </w:t>
+      </w:r>
+      <w:r>
+        <w:rPr>
+          <w:rFonts w:ascii="Times New Roman" w:eastAsia="Times New Roman" w:hAnsi="Times New Roman" w:cs="Times New Roman"/>
+          <w:sz w:val="28"/>
+          <w:szCs w:val="28"/>
+        </w:rPr>
+        <w:t>парсинг и преобразование</w:t>
+      </w:r>
+      <w:r>
+        <w:rPr>
+          <w:rFonts w:ascii="Times New Roman" w:eastAsia="Times New Roman" w:hAnsi="Times New Roman" w:cs="Times New Roman"/>
+          <w:sz w:val="28"/>
+          <w:szCs w:val="28"/>
+        </w:rPr>
+        <w:t xml:space="preserve"> загружаемого </w:t>
+      </w:r>
+      <w:r>
+        <w:rPr>
+          <w:rFonts w:ascii="Times New Roman" w:eastAsia="Times New Roman" w:hAnsi="Times New Roman" w:cs="Times New Roman"/>
+          <w:sz w:val="28"/>
+          <w:szCs w:val="28"/>
+        </w:rPr>
+        <w:t>файла</w:t>
+      </w:r>
+      <w:r>
+        <w:rPr>
+          <w:rFonts w:ascii="Times New Roman" w:eastAsia="Times New Roman" w:hAnsi="Times New Roman" w:cs="Times New Roman"/>
+          <w:sz w:val="28"/>
+          <w:szCs w:val="28"/>
+        </w:rPr>
+        <w:t xml:space="preserve"> </w:t>
+      </w:r>
+      <w:r>
+        <w:rPr>
+          <w:rFonts w:ascii="Times New Roman" w:eastAsia="Times New Roman" w:hAnsi="Times New Roman" w:cs="Times New Roman"/>
+          <w:sz w:val="28"/>
+          <w:szCs w:val="28"/>
+          <w:lang w:val="en-US"/>
+        </w:rPr>
+        <w:t>JSON</w:t>
+      </w:r>
+      <w:r>
+        <w:rPr>
+          <w:rFonts w:ascii="Times New Roman" w:eastAsia="Times New Roman" w:hAnsi="Times New Roman" w:cs="Times New Roman"/>
+          <w:sz w:val="28"/>
+          <w:szCs w:val="28"/>
+        </w:rPr>
+        <w:t xml:space="preserve">, сгенерированного </w:t>
       </w:r>
       <w:proofErr w:type="spellStart"/>
       <w:r>
@@ -27583,7 +26646,7 @@
           <w:sz w:val="28"/>
           <w:szCs w:val="28"/>
         </w:rPr>
-        <w:t>Java</w:t>
+        <w:t>Structurizr</w:t>
       </w:r>
       <w:proofErr w:type="spellEnd"/>
       <w:r>
@@ -27592,15 +26655,23 @@
           <w:sz w:val="28"/>
           <w:szCs w:val="28"/>
         </w:rPr>
-        <w:t xml:space="preserve"> [30]</w:t>
-      </w:r>
-      <w:r>
-        <w:rPr>
-          <w:rFonts w:ascii="Times New Roman" w:eastAsia="Times New Roman" w:hAnsi="Times New Roman" w:cs="Times New Roman"/>
-          <w:sz w:val="28"/>
-          <w:szCs w:val="28"/>
-        </w:rPr>
-        <w:t xml:space="preserve">. Выбор обусловлен его надежностью, кроссплатформенностью, богатой экосистемой библиотек и широкой поддержкой в области корпоративной разработки. На </w:t>
+        <w:t>, в набор узлов и рёбер графа с последующей записью в базу данных</w:t>
+      </w:r>
+      <w:r>
+        <w:rPr>
+          <w:rFonts w:ascii="Times New Roman" w:eastAsia="Times New Roman" w:hAnsi="Times New Roman" w:cs="Times New Roman"/>
+          <w:sz w:val="28"/>
+          <w:szCs w:val="28"/>
+        </w:rPr>
+        <w:t xml:space="preserve">. Помимо этого, </w:t>
+      </w:r>
+      <w:r>
+        <w:rPr>
+          <w:rFonts w:ascii="Times New Roman" w:eastAsia="Times New Roman" w:hAnsi="Times New Roman" w:cs="Times New Roman"/>
+          <w:sz w:val="28"/>
+          <w:szCs w:val="28"/>
+        </w:rPr>
+        <w:t xml:space="preserve">приложение формирует параметризованные запросы на языке </w:t>
       </w:r>
       <w:proofErr w:type="spellStart"/>
       <w:r>
@@ -27609,7 +26680,7 @@
           <w:sz w:val="28"/>
           <w:szCs w:val="28"/>
         </w:rPr>
-        <w:t>Java</w:t>
+        <w:t>Cypher</w:t>
       </w:r>
       <w:proofErr w:type="spellEnd"/>
       <w:r>
@@ -27618,205 +26689,6 @@
           <w:sz w:val="28"/>
           <w:szCs w:val="28"/>
         </w:rPr>
-        <w:t xml:space="preserve"> написано </w:t>
-      </w:r>
-      <w:proofErr w:type="spellStart"/>
-      <w:r>
-        <w:rPr>
-          <w:rFonts w:ascii="Times New Roman" w:eastAsia="Times New Roman" w:hAnsi="Times New Roman" w:cs="Times New Roman"/>
-          <w:sz w:val="28"/>
-          <w:szCs w:val="28"/>
-        </w:rPr>
-        <w:t>бэкенд</w:t>
-      </w:r>
-      <w:proofErr w:type="spellEnd"/>
-      <w:r>
-        <w:rPr>
-          <w:rFonts w:ascii="Times New Roman" w:eastAsia="Times New Roman" w:hAnsi="Times New Roman" w:cs="Times New Roman"/>
-          <w:sz w:val="28"/>
-          <w:szCs w:val="28"/>
-        </w:rPr>
-        <w:t xml:space="preserve">-приложение, построенное на </w:t>
-      </w:r>
-      <w:proofErr w:type="spellStart"/>
-      <w:r>
-        <w:rPr>
-          <w:rFonts w:ascii="Times New Roman" w:eastAsia="Times New Roman" w:hAnsi="Times New Roman" w:cs="Times New Roman"/>
-          <w:sz w:val="28"/>
-          <w:szCs w:val="28"/>
-        </w:rPr>
-        <w:t>фреймворке</w:t>
-      </w:r>
-      <w:proofErr w:type="spellEnd"/>
-      <w:r>
-        <w:rPr>
-          <w:rFonts w:ascii="Times New Roman" w:eastAsia="Times New Roman" w:hAnsi="Times New Roman" w:cs="Times New Roman"/>
-          <w:sz w:val="28"/>
-          <w:szCs w:val="28"/>
-        </w:rPr>
-        <w:t xml:space="preserve"> </w:t>
-      </w:r>
-      <w:proofErr w:type="spellStart"/>
-      <w:r>
-        <w:rPr>
-          <w:rFonts w:ascii="Times New Roman" w:eastAsia="Times New Roman" w:hAnsi="Times New Roman" w:cs="Times New Roman"/>
-          <w:sz w:val="28"/>
-          <w:szCs w:val="28"/>
-        </w:rPr>
-        <w:t>Spring</w:t>
-      </w:r>
-      <w:proofErr w:type="spellEnd"/>
-      <w:r>
-        <w:rPr>
-          <w:rFonts w:ascii="Times New Roman" w:eastAsia="Times New Roman" w:hAnsi="Times New Roman" w:cs="Times New Roman"/>
-          <w:sz w:val="28"/>
-          <w:szCs w:val="28"/>
-        </w:rPr>
-        <w:t xml:space="preserve"> </w:t>
-      </w:r>
-      <w:proofErr w:type="spellStart"/>
-      <w:r>
-        <w:rPr>
-          <w:rFonts w:ascii="Times New Roman" w:eastAsia="Times New Roman" w:hAnsi="Times New Roman" w:cs="Times New Roman"/>
-          <w:sz w:val="28"/>
-          <w:szCs w:val="28"/>
-        </w:rPr>
-        <w:t>Boot</w:t>
-      </w:r>
-      <w:proofErr w:type="spellEnd"/>
-      <w:r>
-        <w:rPr>
-          <w:rFonts w:ascii="Times New Roman" w:eastAsia="Times New Roman" w:hAnsi="Times New Roman" w:cs="Times New Roman"/>
-          <w:sz w:val="28"/>
-          <w:szCs w:val="28"/>
-        </w:rPr>
-        <w:t xml:space="preserve"> [31]</w:t>
-      </w:r>
-      <w:r>
-        <w:rPr>
-          <w:rFonts w:ascii="Times New Roman" w:eastAsia="Times New Roman" w:hAnsi="Times New Roman" w:cs="Times New Roman"/>
-          <w:sz w:val="28"/>
-          <w:szCs w:val="28"/>
-        </w:rPr>
-        <w:t>. Данное приложение</w:t>
-      </w:r>
-      <w:r>
-        <w:rPr>
-          <w:rFonts w:ascii="Times New Roman" w:eastAsia="Times New Roman" w:hAnsi="Times New Roman" w:cs="Times New Roman"/>
-          <w:sz w:val="28"/>
-          <w:szCs w:val="28"/>
-        </w:rPr>
-        <w:t xml:space="preserve"> осуществляет </w:t>
-      </w:r>
-      <w:proofErr w:type="spellStart"/>
-      <w:r>
-        <w:rPr>
-          <w:rFonts w:ascii="Times New Roman" w:eastAsia="Times New Roman" w:hAnsi="Times New Roman" w:cs="Times New Roman"/>
-          <w:sz w:val="28"/>
-          <w:szCs w:val="28"/>
-        </w:rPr>
-        <w:t>парсинг</w:t>
-      </w:r>
-      <w:proofErr w:type="spellEnd"/>
-      <w:r>
-        <w:rPr>
-          <w:rFonts w:ascii="Times New Roman" w:eastAsia="Times New Roman" w:hAnsi="Times New Roman" w:cs="Times New Roman"/>
-          <w:sz w:val="28"/>
-          <w:szCs w:val="28"/>
-        </w:rPr>
-        <w:t xml:space="preserve"> и преобразование</w:t>
-      </w:r>
-      <w:r>
-        <w:rPr>
-          <w:rFonts w:ascii="Times New Roman" w:eastAsia="Times New Roman" w:hAnsi="Times New Roman" w:cs="Times New Roman"/>
-          <w:sz w:val="28"/>
-          <w:szCs w:val="28"/>
-        </w:rPr>
-        <w:t xml:space="preserve"> загружаемого </w:t>
-      </w:r>
-      <w:r>
-        <w:rPr>
-          <w:rFonts w:ascii="Times New Roman" w:eastAsia="Times New Roman" w:hAnsi="Times New Roman" w:cs="Times New Roman"/>
-          <w:sz w:val="28"/>
-          <w:szCs w:val="28"/>
-        </w:rPr>
-        <w:t>файла</w:t>
-      </w:r>
-      <w:r>
-        <w:rPr>
-          <w:rFonts w:ascii="Times New Roman" w:eastAsia="Times New Roman" w:hAnsi="Times New Roman" w:cs="Times New Roman"/>
-          <w:sz w:val="28"/>
-          <w:szCs w:val="28"/>
-        </w:rPr>
-        <w:t xml:space="preserve"> </w:t>
-      </w:r>
-      <w:r>
-        <w:rPr>
-          <w:rFonts w:ascii="Times New Roman" w:eastAsia="Times New Roman" w:hAnsi="Times New Roman" w:cs="Times New Roman"/>
-          <w:sz w:val="28"/>
-          <w:szCs w:val="28"/>
-          <w:lang w:val="en-US"/>
-        </w:rPr>
-        <w:t>JSON</w:t>
-      </w:r>
-      <w:r>
-        <w:rPr>
-          <w:rFonts w:ascii="Times New Roman" w:eastAsia="Times New Roman" w:hAnsi="Times New Roman" w:cs="Times New Roman"/>
-          <w:sz w:val="28"/>
-          <w:szCs w:val="28"/>
-        </w:rPr>
-        <w:t xml:space="preserve">, сгенерированного </w:t>
-      </w:r>
-      <w:proofErr w:type="spellStart"/>
-      <w:r>
-        <w:rPr>
-          <w:rFonts w:ascii="Times New Roman" w:eastAsia="Times New Roman" w:hAnsi="Times New Roman" w:cs="Times New Roman"/>
-          <w:sz w:val="28"/>
-          <w:szCs w:val="28"/>
-        </w:rPr>
-        <w:t>Structurizr</w:t>
-      </w:r>
-      <w:proofErr w:type="spellEnd"/>
-      <w:r>
-        <w:rPr>
-          <w:rFonts w:ascii="Times New Roman" w:eastAsia="Times New Roman" w:hAnsi="Times New Roman" w:cs="Times New Roman"/>
-          <w:sz w:val="28"/>
-          <w:szCs w:val="28"/>
-        </w:rPr>
-        <w:t>, в набор узлов и рёбер графа с последующей записью в базу данных</w:t>
-      </w:r>
-      <w:r>
-        <w:rPr>
-          <w:rFonts w:ascii="Times New Roman" w:eastAsia="Times New Roman" w:hAnsi="Times New Roman" w:cs="Times New Roman"/>
-          <w:sz w:val="28"/>
-          <w:szCs w:val="28"/>
-        </w:rPr>
-        <w:t xml:space="preserve">. Помимо этого, </w:t>
-      </w:r>
-      <w:r>
-        <w:rPr>
-          <w:rFonts w:ascii="Times New Roman" w:eastAsia="Times New Roman" w:hAnsi="Times New Roman" w:cs="Times New Roman"/>
-          <w:sz w:val="28"/>
-          <w:szCs w:val="28"/>
-        </w:rPr>
-        <w:t xml:space="preserve">приложение формирует параметризованные запросы на языке </w:t>
-      </w:r>
-      <w:proofErr w:type="spellStart"/>
-      <w:r>
-        <w:rPr>
-          <w:rFonts w:ascii="Times New Roman" w:eastAsia="Times New Roman" w:hAnsi="Times New Roman" w:cs="Times New Roman"/>
-          <w:sz w:val="28"/>
-          <w:szCs w:val="28"/>
-        </w:rPr>
-        <w:t>Cypher</w:t>
-      </w:r>
-      <w:proofErr w:type="spellEnd"/>
-      <w:r>
-        <w:rPr>
-          <w:rFonts w:ascii="Times New Roman" w:eastAsia="Times New Roman" w:hAnsi="Times New Roman" w:cs="Times New Roman"/>
-          <w:sz w:val="28"/>
-          <w:szCs w:val="28"/>
-        </w:rPr>
         <w:t>, отправляет их в Neo4j и интерпретирует результаты</w:t>
       </w:r>
       <w:r>
@@ -27841,25 +26713,7 @@
           <w:sz w:val="28"/>
           <w:szCs w:val="28"/>
         </w:rPr>
-        <w:t xml:space="preserve">редоставление REST API для взаимодействия с </w:t>
-      </w:r>
-      <w:proofErr w:type="spellStart"/>
-      <w:r>
-        <w:rPr>
-          <w:rFonts w:ascii="Times New Roman" w:eastAsia="Times New Roman" w:hAnsi="Times New Roman" w:cs="Times New Roman"/>
-          <w:sz w:val="28"/>
-          <w:szCs w:val="28"/>
-        </w:rPr>
-        <w:t>фронтенд</w:t>
-      </w:r>
-      <w:proofErr w:type="spellEnd"/>
-      <w:r>
-        <w:rPr>
-          <w:rFonts w:ascii="Times New Roman" w:eastAsia="Times New Roman" w:hAnsi="Times New Roman" w:cs="Times New Roman"/>
-          <w:sz w:val="28"/>
-          <w:szCs w:val="28"/>
-        </w:rPr>
-        <w:t>-приложением</w:t>
+        <w:t>редоставление REST API для взаимодействия с фронтенд-приложением</w:t>
       </w:r>
       <w:r>
         <w:rPr>
@@ -27872,7 +26726,7 @@
     </w:p>
     <w:p>
       <w:pPr>
-        <w:pStyle w:val="2"/>
+        <w:pStyle w:val="Heading2"/>
         <w:keepNext/>
         <w:keepLines/>
         <w:spacing w:before="240" w:line="240" w:lineRule="auto"/>
@@ -28009,25 +26863,7 @@
           <w:sz w:val="28"/>
           <w:szCs w:val="28"/>
         </w:rPr>
-        <w:t xml:space="preserve"> обеспечивает строгую типизацию, что особенно важно при обработке сложных структур данных, поступающих от </w:t>
-      </w:r>
-      <w:proofErr w:type="spellStart"/>
-      <w:r>
-        <w:rPr>
-          <w:rFonts w:ascii="Times New Roman" w:eastAsia="Times New Roman" w:hAnsi="Times New Roman" w:cs="Times New Roman"/>
-          <w:sz w:val="28"/>
-          <w:szCs w:val="28"/>
-        </w:rPr>
-        <w:t>бэкенда</w:t>
-      </w:r>
-      <w:proofErr w:type="spellEnd"/>
-      <w:r>
-        <w:rPr>
-          <w:rFonts w:ascii="Times New Roman" w:eastAsia="Times New Roman" w:hAnsi="Times New Roman" w:cs="Times New Roman"/>
-          <w:sz w:val="28"/>
-          <w:szCs w:val="28"/>
-        </w:rPr>
-        <w:t xml:space="preserve"> (узлы, рёбра, результаты запросов)</w:t>
+        <w:t xml:space="preserve"> обеспечивает строгую типизацию, что особенно важно при обработке сложных структур данных, поступающих от бэкенда (узлы, рёбра, результаты запросов)</w:t>
       </w:r>
       <w:r>
         <w:rPr>
@@ -28102,7 +26938,7 @@
     </w:p>
     <w:p>
       <w:pPr>
-        <w:pStyle w:val="2"/>
+        <w:pStyle w:val="Heading2"/>
         <w:keepNext/>
         <w:keepLines/>
         <w:spacing w:before="240" w:line="240" w:lineRule="auto"/>
@@ -28196,7 +27032,6 @@
         </w:rPr>
         <w:t xml:space="preserve">. Каждый элемент системы упакован в отдельный контейнер: </w:t>
       </w:r>
-      <w:proofErr w:type="spellStart"/>
       <w:r>
         <w:rPr>
           <w:rFonts w:ascii="Times New Roman" w:eastAsia="Times New Roman" w:hAnsi="Times New Roman" w:cs="Times New Roman"/>
@@ -28211,16 +27046,7 @@
           <w:sz w:val="28"/>
           <w:szCs w:val="28"/>
         </w:rPr>
-        <w:t>экенд</w:t>
-      </w:r>
-      <w:proofErr w:type="spellEnd"/>
-      <w:r>
-        <w:rPr>
-          <w:rFonts w:ascii="Times New Roman" w:eastAsia="Times New Roman" w:hAnsi="Times New Roman" w:cs="Times New Roman"/>
-          <w:sz w:val="28"/>
-          <w:szCs w:val="28"/>
-        </w:rPr>
-        <w:t xml:space="preserve"> (</w:t>
+        <w:t>экенд (</w:t>
       </w:r>
       <w:r>
         <w:rPr>
@@ -28239,7 +27065,6 @@
         </w:rPr>
         <w:t xml:space="preserve">-приложение), </w:t>
       </w:r>
-      <w:proofErr w:type="spellStart"/>
       <w:r>
         <w:rPr>
           <w:rFonts w:ascii="Times New Roman" w:eastAsia="Times New Roman" w:hAnsi="Times New Roman" w:cs="Times New Roman"/>
@@ -28254,16 +27079,7 @@
           <w:sz w:val="28"/>
           <w:szCs w:val="28"/>
         </w:rPr>
-        <w:t>ронтенд</w:t>
-      </w:r>
-      <w:proofErr w:type="spellEnd"/>
-      <w:r>
-        <w:rPr>
-          <w:rFonts w:ascii="Times New Roman" w:eastAsia="Times New Roman" w:hAnsi="Times New Roman" w:cs="Times New Roman"/>
-          <w:sz w:val="28"/>
-          <w:szCs w:val="28"/>
-        </w:rPr>
-        <w:t xml:space="preserve"> (</w:t>
+        <w:t>ронтенд (</w:t>
       </w:r>
       <w:proofErr w:type="spellStart"/>
       <w:r>
@@ -28454,7 +27270,7 @@
     </w:p>
     <w:p>
       <w:pPr>
-        <w:pStyle w:val="1"/>
+        <w:pStyle w:val="Heading1"/>
         <w:pageBreakBefore/>
         <w:spacing w:before="360" w:after="240" w:line="240" w:lineRule="auto"/>
         <w:jc w:val="center"/>
@@ -28512,7 +27328,7 @@
     </w:p>
     <w:p>
       <w:pPr>
-        <w:pStyle w:val="2"/>
+        <w:pStyle w:val="Heading2"/>
         <w:keepNext/>
         <w:keepLines/>
         <w:spacing w:before="240" w:line="240" w:lineRule="auto"/>
@@ -28574,18 +27390,8 @@
           <w:sz w:val="28"/>
           <w:szCs w:val="28"/>
         </w:rPr>
-        <w:t xml:space="preserve"> компании </w:t>
-      </w:r>
-      <w:proofErr w:type="spellStart"/>
-      <w:r>
-        <w:rPr>
-          <w:rFonts w:ascii="Times New Roman" w:eastAsia="Times New Roman" w:hAnsi="Times New Roman" w:cs="Times New Roman"/>
-          <w:sz w:val="28"/>
-          <w:szCs w:val="28"/>
-        </w:rPr>
-        <w:t>Beeline</w:t>
-      </w:r>
-      <w:proofErr w:type="spellEnd"/>
+        <w:t xml:space="preserve"> компании Beeline</w:t>
+      </w:r>
       <w:r>
         <w:rPr>
           <w:rFonts w:ascii="Times New Roman" w:eastAsia="Times New Roman" w:hAnsi="Times New Roman" w:cs="Times New Roman"/>
@@ -28725,79 +27531,7 @@
           <w:sz w:val="28"/>
           <w:szCs w:val="28"/>
         </w:rPr>
-        <w:t xml:space="preserve">Программная реализация состоит из двух основных компонентов: серверной части на языке </w:t>
-      </w:r>
-      <w:proofErr w:type="spellStart"/>
-      <w:r>
-        <w:rPr>
-          <w:rFonts w:ascii="Times New Roman" w:eastAsia="Times New Roman" w:hAnsi="Times New Roman" w:cs="Times New Roman"/>
-          <w:sz w:val="28"/>
-          <w:szCs w:val="28"/>
-        </w:rPr>
-        <w:t>Java</w:t>
-      </w:r>
-      <w:proofErr w:type="spellEnd"/>
-      <w:r>
-        <w:rPr>
-          <w:rFonts w:ascii="Times New Roman" w:eastAsia="Times New Roman" w:hAnsi="Times New Roman" w:cs="Times New Roman"/>
-          <w:sz w:val="28"/>
-          <w:szCs w:val="28"/>
-        </w:rPr>
-        <w:t xml:space="preserve"> с использованием </w:t>
-      </w:r>
-      <w:proofErr w:type="spellStart"/>
-      <w:r>
-        <w:rPr>
-          <w:rFonts w:ascii="Times New Roman" w:eastAsia="Times New Roman" w:hAnsi="Times New Roman" w:cs="Times New Roman"/>
-          <w:sz w:val="28"/>
-          <w:szCs w:val="28"/>
-        </w:rPr>
-        <w:t>фреймворка</w:t>
-      </w:r>
-      <w:proofErr w:type="spellEnd"/>
-      <w:r>
-        <w:rPr>
-          <w:rFonts w:ascii="Times New Roman" w:eastAsia="Times New Roman" w:hAnsi="Times New Roman" w:cs="Times New Roman"/>
-          <w:sz w:val="28"/>
-          <w:szCs w:val="28"/>
-        </w:rPr>
-        <w:t xml:space="preserve"> </w:t>
-      </w:r>
-      <w:proofErr w:type="spellStart"/>
-      <w:r>
-        <w:rPr>
-          <w:rFonts w:ascii="Times New Roman" w:eastAsia="Times New Roman" w:hAnsi="Times New Roman" w:cs="Times New Roman"/>
-          <w:sz w:val="28"/>
-          <w:szCs w:val="28"/>
-        </w:rPr>
-        <w:t>Spring</w:t>
-      </w:r>
-      <w:proofErr w:type="spellEnd"/>
-      <w:r>
-        <w:rPr>
-          <w:rFonts w:ascii="Times New Roman" w:eastAsia="Times New Roman" w:hAnsi="Times New Roman" w:cs="Times New Roman"/>
-          <w:sz w:val="28"/>
-          <w:szCs w:val="28"/>
-        </w:rPr>
-        <w:t xml:space="preserve"> </w:t>
-      </w:r>
-      <w:proofErr w:type="spellStart"/>
-      <w:r>
-        <w:rPr>
-          <w:rFonts w:ascii="Times New Roman" w:eastAsia="Times New Roman" w:hAnsi="Times New Roman" w:cs="Times New Roman"/>
-          <w:sz w:val="28"/>
-          <w:szCs w:val="28"/>
-        </w:rPr>
-        <w:t>Boot</w:t>
-      </w:r>
-      <w:proofErr w:type="spellEnd"/>
-      <w:r>
-        <w:rPr>
-          <w:rFonts w:ascii="Times New Roman" w:eastAsia="Times New Roman" w:hAnsi="Times New Roman" w:cs="Times New Roman"/>
-          <w:sz w:val="28"/>
-          <w:szCs w:val="28"/>
-        </w:rPr>
-        <w:t xml:space="preserve">, расположенной в каталоге </w:t>
+        <w:t xml:space="preserve">Программная реализация состоит из двух основных компонентов: серверной части на языке Java с использованием фреймворка Spring Boot, расположенной в каталоге </w:t>
       </w:r>
       <w:proofErr w:type="spellStart"/>
       <w:r>
@@ -28942,43 +27676,7 @@
           <w:sz w:val="28"/>
           <w:szCs w:val="28"/>
         </w:rPr>
-        <w:t>. Класс объявлен аннотацией @</w:t>
-      </w:r>
-      <w:proofErr w:type="spellStart"/>
-      <w:r>
-        <w:rPr>
-          <w:rFonts w:ascii="Times New Roman" w:eastAsia="Times New Roman" w:hAnsi="Times New Roman" w:cs="Times New Roman"/>
-          <w:sz w:val="28"/>
-          <w:szCs w:val="28"/>
-        </w:rPr>
-        <w:t>Configuration</w:t>
-      </w:r>
-      <w:proofErr w:type="spellEnd"/>
-      <w:r>
-        <w:rPr>
-          <w:rFonts w:ascii="Times New Roman" w:eastAsia="Times New Roman" w:hAnsi="Times New Roman" w:cs="Times New Roman"/>
-          <w:sz w:val="28"/>
-          <w:szCs w:val="28"/>
-        </w:rPr>
-        <w:t xml:space="preserve"> и создаёт единственный </w:t>
-      </w:r>
-      <w:proofErr w:type="spellStart"/>
-      <w:r>
-        <w:rPr>
-          <w:rFonts w:ascii="Times New Roman" w:eastAsia="Times New Roman" w:hAnsi="Times New Roman" w:cs="Times New Roman"/>
-          <w:sz w:val="28"/>
-          <w:szCs w:val="28"/>
-        </w:rPr>
-        <w:t>Spring</w:t>
-      </w:r>
-      <w:proofErr w:type="spellEnd"/>
-      <w:r>
-        <w:rPr>
-          <w:rFonts w:ascii="Times New Roman" w:eastAsia="Times New Roman" w:hAnsi="Times New Roman" w:cs="Times New Roman"/>
-          <w:sz w:val="28"/>
-          <w:szCs w:val="28"/>
-        </w:rPr>
-        <w:t xml:space="preserve">-бин типа </w:t>
+        <w:t xml:space="preserve">. Класс объявлен аннотацией @Configuration и создаёт единственный Spring-бин типа </w:t>
       </w:r>
       <w:proofErr w:type="gramStart"/>
       <w:r>
@@ -29213,25 +27911,7 @@
           <w:sz w:val="28"/>
           <w:szCs w:val="28"/>
         </w:rPr>
-        <w:t xml:space="preserve"> с помощью аннотации @</w:t>
-      </w:r>
-      <w:proofErr w:type="spellStart"/>
-      <w:r>
-        <w:rPr>
-          <w:rFonts w:ascii="Times New Roman" w:eastAsia="Times New Roman" w:hAnsi="Times New Roman" w:cs="Times New Roman"/>
-          <w:sz w:val="28"/>
-          <w:szCs w:val="28"/>
-        </w:rPr>
-        <w:t>Value</w:t>
-      </w:r>
-      <w:proofErr w:type="spellEnd"/>
-      <w:r>
-        <w:rPr>
-          <w:rFonts w:ascii="Times New Roman" w:eastAsia="Times New Roman" w:hAnsi="Times New Roman" w:cs="Times New Roman"/>
-          <w:sz w:val="28"/>
-          <w:szCs w:val="28"/>
-        </w:rPr>
-        <w:t xml:space="preserve">. При запуске через </w:t>
+        <w:t xml:space="preserve"> с помощью аннотации @Value. При запуске через </w:t>
       </w:r>
       <w:proofErr w:type="spellStart"/>
       <w:r>
@@ -29951,9 +28631,19 @@
           <w:sz w:val="28"/>
           <w:szCs w:val="28"/>
         </w:rPr>
-        <w:t>.architecting_graph.model</w:t>
+        <w:t>.architecting_</w:t>
+      </w:r>
+      <w:proofErr w:type="gramStart"/>
+      <w:r>
+        <w:rPr>
+          <w:rFonts w:ascii="Times New Roman" w:eastAsia="Times New Roman" w:hAnsi="Times New Roman" w:cs="Times New Roman"/>
+          <w:sz w:val="28"/>
+          <w:szCs w:val="28"/>
+        </w:rPr>
+        <w:t>graph.model</w:t>
       </w:r>
       <w:proofErr w:type="spellEnd"/>
+      <w:proofErr w:type="gramEnd"/>
       <w:r>
         <w:rPr>
           <w:rFonts w:ascii="Times New Roman" w:eastAsia="Times New Roman" w:hAnsi="Times New Roman" w:cs="Times New Roman"/>
@@ -29981,7 +28671,6 @@
         </w:rPr>
         <w:t xml:space="preserve">, содержащий вложенный объект </w:t>
       </w:r>
-      <w:proofErr w:type="spellStart"/>
       <w:r>
         <w:rPr>
           <w:rFonts w:ascii="Times New Roman" w:eastAsia="Times New Roman" w:hAnsi="Times New Roman" w:cs="Times New Roman"/>
@@ -29991,7 +28680,6 @@
         </w:rPr>
         <w:t>Model</w:t>
       </w:r>
-      <w:proofErr w:type="spellEnd"/>
       <w:r>
         <w:rPr>
           <w:rFonts w:ascii="Times New Roman" w:eastAsia="Times New Roman" w:hAnsi="Times New Roman" w:cs="Times New Roman"/>
@@ -30939,18 +29627,8 @@
           <w:sz w:val="28"/>
           <w:szCs w:val="28"/>
         </w:rPr>
-        <w:t xml:space="preserve">ой DETACH DELETE по тегу </w:t>
-      </w:r>
-      <w:proofErr w:type="spellStart"/>
-      <w:r>
-        <w:rPr>
-          <w:rFonts w:ascii="Times New Roman" w:eastAsia="Times New Roman" w:hAnsi="Times New Roman" w:cs="Times New Roman"/>
-          <w:sz w:val="28"/>
-          <w:szCs w:val="28"/>
-        </w:rPr>
-        <w:t>Local</w:t>
-      </w:r>
-      <w:proofErr w:type="spellEnd"/>
+        <w:t>ой DETACH DELETE по тегу Local</w:t>
+      </w:r>
       <w:r>
         <w:rPr>
           <w:rFonts w:ascii="Times New Roman" w:eastAsia="Times New Roman" w:hAnsi="Times New Roman" w:cs="Times New Roman"/>
@@ -31266,7 +29944,6 @@
         </w:rPr>
         <w:t xml:space="preserve"> — это обеспечивает пространственную изоляцию систем в едином графе без коллизий. После обхода всей иерархии системы, контейнеров и компонентов выполняется отдельный проход по узлам развёртывания и формирование связей типа </w:t>
       </w:r>
-      <w:proofErr w:type="spellStart"/>
       <w:r>
         <w:rPr>
           <w:rFonts w:ascii="Times New Roman" w:eastAsia="Times New Roman" w:hAnsi="Times New Roman" w:cs="Times New Roman"/>
@@ -31276,7 +29953,6 @@
         </w:rPr>
         <w:t>Child</w:t>
       </w:r>
-      <w:proofErr w:type="spellEnd"/>
       <w:r>
         <w:rPr>
           <w:rFonts w:ascii="Times New Roman" w:eastAsia="Times New Roman" w:hAnsi="Times New Roman" w:cs="Times New Roman"/>
@@ -31359,7 +30035,7 @@
           <w:sz w:val="28"/>
           <w:szCs w:val="28"/>
         </w:rPr>
-        <w:t xml:space="preserve">-запросы сгруппированы по специализированным </w:t>
+        <w:t xml:space="preserve">-запросы сгруппированы по специализированным репозиториям в пакете </w:t>
       </w:r>
       <w:proofErr w:type="spellStart"/>
       <w:r>
@@ -31368,7 +30044,7 @@
           <w:sz w:val="28"/>
           <w:szCs w:val="28"/>
         </w:rPr>
-        <w:t>репозиториям</w:t>
+        <w:t>repository</w:t>
       </w:r>
       <w:proofErr w:type="spellEnd"/>
       <w:r>
@@ -31377,16 +30053,17 @@
           <w:sz w:val="28"/>
           <w:szCs w:val="28"/>
         </w:rPr>
-        <w:t xml:space="preserve"> в пакете </w:t>
+        <w:t xml:space="preserve">/neo4j. Центральным является </w:t>
       </w:r>
       <w:proofErr w:type="spellStart"/>
       <w:r>
         <w:rPr>
           <w:rFonts w:ascii="Times New Roman" w:eastAsia="Times New Roman" w:hAnsi="Times New Roman" w:cs="Times New Roman"/>
-          <w:sz w:val="28"/>
-          <w:szCs w:val="28"/>
-        </w:rPr>
-        <w:t>repository</w:t>
+          <w:i/>
+          <w:sz w:val="28"/>
+          <w:szCs w:val="28"/>
+        </w:rPr>
+        <w:t>GenericRepository</w:t>
       </w:r>
       <w:proofErr w:type="spellEnd"/>
       <w:r>
@@ -31395,44 +30072,7 @@
           <w:sz w:val="28"/>
           <w:szCs w:val="28"/>
         </w:rPr>
-        <w:t xml:space="preserve">/neo4j. Центральным является </w:t>
-      </w:r>
-      <w:proofErr w:type="spellStart"/>
-      <w:r>
-        <w:rPr>
-          <w:rFonts w:ascii="Times New Roman" w:eastAsia="Times New Roman" w:hAnsi="Times New Roman" w:cs="Times New Roman"/>
-          <w:i/>
-          <w:sz w:val="28"/>
-          <w:szCs w:val="28"/>
-        </w:rPr>
-        <w:t>GenericRepository</w:t>
-      </w:r>
-      <w:proofErr w:type="spellEnd"/>
-      <w:r>
-        <w:rPr>
-          <w:rFonts w:ascii="Times New Roman" w:eastAsia="Times New Roman" w:hAnsi="Times New Roman" w:cs="Times New Roman"/>
-          <w:sz w:val="28"/>
-          <w:szCs w:val="28"/>
-        </w:rPr>
-        <w:t xml:space="preserve">, содержащий универсальные операции: проверку существования узла, его создание, чтение и запись произвольного свойства, а также удаление всего графа по тегу. Специализированные </w:t>
-      </w:r>
-      <w:proofErr w:type="spellStart"/>
-      <w:r>
-        <w:rPr>
-          <w:rFonts w:ascii="Times New Roman" w:eastAsia="Times New Roman" w:hAnsi="Times New Roman" w:cs="Times New Roman"/>
-          <w:sz w:val="28"/>
-          <w:szCs w:val="28"/>
-        </w:rPr>
-        <w:t>репозитории</w:t>
-      </w:r>
-      <w:proofErr w:type="spellEnd"/>
-      <w:r>
-        <w:rPr>
-          <w:rFonts w:ascii="Times New Roman" w:eastAsia="Times New Roman" w:hAnsi="Times New Roman" w:cs="Times New Roman"/>
-          <w:sz w:val="28"/>
-          <w:szCs w:val="28"/>
-        </w:rPr>
-        <w:t xml:space="preserve"> — </w:t>
+        <w:t xml:space="preserve">, содержащий универсальные операции: проверку существования узла, его создание, чтение и запись произвольного свойства, а также удаление всего графа по тегу. Специализированные репозитории — </w:t>
       </w:r>
       <w:proofErr w:type="spellStart"/>
       <w:r>
@@ -31694,25 +30334,7 @@
           <w:sz w:val="28"/>
           <w:szCs w:val="28"/>
         </w:rPr>
-        <w:t>. Каждая проверка имеет сопутствующий класс-</w:t>
-      </w:r>
-      <w:proofErr w:type="spellStart"/>
-      <w:r>
-        <w:rPr>
-          <w:rFonts w:ascii="Times New Roman" w:eastAsia="Times New Roman" w:hAnsi="Times New Roman" w:cs="Times New Roman"/>
-          <w:sz w:val="28"/>
-          <w:szCs w:val="28"/>
-        </w:rPr>
-        <w:t>парсер</w:t>
-      </w:r>
-      <w:proofErr w:type="spellEnd"/>
-      <w:r>
-        <w:rPr>
-          <w:rFonts w:ascii="Times New Roman" w:eastAsia="Times New Roman" w:hAnsi="Times New Roman" w:cs="Times New Roman"/>
-          <w:sz w:val="28"/>
-          <w:szCs w:val="28"/>
-        </w:rPr>
-        <w:t xml:space="preserve"> параметров (например, </w:t>
+        <w:t xml:space="preserve">. Каждая проверка имеет сопутствующий класс-парсер параметров (например, </w:t>
       </w:r>
       <w:proofErr w:type="spellStart"/>
       <w:r>
@@ -32036,43 +30658,7 @@
           <w:sz w:val="28"/>
           <w:szCs w:val="28"/>
         </w:rPr>
-        <w:t xml:space="preserve"> </w:t>
-      </w:r>
-      <w:proofErr w:type="spellStart"/>
-      <w:r>
-        <w:rPr>
-          <w:rFonts w:ascii="Times New Roman" w:eastAsia="Times New Roman" w:hAnsi="Times New Roman" w:cs="Times New Roman"/>
-          <w:sz w:val="28"/>
-          <w:szCs w:val="28"/>
-        </w:rPr>
-        <w:t>Data</w:t>
-      </w:r>
-      <w:proofErr w:type="spellEnd"/>
-      <w:r>
-        <w:rPr>
-          <w:rFonts w:ascii="Times New Roman" w:eastAsia="Times New Roman" w:hAnsi="Times New Roman" w:cs="Times New Roman"/>
-          <w:sz w:val="28"/>
-          <w:szCs w:val="28"/>
-        </w:rPr>
-        <w:t xml:space="preserve"> </w:t>
-      </w:r>
-      <w:proofErr w:type="spellStart"/>
-      <w:r>
-        <w:rPr>
-          <w:rFonts w:ascii="Times New Roman" w:eastAsia="Times New Roman" w:hAnsi="Times New Roman" w:cs="Times New Roman"/>
-          <w:sz w:val="28"/>
-          <w:szCs w:val="28"/>
-        </w:rPr>
-        <w:t>Science</w:t>
-      </w:r>
-      <w:proofErr w:type="spellEnd"/>
-      <w:r>
-        <w:rPr>
-          <w:rFonts w:ascii="Times New Roman" w:eastAsia="Times New Roman" w:hAnsi="Times New Roman" w:cs="Times New Roman"/>
-          <w:sz w:val="28"/>
-          <w:szCs w:val="28"/>
-        </w:rPr>
-        <w:t xml:space="preserve"> (GDS). Алгоритм работает с временным проекционным графом, созданным в памяти, после чего проекция удаляется. Связи при этом рассматриваются как ненаправленные, что корректно отражает топологическую уязвимость вне зависимос</w:t>
+        <w:t xml:space="preserve"> Data Science (GDS). Алгоритм работает с временным проекционным графом, созданным в памяти, после чего проекция удаляется. Связи при этом рассматриваются как ненаправленные, что корректно отражает топологическую уязвимость вне зависимос</w:t>
       </w:r>
       <w:r>
         <w:rPr>
@@ -32611,7 +31197,6 @@
         </w:rPr>
         <w:t xml:space="preserve">Поиск скрытого совместного использования инфраструктуры находит узлы развёртывания, достижимые через транзитивные связи </w:t>
       </w:r>
-      <w:proofErr w:type="spellStart"/>
       <w:r>
         <w:rPr>
           <w:rFonts w:ascii="Times New Roman" w:eastAsia="Times New Roman" w:hAnsi="Times New Roman" w:cs="Times New Roman"/>
@@ -32621,7 +31206,6 @@
         </w:rPr>
         <w:t>Child</w:t>
       </w:r>
-      <w:proofErr w:type="spellEnd"/>
       <w:r>
         <w:rPr>
           <w:rFonts w:ascii="Times New Roman" w:eastAsia="Times New Roman" w:hAnsi="Times New Roman" w:cs="Times New Roman"/>
@@ -32882,25 +31466,7 @@
           <w:sz w:val="28"/>
           <w:szCs w:val="28"/>
         </w:rPr>
-        <w:t xml:space="preserve">, а все обращения к </w:t>
-      </w:r>
-      <w:proofErr w:type="spellStart"/>
-      <w:r>
-        <w:rPr>
-          <w:rFonts w:ascii="Times New Roman" w:eastAsia="Times New Roman" w:hAnsi="Times New Roman" w:cs="Times New Roman"/>
-          <w:sz w:val="28"/>
-          <w:szCs w:val="28"/>
-        </w:rPr>
-        <w:t>бэкенду</w:t>
-      </w:r>
-      <w:proofErr w:type="spellEnd"/>
-      <w:r>
-        <w:rPr>
-          <w:rFonts w:ascii="Times New Roman" w:eastAsia="Times New Roman" w:hAnsi="Times New Roman" w:cs="Times New Roman"/>
-          <w:sz w:val="28"/>
-          <w:szCs w:val="28"/>
-        </w:rPr>
-        <w:t xml:space="preserve"> проходят через прокси-маршрут </w:t>
+        <w:t xml:space="preserve">, а все обращения к бэкенду проходят через прокси-маршрут </w:t>
       </w:r>
       <w:proofErr w:type="spellStart"/>
       <w:r>
@@ -33538,25 +32104,7 @@
           <w:sz w:val="28"/>
           <w:szCs w:val="28"/>
         </w:rPr>
-        <w:t xml:space="preserve">Результаты каждого вида анализа отображаются специализированным </w:t>
-      </w:r>
-      <w:proofErr w:type="spellStart"/>
-      <w:r>
-        <w:rPr>
-          <w:rFonts w:ascii="Times New Roman" w:eastAsia="Times New Roman" w:hAnsi="Times New Roman" w:cs="Times New Roman"/>
-          <w:sz w:val="28"/>
-          <w:szCs w:val="28"/>
-        </w:rPr>
-        <w:t>рендерером</w:t>
-      </w:r>
-      <w:proofErr w:type="spellEnd"/>
-      <w:r>
-        <w:rPr>
-          <w:rFonts w:ascii="Times New Roman" w:eastAsia="Times New Roman" w:hAnsi="Times New Roman" w:cs="Times New Roman"/>
-          <w:sz w:val="28"/>
-          <w:szCs w:val="28"/>
-        </w:rPr>
-        <w:t xml:space="preserve"> в функции </w:t>
+        <w:t xml:space="preserve">Результаты каждого вида анализа отображаются специализированным рендерером в функции </w:t>
       </w:r>
       <w:proofErr w:type="spellStart"/>
       <w:r>
@@ -33804,7 +32352,7 @@
     </w:p>
     <w:p>
       <w:pPr>
-        <w:pStyle w:val="2"/>
+        <w:pStyle w:val="Heading2"/>
         <w:keepNext/>
         <w:keepLines/>
         <w:spacing w:before="240" w:line="240" w:lineRule="auto"/>
@@ -33913,7 +32461,6 @@
         </w:rPr>
         <w:t xml:space="preserve">, серверную часть на </w:t>
       </w:r>
-      <w:proofErr w:type="spellStart"/>
       <w:r>
         <w:rPr>
           <w:rFonts w:ascii="Times New Roman" w:eastAsia="Times New Roman" w:hAnsi="Times New Roman" w:cs="Times New Roman"/>
@@ -33921,52 +32468,7 @@
           <w:szCs w:val="28"/>
         </w:rPr>
         <w:lastRenderedPageBreak/>
-        <w:t>Java</w:t>
-      </w:r>
-      <w:proofErr w:type="spellEnd"/>
-      <w:r>
-        <w:rPr>
-          <w:rFonts w:ascii="Times New Roman" w:eastAsia="Times New Roman" w:hAnsi="Times New Roman" w:cs="Times New Roman"/>
-          <w:sz w:val="28"/>
-          <w:szCs w:val="28"/>
-        </w:rPr>
-        <w:t xml:space="preserve"> с использованием </w:t>
-      </w:r>
-      <w:proofErr w:type="spellStart"/>
-      <w:r>
-        <w:rPr>
-          <w:rFonts w:ascii="Times New Roman" w:eastAsia="Times New Roman" w:hAnsi="Times New Roman" w:cs="Times New Roman"/>
-          <w:sz w:val="28"/>
-          <w:szCs w:val="28"/>
-        </w:rPr>
-        <w:t>фреймворка</w:t>
-      </w:r>
-      <w:proofErr w:type="spellEnd"/>
-      <w:r>
-        <w:rPr>
-          <w:rFonts w:ascii="Times New Roman" w:eastAsia="Times New Roman" w:hAnsi="Times New Roman" w:cs="Times New Roman"/>
-          <w:sz w:val="28"/>
-          <w:szCs w:val="28"/>
-        </w:rPr>
-        <w:t xml:space="preserve"> </w:t>
-      </w:r>
-      <w:proofErr w:type="spellStart"/>
-      <w:r>
-        <w:rPr>
-          <w:rFonts w:ascii="Times New Roman" w:eastAsia="Times New Roman" w:hAnsi="Times New Roman" w:cs="Times New Roman"/>
-          <w:sz w:val="28"/>
-          <w:szCs w:val="28"/>
-        </w:rPr>
-        <w:t>Spring</w:t>
-      </w:r>
-      <w:proofErr w:type="spellEnd"/>
-      <w:r>
-        <w:rPr>
-          <w:rFonts w:ascii="Times New Roman" w:eastAsia="Times New Roman" w:hAnsi="Times New Roman" w:cs="Times New Roman"/>
-          <w:sz w:val="28"/>
-          <w:szCs w:val="28"/>
-        </w:rPr>
-        <w:t xml:space="preserve">, а также базу данных Neo4j, которая выступает в роли хранилища </w:t>
+        <w:t xml:space="preserve">Java с использованием фреймворка Spring, а также базу данных Neo4j, которая выступает в роли хранилища </w:t>
       </w:r>
       <w:proofErr w:type="spellStart"/>
       <w:r>
@@ -34440,7 +32942,7 @@
     </w:p>
     <w:p>
       <w:pPr>
-        <w:pStyle w:val="af5"/>
+        <w:pStyle w:val="NormalWeb"/>
         <w:jc w:val="center"/>
       </w:pPr>
       <w:r>
@@ -34542,7 +33044,7 @@
     </w:p>
     <w:p>
       <w:pPr>
-        <w:pStyle w:val="2"/>
+        <w:pStyle w:val="Heading2"/>
         <w:keepNext/>
         <w:keepLines/>
         <w:spacing w:before="240" w:line="240" w:lineRule="auto"/>
@@ -34618,61 +33120,7 @@
           <w:sz w:val="28"/>
           <w:szCs w:val="28"/>
         </w:rPr>
-        <w:t xml:space="preserve"> </w:t>
-      </w:r>
-      <w:proofErr w:type="spellStart"/>
-      <w:r>
-        <w:rPr>
-          <w:rFonts w:ascii="Times New Roman" w:eastAsia="Times New Roman" w:hAnsi="Times New Roman" w:cs="Times New Roman"/>
-          <w:sz w:val="28"/>
-          <w:szCs w:val="28"/>
-        </w:rPr>
-        <w:t>Tahoe</w:t>
-      </w:r>
-      <w:proofErr w:type="spellEnd"/>
-      <w:r>
-        <w:rPr>
-          <w:rFonts w:ascii="Times New Roman" w:eastAsia="Times New Roman" w:hAnsi="Times New Roman" w:cs="Times New Roman"/>
-          <w:sz w:val="28"/>
-          <w:szCs w:val="28"/>
-        </w:rPr>
-        <w:t xml:space="preserve"> 26.2 с процессором </w:t>
-      </w:r>
-      <w:proofErr w:type="spellStart"/>
-      <w:r>
-        <w:rPr>
-          <w:rFonts w:ascii="Times New Roman" w:eastAsia="Times New Roman" w:hAnsi="Times New Roman" w:cs="Times New Roman"/>
-          <w:sz w:val="28"/>
-          <w:szCs w:val="28"/>
-        </w:rPr>
-        <w:t>Apple</w:t>
-      </w:r>
-      <w:proofErr w:type="spellEnd"/>
-      <w:r>
-        <w:rPr>
-          <w:rFonts w:ascii="Times New Roman" w:eastAsia="Times New Roman" w:hAnsi="Times New Roman" w:cs="Times New Roman"/>
-          <w:sz w:val="28"/>
-          <w:szCs w:val="28"/>
-        </w:rPr>
-        <w:t xml:space="preserve"> M2 </w:t>
-      </w:r>
-      <w:proofErr w:type="spellStart"/>
-      <w:r>
-        <w:rPr>
-          <w:rFonts w:ascii="Times New Roman" w:eastAsia="Times New Roman" w:hAnsi="Times New Roman" w:cs="Times New Roman"/>
-          <w:sz w:val="28"/>
-          <w:szCs w:val="28"/>
-        </w:rPr>
-        <w:t>Pro</w:t>
-      </w:r>
-      <w:proofErr w:type="spellEnd"/>
-      <w:r>
-        <w:rPr>
-          <w:rFonts w:ascii="Times New Roman" w:eastAsia="Times New Roman" w:hAnsi="Times New Roman" w:cs="Times New Roman"/>
-          <w:sz w:val="28"/>
-          <w:szCs w:val="28"/>
-        </w:rPr>
-        <w:t xml:space="preserve"> и 32 ГБ оперативной памяти. Все компоненты системы запускались в контейнерах под управлением </w:t>
+        <w:t xml:space="preserve"> Tahoe 26.2 с процессором Apple M2 Pro и 32 ГБ оперативной памяти. Все компоненты системы запускались в контейнерах под управлением </w:t>
       </w:r>
       <w:proofErr w:type="spellStart"/>
       <w:r>
@@ -34726,25 +33174,7 @@
           <w:sz w:val="28"/>
           <w:szCs w:val="28"/>
         </w:rPr>
-        <w:t xml:space="preserve"> время полной загрузки архитектурной системы в граф Neo4j — от момента получения JSON-документа </w:t>
-      </w:r>
-      <w:proofErr w:type="spellStart"/>
-      <w:r>
-        <w:rPr>
-          <w:rFonts w:ascii="Times New Roman" w:eastAsia="Times New Roman" w:hAnsi="Times New Roman" w:cs="Times New Roman"/>
-          <w:sz w:val="28"/>
-          <w:szCs w:val="28"/>
-        </w:rPr>
-        <w:t>бэкендом</w:t>
-      </w:r>
-      <w:proofErr w:type="spellEnd"/>
-      <w:r>
-        <w:rPr>
-          <w:rFonts w:ascii="Times New Roman" w:eastAsia="Times New Roman" w:hAnsi="Times New Roman" w:cs="Times New Roman"/>
-          <w:sz w:val="28"/>
-          <w:szCs w:val="28"/>
-        </w:rPr>
-        <w:t xml:space="preserve"> до завершения создания всех узлов, связей и их свойств в базе данных. Для оценки масштабируемости были подготовлены четыре тестовых набора данных различного размера, характеристи</w:t>
+        <w:t xml:space="preserve"> время полной загрузки архитектурной системы в граф Neo4j — от момента получения JSON-документа бэкендом до завершения создания всех узлов, связей и их свойств в базе данных. Для оценки масштабируемости были подготовлены четыре тестовых набора данных различного размера, характеристи</w:t>
       </w:r>
       <w:r>
         <w:rPr>
@@ -34799,7 +33229,7 @@
     </w:p>
     <w:tbl>
       <w:tblPr>
-        <w:tblStyle w:val="a5"/>
+        <w:tblStyle w:val="TableGrid"/>
         <w:tblW w:w="0" w:type="auto"/>
         <w:tblLook w:val="04A0" w:firstRow="1" w:lastRow="0" w:firstColumn="1" w:lastColumn="0" w:noHBand="0" w:noVBand="1"/>
       </w:tblPr>
@@ -35401,7 +33831,7 @@
           <w:szCs w:val="24"/>
         </w:rPr>
         <w:drawing>
-          <wp:inline distT="0" distB="0" distL="0" distR="0" wp14:anchorId="7208543B" wp14:editId="6F1D571C">
+          <wp:inline distT="0" distB="0" distL="0" distR="0" wp14:anchorId="7208543B" wp14:editId="5911585D">
             <wp:extent cx="4927600" cy="2939231"/>
             <wp:effectExtent l="0" t="0" r="6350" b="0"/>
             <wp:docPr id="2" name="Рисунок 2" descr="C:\Users\Artemizer\Downloads\performance_chart.png"/>
@@ -35718,43 +34148,7 @@
           <w:sz w:val="28"/>
           <w:szCs w:val="28"/>
         </w:rPr>
-        <w:t xml:space="preserve">. Поскольку граф является единственным источником данных и запрос не содержит недетерминированных операций, возникновение ложноположительных или ложноотрицательных срабатываний на корректно построенном графе исключено: инструмент находит ровно то, что задано логикой запроса. Таким образом, </w:t>
-      </w:r>
-      <w:proofErr w:type="spellStart"/>
-      <w:r>
-        <w:rPr>
-          <w:rFonts w:ascii="Times New Roman" w:eastAsia="Times New Roman" w:hAnsi="Times New Roman" w:cs="Times New Roman"/>
-          <w:sz w:val="28"/>
-          <w:szCs w:val="28"/>
-        </w:rPr>
-        <w:t>валидность</w:t>
-      </w:r>
-      <w:proofErr w:type="spellEnd"/>
-      <w:r>
-        <w:rPr>
-          <w:rFonts w:ascii="Times New Roman" w:eastAsia="Times New Roman" w:hAnsi="Times New Roman" w:cs="Times New Roman"/>
-          <w:sz w:val="28"/>
-          <w:szCs w:val="28"/>
-        </w:rPr>
-        <w:t xml:space="preserve"> результата сводится к </w:t>
-      </w:r>
-      <w:proofErr w:type="spellStart"/>
-      <w:r>
-        <w:rPr>
-          <w:rFonts w:ascii="Times New Roman" w:eastAsia="Times New Roman" w:hAnsi="Times New Roman" w:cs="Times New Roman"/>
-          <w:sz w:val="28"/>
-          <w:szCs w:val="28"/>
-        </w:rPr>
-        <w:t>валидности</w:t>
-      </w:r>
-      <w:proofErr w:type="spellEnd"/>
-      <w:r>
-        <w:rPr>
-          <w:rFonts w:ascii="Times New Roman" w:eastAsia="Times New Roman" w:hAnsi="Times New Roman" w:cs="Times New Roman"/>
-          <w:sz w:val="28"/>
-          <w:szCs w:val="28"/>
-        </w:rPr>
-        <w:t xml:space="preserve"> входной архитектурной модели и корректности самого </w:t>
+        <w:t xml:space="preserve">. Поскольку граф является единственным источником данных и запрос не содержит недетерминированных операций, возникновение ложноположительных или ложноотрицательных срабатываний на корректно построенном графе исключено: инструмент находит ровно то, что задано логикой запроса. Таким образом, валидность результата сводится к валидности входной архитектурной модели и корректности самого </w:t>
       </w:r>
       <w:proofErr w:type="spellStart"/>
       <w:r>
@@ -35777,7 +34171,7 @@
     </w:p>
     <w:p>
       <w:pPr>
-        <w:pStyle w:val="1"/>
+        <w:pStyle w:val="Heading1"/>
         <w:pageBreakBefore/>
         <w:spacing w:before="360" w:after="240" w:line="240" w:lineRule="auto"/>
         <w:jc w:val="center"/>
@@ -35815,7 +34209,7 @@
     </w:p>
     <w:p>
       <w:pPr>
-        <w:pStyle w:val="2"/>
+        <w:pStyle w:val="Heading2"/>
         <w:keepNext/>
         <w:keepLines/>
         <w:spacing w:before="240" w:line="240" w:lineRule="auto"/>
@@ -36089,18 +34483,8 @@
           <w:sz w:val="28"/>
           <w:szCs w:val="28"/>
         </w:rPr>
-        <w:t xml:space="preserve"> в корне </w:t>
-      </w:r>
-      <w:proofErr w:type="spellStart"/>
-      <w:r>
-        <w:rPr>
-          <w:rFonts w:ascii="Times New Roman" w:eastAsia="Times New Roman" w:hAnsi="Times New Roman" w:cs="Times New Roman"/>
-          <w:sz w:val="28"/>
-          <w:szCs w:val="28"/>
-        </w:rPr>
-        <w:t>репозитория</w:t>
-      </w:r>
-      <w:proofErr w:type="spellEnd"/>
+        <w:t xml:space="preserve"> в корне репозитория</w:t>
+      </w:r>
       <w:r>
         <w:rPr>
           <w:rFonts w:ascii="Times New Roman" w:eastAsia="Times New Roman" w:hAnsi="Times New Roman" w:cs="Times New Roman"/>
@@ -36946,14 +35330,11 @@
         <w:jc w:val="center"/>
       </w:pPr>
       <w:r>
-        <w:rPr>
-          <w:noProof/>
-        </w:rPr>
         <w:drawing>
-          <wp:inline distT="0" distB="0" distL="0" distR="0" wp14:anchorId="4C670CBA" wp14:editId="31328D21">
-            <wp:extent cx="4671060" cy="4221324"/>
-            <wp:effectExtent l="0" t="0" r="3810" b="0"/>
-            <wp:docPr id="22" name="Рисунок 22"/>
+          <wp:inline distT="0" distB="0" distL="0" distR="0" wp14:anchorId="4B4051AF" wp14:editId="557F9AB6">
+            <wp:extent cx="5415109" cy="4105599"/>
+            <wp:effectExtent l="0" t="0" r="0" b="0"/>
+            <wp:docPr id="818586178" name="Picture 1"/>
             <wp:cNvGraphicFramePr>
               <a:graphicFrameLocks xmlns:a="http://schemas.openxmlformats.org/drawingml/2006/main" noChangeAspect="1"/>
             </wp:cNvGraphicFramePr>
@@ -36961,7 +35342,7 @@
               <a:graphicData uri="http://schemas.openxmlformats.org/drawingml/2006/picture">
                 <pic:pic xmlns:pic="http://schemas.openxmlformats.org/drawingml/2006/picture">
                   <pic:nvPicPr>
-                    <pic:cNvPr id="1" name=""/>
+                    <pic:cNvPr id="818586178" name=""/>
                     <pic:cNvPicPr/>
                   </pic:nvPicPr>
                   <pic:blipFill>
@@ -36973,7 +35354,7 @@
                   <pic:spPr>
                     <a:xfrm>
                       <a:off x="0" y="0"/>
-                      <a:ext cx="4671060" cy="4221324"/>
+                      <a:ext cx="5434210" cy="4120081"/>
                     </a:xfrm>
                     <a:prstGeom prst="rect">
                       <a:avLst/>
@@ -37028,15 +35409,12 @@
         <w:jc w:val="center"/>
       </w:pPr>
       <w:r>
-        <w:rPr>
-          <w:noProof/>
-        </w:rPr>
         <w:lastRenderedPageBreak/>
         <w:drawing>
-          <wp:inline distT="0" distB="0" distL="0" distR="0" wp14:anchorId="760D55C2" wp14:editId="091DB31F">
-            <wp:extent cx="4873098" cy="4297680"/>
-            <wp:effectExtent l="0" t="0" r="3810" b="7620"/>
-            <wp:docPr id="23" name="Рисунок 23"/>
+          <wp:inline distT="0" distB="0" distL="0" distR="0" wp14:anchorId="6DB589E9" wp14:editId="721CE1DA">
+            <wp:extent cx="5456298" cy="4837669"/>
+            <wp:effectExtent l="0" t="0" r="5080" b="1270"/>
+            <wp:docPr id="1690484334" name="Picture 1"/>
             <wp:cNvGraphicFramePr>
               <a:graphicFrameLocks xmlns:a="http://schemas.openxmlformats.org/drawingml/2006/main" noChangeAspect="1"/>
             </wp:cNvGraphicFramePr>
@@ -37044,7 +35422,7 @@
               <a:graphicData uri="http://schemas.openxmlformats.org/drawingml/2006/picture">
                 <pic:pic xmlns:pic="http://schemas.openxmlformats.org/drawingml/2006/picture">
                   <pic:nvPicPr>
-                    <pic:cNvPr id="1" name=""/>
+                    <pic:cNvPr id="1690484334" name=""/>
                     <pic:cNvPicPr/>
                   </pic:nvPicPr>
                   <pic:blipFill>
@@ -37056,7 +35434,7 @@
                   <pic:spPr>
                     <a:xfrm>
                       <a:off x="0" y="0"/>
-                      <a:ext cx="4945301" cy="4361357"/>
+                      <a:ext cx="5481058" cy="4859621"/>
                     </a:xfrm>
                     <a:prstGeom prst="rect">
                       <a:avLst/>
@@ -37161,7 +35539,6 @@
                       <a:avLst/>
                     </a:prstGeom>
                     <a:noFill/>
-                    <a:extLst/>
                   </pic:spPr>
                 </pic:pic>
               </a:graphicData>
@@ -37435,7 +35812,6 @@
                       <a:avLst/>
                     </a:prstGeom>
                     <a:noFill/>
-                    <a:extLst/>
                   </pic:spPr>
                 </pic:pic>
               </a:graphicData>
@@ -37603,25 +35979,7 @@
           <w:sz w:val="28"/>
           <w:szCs w:val="28"/>
         </w:rPr>
-        <w:t xml:space="preserve">ер и формируются на основании </w:t>
-      </w:r>
-      <w:proofErr w:type="gramStart"/>
-      <w:r>
-        <w:rPr>
-          <w:rFonts w:ascii="Times New Roman" w:eastAsia="Times New Roman" w:hAnsi="Times New Roman" w:cs="Times New Roman"/>
-          <w:sz w:val="28"/>
-          <w:szCs w:val="28"/>
-        </w:rPr>
-        <w:t>вида</w:t>
-      </w:r>
-      <w:proofErr w:type="gramEnd"/>
-      <w:r>
-        <w:rPr>
-          <w:rFonts w:ascii="Times New Roman" w:eastAsia="Times New Roman" w:hAnsi="Times New Roman" w:cs="Times New Roman"/>
-          <w:sz w:val="28"/>
-          <w:szCs w:val="28"/>
-        </w:rPr>
-        <w:t xml:space="preserve"> </w:t>
+        <w:t xml:space="preserve">ер и формируются на основании вида </w:t>
       </w:r>
       <w:r>
         <w:rPr>
@@ -37692,7 +36050,7 @@
     </w:p>
     <w:p>
       <w:pPr>
-        <w:pStyle w:val="2"/>
+        <w:pStyle w:val="Heading2"/>
         <w:keepNext/>
         <w:keepLines/>
         <w:spacing w:before="240" w:line="240" w:lineRule="auto"/>
@@ -37802,25 +36160,7 @@
           <w:sz w:val="28"/>
           <w:szCs w:val="28"/>
         </w:rPr>
-        <w:t xml:space="preserve">Вторая категория потребителей — инженеры по надёжности и безопасности, в чьи обязанности входит выявление потенциальных точек отказа, анализ устойчивости к сбоям и контроль соблюдения сетевых периметров. Для них особую ценность представляют проверки на единые точки отказа, скрытое совместное использование инфраструктуры и нарушения сетевого </w:t>
-      </w:r>
-      <w:bookmarkStart w:id="49" w:name="_GoBack"/>
-      <w:r>
-        <w:rPr>
-          <w:rFonts w:ascii="Times New Roman" w:eastAsia="Times New Roman" w:hAnsi="Times New Roman" w:cs="Times New Roman"/>
-          <w:sz w:val="28"/>
-          <w:szCs w:val="28"/>
-        </w:rPr>
-        <w:t>периметр</w:t>
-      </w:r>
-      <w:bookmarkEnd w:id="49"/>
-      <w:r>
-        <w:rPr>
-          <w:rFonts w:ascii="Times New Roman" w:eastAsia="Times New Roman" w:hAnsi="Times New Roman" w:cs="Times New Roman"/>
-          <w:sz w:val="28"/>
-          <w:szCs w:val="28"/>
-        </w:rPr>
-        <w:t>а, которые позволяют обнаруживать системные риски непосредственно по архитектурному описанию, не дожидаясь инцидентов в эксплуатации.</w:t>
+        <w:t>Вторая категория потребителей — инженеры по надёжности и безопасности, в чьи обязанности входит выявление потенциальных точек отказа, анализ устойчивости к сбоям и контроль соблюдения сетевых периметров. Для них особую ценность представляют проверки на единые точки отказа, скрытое совместное использование инфраструктуры и нарушения сетевого периметра, которые позволяют обнаруживать системные риски непосредственно по архитектурному описанию, не дожидаясь инцидентов в эксплуатации.</w:t>
       </w:r>
     </w:p>
     <w:p>
@@ -37920,25 +36260,7 @@
           <w:sz w:val="28"/>
           <w:szCs w:val="28"/>
         </w:rPr>
-        <w:t xml:space="preserve">Наконец, разработка представляет интерес для организаций, в которых одновременно развивается несколько взаимозависимых программных продуктов — например, в рамках крупной </w:t>
-      </w:r>
-      <w:proofErr w:type="spellStart"/>
-      <w:r>
-        <w:rPr>
-          <w:rFonts w:ascii="Times New Roman" w:eastAsia="Times New Roman" w:hAnsi="Times New Roman" w:cs="Times New Roman"/>
-          <w:sz w:val="28"/>
-          <w:szCs w:val="28"/>
-        </w:rPr>
-        <w:t>микросервисной</w:t>
-      </w:r>
-      <w:proofErr w:type="spellEnd"/>
-      <w:r>
-        <w:rPr>
-          <w:rFonts w:ascii="Times New Roman" w:eastAsia="Times New Roman" w:hAnsi="Times New Roman" w:cs="Times New Roman"/>
-          <w:sz w:val="28"/>
-          <w:szCs w:val="28"/>
-        </w:rPr>
-        <w:t xml:space="preserve"> платформы. Глобальный граф позволяет агрегировать архитектурные описания нескольких систем в единой базе данных и анализировать межсистемные </w:t>
+        <w:t xml:space="preserve">Наконец, разработка представляет интерес для организаций, в которых одновременно развивается несколько взаимозависимых программных продуктов — например, в рамках крупной микросервисной платформы. Глобальный граф позволяет агрегировать архитектурные описания нескольких систем в единой базе данных и анализировать межсистемные </w:t>
       </w:r>
       <w:r>
         <w:rPr>
@@ -37952,7 +36274,7 @@
     </w:p>
     <w:p>
       <w:pPr>
-        <w:pStyle w:val="2"/>
+        <w:pStyle w:val="Heading2"/>
         <w:keepNext/>
         <w:keepLines/>
         <w:spacing w:before="240" w:line="240" w:lineRule="auto"/>
@@ -37962,7 +36284,7 @@
           <w:szCs w:val="28"/>
         </w:rPr>
       </w:pPr>
-      <w:bookmarkStart w:id="50" w:name="_Toc230635450"/>
+      <w:bookmarkStart w:id="49" w:name="_Toc230635450"/>
       <w:r>
         <w:rPr>
           <w:b/>
@@ -37977,7 +36299,7 @@
         </w:rPr>
         <w:t>Практические сценарии использования</w:t>
       </w:r>
-      <w:bookmarkEnd w:id="50"/>
+      <w:bookmarkEnd w:id="49"/>
     </w:p>
     <w:p>
       <w:pPr>
@@ -38014,25 +36336,7 @@
           <w:sz w:val="28"/>
           <w:szCs w:val="28"/>
         </w:rPr>
-        <w:t xml:space="preserve"> и потенциальных уязвимостей на этапе проектирования системы, то есть до начала её непосредственной реализации. Обнаружение таких проблем на ранней стадии существенно снижает стоимость их устранения: изменение архитектурного решения в документе несравнимо дешевле, чем </w:t>
-      </w:r>
-      <w:proofErr w:type="spellStart"/>
-      <w:r>
-        <w:rPr>
-          <w:rFonts w:ascii="Times New Roman" w:eastAsia="Times New Roman" w:hAnsi="Times New Roman" w:cs="Times New Roman"/>
-          <w:sz w:val="28"/>
-          <w:szCs w:val="28"/>
-        </w:rPr>
-        <w:t>рефакторинг</w:t>
-      </w:r>
-      <w:proofErr w:type="spellEnd"/>
-      <w:r>
-        <w:rPr>
-          <w:rFonts w:ascii="Times New Roman" w:eastAsia="Times New Roman" w:hAnsi="Times New Roman" w:cs="Times New Roman"/>
-          <w:sz w:val="28"/>
-          <w:szCs w:val="28"/>
-        </w:rPr>
-        <w:t xml:space="preserve"> уже развёрнутой системы с десятками зависимостей.</w:t>
+        <w:t xml:space="preserve"> и потенциальных уязвимостей на этапе проектирования системы, то есть до начала её непосредственной реализации. Обнаружение таких проблем на ранней стадии существенно снижает стоимость их устранения: изменение архитектурного решения в документе несравнимо дешевле, чем рефакторинг уже развёрнутой системы с десятками зависимостей.</w:t>
       </w:r>
     </w:p>
     <w:p>
@@ -38172,7 +36476,7 @@
     </w:p>
     <w:p>
       <w:pPr>
-        <w:pStyle w:val="1"/>
+        <w:pStyle w:val="Heading1"/>
         <w:pageBreakBefore/>
         <w:spacing w:before="360" w:after="240" w:line="240" w:lineRule="auto"/>
         <w:jc w:val="center"/>
@@ -38184,9 +36488,9 @@
           <w:szCs w:val="28"/>
         </w:rPr>
       </w:pPr>
-      <w:bookmarkStart w:id="51" w:name="_heading=h.2jxsxqh" w:colFirst="0" w:colLast="0"/>
-      <w:bookmarkStart w:id="52" w:name="_Toc230635451"/>
-      <w:bookmarkEnd w:id="51"/>
+      <w:bookmarkStart w:id="50" w:name="_heading=h.2jxsxqh" w:colFirst="0" w:colLast="0"/>
+      <w:bookmarkStart w:id="51" w:name="_Toc230635451"/>
+      <w:bookmarkEnd w:id="50"/>
       <w:r>
         <w:rPr>
           <w:rFonts w:ascii="Times New Roman" w:eastAsia="Times New Roman" w:hAnsi="Times New Roman" w:cs="Times New Roman"/>
@@ -38198,7 +36502,7 @@
         <w:lastRenderedPageBreak/>
         <w:t>ЗАКЛЮЧЕНИЕ</w:t>
       </w:r>
-      <w:bookmarkEnd w:id="52"/>
+      <w:bookmarkEnd w:id="51"/>
     </w:p>
     <w:p>
       <w:pPr>
@@ -38258,7 +36562,7 @@
     </w:p>
     <w:p>
       <w:pPr>
-        <w:pStyle w:val="a4"/>
+        <w:pStyle w:val="ListParagraph"/>
         <w:numPr>
           <w:ilvl w:val="0"/>
           <w:numId w:val="35"/>
@@ -38330,7 +36634,7 @@
     </w:p>
     <w:p>
       <w:pPr>
-        <w:pStyle w:val="a4"/>
+        <w:pStyle w:val="ListParagraph"/>
         <w:numPr>
           <w:ilvl w:val="0"/>
           <w:numId w:val="35"/>
@@ -38384,7 +36688,7 @@
     </w:p>
     <w:p>
       <w:pPr>
-        <w:pStyle w:val="a4"/>
+        <w:pStyle w:val="ListParagraph"/>
         <w:numPr>
           <w:ilvl w:val="0"/>
           <w:numId w:val="35"/>
@@ -38517,7 +36821,7 @@
     </w:p>
     <w:p>
       <w:pPr>
-        <w:pStyle w:val="1"/>
+        <w:pStyle w:val="Heading1"/>
         <w:pageBreakBefore/>
         <w:spacing w:before="360" w:after="240" w:line="240" w:lineRule="auto"/>
         <w:jc w:val="center"/>
@@ -38530,9 +36834,9 @@
           <w:lang w:val="en-US"/>
         </w:rPr>
       </w:pPr>
-      <w:bookmarkStart w:id="53" w:name="_heading=h.z337ya" w:colFirst="0" w:colLast="0"/>
-      <w:bookmarkStart w:id="54" w:name="_Toc230635452"/>
-      <w:bookmarkEnd w:id="53"/>
+      <w:bookmarkStart w:id="52" w:name="_heading=h.z337ya" w:colFirst="0" w:colLast="0"/>
+      <w:bookmarkStart w:id="53" w:name="_Toc230635452"/>
+      <w:bookmarkEnd w:id="52"/>
       <w:r>
         <w:rPr>
           <w:rFonts w:ascii="Times New Roman" w:eastAsia="Times New Roman" w:hAnsi="Times New Roman" w:cs="Times New Roman"/>
@@ -38586,7 +36890,7 @@
         </w:rPr>
         <w:t>ИСТОЧНИКОВ</w:t>
       </w:r>
-      <w:bookmarkEnd w:id="54"/>
+      <w:bookmarkEnd w:id="53"/>
     </w:p>
     <w:p>
       <w:pPr>
@@ -38620,7 +36924,6 @@
         </w:rPr>
         <w:t xml:space="preserve">1. </w:t>
       </w:r>
-      <w:proofErr w:type="spellStart"/>
       <w:r>
         <w:rPr>
           <w:rFonts w:ascii="Times New Roman" w:eastAsia="Times New Roman" w:hAnsi="Times New Roman" w:cs="Times New Roman"/>
@@ -38628,19 +36931,8 @@
           <w:szCs w:val="28"/>
           <w:lang w:val="en-US"/>
         </w:rPr>
-        <w:t>Holzmann</w:t>
-      </w:r>
-      <w:proofErr w:type="spellEnd"/>
-      <w:r>
-        <w:rPr>
-          <w:rFonts w:ascii="Times New Roman" w:eastAsia="Times New Roman" w:hAnsi="Times New Roman" w:cs="Times New Roman"/>
-          <w:sz w:val="28"/>
-          <w:szCs w:val="28"/>
-          <w:lang w:val="en-US"/>
-        </w:rPr>
-        <w:t xml:space="preserve"> G. J. The Model Checker SPIN // IEEE Transactions on Software Engineering. — 1997. — Vol. 23, № 5. — P. 279–295. (</w:t>
-      </w:r>
-      <w:proofErr w:type="gramStart"/>
+        <w:t>Holzmann G. J. The Model Checker SPIN // IEEE Transactions on Software Engineering. — 1997. — Vol. 23, № 5. — P. 279–295. (</w:t>
+      </w:r>
       <w:r>
         <w:rPr>
           <w:rFonts w:ascii="Times New Roman" w:eastAsia="Times New Roman" w:hAnsi="Times New Roman" w:cs="Times New Roman"/>
@@ -38649,7 +36941,6 @@
         </w:rPr>
         <w:t>дата</w:t>
       </w:r>
-      <w:proofErr w:type="gramEnd"/>
       <w:r>
         <w:rPr>
           <w:rFonts w:ascii="Times New Roman" w:eastAsia="Times New Roman" w:hAnsi="Times New Roman" w:cs="Times New Roman"/>
@@ -38718,7 +37009,6 @@
         </w:rPr>
         <w:t>2. Jackson D. Alloy: A Lightweight Object Modelling Notation // ACM Transactions on Software Engineering and Methodology. — 2002. — Vol. 11, № 2. — P. 256–290. (</w:t>
       </w:r>
-      <w:proofErr w:type="gramStart"/>
       <w:r>
         <w:rPr>
           <w:rFonts w:ascii="Times New Roman" w:eastAsia="Times New Roman" w:hAnsi="Times New Roman" w:cs="Times New Roman"/>
@@ -38727,7 +37017,6 @@
         </w:rPr>
         <w:t>дата</w:t>
       </w:r>
-      <w:proofErr w:type="gramEnd"/>
       <w:r>
         <w:rPr>
           <w:rFonts w:ascii="Times New Roman" w:eastAsia="Times New Roman" w:hAnsi="Times New Roman" w:cs="Times New Roman"/>
@@ -38794,27 +37083,7 @@
           <w:szCs w:val="28"/>
           <w:lang w:val="en-US"/>
         </w:rPr>
-        <w:t xml:space="preserve">3. </w:t>
-      </w:r>
-      <w:proofErr w:type="spellStart"/>
-      <w:r>
-        <w:rPr>
-          <w:rFonts w:ascii="Times New Roman" w:eastAsia="Times New Roman" w:hAnsi="Times New Roman" w:cs="Times New Roman"/>
-          <w:sz w:val="28"/>
-          <w:szCs w:val="28"/>
-          <w:lang w:val="en-US"/>
-        </w:rPr>
-        <w:t>Abrial</w:t>
-      </w:r>
-      <w:proofErr w:type="spellEnd"/>
-      <w:r>
-        <w:rPr>
-          <w:rFonts w:ascii="Times New Roman" w:eastAsia="Times New Roman" w:hAnsi="Times New Roman" w:cs="Times New Roman"/>
-          <w:sz w:val="28"/>
-          <w:szCs w:val="28"/>
-          <w:lang w:val="en-US"/>
-        </w:rPr>
-        <w:t xml:space="preserve"> J.-R. Modeling in Event-B: System and Software Engineering. — Cambridge: Cambridge University Press, 2010. — 586 p.</w:t>
+        <w:t>3. Abrial J.-R. Modeling in Event-B: System and Software Engineering. — Cambridge: Cambridge University Press, 2010. — 586 p.</w:t>
       </w:r>
       <w:r>
         <w:rPr>
@@ -38926,9 +37195,8 @@
           <w:szCs w:val="28"/>
           <w:lang w:val="en-US"/>
         </w:rPr>
-        <w:t xml:space="preserve">4. </w:t>
-      </w:r>
-      <w:proofErr w:type="spellStart"/>
+        <w:t>4. Moriconi M., Qian X. Correctness and Composition of Software Architectures // Proceedings of the ACM SIGSOFT Symposium on Foundations of Software Engineering. — 1994. — P. 164–174.</w:t>
+      </w:r>
       <w:r>
         <w:rPr>
           <w:rFonts w:ascii="Times New Roman" w:eastAsia="Times New Roman" w:hAnsi="Times New Roman" w:cs="Times New Roman"/>
@@ -38936,9 +37204,8 @@
           <w:szCs w:val="28"/>
           <w:lang w:val="en-US"/>
         </w:rPr>
-        <w:t>Moriconi</w:t>
-      </w:r>
-      <w:proofErr w:type="spellEnd"/>
+        <w:t xml:space="preserve"> </w:t>
+      </w:r>
       <w:r>
         <w:rPr>
           <w:rFonts w:ascii="Times New Roman" w:eastAsia="Times New Roman" w:hAnsi="Times New Roman" w:cs="Times New Roman"/>
@@ -38946,27 +37213,8 @@
           <w:szCs w:val="28"/>
           <w:lang w:val="en-US"/>
         </w:rPr>
-        <w:t xml:space="preserve"> M., Qian X. Correctness and Composition of Software Architectures // Proceedings of the ACM SIGSOFT Symposium on Foundations of Software Engineering. — 1994. — P. 164–174.</w:t>
-      </w:r>
-      <w:r>
-        <w:rPr>
-          <w:rFonts w:ascii="Times New Roman" w:eastAsia="Times New Roman" w:hAnsi="Times New Roman" w:cs="Times New Roman"/>
-          <w:sz w:val="28"/>
-          <w:szCs w:val="28"/>
-          <w:lang w:val="en-US"/>
-        </w:rPr>
-        <w:t xml:space="preserve"> </w:t>
-      </w:r>
-      <w:r>
-        <w:rPr>
-          <w:rFonts w:ascii="Times New Roman" w:eastAsia="Times New Roman" w:hAnsi="Times New Roman" w:cs="Times New Roman"/>
-          <w:sz w:val="28"/>
-          <w:szCs w:val="28"/>
-          <w:lang w:val="en-US"/>
-        </w:rPr>
         <w:t>(</w:t>
       </w:r>
-      <w:proofErr w:type="gramStart"/>
       <w:r>
         <w:rPr>
           <w:rFonts w:ascii="Times New Roman" w:eastAsia="Times New Roman" w:hAnsi="Times New Roman" w:cs="Times New Roman"/>
@@ -38975,7 +37223,6 @@
         </w:rPr>
         <w:t>дата</w:t>
       </w:r>
-      <w:proofErr w:type="gramEnd"/>
       <w:r>
         <w:rPr>
           <w:rFonts w:ascii="Times New Roman" w:eastAsia="Times New Roman" w:hAnsi="Times New Roman" w:cs="Times New Roman"/>
@@ -39351,9 +37598,8 @@
           <w:szCs w:val="28"/>
           <w:lang w:val="en-US"/>
         </w:rPr>
-        <w:t xml:space="preserve"> R., </w:t>
-      </w:r>
-      <w:proofErr w:type="spellStart"/>
+        <w:t xml:space="preserve"> R., Abowd G., Bass L., Clements P. Scenario-Based Analysis of Software Architecture // IEEE Software. — 1996. — Vol. 13, № 6. — P. 47–55.</w:t>
+      </w:r>
       <w:r>
         <w:rPr>
           <w:rFonts w:ascii="Times New Roman" w:eastAsia="Times New Roman" w:hAnsi="Times New Roman" w:cs="Times New Roman"/>
@@ -39361,9 +37607,8 @@
           <w:szCs w:val="28"/>
           <w:lang w:val="en-US"/>
         </w:rPr>
-        <w:t>Abowd</w:t>
-      </w:r>
-      <w:proofErr w:type="spellEnd"/>
+        <w:t xml:space="preserve"> </w:t>
+      </w:r>
       <w:r>
         <w:rPr>
           <w:rFonts w:ascii="Times New Roman" w:eastAsia="Times New Roman" w:hAnsi="Times New Roman" w:cs="Times New Roman"/>
@@ -39371,27 +37616,8 @@
           <w:szCs w:val="28"/>
           <w:lang w:val="en-US"/>
         </w:rPr>
-        <w:t xml:space="preserve"> G., Bass L., Clements P. Scenario-Based Analysis of Software Architecture // IEEE Software. — 1996. — Vol. 13, № 6. — P. 47–55.</w:t>
-      </w:r>
-      <w:r>
-        <w:rPr>
-          <w:rFonts w:ascii="Times New Roman" w:eastAsia="Times New Roman" w:hAnsi="Times New Roman" w:cs="Times New Roman"/>
-          <w:sz w:val="28"/>
-          <w:szCs w:val="28"/>
-          <w:lang w:val="en-US"/>
-        </w:rPr>
-        <w:t xml:space="preserve"> </w:t>
-      </w:r>
-      <w:r>
-        <w:rPr>
-          <w:rFonts w:ascii="Times New Roman" w:eastAsia="Times New Roman" w:hAnsi="Times New Roman" w:cs="Times New Roman"/>
-          <w:sz w:val="28"/>
-          <w:szCs w:val="28"/>
-          <w:lang w:val="en-US"/>
-        </w:rPr>
         <w:t>(</w:t>
       </w:r>
-      <w:proofErr w:type="gramStart"/>
       <w:r>
         <w:rPr>
           <w:rFonts w:ascii="Times New Roman" w:eastAsia="Times New Roman" w:hAnsi="Times New Roman" w:cs="Times New Roman"/>
@@ -39400,7 +37626,6 @@
         </w:rPr>
         <w:t>дата</w:t>
       </w:r>
-      <w:proofErr w:type="gramEnd"/>
       <w:r>
         <w:rPr>
           <w:rFonts w:ascii="Times New Roman" w:eastAsia="Times New Roman" w:hAnsi="Times New Roman" w:cs="Times New Roman"/>
@@ -39601,7 +37826,6 @@
         </w:rPr>
         <w:t xml:space="preserve">9. </w:t>
       </w:r>
-      <w:proofErr w:type="spellStart"/>
       <w:r>
         <w:rPr>
           <w:rFonts w:ascii="Times New Roman" w:eastAsia="Times New Roman" w:hAnsi="Times New Roman" w:cs="Times New Roman"/>
@@ -39609,17 +37833,7 @@
           <w:szCs w:val="28"/>
           <w:lang w:val="en-US"/>
         </w:rPr>
-        <w:t>Rozanski</w:t>
-      </w:r>
-      <w:proofErr w:type="spellEnd"/>
-      <w:r>
-        <w:rPr>
-          <w:rFonts w:ascii="Times New Roman" w:eastAsia="Times New Roman" w:hAnsi="Times New Roman" w:cs="Times New Roman"/>
-          <w:sz w:val="28"/>
-          <w:szCs w:val="28"/>
-          <w:lang w:val="en-US"/>
-        </w:rPr>
-        <w:t xml:space="preserve"> N., Woods E. Software Systems Architecture: Working with Stakeholders Using Viewpoints and P</w:t>
+        <w:t>Rozanski N., Woods E. Software Systems Architecture: Working with Stakeholders Using Viewpoints and P</w:t>
       </w:r>
       <w:r>
         <w:rPr>
@@ -39769,7 +37983,6 @@
         </w:rPr>
         <w:t>(</w:t>
       </w:r>
-      <w:proofErr w:type="gramStart"/>
       <w:r>
         <w:rPr>
           <w:rFonts w:ascii="Times New Roman" w:eastAsia="Times New Roman" w:hAnsi="Times New Roman" w:cs="Times New Roman"/>
@@ -39778,7 +37991,6 @@
         </w:rPr>
         <w:t>дата</w:t>
       </w:r>
-      <w:proofErr w:type="gramEnd"/>
       <w:r>
         <w:rPr>
           <w:rFonts w:ascii="Times New Roman" w:eastAsia="Times New Roman" w:hAnsi="Times New Roman" w:cs="Times New Roman"/>
@@ -39863,7 +38075,7 @@
           <w:szCs w:val="28"/>
           <w:lang w:val="en-US"/>
         </w:rPr>
-        <w:t xml:space="preserve">11. </w:t>
+        <w:t xml:space="preserve">11. Maranzano J. F., </w:t>
       </w:r>
       <w:proofErr w:type="spellStart"/>
       <w:r>
@@ -39873,7 +38085,7 @@
           <w:szCs w:val="28"/>
           <w:lang w:val="en-US"/>
         </w:rPr>
-        <w:t>Maranzano</w:t>
+        <w:t>Rozsypal</w:t>
       </w:r>
       <w:proofErr w:type="spellEnd"/>
       <w:r>
@@ -39883,29 +38095,8 @@
           <w:szCs w:val="28"/>
           <w:lang w:val="en-US"/>
         </w:rPr>
-        <w:t xml:space="preserve"> J. F., </w:t>
-      </w:r>
-      <w:proofErr w:type="spellStart"/>
-      <w:r>
-        <w:rPr>
-          <w:rFonts w:ascii="Times New Roman" w:eastAsia="Times New Roman" w:hAnsi="Times New Roman" w:cs="Times New Roman"/>
-          <w:sz w:val="28"/>
-          <w:szCs w:val="28"/>
-          <w:lang w:val="en-US"/>
-        </w:rPr>
-        <w:t>Rozsypal</w:t>
-      </w:r>
-      <w:proofErr w:type="spellEnd"/>
-      <w:r>
-        <w:rPr>
-          <w:rFonts w:ascii="Times New Roman" w:eastAsia="Times New Roman" w:hAnsi="Times New Roman" w:cs="Times New Roman"/>
-          <w:sz w:val="28"/>
-          <w:szCs w:val="28"/>
-          <w:lang w:val="en-US"/>
-        </w:rPr>
         <w:t xml:space="preserve"> S. A., Zimmerman G. H. et al. Architecture Reviews: Practice and Experience // IEEE Software. — 2005. — Vol. 22, № 2. — P. 34–43. (</w:t>
       </w:r>
-      <w:proofErr w:type="gramStart"/>
       <w:r>
         <w:rPr>
           <w:rFonts w:ascii="Times New Roman" w:eastAsia="Times New Roman" w:hAnsi="Times New Roman" w:cs="Times New Roman"/>
@@ -39914,7 +38105,6 @@
         </w:rPr>
         <w:t>дата</w:t>
       </w:r>
-      <w:proofErr w:type="gramEnd"/>
       <w:r>
         <w:rPr>
           <w:rFonts w:ascii="Times New Roman" w:eastAsia="Times New Roman" w:hAnsi="Times New Roman" w:cs="Times New Roman"/>
@@ -40019,7 +38209,6 @@
         </w:rPr>
         <w:t>(</w:t>
       </w:r>
-      <w:proofErr w:type="gramStart"/>
       <w:r>
         <w:rPr>
           <w:rFonts w:ascii="Times New Roman" w:eastAsia="Times New Roman" w:hAnsi="Times New Roman" w:cs="Times New Roman"/>
@@ -40028,7 +38217,6 @@
         </w:rPr>
         <w:t>дата</w:t>
       </w:r>
-      <w:proofErr w:type="gramEnd"/>
       <w:r>
         <w:rPr>
           <w:rFonts w:ascii="Times New Roman" w:eastAsia="Times New Roman" w:hAnsi="Times New Roman" w:cs="Times New Roman"/>
@@ -40113,29 +38301,8 @@
           <w:szCs w:val="28"/>
           <w:lang w:val="en-US"/>
         </w:rPr>
-        <w:t xml:space="preserve">13. </w:t>
-      </w:r>
-      <w:proofErr w:type="spellStart"/>
-      <w:r>
-        <w:rPr>
-          <w:rFonts w:ascii="Times New Roman" w:eastAsia="Times New Roman" w:hAnsi="Times New Roman" w:cs="Times New Roman"/>
-          <w:sz w:val="28"/>
-          <w:szCs w:val="28"/>
-          <w:lang w:val="en-US"/>
-        </w:rPr>
-        <w:t>Dromey</w:t>
-      </w:r>
-      <w:proofErr w:type="spellEnd"/>
-      <w:r>
-        <w:rPr>
-          <w:rFonts w:ascii="Times New Roman" w:eastAsia="Times New Roman" w:hAnsi="Times New Roman" w:cs="Times New Roman"/>
-          <w:sz w:val="28"/>
-          <w:szCs w:val="28"/>
-          <w:lang w:val="en-US"/>
-        </w:rPr>
-        <w:t xml:space="preserve"> R. G. A Model for Software Product Quality // IEEE Transactions on Software Engineering. — 1995. — Vol. 21, № 2. — P. 146–162. (</w:t>
-      </w:r>
-      <w:proofErr w:type="gramStart"/>
+        <w:t>13. Dromey R. G. A Model for Software Product Quality // IEEE Transactions on Software Engineering. — 1995. — Vol. 21, № 2. — P. 146–162. (</w:t>
+      </w:r>
       <w:r>
         <w:rPr>
           <w:rFonts w:ascii="Times New Roman" w:eastAsia="Times New Roman" w:hAnsi="Times New Roman" w:cs="Times New Roman"/>
@@ -40144,7 +38311,6 @@
         </w:rPr>
         <w:t>дата</w:t>
       </w:r>
-      <w:proofErr w:type="gramEnd"/>
       <w:r>
         <w:rPr>
           <w:rFonts w:ascii="Times New Roman" w:eastAsia="Times New Roman" w:hAnsi="Times New Roman" w:cs="Times New Roman"/>
@@ -40279,7 +38445,6 @@
         </w:rPr>
         <w:t>(</w:t>
       </w:r>
-      <w:proofErr w:type="gramStart"/>
       <w:r>
         <w:rPr>
           <w:rFonts w:ascii="Times New Roman" w:eastAsia="Times New Roman" w:hAnsi="Times New Roman" w:cs="Times New Roman"/>
@@ -40288,7 +38453,6 @@
         </w:rPr>
         <w:t>дата</w:t>
       </w:r>
-      <w:proofErr w:type="gramEnd"/>
       <w:r>
         <w:rPr>
           <w:rFonts w:ascii="Times New Roman" w:eastAsia="Times New Roman" w:hAnsi="Times New Roman" w:cs="Times New Roman"/>
@@ -40373,7 +38537,7 @@
           <w:szCs w:val="28"/>
           <w:lang w:val="en-US"/>
         </w:rPr>
-        <w:t xml:space="preserve">15. Petri C. A. </w:t>
+        <w:t xml:space="preserve">15. Petri C. A. Kommunikation </w:t>
       </w:r>
       <w:proofErr w:type="spellStart"/>
       <w:r>
@@ -40383,7 +38547,7 @@
           <w:szCs w:val="28"/>
           <w:lang w:val="en-US"/>
         </w:rPr>
-        <w:t>Kommunikation</w:t>
+        <w:t>mit</w:t>
       </w:r>
       <w:proofErr w:type="spellEnd"/>
       <w:r>
@@ -40403,7 +38567,7 @@
           <w:szCs w:val="28"/>
           <w:lang w:val="en-US"/>
         </w:rPr>
-        <w:t>mit</w:t>
+        <w:t>Automaten</w:t>
       </w:r>
       <w:proofErr w:type="spellEnd"/>
       <w:r>
@@ -40413,6 +38577,26 @@
           <w:szCs w:val="28"/>
           <w:lang w:val="en-US"/>
         </w:rPr>
+        <w:t xml:space="preserve">: Dissertation. — Bonn: </w:t>
+      </w:r>
+      <w:proofErr w:type="spellStart"/>
+      <w:r>
+        <w:rPr>
+          <w:rFonts w:ascii="Times New Roman" w:eastAsia="Times New Roman" w:hAnsi="Times New Roman" w:cs="Times New Roman"/>
+          <w:sz w:val="28"/>
+          <w:szCs w:val="28"/>
+          <w:lang w:val="en-US"/>
+        </w:rPr>
+        <w:t>Rheinisch-Westfälisches</w:t>
+      </w:r>
+      <w:proofErr w:type="spellEnd"/>
+      <w:r>
+        <w:rPr>
+          <w:rFonts w:ascii="Times New Roman" w:eastAsia="Times New Roman" w:hAnsi="Times New Roman" w:cs="Times New Roman"/>
+          <w:sz w:val="28"/>
+          <w:szCs w:val="28"/>
+          <w:lang w:val="en-US"/>
+        </w:rPr>
         <w:t xml:space="preserve"> </w:t>
       </w:r>
       <w:proofErr w:type="spellStart"/>
@@ -40423,7 +38607,7 @@
           <w:szCs w:val="28"/>
           <w:lang w:val="en-US"/>
         </w:rPr>
-        <w:t>Automaten</w:t>
+        <w:t>Institut</w:t>
       </w:r>
       <w:proofErr w:type="spellEnd"/>
       <w:r>
@@ -40433,67 +38617,7 @@
           <w:szCs w:val="28"/>
           <w:lang w:val="en-US"/>
         </w:rPr>
-        <w:t xml:space="preserve">: Dissertation. — Bonn: </w:t>
-      </w:r>
-      <w:proofErr w:type="spellStart"/>
-      <w:r>
-        <w:rPr>
-          <w:rFonts w:ascii="Times New Roman" w:eastAsia="Times New Roman" w:hAnsi="Times New Roman" w:cs="Times New Roman"/>
-          <w:sz w:val="28"/>
-          <w:szCs w:val="28"/>
-          <w:lang w:val="en-US"/>
-        </w:rPr>
-        <w:t>Rheinisch-Westfälisches</w:t>
-      </w:r>
-      <w:proofErr w:type="spellEnd"/>
-      <w:r>
-        <w:rPr>
-          <w:rFonts w:ascii="Times New Roman" w:eastAsia="Times New Roman" w:hAnsi="Times New Roman" w:cs="Times New Roman"/>
-          <w:sz w:val="28"/>
-          <w:szCs w:val="28"/>
-          <w:lang w:val="en-US"/>
-        </w:rPr>
-        <w:t xml:space="preserve"> </w:t>
-      </w:r>
-      <w:proofErr w:type="spellStart"/>
-      <w:r>
-        <w:rPr>
-          <w:rFonts w:ascii="Times New Roman" w:eastAsia="Times New Roman" w:hAnsi="Times New Roman" w:cs="Times New Roman"/>
-          <w:sz w:val="28"/>
-          <w:szCs w:val="28"/>
-          <w:lang w:val="en-US"/>
-        </w:rPr>
-        <w:t>Institut</w:t>
-      </w:r>
-      <w:proofErr w:type="spellEnd"/>
-      <w:r>
-        <w:rPr>
-          <w:rFonts w:ascii="Times New Roman" w:eastAsia="Times New Roman" w:hAnsi="Times New Roman" w:cs="Times New Roman"/>
-          <w:sz w:val="28"/>
-          <w:szCs w:val="28"/>
-          <w:lang w:val="en-US"/>
-        </w:rPr>
-        <w:t xml:space="preserve"> </w:t>
-      </w:r>
-      <w:proofErr w:type="spellStart"/>
-      <w:r>
-        <w:rPr>
-          <w:rFonts w:ascii="Times New Roman" w:eastAsia="Times New Roman" w:hAnsi="Times New Roman" w:cs="Times New Roman"/>
-          <w:sz w:val="28"/>
-          <w:szCs w:val="28"/>
-          <w:lang w:val="en-US"/>
-        </w:rPr>
-        <w:t>für</w:t>
-      </w:r>
-      <w:proofErr w:type="spellEnd"/>
-      <w:r>
-        <w:rPr>
-          <w:rFonts w:ascii="Times New Roman" w:eastAsia="Times New Roman" w:hAnsi="Times New Roman" w:cs="Times New Roman"/>
-          <w:sz w:val="28"/>
-          <w:szCs w:val="28"/>
-          <w:lang w:val="en-US"/>
-        </w:rPr>
-        <w:t xml:space="preserve"> </w:t>
+        <w:t xml:space="preserve"> für </w:t>
       </w:r>
       <w:proofErr w:type="spellStart"/>
       <w:r>
@@ -40659,7 +38783,7 @@
       <w:hyperlink r:id="rId40" w:history="1">
         <w:r>
           <w:rPr>
-            <w:rStyle w:val="aa"/>
+            <w:rStyle w:val="Hyperlink"/>
             <w:rFonts w:ascii="Times New Roman" w:eastAsia="Times New Roman" w:hAnsi="Times New Roman" w:cs="Times New Roman"/>
             <w:sz w:val="28"/>
             <w:szCs w:val="28"/>
@@ -40799,7 +38923,7 @@
       <w:hyperlink r:id="rId41" w:history="1">
         <w:r>
           <w:rPr>
-            <w:rStyle w:val="aa"/>
+            <w:rStyle w:val="Hyperlink"/>
             <w:rFonts w:ascii="Times New Roman" w:eastAsia="Times New Roman" w:hAnsi="Times New Roman" w:cs="Times New Roman"/>
             <w:sz w:val="28"/>
             <w:szCs w:val="28"/>
@@ -40878,30 +39002,12 @@
           <w:sz w:val="28"/>
           <w:szCs w:val="28"/>
         </w:rPr>
-        <w:t xml:space="preserve"> </w:t>
-      </w:r>
-      <w:proofErr w:type="spellStart"/>
-      <w:r>
-        <w:rPr>
-          <w:rFonts w:ascii="Times New Roman" w:eastAsia="Times New Roman" w:hAnsi="Times New Roman" w:cs="Times New Roman"/>
-          <w:sz w:val="28"/>
-          <w:szCs w:val="28"/>
-        </w:rPr>
-        <w:t>Database</w:t>
-      </w:r>
-      <w:proofErr w:type="spellEnd"/>
-      <w:r>
-        <w:rPr>
-          <w:rFonts w:ascii="Times New Roman" w:eastAsia="Times New Roman" w:hAnsi="Times New Roman" w:cs="Times New Roman"/>
-          <w:sz w:val="28"/>
-          <w:szCs w:val="28"/>
-        </w:rPr>
-        <w:t xml:space="preserve"> — официальный сайт. — URL: </w:t>
+        <w:t xml:space="preserve"> Database — официальный сайт. — URL: </w:t>
       </w:r>
       <w:hyperlink r:id="rId42" w:history="1">
         <w:r>
           <w:rPr>
-            <w:rStyle w:val="aa"/>
+            <w:rStyle w:val="Hyperlink"/>
             <w:rFonts w:ascii="Times New Roman" w:eastAsia="Times New Roman" w:hAnsi="Times New Roman" w:cs="Times New Roman"/>
             <w:sz w:val="28"/>
             <w:szCs w:val="28"/>
@@ -40962,30 +39068,12 @@
           <w:sz w:val="28"/>
           <w:szCs w:val="28"/>
         </w:rPr>
-        <w:t xml:space="preserve">19. Neo4j APOC </w:t>
-      </w:r>
-      <w:proofErr w:type="spellStart"/>
-      <w:r>
-        <w:rPr>
-          <w:rFonts w:ascii="Times New Roman" w:eastAsia="Times New Roman" w:hAnsi="Times New Roman" w:cs="Times New Roman"/>
-          <w:sz w:val="28"/>
-          <w:szCs w:val="28"/>
-        </w:rPr>
-        <w:t>Library</w:t>
-      </w:r>
-      <w:proofErr w:type="spellEnd"/>
-      <w:r>
-        <w:rPr>
-          <w:rFonts w:ascii="Times New Roman" w:eastAsia="Times New Roman" w:hAnsi="Times New Roman" w:cs="Times New Roman"/>
-          <w:sz w:val="28"/>
-          <w:szCs w:val="28"/>
-        </w:rPr>
-        <w:t xml:space="preserve"> — документация. — URL: </w:t>
+        <w:t xml:space="preserve">19. Neo4j APOC Library — документация. — URL: </w:t>
       </w:r>
       <w:hyperlink r:id="rId43" w:history="1">
         <w:r>
           <w:rPr>
-            <w:rStyle w:val="aa"/>
+            <w:rStyle w:val="Hyperlink"/>
             <w:rFonts w:ascii="Times New Roman" w:eastAsia="Times New Roman" w:hAnsi="Times New Roman" w:cs="Times New Roman"/>
             <w:sz w:val="28"/>
             <w:szCs w:val="28"/>
@@ -41070,7 +39158,7 @@
       <w:hyperlink r:id="rId44" w:history="1">
         <w:r>
           <w:rPr>
-            <w:rStyle w:val="aa"/>
+            <w:rStyle w:val="Hyperlink"/>
             <w:rFonts w:ascii="Times New Roman" w:eastAsia="Times New Roman" w:hAnsi="Times New Roman" w:cs="Times New Roman"/>
             <w:sz w:val="28"/>
             <w:szCs w:val="28"/>
@@ -41169,25 +39257,7 @@
           <w:sz w:val="28"/>
           <w:szCs w:val="28"/>
         </w:rPr>
-        <w:t xml:space="preserve">21. </w:t>
-      </w:r>
-      <w:proofErr w:type="spellStart"/>
-      <w:r>
-        <w:rPr>
-          <w:rFonts w:ascii="Times New Roman" w:eastAsia="Times New Roman" w:hAnsi="Times New Roman" w:cs="Times New Roman"/>
-          <w:sz w:val="28"/>
-          <w:szCs w:val="28"/>
-        </w:rPr>
-        <w:t>Amazon</w:t>
-      </w:r>
-      <w:proofErr w:type="spellEnd"/>
-      <w:r>
-        <w:rPr>
-          <w:rFonts w:ascii="Times New Roman" w:eastAsia="Times New Roman" w:hAnsi="Times New Roman" w:cs="Times New Roman"/>
-          <w:sz w:val="28"/>
-          <w:szCs w:val="28"/>
-        </w:rPr>
-        <w:t xml:space="preserve"> </w:t>
+        <w:t xml:space="preserve">21. Amazon </w:t>
       </w:r>
       <w:proofErr w:type="spellStart"/>
       <w:r>
@@ -41210,7 +39280,7 @@
       <w:hyperlink r:id="rId45" w:history="1">
         <w:r>
           <w:rPr>
-            <w:rStyle w:val="aa"/>
+            <w:rStyle w:val="Hyperlink"/>
             <w:rFonts w:ascii="Times New Roman" w:eastAsia="Times New Roman" w:hAnsi="Times New Roman" w:cs="Times New Roman"/>
             <w:sz w:val="28"/>
             <w:szCs w:val="28"/>
@@ -41271,7 +39341,7 @@
           <w:sz w:val="28"/>
           <w:szCs w:val="28"/>
         </w:rPr>
-        <w:t xml:space="preserve">22. </w:t>
+        <w:t xml:space="preserve">22. Apache </w:t>
       </w:r>
       <w:proofErr w:type="spellStart"/>
       <w:r>
@@ -41280,7 +39350,7 @@
           <w:sz w:val="28"/>
           <w:szCs w:val="28"/>
         </w:rPr>
-        <w:t>Apache</w:t>
+        <w:t>TinkerPop</w:t>
       </w:r>
       <w:proofErr w:type="spellEnd"/>
       <w:r>
@@ -41289,6 +39359,24 @@
           <w:sz w:val="28"/>
           <w:szCs w:val="28"/>
         </w:rPr>
+        <w:t xml:space="preserve"> — </w:t>
+      </w:r>
+      <w:proofErr w:type="spellStart"/>
+      <w:r>
+        <w:rPr>
+          <w:rFonts w:ascii="Times New Roman" w:eastAsia="Times New Roman" w:hAnsi="Times New Roman" w:cs="Times New Roman"/>
+          <w:sz w:val="28"/>
+          <w:szCs w:val="28"/>
+        </w:rPr>
+        <w:t>Gremlin</w:t>
+      </w:r>
+      <w:proofErr w:type="spellEnd"/>
+      <w:r>
+        <w:rPr>
+          <w:rFonts w:ascii="Times New Roman" w:eastAsia="Times New Roman" w:hAnsi="Times New Roman" w:cs="Times New Roman"/>
+          <w:sz w:val="28"/>
+          <w:szCs w:val="28"/>
+        </w:rPr>
         <w:t xml:space="preserve"> </w:t>
       </w:r>
       <w:proofErr w:type="spellStart"/>
@@ -41298,7 +39386,7 @@
           <w:sz w:val="28"/>
           <w:szCs w:val="28"/>
         </w:rPr>
-        <w:t>TinkerPop</w:t>
+        <w:t>Query</w:t>
       </w:r>
       <w:proofErr w:type="spellEnd"/>
       <w:r>
@@ -41307,66 +39395,12 @@
           <w:sz w:val="28"/>
           <w:szCs w:val="28"/>
         </w:rPr>
-        <w:t xml:space="preserve"> — </w:t>
-      </w:r>
-      <w:proofErr w:type="spellStart"/>
-      <w:r>
-        <w:rPr>
-          <w:rFonts w:ascii="Times New Roman" w:eastAsia="Times New Roman" w:hAnsi="Times New Roman" w:cs="Times New Roman"/>
-          <w:sz w:val="28"/>
-          <w:szCs w:val="28"/>
-        </w:rPr>
-        <w:t>Gremlin</w:t>
-      </w:r>
-      <w:proofErr w:type="spellEnd"/>
-      <w:r>
-        <w:rPr>
-          <w:rFonts w:ascii="Times New Roman" w:eastAsia="Times New Roman" w:hAnsi="Times New Roman" w:cs="Times New Roman"/>
-          <w:sz w:val="28"/>
-          <w:szCs w:val="28"/>
-        </w:rPr>
-        <w:t xml:space="preserve"> </w:t>
-      </w:r>
-      <w:proofErr w:type="spellStart"/>
-      <w:r>
-        <w:rPr>
-          <w:rFonts w:ascii="Times New Roman" w:eastAsia="Times New Roman" w:hAnsi="Times New Roman" w:cs="Times New Roman"/>
-          <w:sz w:val="28"/>
-          <w:szCs w:val="28"/>
-        </w:rPr>
-        <w:t>Query</w:t>
-      </w:r>
-      <w:proofErr w:type="spellEnd"/>
-      <w:r>
-        <w:rPr>
-          <w:rFonts w:ascii="Times New Roman" w:eastAsia="Times New Roman" w:hAnsi="Times New Roman" w:cs="Times New Roman"/>
-          <w:sz w:val="28"/>
-          <w:szCs w:val="28"/>
-        </w:rPr>
-        <w:t xml:space="preserve"> </w:t>
-      </w:r>
-      <w:proofErr w:type="spellStart"/>
-      <w:r>
-        <w:rPr>
-          <w:rFonts w:ascii="Times New Roman" w:eastAsia="Times New Roman" w:hAnsi="Times New Roman" w:cs="Times New Roman"/>
-          <w:sz w:val="28"/>
-          <w:szCs w:val="28"/>
-        </w:rPr>
-        <w:t>Language</w:t>
-      </w:r>
-      <w:proofErr w:type="spellEnd"/>
-      <w:r>
-        <w:rPr>
-          <w:rFonts w:ascii="Times New Roman" w:eastAsia="Times New Roman" w:hAnsi="Times New Roman" w:cs="Times New Roman"/>
-          <w:sz w:val="28"/>
-          <w:szCs w:val="28"/>
-        </w:rPr>
-        <w:t xml:space="preserve"> — документация. — URL: </w:t>
+        <w:t xml:space="preserve"> Language — документация. — URL: </w:t>
       </w:r>
       <w:hyperlink r:id="rId46" w:history="1">
         <w:r>
           <w:rPr>
-            <w:rStyle w:val="aa"/>
+            <w:rStyle w:val="Hyperlink"/>
             <w:rFonts w:ascii="Times New Roman" w:eastAsia="Times New Roman" w:hAnsi="Times New Roman" w:cs="Times New Roman"/>
             <w:sz w:val="28"/>
             <w:szCs w:val="28"/>
@@ -41468,7 +39502,7 @@
       <w:hyperlink r:id="rId47" w:history="1">
         <w:r>
           <w:rPr>
-            <w:rStyle w:val="aa"/>
+            <w:rStyle w:val="Hyperlink"/>
             <w:rFonts w:ascii="Times New Roman" w:eastAsia="Times New Roman" w:hAnsi="Times New Roman" w:cs="Times New Roman"/>
             <w:sz w:val="28"/>
             <w:szCs w:val="28"/>
@@ -41552,7 +39586,7 @@
       <w:hyperlink r:id="rId48" w:history="1">
         <w:r>
           <w:rPr>
-            <w:rStyle w:val="aa"/>
+            <w:rStyle w:val="Hyperlink"/>
             <w:rFonts w:ascii="Times New Roman" w:eastAsia="Times New Roman" w:hAnsi="Times New Roman" w:cs="Times New Roman"/>
             <w:sz w:val="28"/>
             <w:szCs w:val="28"/>
@@ -41649,30 +39683,12 @@
           <w:sz w:val="28"/>
           <w:szCs w:val="28"/>
         </w:rPr>
-        <w:t xml:space="preserve"> </w:t>
-      </w:r>
-      <w:proofErr w:type="spellStart"/>
-      <w:r>
-        <w:rPr>
-          <w:rFonts w:ascii="Times New Roman" w:eastAsia="Times New Roman" w:hAnsi="Times New Roman" w:cs="Times New Roman"/>
-          <w:sz w:val="28"/>
-          <w:szCs w:val="28"/>
-        </w:rPr>
-        <w:t>Language</w:t>
-      </w:r>
-      <w:proofErr w:type="spellEnd"/>
-      <w:r>
-        <w:rPr>
-          <w:rFonts w:ascii="Times New Roman" w:eastAsia="Times New Roman" w:hAnsi="Times New Roman" w:cs="Times New Roman"/>
-          <w:sz w:val="28"/>
-          <w:szCs w:val="28"/>
-        </w:rPr>
-        <w:t xml:space="preserve"> (AQL) — документация. — URL: </w:t>
+        <w:t xml:space="preserve"> Language (AQL) — документация. — URL: </w:t>
       </w:r>
       <w:hyperlink r:id="rId49" w:history="1">
         <w:r>
           <w:rPr>
-            <w:rStyle w:val="aa"/>
+            <w:rStyle w:val="Hyperlink"/>
             <w:rFonts w:ascii="Times New Roman" w:eastAsia="Times New Roman" w:hAnsi="Times New Roman" w:cs="Times New Roman"/>
             <w:sz w:val="28"/>
             <w:szCs w:val="28"/>
@@ -41756,7 +39772,7 @@
       <w:hyperlink r:id="rId50" w:history="1">
         <w:r>
           <w:rPr>
-            <w:rStyle w:val="aa"/>
+            <w:rStyle w:val="Hyperlink"/>
             <w:rFonts w:ascii="Times New Roman" w:eastAsia="Times New Roman" w:hAnsi="Times New Roman" w:cs="Times New Roman"/>
             <w:sz w:val="28"/>
             <w:szCs w:val="28"/>
@@ -41840,7 +39856,7 @@
       <w:hyperlink r:id="rId51" w:history="1">
         <w:r>
           <w:rPr>
-            <w:rStyle w:val="aa"/>
+            <w:rStyle w:val="Hyperlink"/>
             <w:rFonts w:ascii="Times New Roman" w:eastAsia="Times New Roman" w:hAnsi="Times New Roman" w:cs="Times New Roman"/>
             <w:sz w:val="28"/>
             <w:szCs w:val="28"/>
@@ -41942,7 +39958,7 @@
       <w:hyperlink r:id="rId52" w:history="1">
         <w:r>
           <w:rPr>
-            <w:rStyle w:val="aa"/>
+            <w:rStyle w:val="Hyperlink"/>
             <w:rFonts w:ascii="Times New Roman" w:eastAsia="Times New Roman" w:hAnsi="Times New Roman" w:cs="Times New Roman"/>
             <w:sz w:val="28"/>
             <w:szCs w:val="28"/>
@@ -42026,7 +40042,7 @@
       <w:hyperlink r:id="rId53" w:history="1">
         <w:r>
           <w:rPr>
-            <w:rStyle w:val="aa"/>
+            <w:rStyle w:val="Hyperlink"/>
             <w:rFonts w:ascii="Times New Roman" w:eastAsia="Times New Roman" w:hAnsi="Times New Roman" w:cs="Times New Roman"/>
             <w:sz w:val="28"/>
             <w:szCs w:val="28"/>
@@ -42087,48 +40103,12 @@
           <w:sz w:val="28"/>
           <w:szCs w:val="28"/>
         </w:rPr>
-        <w:t xml:space="preserve">30. </w:t>
-      </w:r>
-      <w:proofErr w:type="spellStart"/>
-      <w:r>
-        <w:rPr>
-          <w:rFonts w:ascii="Times New Roman" w:eastAsia="Times New Roman" w:hAnsi="Times New Roman" w:cs="Times New Roman"/>
-          <w:sz w:val="28"/>
-          <w:szCs w:val="28"/>
-        </w:rPr>
-        <w:t>Oracle</w:t>
-      </w:r>
-      <w:proofErr w:type="spellEnd"/>
-      <w:r>
-        <w:rPr>
-          <w:rFonts w:ascii="Times New Roman" w:eastAsia="Times New Roman" w:hAnsi="Times New Roman" w:cs="Times New Roman"/>
-          <w:sz w:val="28"/>
-          <w:szCs w:val="28"/>
-        </w:rPr>
-        <w:t xml:space="preserve"> </w:t>
-      </w:r>
-      <w:proofErr w:type="spellStart"/>
-      <w:r>
-        <w:rPr>
-          <w:rFonts w:ascii="Times New Roman" w:eastAsia="Times New Roman" w:hAnsi="Times New Roman" w:cs="Times New Roman"/>
-          <w:sz w:val="28"/>
-          <w:szCs w:val="28"/>
-        </w:rPr>
-        <w:t>Java</w:t>
-      </w:r>
-      <w:proofErr w:type="spellEnd"/>
-      <w:r>
-        <w:rPr>
-          <w:rFonts w:ascii="Times New Roman" w:eastAsia="Times New Roman" w:hAnsi="Times New Roman" w:cs="Times New Roman"/>
-          <w:sz w:val="28"/>
-          <w:szCs w:val="28"/>
-        </w:rPr>
-        <w:t xml:space="preserve"> — официальная страница языка программирования. — URL: </w:t>
+        <w:t xml:space="preserve">30. Oracle Java — официальная страница языка программирования. — URL: </w:t>
       </w:r>
       <w:hyperlink r:id="rId54" w:history="1">
         <w:r>
           <w:rPr>
-            <w:rStyle w:val="aa"/>
+            <w:rStyle w:val="Hyperlink"/>
             <w:rFonts w:ascii="Times New Roman" w:eastAsia="Times New Roman" w:hAnsi="Times New Roman" w:cs="Times New Roman"/>
             <w:sz w:val="28"/>
             <w:szCs w:val="28"/>
@@ -42189,48 +40169,12 @@
           <w:sz w:val="28"/>
           <w:szCs w:val="28"/>
         </w:rPr>
-        <w:t xml:space="preserve">31. </w:t>
-      </w:r>
-      <w:proofErr w:type="spellStart"/>
-      <w:r>
-        <w:rPr>
-          <w:rFonts w:ascii="Times New Roman" w:eastAsia="Times New Roman" w:hAnsi="Times New Roman" w:cs="Times New Roman"/>
-          <w:sz w:val="28"/>
-          <w:szCs w:val="28"/>
-        </w:rPr>
-        <w:t>Spring</w:t>
-      </w:r>
-      <w:proofErr w:type="spellEnd"/>
-      <w:r>
-        <w:rPr>
-          <w:rFonts w:ascii="Times New Roman" w:eastAsia="Times New Roman" w:hAnsi="Times New Roman" w:cs="Times New Roman"/>
-          <w:sz w:val="28"/>
-          <w:szCs w:val="28"/>
-        </w:rPr>
-        <w:t xml:space="preserve"> </w:t>
-      </w:r>
-      <w:proofErr w:type="spellStart"/>
-      <w:r>
-        <w:rPr>
-          <w:rFonts w:ascii="Times New Roman" w:eastAsia="Times New Roman" w:hAnsi="Times New Roman" w:cs="Times New Roman"/>
-          <w:sz w:val="28"/>
-          <w:szCs w:val="28"/>
-        </w:rPr>
-        <w:t>Boot</w:t>
-      </w:r>
-      <w:proofErr w:type="spellEnd"/>
-      <w:r>
-        <w:rPr>
-          <w:rFonts w:ascii="Times New Roman" w:eastAsia="Times New Roman" w:hAnsi="Times New Roman" w:cs="Times New Roman"/>
-          <w:sz w:val="28"/>
-          <w:szCs w:val="28"/>
-        </w:rPr>
-        <w:t xml:space="preserve"> — официальная документация. — URL: </w:t>
+        <w:t xml:space="preserve">31. Spring Boot — официальная документация. — URL: </w:t>
       </w:r>
       <w:hyperlink r:id="rId55" w:history="1">
         <w:r>
           <w:rPr>
-            <w:rStyle w:val="aa"/>
+            <w:rStyle w:val="Hyperlink"/>
             <w:rFonts w:ascii="Times New Roman" w:eastAsia="Times New Roman" w:hAnsi="Times New Roman" w:cs="Times New Roman"/>
             <w:sz w:val="28"/>
             <w:szCs w:val="28"/>
@@ -42314,7 +40258,7 @@
       <w:hyperlink r:id="rId56" w:history="1">
         <w:r>
           <w:rPr>
-            <w:rStyle w:val="aa"/>
+            <w:rStyle w:val="Hyperlink"/>
             <w:rFonts w:ascii="Times New Roman" w:eastAsia="Times New Roman" w:hAnsi="Times New Roman" w:cs="Times New Roman"/>
             <w:sz w:val="28"/>
             <w:szCs w:val="28"/>
@@ -42398,7 +40342,7 @@
       <w:hyperlink r:id="rId57" w:history="1">
         <w:r>
           <w:rPr>
-            <w:rStyle w:val="aa"/>
+            <w:rStyle w:val="Hyperlink"/>
             <w:rFonts w:ascii="Times New Roman" w:eastAsia="Times New Roman" w:hAnsi="Times New Roman" w:cs="Times New Roman"/>
             <w:sz w:val="28"/>
             <w:szCs w:val="28"/>
@@ -42515,7 +40459,7 @@
       <w:hyperlink r:id="rId58" w:history="1">
         <w:r>
           <w:rPr>
-            <w:rStyle w:val="aa"/>
+            <w:rStyle w:val="Hyperlink"/>
             <w:rFonts w:ascii="Times New Roman" w:eastAsia="Times New Roman" w:hAnsi="Times New Roman" w:cs="Times New Roman"/>
             <w:sz w:val="28"/>
             <w:szCs w:val="28"/>
@@ -42553,7 +40497,7 @@
     </w:p>
     <w:p>
       <w:pPr>
-        <w:pStyle w:val="1"/>
+        <w:pStyle w:val="Heading1"/>
         <w:pageBreakBefore/>
         <w:spacing w:before="360" w:after="240" w:line="240" w:lineRule="auto"/>
         <w:jc w:val="center"/>
@@ -42565,8 +40509,8 @@
           <w:szCs w:val="28"/>
         </w:rPr>
       </w:pPr>
-      <w:bookmarkStart w:id="55" w:name="_Toc167823827"/>
-      <w:bookmarkStart w:id="56" w:name="_Toc230635453"/>
+      <w:bookmarkStart w:id="54" w:name="_Toc167823827"/>
+      <w:bookmarkStart w:id="55" w:name="_Toc230635453"/>
       <w:r>
         <w:rPr>
           <w:rFonts w:ascii="Times New Roman" w:eastAsia="Times New Roman" w:hAnsi="Times New Roman" w:cs="Times New Roman"/>
@@ -42598,8 +40542,8 @@
         </w:rPr>
         <w:t>Исходный код</w:t>
       </w:r>
+      <w:bookmarkEnd w:id="54"/>
       <w:bookmarkEnd w:id="55"/>
-      <w:bookmarkEnd w:id="56"/>
     </w:p>
     <w:p>
       <w:pPr>
@@ -42646,23 +40590,13 @@
         </w:rPr>
         <w:t xml:space="preserve"> </w:t>
       </w:r>
-      <w:proofErr w:type="spellStart"/>
-      <w:r>
-        <w:rPr>
-          <w:rFonts w:ascii="Times New Roman" w:eastAsia="Times New Roman" w:hAnsi="Times New Roman" w:cs="Times New Roman"/>
-          <w:sz w:val="28"/>
-          <w:szCs w:val="28"/>
-        </w:rPr>
-        <w:t>репозитории</w:t>
-      </w:r>
-      <w:proofErr w:type="spellEnd"/>
-      <w:r>
-        <w:rPr>
-          <w:rFonts w:ascii="Times New Roman" w:eastAsia="Times New Roman" w:hAnsi="Times New Roman" w:cs="Times New Roman"/>
-          <w:sz w:val="28"/>
-          <w:szCs w:val="28"/>
-        </w:rPr>
-        <w:t>, доступ к которому можно получить с помощью следующего QR-кода:</w:t>
+      <w:r>
+        <w:rPr>
+          <w:rFonts w:ascii="Times New Roman" w:eastAsia="Times New Roman" w:hAnsi="Times New Roman" w:cs="Times New Roman"/>
+          <w:sz w:val="28"/>
+          <w:szCs w:val="28"/>
+        </w:rPr>
+        <w:t>репозитории, доступ к которому можно получить с помощью следующего QR-кода:</w:t>
       </w:r>
     </w:p>
     <w:p>
@@ -42679,7 +40613,7 @@
     </w:p>
     <w:p>
       <w:pPr>
-        <w:pStyle w:val="af5"/>
+        <w:pStyle w:val="NormalWeb"/>
         <w:jc w:val="center"/>
       </w:pPr>
       <w:r>
@@ -42754,18 +40688,8 @@
           <w:sz w:val="28"/>
           <w:szCs w:val="28"/>
         </w:rPr>
-        <w:t xml:space="preserve">Рисунок А.1 – QR-код на </w:t>
-      </w:r>
-      <w:proofErr w:type="spellStart"/>
-      <w:r>
-        <w:rPr>
-          <w:rFonts w:ascii="Times New Roman" w:eastAsia="Times New Roman" w:hAnsi="Times New Roman" w:cs="Times New Roman"/>
-          <w:sz w:val="28"/>
-          <w:szCs w:val="28"/>
-        </w:rPr>
-        <w:t>репозиторий</w:t>
-      </w:r>
-      <w:proofErr w:type="spellEnd"/>
+        <w:t>Рисунок А.1 – QR-код на репозиторий</w:t>
+      </w:r>
     </w:p>
     <w:sectPr>
       <w:footerReference w:type="default" r:id="rId60"/>
@@ -42779,34 +40703,8 @@
 </w:document>
 </file>
 
-<file path=word/commentsExtensible.xml><?xml version="1.0" encoding="utf-8"?>
-<w16cex:commentsExtensible xmlns:wpc="http://schemas.microsoft.com/office/word/2010/wordprocessingCanvas" xmlns:cx="http://schemas.microsoft.com/office/drawing/2014/chartex" xmlns:cx1="http://schemas.microsoft.com/office/drawing/2015/9/8/chartex" xmlns:cx2="http://schemas.microsoft.com/office/drawing/2015/10/21/chartex" xmlns:cx3="http://schemas.microsoft.com/office/drawing/2016/5/9/chartex" xmlns:cx4="http://schemas.microsoft.com/office/drawing/2016/5/10/chartex" xmlns:cx5="http://schemas.microsoft.com/office/drawing/2016/5/11/chartex" xmlns:cx6="http://schemas.microsoft.com/office/drawing/2016/5/12/chartex" xmlns:cx7="http://schemas.microsoft.com/office/drawing/2016/5/13/chartex" xmlns:cx8="http://schemas.microsoft.com/office/drawing/2016/5/14/chartex" xmlns:cr="http://schemas.microsoft.com/office/comments/2020/reactions" xmlns:mc="http://schemas.openxmlformats.org/markup-compatibility/2006" xmlns:aink="http://schemas.microsoft.com/office/drawing/2016/ink" xmlns:am3d="http://schemas.microsoft.com/office/drawing/2017/model3d" xmlns:o="urn:schemas-microsoft-com:office:office" xmlns:oel="http://schemas.microsoft.com/office/2019/extlst" xmlns:r="http://schemas.openxmlformats.org/officeDocument/2006/relationships" xmlns:m="http://schemas.openxmlformats.org/officeDocument/2006/math" xmlns:v="urn:schemas-microsoft-com:vml" xmlns:wp14="http://schemas.microsoft.com/office/word/2010/wordprocessingDrawing" xmlns:wp="http://schemas.openxmlformats.org/drawingml/2006/wordprocessingDrawing" xmlns:w10="urn:schemas-microsoft-com:office:word" xmlns:w="http://schemas.openxmlformats.org/wordprocessingml/2006/main" xmlns:w14="http://schemas.microsoft.com/office/word/2010/wordml" xmlns:w15="http://schemas.microsoft.com/office/word/2012/wordml" xmlns:w16cex="http://schemas.microsoft.com/office/word/2018/wordml/cex" xmlns:w16cid="http://schemas.microsoft.com/office/word/2016/wordml/cid" xmlns:w16="http://schemas.microsoft.com/office/word/2018/wordml" xmlns:w16du="http://schemas.microsoft.com/office/word/2023/wordml/word16du" xmlns:w16sdtdh="http://schemas.microsoft.com/office/word/2020/wordml/sdtdatahash" xmlns:w16sdtfl="http://schemas.microsoft.com/office/word/2024/wordml/sdtformatlock" xmlns:w16se="http://schemas.microsoft.com/office/word/2015/wordml/symex" xmlns:wpg="http://schemas.microsoft.com/office/word/2010/wordprocessingGroup" xmlns:wpi="http://schemas.microsoft.com/office/word/2010/wordprocessingInk" xmlns:wne="http://schemas.microsoft.com/office/word/2006/wordml" xmlns:wps="http://schemas.microsoft.com/office/word/2010/wordprocessingShape" mc:Ignorable="w14 w15 w16se w16cid w16 w16cex w16sdtdh w16sdtfl cr w16du wp14">
-  <w16cex:commentExtensible w16cex:durableId="6FBB462A" w16cex:dateUtc="2026-02-18T14:40:00Z"/>
-  <w16cex:commentExtensible w16cex:durableId="547FA009" w16cex:dateUtc="2026-02-18T14:41:00Z"/>
-  <w16cex:commentExtensible w16cex:durableId="00045E97" w16cex:dateUtc="2026-02-18T14:44:00Z"/>
-  <w16cex:commentExtensible w16cex:durableId="25B1118A" w16cex:dateUtc="2026-02-18T14:45:00Z"/>
-  <w16cex:commentExtensible w16cex:durableId="4EB23C57" w16cex:dateUtc="2026-02-18T14:48:00Z"/>
-  <w16cex:commentExtensible w16cex:durableId="4C58FF4F" w16cex:dateUtc="2026-02-18T14:50:00Z"/>
-  <w16cex:commentExtensible w16cex:durableId="10511A60" w16cex:dateUtc="2026-02-18T14:51:00Z"/>
-  <w16cex:commentExtensible w16cex:durableId="55A63B1D" w16cex:dateUtc="2026-02-18T14:52:00Z"/>
-</w16cex:commentsExtensible>
-</file>
-
-<file path=word/commentsIds.xml><?xml version="1.0" encoding="utf-8"?>
-<w16cid:commentsIds xmlns:wpc="http://schemas.microsoft.com/office/word/2010/wordprocessingCanvas" xmlns:cx="http://schemas.microsoft.com/office/drawing/2014/chartex" xmlns:cx1="http://schemas.microsoft.com/office/drawing/2015/9/8/chartex" xmlns:cx2="http://schemas.microsoft.com/office/drawing/2015/10/21/chartex" xmlns:cx3="http://schemas.microsoft.com/office/drawing/2016/5/9/chartex" xmlns:cx4="http://schemas.microsoft.com/office/drawing/2016/5/10/chartex" xmlns:cx5="http://schemas.microsoft.com/office/drawing/2016/5/11/chartex" xmlns:cx6="http://schemas.microsoft.com/office/drawing/2016/5/12/chartex" xmlns:cx7="http://schemas.microsoft.com/office/drawing/2016/5/13/chartex" xmlns:cx8="http://schemas.microsoft.com/office/drawing/2016/5/14/chartex" xmlns:mc="http://schemas.openxmlformats.org/markup-compatibility/2006" xmlns:aink="http://schemas.microsoft.com/office/drawing/2016/ink" xmlns:am3d="http://schemas.microsoft.com/office/drawing/2017/model3d" xmlns:o="urn:schemas-microsoft-com:office:office" xmlns:oel="http://schemas.microsoft.com/office/2019/extlst" xmlns:r="http://schemas.openxmlformats.org/officeDocument/2006/relationships" xmlns:m="http://schemas.openxmlformats.org/officeDocument/2006/math" xmlns:v="urn:schemas-microsoft-com:vml" xmlns:wp14="http://schemas.microsoft.com/office/word/2010/wordprocessingDrawing" xmlns:wp="http://schemas.openxmlformats.org/drawingml/2006/wordprocessingDrawing" xmlns:w10="urn:schemas-microsoft-com:office:word" xmlns:w="http://schemas.openxmlformats.org/wordprocessingml/2006/main" xmlns:w14="http://schemas.microsoft.com/office/word/2010/wordml" xmlns:w15="http://schemas.microsoft.com/office/word/2012/wordml" xmlns:w16cex="http://schemas.microsoft.com/office/word/2018/wordml/cex" xmlns:w16cid="http://schemas.microsoft.com/office/word/2016/wordml/cid" xmlns:w16="http://schemas.microsoft.com/office/word/2018/wordml" xmlns:w16du="http://schemas.microsoft.com/office/word/2023/wordml/word16du" xmlns:w16sdtdh="http://schemas.microsoft.com/office/word/2020/wordml/sdtdatahash" xmlns:w16sdtfl="http://schemas.microsoft.com/office/word/2024/wordml/sdtformatlock" xmlns:w16se="http://schemas.microsoft.com/office/word/2015/wordml/symex" xmlns:wpg="http://schemas.microsoft.com/office/word/2010/wordprocessingGroup" xmlns:wpi="http://schemas.microsoft.com/office/word/2010/wordprocessingInk" xmlns:wne="http://schemas.microsoft.com/office/word/2006/wordml" xmlns:wps="http://schemas.microsoft.com/office/word/2010/wordprocessingShape" mc:Ignorable="w14 w15 w16se w16cid w16 w16cex w16sdtdh w16sdtfl w16du wp14">
-  <w16cid:commentId w16cid:paraId="0BE17F3B" w16cid:durableId="6FBB462A"/>
-  <w16cid:commentId w16cid:paraId="48A76C69" w16cid:durableId="547FA009"/>
-  <w16cid:commentId w16cid:paraId="157A8FB4" w16cid:durableId="00045E97"/>
-  <w16cid:commentId w16cid:paraId="147F451C" w16cid:durableId="25B1118A"/>
-  <w16cid:commentId w16cid:paraId="0BD16478" w16cid:durableId="4EB23C57"/>
-  <w16cid:commentId w16cid:paraId="50164E01" w16cid:durableId="4C58FF4F"/>
-  <w16cid:commentId w16cid:paraId="703C5644" w16cid:durableId="10511A60"/>
-  <w16cid:commentId w16cid:paraId="1649E33F" w16cid:durableId="55A63B1D"/>
-</w16cid:commentsIds>
-</file>
-
 <file path=word/endnotes.xml><?xml version="1.0" encoding="utf-8"?>
-<w:endnotes xmlns:wpc="http://schemas.microsoft.com/office/word/2010/wordprocessingCanvas" xmlns:cx="http://schemas.microsoft.com/office/drawing/2014/chartex" xmlns:cx1="http://schemas.microsoft.com/office/drawing/2015/9/8/chartex" xmlns:mc="http://schemas.openxmlformats.org/markup-compatibility/2006" xmlns:o="urn:schemas-microsoft-com:office:office" xmlns:r="http://schemas.openxmlformats.org/officeDocument/2006/relationships" xmlns:m="http://schemas.openxmlformats.org/officeDocument/2006/math" xmlns:v="urn:schemas-microsoft-com:vml" xmlns:wp14="http://schemas.microsoft.com/office/word/2010/wordprocessingDrawing" xmlns:wp="http://schemas.openxmlformats.org/drawingml/2006/wordprocessingDrawing" xmlns:w10="urn:schemas-microsoft-com:office:word" xmlns:w="http://schemas.openxmlformats.org/wordprocessingml/2006/main" xmlns:w14="http://schemas.microsoft.com/office/word/2010/wordml" xmlns:w15="http://schemas.microsoft.com/office/word/2012/wordml" xmlns:w16se="http://schemas.microsoft.com/office/word/2015/wordml/symex" xmlns:wpg="http://schemas.microsoft.com/office/word/2010/wordprocessingGroup" xmlns:wpi="http://schemas.microsoft.com/office/word/2010/wordprocessingInk" xmlns:wne="http://schemas.microsoft.com/office/word/2006/wordml" xmlns:wps="http://schemas.microsoft.com/office/word/2010/wordprocessingShape" mc:Ignorable="w14 w15 w16se wp14">
+<w:endnotes xmlns:wpc="http://schemas.microsoft.com/office/word/2010/wordprocessingCanvas" xmlns:cx="http://schemas.microsoft.com/office/drawing/2014/chartex" xmlns:cx1="http://schemas.microsoft.com/office/drawing/2015/9/8/chartex" xmlns:cx2="http://schemas.microsoft.com/office/drawing/2015/10/21/chartex" xmlns:cx3="http://schemas.microsoft.com/office/drawing/2016/5/9/chartex" xmlns:cx4="http://schemas.microsoft.com/office/drawing/2016/5/10/chartex" xmlns:cx5="http://schemas.microsoft.com/office/drawing/2016/5/11/chartex" xmlns:cx6="http://schemas.microsoft.com/office/drawing/2016/5/12/chartex" xmlns:cx7="http://schemas.microsoft.com/office/drawing/2016/5/13/chartex" xmlns:cx8="http://schemas.microsoft.com/office/drawing/2016/5/14/chartex" xmlns:mc="http://schemas.openxmlformats.org/markup-compatibility/2006" xmlns:aink="http://schemas.microsoft.com/office/drawing/2016/ink" xmlns:am3d="http://schemas.microsoft.com/office/drawing/2017/model3d" xmlns:o="urn:schemas-microsoft-com:office:office" xmlns:oel="http://schemas.microsoft.com/office/2019/extlst" xmlns:r="http://schemas.openxmlformats.org/officeDocument/2006/relationships" xmlns:m="http://schemas.openxmlformats.org/officeDocument/2006/math" xmlns:v="urn:schemas-microsoft-com:vml" xmlns:wp14="http://schemas.microsoft.com/office/word/2010/wordprocessingDrawing" xmlns:wp="http://schemas.openxmlformats.org/drawingml/2006/wordprocessingDrawing" xmlns:w10="urn:schemas-microsoft-com:office:word" xmlns:w="http://schemas.openxmlformats.org/wordprocessingml/2006/main" xmlns:w14="http://schemas.microsoft.com/office/word/2010/wordml" xmlns:w15="http://schemas.microsoft.com/office/word/2012/wordml" xmlns:w16cex="http://schemas.microsoft.com/office/word/2018/wordml/cex" xmlns:w16cid="http://schemas.microsoft.com/office/word/2016/wordml/cid" xmlns:w16="http://schemas.microsoft.com/office/word/2018/wordml" xmlns:w16du="http://schemas.microsoft.com/office/word/2023/wordml/word16du" xmlns:w16sdtdh="http://schemas.microsoft.com/office/word/2020/wordml/sdtdatahash" xmlns:w16sdtfl="http://schemas.microsoft.com/office/word/2024/wordml/sdtformatlock" xmlns:w16se="http://schemas.microsoft.com/office/word/2015/wordml/symex" xmlns:wpg="http://schemas.microsoft.com/office/word/2010/wordprocessingGroup" xmlns:wpi="http://schemas.microsoft.com/office/word/2010/wordprocessingInk" xmlns:wne="http://schemas.microsoft.com/office/word/2006/wordml" xmlns:wps="http://schemas.microsoft.com/office/word/2010/wordprocessingShape" mc:Ignorable="w14 w15 w16se w16cid w16 w16cex w16sdtdh w16sdtfl w16du wp14">
   <w:endnote w:type="separator" w:id="-1">
     <w:p>
       <w:pPr>
@@ -42831,7 +40729,7 @@
 </file>
 
 <file path=word/footer1.xml><?xml version="1.0" encoding="utf-8"?>
-<w:ftr xmlns:wpc="http://schemas.microsoft.com/office/word/2010/wordprocessingCanvas" xmlns:cx="http://schemas.microsoft.com/office/drawing/2014/chartex" xmlns:cx1="http://schemas.microsoft.com/office/drawing/2015/9/8/chartex" xmlns:mc="http://schemas.openxmlformats.org/markup-compatibility/2006" xmlns:o="urn:schemas-microsoft-com:office:office" xmlns:r="http://schemas.openxmlformats.org/officeDocument/2006/relationships" xmlns:m="http://schemas.openxmlformats.org/officeDocument/2006/math" xmlns:v="urn:schemas-microsoft-com:vml" xmlns:wp14="http://schemas.microsoft.com/office/word/2010/wordprocessingDrawing" xmlns:wp="http://schemas.openxmlformats.org/drawingml/2006/wordprocessingDrawing" xmlns:w10="urn:schemas-microsoft-com:office:word" xmlns:w="http://schemas.openxmlformats.org/wordprocessingml/2006/main" xmlns:w14="http://schemas.microsoft.com/office/word/2010/wordml" xmlns:w15="http://schemas.microsoft.com/office/word/2012/wordml" xmlns:w16se="http://schemas.microsoft.com/office/word/2015/wordml/symex" xmlns:wpg="http://schemas.microsoft.com/office/word/2010/wordprocessingGroup" xmlns:wpi="http://schemas.microsoft.com/office/word/2010/wordprocessingInk" xmlns:wne="http://schemas.microsoft.com/office/word/2006/wordml" xmlns:wps="http://schemas.microsoft.com/office/word/2010/wordprocessingShape" mc:Ignorable="w14 w15 w16se wp14">
+<w:ftr xmlns:wpc="http://schemas.microsoft.com/office/word/2010/wordprocessingCanvas" xmlns:cx="http://schemas.microsoft.com/office/drawing/2014/chartex" xmlns:cx1="http://schemas.microsoft.com/office/drawing/2015/9/8/chartex" xmlns:cx2="http://schemas.microsoft.com/office/drawing/2015/10/21/chartex" xmlns:cx3="http://schemas.microsoft.com/office/drawing/2016/5/9/chartex" xmlns:cx4="http://schemas.microsoft.com/office/drawing/2016/5/10/chartex" xmlns:cx5="http://schemas.microsoft.com/office/drawing/2016/5/11/chartex" xmlns:cx6="http://schemas.microsoft.com/office/drawing/2016/5/12/chartex" xmlns:cx7="http://schemas.microsoft.com/office/drawing/2016/5/13/chartex" xmlns:cx8="http://schemas.microsoft.com/office/drawing/2016/5/14/chartex" xmlns:mc="http://schemas.openxmlformats.org/markup-compatibility/2006" xmlns:aink="http://schemas.microsoft.com/office/drawing/2016/ink" xmlns:am3d="http://schemas.microsoft.com/office/drawing/2017/model3d" xmlns:o="urn:schemas-microsoft-com:office:office" xmlns:oel="http://schemas.microsoft.com/office/2019/extlst" xmlns:r="http://schemas.openxmlformats.org/officeDocument/2006/relationships" xmlns:m="http://schemas.openxmlformats.org/officeDocument/2006/math" xmlns:v="urn:schemas-microsoft-com:vml" xmlns:wp14="http://schemas.microsoft.com/office/word/2010/wordprocessingDrawing" xmlns:wp="http://schemas.openxmlformats.org/drawingml/2006/wordprocessingDrawing" xmlns:w10="urn:schemas-microsoft-com:office:word" xmlns:w="http://schemas.openxmlformats.org/wordprocessingml/2006/main" xmlns:w14="http://schemas.microsoft.com/office/word/2010/wordml" xmlns:w15="http://schemas.microsoft.com/office/word/2012/wordml" xmlns:w16cex="http://schemas.microsoft.com/office/word/2018/wordml/cex" xmlns:w16cid="http://schemas.microsoft.com/office/word/2016/wordml/cid" xmlns:w16="http://schemas.microsoft.com/office/word/2018/wordml" xmlns:w16du="http://schemas.microsoft.com/office/word/2023/wordml/word16du" xmlns:w16sdtdh="http://schemas.microsoft.com/office/word/2020/wordml/sdtdatahash" xmlns:w16sdtfl="http://schemas.microsoft.com/office/word/2024/wordml/sdtformatlock" xmlns:w16se="http://schemas.microsoft.com/office/word/2015/wordml/symex" xmlns:wpg="http://schemas.microsoft.com/office/word/2010/wordprocessingGroup" xmlns:wpi="http://schemas.microsoft.com/office/word/2010/wordprocessingInk" xmlns:wne="http://schemas.microsoft.com/office/word/2006/wordml" xmlns:wps="http://schemas.microsoft.com/office/word/2010/wordprocessingShape" mc:Ignorable="w14 w15 w16se w16cid w16 w16cex w16sdtdh w16sdtfl w16du wp14">
   <w:sdt>
     <w:sdtPr>
       <w:id w:val="-1240022322"/>
@@ -42850,7 +40748,7 @@
     <w:sdtContent>
       <w:p>
         <w:pPr>
-          <w:pStyle w:val="a8"/>
+          <w:pStyle w:val="Footer"/>
           <w:jc w:val="center"/>
           <w:rPr>
             <w:rFonts w:ascii="Times New Roman" w:hAnsi="Times New Roman" w:cs="Times New Roman"/>
@@ -42925,7 +40823,7 @@
 </file>
 
 <file path=word/footnotes.xml><?xml version="1.0" encoding="utf-8"?>
-<w:footnotes xmlns:wpc="http://schemas.microsoft.com/office/word/2010/wordprocessingCanvas" xmlns:cx="http://schemas.microsoft.com/office/drawing/2014/chartex" xmlns:cx1="http://schemas.microsoft.com/office/drawing/2015/9/8/chartex" xmlns:mc="http://schemas.openxmlformats.org/markup-compatibility/2006" xmlns:o="urn:schemas-microsoft-com:office:office" xmlns:r="http://schemas.openxmlformats.org/officeDocument/2006/relationships" xmlns:m="http://schemas.openxmlformats.org/officeDocument/2006/math" xmlns:v="urn:schemas-microsoft-com:vml" xmlns:wp14="http://schemas.microsoft.com/office/word/2010/wordprocessingDrawing" xmlns:wp="http://schemas.openxmlformats.org/drawingml/2006/wordprocessingDrawing" xmlns:w10="urn:schemas-microsoft-com:office:word" xmlns:w="http://schemas.openxmlformats.org/wordprocessingml/2006/main" xmlns:w14="http://schemas.microsoft.com/office/word/2010/wordml" xmlns:w15="http://schemas.microsoft.com/office/word/2012/wordml" xmlns:w16se="http://schemas.microsoft.com/office/word/2015/wordml/symex" xmlns:wpg="http://schemas.microsoft.com/office/word/2010/wordprocessingGroup" xmlns:wpi="http://schemas.microsoft.com/office/word/2010/wordprocessingInk" xmlns:wne="http://schemas.microsoft.com/office/word/2006/wordml" xmlns:wps="http://schemas.microsoft.com/office/word/2010/wordprocessingShape" mc:Ignorable="w14 w15 w16se wp14">
+<w:footnotes xmlns:wpc="http://schemas.microsoft.com/office/word/2010/wordprocessingCanvas" xmlns:cx="http://schemas.microsoft.com/office/drawing/2014/chartex" xmlns:cx1="http://schemas.microsoft.com/office/drawing/2015/9/8/chartex" xmlns:cx2="http://schemas.microsoft.com/office/drawing/2015/10/21/chartex" xmlns:cx3="http://schemas.microsoft.com/office/drawing/2016/5/9/chartex" xmlns:cx4="http://schemas.microsoft.com/office/drawing/2016/5/10/chartex" xmlns:cx5="http://schemas.microsoft.com/office/drawing/2016/5/11/chartex" xmlns:cx6="http://schemas.microsoft.com/office/drawing/2016/5/12/chartex" xmlns:cx7="http://schemas.microsoft.com/office/drawing/2016/5/13/chartex" xmlns:cx8="http://schemas.microsoft.com/office/drawing/2016/5/14/chartex" xmlns:mc="http://schemas.openxmlformats.org/markup-compatibility/2006" xmlns:aink="http://schemas.microsoft.com/office/drawing/2016/ink" xmlns:am3d="http://schemas.microsoft.com/office/drawing/2017/model3d" xmlns:o="urn:schemas-microsoft-com:office:office" xmlns:oel="http://schemas.microsoft.com/office/2019/extlst" xmlns:r="http://schemas.openxmlformats.org/officeDocument/2006/relationships" xmlns:m="http://schemas.openxmlformats.org/officeDocument/2006/math" xmlns:v="urn:schemas-microsoft-com:vml" xmlns:wp14="http://schemas.microsoft.com/office/word/2010/wordprocessingDrawing" xmlns:wp="http://schemas.openxmlformats.org/drawingml/2006/wordprocessingDrawing" xmlns:w10="urn:schemas-microsoft-com:office:word" xmlns:w="http://schemas.openxmlformats.org/wordprocessingml/2006/main" xmlns:w14="http://schemas.microsoft.com/office/word/2010/wordml" xmlns:w15="http://schemas.microsoft.com/office/word/2012/wordml" xmlns:w16cex="http://schemas.microsoft.com/office/word/2018/wordml/cex" xmlns:w16cid="http://schemas.microsoft.com/office/word/2016/wordml/cid" xmlns:w16="http://schemas.microsoft.com/office/word/2018/wordml" xmlns:w16du="http://schemas.microsoft.com/office/word/2023/wordml/word16du" xmlns:w16sdtdh="http://schemas.microsoft.com/office/word/2020/wordml/sdtdatahash" xmlns:w16sdtfl="http://schemas.microsoft.com/office/word/2024/wordml/sdtformatlock" xmlns:w16se="http://schemas.microsoft.com/office/word/2015/wordml/symex" xmlns:wpg="http://schemas.microsoft.com/office/word/2010/wordprocessingGroup" xmlns:wpi="http://schemas.microsoft.com/office/word/2010/wordprocessingInk" xmlns:wne="http://schemas.microsoft.com/office/word/2006/wordml" xmlns:wps="http://schemas.microsoft.com/office/word/2010/wordprocessingShape" mc:Ignorable="w14 w15 w16se w16cid w16 w16cex w16sdtdh w16sdtfl w16du wp14">
   <w:footnote w:type="separator" w:id="-1">
     <w:p>
       <w:pPr>
@@ -42950,7 +40848,7 @@
 </file>
 
 <file path=word/numbering.xml><?xml version="1.0" encoding="utf-8"?>
-<w:numbering xmlns:wpc="http://schemas.microsoft.com/office/word/2010/wordprocessingCanvas" xmlns:cx="http://schemas.microsoft.com/office/drawing/2014/chartex" xmlns:cx1="http://schemas.microsoft.com/office/drawing/2015/9/8/chartex" xmlns:mc="http://schemas.openxmlformats.org/markup-compatibility/2006" xmlns:o="urn:schemas-microsoft-com:office:office" xmlns:r="http://schemas.openxmlformats.org/officeDocument/2006/relationships" xmlns:m="http://schemas.openxmlformats.org/officeDocument/2006/math" xmlns:v="urn:schemas-microsoft-com:vml" xmlns:wp14="http://schemas.microsoft.com/office/word/2010/wordprocessingDrawing" xmlns:wp="http://schemas.openxmlformats.org/drawingml/2006/wordprocessingDrawing" xmlns:w10="urn:schemas-microsoft-com:office:word" xmlns:w="http://schemas.openxmlformats.org/wordprocessingml/2006/main" xmlns:w14="http://schemas.microsoft.com/office/word/2010/wordml" xmlns:w15="http://schemas.microsoft.com/office/word/2012/wordml" xmlns:w16se="http://schemas.microsoft.com/office/word/2015/wordml/symex" xmlns:wpg="http://schemas.microsoft.com/office/word/2010/wordprocessingGroup" xmlns:wpi="http://schemas.microsoft.com/office/word/2010/wordprocessingInk" xmlns:wne="http://schemas.microsoft.com/office/word/2006/wordml" xmlns:wps="http://schemas.microsoft.com/office/word/2010/wordprocessingShape" mc:Ignorable="w14 w15 w16se wp14">
+<w:numbering xmlns:wpc="http://schemas.microsoft.com/office/word/2010/wordprocessingCanvas" xmlns:cx="http://schemas.microsoft.com/office/drawing/2014/chartex" xmlns:cx1="http://schemas.microsoft.com/office/drawing/2015/9/8/chartex" xmlns:cx2="http://schemas.microsoft.com/office/drawing/2015/10/21/chartex" xmlns:cx3="http://schemas.microsoft.com/office/drawing/2016/5/9/chartex" xmlns:cx4="http://schemas.microsoft.com/office/drawing/2016/5/10/chartex" xmlns:cx5="http://schemas.microsoft.com/office/drawing/2016/5/11/chartex" xmlns:cx6="http://schemas.microsoft.com/office/drawing/2016/5/12/chartex" xmlns:cx7="http://schemas.microsoft.com/office/drawing/2016/5/13/chartex" xmlns:cx8="http://schemas.microsoft.com/office/drawing/2016/5/14/chartex" xmlns:mc="http://schemas.openxmlformats.org/markup-compatibility/2006" xmlns:aink="http://schemas.microsoft.com/office/drawing/2016/ink" xmlns:am3d="http://schemas.microsoft.com/office/drawing/2017/model3d" xmlns:o="urn:schemas-microsoft-com:office:office" xmlns:oel="http://schemas.microsoft.com/office/2019/extlst" xmlns:r="http://schemas.openxmlformats.org/officeDocument/2006/relationships" xmlns:m="http://schemas.openxmlformats.org/officeDocument/2006/math" xmlns:v="urn:schemas-microsoft-com:vml" xmlns:wp14="http://schemas.microsoft.com/office/word/2010/wordprocessingDrawing" xmlns:wp="http://schemas.openxmlformats.org/drawingml/2006/wordprocessingDrawing" xmlns:w10="urn:schemas-microsoft-com:office:word" xmlns:w="http://schemas.openxmlformats.org/wordprocessingml/2006/main" xmlns:w14="http://schemas.microsoft.com/office/word/2010/wordml" xmlns:w15="http://schemas.microsoft.com/office/word/2012/wordml" xmlns:w16cex="http://schemas.microsoft.com/office/word/2018/wordml/cex" xmlns:w16cid="http://schemas.microsoft.com/office/word/2016/wordml/cid" xmlns:w16="http://schemas.microsoft.com/office/word/2018/wordml" xmlns:w16du="http://schemas.microsoft.com/office/word/2023/wordml/word16du" xmlns:w16sdtdh="http://schemas.microsoft.com/office/word/2020/wordml/sdtdatahash" xmlns:w16sdtfl="http://schemas.microsoft.com/office/word/2024/wordml/sdtformatlock" xmlns:w16se="http://schemas.microsoft.com/office/word/2015/wordml/symex" xmlns:wpg="http://schemas.microsoft.com/office/word/2010/wordprocessingGroup" xmlns:wpi="http://schemas.microsoft.com/office/word/2010/wordprocessingInk" xmlns:wne="http://schemas.microsoft.com/office/word/2006/wordml" xmlns:wps="http://schemas.microsoft.com/office/word/2010/wordprocessingShape" mc:Ignorable="w14 w15 w16se w16cid w16 w16cex w16sdtdh w16sdtfl w16du wp14">
   <w:abstractNum w:abstractNumId="0" w15:restartNumberingAfterBreak="0">
     <w:nsid w:val="0B8D5EB5"/>
     <w:multiLevelType w:val="hybridMultilevel"/>
@@ -47036,122 +44934,122 @@
       </w:rPr>
     </w:lvl>
   </w:abstractNum>
-  <w:num w:numId="1">
+  <w:num w:numId="1" w16cid:durableId="1254973836">
     <w:abstractNumId w:val="18"/>
   </w:num>
-  <w:num w:numId="2">
+  <w:num w:numId="2" w16cid:durableId="1769039311">
     <w:abstractNumId w:val="7"/>
   </w:num>
-  <w:num w:numId="3">
+  <w:num w:numId="3" w16cid:durableId="1592515">
     <w:abstractNumId w:val="36"/>
   </w:num>
-  <w:num w:numId="4">
+  <w:num w:numId="4" w16cid:durableId="443042180">
     <w:abstractNumId w:val="20"/>
   </w:num>
-  <w:num w:numId="5">
+  <w:num w:numId="5" w16cid:durableId="196898279">
     <w:abstractNumId w:val="21"/>
   </w:num>
-  <w:num w:numId="6">
+  <w:num w:numId="6" w16cid:durableId="794373394">
     <w:abstractNumId w:val="26"/>
   </w:num>
-  <w:num w:numId="7">
+  <w:num w:numId="7" w16cid:durableId="407508881">
     <w:abstractNumId w:val="8"/>
   </w:num>
-  <w:num w:numId="8">
+  <w:num w:numId="8" w16cid:durableId="251352889">
     <w:abstractNumId w:val="9"/>
   </w:num>
-  <w:num w:numId="9">
+  <w:num w:numId="9" w16cid:durableId="381754550">
     <w:abstractNumId w:val="11"/>
   </w:num>
-  <w:num w:numId="10">
+  <w:num w:numId="10" w16cid:durableId="1106734619">
     <w:abstractNumId w:val="29"/>
   </w:num>
-  <w:num w:numId="11">
+  <w:num w:numId="11" w16cid:durableId="1313674148">
     <w:abstractNumId w:val="6"/>
   </w:num>
-  <w:num w:numId="12">
+  <w:num w:numId="12" w16cid:durableId="1256204849">
     <w:abstractNumId w:val="16"/>
   </w:num>
-  <w:num w:numId="13">
+  <w:num w:numId="13" w16cid:durableId="1162693679">
     <w:abstractNumId w:val="28"/>
   </w:num>
-  <w:num w:numId="14">
+  <w:num w:numId="14" w16cid:durableId="336154097">
     <w:abstractNumId w:val="19"/>
   </w:num>
-  <w:num w:numId="15">
+  <w:num w:numId="15" w16cid:durableId="1413236173">
     <w:abstractNumId w:val="3"/>
   </w:num>
-  <w:num w:numId="16">
+  <w:num w:numId="16" w16cid:durableId="115562358">
     <w:abstractNumId w:val="35"/>
   </w:num>
-  <w:num w:numId="17">
+  <w:num w:numId="17" w16cid:durableId="1589926102">
     <w:abstractNumId w:val="10"/>
   </w:num>
-  <w:num w:numId="18">
+  <w:num w:numId="18" w16cid:durableId="1327709123">
     <w:abstractNumId w:val="17"/>
   </w:num>
-  <w:num w:numId="19">
+  <w:num w:numId="19" w16cid:durableId="1132403181">
     <w:abstractNumId w:val="25"/>
   </w:num>
-  <w:num w:numId="20">
+  <w:num w:numId="20" w16cid:durableId="596790419">
     <w:abstractNumId w:val="22"/>
   </w:num>
-  <w:num w:numId="21">
+  <w:num w:numId="21" w16cid:durableId="53428140">
     <w:abstractNumId w:val="4"/>
   </w:num>
-  <w:num w:numId="22">
+  <w:num w:numId="22" w16cid:durableId="1943881706">
     <w:abstractNumId w:val="13"/>
   </w:num>
-  <w:num w:numId="23">
+  <w:num w:numId="23" w16cid:durableId="1191145500">
     <w:abstractNumId w:val="14"/>
   </w:num>
-  <w:num w:numId="24">
+  <w:num w:numId="24" w16cid:durableId="25641712">
     <w:abstractNumId w:val="2"/>
   </w:num>
-  <w:num w:numId="25">
+  <w:num w:numId="25" w16cid:durableId="210920597">
     <w:abstractNumId w:val="32"/>
   </w:num>
-  <w:num w:numId="26">
+  <w:num w:numId="26" w16cid:durableId="938949739">
     <w:abstractNumId w:val="5"/>
   </w:num>
-  <w:num w:numId="27">
+  <w:num w:numId="27" w16cid:durableId="2033992249">
     <w:abstractNumId w:val="27"/>
   </w:num>
-  <w:num w:numId="28">
+  <w:num w:numId="28" w16cid:durableId="1673684174">
     <w:abstractNumId w:val="34"/>
   </w:num>
-  <w:num w:numId="29">
+  <w:num w:numId="29" w16cid:durableId="312372132">
     <w:abstractNumId w:val="12"/>
   </w:num>
-  <w:num w:numId="30">
+  <w:num w:numId="30" w16cid:durableId="442968628">
     <w:abstractNumId w:val="33"/>
   </w:num>
-  <w:num w:numId="31">
+  <w:num w:numId="31" w16cid:durableId="854728325">
     <w:abstractNumId w:val="1"/>
   </w:num>
-  <w:num w:numId="32">
+  <w:num w:numId="32" w16cid:durableId="1167018791">
     <w:abstractNumId w:val="24"/>
   </w:num>
-  <w:num w:numId="33">
+  <w:num w:numId="33" w16cid:durableId="1103039947">
     <w:abstractNumId w:val="31"/>
   </w:num>
-  <w:num w:numId="34">
+  <w:num w:numId="34" w16cid:durableId="693967833">
     <w:abstractNumId w:val="15"/>
   </w:num>
-  <w:num w:numId="35">
+  <w:num w:numId="35" w16cid:durableId="1861968837">
     <w:abstractNumId w:val="0"/>
   </w:num>
-  <w:num w:numId="36">
+  <w:num w:numId="36" w16cid:durableId="187257386">
     <w:abstractNumId w:val="23"/>
   </w:num>
-  <w:num w:numId="37">
+  <w:num w:numId="37" w16cid:durableId="1249148228">
     <w:abstractNumId w:val="30"/>
   </w:num>
 </w:numbering>
 </file>
 
 <file path=word/styles.xml><?xml version="1.0" encoding="utf-8"?>
-<w:styles xmlns:mc="http://schemas.openxmlformats.org/markup-compatibility/2006" xmlns:r="http://schemas.openxmlformats.org/officeDocument/2006/relationships" xmlns:w="http://schemas.openxmlformats.org/wordprocessingml/2006/main" xmlns:w14="http://schemas.microsoft.com/office/word/2010/wordml" xmlns:w15="http://schemas.microsoft.com/office/word/2012/wordml" xmlns:w16se="http://schemas.microsoft.com/office/word/2015/wordml/symex" mc:Ignorable="w14 w15 w16se">
+<w:styles xmlns:mc="http://schemas.openxmlformats.org/markup-compatibility/2006" xmlns:r="http://schemas.openxmlformats.org/officeDocument/2006/relationships" xmlns:w="http://schemas.openxmlformats.org/wordprocessingml/2006/main" xmlns:w14="http://schemas.microsoft.com/office/word/2010/wordml" xmlns:w15="http://schemas.microsoft.com/office/word/2012/wordml" xmlns:w16cex="http://schemas.microsoft.com/office/word/2018/wordml/cex" xmlns:w16cid="http://schemas.microsoft.com/office/word/2016/wordml/cid" xmlns:w16="http://schemas.microsoft.com/office/word/2018/wordml" xmlns:w16du="http://schemas.microsoft.com/office/word/2023/wordml/word16du" xmlns:w16sdtdh="http://schemas.microsoft.com/office/word/2020/wordml/sdtdatahash" xmlns:w16sdtfl="http://schemas.microsoft.com/office/word/2024/wordml/sdtformatlock" xmlns:w16se="http://schemas.microsoft.com/office/word/2015/wordml/symex" mc:Ignorable="w14 w15 w16se w16cid w16 w16cex w16sdtdh w16sdtfl w16du">
   <w:docDefaults>
     <w:rPrDefault>
       <w:rPr>
@@ -47167,7 +45065,7 @@
       </w:pPr>
     </w:pPrDefault>
   </w:docDefaults>
-  <w:latentStyles w:defLockedState="0" w:defUIPriority="99" w:defSemiHidden="0" w:defUnhideWhenUsed="0" w:defQFormat="0" w:count="371">
+  <w:latentStyles w:defLockedState="0" w:defUIPriority="99" w:defSemiHidden="0" w:defUnhideWhenUsed="0" w:defQFormat="0" w:count="376">
     <w:lsdException w:name="Normal" w:uiPriority="0" w:qFormat="1"/>
     <w:lsdException w:name="heading 1" w:uiPriority="9" w:qFormat="1"/>
     <w:lsdException w:name="heading 2" w:semiHidden="1" w:uiPriority="9" w:unhideWhenUsed="1" w:qFormat="1"/>
@@ -47539,17 +45437,22 @@
     <w:lsdException w:name="List Table 5 Dark Accent 6" w:uiPriority="50"/>
     <w:lsdException w:name="List Table 6 Colorful Accent 6" w:uiPriority="51"/>
     <w:lsdException w:name="List Table 7 Colorful Accent 6" w:uiPriority="52"/>
+    <w:lsdException w:name="Mention" w:semiHidden="1" w:unhideWhenUsed="1"/>
+    <w:lsdException w:name="Smart Hyperlink" w:semiHidden="1" w:unhideWhenUsed="1"/>
+    <w:lsdException w:name="Hashtag" w:semiHidden="1" w:unhideWhenUsed="1"/>
+    <w:lsdException w:name="Unresolved Mention" w:semiHidden="1" w:unhideWhenUsed="1"/>
+    <w:lsdException w:name="Smart Link" w:semiHidden="1" w:unhideWhenUsed="1"/>
   </w:latentStyles>
-  <w:style w:type="paragraph" w:default="1" w:styleId="a">
+  <w:style w:type="paragraph" w:default="1" w:styleId="Normal">
     <w:name w:val="Normal"/>
     <w:qFormat/>
     <w:rsid w:val="00D9448E"/>
   </w:style>
-  <w:style w:type="paragraph" w:styleId="1">
+  <w:style w:type="paragraph" w:styleId="Heading1">
     <w:name w:val="heading 1"/>
-    <w:basedOn w:val="a"/>
-    <w:next w:val="a"/>
-    <w:link w:val="10"/>
+    <w:basedOn w:val="Normal"/>
+    <w:next w:val="Normal"/>
+    <w:link w:val="Heading1Char"/>
     <w:uiPriority w:val="9"/>
     <w:qFormat/>
     <w:rsid w:val="008B27DD"/>
@@ -47566,11 +45469,11 @@
       <w:szCs w:val="32"/>
     </w:rPr>
   </w:style>
-  <w:style w:type="paragraph" w:styleId="2">
+  <w:style w:type="paragraph" w:styleId="Heading2">
     <w:name w:val="heading 2"/>
     <w:aliases w:val="структурные элементы"/>
-    <w:basedOn w:val="a"/>
-    <w:link w:val="20"/>
+    <w:basedOn w:val="Normal"/>
+    <w:link w:val="Heading2Char"/>
     <w:uiPriority w:val="9"/>
     <w:unhideWhenUsed/>
     <w:qFormat/>
@@ -47590,10 +45493,10 @@
       <w:szCs w:val="24"/>
     </w:rPr>
   </w:style>
-  <w:style w:type="paragraph" w:styleId="3">
+  <w:style w:type="paragraph" w:styleId="Heading3">
     <w:name w:val="heading 3"/>
-    <w:basedOn w:val="a"/>
-    <w:next w:val="a"/>
+    <w:basedOn w:val="Normal"/>
+    <w:next w:val="Normal"/>
     <w:pPr>
       <w:keepNext/>
       <w:keepLines/>
@@ -47606,10 +45509,10 @@
       <w:szCs w:val="28"/>
     </w:rPr>
   </w:style>
-  <w:style w:type="paragraph" w:styleId="4">
+  <w:style w:type="paragraph" w:styleId="Heading4">
     <w:name w:val="heading 4"/>
-    <w:basedOn w:val="a"/>
-    <w:next w:val="a"/>
+    <w:basedOn w:val="Normal"/>
+    <w:next w:val="Normal"/>
     <w:pPr>
       <w:keepNext/>
       <w:keepLines/>
@@ -47622,10 +45525,10 @@
       <w:szCs w:val="24"/>
     </w:rPr>
   </w:style>
-  <w:style w:type="paragraph" w:styleId="5">
+  <w:style w:type="paragraph" w:styleId="Heading5">
     <w:name w:val="heading 5"/>
-    <w:basedOn w:val="a"/>
-    <w:next w:val="a"/>
+    <w:basedOn w:val="Normal"/>
+    <w:next w:val="Normal"/>
     <w:pPr>
       <w:keepNext/>
       <w:keepLines/>
@@ -47636,10 +45539,10 @@
       <w:b/>
     </w:rPr>
   </w:style>
-  <w:style w:type="paragraph" w:styleId="6">
+  <w:style w:type="paragraph" w:styleId="Heading6">
     <w:name w:val="heading 6"/>
-    <w:basedOn w:val="a"/>
-    <w:next w:val="a"/>
+    <w:basedOn w:val="Normal"/>
+    <w:next w:val="Normal"/>
     <w:pPr>
       <w:keepNext/>
       <w:keepLines/>
@@ -47652,13 +45555,13 @@
       <w:szCs w:val="20"/>
     </w:rPr>
   </w:style>
-  <w:style w:type="character" w:default="1" w:styleId="a0">
+  <w:style w:type="character" w:default="1" w:styleId="DefaultParagraphFont">
     <w:name w:val="Default Paragraph Font"/>
     <w:uiPriority w:val="1"/>
     <w:semiHidden/>
     <w:unhideWhenUsed/>
   </w:style>
-  <w:style w:type="table" w:default="1" w:styleId="a1">
+  <w:style w:type="table" w:default="1" w:styleId="TableNormal">
     <w:name w:val="Normal Table"/>
     <w:uiPriority w:val="99"/>
     <w:semiHidden/>
@@ -47673,7 +45576,7 @@
       </w:tblCellMar>
     </w:tblPr>
   </w:style>
-  <w:style w:type="numbering" w:default="1" w:styleId="a2">
+  <w:style w:type="numbering" w:default="1" w:styleId="NoList">
     <w:name w:val="No List"/>
     <w:uiPriority w:val="99"/>
     <w:semiHidden/>
@@ -47690,10 +45593,10 @@
       </w:tblCellMar>
     </w:tblPr>
   </w:style>
-  <w:style w:type="paragraph" w:styleId="a3">
+  <w:style w:type="paragraph" w:styleId="Title">
     <w:name w:val="Title"/>
-    <w:basedOn w:val="a"/>
-    <w:next w:val="a"/>
+    <w:basedOn w:val="Normal"/>
+    <w:next w:val="Normal"/>
     <w:pPr>
       <w:keepNext/>
       <w:keepLines/>
@@ -47705,9 +45608,9 @@
       <w:szCs w:val="72"/>
     </w:rPr>
   </w:style>
-  <w:style w:type="paragraph" w:styleId="a4">
+  <w:style w:type="paragraph" w:styleId="ListParagraph">
     <w:name w:val="List Paragraph"/>
-    <w:basedOn w:val="a"/>
+    <w:basedOn w:val="Normal"/>
     <w:uiPriority w:val="1"/>
     <w:qFormat/>
     <w:rsid w:val="00321369"/>
@@ -47716,9 +45619,9 @@
       <w:contextualSpacing/>
     </w:pPr>
   </w:style>
-  <w:style w:type="table" w:styleId="a5">
+  <w:style w:type="table" w:styleId="TableGrid">
     <w:name w:val="Table Grid"/>
-    <w:basedOn w:val="a1"/>
+    <w:basedOn w:val="TableNormal"/>
     <w:uiPriority w:val="39"/>
     <w:rsid w:val="00B035CC"/>
     <w:pPr>
@@ -47735,10 +45638,10 @@
       </w:tblBorders>
     </w:tblPr>
   </w:style>
-  <w:style w:type="paragraph" w:styleId="a6">
+  <w:style w:type="paragraph" w:styleId="Header">
     <w:name w:val="header"/>
-    <w:basedOn w:val="a"/>
-    <w:link w:val="a7"/>
+    <w:basedOn w:val="Normal"/>
+    <w:link w:val="HeaderChar"/>
     <w:uiPriority w:val="99"/>
     <w:unhideWhenUsed/>
     <w:rsid w:val="007030B6"/>
@@ -47750,17 +45653,17 @@
       <w:spacing w:after="0" w:line="240" w:lineRule="auto"/>
     </w:pPr>
   </w:style>
-  <w:style w:type="character" w:customStyle="1" w:styleId="a7">
-    <w:name w:val="Верхний колонтитул Знак"/>
-    <w:basedOn w:val="a0"/>
-    <w:link w:val="a6"/>
+  <w:style w:type="character" w:customStyle="1" w:styleId="HeaderChar">
+    <w:name w:val="Header Char"/>
+    <w:basedOn w:val="DefaultParagraphFont"/>
+    <w:link w:val="Header"/>
     <w:uiPriority w:val="99"/>
     <w:rsid w:val="007030B6"/>
   </w:style>
-  <w:style w:type="paragraph" w:styleId="a8">
+  <w:style w:type="paragraph" w:styleId="Footer">
     <w:name w:val="footer"/>
-    <w:basedOn w:val="a"/>
-    <w:link w:val="a9"/>
+    <w:basedOn w:val="Normal"/>
+    <w:link w:val="FooterChar"/>
     <w:uiPriority w:val="99"/>
     <w:unhideWhenUsed/>
     <w:rsid w:val="007030B6"/>
@@ -47772,18 +45675,18 @@
       <w:spacing w:after="0" w:line="240" w:lineRule="auto"/>
     </w:pPr>
   </w:style>
-  <w:style w:type="character" w:customStyle="1" w:styleId="a9">
-    <w:name w:val="Нижний колонтитул Знак"/>
-    <w:basedOn w:val="a0"/>
-    <w:link w:val="a8"/>
+  <w:style w:type="character" w:customStyle="1" w:styleId="FooterChar">
+    <w:name w:val="Footer Char"/>
+    <w:basedOn w:val="DefaultParagraphFont"/>
+    <w:link w:val="Footer"/>
     <w:uiPriority w:val="99"/>
     <w:rsid w:val="007030B6"/>
   </w:style>
-  <w:style w:type="character" w:customStyle="1" w:styleId="20">
-    <w:name w:val="Заголовок 2 Знак"/>
-    <w:aliases w:val="структурные элементы Знак"/>
-    <w:basedOn w:val="a0"/>
-    <w:link w:val="2"/>
+  <w:style w:type="character" w:customStyle="1" w:styleId="Heading2Char">
+    <w:name w:val="Heading 2 Char"/>
+    <w:aliases w:val="структурные элементы Char"/>
+    <w:basedOn w:val="DefaultParagraphFont"/>
+    <w:link w:val="Heading2"/>
     <w:uiPriority w:val="9"/>
     <w:rsid w:val="00A37F81"/>
     <w:rPr>
@@ -47792,9 +45695,9 @@
       <w:szCs w:val="24"/>
     </w:rPr>
   </w:style>
-  <w:style w:type="character" w:styleId="aa">
+  <w:style w:type="character" w:styleId="Hyperlink">
     <w:name w:val="Hyperlink"/>
-    <w:basedOn w:val="a0"/>
+    <w:basedOn w:val="DefaultParagraphFont"/>
     <w:uiPriority w:val="99"/>
     <w:unhideWhenUsed/>
     <w:rsid w:val="00A37F81"/>
@@ -47803,9 +45706,9 @@
       <w:u w:val="single"/>
     </w:rPr>
   </w:style>
-  <w:style w:type="paragraph" w:styleId="11">
+  <w:style w:type="paragraph" w:styleId="TOC1">
     <w:name w:val="toc 1"/>
-    <w:basedOn w:val="a"/>
+    <w:basedOn w:val="Normal"/>
     <w:autoRedefine/>
     <w:uiPriority w:val="39"/>
     <w:unhideWhenUsed/>
@@ -47829,9 +45732,9 @@
       <w:szCs w:val="28"/>
     </w:rPr>
   </w:style>
-  <w:style w:type="paragraph" w:styleId="21">
+  <w:style w:type="paragraph" w:styleId="TOC2">
     <w:name w:val="toc 2"/>
-    <w:basedOn w:val="a"/>
+    <w:basedOn w:val="Normal"/>
     <w:autoRedefine/>
     <w:uiPriority w:val="39"/>
     <w:unhideWhenUsed/>
@@ -47853,11 +45756,11 @@
       <w:szCs w:val="24"/>
     </w:rPr>
   </w:style>
-  <w:style w:type="character" w:customStyle="1" w:styleId="ab">
-    <w:name w:val="Основной текст Знак"/>
-    <w:aliases w:val="подразделы Знак"/>
-    <w:basedOn w:val="a0"/>
-    <w:link w:val="ac"/>
+  <w:style w:type="character" w:customStyle="1" w:styleId="BodyTextChar">
+    <w:name w:val="Body Text Char"/>
+    <w:aliases w:val="подразделы Char"/>
+    <w:basedOn w:val="DefaultParagraphFont"/>
+    <w:link w:val="BodyText"/>
     <w:uiPriority w:val="1"/>
     <w:semiHidden/>
     <w:locked/>
@@ -47869,11 +45772,11 @@
       <w:szCs w:val="24"/>
     </w:rPr>
   </w:style>
-  <w:style w:type="paragraph" w:styleId="ac">
+  <w:style w:type="paragraph" w:styleId="BodyText">
     <w:name w:val="Body Text"/>
     <w:aliases w:val="подразделы"/>
-    <w:basedOn w:val="a"/>
-    <w:link w:val="ab"/>
+    <w:basedOn w:val="Normal"/>
+    <w:link w:val="BodyTextChar"/>
     <w:uiPriority w:val="1"/>
     <w:semiHidden/>
     <w:unhideWhenUsed/>
@@ -47894,16 +45797,16 @@
       <w:szCs w:val="24"/>
     </w:rPr>
   </w:style>
-  <w:style w:type="character" w:customStyle="1" w:styleId="12">
+  <w:style w:type="character" w:customStyle="1" w:styleId="1">
     <w:name w:val="Основной текст Знак1"/>
-    <w:basedOn w:val="a0"/>
+    <w:basedOn w:val="DefaultParagraphFont"/>
     <w:uiPriority w:val="99"/>
     <w:semiHidden/>
     <w:rsid w:val="00A37F81"/>
   </w:style>
   <w:style w:type="paragraph" w:customStyle="1" w:styleId="TableParagraph">
     <w:name w:val="Table Paragraph"/>
-    <w:basedOn w:val="a"/>
+    <w:basedOn w:val="Normal"/>
     <w:uiPriority w:val="1"/>
     <w:qFormat/>
     <w:rsid w:val="00A37F81"/>
@@ -47944,10 +45847,10 @@
       </w:tblCellMar>
     </w:tblPr>
   </w:style>
-  <w:style w:type="character" w:customStyle="1" w:styleId="10">
-    <w:name w:val="Заголовок 1 Знак"/>
-    <w:basedOn w:val="a0"/>
-    <w:link w:val="1"/>
+  <w:style w:type="character" w:customStyle="1" w:styleId="Heading1Char">
+    <w:name w:val="Heading 1 Char"/>
+    <w:basedOn w:val="DefaultParagraphFont"/>
+    <w:link w:val="Heading1"/>
     <w:uiPriority w:val="9"/>
     <w:rsid w:val="008B27DD"/>
     <w:rPr>
@@ -47959,7 +45862,7 @@
   </w:style>
   <w:style w:type="character" w:customStyle="1" w:styleId="UnresolvedMention1">
     <w:name w:val="Unresolved Mention1"/>
-    <w:basedOn w:val="a0"/>
+    <w:basedOn w:val="DefaultParagraphFont"/>
     <w:uiPriority w:val="99"/>
     <w:semiHidden/>
     <w:unhideWhenUsed/>
@@ -47969,10 +45872,10 @@
       <w:shd w:val="clear" w:color="auto" w:fill="E1DFDD"/>
     </w:rPr>
   </w:style>
-  <w:style w:type="paragraph" w:styleId="ad">
+  <w:style w:type="paragraph" w:styleId="TOCHeading">
     <w:name w:val="TOC Heading"/>
-    <w:basedOn w:val="1"/>
-    <w:next w:val="a"/>
+    <w:basedOn w:val="Heading1"/>
+    <w:next w:val="Normal"/>
     <w:uiPriority w:val="39"/>
     <w:unhideWhenUsed/>
     <w:qFormat/>
@@ -47981,7 +45884,7 @@
       <w:outlineLvl w:val="9"/>
     </w:pPr>
   </w:style>
-  <w:style w:type="paragraph" w:customStyle="1" w:styleId="ae">
+  <w:style w:type="paragraph" w:customStyle="1" w:styleId="a">
     <w:name w:val="Нормальный"/>
     <w:rsid w:val="00526474"/>
     <w:pPr>
@@ -47996,9 +45899,9 @@
       <w:lang w:val="en-US"/>
     </w:rPr>
   </w:style>
-  <w:style w:type="character" w:styleId="af">
+  <w:style w:type="character" w:styleId="PlaceholderText">
     <w:name w:val="Placeholder Text"/>
-    <w:basedOn w:val="a0"/>
+    <w:basedOn w:val="DefaultParagraphFont"/>
     <w:uiPriority w:val="99"/>
     <w:semiHidden/>
     <w:rsid w:val="007F73CF"/>
@@ -48006,10 +45909,10 @@
       <w:color w:val="808080"/>
     </w:rPr>
   </w:style>
-  <w:style w:type="paragraph" w:styleId="af0">
+  <w:style w:type="paragraph" w:styleId="Subtitle">
     <w:name w:val="Subtitle"/>
-    <w:basedOn w:val="a"/>
-    <w:next w:val="a"/>
+    <w:basedOn w:val="Normal"/>
+    <w:next w:val="Normal"/>
     <w:pPr>
       <w:keepNext/>
       <w:keepLines/>
@@ -48023,21 +45926,21 @@
       <w:szCs w:val="48"/>
     </w:rPr>
   </w:style>
-  <w:style w:type="table" w:customStyle="1" w:styleId="af1">
+  <w:style w:type="table" w:customStyle="1" w:styleId="a0">
     <w:basedOn w:val="TableNormal2"/>
     <w:tblPr>
       <w:tblStyleRowBandSize w:val="1"/>
       <w:tblStyleColBandSize w:val="1"/>
     </w:tblPr>
   </w:style>
-  <w:style w:type="table" w:customStyle="1" w:styleId="af2">
+  <w:style w:type="table" w:customStyle="1" w:styleId="a1">
     <w:basedOn w:val="TableNormal2"/>
     <w:tblPr>
       <w:tblStyleRowBandSize w:val="1"/>
       <w:tblStyleColBandSize w:val="1"/>
     </w:tblPr>
   </w:style>
-  <w:style w:type="table" w:customStyle="1" w:styleId="af3">
+  <w:style w:type="table" w:customStyle="1" w:styleId="a2">
     <w:basedOn w:val="TableNormal2"/>
     <w:tblPr>
       <w:tblStyleRowBandSize w:val="1"/>
@@ -48048,7 +45951,7 @@
       </w:tblCellMar>
     </w:tblPr>
   </w:style>
-  <w:style w:type="table" w:customStyle="1" w:styleId="af4">
+  <w:style w:type="table" w:customStyle="1" w:styleId="a3">
     <w:basedOn w:val="TableNormal2"/>
     <w:tblPr>
       <w:tblStyleRowBandSize w:val="1"/>
@@ -48059,9 +45962,9 @@
       </w:tblCellMar>
     </w:tblPr>
   </w:style>
-  <w:style w:type="paragraph" w:styleId="af5">
+  <w:style w:type="paragraph" w:styleId="NormalWeb">
     <w:name w:val="Normal (Web)"/>
-    <w:basedOn w:val="a"/>
+    <w:basedOn w:val="Normal"/>
     <w:uiPriority w:val="99"/>
     <w:unhideWhenUsed/>
     <w:rsid w:val="00C66B12"/>
@@ -48074,9 +45977,9 @@
       <w:szCs w:val="24"/>
     </w:rPr>
   </w:style>
-  <w:style w:type="character" w:styleId="af6">
+  <w:style w:type="character" w:styleId="FollowedHyperlink">
     <w:name w:val="FollowedHyperlink"/>
-    <w:basedOn w:val="a0"/>
+    <w:basedOn w:val="DefaultParagraphFont"/>
     <w:uiPriority w:val="99"/>
     <w:semiHidden/>
     <w:unhideWhenUsed/>
@@ -48086,9 +45989,9 @@
       <w:u w:val="single"/>
     </w:rPr>
   </w:style>
-  <w:style w:type="character" w:styleId="af7">
+  <w:style w:type="character" w:styleId="CommentReference">
     <w:name w:val="annotation reference"/>
-    <w:basedOn w:val="a0"/>
+    <w:basedOn w:val="DefaultParagraphFont"/>
     <w:uiPriority w:val="99"/>
     <w:semiHidden/>
     <w:unhideWhenUsed/>
@@ -48098,10 +46001,10 @@
       <w:szCs w:val="16"/>
     </w:rPr>
   </w:style>
-  <w:style w:type="paragraph" w:styleId="af8">
+  <w:style w:type="paragraph" w:styleId="CommentText">
     <w:name w:val="annotation text"/>
-    <w:basedOn w:val="a"/>
-    <w:link w:val="af9"/>
+    <w:basedOn w:val="Normal"/>
+    <w:link w:val="CommentTextChar"/>
     <w:uiPriority w:val="99"/>
     <w:semiHidden/>
     <w:unhideWhenUsed/>
@@ -48114,10 +46017,10 @@
       <w:szCs w:val="20"/>
     </w:rPr>
   </w:style>
-  <w:style w:type="character" w:customStyle="1" w:styleId="af9">
-    <w:name w:val="Текст примечания Знак"/>
-    <w:basedOn w:val="a0"/>
-    <w:link w:val="af8"/>
+  <w:style w:type="character" w:customStyle="1" w:styleId="CommentTextChar">
+    <w:name w:val="Comment Text Char"/>
+    <w:basedOn w:val="DefaultParagraphFont"/>
+    <w:link w:val="CommentText"/>
     <w:uiPriority w:val="99"/>
     <w:semiHidden/>
     <w:rsid w:val="00FC38AA"/>
@@ -48126,11 +46029,11 @@
       <w:szCs w:val="20"/>
     </w:rPr>
   </w:style>
-  <w:style w:type="paragraph" w:styleId="afa">
+  <w:style w:type="paragraph" w:styleId="CommentSubject">
     <w:name w:val="annotation subject"/>
-    <w:basedOn w:val="af8"/>
-    <w:next w:val="af8"/>
-    <w:link w:val="afb"/>
+    <w:basedOn w:val="CommentText"/>
+    <w:next w:val="CommentText"/>
+    <w:link w:val="CommentSubjectChar"/>
     <w:uiPriority w:val="99"/>
     <w:semiHidden/>
     <w:unhideWhenUsed/>
@@ -48140,10 +46043,10 @@
       <w:bCs/>
     </w:rPr>
   </w:style>
-  <w:style w:type="character" w:customStyle="1" w:styleId="afb">
-    <w:name w:val="Тема примечания Знак"/>
-    <w:basedOn w:val="af9"/>
-    <w:link w:val="afa"/>
+  <w:style w:type="character" w:customStyle="1" w:styleId="CommentSubjectChar">
+    <w:name w:val="Comment Subject Char"/>
+    <w:basedOn w:val="CommentTextChar"/>
+    <w:link w:val="CommentSubject"/>
     <w:uiPriority w:val="99"/>
     <w:semiHidden/>
     <w:rsid w:val="00FC38AA"/>
@@ -48154,9 +46057,9 @@
       <w:szCs w:val="20"/>
     </w:rPr>
   </w:style>
-  <w:style w:type="character" w:customStyle="1" w:styleId="UnresolvedMention">
-    <w:name w:val="Unresolved Mention"/>
-    <w:basedOn w:val="a0"/>
+  <w:style w:type="character" w:customStyle="1" w:styleId="UnresolvedMention2">
+    <w:name w:val="Unresolved Mention2"/>
+    <w:basedOn w:val="DefaultParagraphFont"/>
     <w:uiPriority w:val="99"/>
     <w:semiHidden/>
     <w:unhideWhenUsed/>
@@ -48166,10 +46069,10 @@
       <w:shd w:val="clear" w:color="auto" w:fill="E1DFDD"/>
     </w:rPr>
   </w:style>
-  <w:style w:type="paragraph" w:styleId="afc">
+  <w:style w:type="paragraph" w:styleId="BalloonText">
     <w:name w:val="Balloon Text"/>
-    <w:basedOn w:val="a"/>
-    <w:link w:val="afd"/>
+    <w:basedOn w:val="Normal"/>
+    <w:link w:val="BalloonTextChar"/>
     <w:uiPriority w:val="99"/>
     <w:semiHidden/>
     <w:unhideWhenUsed/>
@@ -48183,10 +46086,10 @@
       <w:szCs w:val="18"/>
     </w:rPr>
   </w:style>
-  <w:style w:type="character" w:customStyle="1" w:styleId="afd">
-    <w:name w:val="Текст выноски Знак"/>
-    <w:basedOn w:val="a0"/>
-    <w:link w:val="afc"/>
+  <w:style w:type="character" w:customStyle="1" w:styleId="BalloonTextChar">
+    <w:name w:val="Balloon Text Char"/>
+    <w:basedOn w:val="DefaultParagraphFont"/>
+    <w:link w:val="BalloonText"/>
     <w:uiPriority w:val="99"/>
     <w:semiHidden/>
     <w:rsid w:val="000D40D0"/>
@@ -48196,9 +46099,9 @@
       <w:szCs w:val="18"/>
     </w:rPr>
   </w:style>
-  <w:style w:type="character" w:styleId="afe">
+  <w:style w:type="character" w:styleId="Strong">
     <w:name w:val="Strong"/>
-    <w:basedOn w:val="a0"/>
+    <w:basedOn w:val="DefaultParagraphFont"/>
     <w:uiPriority w:val="22"/>
     <w:qFormat/>
     <w:rsid w:val="00936A73"/>
@@ -48506,28 +46409,28 @@
 </file>
 
 <file path=customXml/item1.xml><?xml version="1.0" encoding="utf-8"?>
+<b:Sources xmlns:b="http://schemas.openxmlformats.org/officeDocument/2006/bibliography" xmlns="http://schemas.openxmlformats.org/officeDocument/2006/bibliography" SelectedStyle="\APASixthEditionOfficeOnline.xsl" StyleName="APA" Version="6"/>
+</file>
+
+<file path=customXml/item2.xml><?xml version="1.0" encoding="utf-8"?>
 <go:gDocsCustomXmlDataStorage xmlns:go="http://customooxmlschemas.google.com/" xmlns:r="http://schemas.openxmlformats.org/officeDocument/2006/relationships" uri="GoogleDocsCustomDataVersion2">
   <go:docsCustomData xmlns:go="http://customooxmlschemas.google.com/" roundtripDataSignature="AMtx7mi51ypbjkyTS9znZKFoI5gHHpG6CQ==">CgMxLjAaHwoBMBIaChgICVIUChJ0YWJsZS5qc2szYWpuYm8xZTgiogIKC0FBQUJOZXc5aW1FEu0BCgtBQUFCTmV3OWltRRILQUFBQk5ldzlpbUUaDQoJdGV4dC9odG1sEgAiDgoKdGV4dC9wbGFpbhIAKiUiH0FOT05ZTU9VU18xMTAzNDI5OTU1ODM3MDkwNTYzMjEoADgBML7g5935MTjE9ejd+TFKRAokYXBwbGljYXRpb24vdm5kLmdvb2dsZS1hcHBzLmRvY3MubWRzGhzC19rkARYaFAoQCgrRgNC10LTQsNGHEAEYABABWgxyYXlic3hzYXpuNDRyAiAAeACCARNzdWdnZXN0LmRucDBpYjBtbjRvmgEGCAAQABgAsAEAuAEAGL7g5935MSDE9ejd+TEwAEITc3VnZ2VzdC5kbnAwaWIwbW40byKiAgoLQUFBQk5ldzlpbVES7AEKC0FBQUJOZXc5aW1REgtBQUFCTmV3OWltURoNCgl0ZXh0L2h0bWwSACIOCgp0ZXh0L3BsYWluEgAqJSIfQU5PTllNT1VTXzExMDM0Mjk5NTU4MzcwOTA1NjMyMSgAOAEw4LDo3fkxOJ7Y6N35MUpCCiRhcHBsaWNhdGlvbi92bmQuZ29vZ2xlLWFwcHMuZG9jcy5tZHMaGsLX2uQBFBoSCg4KCNCz0L7Qu9C+EAEYABABWgxnZjYzM3JwbGtmcTJyAiAAeACCARRzdWdnZXN0LjhhaDJuMm9xbm9qYZoBBggAEAAYALABALgBABjgsOjd+TEgntjo3fkxMABCFHN1Z2dlc3QuOGFoMm4yb3Fub2phMghoLmdqZGd4czIJaC4zMGowemxsMgloLjFmb2I5dGUyCWguM3pueXNoNzIJaC4yZXQ5MnAwMghoLnR5amN3dDIJaC4zZHk2dmttMgloLjF0M2g1c2YyCWguNGQzNG9nODIJaC4yczhleW8xMgloLjE3ZHA4dnUyCWguM3JkY3JqbjIJaC4yNmluMXJnMghoLmxueGJ6OTIJaC4zNW5rdW4yMgloLjFrc3Y0dXYyCWguNDRzaW5pbzIJaC4yanhzeHFoMghoLnozMzd5YTIJaC4zajJxcW0zOABqIQoUc3VnZ2VzdC4zZzhsem55bjhyaTMSCUFub255bW91c2ogChNzdWdnZXN0LmRucDBpYjBtbjRvEglBbm9ueW1vdXNqIQoUc3VnZ2VzdC44ZGJ4d3ZjYTI1emcSCUFub255bW91c2ohChRzdWdnZXN0LnNvcTBoaTU5bmo1dBIJQW5vbnltb3VzaiEKFHN1Z2dlc3QuOGFoMm4yb3Fub2phEglBbm9ueW1vdXNyITF6NTF6ZC14bExLdXVaQzdsSmptUnRTUFBWakw5dlVrYQ==</go:docsCustomData>
 </go:gDocsCustomXmlDataStorage>
 </file>
 
-<file path=customXml/item2.xml><?xml version="1.0" encoding="utf-8"?>
-<b:Sources xmlns:b="http://schemas.openxmlformats.org/officeDocument/2006/bibliography" xmlns="http://schemas.openxmlformats.org/officeDocument/2006/bibliography" SelectedStyle="\APASixthEditionOfficeOnline.xsl" StyleName="APA" Version="6"/>
+<file path=customXml/itemProps1.xml><?xml version="1.0" encoding="utf-8"?>
+<ds:datastoreItem xmlns:ds="http://schemas.openxmlformats.org/officeDocument/2006/customXml" ds:itemID="{0A6DC5D1-D711-4552-ADD3-AEBE3A8785A2}">
+  <ds:schemaRefs>
+    <ds:schemaRef ds:uri="http://schemas.openxmlformats.org/officeDocument/2006/bibliography"/>
+  </ds:schemaRefs>
+</ds:datastoreItem>
 </file>
 
-<file path=customXml/itemProps1.xml><?xml version="1.0" encoding="utf-8"?>
+<file path=customXml/itemProps2.xml><?xml version="1.0" encoding="utf-8"?>
 <ds:datastoreItem xmlns:ds="http://schemas.openxmlformats.org/officeDocument/2006/customXml" ds:itemID="{11111111-1234-1234-1234-123412341234}">
   <ds:schemaRefs>
     <ds:schemaRef ds:uri="http://customooxmlschemas.google.com/"/>
     <ds:schemaRef ds:uri="http://schemas.openxmlformats.org/officeDocument/2006/relationships"/>
   </ds:schemaRefs>
 </ds:datastoreItem>
-</file>
-
-<file path=customXml/itemProps2.xml><?xml version="1.0" encoding="utf-8"?>
-<ds:datastoreItem xmlns:ds="http://schemas.openxmlformats.org/officeDocument/2006/customXml" ds:itemID="{0A6DC5D1-D711-4552-ADD3-AEBE3A8785A2}">
-  <ds:schemaRefs>
-    <ds:schemaRef ds:uri="http://schemas.openxmlformats.org/officeDocument/2006/bibliography"/>
-  </ds:schemaRefs>
-</ds:datastoreItem>
 </file>
--- a/ВКРМ.docx
+++ b/ВКРМ.docx
@@ -1,6 +1,6 @@
 
 <file path=word/document.xml><?xml version="1.0" encoding="utf-8"?>
-<w:document xmlns:wpc="http://schemas.microsoft.com/office/word/2010/wordprocessingCanvas" xmlns:cx="http://schemas.microsoft.com/office/drawing/2014/chartex" xmlns:cx1="http://schemas.microsoft.com/office/drawing/2015/9/8/chartex" xmlns:cx2="http://schemas.microsoft.com/office/drawing/2015/10/21/chartex" xmlns:cx3="http://schemas.microsoft.com/office/drawing/2016/5/9/chartex" xmlns:cx4="http://schemas.microsoft.com/office/drawing/2016/5/10/chartex" xmlns:cx5="http://schemas.microsoft.com/office/drawing/2016/5/11/chartex" xmlns:cx6="http://schemas.microsoft.com/office/drawing/2016/5/12/chartex" xmlns:cx7="http://schemas.microsoft.com/office/drawing/2016/5/13/chartex" xmlns:cx8="http://schemas.microsoft.com/office/drawing/2016/5/14/chartex" xmlns:mc="http://schemas.openxmlformats.org/markup-compatibility/2006" xmlns:aink="http://schemas.microsoft.com/office/drawing/2016/ink" xmlns:am3d="http://schemas.microsoft.com/office/drawing/2017/model3d" xmlns:o="urn:schemas-microsoft-com:office:office" xmlns:oel="http://schemas.microsoft.com/office/2019/extlst" xmlns:r="http://schemas.openxmlformats.org/officeDocument/2006/relationships" xmlns:m="http://schemas.openxmlformats.org/officeDocument/2006/math" xmlns:v="urn:schemas-microsoft-com:vml" xmlns:wp14="http://schemas.microsoft.com/office/word/2010/wordprocessingDrawing" xmlns:wp="http://schemas.openxmlformats.org/drawingml/2006/wordprocessingDrawing" xmlns:w10="urn:schemas-microsoft-com:office:word" xmlns:w="http://schemas.openxmlformats.org/wordprocessingml/2006/main" xmlns:w14="http://schemas.microsoft.com/office/word/2010/wordml" xmlns:w15="http://schemas.microsoft.com/office/word/2012/wordml" xmlns:w16cex="http://schemas.microsoft.com/office/word/2018/wordml/cex" xmlns:w16cid="http://schemas.microsoft.com/office/word/2016/wordml/cid" xmlns:w16="http://schemas.microsoft.com/office/word/2018/wordml" xmlns:w16du="http://schemas.microsoft.com/office/word/2023/wordml/word16du" xmlns:w16sdtdh="http://schemas.microsoft.com/office/word/2020/wordml/sdtdatahash" xmlns:w16sdtfl="http://schemas.microsoft.com/office/word/2024/wordml/sdtformatlock" xmlns:w16se="http://schemas.microsoft.com/office/word/2015/wordml/symex" xmlns:wpg="http://schemas.microsoft.com/office/word/2010/wordprocessingGroup" xmlns:wpi="http://schemas.microsoft.com/office/word/2010/wordprocessingInk" xmlns:wne="http://schemas.microsoft.com/office/word/2006/wordml" xmlns:wps="http://schemas.microsoft.com/office/word/2010/wordprocessingShape" mc:Ignorable="w14 w15 w16se w16cid w16 w16cex w16sdtdh w16sdtfl w16du wp14">
+<w:document xmlns:wpc="http://schemas.microsoft.com/office/word/2010/wordprocessingCanvas" xmlns:cx="http://schemas.microsoft.com/office/drawing/2014/chartex" xmlns:cx1="http://schemas.microsoft.com/office/drawing/2015/9/8/chartex" xmlns:mc="http://schemas.openxmlformats.org/markup-compatibility/2006" xmlns:o="urn:schemas-microsoft-com:office:office" xmlns:r="http://schemas.openxmlformats.org/officeDocument/2006/relationships" xmlns:m="http://schemas.openxmlformats.org/officeDocument/2006/math" xmlns:v="urn:schemas-microsoft-com:vml" xmlns:wp14="http://schemas.microsoft.com/office/word/2010/wordprocessingDrawing" xmlns:wp="http://schemas.openxmlformats.org/drawingml/2006/wordprocessingDrawing" xmlns:w10="urn:schemas-microsoft-com:office:word" xmlns:w="http://schemas.openxmlformats.org/wordprocessingml/2006/main" xmlns:w14="http://schemas.microsoft.com/office/word/2010/wordml" xmlns:w15="http://schemas.microsoft.com/office/word/2012/wordml" xmlns:w16se="http://schemas.microsoft.com/office/word/2015/wordml/symex" xmlns:wpg="http://schemas.microsoft.com/office/word/2010/wordprocessingGroup" xmlns:wpi="http://schemas.microsoft.com/office/word/2010/wordprocessingInk" xmlns:wne="http://schemas.microsoft.com/office/word/2006/wordml" xmlns:wps="http://schemas.microsoft.com/office/word/2010/wordprocessingShape" mc:Ignorable="w14 w15 w16se wp14">
   <w:body>
     <w:p>
       <w:pPr>
@@ -964,63 +964,27 @@
       <w:r>
         <w:rPr>
           <w:rFonts w:ascii="Times New Roman" w:eastAsia="Times New Roman" w:hAnsi="Times New Roman" w:cs="Times New Roman"/>
-          <w:i/>
           <w:sz w:val="28"/>
           <w:szCs w:val="24"/>
         </w:rPr>
-        <w:tab/>
-      </w:r>
-      <w:r>
-        <w:rPr>
-          <w:rFonts w:ascii="Times New Roman" w:eastAsia="Times New Roman" w:hAnsi="Times New Roman" w:cs="Times New Roman"/>
-          <w:i/>
+        <w:t xml:space="preserve">Ерохин Александр </w:t>
+      </w:r>
+      <w:proofErr w:type="gramStart"/>
+      <w:r>
+        <w:rPr>
+          <w:rFonts w:ascii="Times New Roman" w:eastAsia="Times New Roman" w:hAnsi="Times New Roman" w:cs="Times New Roman"/>
           <w:sz w:val="28"/>
           <w:szCs w:val="24"/>
         </w:rPr>
-        <w:tab/>
-      </w:r>
-      <w:r>
-        <w:rPr>
-          <w:rFonts w:ascii="Times New Roman" w:eastAsia="Times New Roman" w:hAnsi="Times New Roman" w:cs="Times New Roman"/>
-          <w:i/>
+        <w:t xml:space="preserve">Владимирович  </w:t>
+      </w:r>
+      <w:r>
+        <w:rPr>
+          <w:rFonts w:ascii="Times New Roman" w:eastAsia="Times New Roman" w:hAnsi="Times New Roman" w:cs="Times New Roman"/>
           <w:sz w:val="28"/>
           <w:szCs w:val="24"/>
         </w:rPr>
-        <w:tab/>
-      </w:r>
-      <w:r>
-        <w:rPr>
-          <w:rFonts w:ascii="Times New Roman" w:eastAsia="Times New Roman" w:hAnsi="Times New Roman" w:cs="Times New Roman"/>
-          <w:i/>
-          <w:sz w:val="28"/>
-          <w:szCs w:val="24"/>
-        </w:rPr>
-        <w:tab/>
-      </w:r>
-      <w:r>
-        <w:rPr>
-          <w:rFonts w:ascii="Times New Roman" w:eastAsia="Times New Roman" w:hAnsi="Times New Roman" w:cs="Times New Roman"/>
-          <w:sz w:val="28"/>
-          <w:szCs w:val="24"/>
-        </w:rPr>
-        <w:tab/>
-      </w:r>
-      <w:r>
-        <w:rPr>
-          <w:rFonts w:ascii="Times New Roman" w:eastAsia="Times New Roman" w:hAnsi="Times New Roman" w:cs="Times New Roman"/>
-          <w:sz w:val="28"/>
-          <w:szCs w:val="24"/>
-        </w:rPr>
-        <w:t xml:space="preserve">      </w:t>
-      </w:r>
-      <w:proofErr w:type="gramStart"/>
-      <w:r>
-        <w:rPr>
-          <w:rFonts w:ascii="Times New Roman" w:eastAsia="Times New Roman" w:hAnsi="Times New Roman" w:cs="Times New Roman"/>
-          <w:sz w:val="28"/>
-          <w:szCs w:val="24"/>
-        </w:rPr>
-        <w:t xml:space="preserve">   (</w:t>
+        <w:t>(</w:t>
       </w:r>
       <w:proofErr w:type="gramEnd"/>
       <w:r>
@@ -1193,7 +1157,7 @@
     </w:p>
     <w:p>
       <w:pPr>
-        <w:pStyle w:val="Heading1"/>
+        <w:pStyle w:val="1"/>
         <w:pageBreakBefore/>
         <w:spacing w:before="360" w:after="240" w:line="240" w:lineRule="auto"/>
         <w:jc w:val="center"/>
@@ -1488,97 +1452,23 @@
           <w:sz w:val="28"/>
           <w:szCs w:val="28"/>
         </w:rPr>
-        <w:t xml:space="preserve">разработать </w:t>
-      </w:r>
-      <w:r>
-        <w:rPr>
-          <w:rFonts w:ascii="Times New Roman" w:eastAsia="Times New Roman" w:hAnsi="Times New Roman" w:cs="Times New Roman"/>
-          <w:sz w:val="28"/>
-          <w:szCs w:val="28"/>
-        </w:rPr>
-        <w:t xml:space="preserve">метод </w:t>
-      </w:r>
-      <w:r>
-        <w:rPr>
-          <w:rFonts w:ascii="Times New Roman" w:eastAsia="Times New Roman" w:hAnsi="Times New Roman" w:cs="Times New Roman"/>
-          <w:sz w:val="28"/>
-          <w:szCs w:val="28"/>
-        </w:rPr>
-        <w:t>анализа</w:t>
-      </w:r>
-      <w:r>
-        <w:rPr>
-          <w:rFonts w:ascii="Times New Roman" w:eastAsia="Times New Roman" w:hAnsi="Times New Roman" w:cs="Times New Roman"/>
-          <w:sz w:val="28"/>
-          <w:szCs w:val="28"/>
-        </w:rPr>
-        <w:t xml:space="preserve"> архитектуры программного обеспечения</w:t>
-      </w:r>
-      <w:r>
-        <w:rPr>
-          <w:rFonts w:ascii="Times New Roman" w:eastAsia="Times New Roman" w:hAnsi="Times New Roman" w:cs="Times New Roman"/>
-          <w:sz w:val="28"/>
-          <w:szCs w:val="28"/>
-        </w:rPr>
-        <w:t xml:space="preserve"> для </w:t>
-      </w:r>
-      <w:r>
-        <w:rPr>
-          <w:rFonts w:ascii="Times New Roman" w:eastAsia="Times New Roman" w:hAnsi="Times New Roman" w:cs="Times New Roman"/>
-          <w:sz w:val="28"/>
-          <w:szCs w:val="28"/>
-        </w:rPr>
-        <w:t>сокращения аварийности и улучшения свойств масштабирования</w:t>
-      </w:r>
-      <w:r>
-        <w:rPr>
-          <w:rFonts w:ascii="Times New Roman" w:eastAsia="Times New Roman" w:hAnsi="Times New Roman" w:cs="Times New Roman"/>
-          <w:sz w:val="28"/>
-          <w:szCs w:val="28"/>
-        </w:rPr>
-        <w:t xml:space="preserve"> </w:t>
-      </w:r>
-      <w:r>
-        <w:rPr>
-          <w:rFonts w:ascii="Times New Roman" w:eastAsia="Times New Roman" w:hAnsi="Times New Roman" w:cs="Times New Roman"/>
-          <w:sz w:val="28"/>
-          <w:szCs w:val="28"/>
-        </w:rPr>
-        <w:t xml:space="preserve">путём поиска архитектурных </w:t>
-      </w:r>
-      <w:proofErr w:type="spellStart"/>
-      <w:r>
-        <w:rPr>
-          <w:rFonts w:ascii="Times New Roman" w:eastAsia="Times New Roman" w:hAnsi="Times New Roman" w:cs="Times New Roman"/>
-          <w:sz w:val="28"/>
-          <w:szCs w:val="28"/>
-        </w:rPr>
-        <w:t>антипаттернов</w:t>
-      </w:r>
-      <w:proofErr w:type="spellEnd"/>
-      <w:r>
-        <w:rPr>
-          <w:rFonts w:ascii="Times New Roman" w:eastAsia="Times New Roman" w:hAnsi="Times New Roman" w:cs="Times New Roman"/>
-          <w:sz w:val="28"/>
-          <w:szCs w:val="28"/>
-        </w:rPr>
-        <w:t xml:space="preserve"> на основе информации о её </w:t>
-      </w:r>
-      <w:r>
-        <w:rPr>
-          <w:rFonts w:ascii="Times New Roman" w:eastAsia="Times New Roman" w:hAnsi="Times New Roman" w:cs="Times New Roman"/>
-          <w:sz w:val="28"/>
-          <w:szCs w:val="28"/>
-        </w:rPr>
-        <w:t>устройств</w:t>
-      </w:r>
-      <w:r>
-        <w:rPr>
-          <w:rFonts w:ascii="Times New Roman" w:eastAsia="Times New Roman" w:hAnsi="Times New Roman" w:cs="Times New Roman"/>
-          <w:sz w:val="28"/>
-          <w:szCs w:val="28"/>
-        </w:rPr>
-        <w:t>е.</w:t>
+        <w:t>р</w:t>
+      </w:r>
+      <w:r>
+        <w:rPr>
+          <w:rFonts w:ascii="Times New Roman" w:eastAsia="Times New Roman" w:hAnsi="Times New Roman" w:cs="Times New Roman"/>
+          <w:sz w:val="28"/>
+          <w:szCs w:val="28"/>
+        </w:rPr>
+        <w:t>азработать метод анализа архитектуры программного обеспечения, позволяющий повысить качество и надёжность проектируемых систем путём автоматизированного выявления структурных уязвимостей на ранних этапах разработки</w:t>
+      </w:r>
+      <w:r>
+        <w:rPr>
+          <w:rFonts w:ascii="Times New Roman" w:eastAsia="Times New Roman" w:hAnsi="Times New Roman" w:cs="Times New Roman"/>
+          <w:sz w:val="28"/>
+          <w:szCs w:val="28"/>
+        </w:rPr>
+        <w:t>.</w:t>
       </w:r>
     </w:p>
     <w:p>
@@ -2051,7 +1941,7 @@
     </w:p>
     <w:p>
       <w:pPr>
-        <w:pStyle w:val="Heading1"/>
+        <w:pStyle w:val="1"/>
         <w:pageBreakBefore/>
         <w:spacing w:before="0" w:line="240" w:lineRule="auto"/>
         <w:jc w:val="center"/>
@@ -2080,11 +1970,13 @@
         <w:lastRenderedPageBreak/>
         <w:t>СОДЕРЖАНИЕ</w:t>
       </w:r>
+      <w:bookmarkStart w:id="6" w:name="_GoBack"/>
       <w:bookmarkEnd w:id="1"/>
       <w:bookmarkEnd w:id="2"/>
       <w:bookmarkEnd w:id="3"/>
       <w:bookmarkEnd w:id="4"/>
       <w:bookmarkEnd w:id="5"/>
+      <w:bookmarkEnd w:id="6"/>
     </w:p>
     <w:sdt>
       <w:sdtPr>
@@ -2113,7 +2005,7 @@
       <w:sdtContent>
         <w:p>
           <w:pPr>
-            <w:pStyle w:val="TOC2"/>
+            <w:pStyle w:val="21"/>
             <w:rPr>
               <w:noProof/>
             </w:rPr>
@@ -2141,7 +2033,7 @@
         </w:p>
         <w:p>
           <w:pPr>
-            <w:pStyle w:val="TOC1"/>
+            <w:pStyle w:val="11"/>
             <w:rPr>
               <w:rFonts w:asciiTheme="minorHAnsi" w:eastAsiaTheme="minorEastAsia" w:hAnsiTheme="minorHAnsi" w:cstheme="minorBidi"/>
               <w:b w:val="0"/>
@@ -2152,7 +2044,7 @@
           <w:hyperlink w:anchor="_Toc230635412" w:history="1">
             <w:r>
               <w:rPr>
-                <w:rStyle w:val="Hyperlink"/>
+                <w:rStyle w:val="aa"/>
                 <w:b w:val="0"/>
                 <w:noProof/>
               </w:rPr>
@@ -2217,7 +2109,7 @@
         </w:p>
         <w:p>
           <w:pPr>
-            <w:pStyle w:val="TOC1"/>
+            <w:pStyle w:val="11"/>
             <w:rPr>
               <w:rFonts w:asciiTheme="minorHAnsi" w:eastAsiaTheme="minorEastAsia" w:hAnsiTheme="minorHAnsi" w:cstheme="minorBidi"/>
               <w:b w:val="0"/>
@@ -2228,7 +2120,7 @@
           <w:hyperlink w:anchor="_Toc230635413" w:history="1">
             <w:r>
               <w:rPr>
-                <w:rStyle w:val="Hyperlink"/>
+                <w:rStyle w:val="aa"/>
                 <w:b w:val="0"/>
                 <w:noProof/>
               </w:rPr>
@@ -2293,7 +2185,7 @@
         </w:p>
         <w:p>
           <w:pPr>
-            <w:pStyle w:val="TOC1"/>
+            <w:pStyle w:val="11"/>
             <w:rPr>
               <w:rFonts w:asciiTheme="minorHAnsi" w:eastAsiaTheme="minorEastAsia" w:hAnsiTheme="minorHAnsi" w:cstheme="minorBidi"/>
               <w:b w:val="0"/>
@@ -2304,7 +2196,7 @@
           <w:hyperlink w:anchor="_Toc230635414" w:history="1">
             <w:r>
               <w:rPr>
-                <w:rStyle w:val="Hyperlink"/>
+                <w:rStyle w:val="aa"/>
                 <w:b w:val="0"/>
                 <w:noProof/>
               </w:rPr>
@@ -2369,7 +2261,7 @@
         </w:p>
         <w:p>
           <w:pPr>
-            <w:pStyle w:val="TOC1"/>
+            <w:pStyle w:val="11"/>
             <w:rPr>
               <w:rFonts w:asciiTheme="minorHAnsi" w:eastAsiaTheme="minorEastAsia" w:hAnsiTheme="minorHAnsi" w:cstheme="minorBidi"/>
               <w:b w:val="0"/>
@@ -2380,7 +2272,7 @@
           <w:hyperlink w:anchor="_Toc230635415" w:history="1">
             <w:r>
               <w:rPr>
-                <w:rStyle w:val="Hyperlink"/>
+                <w:rStyle w:val="aa"/>
                 <w:b w:val="0"/>
                 <w:noProof/>
               </w:rPr>
@@ -2445,7 +2337,7 @@
         </w:p>
         <w:p>
           <w:pPr>
-            <w:pStyle w:val="TOC1"/>
+            <w:pStyle w:val="11"/>
             <w:rPr>
               <w:rFonts w:asciiTheme="minorHAnsi" w:eastAsiaTheme="minorEastAsia" w:hAnsiTheme="minorHAnsi" w:cstheme="minorBidi"/>
               <w:b w:val="0"/>
@@ -2456,7 +2348,7 @@
           <w:hyperlink w:anchor="_Toc230635416" w:history="1">
             <w:r>
               <w:rPr>
-                <w:rStyle w:val="Hyperlink"/>
+                <w:rStyle w:val="aa"/>
                 <w:b w:val="0"/>
                 <w:noProof/>
               </w:rPr>
@@ -2521,7 +2413,7 @@
         </w:p>
         <w:p>
           <w:pPr>
-            <w:pStyle w:val="TOC1"/>
+            <w:pStyle w:val="11"/>
             <w:rPr>
               <w:rFonts w:asciiTheme="minorHAnsi" w:eastAsiaTheme="minorEastAsia" w:hAnsiTheme="minorHAnsi" w:cstheme="minorBidi"/>
               <w:b w:val="0"/>
@@ -2532,7 +2424,7 @@
           <w:hyperlink w:anchor="_Toc230635417" w:history="1">
             <w:r>
               <w:rPr>
-                <w:rStyle w:val="Hyperlink"/>
+                <w:rStyle w:val="aa"/>
                 <w:b w:val="0"/>
                 <w:noProof/>
               </w:rPr>
@@ -2597,7 +2489,7 @@
         </w:p>
         <w:p>
           <w:pPr>
-            <w:pStyle w:val="TOC2"/>
+            <w:pStyle w:val="21"/>
             <w:rPr>
               <w:rFonts w:asciiTheme="minorHAnsi" w:eastAsiaTheme="minorEastAsia" w:hAnsiTheme="minorHAnsi" w:cstheme="minorBidi"/>
               <w:noProof/>
@@ -2608,7 +2500,7 @@
           <w:hyperlink w:anchor="_Toc230635418" w:history="1">
             <w:r>
               <w:rPr>
-                <w:rStyle w:val="Hyperlink"/>
+                <w:rStyle w:val="aa"/>
                 <w:noProof/>
                 <w:sz w:val="28"/>
                 <w:szCs w:val="28"/>
@@ -2681,7 +2573,7 @@
         </w:p>
         <w:p>
           <w:pPr>
-            <w:pStyle w:val="TOC2"/>
+            <w:pStyle w:val="21"/>
             <w:rPr>
               <w:rFonts w:asciiTheme="minorHAnsi" w:eastAsiaTheme="minorEastAsia" w:hAnsiTheme="minorHAnsi" w:cstheme="minorBidi"/>
               <w:noProof/>
@@ -2692,7 +2584,7 @@
           <w:hyperlink w:anchor="_Toc230635419" w:history="1">
             <w:r>
               <w:rPr>
-                <w:rStyle w:val="Hyperlink"/>
+                <w:rStyle w:val="aa"/>
                 <w:noProof/>
                 <w:sz w:val="28"/>
                 <w:szCs w:val="28"/>
@@ -2765,7 +2657,7 @@
         </w:p>
         <w:p>
           <w:pPr>
-            <w:pStyle w:val="TOC2"/>
+            <w:pStyle w:val="21"/>
             <w:rPr>
               <w:rFonts w:asciiTheme="minorHAnsi" w:eastAsiaTheme="minorEastAsia" w:hAnsiTheme="minorHAnsi" w:cstheme="minorBidi"/>
               <w:noProof/>
@@ -2776,7 +2668,7 @@
           <w:hyperlink w:anchor="_Toc230635420" w:history="1">
             <w:r>
               <w:rPr>
-                <w:rStyle w:val="Hyperlink"/>
+                <w:rStyle w:val="aa"/>
                 <w:noProof/>
                 <w:sz w:val="28"/>
                 <w:szCs w:val="28"/>
@@ -2849,7 +2741,7 @@
         </w:p>
         <w:p>
           <w:pPr>
-            <w:pStyle w:val="TOC1"/>
+            <w:pStyle w:val="11"/>
             <w:rPr>
               <w:rFonts w:asciiTheme="minorHAnsi" w:eastAsiaTheme="minorEastAsia" w:hAnsiTheme="minorHAnsi" w:cstheme="minorBidi"/>
               <w:b w:val="0"/>
@@ -2860,7 +2752,7 @@
           <w:hyperlink w:anchor="_Toc230635421" w:history="1">
             <w:r>
               <w:rPr>
-                <w:rStyle w:val="Hyperlink"/>
+                <w:rStyle w:val="aa"/>
                 <w:b w:val="0"/>
                 <w:noProof/>
               </w:rPr>
@@ -2925,7 +2817,7 @@
         </w:p>
         <w:p>
           <w:pPr>
-            <w:pStyle w:val="TOC2"/>
+            <w:pStyle w:val="21"/>
             <w:rPr>
               <w:rFonts w:asciiTheme="minorHAnsi" w:eastAsiaTheme="minorEastAsia" w:hAnsiTheme="minorHAnsi" w:cstheme="minorBidi"/>
               <w:noProof/>
@@ -2936,7 +2828,7 @@
           <w:hyperlink w:anchor="_Toc230635422" w:history="1">
             <w:r>
               <w:rPr>
-                <w:rStyle w:val="Hyperlink"/>
+                <w:rStyle w:val="aa"/>
                 <w:noProof/>
                 <w:sz w:val="28"/>
                 <w:szCs w:val="28"/>
@@ -3009,7 +2901,7 @@
         </w:p>
         <w:p>
           <w:pPr>
-            <w:pStyle w:val="TOC2"/>
+            <w:pStyle w:val="21"/>
             <w:ind w:firstLine="1134"/>
             <w:rPr>
               <w:rFonts w:asciiTheme="minorHAnsi" w:eastAsiaTheme="minorEastAsia" w:hAnsiTheme="minorHAnsi" w:cstheme="minorBidi"/>
@@ -3021,7 +2913,7 @@
           <w:hyperlink w:anchor="_Toc230635423" w:history="1">
             <w:r>
               <w:rPr>
-                <w:rStyle w:val="Hyperlink"/>
+                <w:rStyle w:val="aa"/>
                 <w:noProof/>
                 <w:sz w:val="28"/>
                 <w:szCs w:val="28"/>
@@ -3030,7 +2922,7 @@
             </w:r>
             <w:r>
               <w:rPr>
-                <w:rStyle w:val="Hyperlink"/>
+                <w:rStyle w:val="aa"/>
                 <w:noProof/>
                 <w:sz w:val="28"/>
                 <w:szCs w:val="28"/>
@@ -3040,7 +2932,7 @@
             </w:r>
             <w:r>
               <w:rPr>
-                <w:rStyle w:val="Hyperlink"/>
+                <w:rStyle w:val="aa"/>
                 <w:noProof/>
                 <w:sz w:val="28"/>
                 <w:szCs w:val="28"/>
@@ -3113,7 +3005,7 @@
         </w:p>
         <w:p>
           <w:pPr>
-            <w:pStyle w:val="TOC2"/>
+            <w:pStyle w:val="21"/>
             <w:ind w:firstLine="1134"/>
             <w:rPr>
               <w:rFonts w:asciiTheme="minorHAnsi" w:eastAsiaTheme="minorEastAsia" w:hAnsiTheme="minorHAnsi" w:cstheme="minorBidi"/>
@@ -3125,7 +3017,7 @@
           <w:hyperlink w:anchor="_Toc230635424" w:history="1">
             <w:r>
               <w:rPr>
-                <w:rStyle w:val="Hyperlink"/>
+                <w:rStyle w:val="aa"/>
                 <w:noProof/>
                 <w:sz w:val="28"/>
                 <w:szCs w:val="28"/>
@@ -3198,7 +3090,7 @@
         </w:p>
         <w:p>
           <w:pPr>
-            <w:pStyle w:val="TOC2"/>
+            <w:pStyle w:val="21"/>
             <w:rPr>
               <w:rFonts w:asciiTheme="minorHAnsi" w:eastAsiaTheme="minorEastAsia" w:hAnsiTheme="minorHAnsi" w:cstheme="minorBidi"/>
               <w:noProof/>
@@ -3209,7 +3101,7 @@
           <w:hyperlink w:anchor="_Toc230635425" w:history="1">
             <w:r>
               <w:rPr>
-                <w:rStyle w:val="Hyperlink"/>
+                <w:rStyle w:val="aa"/>
                 <w:noProof/>
                 <w:sz w:val="28"/>
                 <w:szCs w:val="28"/>
@@ -3282,7 +3174,7 @@
         </w:p>
         <w:p>
           <w:pPr>
-            <w:pStyle w:val="TOC2"/>
+            <w:pStyle w:val="21"/>
             <w:ind w:firstLine="1134"/>
             <w:rPr>
               <w:rFonts w:asciiTheme="minorHAnsi" w:eastAsiaTheme="minorEastAsia" w:hAnsiTheme="minorHAnsi" w:cstheme="minorBidi"/>
@@ -3294,7 +3186,7 @@
           <w:hyperlink w:anchor="_Toc230635426" w:history="1">
             <w:r>
               <w:rPr>
-                <w:rStyle w:val="Hyperlink"/>
+                <w:rStyle w:val="aa"/>
                 <w:noProof/>
                 <w:sz w:val="28"/>
                 <w:szCs w:val="28"/>
@@ -3367,7 +3259,7 @@
         </w:p>
         <w:p>
           <w:pPr>
-            <w:pStyle w:val="TOC2"/>
+            <w:pStyle w:val="21"/>
             <w:ind w:firstLine="1560"/>
             <w:rPr>
               <w:rFonts w:asciiTheme="minorHAnsi" w:eastAsiaTheme="minorEastAsia" w:hAnsiTheme="minorHAnsi" w:cstheme="minorBidi"/>
@@ -3379,7 +3271,7 @@
           <w:hyperlink w:anchor="_Toc230635427" w:history="1">
             <w:r>
               <w:rPr>
-                <w:rStyle w:val="Hyperlink"/>
+                <w:rStyle w:val="aa"/>
                 <w:noProof/>
                 <w:sz w:val="28"/>
                 <w:szCs w:val="28"/>
@@ -3452,7 +3344,7 @@
         </w:p>
         <w:p>
           <w:pPr>
-            <w:pStyle w:val="TOC2"/>
+            <w:pStyle w:val="21"/>
             <w:ind w:firstLine="1560"/>
             <w:rPr>
               <w:rFonts w:asciiTheme="minorHAnsi" w:eastAsiaTheme="minorEastAsia" w:hAnsiTheme="minorHAnsi" w:cstheme="minorBidi"/>
@@ -3464,7 +3356,7 @@
           <w:hyperlink w:anchor="_Toc230635428" w:history="1">
             <w:r>
               <w:rPr>
-                <w:rStyle w:val="Hyperlink"/>
+                <w:rStyle w:val="aa"/>
                 <w:noProof/>
                 <w:sz w:val="28"/>
                 <w:szCs w:val="28"/>
@@ -3537,7 +3429,7 @@
         </w:p>
         <w:p>
           <w:pPr>
-            <w:pStyle w:val="TOC2"/>
+            <w:pStyle w:val="21"/>
             <w:ind w:firstLine="1560"/>
             <w:rPr>
               <w:rFonts w:asciiTheme="minorHAnsi" w:eastAsiaTheme="minorEastAsia" w:hAnsiTheme="minorHAnsi" w:cstheme="minorBidi"/>
@@ -3549,7 +3441,7 @@
           <w:hyperlink w:anchor="_Toc230635429" w:history="1">
             <w:r>
               <w:rPr>
-                <w:rStyle w:val="Hyperlink"/>
+                <w:rStyle w:val="aa"/>
                 <w:noProof/>
                 <w:sz w:val="28"/>
                 <w:szCs w:val="28"/>
@@ -3622,7 +3514,7 @@
         </w:p>
         <w:p>
           <w:pPr>
-            <w:pStyle w:val="TOC2"/>
+            <w:pStyle w:val="21"/>
             <w:ind w:firstLine="1134"/>
             <w:rPr>
               <w:rFonts w:asciiTheme="minorHAnsi" w:eastAsiaTheme="minorEastAsia" w:hAnsiTheme="minorHAnsi" w:cstheme="minorBidi"/>
@@ -3634,7 +3526,7 @@
           <w:hyperlink w:anchor="_Toc230635430" w:history="1">
             <w:r>
               <w:rPr>
-                <w:rStyle w:val="Hyperlink"/>
+                <w:rStyle w:val="aa"/>
                 <w:noProof/>
                 <w:sz w:val="28"/>
                 <w:szCs w:val="28"/>
@@ -3707,7 +3599,7 @@
         </w:p>
         <w:p>
           <w:pPr>
-            <w:pStyle w:val="TOC2"/>
+            <w:pStyle w:val="21"/>
             <w:ind w:firstLine="1560"/>
             <w:rPr>
               <w:rFonts w:asciiTheme="minorHAnsi" w:eastAsiaTheme="minorEastAsia" w:hAnsiTheme="minorHAnsi" w:cstheme="minorBidi"/>
@@ -3719,7 +3611,7 @@
           <w:hyperlink w:anchor="_Toc230635431" w:history="1">
             <w:r>
               <w:rPr>
-                <w:rStyle w:val="Hyperlink"/>
+                <w:rStyle w:val="aa"/>
                 <w:noProof/>
                 <w:sz w:val="28"/>
                 <w:szCs w:val="28"/>
@@ -3792,7 +3684,7 @@
         </w:p>
         <w:p>
           <w:pPr>
-            <w:pStyle w:val="TOC2"/>
+            <w:pStyle w:val="21"/>
             <w:ind w:firstLine="1560"/>
             <w:rPr>
               <w:rFonts w:asciiTheme="minorHAnsi" w:eastAsiaTheme="minorEastAsia" w:hAnsiTheme="minorHAnsi" w:cstheme="minorBidi"/>
@@ -3804,7 +3696,7 @@
           <w:hyperlink w:anchor="_Toc230635432" w:history="1">
             <w:r>
               <w:rPr>
-                <w:rStyle w:val="Hyperlink"/>
+                <w:rStyle w:val="aa"/>
                 <w:noProof/>
                 <w:sz w:val="28"/>
                 <w:szCs w:val="28"/>
@@ -3877,7 +3769,7 @@
         </w:p>
         <w:p>
           <w:pPr>
-            <w:pStyle w:val="TOC2"/>
+            <w:pStyle w:val="21"/>
             <w:ind w:firstLine="1560"/>
             <w:rPr>
               <w:rFonts w:asciiTheme="minorHAnsi" w:eastAsiaTheme="minorEastAsia" w:hAnsiTheme="minorHAnsi" w:cstheme="minorBidi"/>
@@ -3889,12 +3781,12 @@
           <w:hyperlink w:anchor="_Toc230635433" w:history="1">
             <w:r>
               <w:rPr>
-                <w:rStyle w:val="Hyperlink"/>
+                <w:rStyle w:val="aa"/>
                 <w:noProof/>
                 <w:sz w:val="28"/>
                 <w:szCs w:val="28"/>
               </w:rPr>
-              <w:t>2.2.2.3 Поиск “божественного” объекта</w:t>
+              <w:t>2.2.2.3 Поиск “божественных” объектов</w:t>
             </w:r>
             <w:r>
               <w:rPr>
@@ -3962,7 +3854,7 @@
         </w:p>
         <w:p>
           <w:pPr>
-            <w:pStyle w:val="TOC2"/>
+            <w:pStyle w:val="21"/>
             <w:ind w:firstLine="1560"/>
             <w:rPr>
               <w:rFonts w:asciiTheme="minorHAnsi" w:eastAsiaTheme="minorEastAsia" w:hAnsiTheme="minorHAnsi" w:cstheme="minorBidi"/>
@@ -3974,7 +3866,7 @@
           <w:hyperlink w:anchor="_Toc230635434" w:history="1">
             <w:r>
               <w:rPr>
-                <w:rStyle w:val="Hyperlink"/>
+                <w:rStyle w:val="aa"/>
                 <w:noProof/>
                 <w:sz w:val="28"/>
                 <w:szCs w:val="28"/>
@@ -3983,7 +3875,7 @@
             </w:r>
             <w:r>
               <w:rPr>
-                <w:rStyle w:val="Hyperlink"/>
+                <w:rStyle w:val="aa"/>
                 <w:noProof/>
                 <w:sz w:val="28"/>
                 <w:szCs w:val="28"/>
@@ -3992,7 +3884,7 @@
             </w:r>
             <w:r>
               <w:rPr>
-                <w:rStyle w:val="Hyperlink"/>
+                <w:rStyle w:val="aa"/>
                 <w:noProof/>
                 <w:sz w:val="28"/>
                 <w:szCs w:val="28"/>
@@ -4002,16 +3894,16 @@
             </w:r>
             <w:r>
               <w:rPr>
-                <w:rStyle w:val="Hyperlink"/>
+                <w:rStyle w:val="aa"/>
                 <w:noProof/>
                 <w:sz w:val="28"/>
                 <w:szCs w:val="28"/>
               </w:rPr>
-              <w:t>бутылочного горлышка</w:t>
-            </w:r>
-            <w:r>
-              <w:rPr>
-                <w:rStyle w:val="Hyperlink"/>
+              <w:t>бутылочных горлышек</w:t>
+            </w:r>
+            <w:r>
+              <w:rPr>
+                <w:rStyle w:val="aa"/>
                 <w:noProof/>
                 <w:sz w:val="28"/>
                 <w:szCs w:val="28"/>
@@ -4085,7 +3977,7 @@
         </w:p>
         <w:p>
           <w:pPr>
-            <w:pStyle w:val="TOC2"/>
+            <w:pStyle w:val="21"/>
             <w:ind w:left="2410" w:hanging="850"/>
             <w:rPr>
               <w:rFonts w:asciiTheme="minorHAnsi" w:eastAsiaTheme="minorEastAsia" w:hAnsiTheme="minorHAnsi" w:cstheme="minorBidi"/>
@@ -4097,7 +3989,7 @@
           <w:hyperlink w:anchor="_Toc230635435" w:history="1">
             <w:r>
               <w:rPr>
-                <w:rStyle w:val="Hyperlink"/>
+                <w:rStyle w:val="aa"/>
                 <w:noProof/>
                 <w:sz w:val="28"/>
                 <w:szCs w:val="28"/>
@@ -4106,25 +3998,43 @@
             </w:r>
             <w:r>
               <w:rPr>
-                <w:rStyle w:val="Hyperlink"/>
+                <w:rStyle w:val="aa"/>
                 <w:noProof/>
                 <w:sz w:val="28"/>
                 <w:szCs w:val="28"/>
               </w:rPr>
-              <w:t>скрытого совместного использования</w:t>
-            </w:r>
-            <w:r>
-              <w:rPr>
-                <w:rStyle w:val="Hyperlink"/>
+              <w:t>скрыт</w:t>
+            </w:r>
+            <w:r>
+              <w:rPr>
+                <w:rStyle w:val="aa"/>
                 <w:noProof/>
                 <w:sz w:val="28"/>
                 <w:szCs w:val="28"/>
               </w:rPr>
+              <w:t>ы</w:t>
+            </w:r>
+            <w:r>
+              <w:rPr>
+                <w:rStyle w:val="aa"/>
+                <w:noProof/>
+                <w:sz w:val="28"/>
+                <w:szCs w:val="28"/>
+              </w:rPr>
+              <w:t>х совместных использований</w:t>
+            </w:r>
+            <w:r>
+              <w:rPr>
+                <w:rStyle w:val="aa"/>
+                <w:noProof/>
+                <w:sz w:val="28"/>
+                <w:szCs w:val="28"/>
+              </w:rPr>
               <w:t xml:space="preserve"> инфраструктуры</w:t>
             </w:r>
             <w:r>
               <w:rPr>
-                <w:rStyle w:val="Hyperlink"/>
+                <w:rStyle w:val="aa"/>
                 <w:noProof/>
                 <w:webHidden/>
                 <w:sz w:val="28"/>
@@ -4134,7 +4044,7 @@
             </w:r>
             <w:r>
               <w:rPr>
-                <w:rStyle w:val="Hyperlink"/>
+                <w:rStyle w:val="aa"/>
                 <w:noProof/>
                 <w:webHidden/>
                 <w:sz w:val="28"/>
@@ -4144,7 +4054,7 @@
             </w:r>
             <w:r>
               <w:rPr>
-                <w:rStyle w:val="Hyperlink"/>
+                <w:rStyle w:val="aa"/>
                 <w:noProof/>
                 <w:webHidden/>
                 <w:sz w:val="28"/>
@@ -4154,7 +4064,7 @@
             </w:r>
             <w:r>
               <w:rPr>
-                <w:rStyle w:val="Hyperlink"/>
+                <w:rStyle w:val="aa"/>
                 <w:noProof/>
                 <w:webHidden/>
                 <w:sz w:val="28"/>
@@ -4163,7 +4073,7 @@
             </w:r>
             <w:r>
               <w:rPr>
-                <w:rStyle w:val="Hyperlink"/>
+                <w:rStyle w:val="aa"/>
                 <w:noProof/>
                 <w:webHidden/>
                 <w:sz w:val="28"/>
@@ -4173,7 +4083,7 @@
             </w:r>
             <w:r>
               <w:rPr>
-                <w:rStyle w:val="Hyperlink"/>
+                <w:rStyle w:val="aa"/>
                 <w:noProof/>
                 <w:webHidden/>
                 <w:sz w:val="28"/>
@@ -4183,7 +4093,7 @@
             </w:r>
             <w:r>
               <w:rPr>
-                <w:rStyle w:val="Hyperlink"/>
+                <w:rStyle w:val="aa"/>
                 <w:noProof/>
                 <w:webHidden/>
                 <w:sz w:val="28"/>
@@ -4195,7 +4105,7 @@
         </w:p>
         <w:p>
           <w:pPr>
-            <w:pStyle w:val="TOC2"/>
+            <w:pStyle w:val="21"/>
             <w:ind w:firstLine="1560"/>
             <w:rPr>
               <w:rFonts w:asciiTheme="minorHAnsi" w:eastAsiaTheme="minorEastAsia" w:hAnsiTheme="minorHAnsi" w:cstheme="minorBidi"/>
@@ -4207,7 +4117,7 @@
           <w:hyperlink w:anchor="_Toc230635436" w:history="1">
             <w:r>
               <w:rPr>
-                <w:rStyle w:val="Hyperlink"/>
+                <w:rStyle w:val="aa"/>
                 <w:noProof/>
                 <w:sz w:val="28"/>
                 <w:szCs w:val="28"/>
@@ -4216,16 +4126,16 @@
             </w:r>
             <w:r>
               <w:rPr>
-                <w:rStyle w:val="Hyperlink"/>
+                <w:rStyle w:val="aa"/>
                 <w:noProof/>
                 <w:sz w:val="28"/>
                 <w:szCs w:val="28"/>
               </w:rPr>
-              <w:t>нарушения</w:t>
-            </w:r>
-            <w:r>
-              <w:rPr>
-                <w:rStyle w:val="Hyperlink"/>
+              <w:t>нарушений</w:t>
+            </w:r>
+            <w:r>
+              <w:rPr>
+                <w:rStyle w:val="aa"/>
                 <w:noProof/>
                 <w:sz w:val="28"/>
                 <w:szCs w:val="28"/>
@@ -4234,7 +4144,7 @@
             </w:r>
             <w:r>
               <w:rPr>
-                <w:rStyle w:val="Hyperlink"/>
+                <w:rStyle w:val="aa"/>
                 <w:noProof/>
                 <w:webHidden/>
                 <w:sz w:val="28"/>
@@ -4244,7 +4154,7 @@
             </w:r>
             <w:r>
               <w:rPr>
-                <w:rStyle w:val="Hyperlink"/>
+                <w:rStyle w:val="aa"/>
                 <w:noProof/>
                 <w:webHidden/>
                 <w:sz w:val="28"/>
@@ -4254,7 +4164,7 @@
             </w:r>
             <w:r>
               <w:rPr>
-                <w:rStyle w:val="Hyperlink"/>
+                <w:rStyle w:val="aa"/>
                 <w:noProof/>
                 <w:webHidden/>
                 <w:sz w:val="28"/>
@@ -4264,7 +4174,7 @@
             </w:r>
             <w:r>
               <w:rPr>
-                <w:rStyle w:val="Hyperlink"/>
+                <w:rStyle w:val="aa"/>
                 <w:noProof/>
                 <w:webHidden/>
                 <w:sz w:val="28"/>
@@ -4273,7 +4183,7 @@
             </w:r>
             <w:r>
               <w:rPr>
-                <w:rStyle w:val="Hyperlink"/>
+                <w:rStyle w:val="aa"/>
                 <w:noProof/>
                 <w:webHidden/>
                 <w:sz w:val="28"/>
@@ -4283,7 +4193,7 @@
             </w:r>
             <w:r>
               <w:rPr>
-                <w:rStyle w:val="Hyperlink"/>
+                <w:rStyle w:val="aa"/>
                 <w:noProof/>
                 <w:webHidden/>
                 <w:sz w:val="28"/>
@@ -4293,7 +4203,7 @@
             </w:r>
             <w:r>
               <w:rPr>
-                <w:rStyle w:val="Hyperlink"/>
+                <w:rStyle w:val="aa"/>
                 <w:noProof/>
                 <w:webHidden/>
                 <w:sz w:val="28"/>
@@ -4305,7 +4215,7 @@
         </w:p>
         <w:p>
           <w:pPr>
-            <w:pStyle w:val="TOC2"/>
+            <w:pStyle w:val="21"/>
             <w:rPr>
               <w:rFonts w:asciiTheme="minorHAnsi" w:eastAsiaTheme="minorEastAsia" w:hAnsiTheme="minorHAnsi" w:cstheme="minorBidi"/>
               <w:noProof/>
@@ -4316,7 +4226,7 @@
           <w:hyperlink w:anchor="_Toc230635437" w:history="1">
             <w:r>
               <w:rPr>
-                <w:rStyle w:val="Hyperlink"/>
+                <w:rStyle w:val="aa"/>
                 <w:noProof/>
                 <w:sz w:val="28"/>
                 <w:szCs w:val="28"/>
@@ -4389,7 +4299,7 @@
         </w:p>
         <w:p>
           <w:pPr>
-            <w:pStyle w:val="TOC2"/>
+            <w:pStyle w:val="21"/>
             <w:ind w:firstLine="1134"/>
             <w:rPr>
               <w:rFonts w:asciiTheme="minorHAnsi" w:eastAsiaTheme="minorEastAsia" w:hAnsiTheme="minorHAnsi" w:cstheme="minorBidi"/>
@@ -4401,7 +4311,7 @@
           <w:hyperlink w:anchor="_Toc230635438" w:history="1">
             <w:r>
               <w:rPr>
-                <w:rStyle w:val="Hyperlink"/>
+                <w:rStyle w:val="aa"/>
                 <w:noProof/>
                 <w:sz w:val="28"/>
                 <w:szCs w:val="28"/>
@@ -4474,7 +4384,7 @@
         </w:p>
         <w:p>
           <w:pPr>
-            <w:pStyle w:val="TOC2"/>
+            <w:pStyle w:val="21"/>
             <w:ind w:firstLine="1134"/>
             <w:rPr>
               <w:rFonts w:asciiTheme="minorHAnsi" w:eastAsiaTheme="minorEastAsia" w:hAnsiTheme="minorHAnsi" w:cstheme="minorBidi"/>
@@ -4486,7 +4396,7 @@
           <w:hyperlink w:anchor="_Toc230635439" w:history="1">
             <w:r>
               <w:rPr>
-                <w:rStyle w:val="Hyperlink"/>
+                <w:rStyle w:val="aa"/>
                 <w:noProof/>
                 <w:sz w:val="28"/>
                 <w:szCs w:val="28"/>
@@ -4559,7 +4469,7 @@
         </w:p>
         <w:p>
           <w:pPr>
-            <w:pStyle w:val="TOC2"/>
+            <w:pStyle w:val="21"/>
             <w:ind w:firstLine="1134"/>
             <w:rPr>
               <w:rFonts w:asciiTheme="minorHAnsi" w:eastAsiaTheme="minorEastAsia" w:hAnsiTheme="minorHAnsi" w:cstheme="minorBidi"/>
@@ -4571,7 +4481,7 @@
           <w:hyperlink w:anchor="_Toc230635440" w:history="1">
             <w:r>
               <w:rPr>
-                <w:rStyle w:val="Hyperlink"/>
+                <w:rStyle w:val="aa"/>
                 <w:noProof/>
                 <w:sz w:val="28"/>
                 <w:szCs w:val="28"/>
@@ -4644,7 +4554,7 @@
         </w:p>
         <w:p>
           <w:pPr>
-            <w:pStyle w:val="TOC2"/>
+            <w:pStyle w:val="21"/>
             <w:ind w:firstLine="1134"/>
             <w:rPr>
               <w:rFonts w:asciiTheme="minorHAnsi" w:eastAsiaTheme="minorEastAsia" w:hAnsiTheme="minorHAnsi" w:cstheme="minorBidi"/>
@@ -4656,7 +4566,7 @@
           <w:hyperlink w:anchor="_Toc230635441" w:history="1">
             <w:r>
               <w:rPr>
-                <w:rStyle w:val="Hyperlink"/>
+                <w:rStyle w:val="aa"/>
                 <w:noProof/>
                 <w:sz w:val="28"/>
                 <w:szCs w:val="28"/>
@@ -4729,7 +4639,7 @@
         </w:p>
         <w:p>
           <w:pPr>
-            <w:pStyle w:val="TOC2"/>
+            <w:pStyle w:val="21"/>
             <w:ind w:firstLine="1134"/>
             <w:rPr>
               <w:rFonts w:asciiTheme="minorHAnsi" w:eastAsiaTheme="minorEastAsia" w:hAnsiTheme="minorHAnsi" w:cstheme="minorBidi"/>
@@ -4741,7 +4651,7 @@
           <w:hyperlink w:anchor="_Toc230635442" w:history="1">
             <w:r>
               <w:rPr>
-                <w:rStyle w:val="Hyperlink"/>
+                <w:rStyle w:val="aa"/>
                 <w:noProof/>
                 <w:sz w:val="28"/>
                 <w:szCs w:val="28"/>
@@ -4750,7 +4660,7 @@
             </w:r>
             <w:r>
               <w:rPr>
-                <w:rStyle w:val="Hyperlink"/>
+                <w:rStyle w:val="aa"/>
                 <w:noProof/>
                 <w:sz w:val="28"/>
                 <w:szCs w:val="28"/>
@@ -4824,7 +4734,7 @@
         </w:p>
         <w:p>
           <w:pPr>
-            <w:pStyle w:val="TOC1"/>
+            <w:pStyle w:val="11"/>
             <w:rPr>
               <w:rFonts w:asciiTheme="minorHAnsi" w:eastAsiaTheme="minorEastAsia" w:hAnsiTheme="minorHAnsi" w:cstheme="minorBidi"/>
               <w:b w:val="0"/>
@@ -4835,7 +4745,7 @@
           <w:hyperlink w:anchor="_Toc230635443" w:history="1">
             <w:r>
               <w:rPr>
-                <w:rStyle w:val="Hyperlink"/>
+                <w:rStyle w:val="aa"/>
                 <w:b w:val="0"/>
                 <w:noProof/>
               </w:rPr>
@@ -4900,7 +4810,7 @@
         </w:p>
         <w:p>
           <w:pPr>
-            <w:pStyle w:val="TOC2"/>
+            <w:pStyle w:val="21"/>
             <w:rPr>
               <w:rFonts w:asciiTheme="minorHAnsi" w:eastAsiaTheme="minorEastAsia" w:hAnsiTheme="minorHAnsi" w:cstheme="minorBidi"/>
               <w:noProof/>
@@ -4911,7 +4821,7 @@
           <w:hyperlink w:anchor="_Toc230635444" w:history="1">
             <w:r>
               <w:rPr>
-                <w:rStyle w:val="Hyperlink"/>
+                <w:rStyle w:val="aa"/>
                 <w:noProof/>
                 <w:sz w:val="28"/>
                 <w:szCs w:val="28"/>
@@ -4984,7 +4894,7 @@
         </w:p>
         <w:p>
           <w:pPr>
-            <w:pStyle w:val="TOC2"/>
+            <w:pStyle w:val="21"/>
             <w:rPr>
               <w:rFonts w:asciiTheme="minorHAnsi" w:eastAsiaTheme="minorEastAsia" w:hAnsiTheme="minorHAnsi" w:cstheme="minorBidi"/>
               <w:noProof/>
@@ -4995,7 +4905,7 @@
           <w:hyperlink w:anchor="_Toc230635445" w:history="1">
             <w:r>
               <w:rPr>
-                <w:rStyle w:val="Hyperlink"/>
+                <w:rStyle w:val="aa"/>
                 <w:noProof/>
                 <w:sz w:val="28"/>
                 <w:szCs w:val="28"/>
@@ -5053,7 +4963,7 @@
                 <w:sz w:val="28"/>
                 <w:szCs w:val="28"/>
               </w:rPr>
-              <w:t>54</w:t>
+              <w:t>55</w:t>
             </w:r>
             <w:r>
               <w:rPr>
@@ -5068,7 +4978,7 @@
         </w:p>
         <w:p>
           <w:pPr>
-            <w:pStyle w:val="TOC2"/>
+            <w:pStyle w:val="21"/>
             <w:rPr>
               <w:rFonts w:asciiTheme="minorHAnsi" w:eastAsiaTheme="minorEastAsia" w:hAnsiTheme="minorHAnsi" w:cstheme="minorBidi"/>
               <w:noProof/>
@@ -5079,7 +4989,7 @@
           <w:hyperlink w:anchor="_Toc230635446" w:history="1">
             <w:r>
               <w:rPr>
-                <w:rStyle w:val="Hyperlink"/>
+                <w:rStyle w:val="aa"/>
                 <w:noProof/>
                 <w:sz w:val="28"/>
                 <w:szCs w:val="28"/>
@@ -5137,7 +5047,7 @@
                 <w:sz w:val="28"/>
                 <w:szCs w:val="28"/>
               </w:rPr>
-              <w:t>56</w:t>
+              <w:t>57</w:t>
             </w:r>
             <w:r>
               <w:rPr>
@@ -5152,7 +5062,7 @@
         </w:p>
         <w:p>
           <w:pPr>
-            <w:pStyle w:val="TOC1"/>
+            <w:pStyle w:val="11"/>
             <w:rPr>
               <w:rFonts w:asciiTheme="minorHAnsi" w:eastAsiaTheme="minorEastAsia" w:hAnsiTheme="minorHAnsi" w:cstheme="minorBidi"/>
               <w:b w:val="0"/>
@@ -5163,7 +5073,7 @@
           <w:hyperlink w:anchor="_Toc230635447" w:history="1">
             <w:r>
               <w:rPr>
-                <w:rStyle w:val="Hyperlink"/>
+                <w:rStyle w:val="aa"/>
                 <w:b w:val="0"/>
                 <w:noProof/>
               </w:rPr>
@@ -5228,7 +5138,7 @@
         </w:p>
         <w:p>
           <w:pPr>
-            <w:pStyle w:val="TOC2"/>
+            <w:pStyle w:val="21"/>
             <w:rPr>
               <w:rFonts w:asciiTheme="minorHAnsi" w:eastAsiaTheme="minorEastAsia" w:hAnsiTheme="minorHAnsi" w:cstheme="minorBidi"/>
               <w:noProof/>
@@ -5239,7 +5149,7 @@
           <w:hyperlink w:anchor="_Toc230635448" w:history="1">
             <w:r>
               <w:rPr>
-                <w:rStyle w:val="Hyperlink"/>
+                <w:rStyle w:val="aa"/>
                 <w:noProof/>
                 <w:sz w:val="28"/>
                 <w:szCs w:val="28"/>
@@ -5312,7 +5222,7 @@
         </w:p>
         <w:p>
           <w:pPr>
-            <w:pStyle w:val="TOC2"/>
+            <w:pStyle w:val="21"/>
             <w:rPr>
               <w:rFonts w:asciiTheme="minorHAnsi" w:eastAsiaTheme="minorEastAsia" w:hAnsiTheme="minorHAnsi" w:cstheme="minorBidi"/>
               <w:noProof/>
@@ -5323,7 +5233,7 @@
           <w:hyperlink w:anchor="_Toc230635449" w:history="1">
             <w:r>
               <w:rPr>
-                <w:rStyle w:val="Hyperlink"/>
+                <w:rStyle w:val="aa"/>
                 <w:noProof/>
                 <w:sz w:val="28"/>
                 <w:szCs w:val="28"/>
@@ -5396,7 +5306,7 @@
         </w:p>
         <w:p>
           <w:pPr>
-            <w:pStyle w:val="TOC2"/>
+            <w:pStyle w:val="21"/>
             <w:rPr>
               <w:rFonts w:asciiTheme="minorHAnsi" w:eastAsiaTheme="minorEastAsia" w:hAnsiTheme="minorHAnsi" w:cstheme="minorBidi"/>
               <w:noProof/>
@@ -5407,7 +5317,7 @@
           <w:hyperlink w:anchor="_Toc230635450" w:history="1">
             <w:r>
               <w:rPr>
-                <w:rStyle w:val="Hyperlink"/>
+                <w:rStyle w:val="aa"/>
                 <w:noProof/>
                 <w:sz w:val="28"/>
                 <w:szCs w:val="28"/>
@@ -5480,7 +5390,7 @@
         </w:p>
         <w:p>
           <w:pPr>
-            <w:pStyle w:val="TOC1"/>
+            <w:pStyle w:val="11"/>
             <w:rPr>
               <w:rFonts w:asciiTheme="minorHAnsi" w:eastAsiaTheme="minorEastAsia" w:hAnsiTheme="minorHAnsi" w:cstheme="minorBidi"/>
               <w:b w:val="0"/>
@@ -5491,7 +5401,7 @@
           <w:hyperlink w:anchor="_Toc230635451" w:history="1">
             <w:r>
               <w:rPr>
-                <w:rStyle w:val="Hyperlink"/>
+                <w:rStyle w:val="aa"/>
                 <w:b w:val="0"/>
                 <w:noProof/>
               </w:rPr>
@@ -5556,7 +5466,7 @@
         </w:p>
         <w:p>
           <w:pPr>
-            <w:pStyle w:val="TOC1"/>
+            <w:pStyle w:val="11"/>
             <w:rPr>
               <w:rFonts w:asciiTheme="minorHAnsi" w:eastAsiaTheme="minorEastAsia" w:hAnsiTheme="minorHAnsi" w:cstheme="minorBidi"/>
               <w:b w:val="0"/>
@@ -5567,7 +5477,7 @@
           <w:hyperlink w:anchor="_Toc230635452" w:history="1">
             <w:r>
               <w:rPr>
-                <w:rStyle w:val="Hyperlink"/>
+                <w:rStyle w:val="aa"/>
                 <w:b w:val="0"/>
                 <w:noProof/>
               </w:rPr>
@@ -5632,7 +5542,7 @@
         </w:p>
         <w:p>
           <w:pPr>
-            <w:pStyle w:val="TOC1"/>
+            <w:pStyle w:val="11"/>
             <w:rPr>
               <w:rFonts w:asciiTheme="minorHAnsi" w:eastAsiaTheme="minorEastAsia" w:hAnsiTheme="minorHAnsi" w:cstheme="minorBidi"/>
               <w:b w:val="0"/>
@@ -5643,7 +5553,7 @@
           <w:hyperlink w:anchor="_Toc230635453" w:history="1">
             <w:r>
               <w:rPr>
-                <w:rStyle w:val="Hyperlink"/>
+                <w:rStyle w:val="aa"/>
                 <w:b w:val="0"/>
                 <w:noProof/>
               </w:rPr>
@@ -5708,7 +5618,7 @@
         </w:p>
         <w:p>
           <w:pPr>
-            <w:pStyle w:val="TOC2"/>
+            <w:pStyle w:val="21"/>
           </w:pPr>
           <w:r>
             <w:rPr>
@@ -5721,13 +5631,13 @@
         </w:p>
       </w:sdtContent>
     </w:sdt>
-    <w:bookmarkStart w:id="6" w:name="_heading=h.3znysh7" w:colFirst="0" w:colLast="0" w:displacedByCustomXml="prev"/>
-    <w:bookmarkEnd w:id="6" w:displacedByCustomXml="prev"/>
-    <w:bookmarkStart w:id="7" w:name="_heading=h.30j0zll" w:colFirst="0" w:colLast="0" w:displacedByCustomXml="prev"/>
+    <w:bookmarkStart w:id="7" w:name="_heading=h.3znysh7" w:colFirst="0" w:colLast="0" w:displacedByCustomXml="prev"/>
     <w:bookmarkEnd w:id="7" w:displacedByCustomXml="prev"/>
+    <w:bookmarkStart w:id="8" w:name="_heading=h.30j0zll" w:colFirst="0" w:colLast="0" w:displacedByCustomXml="prev"/>
+    <w:bookmarkEnd w:id="8" w:displacedByCustomXml="prev"/>
     <w:p>
       <w:pPr>
-        <w:pStyle w:val="TOC2"/>
+        <w:pStyle w:val="21"/>
         <w:rPr>
           <w:noProof/>
           <w:color w:val="0563C1" w:themeColor="hyperlink"/>
@@ -5754,7 +5664,7 @@
     </w:p>
     <w:p>
       <w:pPr>
-        <w:pStyle w:val="TOC2"/>
+        <w:pStyle w:val="21"/>
       </w:pPr>
     </w:p>
     <w:p>
@@ -5780,7 +5690,7 @@
     </w:p>
     <w:p>
       <w:pPr>
-        <w:pStyle w:val="Heading1"/>
+        <w:pStyle w:val="1"/>
         <w:pageBreakBefore/>
         <w:spacing w:before="360" w:after="240" w:line="240" w:lineRule="auto"/>
         <w:jc w:val="center"/>
@@ -5792,8 +5702,8 @@
           <w:szCs w:val="28"/>
         </w:rPr>
       </w:pPr>
-      <w:bookmarkStart w:id="8" w:name="_Toc167823808"/>
-      <w:bookmarkStart w:id="9" w:name="_Toc230635414"/>
+      <w:bookmarkStart w:id="9" w:name="_Toc167823808"/>
+      <w:bookmarkStart w:id="10" w:name="_Toc230635414"/>
       <w:r>
         <w:rPr>
           <w:rFonts w:ascii="Times New Roman" w:eastAsia="Times New Roman" w:hAnsi="Times New Roman" w:cs="Times New Roman"/>
@@ -5805,8 +5715,8 @@
         <w:lastRenderedPageBreak/>
         <w:t>ТЕРМИНЫ И ОПРЕДЕЛЕНИЯ</w:t>
       </w:r>
-      <w:bookmarkEnd w:id="8"/>
       <w:bookmarkEnd w:id="9"/>
+      <w:bookmarkEnd w:id="10"/>
     </w:p>
     <w:p>
       <w:pPr>
@@ -6475,7 +6385,7 @@
     </w:p>
     <w:p>
       <w:pPr>
-        <w:pStyle w:val="Heading1"/>
+        <w:pStyle w:val="1"/>
         <w:pageBreakBefore/>
         <w:spacing w:before="360" w:after="240" w:line="240" w:lineRule="auto"/>
         <w:jc w:val="center"/>
@@ -6487,8 +6397,8 @@
           <w:szCs w:val="28"/>
         </w:rPr>
       </w:pPr>
-      <w:bookmarkStart w:id="10" w:name="_Toc167823809"/>
-      <w:bookmarkStart w:id="11" w:name="_Toc230635415"/>
+      <w:bookmarkStart w:id="11" w:name="_Toc167823809"/>
+      <w:bookmarkStart w:id="12" w:name="_Toc230635415"/>
       <w:r>
         <w:rPr>
           <w:rFonts w:ascii="Times New Roman" w:eastAsia="Times New Roman" w:hAnsi="Times New Roman" w:cs="Times New Roman"/>
@@ -6500,8 +6410,8 @@
         <w:lastRenderedPageBreak/>
         <w:t>ПЕРЕЧЕНЬ СОКРАЩЕНИЙ И ОБОЗНАЧЕНИЙ</w:t>
       </w:r>
-      <w:bookmarkEnd w:id="10"/>
       <w:bookmarkEnd w:id="11"/>
+      <w:bookmarkEnd w:id="12"/>
     </w:p>
     <w:p>
       <w:pPr>
@@ -6896,6 +6806,7 @@
               </w:rPr>
               <w:t xml:space="preserve">– </w:t>
             </w:r>
+            <w:proofErr w:type="spellStart"/>
             <w:r>
               <w:rPr>
                 <w:rFonts w:ascii="Times New Roman" w:eastAsia="Times New Roman" w:hAnsi="Times New Roman" w:cs="Times New Roman"/>
@@ -6903,9 +6814,9 @@
                 <w:sz w:val="28"/>
                 <w:szCs w:val="28"/>
               </w:rPr>
-              <w:t xml:space="preserve">Unified </w:t>
-            </w:r>
-            <w:proofErr w:type="spellStart"/>
+              <w:t>Unified</w:t>
+            </w:r>
+            <w:proofErr w:type="spellEnd"/>
             <w:r>
               <w:rPr>
                 <w:rFonts w:ascii="Times New Roman" w:eastAsia="Times New Roman" w:hAnsi="Times New Roman" w:cs="Times New Roman"/>
@@ -6913,9 +6824,9 @@
                 <w:sz w:val="28"/>
                 <w:szCs w:val="28"/>
               </w:rPr>
-              <w:t>Modeling</w:t>
-            </w:r>
-            <w:proofErr w:type="spellEnd"/>
+              <w:t xml:space="preserve"> </w:t>
+            </w:r>
+            <w:proofErr w:type="spellStart"/>
             <w:r>
               <w:rPr>
                 <w:rFonts w:ascii="Times New Roman" w:eastAsia="Times New Roman" w:hAnsi="Times New Roman" w:cs="Times New Roman"/>
@@ -6923,78 +6834,9 @@
                 <w:sz w:val="28"/>
                 <w:szCs w:val="28"/>
               </w:rPr>
-              <w:t xml:space="preserve"> Language</w:t>
-            </w:r>
-          </w:p>
-        </w:tc>
-      </w:tr>
-      <w:tr>
-        <w:trPr>
-          <w:trHeight w:val="414"/>
-        </w:trPr>
-        <w:tc>
-          <w:tcPr>
-            <w:tcW w:w="1986" w:type="dxa"/>
-          </w:tcPr>
-          <w:p>
-            <w:pPr>
-              <w:pBdr>
-                <w:top w:val="nil"/>
-                <w:left w:val="nil"/>
-                <w:bottom w:val="nil"/>
-                <w:right w:val="nil"/>
-                <w:between w:val="nil"/>
-              </w:pBdr>
-              <w:spacing w:after="120"/>
-              <w:rPr>
-                <w:rFonts w:ascii="Times New Roman" w:eastAsia="Times New Roman" w:hAnsi="Times New Roman" w:cs="Times New Roman"/>
-                <w:sz w:val="28"/>
-                <w:szCs w:val="28"/>
-              </w:rPr>
-            </w:pPr>
-            <w:r>
-              <w:rPr>
-                <w:rFonts w:ascii="Times New Roman" w:eastAsia="Times New Roman" w:hAnsi="Times New Roman" w:cs="Times New Roman"/>
-                <w:sz w:val="28"/>
-                <w:szCs w:val="28"/>
-              </w:rPr>
-              <w:t>SAAM</w:t>
-            </w:r>
-          </w:p>
-        </w:tc>
-        <w:tc>
-          <w:tcPr>
-            <w:tcW w:w="7370" w:type="dxa"/>
-          </w:tcPr>
-          <w:p>
-            <w:pPr>
-              <w:pBdr>
-                <w:top w:val="nil"/>
-                <w:left w:val="nil"/>
-                <w:bottom w:val="nil"/>
-                <w:right w:val="nil"/>
-                <w:between w:val="nil"/>
-              </w:pBdr>
-              <w:spacing w:after="120"/>
-              <w:ind w:left="284" w:right="198"/>
-              <w:rPr>
-                <w:rFonts w:ascii="Times New Roman" w:eastAsia="Times New Roman" w:hAnsi="Times New Roman" w:cs="Times New Roman"/>
-                <w:i/>
-                <w:color w:val="000000"/>
-                <w:sz w:val="28"/>
-                <w:szCs w:val="28"/>
-              </w:rPr>
-            </w:pPr>
-            <w:r>
-              <w:rPr>
-                <w:rFonts w:ascii="Times New Roman" w:eastAsia="Times New Roman" w:hAnsi="Times New Roman" w:cs="Times New Roman"/>
-                <w:i/>
-                <w:color w:val="000000"/>
-                <w:sz w:val="28"/>
-                <w:szCs w:val="28"/>
-              </w:rPr>
-              <w:t xml:space="preserve">– </w:t>
-            </w:r>
+              <w:t>Modeling</w:t>
+            </w:r>
+            <w:proofErr w:type="spellEnd"/>
             <w:r>
               <w:rPr>
                 <w:rFonts w:ascii="Times New Roman" w:eastAsia="Times New Roman" w:hAnsi="Times New Roman" w:cs="Times New Roman"/>
@@ -7002,7 +6844,7 @@
                 <w:sz w:val="28"/>
                 <w:szCs w:val="28"/>
               </w:rPr>
-              <w:t xml:space="preserve">Software Architecture Analysis </w:t>
+              <w:t xml:space="preserve"> </w:t>
             </w:r>
             <w:proofErr w:type="spellStart"/>
             <w:r>
@@ -7012,7 +6854,7 @@
                 <w:sz w:val="28"/>
                 <w:szCs w:val="28"/>
               </w:rPr>
-              <w:t>Method</w:t>
+              <w:t>Language</w:t>
             </w:r>
             <w:proofErr w:type="spellEnd"/>
           </w:p>
@@ -7048,7 +6890,7 @@
                 <w:sz w:val="28"/>
                 <w:szCs w:val="28"/>
               </w:rPr>
-              <w:t>ATAM</w:t>
+              <w:t>SAAM</w:t>
             </w:r>
           </w:p>
         </w:tc>
@@ -7073,7 +6915,6 @@
                 <w:color w:val="000000"/>
                 <w:sz w:val="28"/>
                 <w:szCs w:val="28"/>
-                <w:lang w:val="en-US"/>
               </w:rPr>
             </w:pPr>
             <w:r>
@@ -7083,90 +6924,20 @@
                 <w:color w:val="000000"/>
                 <w:sz w:val="28"/>
                 <w:szCs w:val="28"/>
-                <w:lang w:val="en-US"/>
               </w:rPr>
               <w:t xml:space="preserve">– </w:t>
             </w:r>
+            <w:proofErr w:type="spellStart"/>
             <w:r>
               <w:rPr>
                 <w:rFonts w:ascii="Times New Roman" w:eastAsia="Times New Roman" w:hAnsi="Times New Roman" w:cs="Times New Roman"/>
                 <w:color w:val="000000"/>
                 <w:sz w:val="28"/>
                 <w:szCs w:val="28"/>
-                <w:lang w:val="en-US"/>
-              </w:rPr>
-              <w:t>Architecture Trade-off Analysis Method</w:t>
-            </w:r>
-          </w:p>
-        </w:tc>
-      </w:tr>
-      <w:tr>
-        <w:trPr>
-          <w:trHeight w:val="414"/>
-        </w:trPr>
-        <w:tc>
-          <w:tcPr>
-            <w:tcW w:w="1986" w:type="dxa"/>
-          </w:tcPr>
-          <w:p>
-            <w:pPr>
-              <w:pBdr>
-                <w:top w:val="nil"/>
-                <w:left w:val="nil"/>
-                <w:bottom w:val="nil"/>
-                <w:right w:val="nil"/>
-                <w:between w:val="nil"/>
-              </w:pBdr>
-              <w:spacing w:after="120"/>
-              <w:rPr>
-                <w:rFonts w:ascii="Times New Roman" w:eastAsia="Times New Roman" w:hAnsi="Times New Roman" w:cs="Times New Roman"/>
-                <w:sz w:val="28"/>
-                <w:szCs w:val="28"/>
-              </w:rPr>
-            </w:pPr>
-            <w:r>
-              <w:rPr>
-                <w:rFonts w:ascii="Times New Roman" w:eastAsia="Times New Roman" w:hAnsi="Times New Roman" w:cs="Times New Roman"/>
-                <w:sz w:val="28"/>
-                <w:szCs w:val="28"/>
-              </w:rPr>
-              <w:t>ALMA</w:t>
-            </w:r>
-          </w:p>
-        </w:tc>
-        <w:tc>
-          <w:tcPr>
-            <w:tcW w:w="7370" w:type="dxa"/>
-          </w:tcPr>
-          <w:p>
-            <w:pPr>
-              <w:pBdr>
-                <w:top w:val="nil"/>
-                <w:left w:val="nil"/>
-                <w:bottom w:val="nil"/>
-                <w:right w:val="nil"/>
-                <w:between w:val="nil"/>
-              </w:pBdr>
-              <w:spacing w:after="120"/>
-              <w:ind w:left="284" w:right="198"/>
-              <w:rPr>
-                <w:rFonts w:ascii="Times New Roman" w:eastAsia="Times New Roman" w:hAnsi="Times New Roman" w:cs="Times New Roman"/>
-                <w:i/>
-                <w:color w:val="000000"/>
-                <w:sz w:val="28"/>
-                <w:szCs w:val="28"/>
-              </w:rPr>
-            </w:pPr>
-            <w:r>
-              <w:rPr>
-                <w:rFonts w:ascii="Times New Roman" w:eastAsia="Times New Roman" w:hAnsi="Times New Roman" w:cs="Times New Roman"/>
-                <w:i/>
-                <w:color w:val="000000"/>
-                <w:sz w:val="28"/>
-                <w:szCs w:val="28"/>
-              </w:rPr>
-              <w:t xml:space="preserve">– </w:t>
-            </w:r>
+              </w:rPr>
+              <w:t>Software</w:t>
+            </w:r>
+            <w:proofErr w:type="spellEnd"/>
             <w:r>
               <w:rPr>
                 <w:rFonts w:ascii="Times New Roman" w:eastAsia="Times New Roman" w:hAnsi="Times New Roman" w:cs="Times New Roman"/>
@@ -7174,7 +6945,7 @@
                 <w:sz w:val="28"/>
                 <w:szCs w:val="28"/>
               </w:rPr>
-              <w:t xml:space="preserve">Architecture Level </w:t>
+              <w:t xml:space="preserve"> </w:t>
             </w:r>
             <w:proofErr w:type="spellStart"/>
             <w:r>
@@ -7184,7 +6955,7 @@
                 <w:sz w:val="28"/>
                 <w:szCs w:val="28"/>
               </w:rPr>
-              <w:t>Modifiability</w:t>
+              <w:t>Architecture</w:t>
             </w:r>
             <w:proofErr w:type="spellEnd"/>
             <w:r>
@@ -7194,161 +6965,19 @@
                 <w:sz w:val="28"/>
                 <w:szCs w:val="28"/>
               </w:rPr>
-              <w:t xml:space="preserve"> Analysis</w:t>
-            </w:r>
-          </w:p>
-        </w:tc>
-      </w:tr>
-      <w:tr>
-        <w:trPr>
-          <w:trHeight w:val="414"/>
-        </w:trPr>
-        <w:tc>
-          <w:tcPr>
-            <w:tcW w:w="1986" w:type="dxa"/>
-          </w:tcPr>
-          <w:p>
-            <w:pPr>
-              <w:pBdr>
-                <w:top w:val="nil"/>
-                <w:left w:val="nil"/>
-                <w:bottom w:val="nil"/>
-                <w:right w:val="nil"/>
-                <w:between w:val="nil"/>
-              </w:pBdr>
-              <w:spacing w:after="120"/>
-              <w:rPr>
-                <w:rFonts w:ascii="Times New Roman" w:eastAsia="Times New Roman" w:hAnsi="Times New Roman" w:cs="Times New Roman"/>
-                <w:sz w:val="28"/>
-                <w:szCs w:val="28"/>
-              </w:rPr>
-            </w:pPr>
-            <w:r>
-              <w:rPr>
-                <w:rFonts w:ascii="Times New Roman" w:eastAsia="Times New Roman" w:hAnsi="Times New Roman" w:cs="Times New Roman"/>
-                <w:sz w:val="28"/>
-                <w:szCs w:val="28"/>
-              </w:rPr>
-              <w:t>PASA</w:t>
-            </w:r>
-          </w:p>
-        </w:tc>
-        <w:tc>
-          <w:tcPr>
-            <w:tcW w:w="7370" w:type="dxa"/>
-          </w:tcPr>
-          <w:p>
-            <w:pPr>
-              <w:pBdr>
-                <w:top w:val="nil"/>
-                <w:left w:val="nil"/>
-                <w:bottom w:val="nil"/>
-                <w:right w:val="nil"/>
-                <w:between w:val="nil"/>
-              </w:pBdr>
-              <w:spacing w:after="120"/>
-              <w:ind w:left="284" w:right="198"/>
-              <w:rPr>
-                <w:rFonts w:ascii="Times New Roman" w:eastAsia="Times New Roman" w:hAnsi="Times New Roman" w:cs="Times New Roman"/>
-                <w:i/>
-                <w:color w:val="000000"/>
-                <w:sz w:val="28"/>
-                <w:szCs w:val="28"/>
-                <w:lang w:val="en-US"/>
-              </w:rPr>
-            </w:pPr>
-            <w:r>
-              <w:rPr>
-                <w:rFonts w:ascii="Times New Roman" w:eastAsia="Times New Roman" w:hAnsi="Times New Roman" w:cs="Times New Roman"/>
-                <w:i/>
-                <w:color w:val="000000"/>
-                <w:sz w:val="28"/>
-                <w:szCs w:val="28"/>
-                <w:lang w:val="en-US"/>
-              </w:rPr>
-              <w:t xml:space="preserve">– </w:t>
-            </w:r>
+              <w:t xml:space="preserve"> </w:t>
+            </w:r>
+            <w:proofErr w:type="spellStart"/>
             <w:r>
               <w:rPr>
                 <w:rFonts w:ascii="Times New Roman" w:eastAsia="Times New Roman" w:hAnsi="Times New Roman" w:cs="Times New Roman"/>
                 <w:color w:val="000000"/>
                 <w:sz w:val="28"/>
                 <w:szCs w:val="28"/>
-                <w:lang w:val="en-US"/>
-              </w:rPr>
-              <w:t>Performance Assessment of Software Architecture</w:t>
-            </w:r>
-          </w:p>
-        </w:tc>
-      </w:tr>
-      <w:tr>
-        <w:trPr>
-          <w:trHeight w:val="414"/>
-        </w:trPr>
-        <w:tc>
-          <w:tcPr>
-            <w:tcW w:w="1986" w:type="dxa"/>
-          </w:tcPr>
-          <w:p>
-            <w:pPr>
-              <w:pBdr>
-                <w:top w:val="nil"/>
-                <w:left w:val="nil"/>
-                <w:bottom w:val="nil"/>
-                <w:right w:val="nil"/>
-                <w:between w:val="nil"/>
-              </w:pBdr>
-              <w:spacing w:after="120"/>
-              <w:rPr>
-                <w:rFonts w:ascii="Times New Roman" w:eastAsia="Times New Roman" w:hAnsi="Times New Roman" w:cs="Times New Roman"/>
-                <w:sz w:val="28"/>
-                <w:szCs w:val="28"/>
-              </w:rPr>
-            </w:pPr>
-            <w:r>
-              <w:rPr>
-                <w:rFonts w:ascii="Times New Roman" w:eastAsia="Times New Roman" w:hAnsi="Times New Roman" w:cs="Times New Roman"/>
-                <w:sz w:val="28"/>
-                <w:szCs w:val="28"/>
-              </w:rPr>
-              <w:t>EBAE</w:t>
-            </w:r>
-          </w:p>
-        </w:tc>
-        <w:tc>
-          <w:tcPr>
-            <w:tcW w:w="7370" w:type="dxa"/>
-          </w:tcPr>
-          <w:p>
-            <w:pPr>
-              <w:pBdr>
-                <w:top w:val="nil"/>
-                <w:left w:val="nil"/>
-                <w:bottom w:val="nil"/>
-                <w:right w:val="nil"/>
-                <w:between w:val="nil"/>
-              </w:pBdr>
-              <w:spacing w:after="120"/>
-              <w:ind w:left="284" w:right="198"/>
-              <w:rPr>
-                <w:rFonts w:ascii="Times New Roman" w:eastAsia="Times New Roman" w:hAnsi="Times New Roman" w:cs="Times New Roman"/>
-                <w:i/>
-                <w:color w:val="000000"/>
-                <w:sz w:val="28"/>
-                <w:szCs w:val="28"/>
-              </w:rPr>
-            </w:pPr>
-            <w:r>
-              <w:rPr>
-                <w:rFonts w:ascii="Times New Roman" w:eastAsia="Times New Roman" w:hAnsi="Times New Roman" w:cs="Times New Roman"/>
-                <w:i/>
-                <w:color w:val="000000"/>
-                <w:sz w:val="28"/>
-                <w:szCs w:val="28"/>
-              </w:rPr>
-              <w:t xml:space="preserve">– </w:t>
-            </w:r>
-            <w:proofErr w:type="spellStart"/>
+              </w:rPr>
+              <w:t>Analysis</w:t>
+            </w:r>
+            <w:proofErr w:type="spellEnd"/>
             <w:r>
               <w:rPr>
                 <w:rFonts w:ascii="Times New Roman" w:eastAsia="Times New Roman" w:hAnsi="Times New Roman" w:cs="Times New Roman"/>
@@ -7356,9 +6985,9 @@
                 <w:sz w:val="28"/>
                 <w:szCs w:val="28"/>
               </w:rPr>
-              <w:t>Empirically</w:t>
-            </w:r>
-            <w:proofErr w:type="spellEnd"/>
+              <w:t xml:space="preserve"> </w:t>
+            </w:r>
+            <w:proofErr w:type="spellStart"/>
             <w:r>
               <w:rPr>
                 <w:rFonts w:ascii="Times New Roman" w:eastAsia="Times New Roman" w:hAnsi="Times New Roman" w:cs="Times New Roman"/>
@@ -7366,17 +6995,7 @@
                 <w:sz w:val="28"/>
                 <w:szCs w:val="28"/>
               </w:rPr>
-              <w:t xml:space="preserve"> Based Architecture </w:t>
-            </w:r>
-            <w:proofErr w:type="spellStart"/>
-            <w:r>
-              <w:rPr>
-                <w:rFonts w:ascii="Times New Roman" w:eastAsia="Times New Roman" w:hAnsi="Times New Roman" w:cs="Times New Roman"/>
-                <w:color w:val="000000"/>
-                <w:sz w:val="28"/>
-                <w:szCs w:val="28"/>
-              </w:rPr>
-              <w:t>Evaluation</w:t>
+              <w:t>Method</w:t>
             </w:r>
             <w:proofErr w:type="spellEnd"/>
           </w:p>
@@ -7412,7 +7031,7 @@
                 <w:sz w:val="28"/>
                 <w:szCs w:val="28"/>
               </w:rPr>
-              <w:t>DCAR</w:t>
+              <w:t>ATAM</w:t>
             </w:r>
           </w:p>
         </w:tc>
@@ -7437,6 +7056,7 @@
                 <w:color w:val="000000"/>
                 <w:sz w:val="28"/>
                 <w:szCs w:val="28"/>
+                <w:lang w:val="en-US"/>
               </w:rPr>
             </w:pPr>
             <w:r>
@@ -7446,20 +7066,91 @@
                 <w:color w:val="000000"/>
                 <w:sz w:val="28"/>
                 <w:szCs w:val="28"/>
+                <w:lang w:val="en-US"/>
               </w:rPr>
               <w:t xml:space="preserve">– </w:t>
             </w:r>
-            <w:proofErr w:type="spellStart"/>
             <w:r>
               <w:rPr>
                 <w:rFonts w:ascii="Times New Roman" w:eastAsia="Times New Roman" w:hAnsi="Times New Roman" w:cs="Times New Roman"/>
                 <w:color w:val="000000"/>
                 <w:sz w:val="28"/>
                 <w:szCs w:val="28"/>
-              </w:rPr>
-              <w:t>Decision-Centric</w:t>
-            </w:r>
-            <w:proofErr w:type="spellEnd"/>
+                <w:lang w:val="en-US"/>
+              </w:rPr>
+              <w:t>Architecture Trade-off Analysis Method</w:t>
+            </w:r>
+          </w:p>
+        </w:tc>
+      </w:tr>
+      <w:tr>
+        <w:trPr>
+          <w:trHeight w:val="414"/>
+        </w:trPr>
+        <w:tc>
+          <w:tcPr>
+            <w:tcW w:w="1986" w:type="dxa"/>
+          </w:tcPr>
+          <w:p>
+            <w:pPr>
+              <w:pBdr>
+                <w:top w:val="nil"/>
+                <w:left w:val="nil"/>
+                <w:bottom w:val="nil"/>
+                <w:right w:val="nil"/>
+                <w:between w:val="nil"/>
+              </w:pBdr>
+              <w:spacing w:after="120"/>
+              <w:rPr>
+                <w:rFonts w:ascii="Times New Roman" w:eastAsia="Times New Roman" w:hAnsi="Times New Roman" w:cs="Times New Roman"/>
+                <w:sz w:val="28"/>
+                <w:szCs w:val="28"/>
+              </w:rPr>
+            </w:pPr>
+            <w:r>
+              <w:rPr>
+                <w:rFonts w:ascii="Times New Roman" w:eastAsia="Times New Roman" w:hAnsi="Times New Roman" w:cs="Times New Roman"/>
+                <w:sz w:val="28"/>
+                <w:szCs w:val="28"/>
+              </w:rPr>
+              <w:t>ALMA</w:t>
+            </w:r>
+          </w:p>
+        </w:tc>
+        <w:tc>
+          <w:tcPr>
+            <w:tcW w:w="7370" w:type="dxa"/>
+          </w:tcPr>
+          <w:p>
+            <w:pPr>
+              <w:pBdr>
+                <w:top w:val="nil"/>
+                <w:left w:val="nil"/>
+                <w:bottom w:val="nil"/>
+                <w:right w:val="nil"/>
+                <w:between w:val="nil"/>
+              </w:pBdr>
+              <w:spacing w:after="120"/>
+              <w:ind w:left="284" w:right="198"/>
+              <w:rPr>
+                <w:rFonts w:ascii="Times New Roman" w:eastAsia="Times New Roman" w:hAnsi="Times New Roman" w:cs="Times New Roman"/>
+                <w:i/>
+                <w:color w:val="000000"/>
+                <w:sz w:val="28"/>
+                <w:szCs w:val="28"/>
+              </w:rPr>
+            </w:pPr>
+            <w:r>
+              <w:rPr>
+                <w:rFonts w:ascii="Times New Roman" w:eastAsia="Times New Roman" w:hAnsi="Times New Roman" w:cs="Times New Roman"/>
+                <w:i/>
+                <w:color w:val="000000"/>
+                <w:sz w:val="28"/>
+                <w:szCs w:val="28"/>
+              </w:rPr>
+              <w:t xml:space="preserve">– </w:t>
+            </w:r>
+            <w:proofErr w:type="spellStart"/>
             <w:r>
               <w:rPr>
                 <w:rFonts w:ascii="Times New Roman" w:eastAsia="Times New Roman" w:hAnsi="Times New Roman" w:cs="Times New Roman"/>
@@ -7467,9 +7158,9 @@
                 <w:sz w:val="28"/>
                 <w:szCs w:val="28"/>
               </w:rPr>
-              <w:t xml:space="preserve"> Architecture </w:t>
-            </w:r>
-            <w:proofErr w:type="spellStart"/>
+              <w:t>Architecture</w:t>
+            </w:r>
+            <w:proofErr w:type="spellEnd"/>
             <w:r>
               <w:rPr>
                 <w:rFonts w:ascii="Times New Roman" w:eastAsia="Times New Roman" w:hAnsi="Times New Roman" w:cs="Times New Roman"/>
@@ -7477,7 +7168,57 @@
                 <w:sz w:val="28"/>
                 <w:szCs w:val="28"/>
               </w:rPr>
-              <w:t>Reviews</w:t>
+              <w:t xml:space="preserve"> </w:t>
+            </w:r>
+            <w:proofErr w:type="spellStart"/>
+            <w:r>
+              <w:rPr>
+                <w:rFonts w:ascii="Times New Roman" w:eastAsia="Times New Roman" w:hAnsi="Times New Roman" w:cs="Times New Roman"/>
+                <w:color w:val="000000"/>
+                <w:sz w:val="28"/>
+                <w:szCs w:val="28"/>
+              </w:rPr>
+              <w:t>Level</w:t>
+            </w:r>
+            <w:proofErr w:type="spellEnd"/>
+            <w:r>
+              <w:rPr>
+                <w:rFonts w:ascii="Times New Roman" w:eastAsia="Times New Roman" w:hAnsi="Times New Roman" w:cs="Times New Roman"/>
+                <w:color w:val="000000"/>
+                <w:sz w:val="28"/>
+                <w:szCs w:val="28"/>
+              </w:rPr>
+              <w:t xml:space="preserve"> </w:t>
+            </w:r>
+            <w:proofErr w:type="spellStart"/>
+            <w:r>
+              <w:rPr>
+                <w:rFonts w:ascii="Times New Roman" w:eastAsia="Times New Roman" w:hAnsi="Times New Roman" w:cs="Times New Roman"/>
+                <w:color w:val="000000"/>
+                <w:sz w:val="28"/>
+                <w:szCs w:val="28"/>
+              </w:rPr>
+              <w:t>Modifiability</w:t>
+            </w:r>
+            <w:proofErr w:type="spellEnd"/>
+            <w:r>
+              <w:rPr>
+                <w:rFonts w:ascii="Times New Roman" w:eastAsia="Times New Roman" w:hAnsi="Times New Roman" w:cs="Times New Roman"/>
+                <w:color w:val="000000"/>
+                <w:sz w:val="28"/>
+                <w:szCs w:val="28"/>
+              </w:rPr>
+              <w:t xml:space="preserve"> </w:t>
+            </w:r>
+            <w:proofErr w:type="spellStart"/>
+            <w:r>
+              <w:rPr>
+                <w:rFonts w:ascii="Times New Roman" w:eastAsia="Times New Roman" w:hAnsi="Times New Roman" w:cs="Times New Roman"/>
+                <w:color w:val="000000"/>
+                <w:sz w:val="28"/>
+                <w:szCs w:val="28"/>
+              </w:rPr>
+              <w:t>Analysis</w:t>
             </w:r>
             <w:proofErr w:type="spellEnd"/>
           </w:p>
@@ -7513,7 +7254,7 @@
                 <w:sz w:val="28"/>
                 <w:szCs w:val="28"/>
               </w:rPr>
-              <w:t>SAR</w:t>
+              <w:t>PASA</w:t>
             </w:r>
           </w:p>
         </w:tc>
@@ -7538,6 +7279,7 @@
                 <w:color w:val="000000"/>
                 <w:sz w:val="28"/>
                 <w:szCs w:val="28"/>
+                <w:lang w:val="en-US"/>
               </w:rPr>
             </w:pPr>
             <w:r>
@@ -7547,6 +7289,7 @@
                 <w:color w:val="000000"/>
                 <w:sz w:val="28"/>
                 <w:szCs w:val="28"/>
+                <w:lang w:val="en-US"/>
               </w:rPr>
               <w:t xml:space="preserve">– </w:t>
             </w:r>
@@ -7558,27 +7301,7 @@
                 <w:szCs w:val="28"/>
                 <w:lang w:val="en-US"/>
               </w:rPr>
-              <w:t>S</w:t>
-            </w:r>
-            <w:proofErr w:type="spellStart"/>
-            <w:r>
-              <w:rPr>
-                <w:rFonts w:ascii="Times New Roman" w:eastAsia="Times New Roman" w:hAnsi="Times New Roman" w:cs="Times New Roman"/>
-                <w:color w:val="000000"/>
-                <w:sz w:val="28"/>
-                <w:szCs w:val="28"/>
-              </w:rPr>
-              <w:t>oftware</w:t>
-            </w:r>
-            <w:proofErr w:type="spellEnd"/>
-            <w:r>
-              <w:rPr>
-                <w:rFonts w:ascii="Times New Roman" w:eastAsia="Times New Roman" w:hAnsi="Times New Roman" w:cs="Times New Roman"/>
-                <w:color w:val="000000"/>
-                <w:sz w:val="28"/>
-                <w:szCs w:val="28"/>
-              </w:rPr>
-              <w:t xml:space="preserve"> Review Architecture</w:t>
+              <w:t>Performance Assessment of Software Architecture</w:t>
             </w:r>
           </w:p>
         </w:tc>
@@ -7613,7 +7336,7 @@
                 <w:sz w:val="28"/>
                 <w:szCs w:val="28"/>
               </w:rPr>
-              <w:t>ADR</w:t>
+              <w:t>EBAE</w:t>
             </w:r>
           </w:p>
         </w:tc>
@@ -7658,6 +7381,399 @@
                 <w:sz w:val="28"/>
                 <w:szCs w:val="28"/>
               </w:rPr>
+              <w:t>Empirically</w:t>
+            </w:r>
+            <w:proofErr w:type="spellEnd"/>
+            <w:r>
+              <w:rPr>
+                <w:rFonts w:ascii="Times New Roman" w:eastAsia="Times New Roman" w:hAnsi="Times New Roman" w:cs="Times New Roman"/>
+                <w:color w:val="000000"/>
+                <w:sz w:val="28"/>
+                <w:szCs w:val="28"/>
+              </w:rPr>
+              <w:t xml:space="preserve"> </w:t>
+            </w:r>
+            <w:proofErr w:type="spellStart"/>
+            <w:r>
+              <w:rPr>
+                <w:rFonts w:ascii="Times New Roman" w:eastAsia="Times New Roman" w:hAnsi="Times New Roman" w:cs="Times New Roman"/>
+                <w:color w:val="000000"/>
+                <w:sz w:val="28"/>
+                <w:szCs w:val="28"/>
+              </w:rPr>
+              <w:t>Based</w:t>
+            </w:r>
+            <w:proofErr w:type="spellEnd"/>
+            <w:r>
+              <w:rPr>
+                <w:rFonts w:ascii="Times New Roman" w:eastAsia="Times New Roman" w:hAnsi="Times New Roman" w:cs="Times New Roman"/>
+                <w:color w:val="000000"/>
+                <w:sz w:val="28"/>
+                <w:szCs w:val="28"/>
+              </w:rPr>
+              <w:t xml:space="preserve"> </w:t>
+            </w:r>
+            <w:proofErr w:type="spellStart"/>
+            <w:r>
+              <w:rPr>
+                <w:rFonts w:ascii="Times New Roman" w:eastAsia="Times New Roman" w:hAnsi="Times New Roman" w:cs="Times New Roman"/>
+                <w:color w:val="000000"/>
+                <w:sz w:val="28"/>
+                <w:szCs w:val="28"/>
+              </w:rPr>
+              <w:t>Architecture</w:t>
+            </w:r>
+            <w:proofErr w:type="spellEnd"/>
+            <w:r>
+              <w:rPr>
+                <w:rFonts w:ascii="Times New Roman" w:eastAsia="Times New Roman" w:hAnsi="Times New Roman" w:cs="Times New Roman"/>
+                <w:color w:val="000000"/>
+                <w:sz w:val="28"/>
+                <w:szCs w:val="28"/>
+              </w:rPr>
+              <w:t xml:space="preserve"> </w:t>
+            </w:r>
+            <w:proofErr w:type="spellStart"/>
+            <w:r>
+              <w:rPr>
+                <w:rFonts w:ascii="Times New Roman" w:eastAsia="Times New Roman" w:hAnsi="Times New Roman" w:cs="Times New Roman"/>
+                <w:color w:val="000000"/>
+                <w:sz w:val="28"/>
+                <w:szCs w:val="28"/>
+              </w:rPr>
+              <w:t>Evaluation</w:t>
+            </w:r>
+            <w:proofErr w:type="spellEnd"/>
+          </w:p>
+        </w:tc>
+      </w:tr>
+      <w:tr>
+        <w:trPr>
+          <w:trHeight w:val="414"/>
+        </w:trPr>
+        <w:tc>
+          <w:tcPr>
+            <w:tcW w:w="1986" w:type="dxa"/>
+          </w:tcPr>
+          <w:p>
+            <w:pPr>
+              <w:pBdr>
+                <w:top w:val="nil"/>
+                <w:left w:val="nil"/>
+                <w:bottom w:val="nil"/>
+                <w:right w:val="nil"/>
+                <w:between w:val="nil"/>
+              </w:pBdr>
+              <w:spacing w:after="120"/>
+              <w:rPr>
+                <w:rFonts w:ascii="Times New Roman" w:eastAsia="Times New Roman" w:hAnsi="Times New Roman" w:cs="Times New Roman"/>
+                <w:sz w:val="28"/>
+                <w:szCs w:val="28"/>
+              </w:rPr>
+            </w:pPr>
+            <w:r>
+              <w:rPr>
+                <w:rFonts w:ascii="Times New Roman" w:eastAsia="Times New Roman" w:hAnsi="Times New Roman" w:cs="Times New Roman"/>
+                <w:sz w:val="28"/>
+                <w:szCs w:val="28"/>
+              </w:rPr>
+              <w:t>DCAR</w:t>
+            </w:r>
+          </w:p>
+        </w:tc>
+        <w:tc>
+          <w:tcPr>
+            <w:tcW w:w="7370" w:type="dxa"/>
+          </w:tcPr>
+          <w:p>
+            <w:pPr>
+              <w:pBdr>
+                <w:top w:val="nil"/>
+                <w:left w:val="nil"/>
+                <w:bottom w:val="nil"/>
+                <w:right w:val="nil"/>
+                <w:between w:val="nil"/>
+              </w:pBdr>
+              <w:spacing w:after="120"/>
+              <w:ind w:left="284" w:right="198"/>
+              <w:rPr>
+                <w:rFonts w:ascii="Times New Roman" w:eastAsia="Times New Roman" w:hAnsi="Times New Roman" w:cs="Times New Roman"/>
+                <w:i/>
+                <w:color w:val="000000"/>
+                <w:sz w:val="28"/>
+                <w:szCs w:val="28"/>
+              </w:rPr>
+            </w:pPr>
+            <w:r>
+              <w:rPr>
+                <w:rFonts w:ascii="Times New Roman" w:eastAsia="Times New Roman" w:hAnsi="Times New Roman" w:cs="Times New Roman"/>
+                <w:i/>
+                <w:color w:val="000000"/>
+                <w:sz w:val="28"/>
+                <w:szCs w:val="28"/>
+              </w:rPr>
+              <w:t xml:space="preserve">– </w:t>
+            </w:r>
+            <w:proofErr w:type="spellStart"/>
+            <w:r>
+              <w:rPr>
+                <w:rFonts w:ascii="Times New Roman" w:eastAsia="Times New Roman" w:hAnsi="Times New Roman" w:cs="Times New Roman"/>
+                <w:color w:val="000000"/>
+                <w:sz w:val="28"/>
+                <w:szCs w:val="28"/>
+              </w:rPr>
+              <w:t>Decision-Centric</w:t>
+            </w:r>
+            <w:proofErr w:type="spellEnd"/>
+            <w:r>
+              <w:rPr>
+                <w:rFonts w:ascii="Times New Roman" w:eastAsia="Times New Roman" w:hAnsi="Times New Roman" w:cs="Times New Roman"/>
+                <w:color w:val="000000"/>
+                <w:sz w:val="28"/>
+                <w:szCs w:val="28"/>
+              </w:rPr>
+              <w:t xml:space="preserve"> </w:t>
+            </w:r>
+            <w:proofErr w:type="spellStart"/>
+            <w:r>
+              <w:rPr>
+                <w:rFonts w:ascii="Times New Roman" w:eastAsia="Times New Roman" w:hAnsi="Times New Roman" w:cs="Times New Roman"/>
+                <w:color w:val="000000"/>
+                <w:sz w:val="28"/>
+                <w:szCs w:val="28"/>
+              </w:rPr>
+              <w:t>Architecture</w:t>
+            </w:r>
+            <w:proofErr w:type="spellEnd"/>
+            <w:r>
+              <w:rPr>
+                <w:rFonts w:ascii="Times New Roman" w:eastAsia="Times New Roman" w:hAnsi="Times New Roman" w:cs="Times New Roman"/>
+                <w:color w:val="000000"/>
+                <w:sz w:val="28"/>
+                <w:szCs w:val="28"/>
+              </w:rPr>
+              <w:t xml:space="preserve"> </w:t>
+            </w:r>
+            <w:proofErr w:type="spellStart"/>
+            <w:r>
+              <w:rPr>
+                <w:rFonts w:ascii="Times New Roman" w:eastAsia="Times New Roman" w:hAnsi="Times New Roman" w:cs="Times New Roman"/>
+                <w:color w:val="000000"/>
+                <w:sz w:val="28"/>
+                <w:szCs w:val="28"/>
+              </w:rPr>
+              <w:t>Reviews</w:t>
+            </w:r>
+            <w:proofErr w:type="spellEnd"/>
+          </w:p>
+        </w:tc>
+      </w:tr>
+      <w:tr>
+        <w:trPr>
+          <w:trHeight w:val="414"/>
+        </w:trPr>
+        <w:tc>
+          <w:tcPr>
+            <w:tcW w:w="1986" w:type="dxa"/>
+          </w:tcPr>
+          <w:p>
+            <w:pPr>
+              <w:pBdr>
+                <w:top w:val="nil"/>
+                <w:left w:val="nil"/>
+                <w:bottom w:val="nil"/>
+                <w:right w:val="nil"/>
+                <w:between w:val="nil"/>
+              </w:pBdr>
+              <w:spacing w:after="120"/>
+              <w:rPr>
+                <w:rFonts w:ascii="Times New Roman" w:eastAsia="Times New Roman" w:hAnsi="Times New Roman" w:cs="Times New Roman"/>
+                <w:sz w:val="28"/>
+                <w:szCs w:val="28"/>
+              </w:rPr>
+            </w:pPr>
+            <w:r>
+              <w:rPr>
+                <w:rFonts w:ascii="Times New Roman" w:eastAsia="Times New Roman" w:hAnsi="Times New Roman" w:cs="Times New Roman"/>
+                <w:sz w:val="28"/>
+                <w:szCs w:val="28"/>
+              </w:rPr>
+              <w:t>SAR</w:t>
+            </w:r>
+          </w:p>
+        </w:tc>
+        <w:tc>
+          <w:tcPr>
+            <w:tcW w:w="7370" w:type="dxa"/>
+          </w:tcPr>
+          <w:p>
+            <w:pPr>
+              <w:pBdr>
+                <w:top w:val="nil"/>
+                <w:left w:val="nil"/>
+                <w:bottom w:val="nil"/>
+                <w:right w:val="nil"/>
+                <w:between w:val="nil"/>
+              </w:pBdr>
+              <w:spacing w:after="120"/>
+              <w:ind w:left="284" w:right="198"/>
+              <w:rPr>
+                <w:rFonts w:ascii="Times New Roman" w:eastAsia="Times New Roman" w:hAnsi="Times New Roman" w:cs="Times New Roman"/>
+                <w:i/>
+                <w:color w:val="000000"/>
+                <w:sz w:val="28"/>
+                <w:szCs w:val="28"/>
+              </w:rPr>
+            </w:pPr>
+            <w:r>
+              <w:rPr>
+                <w:rFonts w:ascii="Times New Roman" w:eastAsia="Times New Roman" w:hAnsi="Times New Roman" w:cs="Times New Roman"/>
+                <w:i/>
+                <w:color w:val="000000"/>
+                <w:sz w:val="28"/>
+                <w:szCs w:val="28"/>
+              </w:rPr>
+              <w:t xml:space="preserve">– </w:t>
+            </w:r>
+            <w:r>
+              <w:rPr>
+                <w:rFonts w:ascii="Times New Roman" w:eastAsia="Times New Roman" w:hAnsi="Times New Roman" w:cs="Times New Roman"/>
+                <w:color w:val="000000"/>
+                <w:sz w:val="28"/>
+                <w:szCs w:val="28"/>
+                <w:lang w:val="en-US"/>
+              </w:rPr>
+              <w:t>S</w:t>
+            </w:r>
+            <w:proofErr w:type="spellStart"/>
+            <w:r>
+              <w:rPr>
+                <w:rFonts w:ascii="Times New Roman" w:eastAsia="Times New Roman" w:hAnsi="Times New Roman" w:cs="Times New Roman"/>
+                <w:color w:val="000000"/>
+                <w:sz w:val="28"/>
+                <w:szCs w:val="28"/>
+              </w:rPr>
+              <w:t>oftware</w:t>
+            </w:r>
+            <w:proofErr w:type="spellEnd"/>
+            <w:r>
+              <w:rPr>
+                <w:rFonts w:ascii="Times New Roman" w:eastAsia="Times New Roman" w:hAnsi="Times New Roman" w:cs="Times New Roman"/>
+                <w:color w:val="000000"/>
+                <w:sz w:val="28"/>
+                <w:szCs w:val="28"/>
+              </w:rPr>
+              <w:t xml:space="preserve"> </w:t>
+            </w:r>
+            <w:proofErr w:type="spellStart"/>
+            <w:r>
+              <w:rPr>
+                <w:rFonts w:ascii="Times New Roman" w:eastAsia="Times New Roman" w:hAnsi="Times New Roman" w:cs="Times New Roman"/>
+                <w:color w:val="000000"/>
+                <w:sz w:val="28"/>
+                <w:szCs w:val="28"/>
+              </w:rPr>
+              <w:t>Review</w:t>
+            </w:r>
+            <w:proofErr w:type="spellEnd"/>
+            <w:r>
+              <w:rPr>
+                <w:rFonts w:ascii="Times New Roman" w:eastAsia="Times New Roman" w:hAnsi="Times New Roman" w:cs="Times New Roman"/>
+                <w:color w:val="000000"/>
+                <w:sz w:val="28"/>
+                <w:szCs w:val="28"/>
+              </w:rPr>
+              <w:t xml:space="preserve"> </w:t>
+            </w:r>
+            <w:proofErr w:type="spellStart"/>
+            <w:r>
+              <w:rPr>
+                <w:rFonts w:ascii="Times New Roman" w:eastAsia="Times New Roman" w:hAnsi="Times New Roman" w:cs="Times New Roman"/>
+                <w:color w:val="000000"/>
+                <w:sz w:val="28"/>
+                <w:szCs w:val="28"/>
+              </w:rPr>
+              <w:t>Architecture</w:t>
+            </w:r>
+            <w:proofErr w:type="spellEnd"/>
+          </w:p>
+        </w:tc>
+      </w:tr>
+      <w:tr>
+        <w:trPr>
+          <w:trHeight w:val="414"/>
+        </w:trPr>
+        <w:tc>
+          <w:tcPr>
+            <w:tcW w:w="1986" w:type="dxa"/>
+          </w:tcPr>
+          <w:p>
+            <w:pPr>
+              <w:pBdr>
+                <w:top w:val="nil"/>
+                <w:left w:val="nil"/>
+                <w:bottom w:val="nil"/>
+                <w:right w:val="nil"/>
+                <w:between w:val="nil"/>
+              </w:pBdr>
+              <w:spacing w:after="120"/>
+              <w:rPr>
+                <w:rFonts w:ascii="Times New Roman" w:eastAsia="Times New Roman" w:hAnsi="Times New Roman" w:cs="Times New Roman"/>
+                <w:sz w:val="28"/>
+                <w:szCs w:val="28"/>
+              </w:rPr>
+            </w:pPr>
+            <w:r>
+              <w:rPr>
+                <w:rFonts w:ascii="Times New Roman" w:eastAsia="Times New Roman" w:hAnsi="Times New Roman" w:cs="Times New Roman"/>
+                <w:sz w:val="28"/>
+                <w:szCs w:val="28"/>
+              </w:rPr>
+              <w:t>ADR</w:t>
+            </w:r>
+          </w:p>
+        </w:tc>
+        <w:tc>
+          <w:tcPr>
+            <w:tcW w:w="7370" w:type="dxa"/>
+          </w:tcPr>
+          <w:p>
+            <w:pPr>
+              <w:pBdr>
+                <w:top w:val="nil"/>
+                <w:left w:val="nil"/>
+                <w:bottom w:val="nil"/>
+                <w:right w:val="nil"/>
+                <w:between w:val="nil"/>
+              </w:pBdr>
+              <w:spacing w:after="120"/>
+              <w:ind w:left="284" w:right="198"/>
+              <w:rPr>
+                <w:rFonts w:ascii="Times New Roman" w:eastAsia="Times New Roman" w:hAnsi="Times New Roman" w:cs="Times New Roman"/>
+                <w:i/>
+                <w:color w:val="000000"/>
+                <w:sz w:val="28"/>
+                <w:szCs w:val="28"/>
+              </w:rPr>
+            </w:pPr>
+            <w:r>
+              <w:rPr>
+                <w:rFonts w:ascii="Times New Roman" w:eastAsia="Times New Roman" w:hAnsi="Times New Roman" w:cs="Times New Roman"/>
+                <w:i/>
+                <w:color w:val="000000"/>
+                <w:sz w:val="28"/>
+                <w:szCs w:val="28"/>
+              </w:rPr>
+              <w:t xml:space="preserve">– </w:t>
+            </w:r>
+            <w:proofErr w:type="spellStart"/>
+            <w:r>
+              <w:rPr>
+                <w:rFonts w:ascii="Times New Roman" w:eastAsia="Times New Roman" w:hAnsi="Times New Roman" w:cs="Times New Roman"/>
+                <w:color w:val="000000"/>
+                <w:sz w:val="28"/>
+                <w:szCs w:val="28"/>
+              </w:rPr>
               <w:t>Architectural</w:t>
             </w:r>
             <w:proofErr w:type="spellEnd"/>
@@ -7718,7 +7834,7 @@
     </w:p>
     <w:p>
       <w:pPr>
-        <w:pStyle w:val="Heading1"/>
+        <w:pStyle w:val="1"/>
         <w:pageBreakBefore/>
         <w:spacing w:before="360" w:after="240" w:line="240" w:lineRule="auto"/>
         <w:jc w:val="center"/>
@@ -7730,7 +7846,7 @@
           <w:szCs w:val="28"/>
         </w:rPr>
       </w:pPr>
-      <w:bookmarkStart w:id="12" w:name="_Toc230635416"/>
+      <w:bookmarkStart w:id="13" w:name="_Toc230635416"/>
       <w:r>
         <w:rPr>
           <w:rFonts w:ascii="Times New Roman" w:eastAsia="Times New Roman" w:hAnsi="Times New Roman" w:cs="Times New Roman"/>
@@ -7742,7 +7858,7 @@
         <w:lastRenderedPageBreak/>
         <w:t>ВВЕДЕНИЕ</w:t>
       </w:r>
-      <w:bookmarkEnd w:id="12"/>
+      <w:bookmarkEnd w:id="13"/>
     </w:p>
     <w:p>
       <w:pPr>
@@ -7969,7 +8085,7 @@
     </w:p>
     <w:p>
       <w:pPr>
-        <w:pStyle w:val="ListParagraph"/>
+        <w:pStyle w:val="a4"/>
         <w:numPr>
           <w:ilvl w:val="0"/>
           <w:numId w:val="35"/>
@@ -8023,7 +8139,7 @@
     </w:p>
     <w:p>
       <w:pPr>
-        <w:pStyle w:val="ListParagraph"/>
+        <w:pStyle w:val="a4"/>
         <w:numPr>
           <w:ilvl w:val="0"/>
           <w:numId w:val="35"/>
@@ -8085,7 +8201,7 @@
     </w:p>
     <w:p>
       <w:pPr>
-        <w:pStyle w:val="ListParagraph"/>
+        <w:pStyle w:val="a4"/>
         <w:numPr>
           <w:ilvl w:val="0"/>
           <w:numId w:val="35"/>
@@ -8287,7 +8403,7 @@
     </w:p>
     <w:p>
       <w:pPr>
-        <w:pStyle w:val="Heading1"/>
+        <w:pStyle w:val="1"/>
         <w:pageBreakBefore/>
         <w:spacing w:before="360" w:after="240" w:line="240" w:lineRule="auto"/>
         <w:jc w:val="center"/>
@@ -8299,9 +8415,9 @@
           <w:szCs w:val="28"/>
         </w:rPr>
       </w:pPr>
-      <w:bookmarkStart w:id="13" w:name="_heading=h.2et92p0" w:colFirst="0" w:colLast="0"/>
-      <w:bookmarkStart w:id="14" w:name="_Toc230635417"/>
-      <w:bookmarkEnd w:id="13"/>
+      <w:bookmarkStart w:id="14" w:name="_heading=h.2et92p0" w:colFirst="0" w:colLast="0"/>
+      <w:bookmarkStart w:id="15" w:name="_Toc230635417"/>
+      <w:bookmarkEnd w:id="14"/>
       <w:r>
         <w:rPr>
           <w:rFonts w:ascii="Times New Roman" w:eastAsia="Times New Roman" w:hAnsi="Times New Roman" w:cs="Times New Roman"/>
@@ -8315,7 +8431,7 @@
       </w:r>
       <w:r>
         <w:rPr>
-          <w:rStyle w:val="CommentReference"/>
+          <w:rStyle w:val="af7"/>
         </w:rPr>
         <w:t xml:space="preserve"> </w:t>
       </w:r>
@@ -8349,11 +8465,11 @@
         </w:rPr>
         <w:t xml:space="preserve"> АВТОМАТИЗИРОВАННОГО КОНТРОЛЯ АРХИТЕКТУРНОЙ ЦЕЛОСТНОСТИ</w:t>
       </w:r>
-      <w:bookmarkEnd w:id="14"/>
+      <w:bookmarkEnd w:id="15"/>
     </w:p>
     <w:p>
       <w:pPr>
-        <w:pStyle w:val="Heading2"/>
+        <w:pStyle w:val="2"/>
         <w:keepNext/>
         <w:keepLines/>
         <w:spacing w:before="240" w:line="240" w:lineRule="auto"/>
@@ -8363,7 +8479,7 @@
           <w:szCs w:val="28"/>
         </w:rPr>
       </w:pPr>
-      <w:bookmarkStart w:id="15" w:name="_Toc230635418"/>
+      <w:bookmarkStart w:id="16" w:name="_Toc230635418"/>
       <w:r>
         <w:rPr>
           <w:b/>
@@ -8385,7 +8501,7 @@
         </w:rPr>
         <w:t>выявления структурных уязвимостей</w:t>
       </w:r>
-      <w:bookmarkEnd w:id="15"/>
+      <w:bookmarkEnd w:id="16"/>
     </w:p>
     <w:p>
       <w:pPr>
@@ -8617,7 +8733,7 @@
     </w:p>
     <w:p>
       <w:pPr>
-        <w:pStyle w:val="Heading2"/>
+        <w:pStyle w:val="2"/>
         <w:keepNext/>
         <w:keepLines/>
         <w:spacing w:before="240" w:line="240" w:lineRule="auto"/>
@@ -8627,7 +8743,7 @@
           <w:szCs w:val="28"/>
         </w:rPr>
       </w:pPr>
-      <w:bookmarkStart w:id="16" w:name="_Toc230635419"/>
+      <w:bookmarkStart w:id="17" w:name="_Toc230635419"/>
       <w:r>
         <w:rPr>
           <w:b/>
@@ -8670,7 +8786,7 @@
         </w:rPr>
         <w:t xml:space="preserve"> анализа архитектуры</w:t>
       </w:r>
-      <w:bookmarkEnd w:id="16"/>
+      <w:bookmarkEnd w:id="17"/>
     </w:p>
     <w:p>
       <w:pPr>
@@ -9018,7 +9134,25 @@
           <w:sz w:val="28"/>
           <w:szCs w:val="28"/>
         </w:rPr>
-        <w:t xml:space="preserve"> Networks) и методы, основанные на путях и состояни</w:t>
+        <w:t xml:space="preserve"> </w:t>
+      </w:r>
+      <w:proofErr w:type="spellStart"/>
+      <w:r>
+        <w:rPr>
+          <w:rFonts w:ascii="Times New Roman" w:eastAsia="Times New Roman" w:hAnsi="Times New Roman" w:cs="Times New Roman"/>
+          <w:sz w:val="28"/>
+          <w:szCs w:val="28"/>
+        </w:rPr>
+        <w:t>Networks</w:t>
+      </w:r>
+      <w:proofErr w:type="spellEnd"/>
+      <w:r>
+        <w:rPr>
+          <w:rFonts w:ascii="Times New Roman" w:eastAsia="Times New Roman" w:hAnsi="Times New Roman" w:cs="Times New Roman"/>
+          <w:sz w:val="28"/>
+          <w:szCs w:val="28"/>
+        </w:rPr>
+        <w:t>) и методы, основанные на путях и состояни</w:t>
       </w:r>
       <w:r>
         <w:rPr>
@@ -9044,7 +9178,7 @@
           <w:sz w:val="28"/>
           <w:szCs w:val="28"/>
         </w:rPr>
-        <w:t xml:space="preserve"> и State-</w:t>
+        <w:t xml:space="preserve"> и </w:t>
       </w:r>
       <w:proofErr w:type="spellStart"/>
       <w:r>
@@ -9053,7 +9187,7 @@
           <w:sz w:val="28"/>
           <w:szCs w:val="28"/>
         </w:rPr>
-        <w:t>based</w:t>
+        <w:t>State-based</w:t>
       </w:r>
       <w:proofErr w:type="spellEnd"/>
       <w:r>
@@ -9780,7 +9914,25 @@
           <w:sz w:val="28"/>
           <w:szCs w:val="28"/>
         </w:rPr>
-        <w:t>. Наконец, методы на основе прототипирования (</w:t>
+        <w:t xml:space="preserve">. Наконец, методы на основе </w:t>
+      </w:r>
+      <w:proofErr w:type="spellStart"/>
+      <w:r>
+        <w:rPr>
+          <w:rFonts w:ascii="Times New Roman" w:eastAsia="Times New Roman" w:hAnsi="Times New Roman" w:cs="Times New Roman"/>
+          <w:sz w:val="28"/>
+          <w:szCs w:val="28"/>
+        </w:rPr>
+        <w:t>прототипирования</w:t>
+      </w:r>
+      <w:proofErr w:type="spellEnd"/>
+      <w:r>
+        <w:rPr>
+          <w:rFonts w:ascii="Times New Roman" w:eastAsia="Times New Roman" w:hAnsi="Times New Roman" w:cs="Times New Roman"/>
+          <w:sz w:val="28"/>
+          <w:szCs w:val="28"/>
+        </w:rPr>
+        <w:t xml:space="preserve"> (</w:t>
       </w:r>
       <w:proofErr w:type="spellStart"/>
       <w:r>
@@ -10111,8 +10263,18 @@
           <w:sz w:val="28"/>
           <w:szCs w:val="28"/>
         </w:rPr>
-        <w:t xml:space="preserve"> Networks</w:t>
-      </w:r>
+        <w:t xml:space="preserve"> </w:t>
+      </w:r>
+      <w:proofErr w:type="spellStart"/>
+      <w:r>
+        <w:rPr>
+          <w:rFonts w:ascii="Times New Roman" w:eastAsia="Times New Roman" w:hAnsi="Times New Roman" w:cs="Times New Roman"/>
+          <w:sz w:val="28"/>
+          <w:szCs w:val="28"/>
+        </w:rPr>
+        <w:t>Networks</w:t>
+      </w:r>
+      <w:proofErr w:type="spellEnd"/>
       <w:r>
         <w:rPr>
           <w:rFonts w:ascii="Times New Roman" w:eastAsia="Times New Roman" w:hAnsi="Times New Roman" w:cs="Times New Roman"/>
@@ -10153,8 +10315,8 @@
         </w:rPr>
         <w:t>.</w:t>
       </w:r>
-      <w:bookmarkStart w:id="17" w:name="_heading=h.tyjcwt" w:colFirst="0" w:colLast="0"/>
-      <w:bookmarkEnd w:id="17"/>
+      <w:bookmarkStart w:id="18" w:name="_heading=h.tyjcwt" w:colFirst="0" w:colLast="0"/>
+      <w:bookmarkEnd w:id="18"/>
     </w:p>
     <w:p>
       <w:pPr>
@@ -10325,7 +10487,7 @@
     </w:p>
     <w:tbl>
       <w:tblPr>
-        <w:tblStyle w:val="TableGrid"/>
+        <w:tblStyle w:val="a5"/>
         <w:tblW w:w="0" w:type="auto"/>
         <w:tblLook w:val="04A0" w:firstRow="1" w:lastRow="0" w:firstColumn="1" w:lastColumn="0" w:noHBand="0" w:noVBand="1"/>
       </w:tblPr>
@@ -11075,7 +11237,7 @@
     </w:p>
     <w:p>
       <w:pPr>
-        <w:pStyle w:val="Heading2"/>
+        <w:pStyle w:val="2"/>
         <w:keepNext/>
         <w:keepLines/>
         <w:spacing w:before="240" w:line="240" w:lineRule="auto"/>
@@ -11085,7 +11247,7 @@
           <w:szCs w:val="28"/>
         </w:rPr>
       </w:pPr>
-      <w:bookmarkStart w:id="18" w:name="_Toc230635420"/>
+      <w:bookmarkStart w:id="19" w:name="_Toc230635420"/>
       <w:r>
         <w:rPr>
           <w:b/>
@@ -11094,7 +11256,7 @@
         <w:lastRenderedPageBreak/>
         <w:t>1.3 Техническое задание</w:t>
       </w:r>
-      <w:bookmarkEnd w:id="18"/>
+      <w:bookmarkEnd w:id="19"/>
     </w:p>
     <w:p>
       <w:pPr>
@@ -11437,7 +11599,7 @@
     </w:p>
     <w:p>
       <w:pPr>
-        <w:pStyle w:val="Heading1"/>
+        <w:pStyle w:val="1"/>
         <w:pageBreakBefore/>
         <w:spacing w:before="360" w:after="240" w:line="240" w:lineRule="auto"/>
         <w:jc w:val="center"/>
@@ -11449,7 +11611,7 @@
           <w:szCs w:val="28"/>
         </w:rPr>
       </w:pPr>
-      <w:bookmarkStart w:id="19" w:name="_Toc230635421"/>
+      <w:bookmarkStart w:id="20" w:name="_Toc230635421"/>
       <w:r>
         <w:rPr>
           <w:rFonts w:ascii="Times New Roman" w:eastAsia="Times New Roman" w:hAnsi="Times New Roman" w:cs="Times New Roman"/>
@@ -11491,21 +11653,21 @@
         </w:rPr>
         <w:t>МЕТОДА АНАЛИЗА АРХИТЕКТУРЫ</w:t>
       </w:r>
-      <w:bookmarkEnd w:id="19"/>
+      <w:bookmarkEnd w:id="20"/>
     </w:p>
     <w:p>
       <w:pPr>
-        <w:pStyle w:val="Heading2"/>
+        <w:pStyle w:val="2"/>
         <w:keepNext/>
         <w:keepLines/>
         <w:spacing w:before="240" w:line="240" w:lineRule="auto"/>
         <w:jc w:val="both"/>
         <w:rPr>
-          <w:rStyle w:val="CommentReference"/>
+          <w:rStyle w:val="af7"/>
           <w:rFonts w:ascii="Calibri" w:eastAsia="Calibri" w:hAnsi="Calibri" w:cs="Calibri"/>
         </w:rPr>
       </w:pPr>
-      <w:bookmarkStart w:id="20" w:name="_Toc230635422"/>
+      <w:bookmarkStart w:id="21" w:name="_Toc230635422"/>
       <w:r>
         <w:rPr>
           <w:b/>
@@ -11527,11 +11689,11 @@
         </w:rPr>
         <w:t>особ представления данных</w:t>
       </w:r>
-      <w:bookmarkEnd w:id="20"/>
+      <w:bookmarkEnd w:id="21"/>
     </w:p>
     <w:p>
       <w:pPr>
-        <w:pStyle w:val="Heading2"/>
+        <w:pStyle w:val="2"/>
         <w:keepNext/>
         <w:keepLines/>
         <w:spacing w:before="240" w:line="240" w:lineRule="auto"/>
@@ -11541,7 +11703,7 @@
           <w:szCs w:val="28"/>
         </w:rPr>
       </w:pPr>
-      <w:bookmarkStart w:id="21" w:name="_Toc230635423"/>
+      <w:bookmarkStart w:id="22" w:name="_Toc230635423"/>
       <w:r>
         <w:rPr>
           <w:b/>
@@ -11571,7 +11733,7 @@
         </w:rPr>
         <w:t>4</w:t>
       </w:r>
-      <w:bookmarkEnd w:id="21"/>
+      <w:bookmarkEnd w:id="22"/>
     </w:p>
     <w:p>
       <w:pPr>
@@ -11584,8 +11746,8 @@
           <w:szCs w:val="28"/>
         </w:rPr>
       </w:pPr>
-      <w:bookmarkStart w:id="22" w:name="_heading=h.3dy6vkm" w:colFirst="0" w:colLast="0"/>
-      <w:bookmarkEnd w:id="22"/>
+      <w:bookmarkStart w:id="23" w:name="_heading=h.3dy6vkm" w:colFirst="0" w:colLast="0"/>
+      <w:bookmarkEnd w:id="23"/>
       <w:r>
         <w:rPr>
           <w:rFonts w:ascii="Times New Roman" w:eastAsia="Times New Roman" w:hAnsi="Times New Roman" w:cs="Times New Roman"/>
@@ -12382,7 +12544,25 @@
           <w:sz w:val="28"/>
           <w:szCs w:val="28"/>
         </w:rPr>
-        <w:t xml:space="preserve"> представляет физическую или виртуальную инфраструктуру, на которой размещаются экземпляры программных систем и контейнеров. Это могут быть серверы, облачные инстансы, устройства </w:t>
+        <w:t xml:space="preserve"> представляет физическую или виртуальную инфраструктуру, на которой размещаются экземпляры программных систем и контейнеров. Это могут быть серверы, облачные </w:t>
+      </w:r>
+      <w:proofErr w:type="spellStart"/>
+      <w:r>
+        <w:rPr>
+          <w:rFonts w:ascii="Times New Roman" w:eastAsia="Times New Roman" w:hAnsi="Times New Roman" w:cs="Times New Roman"/>
+          <w:sz w:val="28"/>
+          <w:szCs w:val="28"/>
+        </w:rPr>
+        <w:t>инстансы</w:t>
+      </w:r>
+      <w:proofErr w:type="spellEnd"/>
+      <w:r>
+        <w:rPr>
+          <w:rFonts w:ascii="Times New Roman" w:eastAsia="Times New Roman" w:hAnsi="Times New Roman" w:cs="Times New Roman"/>
+          <w:sz w:val="28"/>
+          <w:szCs w:val="28"/>
+        </w:rPr>
+        <w:t xml:space="preserve">, устройства </w:t>
       </w:r>
       <w:proofErr w:type="spellStart"/>
       <w:r>
@@ -13418,6 +13598,7 @@
         </w:rPr>
         <w:t xml:space="preserve">Блок </w:t>
       </w:r>
+      <w:proofErr w:type="spellStart"/>
       <w:r>
         <w:rPr>
           <w:rFonts w:ascii="Times New Roman" w:eastAsia="Times New Roman" w:hAnsi="Times New Roman" w:cs="Times New Roman"/>
@@ -13426,6 +13607,7 @@
         </w:rPr>
         <w:t>Configuration</w:t>
       </w:r>
+      <w:proofErr w:type="spellEnd"/>
       <w:r>
         <w:rPr>
           <w:rFonts w:ascii="Times New Roman" w:eastAsia="Times New Roman" w:hAnsi="Times New Roman" w:cs="Times New Roman"/>
@@ -14535,7 +14717,7 @@
     </w:p>
     <w:p>
       <w:pPr>
-        <w:pStyle w:val="Heading2"/>
+        <w:pStyle w:val="2"/>
         <w:keepNext/>
         <w:keepLines/>
         <w:spacing w:before="240" w:line="240" w:lineRule="auto"/>
@@ -14545,7 +14727,7 @@
           <w:szCs w:val="28"/>
         </w:rPr>
       </w:pPr>
-      <w:bookmarkStart w:id="23" w:name="_Toc230635424"/>
+      <w:bookmarkStart w:id="24" w:name="_Toc230635424"/>
       <w:r>
         <w:rPr>
           <w:b/>
@@ -14570,7 +14752,7 @@
       </w:r>
       <w:r>
         <w:rPr>
-          <w:rStyle w:val="CommentReference"/>
+          <w:rStyle w:val="af7"/>
           <w:b/>
           <w:sz w:val="28"/>
           <w:szCs w:val="28"/>
@@ -14580,7 +14762,7 @@
       <w:proofErr w:type="spellStart"/>
       <w:r>
         <w:rPr>
-          <w:rStyle w:val="CommentReference"/>
+          <w:rStyle w:val="af7"/>
           <w:b/>
           <w:sz w:val="28"/>
           <w:szCs w:val="28"/>
@@ -14602,7 +14784,7 @@
         </w:rPr>
         <w:t xml:space="preserve"> база данных</w:t>
       </w:r>
-      <w:bookmarkEnd w:id="23"/>
+      <w:bookmarkEnd w:id="24"/>
     </w:p>
     <w:p>
       <w:pPr>
@@ -14929,8 +15111,36 @@
           <w:sz w:val="28"/>
           <w:szCs w:val="28"/>
         </w:rPr>
-        <w:t xml:space="preserve"> Data Science</w:t>
-      </w:r>
+        <w:t xml:space="preserve"> </w:t>
+      </w:r>
+      <w:proofErr w:type="spellStart"/>
+      <w:r>
+        <w:rPr>
+          <w:rFonts w:ascii="Times New Roman" w:eastAsia="Times New Roman" w:hAnsi="Times New Roman" w:cs="Times New Roman"/>
+          <w:sz w:val="28"/>
+          <w:szCs w:val="28"/>
+        </w:rPr>
+        <w:t>Data</w:t>
+      </w:r>
+      <w:proofErr w:type="spellEnd"/>
+      <w:r>
+        <w:rPr>
+          <w:rFonts w:ascii="Times New Roman" w:eastAsia="Times New Roman" w:hAnsi="Times New Roman" w:cs="Times New Roman"/>
+          <w:sz w:val="28"/>
+          <w:szCs w:val="28"/>
+        </w:rPr>
+        <w:t xml:space="preserve"> </w:t>
+      </w:r>
+      <w:proofErr w:type="spellStart"/>
+      <w:r>
+        <w:rPr>
+          <w:rFonts w:ascii="Times New Roman" w:eastAsia="Times New Roman" w:hAnsi="Times New Roman" w:cs="Times New Roman"/>
+          <w:sz w:val="28"/>
+          <w:szCs w:val="28"/>
+        </w:rPr>
+        <w:t>Science</w:t>
+      </w:r>
+      <w:proofErr w:type="spellEnd"/>
       <w:r>
         <w:rPr>
           <w:rFonts w:ascii="Times New Roman" w:eastAsia="Times New Roman" w:hAnsi="Times New Roman" w:cs="Times New Roman"/>
@@ -15105,13 +15315,23 @@
         </w:rPr>
         <w:t xml:space="preserve"> СУБД представляет также </w:t>
       </w:r>
-      <w:r>
-        <w:rPr>
-          <w:rFonts w:ascii="Times New Roman" w:eastAsia="Times New Roman" w:hAnsi="Times New Roman" w:cs="Times New Roman"/>
-          <w:sz w:val="28"/>
-          <w:szCs w:val="28"/>
-        </w:rPr>
-        <w:t xml:space="preserve">Amazon </w:t>
+      <w:proofErr w:type="spellStart"/>
+      <w:r>
+        <w:rPr>
+          <w:rFonts w:ascii="Times New Roman" w:eastAsia="Times New Roman" w:hAnsi="Times New Roman" w:cs="Times New Roman"/>
+          <w:sz w:val="28"/>
+          <w:szCs w:val="28"/>
+        </w:rPr>
+        <w:t>Amazon</w:t>
+      </w:r>
+      <w:proofErr w:type="spellEnd"/>
+      <w:r>
+        <w:rPr>
+          <w:rFonts w:ascii="Times New Roman" w:eastAsia="Times New Roman" w:hAnsi="Times New Roman" w:cs="Times New Roman"/>
+          <w:sz w:val="28"/>
+          <w:szCs w:val="28"/>
+        </w:rPr>
+        <w:t xml:space="preserve"> </w:t>
       </w:r>
       <w:proofErr w:type="spellStart"/>
       <w:r>
@@ -15373,7 +15593,43 @@
           <w:sz w:val="28"/>
           <w:szCs w:val="28"/>
         </w:rPr>
-        <w:t xml:space="preserve"> Data Science в Neo4j.</w:t>
+        <w:t xml:space="preserve"> </w:t>
+      </w:r>
+      <w:proofErr w:type="spellStart"/>
+      <w:r>
+        <w:rPr>
+          <w:rFonts w:ascii="Times New Roman" w:eastAsia="Times New Roman" w:hAnsi="Times New Roman" w:cs="Times New Roman"/>
+          <w:sz w:val="28"/>
+          <w:szCs w:val="28"/>
+        </w:rPr>
+        <w:t>Data</w:t>
+      </w:r>
+      <w:proofErr w:type="spellEnd"/>
+      <w:r>
+        <w:rPr>
+          <w:rFonts w:ascii="Times New Roman" w:eastAsia="Times New Roman" w:hAnsi="Times New Roman" w:cs="Times New Roman"/>
+          <w:sz w:val="28"/>
+          <w:szCs w:val="28"/>
+        </w:rPr>
+        <w:t xml:space="preserve"> </w:t>
+      </w:r>
+      <w:proofErr w:type="spellStart"/>
+      <w:r>
+        <w:rPr>
+          <w:rFonts w:ascii="Times New Roman" w:eastAsia="Times New Roman" w:hAnsi="Times New Roman" w:cs="Times New Roman"/>
+          <w:sz w:val="28"/>
+          <w:szCs w:val="28"/>
+        </w:rPr>
+        <w:t>Science</w:t>
+      </w:r>
+      <w:proofErr w:type="spellEnd"/>
+      <w:r>
+        <w:rPr>
+          <w:rFonts w:ascii="Times New Roman" w:eastAsia="Times New Roman" w:hAnsi="Times New Roman" w:cs="Times New Roman"/>
+          <w:sz w:val="28"/>
+          <w:szCs w:val="28"/>
+        </w:rPr>
+        <w:t xml:space="preserve"> в Neo4j.</w:t>
       </w:r>
     </w:p>
     <w:p>
@@ -16059,7 +16315,7 @@
           <w:sz w:val="28"/>
           <w:szCs w:val="28"/>
         </w:rPr>
-        <w:t>. In-</w:t>
+        <w:t xml:space="preserve">. </w:t>
       </w:r>
       <w:proofErr w:type="spellStart"/>
       <w:r>
@@ -16068,7 +16324,7 @@
           <w:sz w:val="28"/>
           <w:szCs w:val="28"/>
         </w:rPr>
-        <w:t>memory</w:t>
+        <w:t>In-memory</w:t>
       </w:r>
       <w:proofErr w:type="spellEnd"/>
       <w:r>
@@ -16527,7 +16783,25 @@
           <w:sz w:val="28"/>
           <w:szCs w:val="28"/>
         </w:rPr>
-        <w:t xml:space="preserve"> неоправданна.</w:t>
+        <w:t xml:space="preserve"> </w:t>
+      </w:r>
+      <w:proofErr w:type="spellStart"/>
+      <w:r>
+        <w:rPr>
+          <w:rFonts w:ascii="Times New Roman" w:eastAsia="Times New Roman" w:hAnsi="Times New Roman" w:cs="Times New Roman"/>
+          <w:sz w:val="28"/>
+          <w:szCs w:val="28"/>
+        </w:rPr>
+        <w:t>неоправданна</w:t>
+      </w:r>
+      <w:proofErr w:type="spellEnd"/>
+      <w:r>
+        <w:rPr>
+          <w:rFonts w:ascii="Times New Roman" w:eastAsia="Times New Roman" w:hAnsi="Times New Roman" w:cs="Times New Roman"/>
+          <w:sz w:val="28"/>
+          <w:szCs w:val="28"/>
+        </w:rPr>
+        <w:t>.</w:t>
       </w:r>
     </w:p>
     <w:p>
@@ -16779,7 +17053,7 @@
     </w:p>
     <w:tbl>
       <w:tblPr>
-        <w:tblStyle w:val="TableGrid"/>
+        <w:tblStyle w:val="a5"/>
         <w:tblW w:w="0" w:type="auto"/>
         <w:tblLayout w:type="fixed"/>
         <w:tblLook w:val="04A0" w:firstRow="1" w:lastRow="0" w:firstColumn="1" w:lastColumn="0" w:noHBand="0" w:noVBand="1"/>
@@ -17010,13 +17284,23 @@
                 <w:szCs w:val="24"/>
               </w:rPr>
             </w:pPr>
+            <w:proofErr w:type="spellStart"/>
             <w:r>
               <w:rPr>
                 <w:rFonts w:ascii="Times New Roman" w:eastAsia="Times New Roman" w:hAnsi="Times New Roman" w:cs="Times New Roman"/>
                 <w:sz w:val="24"/>
                 <w:szCs w:val="24"/>
               </w:rPr>
-              <w:t xml:space="preserve">Нативная </w:t>
+              <w:t>Нативная</w:t>
+            </w:r>
+            <w:proofErr w:type="spellEnd"/>
+            <w:r>
+              <w:rPr>
+                <w:rFonts w:ascii="Times New Roman" w:eastAsia="Times New Roman" w:hAnsi="Times New Roman" w:cs="Times New Roman"/>
+                <w:sz w:val="24"/>
+                <w:szCs w:val="24"/>
+              </w:rPr>
+              <w:t xml:space="preserve"> </w:t>
             </w:r>
             <w:proofErr w:type="spellStart"/>
             <w:r>
@@ -18115,13 +18399,23 @@
                 <w:szCs w:val="24"/>
               </w:rPr>
             </w:pPr>
+            <w:proofErr w:type="spellStart"/>
             <w:r>
               <w:rPr>
                 <w:rFonts w:ascii="Times New Roman" w:eastAsia="Times New Roman" w:hAnsi="Times New Roman" w:cs="Times New Roman"/>
                 <w:sz w:val="24"/>
                 <w:szCs w:val="24"/>
               </w:rPr>
-              <w:t xml:space="preserve">Нативная </w:t>
+              <w:t>Нативная</w:t>
+            </w:r>
+            <w:proofErr w:type="spellEnd"/>
+            <w:r>
+              <w:rPr>
+                <w:rFonts w:ascii="Times New Roman" w:eastAsia="Times New Roman" w:hAnsi="Times New Roman" w:cs="Times New Roman"/>
+                <w:sz w:val="24"/>
+                <w:szCs w:val="24"/>
+              </w:rPr>
+              <w:t xml:space="preserve"> </w:t>
             </w:r>
             <w:proofErr w:type="spellStart"/>
             <w:r>
@@ -18371,7 +18665,7 @@
     </w:p>
     <w:p>
       <w:pPr>
-        <w:pStyle w:val="Heading2"/>
+        <w:pStyle w:val="2"/>
         <w:keepNext/>
         <w:keepLines/>
         <w:spacing w:before="240" w:line="240" w:lineRule="auto"/>
@@ -18381,7 +18675,7 @@
           <w:szCs w:val="28"/>
         </w:rPr>
       </w:pPr>
-      <w:bookmarkStart w:id="24" w:name="_Toc230635425"/>
+      <w:bookmarkStart w:id="25" w:name="_Toc230635425"/>
       <w:r>
         <w:rPr>
           <w:b/>
@@ -18404,11 +18698,11 @@
         </w:rPr>
         <w:t>Принцип работы</w:t>
       </w:r>
-      <w:bookmarkEnd w:id="24"/>
+      <w:bookmarkEnd w:id="25"/>
     </w:p>
     <w:p>
       <w:pPr>
-        <w:pStyle w:val="Heading2"/>
+        <w:pStyle w:val="2"/>
         <w:keepNext/>
         <w:keepLines/>
         <w:spacing w:before="240" w:line="240" w:lineRule="auto"/>
@@ -18418,7 +18712,7 @@
           <w:szCs w:val="28"/>
         </w:rPr>
       </w:pPr>
-      <w:bookmarkStart w:id="25" w:name="_Toc230635426"/>
+      <w:bookmarkStart w:id="26" w:name="_Toc230635426"/>
       <w:r>
         <w:rPr>
           <w:b/>
@@ -18454,11 +18748,11 @@
         </w:rPr>
         <w:t xml:space="preserve"> графа</w:t>
       </w:r>
-      <w:bookmarkEnd w:id="25"/>
+      <w:bookmarkEnd w:id="26"/>
     </w:p>
     <w:p>
       <w:pPr>
-        <w:pStyle w:val="Heading2"/>
+        <w:pStyle w:val="2"/>
         <w:keepNext/>
         <w:keepLines/>
         <w:spacing w:before="240" w:line="240" w:lineRule="auto"/>
@@ -18468,7 +18762,7 @@
           <w:szCs w:val="28"/>
         </w:rPr>
       </w:pPr>
-      <w:bookmarkStart w:id="26" w:name="_Toc230635427"/>
+      <w:bookmarkStart w:id="27" w:name="_Toc230635427"/>
       <w:r>
         <w:rPr>
           <w:b/>
@@ -18490,7 +18784,7 @@
         </w:rPr>
         <w:t>Основная часть алгоритма</w:t>
       </w:r>
-      <w:bookmarkEnd w:id="26"/>
+      <w:bookmarkEnd w:id="27"/>
     </w:p>
     <w:p>
       <w:pPr>
@@ -20778,7 +21072,7 @@
     </w:p>
     <w:p>
       <w:pPr>
-        <w:pStyle w:val="Heading2"/>
+        <w:pStyle w:val="2"/>
         <w:keepNext/>
         <w:keepLines/>
         <w:spacing w:before="240" w:line="240" w:lineRule="auto"/>
@@ -20788,7 +21082,7 @@
           <w:szCs w:val="28"/>
         </w:rPr>
       </w:pPr>
-      <w:bookmarkStart w:id="27" w:name="_Toc230635428"/>
+      <w:bookmarkStart w:id="28" w:name="_Toc230635428"/>
       <w:r>
         <w:rPr>
           <w:b/>
@@ -20824,7 +21118,7 @@
         </w:rPr>
         <w:t>Локальный граф</w:t>
       </w:r>
-      <w:bookmarkEnd w:id="27"/>
+      <w:bookmarkEnd w:id="28"/>
     </w:p>
     <w:p>
       <w:pPr>
@@ -21054,7 +21348,7 @@
     </w:p>
     <w:p>
       <w:pPr>
-        <w:pStyle w:val="Heading2"/>
+        <w:pStyle w:val="2"/>
         <w:keepNext/>
         <w:keepLines/>
         <w:spacing w:before="240" w:line="240" w:lineRule="auto"/>
@@ -21064,7 +21358,7 @@
           <w:szCs w:val="28"/>
         </w:rPr>
       </w:pPr>
-      <w:bookmarkStart w:id="28" w:name="_Toc230635429"/>
+      <w:bookmarkStart w:id="29" w:name="_Toc230635429"/>
       <w:r>
         <w:rPr>
           <w:b/>
@@ -21100,7 +21394,7 @@
         </w:rPr>
         <w:t>Глобальный граф</w:t>
       </w:r>
-      <w:bookmarkEnd w:id="28"/>
+      <w:bookmarkEnd w:id="29"/>
     </w:p>
     <w:p>
       <w:pPr>
@@ -21828,7 +22122,7 @@
     </w:p>
     <w:p>
       <w:pPr>
-        <w:pStyle w:val="Heading2"/>
+        <w:pStyle w:val="2"/>
         <w:keepNext/>
         <w:keepLines/>
         <w:spacing w:before="240" w:line="240" w:lineRule="auto"/>
@@ -21838,7 +22132,7 @@
           <w:szCs w:val="28"/>
         </w:rPr>
       </w:pPr>
-      <w:bookmarkStart w:id="29" w:name="_Toc230635430"/>
+      <w:bookmarkStart w:id="30" w:name="_Toc230635430"/>
       <w:r>
         <w:rPr>
           <w:b/>
@@ -21882,7 +22176,7 @@
         </w:rPr>
         <w:t>проверок</w:t>
       </w:r>
-      <w:bookmarkEnd w:id="29"/>
+      <w:bookmarkEnd w:id="30"/>
     </w:p>
     <w:p>
       <w:pPr>
@@ -21965,7 +22259,7 @@
     </w:p>
     <w:p>
       <w:pPr>
-        <w:pStyle w:val="Heading2"/>
+        <w:pStyle w:val="2"/>
         <w:keepNext/>
         <w:keepLines/>
         <w:spacing w:before="240" w:line="240" w:lineRule="auto"/>
@@ -21975,7 +22269,7 @@
           <w:szCs w:val="28"/>
         </w:rPr>
       </w:pPr>
-      <w:bookmarkStart w:id="30" w:name="_Toc230635431"/>
+      <w:bookmarkStart w:id="31" w:name="_Toc230635431"/>
       <w:r>
         <w:rPr>
           <w:b/>
@@ -21997,7 +22291,7 @@
         </w:rPr>
         <w:t>Поиск циклических зависимостей</w:t>
       </w:r>
-      <w:bookmarkEnd w:id="30"/>
+      <w:bookmarkEnd w:id="31"/>
     </w:p>
     <w:p>
       <w:pPr>
@@ -22193,7 +22487,7 @@
     </w:p>
     <w:p>
       <w:pPr>
-        <w:pStyle w:val="Heading2"/>
+        <w:pStyle w:val="2"/>
         <w:keepNext/>
         <w:keepLines/>
         <w:spacing w:before="240" w:line="240" w:lineRule="auto"/>
@@ -22203,7 +22497,7 @@
           <w:szCs w:val="28"/>
         </w:rPr>
       </w:pPr>
-      <w:bookmarkStart w:id="31" w:name="_Toc230635432"/>
+      <w:bookmarkStart w:id="32" w:name="_Toc230635432"/>
       <w:r>
         <w:rPr>
           <w:b/>
@@ -22239,7 +22533,7 @@
         </w:rPr>
         <w:t>Поиск единых точек отказа</w:t>
       </w:r>
-      <w:bookmarkEnd w:id="31"/>
+      <w:bookmarkEnd w:id="32"/>
     </w:p>
     <w:p>
       <w:pPr>
@@ -22463,7 +22757,7 @@
     </w:p>
     <w:p>
       <w:pPr>
-        <w:pStyle w:val="Heading2"/>
+        <w:pStyle w:val="2"/>
         <w:keepNext/>
         <w:keepLines/>
         <w:spacing w:before="240" w:line="240" w:lineRule="auto"/>
@@ -22473,7 +22767,7 @@
           <w:szCs w:val="28"/>
         </w:rPr>
       </w:pPr>
-      <w:bookmarkStart w:id="32" w:name="_Toc230635433"/>
+      <w:bookmarkStart w:id="33" w:name="_Toc230635433"/>
       <w:r>
         <w:rPr>
           <w:b/>
@@ -22521,7 +22815,7 @@
           <w:b/>
           <w:szCs w:val="28"/>
         </w:rPr>
-        <w:t>божественного</w:t>
+        <w:t>божественных</w:t>
       </w:r>
       <w:r>
         <w:rPr>
@@ -22535,9 +22829,16 @@
           <w:b/>
           <w:szCs w:val="28"/>
         </w:rPr>
-        <w:t xml:space="preserve"> объекта</w:t>
-      </w:r>
-      <w:bookmarkEnd w:id="32"/>
+        <w:t xml:space="preserve"> объект</w:t>
+      </w:r>
+      <w:bookmarkEnd w:id="33"/>
+      <w:r>
+        <w:rPr>
+          <w:b/>
+          <w:szCs w:val="28"/>
+        </w:rPr>
+        <w:t>ов</w:t>
+      </w:r>
     </w:p>
     <w:p>
       <w:pPr>
@@ -23163,7 +23464,7 @@
     </w:p>
     <w:p>
       <w:pPr>
-        <w:pStyle w:val="Heading2"/>
+        <w:pStyle w:val="2"/>
         <w:keepNext/>
         <w:keepLines/>
         <w:spacing w:before="240" w:line="240" w:lineRule="auto"/>
@@ -23173,7 +23474,7 @@
           <w:szCs w:val="28"/>
         </w:rPr>
       </w:pPr>
-      <w:bookmarkStart w:id="33" w:name="_Toc230635434"/>
+      <w:bookmarkStart w:id="34" w:name="_Toc230635434"/>
       <w:r>
         <w:rPr>
           <w:b/>
@@ -23202,7 +23503,7 @@
         </w:rPr>
         <w:t xml:space="preserve"> </w:t>
       </w:r>
-      <w:bookmarkEnd w:id="33"/>
+      <w:bookmarkEnd w:id="34"/>
       <w:r>
         <w:rPr>
           <w:b/>
@@ -23222,7 +23523,7 @@
           <w:b/>
           <w:szCs w:val="28"/>
         </w:rPr>
-        <w:t>бутылочного горлышка</w:t>
+        <w:t>бутылочных горлышек</w:t>
       </w:r>
       <w:r>
         <w:rPr>
@@ -23726,7 +24027,7 @@
     </w:p>
     <w:p>
       <w:pPr>
-        <w:pStyle w:val="Heading2"/>
+        <w:pStyle w:val="2"/>
         <w:keepNext/>
         <w:keepLines/>
         <w:spacing w:before="240" w:line="240" w:lineRule="auto"/>
@@ -23736,7 +24037,7 @@
           <w:szCs w:val="28"/>
         </w:rPr>
       </w:pPr>
-      <w:bookmarkStart w:id="34" w:name="_Toc230635435"/>
+      <w:bookmarkStart w:id="35" w:name="_Toc230635435"/>
       <w:r>
         <w:rPr>
           <w:b/>
@@ -23772,14 +24073,14 @@
         </w:rPr>
         <w:t xml:space="preserve">Поиск </w:t>
       </w:r>
-      <w:bookmarkEnd w:id="34"/>
+      <w:bookmarkEnd w:id="35"/>
       <w:proofErr w:type="spellStart"/>
       <w:r>
         <w:rPr>
           <w:b/>
           <w:szCs w:val="28"/>
         </w:rPr>
-        <w:t>cкрытого</w:t>
+        <w:t>cкрытых</w:t>
       </w:r>
       <w:proofErr w:type="spellEnd"/>
       <w:r>
@@ -23787,7 +24088,7 @@
           <w:b/>
           <w:szCs w:val="28"/>
         </w:rPr>
-        <w:t xml:space="preserve"> совместного использования</w:t>
+        <w:t xml:space="preserve"> совместных использований</w:t>
       </w:r>
       <w:r>
         <w:rPr>
@@ -24193,7 +24494,7 @@
     </w:p>
     <w:p>
       <w:pPr>
-        <w:pStyle w:val="Heading2"/>
+        <w:pStyle w:val="2"/>
         <w:keepNext/>
         <w:keepLines/>
         <w:spacing w:before="240" w:line="240" w:lineRule="auto"/>
@@ -24203,7 +24504,7 @@
           <w:szCs w:val="28"/>
         </w:rPr>
       </w:pPr>
-      <w:bookmarkStart w:id="35" w:name="_Toc230635436"/>
+      <w:bookmarkStart w:id="36" w:name="_Toc230635436"/>
       <w:r>
         <w:rPr>
           <w:b/>
@@ -24232,13 +24533,20 @@
         </w:rPr>
         <w:t xml:space="preserve"> </w:t>
       </w:r>
-      <w:bookmarkEnd w:id="35"/>
+      <w:bookmarkEnd w:id="36"/>
       <w:r>
         <w:rPr>
           <w:b/>
           <w:szCs w:val="28"/>
         </w:rPr>
-        <w:t>Поиск нарушения сетевого периметра</w:t>
+        <w:t>Поиск нарушений</w:t>
+      </w:r>
+      <w:r>
+        <w:rPr>
+          <w:b/>
+          <w:szCs w:val="28"/>
+        </w:rPr>
+        <w:t xml:space="preserve"> сетевого периметра</w:t>
       </w:r>
     </w:p>
     <w:p>
@@ -24907,7 +25215,7 @@
     </w:p>
     <w:tbl>
       <w:tblPr>
-        <w:tblStyle w:val="TableGrid"/>
+        <w:tblStyle w:val="a5"/>
         <w:tblW w:w="0" w:type="auto"/>
         <w:tblLook w:val="04A0" w:firstRow="1" w:lastRow="0" w:firstColumn="1" w:lastColumn="0" w:noHBand="0" w:noVBand="1"/>
       </w:tblPr>
@@ -25180,7 +25488,7 @@
                 <w:sz w:val="24"/>
                 <w:szCs w:val="24"/>
               </w:rPr>
-              <w:t>божественного</w:t>
+              <w:t>божественных</w:t>
             </w:r>
             <w:r>
               <w:rPr>
@@ -25199,7 +25507,7 @@
                 <w:sz w:val="24"/>
                 <w:szCs w:val="24"/>
               </w:rPr>
-              <w:t xml:space="preserve"> объекта</w:t>
+              <w:t xml:space="preserve"> объектов</w:t>
             </w:r>
           </w:p>
         </w:tc>
@@ -25308,7 +25616,7 @@
                 <w:sz w:val="24"/>
                 <w:szCs w:val="24"/>
               </w:rPr>
-              <w:t>бутылочного горлышка</w:t>
+              <w:t>бутылочных горлышек</w:t>
             </w:r>
             <w:r>
               <w:rPr>
@@ -25427,7 +25735,7 @@
                 <w:sz w:val="24"/>
                 <w:szCs w:val="24"/>
               </w:rPr>
-              <w:t>скрытого совместного использования</w:t>
+              <w:t>скрытых совместных использований</w:t>
             </w:r>
             <w:r>
               <w:rPr>
@@ -25509,7 +25817,16 @@
                 <w:sz w:val="24"/>
                 <w:szCs w:val="24"/>
               </w:rPr>
-              <w:t>Поиск нарушения сетевого периметра</w:t>
+              <w:t>Поиск нарушений</w:t>
+            </w:r>
+            <w:r>
+              <w:rPr>
+                <w:rFonts w:ascii="Times New Roman" w:eastAsia="Times New Roman" w:hAnsi="Times New Roman" w:cs="Times New Roman"/>
+                <w:b/>
+                <w:sz w:val="24"/>
+                <w:szCs w:val="24"/>
+              </w:rPr>
+              <w:t xml:space="preserve"> сетевого периметра</w:t>
             </w:r>
           </w:p>
         </w:tc>
@@ -25779,7 +26096,7 @@
     </w:p>
     <w:p>
       <w:pPr>
-        <w:pStyle w:val="Heading2"/>
+        <w:pStyle w:val="2"/>
         <w:keepNext/>
         <w:keepLines/>
         <w:spacing w:before="240" w:line="240" w:lineRule="auto"/>
@@ -25789,7 +26106,7 @@
           <w:szCs w:val="28"/>
         </w:rPr>
       </w:pPr>
-      <w:bookmarkStart w:id="36" w:name="_Toc230635437"/>
+      <w:bookmarkStart w:id="37" w:name="_Toc230635437"/>
       <w:r>
         <w:rPr>
           <w:b/>
@@ -25818,7 +26135,7 @@
         </w:rPr>
         <w:t>технологий</w:t>
       </w:r>
-      <w:bookmarkEnd w:id="36"/>
+      <w:bookmarkEnd w:id="37"/>
     </w:p>
     <w:p>
       <w:pPr>
@@ -25842,7 +26159,7 @@
     </w:p>
     <w:p>
       <w:pPr>
-        <w:pStyle w:val="Heading2"/>
+        <w:pStyle w:val="2"/>
         <w:keepNext/>
         <w:keepLines/>
         <w:spacing w:before="240" w:line="240" w:lineRule="auto"/>
@@ -25852,7 +26169,7 @@
           <w:szCs w:val="28"/>
         </w:rPr>
       </w:pPr>
-      <w:bookmarkStart w:id="37" w:name="_Toc230635438"/>
+      <w:bookmarkStart w:id="38" w:name="_Toc230635438"/>
       <w:r>
         <w:rPr>
           <w:b/>
@@ -25904,7 +26221,7 @@
         </w:rPr>
         <w:t xml:space="preserve"> база данных Neo4j</w:t>
       </w:r>
-      <w:bookmarkEnd w:id="37"/>
+      <w:bookmarkEnd w:id="38"/>
     </w:p>
     <w:p>
       <w:pPr>
@@ -26063,7 +26380,25 @@
           <w:sz w:val="28"/>
           <w:szCs w:val="28"/>
         </w:rPr>
-        <w:t xml:space="preserve"> On </w:t>
+        <w:t xml:space="preserve"> </w:t>
+      </w:r>
+      <w:proofErr w:type="spellStart"/>
+      <w:r>
+        <w:rPr>
+          <w:rFonts w:ascii="Times New Roman" w:eastAsia="Times New Roman" w:hAnsi="Times New Roman" w:cs="Times New Roman"/>
+          <w:sz w:val="28"/>
+          <w:szCs w:val="28"/>
+        </w:rPr>
+        <w:t>On</w:t>
+      </w:r>
+      <w:proofErr w:type="spellEnd"/>
+      <w:r>
+        <w:rPr>
+          <w:rFonts w:ascii="Times New Roman" w:eastAsia="Times New Roman" w:hAnsi="Times New Roman" w:cs="Times New Roman"/>
+          <w:sz w:val="28"/>
+          <w:szCs w:val="28"/>
+        </w:rPr>
+        <w:t xml:space="preserve"> </w:t>
       </w:r>
       <w:proofErr w:type="spellStart"/>
       <w:r>
@@ -26145,23 +26480,13 @@
         <w:t xml:space="preserve">нения путей </w:t>
       </w:r>
       <w:proofErr w:type="spellStart"/>
-      <w:proofErr w:type="gramStart"/>
-      <w:r>
-        <w:rPr>
-          <w:rFonts w:ascii="Times New Roman" w:eastAsia="Times New Roman" w:hAnsi="Times New Roman" w:cs="Times New Roman"/>
-          <w:sz w:val="28"/>
-          <w:szCs w:val="28"/>
-        </w:rPr>
-        <w:t>apoc.path</w:t>
-      </w:r>
-      <w:proofErr w:type="gramEnd"/>
-      <w:r>
-        <w:rPr>
-          <w:rFonts w:ascii="Times New Roman" w:eastAsia="Times New Roman" w:hAnsi="Times New Roman" w:cs="Times New Roman"/>
-          <w:sz w:val="28"/>
-          <w:szCs w:val="28"/>
-        </w:rPr>
-        <w:t>.combine</w:t>
+      <w:r>
+        <w:rPr>
+          <w:rFonts w:ascii="Times New Roman" w:eastAsia="Times New Roman" w:hAnsi="Times New Roman" w:cs="Times New Roman"/>
+          <w:sz w:val="28"/>
+          <w:szCs w:val="28"/>
+        </w:rPr>
+        <w:t>apoc.path.combine</w:t>
       </w:r>
       <w:proofErr w:type="spellEnd"/>
       <w:r>
@@ -26251,7 +26576,6 @@
         <w:t xml:space="preserve"> и алгоритм центральности по степени </w:t>
       </w:r>
       <w:proofErr w:type="spellStart"/>
-      <w:proofErr w:type="gramStart"/>
       <w:r>
         <w:rPr>
           <w:rFonts w:ascii="Times New Roman" w:eastAsia="Times New Roman" w:hAnsi="Times New Roman" w:cs="Times New Roman"/>
@@ -26261,7 +26585,6 @@
         <w:t>gds.degree</w:t>
       </w:r>
       <w:proofErr w:type="spellEnd"/>
-      <w:proofErr w:type="gramEnd"/>
       <w:r>
         <w:rPr>
           <w:rFonts w:ascii="Times New Roman" w:eastAsia="Times New Roman" w:hAnsi="Times New Roman" w:cs="Times New Roman"/>
@@ -26273,7 +26596,7 @@
     </w:p>
     <w:p>
       <w:pPr>
-        <w:pStyle w:val="Heading2"/>
+        <w:pStyle w:val="2"/>
         <w:keepNext/>
         <w:keepLines/>
         <w:spacing w:before="240" w:line="240" w:lineRule="auto"/>
@@ -26283,7 +26606,7 @@
           <w:szCs w:val="28"/>
         </w:rPr>
       </w:pPr>
-      <w:bookmarkStart w:id="38" w:name="_Toc230635439"/>
+      <w:bookmarkStart w:id="39" w:name="_Toc230635439"/>
       <w:r>
         <w:rPr>
           <w:b/>
@@ -26327,7 +26650,7 @@
         </w:rPr>
         <w:t>Structurizr</w:t>
       </w:r>
-      <w:bookmarkEnd w:id="38"/>
+      <w:bookmarkEnd w:id="39"/>
       <w:proofErr w:type="spellEnd"/>
     </w:p>
     <w:p>
@@ -26365,7 +26688,7 @@
           <w:sz w:val="28"/>
           <w:szCs w:val="28"/>
         </w:rPr>
-        <w:t xml:space="preserve">. Он предоставляет выразительный DSL (Domain </w:t>
+        <w:t>. Он предоставляет выразительный DSL (</w:t>
       </w:r>
       <w:proofErr w:type="spellStart"/>
       <w:r>
@@ -26374,6 +26697,24 @@
           <w:sz w:val="28"/>
           <w:szCs w:val="28"/>
         </w:rPr>
+        <w:t>Domain</w:t>
+      </w:r>
+      <w:proofErr w:type="spellEnd"/>
+      <w:r>
+        <w:rPr>
+          <w:rFonts w:ascii="Times New Roman" w:eastAsia="Times New Roman" w:hAnsi="Times New Roman" w:cs="Times New Roman"/>
+          <w:sz w:val="28"/>
+          <w:szCs w:val="28"/>
+        </w:rPr>
+        <w:t xml:space="preserve"> </w:t>
+      </w:r>
+      <w:proofErr w:type="spellStart"/>
+      <w:r>
+        <w:rPr>
+          <w:rFonts w:ascii="Times New Roman" w:eastAsia="Times New Roman" w:hAnsi="Times New Roman" w:cs="Times New Roman"/>
+          <w:sz w:val="28"/>
+          <w:szCs w:val="28"/>
+        </w:rPr>
         <w:t>Specific</w:t>
       </w:r>
       <w:proofErr w:type="spellEnd"/>
@@ -26383,7 +26724,25 @@
           <w:sz w:val="28"/>
           <w:szCs w:val="28"/>
         </w:rPr>
-        <w:t xml:space="preserve"> Language) на основе языка программирования или текстовый формат, позволяющий описывать системы, контейнеры, компоненты и их взаимосвязи. Ключевой особенностью </w:t>
+        <w:t xml:space="preserve"> </w:t>
+      </w:r>
+      <w:proofErr w:type="spellStart"/>
+      <w:r>
+        <w:rPr>
+          <w:rFonts w:ascii="Times New Roman" w:eastAsia="Times New Roman" w:hAnsi="Times New Roman" w:cs="Times New Roman"/>
+          <w:sz w:val="28"/>
+          <w:szCs w:val="28"/>
+        </w:rPr>
+        <w:t>Language</w:t>
+      </w:r>
+      <w:proofErr w:type="spellEnd"/>
+      <w:r>
+        <w:rPr>
+          <w:rFonts w:ascii="Times New Roman" w:eastAsia="Times New Roman" w:hAnsi="Times New Roman" w:cs="Times New Roman"/>
+          <w:sz w:val="28"/>
+          <w:szCs w:val="28"/>
+        </w:rPr>
+        <w:t xml:space="preserve">) на основе языка программирования или текстовый формат, позволяющий описывать системы, контейнеры, компоненты и их взаимосвязи. Ключевой особенностью </w:t>
       </w:r>
       <w:proofErr w:type="spellStart"/>
       <w:r>
@@ -26476,7 +26835,7 @@
     </w:p>
     <w:p>
       <w:pPr>
-        <w:pStyle w:val="Heading2"/>
+        <w:pStyle w:val="2"/>
         <w:keepNext/>
         <w:keepLines/>
         <w:spacing w:before="240" w:line="240" w:lineRule="auto"/>
@@ -26486,7 +26845,7 @@
           <w:szCs w:val="28"/>
         </w:rPr>
       </w:pPr>
-      <w:bookmarkStart w:id="39" w:name="_Toc230635440"/>
+      <w:bookmarkStart w:id="40" w:name="_Toc230635440"/>
       <w:r>
         <w:rPr>
           <w:b/>
@@ -26529,7 +26888,7 @@
         </w:rPr>
         <w:t>Java и Spring</w:t>
       </w:r>
-      <w:bookmarkEnd w:id="39"/>
+      <w:bookmarkEnd w:id="40"/>
     </w:p>
     <w:p>
       <w:pPr>
@@ -26726,7 +27085,7 @@
     </w:p>
     <w:p>
       <w:pPr>
-        <w:pStyle w:val="Heading2"/>
+        <w:pStyle w:val="2"/>
         <w:keepNext/>
         <w:keepLines/>
         <w:spacing w:before="240" w:line="240" w:lineRule="auto"/>
@@ -26736,7 +27095,7 @@
           <w:szCs w:val="28"/>
         </w:rPr>
       </w:pPr>
-      <w:bookmarkStart w:id="40" w:name="_Toc230635441"/>
+      <w:bookmarkStart w:id="41" w:name="_Toc230635441"/>
       <w:r>
         <w:rPr>
           <w:b/>
@@ -26781,7 +27140,7 @@
         </w:rPr>
         <w:t>TypeScript</w:t>
       </w:r>
-      <w:bookmarkEnd w:id="40"/>
+      <w:bookmarkEnd w:id="41"/>
       <w:proofErr w:type="spellEnd"/>
     </w:p>
     <w:p>
@@ -26938,7 +27297,7 @@
     </w:p>
     <w:p>
       <w:pPr>
-        <w:pStyle w:val="Heading2"/>
+        <w:pStyle w:val="2"/>
         <w:keepNext/>
         <w:keepLines/>
         <w:spacing w:before="240" w:line="240" w:lineRule="auto"/>
@@ -26948,7 +27307,7 @@
           <w:szCs w:val="28"/>
         </w:rPr>
       </w:pPr>
-      <w:bookmarkStart w:id="41" w:name="_Toc230635442"/>
+      <w:bookmarkStart w:id="42" w:name="_Toc230635442"/>
       <w:r>
         <w:rPr>
           <w:b/>
@@ -26985,7 +27344,7 @@
         </w:rPr>
         <w:t>Docker</w:t>
       </w:r>
-      <w:bookmarkEnd w:id="41"/>
+      <w:bookmarkEnd w:id="42"/>
     </w:p>
     <w:p>
       <w:pPr>
@@ -27065,6 +27424,7 @@
         </w:rPr>
         <w:t xml:space="preserve">-приложение), </w:t>
       </w:r>
+      <w:proofErr w:type="spellStart"/>
       <w:r>
         <w:rPr>
           <w:rFonts w:ascii="Times New Roman" w:eastAsia="Times New Roman" w:hAnsi="Times New Roman" w:cs="Times New Roman"/>
@@ -27079,7 +27439,16 @@
           <w:sz w:val="28"/>
           <w:szCs w:val="28"/>
         </w:rPr>
-        <w:t>ронтенд (</w:t>
+        <w:t>ронтенд</w:t>
+      </w:r>
+      <w:proofErr w:type="spellEnd"/>
+      <w:r>
+        <w:rPr>
+          <w:rFonts w:ascii="Times New Roman" w:eastAsia="Times New Roman" w:hAnsi="Times New Roman" w:cs="Times New Roman"/>
+          <w:sz w:val="28"/>
+          <w:szCs w:val="28"/>
+        </w:rPr>
+        <w:t xml:space="preserve"> (</w:t>
       </w:r>
       <w:proofErr w:type="spellStart"/>
       <w:r>
@@ -27270,7 +27639,7 @@
     </w:p>
     <w:p>
       <w:pPr>
-        <w:pStyle w:val="Heading1"/>
+        <w:pStyle w:val="1"/>
         <w:pageBreakBefore/>
         <w:spacing w:before="360" w:after="240" w:line="240" w:lineRule="auto"/>
         <w:jc w:val="center"/>
@@ -27282,7 +27651,7 @@
           <w:szCs w:val="28"/>
         </w:rPr>
       </w:pPr>
-      <w:bookmarkStart w:id="42" w:name="_Toc230635443"/>
+      <w:bookmarkStart w:id="43" w:name="_Toc230635443"/>
       <w:r>
         <w:rPr>
           <w:rFonts w:ascii="Times New Roman" w:eastAsia="Times New Roman" w:hAnsi="Times New Roman" w:cs="Times New Roman"/>
@@ -27324,11 +27693,11 @@
         </w:rPr>
         <w:t>ТЕСТИРОВАНИЕ</w:t>
       </w:r>
-      <w:bookmarkEnd w:id="42"/>
+      <w:bookmarkEnd w:id="43"/>
     </w:p>
     <w:p>
       <w:pPr>
-        <w:pStyle w:val="Heading2"/>
+        <w:pStyle w:val="2"/>
         <w:keepNext/>
         <w:keepLines/>
         <w:spacing w:before="240" w:line="240" w:lineRule="auto"/>
@@ -27338,7 +27707,7 @@
           <w:szCs w:val="28"/>
         </w:rPr>
       </w:pPr>
-      <w:bookmarkStart w:id="43" w:name="_Toc230635444"/>
+      <w:bookmarkStart w:id="44" w:name="_Toc230635444"/>
       <w:r>
         <w:rPr>
           <w:b/>
@@ -27353,7 +27722,7 @@
         </w:rPr>
         <w:t>Исходный код программного обеспечения</w:t>
       </w:r>
-      <w:bookmarkEnd w:id="43"/>
+      <w:bookmarkEnd w:id="44"/>
     </w:p>
     <w:p>
       <w:pPr>
@@ -27390,8 +27759,18 @@
           <w:sz w:val="28"/>
           <w:szCs w:val="28"/>
         </w:rPr>
-        <w:t xml:space="preserve"> компании Beeline</w:t>
-      </w:r>
+        <w:t xml:space="preserve"> компании </w:t>
+      </w:r>
+      <w:proofErr w:type="spellStart"/>
+      <w:r>
+        <w:rPr>
+          <w:rFonts w:ascii="Times New Roman" w:eastAsia="Times New Roman" w:hAnsi="Times New Roman" w:cs="Times New Roman"/>
+          <w:sz w:val="28"/>
+          <w:szCs w:val="28"/>
+        </w:rPr>
+        <w:t>Beeline</w:t>
+      </w:r>
+      <w:proofErr w:type="spellEnd"/>
       <w:r>
         <w:rPr>
           <w:rFonts w:ascii="Times New Roman" w:eastAsia="Times New Roman" w:hAnsi="Times New Roman" w:cs="Times New Roman"/>
@@ -28631,19 +29010,9 @@
           <w:sz w:val="28"/>
           <w:szCs w:val="28"/>
         </w:rPr>
-        <w:t>.architecting_</w:t>
-      </w:r>
-      <w:proofErr w:type="gramStart"/>
-      <w:r>
-        <w:rPr>
-          <w:rFonts w:ascii="Times New Roman" w:eastAsia="Times New Roman" w:hAnsi="Times New Roman" w:cs="Times New Roman"/>
-          <w:sz w:val="28"/>
-          <w:szCs w:val="28"/>
-        </w:rPr>
-        <w:t>graph.model</w:t>
+        <w:t>.architecting_graph.model</w:t>
       </w:r>
       <w:proofErr w:type="spellEnd"/>
-      <w:proofErr w:type="gramEnd"/>
       <w:r>
         <w:rPr>
           <w:rFonts w:ascii="Times New Roman" w:eastAsia="Times New Roman" w:hAnsi="Times New Roman" w:cs="Times New Roman"/>
@@ -28671,6 +29040,7 @@
         </w:rPr>
         <w:t xml:space="preserve">, содержащий вложенный объект </w:t>
       </w:r>
+      <w:proofErr w:type="spellStart"/>
       <w:r>
         <w:rPr>
           <w:rFonts w:ascii="Times New Roman" w:eastAsia="Times New Roman" w:hAnsi="Times New Roman" w:cs="Times New Roman"/>
@@ -28680,6 +29050,7 @@
         </w:rPr>
         <w:t>Model</w:t>
       </w:r>
+      <w:proofErr w:type="spellEnd"/>
       <w:r>
         <w:rPr>
           <w:rFonts w:ascii="Times New Roman" w:eastAsia="Times New Roman" w:hAnsi="Times New Roman" w:cs="Times New Roman"/>
@@ -29944,6 +30315,7 @@
         </w:rPr>
         <w:t xml:space="preserve"> — это обеспечивает пространственную изоляцию систем в едином графе без коллизий. После обхода всей иерархии системы, контейнеров и компонентов выполняется отдельный проход по узлам развёртывания и формирование связей типа </w:t>
       </w:r>
+      <w:proofErr w:type="spellStart"/>
       <w:r>
         <w:rPr>
           <w:rFonts w:ascii="Times New Roman" w:eastAsia="Times New Roman" w:hAnsi="Times New Roman" w:cs="Times New Roman"/>
@@ -29953,6 +30325,7 @@
         </w:rPr>
         <w:t>Child</w:t>
       </w:r>
+      <w:proofErr w:type="spellEnd"/>
       <w:r>
         <w:rPr>
           <w:rFonts w:ascii="Times New Roman" w:eastAsia="Times New Roman" w:hAnsi="Times New Roman" w:cs="Times New Roman"/>
@@ -30035,7 +30408,7 @@
           <w:sz w:val="28"/>
           <w:szCs w:val="28"/>
         </w:rPr>
-        <w:t xml:space="preserve">-запросы сгруппированы по специализированным репозиториям в пакете </w:t>
+        <w:t xml:space="preserve">-запросы сгруппированы по специализированным </w:t>
       </w:r>
       <w:proofErr w:type="spellStart"/>
       <w:r>
@@ -30044,6 +30417,24 @@
           <w:sz w:val="28"/>
           <w:szCs w:val="28"/>
         </w:rPr>
+        <w:t>репозиториям</w:t>
+      </w:r>
+      <w:proofErr w:type="spellEnd"/>
+      <w:r>
+        <w:rPr>
+          <w:rFonts w:ascii="Times New Roman" w:eastAsia="Times New Roman" w:hAnsi="Times New Roman" w:cs="Times New Roman"/>
+          <w:sz w:val="28"/>
+          <w:szCs w:val="28"/>
+        </w:rPr>
+        <w:t xml:space="preserve"> в пакете </w:t>
+      </w:r>
+      <w:proofErr w:type="spellStart"/>
+      <w:r>
+        <w:rPr>
+          <w:rFonts w:ascii="Times New Roman" w:eastAsia="Times New Roman" w:hAnsi="Times New Roman" w:cs="Times New Roman"/>
+          <w:sz w:val="28"/>
+          <w:szCs w:val="28"/>
+        </w:rPr>
         <w:t>repository</w:t>
       </w:r>
       <w:proofErr w:type="spellEnd"/>
@@ -30072,7 +30463,25 @@
           <w:sz w:val="28"/>
           <w:szCs w:val="28"/>
         </w:rPr>
-        <w:t xml:space="preserve">, содержащий универсальные операции: проверку существования узла, его создание, чтение и запись произвольного свойства, а также удаление всего графа по тегу. Специализированные репозитории — </w:t>
+        <w:t xml:space="preserve">, содержащий универсальные операции: проверку существования узла, его создание, чтение и запись произвольного свойства, а также удаление всего графа по тегу. Специализированные </w:t>
+      </w:r>
+      <w:proofErr w:type="spellStart"/>
+      <w:r>
+        <w:rPr>
+          <w:rFonts w:ascii="Times New Roman" w:eastAsia="Times New Roman" w:hAnsi="Times New Roman" w:cs="Times New Roman"/>
+          <w:sz w:val="28"/>
+          <w:szCs w:val="28"/>
+        </w:rPr>
+        <w:t>репозитории</w:t>
+      </w:r>
+      <w:proofErr w:type="spellEnd"/>
+      <w:r>
+        <w:rPr>
+          <w:rFonts w:ascii="Times New Roman" w:eastAsia="Times New Roman" w:hAnsi="Times New Roman" w:cs="Times New Roman"/>
+          <w:sz w:val="28"/>
+          <w:szCs w:val="28"/>
+        </w:rPr>
+        <w:t xml:space="preserve"> — </w:t>
       </w:r>
       <w:proofErr w:type="spellStart"/>
       <w:r>
@@ -30334,7 +30743,25 @@
           <w:sz w:val="28"/>
           <w:szCs w:val="28"/>
         </w:rPr>
-        <w:t xml:space="preserve">. Каждая проверка имеет сопутствующий класс-парсер параметров (например, </w:t>
+        <w:t>. Каждая проверка имеет сопутствующий класс-</w:t>
+      </w:r>
+      <w:proofErr w:type="spellStart"/>
+      <w:r>
+        <w:rPr>
+          <w:rFonts w:ascii="Times New Roman" w:eastAsia="Times New Roman" w:hAnsi="Times New Roman" w:cs="Times New Roman"/>
+          <w:sz w:val="28"/>
+          <w:szCs w:val="28"/>
+        </w:rPr>
+        <w:t>парсер</w:t>
+      </w:r>
+      <w:proofErr w:type="spellEnd"/>
+      <w:r>
+        <w:rPr>
+          <w:rFonts w:ascii="Times New Roman" w:eastAsia="Times New Roman" w:hAnsi="Times New Roman" w:cs="Times New Roman"/>
+          <w:sz w:val="28"/>
+          <w:szCs w:val="28"/>
+        </w:rPr>
+        <w:t xml:space="preserve"> параметров (например, </w:t>
       </w:r>
       <w:proofErr w:type="spellStart"/>
       <w:r>
@@ -30724,15 +31151,20 @@
     </w:p>
     <w:p>
       <w:pPr>
-        <w:spacing w:after="0" w:line="360" w:lineRule="auto"/>
-        <w:ind w:firstLine="709"/>
-        <w:jc w:val="both"/>
-        <w:rPr>
-          <w:rFonts w:ascii="Times New Roman" w:eastAsia="Times New Roman" w:hAnsi="Times New Roman" w:cs="Times New Roman"/>
-          <w:sz w:val="28"/>
-          <w:szCs w:val="28"/>
-        </w:rPr>
-      </w:pPr>
+        <w:rPr>
+          <w:rFonts w:ascii="Times New Roman" w:eastAsia="Times New Roman" w:hAnsi="Times New Roman" w:cs="Times New Roman"/>
+          <w:sz w:val="28"/>
+          <w:szCs w:val="28"/>
+        </w:rPr>
+      </w:pPr>
+      <w:r>
+        <w:rPr>
+          <w:rFonts w:ascii="Times New Roman" w:eastAsia="Times New Roman" w:hAnsi="Times New Roman" w:cs="Times New Roman"/>
+          <w:sz w:val="28"/>
+          <w:szCs w:val="28"/>
+        </w:rPr>
+        <w:br w:type="page"/>
+      </w:r>
     </w:p>
     <w:p>
       <w:pPr>
@@ -30752,6 +31184,7 @@
           <w:sz w:val="28"/>
           <w:szCs w:val="28"/>
         </w:rPr>
+        <w:lastRenderedPageBreak/>
         <w:drawing>
           <wp:inline distT="0" distB="0" distL="0" distR="0" wp14:anchorId="110E0308" wp14:editId="6F4E30AC">
             <wp:extent cx="5149850" cy="1524373"/>
@@ -30806,7 +31239,6 @@
           <w:sz w:val="28"/>
           <w:szCs w:val="28"/>
         </w:rPr>
-        <w:lastRenderedPageBreak/>
         <w:t>Рисунок 17</w:t>
       </w:r>
       <w:r>
@@ -31195,6 +31627,7 @@
           <w:sz w:val="28"/>
           <w:szCs w:val="28"/>
         </w:rPr>
+        <w:lastRenderedPageBreak/>
         <w:t xml:space="preserve">Поиск скрытого совместного использования инфраструктуры находит узлы развёртывания, достижимые через транзитивные связи </w:t>
       </w:r>
       <w:r>
@@ -31220,16 +31653,7 @@
           <w:sz w:val="28"/>
           <w:szCs w:val="28"/>
         </w:rPr>
-        <w:t xml:space="preserve">способны вызвать каскадный </w:t>
-      </w:r>
-      <w:r>
-        <w:rPr>
-          <w:rFonts w:ascii="Times New Roman" w:eastAsia="Times New Roman" w:hAnsi="Times New Roman" w:cs="Times New Roman"/>
-          <w:sz w:val="28"/>
-          <w:szCs w:val="28"/>
-        </w:rPr>
-        <w:lastRenderedPageBreak/>
-        <w:t xml:space="preserve">сбой.  Данная проверка осуществляется с помощью метода </w:t>
+        <w:t xml:space="preserve">способны вызвать каскадный сбой.  Данная проверка осуществляется с помощью метода </w:t>
       </w:r>
       <w:proofErr w:type="spellStart"/>
       <w:r>
@@ -31637,6 +32061,7 @@
           <w:sz w:val="28"/>
           <w:szCs w:val="28"/>
         </w:rPr>
+        <w:lastRenderedPageBreak/>
         <w:drawing>
           <wp:inline distT="0" distB="0" distL="0" distR="0" wp14:anchorId="2C55A320" wp14:editId="70E45858">
             <wp:extent cx="5195570" cy="3861422"/>
@@ -31747,7 +32172,6 @@
           <w:sz w:val="28"/>
           <w:szCs w:val="28"/>
         </w:rPr>
-        <w:lastRenderedPageBreak/>
         <w:t xml:space="preserve">Таймаут в </w:t>
       </w:r>
       <w:r>
@@ -32104,7 +32528,26 @@
           <w:sz w:val="28"/>
           <w:szCs w:val="28"/>
         </w:rPr>
-        <w:t xml:space="preserve">Результаты каждого вида анализа отображаются специализированным рендерером в функции </w:t>
+        <w:lastRenderedPageBreak/>
+        <w:t xml:space="preserve">Результаты каждого вида анализа отображаются специализированным </w:t>
+      </w:r>
+      <w:proofErr w:type="spellStart"/>
+      <w:r>
+        <w:rPr>
+          <w:rFonts w:ascii="Times New Roman" w:eastAsia="Times New Roman" w:hAnsi="Times New Roman" w:cs="Times New Roman"/>
+          <w:sz w:val="28"/>
+          <w:szCs w:val="28"/>
+        </w:rPr>
+        <w:t>рендерером</w:t>
+      </w:r>
+      <w:proofErr w:type="spellEnd"/>
+      <w:r>
+        <w:rPr>
+          <w:rFonts w:ascii="Times New Roman" w:eastAsia="Times New Roman" w:hAnsi="Times New Roman" w:cs="Times New Roman"/>
+          <w:sz w:val="28"/>
+          <w:szCs w:val="28"/>
+        </w:rPr>
+        <w:t xml:space="preserve"> в функции </w:t>
       </w:r>
       <w:proofErr w:type="spellStart"/>
       <w:r>
@@ -32352,7 +32795,7 @@
     </w:p>
     <w:p>
       <w:pPr>
-        <w:pStyle w:val="Heading2"/>
+        <w:pStyle w:val="2"/>
         <w:keepNext/>
         <w:keepLines/>
         <w:spacing w:before="240" w:line="240" w:lineRule="auto"/>
@@ -32362,7 +32805,7 @@
           <w:szCs w:val="28"/>
         </w:rPr>
       </w:pPr>
-      <w:bookmarkStart w:id="44" w:name="_Toc230635445"/>
+      <w:bookmarkStart w:id="45" w:name="_Toc230635445"/>
       <w:r>
         <w:rPr>
           <w:b/>
@@ -32391,7 +32834,7 @@
         </w:rPr>
         <w:t>взаимодействия компонентов</w:t>
       </w:r>
-      <w:bookmarkEnd w:id="44"/>
+      <w:bookmarkEnd w:id="45"/>
     </w:p>
     <w:p>
       <w:pPr>
@@ -32459,16 +32902,7 @@
           <w:sz w:val="28"/>
           <w:szCs w:val="28"/>
         </w:rPr>
-        <w:t xml:space="preserve">, серверную часть на </w:t>
-      </w:r>
-      <w:r>
-        <w:rPr>
-          <w:rFonts w:ascii="Times New Roman" w:eastAsia="Times New Roman" w:hAnsi="Times New Roman" w:cs="Times New Roman"/>
-          <w:sz w:val="28"/>
-          <w:szCs w:val="28"/>
-        </w:rPr>
-        <w:lastRenderedPageBreak/>
-        <w:t xml:space="preserve">Java с использованием фреймворка Spring, а также базу данных Neo4j, которая выступает в роли хранилища </w:t>
+        <w:t xml:space="preserve">, серверную часть на Java с использованием фреймворка Spring, а также базу данных Neo4j, которая выступает в роли хранилища </w:t>
       </w:r>
       <w:proofErr w:type="spellStart"/>
       <w:r>
@@ -32718,7 +33152,16 @@
           <w:sz w:val="28"/>
           <w:szCs w:val="28"/>
         </w:rPr>
-        <w:t>Запрос на проверку также передаётся через браузер в клиентскую часть, которая вызывает соответствующий метод серверного API: /</w:t>
+        <w:t xml:space="preserve">Запрос на </w:t>
+      </w:r>
+      <w:r>
+        <w:rPr>
+          <w:rFonts w:ascii="Times New Roman" w:eastAsia="Times New Roman" w:hAnsi="Times New Roman" w:cs="Times New Roman"/>
+          <w:sz w:val="28"/>
+          <w:szCs w:val="28"/>
+        </w:rPr>
+        <w:lastRenderedPageBreak/>
+        <w:t>проверку также передаётся через браузер в клиентскую часть, которая вызывает соответствующий метод серверного API: /</w:t>
       </w:r>
       <w:proofErr w:type="spellStart"/>
       <w:r>
@@ -32859,16 +33302,7 @@
           <w:sz w:val="28"/>
           <w:szCs w:val="28"/>
         </w:rPr>
-        <w:t xml:space="preserve"> Пользователь может переключаться между </w:t>
-      </w:r>
-      <w:r>
-        <w:rPr>
-          <w:rFonts w:ascii="Times New Roman" w:eastAsia="Times New Roman" w:hAnsi="Times New Roman" w:cs="Times New Roman"/>
-          <w:sz w:val="28"/>
-          <w:szCs w:val="28"/>
-        </w:rPr>
-        <w:lastRenderedPageBreak/>
-        <w:t xml:space="preserve">этими представлениями, масштабировать схему, перетаскивать узлы и экспортировать отчёт. </w:t>
+        <w:t xml:space="preserve"> Пользователь может переключаться между этими представлениями, масштабировать схему, перетаскивать узлы и экспортировать отчёт. </w:t>
       </w:r>
     </w:p>
     <w:p>
@@ -32942,7 +33376,7 @@
     </w:p>
     <w:p>
       <w:pPr>
-        <w:pStyle w:val="NormalWeb"/>
+        <w:pStyle w:val="af5"/>
         <w:jc w:val="center"/>
       </w:pPr>
       <w:r>
@@ -33044,7 +33478,7 @@
     </w:p>
     <w:p>
       <w:pPr>
-        <w:pStyle w:val="Heading2"/>
+        <w:pStyle w:val="2"/>
         <w:keepNext/>
         <w:keepLines/>
         <w:spacing w:before="240" w:line="240" w:lineRule="auto"/>
@@ -33054,12 +33488,13 @@
           <w:szCs w:val="28"/>
         </w:rPr>
       </w:pPr>
-      <w:bookmarkStart w:id="45" w:name="_Toc230635446"/>
+      <w:bookmarkStart w:id="46" w:name="_Toc230635446"/>
       <w:r>
         <w:rPr>
           <w:b/>
           <w:szCs w:val="28"/>
         </w:rPr>
+        <w:lastRenderedPageBreak/>
         <w:t>3</w:t>
       </w:r>
       <w:r>
@@ -33083,7 +33518,7 @@
         </w:rPr>
         <w:t>ы производительности</w:t>
       </w:r>
-      <w:bookmarkEnd w:id="45"/>
+      <w:bookmarkEnd w:id="46"/>
     </w:p>
     <w:p>
       <w:pPr>
@@ -33120,7 +33555,25 @@
           <w:sz w:val="28"/>
           <w:szCs w:val="28"/>
         </w:rPr>
-        <w:t xml:space="preserve"> Tahoe 26.2 с процессором Apple M2 Pro и 32 ГБ оперативной памяти. Все компоненты системы запускались в контейнерах под управлением </w:t>
+        <w:t xml:space="preserve"> </w:t>
+      </w:r>
+      <w:proofErr w:type="spellStart"/>
+      <w:r>
+        <w:rPr>
+          <w:rFonts w:ascii="Times New Roman" w:eastAsia="Times New Roman" w:hAnsi="Times New Roman" w:cs="Times New Roman"/>
+          <w:sz w:val="28"/>
+          <w:szCs w:val="28"/>
+        </w:rPr>
+        <w:t>Tahoe</w:t>
+      </w:r>
+      <w:proofErr w:type="spellEnd"/>
+      <w:r>
+        <w:rPr>
+          <w:rFonts w:ascii="Times New Roman" w:eastAsia="Times New Roman" w:hAnsi="Times New Roman" w:cs="Times New Roman"/>
+          <w:sz w:val="28"/>
+          <w:szCs w:val="28"/>
+        </w:rPr>
+        <w:t xml:space="preserve"> 26.2 с процессором Apple M2 Pro и 32 ГБ оперативной памяти. Все компоненты системы запускались в контейнерах под управлением </w:t>
       </w:r>
       <w:proofErr w:type="spellStart"/>
       <w:r>
@@ -33229,7 +33682,7 @@
     </w:p>
     <w:tbl>
       <w:tblPr>
-        <w:tblStyle w:val="TableGrid"/>
+        <w:tblStyle w:val="a5"/>
         <w:tblW w:w="0" w:type="auto"/>
         <w:tblLook w:val="04A0" w:firstRow="1" w:lastRow="0" w:firstColumn="1" w:lastColumn="0" w:noHBand="0" w:noVBand="1"/>
       </w:tblPr>
@@ -33339,7 +33792,6 @@
                 <w:sz w:val="24"/>
                 <w:szCs w:val="24"/>
               </w:rPr>
-              <w:lastRenderedPageBreak/>
               <w:t>1</w:t>
             </w:r>
           </w:p>
@@ -33810,7 +34262,16 @@
           <w:sz w:val="28"/>
           <w:szCs w:val="28"/>
         </w:rPr>
-        <w:t xml:space="preserve">500 секунд, что примерно в 273 раза дольше, чем система примерно в 22 раза меньшего размера. </w:t>
+        <w:t xml:space="preserve">500 секунд, что </w:t>
+      </w:r>
+      <w:r>
+        <w:rPr>
+          <w:rFonts w:ascii="Times New Roman" w:eastAsia="Times New Roman" w:hAnsi="Times New Roman" w:cs="Times New Roman"/>
+          <w:sz w:val="28"/>
+          <w:szCs w:val="28"/>
+        </w:rPr>
+        <w:lastRenderedPageBreak/>
+        <w:t xml:space="preserve">примерно в 273 раза дольше, чем система примерно в 22 раза меньшего размера. </w:t>
       </w:r>
     </w:p>
     <w:p>
@@ -33932,16 +34393,7 @@
           <w:sz w:val="28"/>
           <w:szCs w:val="28"/>
         </w:rPr>
-        <w:t xml:space="preserve">Узким местом при построении большого графа является не вычислительная сложность алгоритма обхода, а количество обращений к базе данных: для каждого создаваемого или обновляемого элемента выполняется </w:t>
-      </w:r>
-      <w:r>
-        <w:rPr>
-          <w:rFonts w:ascii="Times New Roman" w:eastAsia="Times New Roman" w:hAnsi="Times New Roman" w:cs="Times New Roman"/>
-          <w:sz w:val="28"/>
-          <w:szCs w:val="28"/>
-        </w:rPr>
-        <w:lastRenderedPageBreak/>
-        <w:t>отдельная операция MERGE с проверкой существования узла по составному ключу. При десятках тысяч узлов и рёбер это порожда</w:t>
+        <w:t>Узким местом при построении большого графа является не вычислительная сложность алгоритма обхода, а количество обращений к базе данных: для каждого создаваемого или обновляемого элемента выполняется отдельная операция MERGE с проверкой существования узла по составному ключу. При десятках тысяч узлов и рёбер это порожда</w:t>
       </w:r>
       <w:r>
         <w:rPr>
@@ -34055,6 +34507,7 @@
           <w:sz w:val="28"/>
           <w:szCs w:val="28"/>
         </w:rPr>
+        <w:lastRenderedPageBreak/>
         <w:t>Практически значимые нагрузки для типичных корпоративных систем, описываемых в нотации C4, находятся в диапазоне от нескольких сотен до нескольких тысяч узлов, где инструмент демонстрирует приемлемую производительность. Системы с сотнями узлов загружаются за единицы секунд, а системы средней сложности — в пределах одной минуты, что вполне допустимо в контексте единовременной загрузки архитектурного описания.</w:t>
       </w:r>
     </w:p>
@@ -34111,7 +34564,6 @@
           <w:sz w:val="28"/>
           <w:szCs w:val="28"/>
         </w:rPr>
-        <w:lastRenderedPageBreak/>
         <w:t xml:space="preserve">Корректность результатов каждой из шести проверок определяется реализацией соответствующего </w:t>
       </w:r>
       <w:proofErr w:type="spellStart"/>
@@ -34171,7 +34623,7 @@
     </w:p>
     <w:p>
       <w:pPr>
-        <w:pStyle w:val="Heading1"/>
+        <w:pStyle w:val="1"/>
         <w:pageBreakBefore/>
         <w:spacing w:before="360" w:after="240" w:line="240" w:lineRule="auto"/>
         <w:jc w:val="center"/>
@@ -34183,7 +34635,7 @@
           <w:szCs w:val="28"/>
         </w:rPr>
       </w:pPr>
-      <w:bookmarkStart w:id="46" w:name="_Toc230635447"/>
+      <w:bookmarkStart w:id="47" w:name="_Toc230635447"/>
       <w:r>
         <w:rPr>
           <w:rFonts w:ascii="Times New Roman" w:eastAsia="Times New Roman" w:hAnsi="Times New Roman" w:cs="Times New Roman"/>
@@ -34205,11 +34657,11 @@
         </w:rPr>
         <w:t>ИСПОЛЬЗОВАНИЕ РАЗРАБОТКИ</w:t>
       </w:r>
-      <w:bookmarkEnd w:id="46"/>
+      <w:bookmarkEnd w:id="47"/>
     </w:p>
     <w:p>
       <w:pPr>
-        <w:pStyle w:val="Heading2"/>
+        <w:pStyle w:val="2"/>
         <w:keepNext/>
         <w:keepLines/>
         <w:spacing w:before="240" w:line="240" w:lineRule="auto"/>
@@ -34219,7 +34671,7 @@
           <w:szCs w:val="28"/>
         </w:rPr>
       </w:pPr>
-      <w:bookmarkStart w:id="47" w:name="_Toc230635448"/>
+      <w:bookmarkStart w:id="48" w:name="_Toc230635448"/>
       <w:r>
         <w:rPr>
           <w:b/>
@@ -34241,7 +34693,7 @@
         </w:rPr>
         <w:t>Демонстрация и запуск</w:t>
       </w:r>
-      <w:bookmarkEnd w:id="47"/>
+      <w:bookmarkEnd w:id="48"/>
       <w:r>
         <w:rPr>
           <w:b/>
@@ -34483,8 +34935,18 @@
           <w:sz w:val="28"/>
           <w:szCs w:val="28"/>
         </w:rPr>
-        <w:t xml:space="preserve"> в корне репозитория</w:t>
-      </w:r>
+        <w:t xml:space="preserve"> в корне </w:t>
+      </w:r>
+      <w:proofErr w:type="spellStart"/>
+      <w:r>
+        <w:rPr>
+          <w:rFonts w:ascii="Times New Roman" w:eastAsia="Times New Roman" w:hAnsi="Times New Roman" w:cs="Times New Roman"/>
+          <w:sz w:val="28"/>
+          <w:szCs w:val="28"/>
+        </w:rPr>
+        <w:t>репозитория</w:t>
+      </w:r>
+      <w:proofErr w:type="spellEnd"/>
       <w:r>
         <w:rPr>
           <w:rFonts w:ascii="Times New Roman" w:eastAsia="Times New Roman" w:hAnsi="Times New Roman" w:cs="Times New Roman"/>
@@ -35330,6 +35792,9 @@
         <w:jc w:val="center"/>
       </w:pPr>
       <w:r>
+        <w:rPr>
+          <w:noProof/>
+        </w:rPr>
         <w:drawing>
           <wp:inline distT="0" distB="0" distL="0" distR="0" wp14:anchorId="4B4051AF" wp14:editId="557F9AB6">
             <wp:extent cx="5415109" cy="4105599"/>
@@ -35409,6 +35874,9 @@
         <w:jc w:val="center"/>
       </w:pPr>
       <w:r>
+        <w:rPr>
+          <w:noProof/>
+        </w:rPr>
         <w:lastRenderedPageBreak/>
         <w:drawing>
           <wp:inline distT="0" distB="0" distL="0" distR="0" wp14:anchorId="6DB589E9" wp14:editId="721CE1DA">
@@ -36050,7 +36518,7 @@
     </w:p>
     <w:p>
       <w:pPr>
-        <w:pStyle w:val="Heading2"/>
+        <w:pStyle w:val="2"/>
         <w:keepNext/>
         <w:keepLines/>
         <w:spacing w:before="240" w:line="240" w:lineRule="auto"/>
@@ -36060,7 +36528,7 @@
           <w:szCs w:val="28"/>
         </w:rPr>
       </w:pPr>
-      <w:bookmarkStart w:id="48" w:name="_Toc230635449"/>
+      <w:bookmarkStart w:id="49" w:name="_Toc230635449"/>
       <w:r>
         <w:rPr>
           <w:b/>
@@ -36096,7 +36564,7 @@
         </w:rPr>
         <w:t>льзователи</w:t>
       </w:r>
-      <w:bookmarkEnd w:id="48"/>
+      <w:bookmarkEnd w:id="49"/>
     </w:p>
     <w:p>
       <w:pPr>
@@ -36274,7 +36742,7 @@
     </w:p>
     <w:p>
       <w:pPr>
-        <w:pStyle w:val="Heading2"/>
+        <w:pStyle w:val="2"/>
         <w:keepNext/>
         <w:keepLines/>
         <w:spacing w:before="240" w:line="240" w:lineRule="auto"/>
@@ -36284,7 +36752,7 @@
           <w:szCs w:val="28"/>
         </w:rPr>
       </w:pPr>
-      <w:bookmarkStart w:id="49" w:name="_Toc230635450"/>
+      <w:bookmarkStart w:id="50" w:name="_Toc230635450"/>
       <w:r>
         <w:rPr>
           <w:b/>
@@ -36299,7 +36767,7 @@
         </w:rPr>
         <w:t>Практические сценарии использования</w:t>
       </w:r>
-      <w:bookmarkEnd w:id="49"/>
+      <w:bookmarkEnd w:id="50"/>
     </w:p>
     <w:p>
       <w:pPr>
@@ -36476,7 +36944,7 @@
     </w:p>
     <w:p>
       <w:pPr>
-        <w:pStyle w:val="Heading1"/>
+        <w:pStyle w:val="1"/>
         <w:pageBreakBefore/>
         <w:spacing w:before="360" w:after="240" w:line="240" w:lineRule="auto"/>
         <w:jc w:val="center"/>
@@ -36488,9 +36956,9 @@
           <w:szCs w:val="28"/>
         </w:rPr>
       </w:pPr>
-      <w:bookmarkStart w:id="50" w:name="_heading=h.2jxsxqh" w:colFirst="0" w:colLast="0"/>
-      <w:bookmarkStart w:id="51" w:name="_Toc230635451"/>
-      <w:bookmarkEnd w:id="50"/>
+      <w:bookmarkStart w:id="51" w:name="_heading=h.2jxsxqh" w:colFirst="0" w:colLast="0"/>
+      <w:bookmarkStart w:id="52" w:name="_Toc230635451"/>
+      <w:bookmarkEnd w:id="51"/>
       <w:r>
         <w:rPr>
           <w:rFonts w:ascii="Times New Roman" w:eastAsia="Times New Roman" w:hAnsi="Times New Roman" w:cs="Times New Roman"/>
@@ -36502,7 +36970,7 @@
         <w:lastRenderedPageBreak/>
         <w:t>ЗАКЛЮЧЕНИЕ</w:t>
       </w:r>
-      <w:bookmarkEnd w:id="51"/>
+      <w:bookmarkEnd w:id="52"/>
     </w:p>
     <w:p>
       <w:pPr>
@@ -36562,7 +37030,7 @@
     </w:p>
     <w:p>
       <w:pPr>
-        <w:pStyle w:val="ListParagraph"/>
+        <w:pStyle w:val="a4"/>
         <w:numPr>
           <w:ilvl w:val="0"/>
           <w:numId w:val="35"/>
@@ -36634,7 +37102,7 @@
     </w:p>
     <w:p>
       <w:pPr>
-        <w:pStyle w:val="ListParagraph"/>
+        <w:pStyle w:val="a4"/>
         <w:numPr>
           <w:ilvl w:val="0"/>
           <w:numId w:val="35"/>
@@ -36688,7 +37156,7 @@
     </w:p>
     <w:p>
       <w:pPr>
-        <w:pStyle w:val="ListParagraph"/>
+        <w:pStyle w:val="a4"/>
         <w:numPr>
           <w:ilvl w:val="0"/>
           <w:numId w:val="35"/>
@@ -36821,7 +37289,7 @@
     </w:p>
     <w:p>
       <w:pPr>
-        <w:pStyle w:val="Heading1"/>
+        <w:pStyle w:val="1"/>
         <w:pageBreakBefore/>
         <w:spacing w:before="360" w:after="240" w:line="240" w:lineRule="auto"/>
         <w:jc w:val="center"/>
@@ -36834,9 +37302,9 @@
           <w:lang w:val="en-US"/>
         </w:rPr>
       </w:pPr>
-      <w:bookmarkStart w:id="52" w:name="_heading=h.z337ya" w:colFirst="0" w:colLast="0"/>
-      <w:bookmarkStart w:id="53" w:name="_Toc230635452"/>
-      <w:bookmarkEnd w:id="52"/>
+      <w:bookmarkStart w:id="53" w:name="_heading=h.z337ya" w:colFirst="0" w:colLast="0"/>
+      <w:bookmarkStart w:id="54" w:name="_Toc230635452"/>
+      <w:bookmarkEnd w:id="53"/>
       <w:r>
         <w:rPr>
           <w:rFonts w:ascii="Times New Roman" w:eastAsia="Times New Roman" w:hAnsi="Times New Roman" w:cs="Times New Roman"/>
@@ -36890,7 +37358,7 @@
         </w:rPr>
         <w:t>ИСТОЧНИКОВ</w:t>
       </w:r>
-      <w:bookmarkEnd w:id="53"/>
+      <w:bookmarkEnd w:id="54"/>
     </w:p>
     <w:p>
       <w:pPr>
@@ -38537,7 +39005,7 @@
           <w:szCs w:val="28"/>
           <w:lang w:val="en-US"/>
         </w:rPr>
-        <w:t xml:space="preserve">15. Petri C. A. Kommunikation </w:t>
+        <w:t xml:space="preserve">15. Petri C. A. </w:t>
       </w:r>
       <w:proofErr w:type="spellStart"/>
       <w:r>
@@ -38547,6 +39015,26 @@
           <w:szCs w:val="28"/>
           <w:lang w:val="en-US"/>
         </w:rPr>
+        <w:t>Kommunikation</w:t>
+      </w:r>
+      <w:proofErr w:type="spellEnd"/>
+      <w:r>
+        <w:rPr>
+          <w:rFonts w:ascii="Times New Roman" w:eastAsia="Times New Roman" w:hAnsi="Times New Roman" w:cs="Times New Roman"/>
+          <w:sz w:val="28"/>
+          <w:szCs w:val="28"/>
+          <w:lang w:val="en-US"/>
+        </w:rPr>
+        <w:t xml:space="preserve"> </w:t>
+      </w:r>
+      <w:proofErr w:type="spellStart"/>
+      <w:r>
+        <w:rPr>
+          <w:rFonts w:ascii="Times New Roman" w:eastAsia="Times New Roman" w:hAnsi="Times New Roman" w:cs="Times New Roman"/>
+          <w:sz w:val="28"/>
+          <w:szCs w:val="28"/>
+          <w:lang w:val="en-US"/>
+        </w:rPr>
         <w:t>mit</w:t>
       </w:r>
       <w:proofErr w:type="spellEnd"/>
@@ -38617,7 +39105,27 @@
           <w:szCs w:val="28"/>
           <w:lang w:val="en-US"/>
         </w:rPr>
-        <w:t xml:space="preserve"> für </w:t>
+        <w:t xml:space="preserve"> </w:t>
+      </w:r>
+      <w:proofErr w:type="spellStart"/>
+      <w:r>
+        <w:rPr>
+          <w:rFonts w:ascii="Times New Roman" w:eastAsia="Times New Roman" w:hAnsi="Times New Roman" w:cs="Times New Roman"/>
+          <w:sz w:val="28"/>
+          <w:szCs w:val="28"/>
+          <w:lang w:val="en-US"/>
+        </w:rPr>
+        <w:t>für</w:t>
+      </w:r>
+      <w:proofErr w:type="spellEnd"/>
+      <w:r>
+        <w:rPr>
+          <w:rFonts w:ascii="Times New Roman" w:eastAsia="Times New Roman" w:hAnsi="Times New Roman" w:cs="Times New Roman"/>
+          <w:sz w:val="28"/>
+          <w:szCs w:val="28"/>
+          <w:lang w:val="en-US"/>
+        </w:rPr>
+        <w:t xml:space="preserve"> </w:t>
       </w:r>
       <w:proofErr w:type="spellStart"/>
       <w:r>
@@ -38783,7 +39291,7 @@
       <w:hyperlink r:id="rId40" w:history="1">
         <w:r>
           <w:rPr>
-            <w:rStyle w:val="Hyperlink"/>
+            <w:rStyle w:val="aa"/>
             <w:rFonts w:ascii="Times New Roman" w:eastAsia="Times New Roman" w:hAnsi="Times New Roman" w:cs="Times New Roman"/>
             <w:sz w:val="28"/>
             <w:szCs w:val="28"/>
@@ -38923,7 +39431,7 @@
       <w:hyperlink r:id="rId41" w:history="1">
         <w:r>
           <w:rPr>
-            <w:rStyle w:val="Hyperlink"/>
+            <w:rStyle w:val="aa"/>
             <w:rFonts w:ascii="Times New Roman" w:eastAsia="Times New Roman" w:hAnsi="Times New Roman" w:cs="Times New Roman"/>
             <w:sz w:val="28"/>
             <w:szCs w:val="28"/>
@@ -39002,12 +39510,30 @@
           <w:sz w:val="28"/>
           <w:szCs w:val="28"/>
         </w:rPr>
-        <w:t xml:space="preserve"> Database — официальный сайт. — URL: </w:t>
+        <w:t xml:space="preserve"> </w:t>
+      </w:r>
+      <w:proofErr w:type="spellStart"/>
+      <w:r>
+        <w:rPr>
+          <w:rFonts w:ascii="Times New Roman" w:eastAsia="Times New Roman" w:hAnsi="Times New Roman" w:cs="Times New Roman"/>
+          <w:sz w:val="28"/>
+          <w:szCs w:val="28"/>
+        </w:rPr>
+        <w:t>Database</w:t>
+      </w:r>
+      <w:proofErr w:type="spellEnd"/>
+      <w:r>
+        <w:rPr>
+          <w:rFonts w:ascii="Times New Roman" w:eastAsia="Times New Roman" w:hAnsi="Times New Roman" w:cs="Times New Roman"/>
+          <w:sz w:val="28"/>
+          <w:szCs w:val="28"/>
+        </w:rPr>
+        <w:t xml:space="preserve"> — официальный сайт. — URL: </w:t>
       </w:r>
       <w:hyperlink r:id="rId42" w:history="1">
         <w:r>
           <w:rPr>
-            <w:rStyle w:val="Hyperlink"/>
+            <w:rStyle w:val="aa"/>
             <w:rFonts w:ascii="Times New Roman" w:eastAsia="Times New Roman" w:hAnsi="Times New Roman" w:cs="Times New Roman"/>
             <w:sz w:val="28"/>
             <w:szCs w:val="28"/>
@@ -39073,7 +39599,7 @@
       <w:hyperlink r:id="rId43" w:history="1">
         <w:r>
           <w:rPr>
-            <w:rStyle w:val="Hyperlink"/>
+            <w:rStyle w:val="aa"/>
             <w:rFonts w:ascii="Times New Roman" w:eastAsia="Times New Roman" w:hAnsi="Times New Roman" w:cs="Times New Roman"/>
             <w:sz w:val="28"/>
             <w:szCs w:val="28"/>
@@ -39158,7 +39684,7 @@
       <w:hyperlink r:id="rId44" w:history="1">
         <w:r>
           <w:rPr>
-            <w:rStyle w:val="Hyperlink"/>
+            <w:rStyle w:val="aa"/>
             <w:rFonts w:ascii="Times New Roman" w:eastAsia="Times New Roman" w:hAnsi="Times New Roman" w:cs="Times New Roman"/>
             <w:sz w:val="28"/>
             <w:szCs w:val="28"/>
@@ -39257,7 +39783,25 @@
           <w:sz w:val="28"/>
           <w:szCs w:val="28"/>
         </w:rPr>
-        <w:t xml:space="preserve">21. Amazon </w:t>
+        <w:t xml:space="preserve">21. </w:t>
+      </w:r>
+      <w:proofErr w:type="spellStart"/>
+      <w:r>
+        <w:rPr>
+          <w:rFonts w:ascii="Times New Roman" w:eastAsia="Times New Roman" w:hAnsi="Times New Roman" w:cs="Times New Roman"/>
+          <w:sz w:val="28"/>
+          <w:szCs w:val="28"/>
+        </w:rPr>
+        <w:t>Amazon</w:t>
+      </w:r>
+      <w:proofErr w:type="spellEnd"/>
+      <w:r>
+        <w:rPr>
+          <w:rFonts w:ascii="Times New Roman" w:eastAsia="Times New Roman" w:hAnsi="Times New Roman" w:cs="Times New Roman"/>
+          <w:sz w:val="28"/>
+          <w:szCs w:val="28"/>
+        </w:rPr>
+        <w:t xml:space="preserve"> </w:t>
       </w:r>
       <w:proofErr w:type="spellStart"/>
       <w:r>
@@ -39280,7 +39824,7 @@
       <w:hyperlink r:id="rId45" w:history="1">
         <w:r>
           <w:rPr>
-            <w:rStyle w:val="Hyperlink"/>
+            <w:rStyle w:val="aa"/>
             <w:rFonts w:ascii="Times New Roman" w:eastAsia="Times New Roman" w:hAnsi="Times New Roman" w:cs="Times New Roman"/>
             <w:sz w:val="28"/>
             <w:szCs w:val="28"/>
@@ -39341,7 +39885,25 @@
           <w:sz w:val="28"/>
           <w:szCs w:val="28"/>
         </w:rPr>
-        <w:t xml:space="preserve">22. Apache </w:t>
+        <w:t xml:space="preserve">22. </w:t>
+      </w:r>
+      <w:proofErr w:type="spellStart"/>
+      <w:r>
+        <w:rPr>
+          <w:rFonts w:ascii="Times New Roman" w:eastAsia="Times New Roman" w:hAnsi="Times New Roman" w:cs="Times New Roman"/>
+          <w:sz w:val="28"/>
+          <w:szCs w:val="28"/>
+        </w:rPr>
+        <w:t>Apache</w:t>
+      </w:r>
+      <w:proofErr w:type="spellEnd"/>
+      <w:r>
+        <w:rPr>
+          <w:rFonts w:ascii="Times New Roman" w:eastAsia="Times New Roman" w:hAnsi="Times New Roman" w:cs="Times New Roman"/>
+          <w:sz w:val="28"/>
+          <w:szCs w:val="28"/>
+        </w:rPr>
+        <w:t xml:space="preserve"> </w:t>
       </w:r>
       <w:proofErr w:type="spellStart"/>
       <w:r>
@@ -39400,7 +39962,7 @@
       <w:hyperlink r:id="rId46" w:history="1">
         <w:r>
           <w:rPr>
-            <w:rStyle w:val="Hyperlink"/>
+            <w:rStyle w:val="aa"/>
             <w:rFonts w:ascii="Times New Roman" w:eastAsia="Times New Roman" w:hAnsi="Times New Roman" w:cs="Times New Roman"/>
             <w:sz w:val="28"/>
             <w:szCs w:val="28"/>
@@ -39502,7 +40064,7 @@
       <w:hyperlink r:id="rId47" w:history="1">
         <w:r>
           <w:rPr>
-            <w:rStyle w:val="Hyperlink"/>
+            <w:rStyle w:val="aa"/>
             <w:rFonts w:ascii="Times New Roman" w:eastAsia="Times New Roman" w:hAnsi="Times New Roman" w:cs="Times New Roman"/>
             <w:sz w:val="28"/>
             <w:szCs w:val="28"/>
@@ -39586,7 +40148,7 @@
       <w:hyperlink r:id="rId48" w:history="1">
         <w:r>
           <w:rPr>
-            <w:rStyle w:val="Hyperlink"/>
+            <w:rStyle w:val="aa"/>
             <w:rFonts w:ascii="Times New Roman" w:eastAsia="Times New Roman" w:hAnsi="Times New Roman" w:cs="Times New Roman"/>
             <w:sz w:val="28"/>
             <w:szCs w:val="28"/>
@@ -39683,12 +40245,30 @@
           <w:sz w:val="28"/>
           <w:szCs w:val="28"/>
         </w:rPr>
-        <w:t xml:space="preserve"> Language (AQL) — документация. — URL: </w:t>
+        <w:t xml:space="preserve"> </w:t>
+      </w:r>
+      <w:proofErr w:type="spellStart"/>
+      <w:r>
+        <w:rPr>
+          <w:rFonts w:ascii="Times New Roman" w:eastAsia="Times New Roman" w:hAnsi="Times New Roman" w:cs="Times New Roman"/>
+          <w:sz w:val="28"/>
+          <w:szCs w:val="28"/>
+        </w:rPr>
+        <w:t>Language</w:t>
+      </w:r>
+      <w:proofErr w:type="spellEnd"/>
+      <w:r>
+        <w:rPr>
+          <w:rFonts w:ascii="Times New Roman" w:eastAsia="Times New Roman" w:hAnsi="Times New Roman" w:cs="Times New Roman"/>
+          <w:sz w:val="28"/>
+          <w:szCs w:val="28"/>
+        </w:rPr>
+        <w:t xml:space="preserve"> (AQL) — документация. — URL: </w:t>
       </w:r>
       <w:hyperlink r:id="rId49" w:history="1">
         <w:r>
           <w:rPr>
-            <w:rStyle w:val="Hyperlink"/>
+            <w:rStyle w:val="aa"/>
             <w:rFonts w:ascii="Times New Roman" w:eastAsia="Times New Roman" w:hAnsi="Times New Roman" w:cs="Times New Roman"/>
             <w:sz w:val="28"/>
             <w:szCs w:val="28"/>
@@ -39772,7 +40352,7 @@
       <w:hyperlink r:id="rId50" w:history="1">
         <w:r>
           <w:rPr>
-            <w:rStyle w:val="Hyperlink"/>
+            <w:rStyle w:val="aa"/>
             <w:rFonts w:ascii="Times New Roman" w:eastAsia="Times New Roman" w:hAnsi="Times New Roman" w:cs="Times New Roman"/>
             <w:sz w:val="28"/>
             <w:szCs w:val="28"/>
@@ -39856,7 +40436,7 @@
       <w:hyperlink r:id="rId51" w:history="1">
         <w:r>
           <w:rPr>
-            <w:rStyle w:val="Hyperlink"/>
+            <w:rStyle w:val="aa"/>
             <w:rFonts w:ascii="Times New Roman" w:eastAsia="Times New Roman" w:hAnsi="Times New Roman" w:cs="Times New Roman"/>
             <w:sz w:val="28"/>
             <w:szCs w:val="28"/>
@@ -39958,7 +40538,7 @@
       <w:hyperlink r:id="rId52" w:history="1">
         <w:r>
           <w:rPr>
-            <w:rStyle w:val="Hyperlink"/>
+            <w:rStyle w:val="aa"/>
             <w:rFonts w:ascii="Times New Roman" w:eastAsia="Times New Roman" w:hAnsi="Times New Roman" w:cs="Times New Roman"/>
             <w:sz w:val="28"/>
             <w:szCs w:val="28"/>
@@ -40042,7 +40622,7 @@
       <w:hyperlink r:id="rId53" w:history="1">
         <w:r>
           <w:rPr>
-            <w:rStyle w:val="Hyperlink"/>
+            <w:rStyle w:val="aa"/>
             <w:rFonts w:ascii="Times New Roman" w:eastAsia="Times New Roman" w:hAnsi="Times New Roman" w:cs="Times New Roman"/>
             <w:sz w:val="28"/>
             <w:szCs w:val="28"/>
@@ -40108,7 +40688,7 @@
       <w:hyperlink r:id="rId54" w:history="1">
         <w:r>
           <w:rPr>
-            <w:rStyle w:val="Hyperlink"/>
+            <w:rStyle w:val="aa"/>
             <w:rFonts w:ascii="Times New Roman" w:eastAsia="Times New Roman" w:hAnsi="Times New Roman" w:cs="Times New Roman"/>
             <w:sz w:val="28"/>
             <w:szCs w:val="28"/>
@@ -40174,7 +40754,7 @@
       <w:hyperlink r:id="rId55" w:history="1">
         <w:r>
           <w:rPr>
-            <w:rStyle w:val="Hyperlink"/>
+            <w:rStyle w:val="aa"/>
             <w:rFonts w:ascii="Times New Roman" w:eastAsia="Times New Roman" w:hAnsi="Times New Roman" w:cs="Times New Roman"/>
             <w:sz w:val="28"/>
             <w:szCs w:val="28"/>
@@ -40258,7 +40838,7 @@
       <w:hyperlink r:id="rId56" w:history="1">
         <w:r>
           <w:rPr>
-            <w:rStyle w:val="Hyperlink"/>
+            <w:rStyle w:val="aa"/>
             <w:rFonts w:ascii="Times New Roman" w:eastAsia="Times New Roman" w:hAnsi="Times New Roman" w:cs="Times New Roman"/>
             <w:sz w:val="28"/>
             <w:szCs w:val="28"/>
@@ -40342,7 +40922,7 @@
       <w:hyperlink r:id="rId57" w:history="1">
         <w:r>
           <w:rPr>
-            <w:rStyle w:val="Hyperlink"/>
+            <w:rStyle w:val="aa"/>
             <w:rFonts w:ascii="Times New Roman" w:eastAsia="Times New Roman" w:hAnsi="Times New Roman" w:cs="Times New Roman"/>
             <w:sz w:val="28"/>
             <w:szCs w:val="28"/>
@@ -40459,7 +41039,7 @@
       <w:hyperlink r:id="rId58" w:history="1">
         <w:r>
           <w:rPr>
-            <w:rStyle w:val="Hyperlink"/>
+            <w:rStyle w:val="aa"/>
             <w:rFonts w:ascii="Times New Roman" w:eastAsia="Times New Roman" w:hAnsi="Times New Roman" w:cs="Times New Roman"/>
             <w:sz w:val="28"/>
             <w:szCs w:val="28"/>
@@ -40497,7 +41077,7 @@
     </w:p>
     <w:p>
       <w:pPr>
-        <w:pStyle w:val="Heading1"/>
+        <w:pStyle w:val="1"/>
         <w:pageBreakBefore/>
         <w:spacing w:before="360" w:after="240" w:line="240" w:lineRule="auto"/>
         <w:jc w:val="center"/>
@@ -40509,8 +41089,8 @@
           <w:szCs w:val="28"/>
         </w:rPr>
       </w:pPr>
-      <w:bookmarkStart w:id="54" w:name="_Toc167823827"/>
-      <w:bookmarkStart w:id="55" w:name="_Toc230635453"/>
+      <w:bookmarkStart w:id="55" w:name="_Toc167823827"/>
+      <w:bookmarkStart w:id="56" w:name="_Toc230635453"/>
       <w:r>
         <w:rPr>
           <w:rFonts w:ascii="Times New Roman" w:eastAsia="Times New Roman" w:hAnsi="Times New Roman" w:cs="Times New Roman"/>
@@ -40542,8 +41122,8 @@
         </w:rPr>
         <w:t>Исходный код</w:t>
       </w:r>
-      <w:bookmarkEnd w:id="54"/>
       <w:bookmarkEnd w:id="55"/>
+      <w:bookmarkEnd w:id="56"/>
     </w:p>
     <w:p>
       <w:pPr>
@@ -40590,13 +41170,23 @@
         </w:rPr>
         <w:t xml:space="preserve"> </w:t>
       </w:r>
-      <w:r>
-        <w:rPr>
-          <w:rFonts w:ascii="Times New Roman" w:eastAsia="Times New Roman" w:hAnsi="Times New Roman" w:cs="Times New Roman"/>
-          <w:sz w:val="28"/>
-          <w:szCs w:val="28"/>
-        </w:rPr>
-        <w:t>репозитории, доступ к которому можно получить с помощью следующего QR-кода:</w:t>
+      <w:proofErr w:type="spellStart"/>
+      <w:r>
+        <w:rPr>
+          <w:rFonts w:ascii="Times New Roman" w:eastAsia="Times New Roman" w:hAnsi="Times New Roman" w:cs="Times New Roman"/>
+          <w:sz w:val="28"/>
+          <w:szCs w:val="28"/>
+        </w:rPr>
+        <w:t>репозитории</w:t>
+      </w:r>
+      <w:proofErr w:type="spellEnd"/>
+      <w:r>
+        <w:rPr>
+          <w:rFonts w:ascii="Times New Roman" w:eastAsia="Times New Roman" w:hAnsi="Times New Roman" w:cs="Times New Roman"/>
+          <w:sz w:val="28"/>
+          <w:szCs w:val="28"/>
+        </w:rPr>
+        <w:t>, доступ к которому можно получить с помощью следующего QR-кода:</w:t>
       </w:r>
     </w:p>
     <w:p>
@@ -40613,7 +41203,7 @@
     </w:p>
     <w:p>
       <w:pPr>
-        <w:pStyle w:val="NormalWeb"/>
+        <w:pStyle w:val="af5"/>
         <w:jc w:val="center"/>
       </w:pPr>
       <w:r>
@@ -40704,7 +41294,7 @@
 </file>
 
 <file path=word/endnotes.xml><?xml version="1.0" encoding="utf-8"?>
-<w:endnotes xmlns:wpc="http://schemas.microsoft.com/office/word/2010/wordprocessingCanvas" xmlns:cx="http://schemas.microsoft.com/office/drawing/2014/chartex" xmlns:cx1="http://schemas.microsoft.com/office/drawing/2015/9/8/chartex" xmlns:cx2="http://schemas.microsoft.com/office/drawing/2015/10/21/chartex" xmlns:cx3="http://schemas.microsoft.com/office/drawing/2016/5/9/chartex" xmlns:cx4="http://schemas.microsoft.com/office/drawing/2016/5/10/chartex" xmlns:cx5="http://schemas.microsoft.com/office/drawing/2016/5/11/chartex" xmlns:cx6="http://schemas.microsoft.com/office/drawing/2016/5/12/chartex" xmlns:cx7="http://schemas.microsoft.com/office/drawing/2016/5/13/chartex" xmlns:cx8="http://schemas.microsoft.com/office/drawing/2016/5/14/chartex" xmlns:mc="http://schemas.openxmlformats.org/markup-compatibility/2006" xmlns:aink="http://schemas.microsoft.com/office/drawing/2016/ink" xmlns:am3d="http://schemas.microsoft.com/office/drawing/2017/model3d" xmlns:o="urn:schemas-microsoft-com:office:office" xmlns:oel="http://schemas.microsoft.com/office/2019/extlst" xmlns:r="http://schemas.openxmlformats.org/officeDocument/2006/relationships" xmlns:m="http://schemas.openxmlformats.org/officeDocument/2006/math" xmlns:v="urn:schemas-microsoft-com:vml" xmlns:wp14="http://schemas.microsoft.com/office/word/2010/wordprocessingDrawing" xmlns:wp="http://schemas.openxmlformats.org/drawingml/2006/wordprocessingDrawing" xmlns:w10="urn:schemas-microsoft-com:office:word" xmlns:w="http://schemas.openxmlformats.org/wordprocessingml/2006/main" xmlns:w14="http://schemas.microsoft.com/office/word/2010/wordml" xmlns:w15="http://schemas.microsoft.com/office/word/2012/wordml" xmlns:w16cex="http://schemas.microsoft.com/office/word/2018/wordml/cex" xmlns:w16cid="http://schemas.microsoft.com/office/word/2016/wordml/cid" xmlns:w16="http://schemas.microsoft.com/office/word/2018/wordml" xmlns:w16du="http://schemas.microsoft.com/office/word/2023/wordml/word16du" xmlns:w16sdtdh="http://schemas.microsoft.com/office/word/2020/wordml/sdtdatahash" xmlns:w16sdtfl="http://schemas.microsoft.com/office/word/2024/wordml/sdtformatlock" xmlns:w16se="http://schemas.microsoft.com/office/word/2015/wordml/symex" xmlns:wpg="http://schemas.microsoft.com/office/word/2010/wordprocessingGroup" xmlns:wpi="http://schemas.microsoft.com/office/word/2010/wordprocessingInk" xmlns:wne="http://schemas.microsoft.com/office/word/2006/wordml" xmlns:wps="http://schemas.microsoft.com/office/word/2010/wordprocessingShape" mc:Ignorable="w14 w15 w16se w16cid w16 w16cex w16sdtdh w16sdtfl w16du wp14">
+<w:endnotes xmlns:wpc="http://schemas.microsoft.com/office/word/2010/wordprocessingCanvas" xmlns:cx="http://schemas.microsoft.com/office/drawing/2014/chartex" xmlns:cx1="http://schemas.microsoft.com/office/drawing/2015/9/8/chartex" xmlns:mc="http://schemas.openxmlformats.org/markup-compatibility/2006" xmlns:o="urn:schemas-microsoft-com:office:office" xmlns:r="http://schemas.openxmlformats.org/officeDocument/2006/relationships" xmlns:m="http://schemas.openxmlformats.org/officeDocument/2006/math" xmlns:v="urn:schemas-microsoft-com:vml" xmlns:wp14="http://schemas.microsoft.com/office/word/2010/wordprocessingDrawing" xmlns:wp="http://schemas.openxmlformats.org/drawingml/2006/wordprocessingDrawing" xmlns:w10="urn:schemas-microsoft-com:office:word" xmlns:w="http://schemas.openxmlformats.org/wordprocessingml/2006/main" xmlns:w14="http://schemas.microsoft.com/office/word/2010/wordml" xmlns:w15="http://schemas.microsoft.com/office/word/2012/wordml" xmlns:w16se="http://schemas.microsoft.com/office/word/2015/wordml/symex" xmlns:wpg="http://schemas.microsoft.com/office/word/2010/wordprocessingGroup" xmlns:wpi="http://schemas.microsoft.com/office/word/2010/wordprocessingInk" xmlns:wne="http://schemas.microsoft.com/office/word/2006/wordml" xmlns:wps="http://schemas.microsoft.com/office/word/2010/wordprocessingShape" mc:Ignorable="w14 w15 w16se wp14">
   <w:endnote w:type="separator" w:id="-1">
     <w:p>
       <w:pPr>
@@ -40729,7 +41319,7 @@
 </file>
 
 <file path=word/footer1.xml><?xml version="1.0" encoding="utf-8"?>
-<w:ftr xmlns:wpc="http://schemas.microsoft.com/office/word/2010/wordprocessingCanvas" xmlns:cx="http://schemas.microsoft.com/office/drawing/2014/chartex" xmlns:cx1="http://schemas.microsoft.com/office/drawing/2015/9/8/chartex" xmlns:cx2="http://schemas.microsoft.com/office/drawing/2015/10/21/chartex" xmlns:cx3="http://schemas.microsoft.com/office/drawing/2016/5/9/chartex" xmlns:cx4="http://schemas.microsoft.com/office/drawing/2016/5/10/chartex" xmlns:cx5="http://schemas.microsoft.com/office/drawing/2016/5/11/chartex" xmlns:cx6="http://schemas.microsoft.com/office/drawing/2016/5/12/chartex" xmlns:cx7="http://schemas.microsoft.com/office/drawing/2016/5/13/chartex" xmlns:cx8="http://schemas.microsoft.com/office/drawing/2016/5/14/chartex" xmlns:mc="http://schemas.openxmlformats.org/markup-compatibility/2006" xmlns:aink="http://schemas.microsoft.com/office/drawing/2016/ink" xmlns:am3d="http://schemas.microsoft.com/office/drawing/2017/model3d" xmlns:o="urn:schemas-microsoft-com:office:office" xmlns:oel="http://schemas.microsoft.com/office/2019/extlst" xmlns:r="http://schemas.openxmlformats.org/officeDocument/2006/relationships" xmlns:m="http://schemas.openxmlformats.org/officeDocument/2006/math" xmlns:v="urn:schemas-microsoft-com:vml" xmlns:wp14="http://schemas.microsoft.com/office/word/2010/wordprocessingDrawing" xmlns:wp="http://schemas.openxmlformats.org/drawingml/2006/wordprocessingDrawing" xmlns:w10="urn:schemas-microsoft-com:office:word" xmlns:w="http://schemas.openxmlformats.org/wordprocessingml/2006/main" xmlns:w14="http://schemas.microsoft.com/office/word/2010/wordml" xmlns:w15="http://schemas.microsoft.com/office/word/2012/wordml" xmlns:w16cex="http://schemas.microsoft.com/office/word/2018/wordml/cex" xmlns:w16cid="http://schemas.microsoft.com/office/word/2016/wordml/cid" xmlns:w16="http://schemas.microsoft.com/office/word/2018/wordml" xmlns:w16du="http://schemas.microsoft.com/office/word/2023/wordml/word16du" xmlns:w16sdtdh="http://schemas.microsoft.com/office/word/2020/wordml/sdtdatahash" xmlns:w16sdtfl="http://schemas.microsoft.com/office/word/2024/wordml/sdtformatlock" xmlns:w16se="http://schemas.microsoft.com/office/word/2015/wordml/symex" xmlns:wpg="http://schemas.microsoft.com/office/word/2010/wordprocessingGroup" xmlns:wpi="http://schemas.microsoft.com/office/word/2010/wordprocessingInk" xmlns:wne="http://schemas.microsoft.com/office/word/2006/wordml" xmlns:wps="http://schemas.microsoft.com/office/word/2010/wordprocessingShape" mc:Ignorable="w14 w15 w16se w16cid w16 w16cex w16sdtdh w16sdtfl w16du wp14">
+<w:ftr xmlns:wpc="http://schemas.microsoft.com/office/word/2010/wordprocessingCanvas" xmlns:cx="http://schemas.microsoft.com/office/drawing/2014/chartex" xmlns:cx1="http://schemas.microsoft.com/office/drawing/2015/9/8/chartex" xmlns:mc="http://schemas.openxmlformats.org/markup-compatibility/2006" xmlns:o="urn:schemas-microsoft-com:office:office" xmlns:r="http://schemas.openxmlformats.org/officeDocument/2006/relationships" xmlns:m="http://schemas.openxmlformats.org/officeDocument/2006/math" xmlns:v="urn:schemas-microsoft-com:vml" xmlns:wp14="http://schemas.microsoft.com/office/word/2010/wordprocessingDrawing" xmlns:wp="http://schemas.openxmlformats.org/drawingml/2006/wordprocessingDrawing" xmlns:w10="urn:schemas-microsoft-com:office:word" xmlns:w="http://schemas.openxmlformats.org/wordprocessingml/2006/main" xmlns:w14="http://schemas.microsoft.com/office/word/2010/wordml" xmlns:w15="http://schemas.microsoft.com/office/word/2012/wordml" xmlns:w16se="http://schemas.microsoft.com/office/word/2015/wordml/symex" xmlns:wpg="http://schemas.microsoft.com/office/word/2010/wordprocessingGroup" xmlns:wpi="http://schemas.microsoft.com/office/word/2010/wordprocessingInk" xmlns:wne="http://schemas.microsoft.com/office/word/2006/wordml" xmlns:wps="http://schemas.microsoft.com/office/word/2010/wordprocessingShape" mc:Ignorable="w14 w15 w16se wp14">
   <w:sdt>
     <w:sdtPr>
       <w:id w:val="-1240022322"/>
@@ -40748,7 +41338,7 @@
     <w:sdtContent>
       <w:p>
         <w:pPr>
-          <w:pStyle w:val="Footer"/>
+          <w:pStyle w:val="a8"/>
           <w:jc w:val="center"/>
           <w:rPr>
             <w:rFonts w:ascii="Times New Roman" w:hAnsi="Times New Roman" w:cs="Times New Roman"/>
@@ -40787,7 +41377,7 @@
             <w:sz w:val="28"/>
             <w:szCs w:val="28"/>
           </w:rPr>
-          <w:t>74</w:t>
+          <w:t>5</w:t>
         </w:r>
         <w:r>
           <w:rPr>
@@ -40823,7 +41413,7 @@
 </file>
 
 <file path=word/footnotes.xml><?xml version="1.0" encoding="utf-8"?>
-<w:footnotes xmlns:wpc="http://schemas.microsoft.com/office/word/2010/wordprocessingCanvas" xmlns:cx="http://schemas.microsoft.com/office/drawing/2014/chartex" xmlns:cx1="http://schemas.microsoft.com/office/drawing/2015/9/8/chartex" xmlns:cx2="http://schemas.microsoft.com/office/drawing/2015/10/21/chartex" xmlns:cx3="http://schemas.microsoft.com/office/drawing/2016/5/9/chartex" xmlns:cx4="http://schemas.microsoft.com/office/drawing/2016/5/10/chartex" xmlns:cx5="http://schemas.microsoft.com/office/drawing/2016/5/11/chartex" xmlns:cx6="http://schemas.microsoft.com/office/drawing/2016/5/12/chartex" xmlns:cx7="http://schemas.microsoft.com/office/drawing/2016/5/13/chartex" xmlns:cx8="http://schemas.microsoft.com/office/drawing/2016/5/14/chartex" xmlns:mc="http://schemas.openxmlformats.org/markup-compatibility/2006" xmlns:aink="http://schemas.microsoft.com/office/drawing/2016/ink" xmlns:am3d="http://schemas.microsoft.com/office/drawing/2017/model3d" xmlns:o="urn:schemas-microsoft-com:office:office" xmlns:oel="http://schemas.microsoft.com/office/2019/extlst" xmlns:r="http://schemas.openxmlformats.org/officeDocument/2006/relationships" xmlns:m="http://schemas.openxmlformats.org/officeDocument/2006/math" xmlns:v="urn:schemas-microsoft-com:vml" xmlns:wp14="http://schemas.microsoft.com/office/word/2010/wordprocessingDrawing" xmlns:wp="http://schemas.openxmlformats.org/drawingml/2006/wordprocessingDrawing" xmlns:w10="urn:schemas-microsoft-com:office:word" xmlns:w="http://schemas.openxmlformats.org/wordprocessingml/2006/main" xmlns:w14="http://schemas.microsoft.com/office/word/2010/wordml" xmlns:w15="http://schemas.microsoft.com/office/word/2012/wordml" xmlns:w16cex="http://schemas.microsoft.com/office/word/2018/wordml/cex" xmlns:w16cid="http://schemas.microsoft.com/office/word/2016/wordml/cid" xmlns:w16="http://schemas.microsoft.com/office/word/2018/wordml" xmlns:w16du="http://schemas.microsoft.com/office/word/2023/wordml/word16du" xmlns:w16sdtdh="http://schemas.microsoft.com/office/word/2020/wordml/sdtdatahash" xmlns:w16sdtfl="http://schemas.microsoft.com/office/word/2024/wordml/sdtformatlock" xmlns:w16se="http://schemas.microsoft.com/office/word/2015/wordml/symex" xmlns:wpg="http://schemas.microsoft.com/office/word/2010/wordprocessingGroup" xmlns:wpi="http://schemas.microsoft.com/office/word/2010/wordprocessingInk" xmlns:wne="http://schemas.microsoft.com/office/word/2006/wordml" xmlns:wps="http://schemas.microsoft.com/office/word/2010/wordprocessingShape" mc:Ignorable="w14 w15 w16se w16cid w16 w16cex w16sdtdh w16sdtfl w16du wp14">
+<w:footnotes xmlns:wpc="http://schemas.microsoft.com/office/word/2010/wordprocessingCanvas" xmlns:cx="http://schemas.microsoft.com/office/drawing/2014/chartex" xmlns:cx1="http://schemas.microsoft.com/office/drawing/2015/9/8/chartex" xmlns:mc="http://schemas.openxmlformats.org/markup-compatibility/2006" xmlns:o="urn:schemas-microsoft-com:office:office" xmlns:r="http://schemas.openxmlformats.org/officeDocument/2006/relationships" xmlns:m="http://schemas.openxmlformats.org/officeDocument/2006/math" xmlns:v="urn:schemas-microsoft-com:vml" xmlns:wp14="http://schemas.microsoft.com/office/word/2010/wordprocessingDrawing" xmlns:wp="http://schemas.openxmlformats.org/drawingml/2006/wordprocessingDrawing" xmlns:w10="urn:schemas-microsoft-com:office:word" xmlns:w="http://schemas.openxmlformats.org/wordprocessingml/2006/main" xmlns:w14="http://schemas.microsoft.com/office/word/2010/wordml" xmlns:w15="http://schemas.microsoft.com/office/word/2012/wordml" xmlns:w16se="http://schemas.microsoft.com/office/word/2015/wordml/symex" xmlns:wpg="http://schemas.microsoft.com/office/word/2010/wordprocessingGroup" xmlns:wpi="http://schemas.microsoft.com/office/word/2010/wordprocessingInk" xmlns:wne="http://schemas.microsoft.com/office/word/2006/wordml" xmlns:wps="http://schemas.microsoft.com/office/word/2010/wordprocessingShape" mc:Ignorable="w14 w15 w16se wp14">
   <w:footnote w:type="separator" w:id="-1">
     <w:p>
       <w:pPr>
@@ -40848,7 +41438,7 @@
 </file>
 
 <file path=word/numbering.xml><?xml version="1.0" encoding="utf-8"?>
-<w:numbering xmlns:wpc="http://schemas.microsoft.com/office/word/2010/wordprocessingCanvas" xmlns:cx="http://schemas.microsoft.com/office/drawing/2014/chartex" xmlns:cx1="http://schemas.microsoft.com/office/drawing/2015/9/8/chartex" xmlns:cx2="http://schemas.microsoft.com/office/drawing/2015/10/21/chartex" xmlns:cx3="http://schemas.microsoft.com/office/drawing/2016/5/9/chartex" xmlns:cx4="http://schemas.microsoft.com/office/drawing/2016/5/10/chartex" xmlns:cx5="http://schemas.microsoft.com/office/drawing/2016/5/11/chartex" xmlns:cx6="http://schemas.microsoft.com/office/drawing/2016/5/12/chartex" xmlns:cx7="http://schemas.microsoft.com/office/drawing/2016/5/13/chartex" xmlns:cx8="http://schemas.microsoft.com/office/drawing/2016/5/14/chartex" xmlns:mc="http://schemas.openxmlformats.org/markup-compatibility/2006" xmlns:aink="http://schemas.microsoft.com/office/drawing/2016/ink" xmlns:am3d="http://schemas.microsoft.com/office/drawing/2017/model3d" xmlns:o="urn:schemas-microsoft-com:office:office" xmlns:oel="http://schemas.microsoft.com/office/2019/extlst" xmlns:r="http://schemas.openxmlformats.org/officeDocument/2006/relationships" xmlns:m="http://schemas.openxmlformats.org/officeDocument/2006/math" xmlns:v="urn:schemas-microsoft-com:vml" xmlns:wp14="http://schemas.microsoft.com/office/word/2010/wordprocessingDrawing" xmlns:wp="http://schemas.openxmlformats.org/drawingml/2006/wordprocessingDrawing" xmlns:w10="urn:schemas-microsoft-com:office:word" xmlns:w="http://schemas.openxmlformats.org/wordprocessingml/2006/main" xmlns:w14="http://schemas.microsoft.com/office/word/2010/wordml" xmlns:w15="http://schemas.microsoft.com/office/word/2012/wordml" xmlns:w16cex="http://schemas.microsoft.com/office/word/2018/wordml/cex" xmlns:w16cid="http://schemas.microsoft.com/office/word/2016/wordml/cid" xmlns:w16="http://schemas.microsoft.com/office/word/2018/wordml" xmlns:w16du="http://schemas.microsoft.com/office/word/2023/wordml/word16du" xmlns:w16sdtdh="http://schemas.microsoft.com/office/word/2020/wordml/sdtdatahash" xmlns:w16sdtfl="http://schemas.microsoft.com/office/word/2024/wordml/sdtformatlock" xmlns:w16se="http://schemas.microsoft.com/office/word/2015/wordml/symex" xmlns:wpg="http://schemas.microsoft.com/office/word/2010/wordprocessingGroup" xmlns:wpi="http://schemas.microsoft.com/office/word/2010/wordprocessingInk" xmlns:wne="http://schemas.microsoft.com/office/word/2006/wordml" xmlns:wps="http://schemas.microsoft.com/office/word/2010/wordprocessingShape" mc:Ignorable="w14 w15 w16se w16cid w16 w16cex w16sdtdh w16sdtfl w16du wp14">
+<w:numbering xmlns:wpc="http://schemas.microsoft.com/office/word/2010/wordprocessingCanvas" xmlns:cx="http://schemas.microsoft.com/office/drawing/2014/chartex" xmlns:cx1="http://schemas.microsoft.com/office/drawing/2015/9/8/chartex" xmlns:mc="http://schemas.openxmlformats.org/markup-compatibility/2006" xmlns:o="urn:schemas-microsoft-com:office:office" xmlns:r="http://schemas.openxmlformats.org/officeDocument/2006/relationships" xmlns:m="http://schemas.openxmlformats.org/officeDocument/2006/math" xmlns:v="urn:schemas-microsoft-com:vml" xmlns:wp14="http://schemas.microsoft.com/office/word/2010/wordprocessingDrawing" xmlns:wp="http://schemas.openxmlformats.org/drawingml/2006/wordprocessingDrawing" xmlns:w10="urn:schemas-microsoft-com:office:word" xmlns:w="http://schemas.openxmlformats.org/wordprocessingml/2006/main" xmlns:w14="http://schemas.microsoft.com/office/word/2010/wordml" xmlns:w15="http://schemas.microsoft.com/office/word/2012/wordml" xmlns:w16se="http://schemas.microsoft.com/office/word/2015/wordml/symex" xmlns:wpg="http://schemas.microsoft.com/office/word/2010/wordprocessingGroup" xmlns:wpi="http://schemas.microsoft.com/office/word/2010/wordprocessingInk" xmlns:wne="http://schemas.microsoft.com/office/word/2006/wordml" xmlns:wps="http://schemas.microsoft.com/office/word/2010/wordprocessingShape" mc:Ignorable="w14 w15 w16se wp14">
   <w:abstractNum w:abstractNumId="0" w15:restartNumberingAfterBreak="0">
     <w:nsid w:val="0B8D5EB5"/>
     <w:multiLevelType w:val="hybridMultilevel"/>
@@ -44934,122 +45524,122 @@
       </w:rPr>
     </w:lvl>
   </w:abstractNum>
-  <w:num w:numId="1" w16cid:durableId="1254973836">
+  <w:num w:numId="1">
     <w:abstractNumId w:val="18"/>
   </w:num>
-  <w:num w:numId="2" w16cid:durableId="1769039311">
+  <w:num w:numId="2">
     <w:abstractNumId w:val="7"/>
   </w:num>
-  <w:num w:numId="3" w16cid:durableId="1592515">
+  <w:num w:numId="3">
     <w:abstractNumId w:val="36"/>
   </w:num>
-  <w:num w:numId="4" w16cid:durableId="443042180">
+  <w:num w:numId="4">
     <w:abstractNumId w:val="20"/>
   </w:num>
-  <w:num w:numId="5" w16cid:durableId="196898279">
+  <w:num w:numId="5">
     <w:abstractNumId w:val="21"/>
   </w:num>
-  <w:num w:numId="6" w16cid:durableId="794373394">
+  <w:num w:numId="6">
     <w:abstractNumId w:val="26"/>
   </w:num>
-  <w:num w:numId="7" w16cid:durableId="407508881">
+  <w:num w:numId="7">
     <w:abstractNumId w:val="8"/>
   </w:num>
-  <w:num w:numId="8" w16cid:durableId="251352889">
+  <w:num w:numId="8">
     <w:abstractNumId w:val="9"/>
   </w:num>
-  <w:num w:numId="9" w16cid:durableId="381754550">
+  <w:num w:numId="9">
     <w:abstractNumId w:val="11"/>
   </w:num>
-  <w:num w:numId="10" w16cid:durableId="1106734619">
+  <w:num w:numId="10">
     <w:abstractNumId w:val="29"/>
   </w:num>
-  <w:num w:numId="11" w16cid:durableId="1313674148">
+  <w:num w:numId="11">
     <w:abstractNumId w:val="6"/>
   </w:num>
-  <w:num w:numId="12" w16cid:durableId="1256204849">
+  <w:num w:numId="12">
     <w:abstractNumId w:val="16"/>
   </w:num>
-  <w:num w:numId="13" w16cid:durableId="1162693679">
+  <w:num w:numId="13">
     <w:abstractNumId w:val="28"/>
   </w:num>
-  <w:num w:numId="14" w16cid:durableId="336154097">
+  <w:num w:numId="14">
     <w:abstractNumId w:val="19"/>
   </w:num>
-  <w:num w:numId="15" w16cid:durableId="1413236173">
+  <w:num w:numId="15">
     <w:abstractNumId w:val="3"/>
   </w:num>
-  <w:num w:numId="16" w16cid:durableId="115562358">
+  <w:num w:numId="16">
     <w:abstractNumId w:val="35"/>
   </w:num>
-  <w:num w:numId="17" w16cid:durableId="1589926102">
+  <w:num w:numId="17">
     <w:abstractNumId w:val="10"/>
   </w:num>
-  <w:num w:numId="18" w16cid:durableId="1327709123">
+  <w:num w:numId="18">
     <w:abstractNumId w:val="17"/>
   </w:num>
-  <w:num w:numId="19" w16cid:durableId="1132403181">
+  <w:num w:numId="19">
     <w:abstractNumId w:val="25"/>
   </w:num>
-  <w:num w:numId="20" w16cid:durableId="596790419">
+  <w:num w:numId="20">
     <w:abstractNumId w:val="22"/>
   </w:num>
-  <w:num w:numId="21" w16cid:durableId="53428140">
+  <w:num w:numId="21">
     <w:abstractNumId w:val="4"/>
   </w:num>
-  <w:num w:numId="22" w16cid:durableId="1943881706">
+  <w:num w:numId="22">
     <w:abstractNumId w:val="13"/>
   </w:num>
-  <w:num w:numId="23" w16cid:durableId="1191145500">
+  <w:num w:numId="23">
     <w:abstractNumId w:val="14"/>
   </w:num>
-  <w:num w:numId="24" w16cid:durableId="25641712">
+  <w:num w:numId="24">
     <w:abstractNumId w:val="2"/>
   </w:num>
-  <w:num w:numId="25" w16cid:durableId="210920597">
+  <w:num w:numId="25">
     <w:abstractNumId w:val="32"/>
   </w:num>
-  <w:num w:numId="26" w16cid:durableId="938949739">
+  <w:num w:numId="26">
     <w:abstractNumId w:val="5"/>
   </w:num>
-  <w:num w:numId="27" w16cid:durableId="2033992249">
+  <w:num w:numId="27">
     <w:abstractNumId w:val="27"/>
   </w:num>
-  <w:num w:numId="28" w16cid:durableId="1673684174">
+  <w:num w:numId="28">
     <w:abstractNumId w:val="34"/>
   </w:num>
-  <w:num w:numId="29" w16cid:durableId="312372132">
+  <w:num w:numId="29">
     <w:abstractNumId w:val="12"/>
   </w:num>
-  <w:num w:numId="30" w16cid:durableId="442968628">
+  <w:num w:numId="30">
     <w:abstractNumId w:val="33"/>
   </w:num>
-  <w:num w:numId="31" w16cid:durableId="854728325">
+  <w:num w:numId="31">
     <w:abstractNumId w:val="1"/>
   </w:num>
-  <w:num w:numId="32" w16cid:durableId="1167018791">
+  <w:num w:numId="32">
     <w:abstractNumId w:val="24"/>
   </w:num>
-  <w:num w:numId="33" w16cid:durableId="1103039947">
+  <w:num w:numId="33">
     <w:abstractNumId w:val="31"/>
   </w:num>
-  <w:num w:numId="34" w16cid:durableId="693967833">
+  <w:num w:numId="34">
     <w:abstractNumId w:val="15"/>
   </w:num>
-  <w:num w:numId="35" w16cid:durableId="1861968837">
+  <w:num w:numId="35">
     <w:abstractNumId w:val="0"/>
   </w:num>
-  <w:num w:numId="36" w16cid:durableId="187257386">
+  <w:num w:numId="36">
     <w:abstractNumId w:val="23"/>
   </w:num>
-  <w:num w:numId="37" w16cid:durableId="1249148228">
+  <w:num w:numId="37">
     <w:abstractNumId w:val="30"/>
   </w:num>
 </w:numbering>
 </file>
 
 <file path=word/styles.xml><?xml version="1.0" encoding="utf-8"?>
-<w:styles xmlns:mc="http://schemas.openxmlformats.org/markup-compatibility/2006" xmlns:r="http://schemas.openxmlformats.org/officeDocument/2006/relationships" xmlns:w="http://schemas.openxmlformats.org/wordprocessingml/2006/main" xmlns:w14="http://schemas.microsoft.com/office/word/2010/wordml" xmlns:w15="http://schemas.microsoft.com/office/word/2012/wordml" xmlns:w16cex="http://schemas.microsoft.com/office/word/2018/wordml/cex" xmlns:w16cid="http://schemas.microsoft.com/office/word/2016/wordml/cid" xmlns:w16="http://schemas.microsoft.com/office/word/2018/wordml" xmlns:w16du="http://schemas.microsoft.com/office/word/2023/wordml/word16du" xmlns:w16sdtdh="http://schemas.microsoft.com/office/word/2020/wordml/sdtdatahash" xmlns:w16sdtfl="http://schemas.microsoft.com/office/word/2024/wordml/sdtformatlock" xmlns:w16se="http://schemas.microsoft.com/office/word/2015/wordml/symex" mc:Ignorable="w14 w15 w16se w16cid w16 w16cex w16sdtdh w16sdtfl w16du">
+<w:styles xmlns:mc="http://schemas.openxmlformats.org/markup-compatibility/2006" xmlns:r="http://schemas.openxmlformats.org/officeDocument/2006/relationships" xmlns:w="http://schemas.openxmlformats.org/wordprocessingml/2006/main" xmlns:w14="http://schemas.microsoft.com/office/word/2010/wordml" xmlns:w15="http://schemas.microsoft.com/office/word/2012/wordml" xmlns:w16se="http://schemas.microsoft.com/office/word/2015/wordml/symex" mc:Ignorable="w14 w15 w16se">
   <w:docDefaults>
     <w:rPrDefault>
       <w:rPr>
@@ -45065,7 +45655,7 @@
       </w:pPr>
     </w:pPrDefault>
   </w:docDefaults>
-  <w:latentStyles w:defLockedState="0" w:defUIPriority="99" w:defSemiHidden="0" w:defUnhideWhenUsed="0" w:defQFormat="0" w:count="376">
+  <w:latentStyles w:defLockedState="0" w:defUIPriority="99" w:defSemiHidden="0" w:defUnhideWhenUsed="0" w:defQFormat="0" w:count="371">
     <w:lsdException w:name="Normal" w:uiPriority="0" w:qFormat="1"/>
     <w:lsdException w:name="heading 1" w:uiPriority="9" w:qFormat="1"/>
     <w:lsdException w:name="heading 2" w:semiHidden="1" w:uiPriority="9" w:unhideWhenUsed="1" w:qFormat="1"/>
@@ -45437,22 +46027,17 @@
     <w:lsdException w:name="List Table 5 Dark Accent 6" w:uiPriority="50"/>
     <w:lsdException w:name="List Table 6 Colorful Accent 6" w:uiPriority="51"/>
     <w:lsdException w:name="List Table 7 Colorful Accent 6" w:uiPriority="52"/>
-    <w:lsdException w:name="Mention" w:semiHidden="1" w:unhideWhenUsed="1"/>
-    <w:lsdException w:name="Smart Hyperlink" w:semiHidden="1" w:unhideWhenUsed="1"/>
-    <w:lsdException w:name="Hashtag" w:semiHidden="1" w:unhideWhenUsed="1"/>
-    <w:lsdException w:name="Unresolved Mention" w:semiHidden="1" w:unhideWhenUsed="1"/>
-    <w:lsdException w:name="Smart Link" w:semiHidden="1" w:unhideWhenUsed="1"/>
   </w:latentStyles>
-  <w:style w:type="paragraph" w:default="1" w:styleId="Normal">
+  <w:style w:type="paragraph" w:default="1" w:styleId="a">
     <w:name w:val="Normal"/>
     <w:qFormat/>
     <w:rsid w:val="00D9448E"/>
   </w:style>
-  <w:style w:type="paragraph" w:styleId="Heading1">
+  <w:style w:type="paragraph" w:styleId="1">
     <w:name w:val="heading 1"/>
-    <w:basedOn w:val="Normal"/>
-    <w:next w:val="Normal"/>
-    <w:link w:val="Heading1Char"/>
+    <w:basedOn w:val="a"/>
+    <w:next w:val="a"/>
+    <w:link w:val="10"/>
     <w:uiPriority w:val="9"/>
     <w:qFormat/>
     <w:rsid w:val="008B27DD"/>
@@ -45469,11 +46054,11 @@
       <w:szCs w:val="32"/>
     </w:rPr>
   </w:style>
-  <w:style w:type="paragraph" w:styleId="Heading2">
+  <w:style w:type="paragraph" w:styleId="2">
     <w:name w:val="heading 2"/>
     <w:aliases w:val="структурные элементы"/>
-    <w:basedOn w:val="Normal"/>
-    <w:link w:val="Heading2Char"/>
+    <w:basedOn w:val="a"/>
+    <w:link w:val="20"/>
     <w:uiPriority w:val="9"/>
     <w:unhideWhenUsed/>
     <w:qFormat/>
@@ -45493,10 +46078,10 @@
       <w:szCs w:val="24"/>
     </w:rPr>
   </w:style>
-  <w:style w:type="paragraph" w:styleId="Heading3">
+  <w:style w:type="paragraph" w:styleId="3">
     <w:name w:val="heading 3"/>
-    <w:basedOn w:val="Normal"/>
-    <w:next w:val="Normal"/>
+    <w:basedOn w:val="a"/>
+    <w:next w:val="a"/>
     <w:pPr>
       <w:keepNext/>
       <w:keepLines/>
@@ -45509,10 +46094,10 @@
       <w:szCs w:val="28"/>
     </w:rPr>
   </w:style>
-  <w:style w:type="paragraph" w:styleId="Heading4">
+  <w:style w:type="paragraph" w:styleId="4">
     <w:name w:val="heading 4"/>
-    <w:basedOn w:val="Normal"/>
-    <w:next w:val="Normal"/>
+    <w:basedOn w:val="a"/>
+    <w:next w:val="a"/>
     <w:pPr>
       <w:keepNext/>
       <w:keepLines/>
@@ -45525,10 +46110,10 @@
       <w:szCs w:val="24"/>
     </w:rPr>
   </w:style>
-  <w:style w:type="paragraph" w:styleId="Heading5">
+  <w:style w:type="paragraph" w:styleId="5">
     <w:name w:val="heading 5"/>
-    <w:basedOn w:val="Normal"/>
-    <w:next w:val="Normal"/>
+    <w:basedOn w:val="a"/>
+    <w:next w:val="a"/>
     <w:pPr>
       <w:keepNext/>
       <w:keepLines/>
@@ -45539,10 +46124,10 @@
       <w:b/>
     </w:rPr>
   </w:style>
-  <w:style w:type="paragraph" w:styleId="Heading6">
+  <w:style w:type="paragraph" w:styleId="6">
     <w:name w:val="heading 6"/>
-    <w:basedOn w:val="Normal"/>
-    <w:next w:val="Normal"/>
+    <w:basedOn w:val="a"/>
+    <w:next w:val="a"/>
     <w:pPr>
       <w:keepNext/>
       <w:keepLines/>
@@ -45555,13 +46140,12 @@
       <w:szCs w:val="20"/>
     </w:rPr>
   </w:style>
-  <w:style w:type="character" w:default="1" w:styleId="DefaultParagraphFont">
+  <w:style w:type="character" w:default="1" w:styleId="a0">
     <w:name w:val="Default Paragraph Font"/>
     <w:uiPriority w:val="1"/>
-    <w:semiHidden/>
     <w:unhideWhenUsed/>
   </w:style>
-  <w:style w:type="table" w:default="1" w:styleId="TableNormal">
+  <w:style w:type="table" w:default="1" w:styleId="a1">
     <w:name w:val="Normal Table"/>
     <w:uiPriority w:val="99"/>
     <w:semiHidden/>
@@ -45576,7 +46160,7 @@
       </w:tblCellMar>
     </w:tblPr>
   </w:style>
-  <w:style w:type="numbering" w:default="1" w:styleId="NoList">
+  <w:style w:type="numbering" w:default="1" w:styleId="a2">
     <w:name w:val="No List"/>
     <w:uiPriority w:val="99"/>
     <w:semiHidden/>
@@ -45593,10 +46177,10 @@
       </w:tblCellMar>
     </w:tblPr>
   </w:style>
-  <w:style w:type="paragraph" w:styleId="Title">
+  <w:style w:type="paragraph" w:styleId="a3">
     <w:name w:val="Title"/>
-    <w:basedOn w:val="Normal"/>
-    <w:next w:val="Normal"/>
+    <w:basedOn w:val="a"/>
+    <w:next w:val="a"/>
     <w:pPr>
       <w:keepNext/>
       <w:keepLines/>
@@ -45608,9 +46192,9 @@
       <w:szCs w:val="72"/>
     </w:rPr>
   </w:style>
-  <w:style w:type="paragraph" w:styleId="ListParagraph">
+  <w:style w:type="paragraph" w:styleId="a4">
     <w:name w:val="List Paragraph"/>
-    <w:basedOn w:val="Normal"/>
+    <w:basedOn w:val="a"/>
     <w:uiPriority w:val="1"/>
     <w:qFormat/>
     <w:rsid w:val="00321369"/>
@@ -45619,9 +46203,9 @@
       <w:contextualSpacing/>
     </w:pPr>
   </w:style>
-  <w:style w:type="table" w:styleId="TableGrid">
+  <w:style w:type="table" w:styleId="a5">
     <w:name w:val="Table Grid"/>
-    <w:basedOn w:val="TableNormal"/>
+    <w:basedOn w:val="a1"/>
     <w:uiPriority w:val="39"/>
     <w:rsid w:val="00B035CC"/>
     <w:pPr>
@@ -45638,10 +46222,10 @@
       </w:tblBorders>
     </w:tblPr>
   </w:style>
-  <w:style w:type="paragraph" w:styleId="Header">
+  <w:style w:type="paragraph" w:styleId="a6">
     <w:name w:val="header"/>
-    <w:basedOn w:val="Normal"/>
-    <w:link w:val="HeaderChar"/>
+    <w:basedOn w:val="a"/>
+    <w:link w:val="a7"/>
     <w:uiPriority w:val="99"/>
     <w:unhideWhenUsed/>
     <w:rsid w:val="007030B6"/>
@@ -45653,17 +46237,17 @@
       <w:spacing w:after="0" w:line="240" w:lineRule="auto"/>
     </w:pPr>
   </w:style>
-  <w:style w:type="character" w:customStyle="1" w:styleId="HeaderChar">
-    <w:name w:val="Header Char"/>
-    <w:basedOn w:val="DefaultParagraphFont"/>
-    <w:link w:val="Header"/>
+  <w:style w:type="character" w:customStyle="1" w:styleId="a7">
+    <w:name w:val="Верхний колонтитул Знак"/>
+    <w:basedOn w:val="a0"/>
+    <w:link w:val="a6"/>
     <w:uiPriority w:val="99"/>
     <w:rsid w:val="007030B6"/>
   </w:style>
-  <w:style w:type="paragraph" w:styleId="Footer">
+  <w:style w:type="paragraph" w:styleId="a8">
     <w:name w:val="footer"/>
-    <w:basedOn w:val="Normal"/>
-    <w:link w:val="FooterChar"/>
+    <w:basedOn w:val="a"/>
+    <w:link w:val="a9"/>
     <w:uiPriority w:val="99"/>
     <w:unhideWhenUsed/>
     <w:rsid w:val="007030B6"/>
@@ -45675,18 +46259,18 @@
       <w:spacing w:after="0" w:line="240" w:lineRule="auto"/>
     </w:pPr>
   </w:style>
-  <w:style w:type="character" w:customStyle="1" w:styleId="FooterChar">
-    <w:name w:val="Footer Char"/>
-    <w:basedOn w:val="DefaultParagraphFont"/>
-    <w:link w:val="Footer"/>
+  <w:style w:type="character" w:customStyle="1" w:styleId="a9">
+    <w:name w:val="Нижний колонтитул Знак"/>
+    <w:basedOn w:val="a0"/>
+    <w:link w:val="a8"/>
     <w:uiPriority w:val="99"/>
     <w:rsid w:val="007030B6"/>
   </w:style>
-  <w:style w:type="character" w:customStyle="1" w:styleId="Heading2Char">
-    <w:name w:val="Heading 2 Char"/>
-    <w:aliases w:val="структурные элементы Char"/>
-    <w:basedOn w:val="DefaultParagraphFont"/>
-    <w:link w:val="Heading2"/>
+  <w:style w:type="character" w:customStyle="1" w:styleId="20">
+    <w:name w:val="Заголовок 2 Знак"/>
+    <w:aliases w:val="структурные элементы Знак"/>
+    <w:basedOn w:val="a0"/>
+    <w:link w:val="2"/>
     <w:uiPriority w:val="9"/>
     <w:rsid w:val="00A37F81"/>
     <w:rPr>
@@ -45695,9 +46279,9 @@
       <w:szCs w:val="24"/>
     </w:rPr>
   </w:style>
-  <w:style w:type="character" w:styleId="Hyperlink">
+  <w:style w:type="character" w:styleId="aa">
     <w:name w:val="Hyperlink"/>
-    <w:basedOn w:val="DefaultParagraphFont"/>
+    <w:basedOn w:val="a0"/>
     <w:uiPriority w:val="99"/>
     <w:unhideWhenUsed/>
     <w:rsid w:val="00A37F81"/>
@@ -45706,9 +46290,9 @@
       <w:u w:val="single"/>
     </w:rPr>
   </w:style>
-  <w:style w:type="paragraph" w:styleId="TOC1">
+  <w:style w:type="paragraph" w:styleId="11">
     <w:name w:val="toc 1"/>
-    <w:basedOn w:val="Normal"/>
+    <w:basedOn w:val="a"/>
     <w:autoRedefine/>
     <w:uiPriority w:val="39"/>
     <w:unhideWhenUsed/>
@@ -45732,9 +46316,9 @@
       <w:szCs w:val="28"/>
     </w:rPr>
   </w:style>
-  <w:style w:type="paragraph" w:styleId="TOC2">
+  <w:style w:type="paragraph" w:styleId="21">
     <w:name w:val="toc 2"/>
-    <w:basedOn w:val="Normal"/>
+    <w:basedOn w:val="a"/>
     <w:autoRedefine/>
     <w:uiPriority w:val="39"/>
     <w:unhideWhenUsed/>
@@ -45756,11 +46340,11 @@
       <w:szCs w:val="24"/>
     </w:rPr>
   </w:style>
-  <w:style w:type="character" w:customStyle="1" w:styleId="BodyTextChar">
-    <w:name w:val="Body Text Char"/>
-    <w:aliases w:val="подразделы Char"/>
-    <w:basedOn w:val="DefaultParagraphFont"/>
-    <w:link w:val="BodyText"/>
+  <w:style w:type="character" w:customStyle="1" w:styleId="ab">
+    <w:name w:val="Основной текст Знак"/>
+    <w:aliases w:val="подразделы Знак"/>
+    <w:basedOn w:val="a0"/>
+    <w:link w:val="ac"/>
     <w:uiPriority w:val="1"/>
     <w:semiHidden/>
     <w:locked/>
@@ -45772,11 +46356,11 @@
       <w:szCs w:val="24"/>
     </w:rPr>
   </w:style>
-  <w:style w:type="paragraph" w:styleId="BodyText">
+  <w:style w:type="paragraph" w:styleId="ac">
     <w:name w:val="Body Text"/>
     <w:aliases w:val="подразделы"/>
-    <w:basedOn w:val="Normal"/>
-    <w:link w:val="BodyTextChar"/>
+    <w:basedOn w:val="a"/>
+    <w:link w:val="ab"/>
     <w:uiPriority w:val="1"/>
     <w:semiHidden/>
     <w:unhideWhenUsed/>
@@ -45797,16 +46381,16 @@
       <w:szCs w:val="24"/>
     </w:rPr>
   </w:style>
-  <w:style w:type="character" w:customStyle="1" w:styleId="1">
+  <w:style w:type="character" w:customStyle="1" w:styleId="12">
     <w:name w:val="Основной текст Знак1"/>
-    <w:basedOn w:val="DefaultParagraphFont"/>
+    <w:basedOn w:val="a0"/>
     <w:uiPriority w:val="99"/>
     <w:semiHidden/>
     <w:rsid w:val="00A37F81"/>
   </w:style>
   <w:style w:type="paragraph" w:customStyle="1" w:styleId="TableParagraph">
     <w:name w:val="Table Paragraph"/>
-    <w:basedOn w:val="Normal"/>
+    <w:basedOn w:val="a"/>
     <w:uiPriority w:val="1"/>
     <w:qFormat/>
     <w:rsid w:val="00A37F81"/>
@@ -45847,10 +46431,10 @@
       </w:tblCellMar>
     </w:tblPr>
   </w:style>
-  <w:style w:type="character" w:customStyle="1" w:styleId="Heading1Char">
-    <w:name w:val="Heading 1 Char"/>
-    <w:basedOn w:val="DefaultParagraphFont"/>
-    <w:link w:val="Heading1"/>
+  <w:style w:type="character" w:customStyle="1" w:styleId="10">
+    <w:name w:val="Заголовок 1 Знак"/>
+    <w:basedOn w:val="a0"/>
+    <w:link w:val="1"/>
     <w:uiPriority w:val="9"/>
     <w:rsid w:val="008B27DD"/>
     <w:rPr>
@@ -45862,7 +46446,7 @@
   </w:style>
   <w:style w:type="character" w:customStyle="1" w:styleId="UnresolvedMention1">
     <w:name w:val="Unresolved Mention1"/>
-    <w:basedOn w:val="DefaultParagraphFont"/>
+    <w:basedOn w:val="a0"/>
     <w:uiPriority w:val="99"/>
     <w:semiHidden/>
     <w:unhideWhenUsed/>
@@ -45872,10 +46456,10 @@
       <w:shd w:val="clear" w:color="auto" w:fill="E1DFDD"/>
     </w:rPr>
   </w:style>
-  <w:style w:type="paragraph" w:styleId="TOCHeading">
+  <w:style w:type="paragraph" w:styleId="ad">
     <w:name w:val="TOC Heading"/>
-    <w:basedOn w:val="Heading1"/>
-    <w:next w:val="Normal"/>
+    <w:basedOn w:val="1"/>
+    <w:next w:val="a"/>
     <w:uiPriority w:val="39"/>
     <w:unhideWhenUsed/>
     <w:qFormat/>
@@ -45884,7 +46468,7 @@
       <w:outlineLvl w:val="9"/>
     </w:pPr>
   </w:style>
-  <w:style w:type="paragraph" w:customStyle="1" w:styleId="a">
+  <w:style w:type="paragraph" w:customStyle="1" w:styleId="ae">
     <w:name w:val="Нормальный"/>
     <w:rsid w:val="00526474"/>
     <w:pPr>
@@ -45899,9 +46483,9 @@
       <w:lang w:val="en-US"/>
     </w:rPr>
   </w:style>
-  <w:style w:type="character" w:styleId="PlaceholderText">
+  <w:style w:type="character" w:styleId="af">
     <w:name w:val="Placeholder Text"/>
-    <w:basedOn w:val="DefaultParagraphFont"/>
+    <w:basedOn w:val="a0"/>
     <w:uiPriority w:val="99"/>
     <w:semiHidden/>
     <w:rsid w:val="007F73CF"/>
@@ -45909,10 +46493,10 @@
       <w:color w:val="808080"/>
     </w:rPr>
   </w:style>
-  <w:style w:type="paragraph" w:styleId="Subtitle">
+  <w:style w:type="paragraph" w:styleId="af0">
     <w:name w:val="Subtitle"/>
-    <w:basedOn w:val="Normal"/>
-    <w:next w:val="Normal"/>
+    <w:basedOn w:val="a"/>
+    <w:next w:val="a"/>
     <w:pPr>
       <w:keepNext/>
       <w:keepLines/>
@@ -45926,21 +46510,21 @@
       <w:szCs w:val="48"/>
     </w:rPr>
   </w:style>
-  <w:style w:type="table" w:customStyle="1" w:styleId="a0">
+  <w:style w:type="table" w:customStyle="1" w:styleId="af1">
     <w:basedOn w:val="TableNormal2"/>
     <w:tblPr>
       <w:tblStyleRowBandSize w:val="1"/>
       <w:tblStyleColBandSize w:val="1"/>
     </w:tblPr>
   </w:style>
-  <w:style w:type="table" w:customStyle="1" w:styleId="a1">
+  <w:style w:type="table" w:customStyle="1" w:styleId="af2">
     <w:basedOn w:val="TableNormal2"/>
     <w:tblPr>
       <w:tblStyleRowBandSize w:val="1"/>
       <w:tblStyleColBandSize w:val="1"/>
     </w:tblPr>
   </w:style>
-  <w:style w:type="table" w:customStyle="1" w:styleId="a2">
+  <w:style w:type="table" w:customStyle="1" w:styleId="af3">
     <w:basedOn w:val="TableNormal2"/>
     <w:tblPr>
       <w:tblStyleRowBandSize w:val="1"/>
@@ -45951,7 +46535,7 @@
       </w:tblCellMar>
     </w:tblPr>
   </w:style>
-  <w:style w:type="table" w:customStyle="1" w:styleId="a3">
+  <w:style w:type="table" w:customStyle="1" w:styleId="af4">
     <w:basedOn w:val="TableNormal2"/>
     <w:tblPr>
       <w:tblStyleRowBandSize w:val="1"/>
@@ -45962,9 +46546,9 @@
       </w:tblCellMar>
     </w:tblPr>
   </w:style>
-  <w:style w:type="paragraph" w:styleId="NormalWeb">
+  <w:style w:type="paragraph" w:styleId="af5">
     <w:name w:val="Normal (Web)"/>
-    <w:basedOn w:val="Normal"/>
+    <w:basedOn w:val="a"/>
     <w:uiPriority w:val="99"/>
     <w:unhideWhenUsed/>
     <w:rsid w:val="00C66B12"/>
@@ -45977,9 +46561,9 @@
       <w:szCs w:val="24"/>
     </w:rPr>
   </w:style>
-  <w:style w:type="character" w:styleId="FollowedHyperlink">
+  <w:style w:type="character" w:styleId="af6">
     <w:name w:val="FollowedHyperlink"/>
-    <w:basedOn w:val="DefaultParagraphFont"/>
+    <w:basedOn w:val="a0"/>
     <w:uiPriority w:val="99"/>
     <w:semiHidden/>
     <w:unhideWhenUsed/>
@@ -45989,9 +46573,9 @@
       <w:u w:val="single"/>
     </w:rPr>
   </w:style>
-  <w:style w:type="character" w:styleId="CommentReference">
+  <w:style w:type="character" w:styleId="af7">
     <w:name w:val="annotation reference"/>
-    <w:basedOn w:val="DefaultParagraphFont"/>
+    <w:basedOn w:val="a0"/>
     <w:uiPriority w:val="99"/>
     <w:semiHidden/>
     <w:unhideWhenUsed/>
@@ -46001,10 +46585,10 @@
       <w:szCs w:val="16"/>
     </w:rPr>
   </w:style>
-  <w:style w:type="paragraph" w:styleId="CommentText">
+  <w:style w:type="paragraph" w:styleId="af8">
     <w:name w:val="annotation text"/>
-    <w:basedOn w:val="Normal"/>
-    <w:link w:val="CommentTextChar"/>
+    <w:basedOn w:val="a"/>
+    <w:link w:val="af9"/>
     <w:uiPriority w:val="99"/>
     <w:semiHidden/>
     <w:unhideWhenUsed/>
@@ -46017,10 +46601,10 @@
       <w:szCs w:val="20"/>
     </w:rPr>
   </w:style>
-  <w:style w:type="character" w:customStyle="1" w:styleId="CommentTextChar">
-    <w:name w:val="Comment Text Char"/>
-    <w:basedOn w:val="DefaultParagraphFont"/>
-    <w:link w:val="CommentText"/>
+  <w:style w:type="character" w:customStyle="1" w:styleId="af9">
+    <w:name w:val="Текст примечания Знак"/>
+    <w:basedOn w:val="a0"/>
+    <w:link w:val="af8"/>
     <w:uiPriority w:val="99"/>
     <w:semiHidden/>
     <w:rsid w:val="00FC38AA"/>
@@ -46029,11 +46613,11 @@
       <w:szCs w:val="20"/>
     </w:rPr>
   </w:style>
-  <w:style w:type="paragraph" w:styleId="CommentSubject">
+  <w:style w:type="paragraph" w:styleId="afa">
     <w:name w:val="annotation subject"/>
-    <w:basedOn w:val="CommentText"/>
-    <w:next w:val="CommentText"/>
-    <w:link w:val="CommentSubjectChar"/>
+    <w:basedOn w:val="af8"/>
+    <w:next w:val="af8"/>
+    <w:link w:val="afb"/>
     <w:uiPriority w:val="99"/>
     <w:semiHidden/>
     <w:unhideWhenUsed/>
@@ -46043,10 +46627,10 @@
       <w:bCs/>
     </w:rPr>
   </w:style>
-  <w:style w:type="character" w:customStyle="1" w:styleId="CommentSubjectChar">
-    <w:name w:val="Comment Subject Char"/>
-    <w:basedOn w:val="CommentTextChar"/>
-    <w:link w:val="CommentSubject"/>
+  <w:style w:type="character" w:customStyle="1" w:styleId="afb">
+    <w:name w:val="Тема примечания Знак"/>
+    <w:basedOn w:val="af9"/>
+    <w:link w:val="afa"/>
     <w:uiPriority w:val="99"/>
     <w:semiHidden/>
     <w:rsid w:val="00FC38AA"/>
@@ -46059,7 +46643,7 @@
   </w:style>
   <w:style w:type="character" w:customStyle="1" w:styleId="UnresolvedMention2">
     <w:name w:val="Unresolved Mention2"/>
-    <w:basedOn w:val="DefaultParagraphFont"/>
+    <w:basedOn w:val="a0"/>
     <w:uiPriority w:val="99"/>
     <w:semiHidden/>
     <w:unhideWhenUsed/>
@@ -46069,10 +46653,10 @@
       <w:shd w:val="clear" w:color="auto" w:fill="E1DFDD"/>
     </w:rPr>
   </w:style>
-  <w:style w:type="paragraph" w:styleId="BalloonText">
+  <w:style w:type="paragraph" w:styleId="afc">
     <w:name w:val="Balloon Text"/>
-    <w:basedOn w:val="Normal"/>
-    <w:link w:val="BalloonTextChar"/>
+    <w:basedOn w:val="a"/>
+    <w:link w:val="afd"/>
     <w:uiPriority w:val="99"/>
     <w:semiHidden/>
     <w:unhideWhenUsed/>
@@ -46086,10 +46670,10 @@
       <w:szCs w:val="18"/>
     </w:rPr>
   </w:style>
-  <w:style w:type="character" w:customStyle="1" w:styleId="BalloonTextChar">
-    <w:name w:val="Balloon Text Char"/>
-    <w:basedOn w:val="DefaultParagraphFont"/>
-    <w:link w:val="BalloonText"/>
+  <w:style w:type="character" w:customStyle="1" w:styleId="afd">
+    <w:name w:val="Текст выноски Знак"/>
+    <w:basedOn w:val="a0"/>
+    <w:link w:val="afc"/>
     <w:uiPriority w:val="99"/>
     <w:semiHidden/>
     <w:rsid w:val="000D40D0"/>
@@ -46099,9 +46683,9 @@
       <w:szCs w:val="18"/>
     </w:rPr>
   </w:style>
-  <w:style w:type="character" w:styleId="Strong">
+  <w:style w:type="character" w:styleId="afe">
     <w:name w:val="Strong"/>
-    <w:basedOn w:val="DefaultParagraphFont"/>
+    <w:basedOn w:val="a0"/>
     <w:uiPriority w:val="22"/>
     <w:qFormat/>
     <w:rsid w:val="00936A73"/>
@@ -46409,28 +46993,28 @@
 </file>
 
 <file path=customXml/item1.xml><?xml version="1.0" encoding="utf-8"?>
-<b:Sources xmlns:b="http://schemas.openxmlformats.org/officeDocument/2006/bibliography" xmlns="http://schemas.openxmlformats.org/officeDocument/2006/bibliography" SelectedStyle="\APASixthEditionOfficeOnline.xsl" StyleName="APA" Version="6"/>
-</file>
-
-<file path=customXml/item2.xml><?xml version="1.0" encoding="utf-8"?>
 <go:gDocsCustomXmlDataStorage xmlns:go="http://customooxmlschemas.google.com/" xmlns:r="http://schemas.openxmlformats.org/officeDocument/2006/relationships" uri="GoogleDocsCustomDataVersion2">
   <go:docsCustomData xmlns:go="http://customooxmlschemas.google.com/" roundtripDataSignature="AMtx7mi51ypbjkyTS9znZKFoI5gHHpG6CQ==">CgMxLjAaHwoBMBIaChgICVIUChJ0YWJsZS5qc2szYWpuYm8xZTgiogIKC0FBQUJOZXc5aW1FEu0BCgtBQUFCTmV3OWltRRILQUFBQk5ldzlpbUUaDQoJdGV4dC9odG1sEgAiDgoKdGV4dC9wbGFpbhIAKiUiH0FOT05ZTU9VU18xMTAzNDI5OTU1ODM3MDkwNTYzMjEoADgBML7g5935MTjE9ejd+TFKRAokYXBwbGljYXRpb24vdm5kLmdvb2dsZS1hcHBzLmRvY3MubWRzGhzC19rkARYaFAoQCgrRgNC10LTQsNGHEAEYABABWgxyYXlic3hzYXpuNDRyAiAAeACCARNzdWdnZXN0LmRucDBpYjBtbjRvmgEGCAAQABgAsAEAuAEAGL7g5935MSDE9ejd+TEwAEITc3VnZ2VzdC5kbnAwaWIwbW40byKiAgoLQUFBQk5ldzlpbVES7AEKC0FBQUJOZXc5aW1REgtBQUFCTmV3OWltURoNCgl0ZXh0L2h0bWwSACIOCgp0ZXh0L3BsYWluEgAqJSIfQU5PTllNT1VTXzExMDM0Mjk5NTU4MzcwOTA1NjMyMSgAOAEw4LDo3fkxOJ7Y6N35MUpCCiRhcHBsaWNhdGlvbi92bmQuZ29vZ2xlLWFwcHMuZG9jcy5tZHMaGsLX2uQBFBoSCg4KCNCz0L7Qu9C+EAEYABABWgxnZjYzM3JwbGtmcTJyAiAAeACCARRzdWdnZXN0LjhhaDJuMm9xbm9qYZoBBggAEAAYALABALgBABjgsOjd+TEgntjo3fkxMABCFHN1Z2dlc3QuOGFoMm4yb3Fub2phMghoLmdqZGd4czIJaC4zMGowemxsMgloLjFmb2I5dGUyCWguM3pueXNoNzIJaC4yZXQ5MnAwMghoLnR5amN3dDIJaC4zZHk2dmttMgloLjF0M2g1c2YyCWguNGQzNG9nODIJaC4yczhleW8xMgloLjE3ZHA4dnUyCWguM3JkY3JqbjIJaC4yNmluMXJnMghoLmxueGJ6OTIJaC4zNW5rdW4yMgloLjFrc3Y0dXYyCWguNDRzaW5pbzIJaC4yanhzeHFoMghoLnozMzd5YTIJaC4zajJxcW0zOABqIQoUc3VnZ2VzdC4zZzhsem55bjhyaTMSCUFub255bW91c2ogChNzdWdnZXN0LmRucDBpYjBtbjRvEglBbm9ueW1vdXNqIQoUc3VnZ2VzdC44ZGJ4d3ZjYTI1emcSCUFub255bW91c2ohChRzdWdnZXN0LnNvcTBoaTU5bmo1dBIJQW5vbnltb3VzaiEKFHN1Z2dlc3QuOGFoMm4yb3Fub2phEglBbm9ueW1vdXNyITF6NTF6ZC14bExLdXVaQzdsSmptUnRTUFBWakw5dlVrYQ==</go:docsCustomData>
 </go:gDocsCustomXmlDataStorage>
 </file>
 
-<file path=customXml/itemProps1.xml><?xml version="1.0" encoding="utf-8"?>
-<ds:datastoreItem xmlns:ds="http://schemas.openxmlformats.org/officeDocument/2006/customXml" ds:itemID="{0A6DC5D1-D711-4552-ADD3-AEBE3A8785A2}">
-  <ds:schemaRefs>
-    <ds:schemaRef ds:uri="http://schemas.openxmlformats.org/officeDocument/2006/bibliography"/>
-  </ds:schemaRefs>
-</ds:datastoreItem>
+<file path=customXml/item2.xml><?xml version="1.0" encoding="utf-8"?>
+<b:Sources xmlns:b="http://schemas.openxmlformats.org/officeDocument/2006/bibliography" xmlns="http://schemas.openxmlformats.org/officeDocument/2006/bibliography" SelectedStyle="\APASixthEditionOfficeOnline.xsl" StyleName="APA" Version="6"/>
 </file>
 
-<file path=customXml/itemProps2.xml><?xml version="1.0" encoding="utf-8"?>
+<file path=customXml/itemProps1.xml><?xml version="1.0" encoding="utf-8"?>
 <ds:datastoreItem xmlns:ds="http://schemas.openxmlformats.org/officeDocument/2006/customXml" ds:itemID="{11111111-1234-1234-1234-123412341234}">
   <ds:schemaRefs>
     <ds:schemaRef ds:uri="http://customooxmlschemas.google.com/"/>
     <ds:schemaRef ds:uri="http://schemas.openxmlformats.org/officeDocument/2006/relationships"/>
   </ds:schemaRefs>
 </ds:datastoreItem>
+</file>
+
+<file path=customXml/itemProps2.xml><?xml version="1.0" encoding="utf-8"?>
+<ds:datastoreItem xmlns:ds="http://schemas.openxmlformats.org/officeDocument/2006/customXml" ds:itemID="{FF264387-BA2F-4AD5-AE67-6AF7D31F41D1}">
+  <ds:schemaRefs>
+    <ds:schemaRef ds:uri="http://schemas.openxmlformats.org/officeDocument/2006/bibliography"/>
+  </ds:schemaRefs>
+</ds:datastoreItem>
 </file>